--- a/doc/DiM_ms20260511.docx
+++ b/doc/DiM_ms20260511.docx
@@ -17,7 +17,10 @@
         <w:t xml:space="preserve">s decrease </w:t>
       </w:r>
       <w:r>
-        <w:t>in proportion to tropical overturning circulation</w:t>
+        <w:t>with decreasing</w:t>
+      </w:r>
+      <w:r>
+        <w:t xml:space="preserve"> tropical overturning circulation</w:t>
       </w:r>
     </w:p>
     <w:p/>
@@ -57,16 +60,19 @@
       </w:r>
       <w:proofErr w:type="spellEnd"/>
       <w:r>
-        <w:t>) cloud</w:t>
+        <w:t xml:space="preserve">) cloud </w:t>
+      </w:r>
+      <w:r>
+        <w:t>equilibrium</w:t>
+      </w:r>
+      <w:r>
+        <w:t>, choosing th</w:t>
+      </w:r>
+      <w:r>
+        <w:t>is</w:t>
       </w:r>
       <w:r>
         <w:t xml:space="preserve"> </w:t>
-      </w:r>
-      <w:r>
-        <w:t>equilibrium</w:t>
-      </w:r>
-      <w:r>
-        <w:t xml:space="preserve">, choosing the </w:t>
       </w:r>
       <w:r>
         <w:t>mnemonic acronym</w:t>
@@ -142,6 +148,9 @@
     <w:p>
       <w:pPr>
         <w:ind w:left="720"/>
+        <w:rPr>
+          <w:noProof/>
+        </w:rPr>
       </w:pPr>
       <w:r>
         <w:t>An-Yi is downloading ISCCP cloud fraction, cumulus mass flux (</w:t>
@@ -175,6 +184,11 @@
       <w:r>
         <w:t xml:space="preserve"> (historical SST + 4 K) from the 5 models where they are available in the CMIP6/CFMIP archive.</w:t>
       </w:r>
+    </w:p>
+    <w:p>
+      <w:pPr>
+        <w:ind w:left="720"/>
+      </w:pPr>
     </w:p>
     <w:p>
       <w:pPr>
@@ -188,6 +202,7 @@
     <w:p>
       <w:pPr>
         <w:pStyle w:val="FirstParagraph"/>
+        <w:spacing w:line="276" w:lineRule="auto"/>
         <w:rPr>
           <w:rFonts w:ascii="Aptos" w:hAnsi="Aptos"/>
         </w:rPr>
@@ -243,7 +258,31 @@
         <w:rPr>
           <w:rFonts w:ascii="Aptos" w:hAnsi="Aptos"/>
         </w:rPr>
-        <w:t xml:space="preserve">. Previous studies have proposed that increased vertical mixing reduces cloud </w:t>
+        <w:t xml:space="preserve">. </w:t>
+      </w:r>
+      <w:r>
+        <w:rPr>
+          <w:rFonts w:ascii="Aptos" w:hAnsi="Aptos"/>
+        </w:rPr>
+        <w:t>I</w:t>
+      </w:r>
+      <w:r>
+        <w:rPr>
+          <w:rFonts w:ascii="Aptos" w:hAnsi="Aptos"/>
+        </w:rPr>
+        <w:t xml:space="preserve">ncreased vertical mixing </w:t>
+      </w:r>
+      <w:r>
+        <w:rPr>
+          <w:rFonts w:ascii="Aptos" w:hAnsi="Aptos"/>
+        </w:rPr>
+        <w:t xml:space="preserve">was previously proposed to </w:t>
+      </w:r>
+      <w:r>
+        <w:rPr>
+          <w:rFonts w:ascii="Aptos" w:hAnsi="Aptos"/>
+        </w:rPr>
+        <w:t xml:space="preserve">reduce cloud </w:t>
       </w:r>
       <w:r>
         <w:rPr>
@@ -261,7 +300,67 @@
         <w:rPr>
           <w:rFonts w:ascii="Aptos" w:hAnsi="Aptos"/>
         </w:rPr>
-        <w:t>. In a recent experiment, mass flux rather than humidity explains mesoscale</w:t>
+        <w:t xml:space="preserve">. </w:t>
+      </w:r>
+      <w:r>
+        <w:rPr>
+          <w:rFonts w:ascii="Aptos" w:hAnsi="Aptos"/>
+        </w:rPr>
+        <w:t>R</w:t>
+      </w:r>
+      <w:r>
+        <w:rPr>
+          <w:rFonts w:ascii="Aptos" w:hAnsi="Aptos"/>
+        </w:rPr>
+        <w:t xml:space="preserve">ecent </w:t>
+      </w:r>
+      <w:r>
+        <w:rPr>
+          <w:rFonts w:ascii="Aptos" w:hAnsi="Aptos"/>
+        </w:rPr>
+        <w:t xml:space="preserve">observations </w:t>
+      </w:r>
+      <w:r>
+        <w:rPr>
+          <w:rFonts w:ascii="Aptos" w:hAnsi="Aptos"/>
+        </w:rPr>
+        <w:t>refut</w:t>
+      </w:r>
+      <w:r>
+        <w:rPr>
+          <w:rFonts w:ascii="Aptos" w:hAnsi="Aptos"/>
+        </w:rPr>
+        <w:t>e</w:t>
+      </w:r>
+      <w:r>
+        <w:rPr>
+          <w:rFonts w:ascii="Aptos" w:hAnsi="Aptos"/>
+        </w:rPr>
+        <w:t xml:space="preserve"> th</w:t>
+      </w:r>
+      <w:r>
+        <w:rPr>
+          <w:rFonts w:ascii="Aptos" w:hAnsi="Aptos"/>
+        </w:rPr>
+        <w:t>is</w:t>
+      </w:r>
+      <w:r>
+        <w:rPr>
+          <w:rFonts w:ascii="Aptos" w:hAnsi="Aptos"/>
+        </w:rPr>
+        <w:t xml:space="preserve"> desic</w:t>
+      </w:r>
+      <w:r>
+        <w:rPr>
+          <w:rFonts w:ascii="Aptos" w:hAnsi="Aptos"/>
+        </w:rPr>
+        <w:t>c</w:t>
+      </w:r>
+      <w:r>
+        <w:rPr>
+          <w:rFonts w:ascii="Aptos" w:hAnsi="Aptos"/>
+        </w:rPr>
+        <w:t>ation hypothesis</w:t>
       </w:r>
       <w:r>
         <w:rPr>
@@ -269,6 +368,38 @@
         </w:rPr>
         <w:t xml:space="preserve"> </w:t>
       </w:r>
+      <w:proofErr w:type="spellStart"/>
+      <w:r>
+        <w:rPr>
+          <w:rFonts w:ascii="Aptos" w:hAnsi="Aptos"/>
+        </w:rPr>
+        <w:t xml:space="preserve">by </w:t>
+      </w:r>
+      <w:r>
+        <w:rPr>
+          <w:rFonts w:ascii="Aptos" w:hAnsi="Aptos"/>
+        </w:rPr>
+        <w:t>showin</w:t>
+      </w:r>
+      <w:proofErr w:type="spellEnd"/>
+      <w:r>
+        <w:rPr>
+          <w:rFonts w:ascii="Aptos" w:hAnsi="Aptos"/>
+        </w:rPr>
+        <w:t>g that</w:t>
+      </w:r>
+      <w:r>
+        <w:rPr>
+          <w:rFonts w:ascii="Aptos" w:hAnsi="Aptos"/>
+        </w:rPr>
+        <w:t xml:space="preserve"> mass flux rather than humidity explains mesoscale</w:t>
+      </w:r>
+      <w:r>
+        <w:rPr>
+          <w:rFonts w:ascii="Aptos" w:hAnsi="Aptos"/>
+        </w:rPr>
+        <w:t xml:space="preserve"> </w:t>
+      </w:r>
       <w:r>
         <w:rPr>
           <w:rFonts w:ascii="Aptos" w:hAnsi="Aptos"/>
@@ -281,41 +412,157 @@
         </w:rPr>
         <w:t xml:space="preserve"> </w:t>
       </w:r>
-      <w:r>
-        <w:rPr>
-          <w:rFonts w:ascii="Aptos" w:hAnsi="Aptos"/>
-        </w:rPr>
-        <w:t xml:space="preserve">area, </w:t>
-      </w:r>
-      <w:r>
-        <w:rPr>
-          <w:rFonts w:ascii="Aptos" w:hAnsi="Aptos"/>
-        </w:rPr>
-        <w:t>refut</w:t>
-      </w:r>
-      <w:r>
-        <w:rPr>
-          <w:rFonts w:ascii="Aptos" w:hAnsi="Aptos"/>
-        </w:rPr>
-        <w:t>ing</w:t>
-      </w:r>
-      <w:r>
-        <w:rPr>
-          <w:rFonts w:ascii="Aptos" w:hAnsi="Aptos"/>
-        </w:rPr>
-        <w:t xml:space="preserve"> the desic</w:t>
-      </w:r>
-      <w:r>
-        <w:rPr>
-          <w:rFonts w:ascii="Aptos" w:hAnsi="Aptos"/>
-        </w:rPr>
-        <w:t>c</w:t>
-      </w:r>
-      <w:r>
-        <w:rPr>
-          <w:rFonts w:ascii="Aptos" w:hAnsi="Aptos"/>
-        </w:rPr>
-        <w:t>ation hypothesis</w:t>
+      <w:proofErr w:type="gramStart"/>
+      <w:r>
+        <w:rPr>
+          <w:rFonts w:ascii="Aptos" w:hAnsi="Aptos"/>
+        </w:rPr>
+        <w:t>area</w:t>
+      </w:r>
+      <w:r>
+        <w:rPr>
+          <w:rFonts w:ascii="Aptos" w:hAnsi="Aptos"/>
+        </w:rPr>
+        <w:t>, and</w:t>
+      </w:r>
+      <w:proofErr w:type="gramEnd"/>
+      <w:r>
+        <w:rPr>
+          <w:rFonts w:ascii="Aptos" w:hAnsi="Aptos"/>
+        </w:rPr>
+        <w:t xml:space="preserve"> </w:t>
+      </w:r>
+      <w:r>
+        <w:rPr>
+          <w:rFonts w:ascii="Aptos" w:hAnsi="Aptos"/>
+        </w:rPr>
+        <w:t>show t</w:t>
+      </w:r>
+      <w:r>
+        <w:rPr>
+          <w:rFonts w:ascii="Aptos" w:hAnsi="Aptos"/>
+        </w:rPr>
+        <w:t>hat m</w:t>
+      </w:r>
+      <w:r>
+        <w:rPr>
+          <w:rFonts w:ascii="Aptos" w:hAnsi="Aptos"/>
+        </w:rPr>
+        <w:t xml:space="preserve">odels </w:t>
+      </w:r>
+      <w:r>
+        <w:rPr>
+          <w:rFonts w:ascii="Aptos" w:hAnsi="Aptos"/>
+        </w:rPr>
+        <w:t>reproducing</w:t>
+      </w:r>
+      <w:r>
+        <w:rPr>
+          <w:rFonts w:ascii="Aptos" w:hAnsi="Aptos"/>
+        </w:rPr>
+        <w:t xml:space="preserve"> </w:t>
+      </w:r>
+      <w:r>
+        <w:rPr>
+          <w:rFonts w:ascii="Aptos" w:hAnsi="Aptos"/>
+        </w:rPr>
+        <w:t xml:space="preserve">this mesoscale </w:t>
+      </w:r>
+      <w:r>
+        <w:rPr>
+          <w:rFonts w:ascii="Aptos" w:hAnsi="Aptos"/>
+        </w:rPr>
+        <w:t xml:space="preserve">correlation have weaker </w:t>
+      </w:r>
+      <w:r>
+        <w:rPr>
+          <w:rFonts w:ascii="Aptos" w:hAnsi="Aptos"/>
+        </w:rPr>
+        <w:t xml:space="preserve">climate sensitivity. </w:t>
+      </w:r>
+      <w:r>
+        <w:rPr>
+          <w:rFonts w:ascii="Aptos" w:hAnsi="Aptos"/>
+        </w:rPr>
+        <w:t>Here</w:t>
+      </w:r>
+      <w:r>
+        <w:rPr>
+          <w:rFonts w:ascii="Aptos" w:hAnsi="Aptos"/>
+        </w:rPr>
+        <w:t xml:space="preserve"> we predict a decrease of shallow cumulus cloud fraction using a heuristic </w:t>
+      </w:r>
+      <w:r>
+        <w:rPr>
+          <w:rFonts w:ascii="Aptos" w:hAnsi="Aptos"/>
+        </w:rPr>
+        <w:t xml:space="preserve">model </w:t>
+      </w:r>
+      <w:r>
+        <w:rPr>
+          <w:rFonts w:ascii="Aptos" w:hAnsi="Aptos"/>
+        </w:rPr>
+        <w:t>of</w:t>
+      </w:r>
+      <w:r>
+        <w:rPr>
+          <w:rFonts w:ascii="Aptos" w:hAnsi="Aptos"/>
+        </w:rPr>
+        <w:t xml:space="preserve"> clouds </w:t>
+      </w:r>
+      <w:r>
+        <w:rPr>
+          <w:rFonts w:ascii="Aptos" w:hAnsi="Aptos"/>
+        </w:rPr>
+        <w:t>whose</w:t>
+      </w:r>
+      <w:r>
+        <w:rPr>
+          <w:rFonts w:ascii="Aptos" w:hAnsi="Aptos"/>
+        </w:rPr>
+        <w:t xml:space="preserve"> moisture flux balances</w:t>
+      </w:r>
+      <w:r>
+        <w:rPr>
+          <w:rFonts w:ascii="Aptos" w:hAnsi="Aptos"/>
+        </w:rPr>
+        <w:t xml:space="preserve"> </w:t>
+      </w:r>
+      <w:r>
+        <w:rPr>
+          <w:rFonts w:ascii="Aptos" w:hAnsi="Aptos"/>
+        </w:rPr>
+        <w:t>the</w:t>
+      </w:r>
+      <w:r>
+        <w:rPr>
+          <w:rFonts w:ascii="Aptos" w:hAnsi="Aptos"/>
+        </w:rPr>
+        <w:t xml:space="preserve"> drying by </w:t>
+      </w:r>
+      <w:r>
+        <w:rPr>
+          <w:rFonts w:ascii="Aptos" w:hAnsi="Aptos"/>
+        </w:rPr>
+        <w:t xml:space="preserve">the </w:t>
+      </w:r>
+      <w:r>
+        <w:rPr>
+          <w:rFonts w:ascii="Aptos" w:hAnsi="Aptos"/>
+        </w:rPr>
+        <w:t xml:space="preserve">large-scale </w:t>
+      </w:r>
+      <w:r>
+        <w:rPr>
+          <w:rFonts w:ascii="Aptos" w:hAnsi="Aptos"/>
+        </w:rPr>
+        <w:t>tropical atmospheric overturning</w:t>
+      </w:r>
+      <w:r>
+        <w:rPr>
+          <w:rFonts w:ascii="Aptos" w:hAnsi="Aptos"/>
+        </w:rPr>
+        <w:t xml:space="preserve"> circulation</w:t>
       </w:r>
       <w:r>
         <w:rPr>
@@ -327,73 +574,76 @@
         <w:rPr>
           <w:rFonts w:ascii="Aptos" w:hAnsi="Aptos"/>
         </w:rPr>
-        <w:t>M</w:t>
-      </w:r>
-      <w:r>
-        <w:rPr>
-          <w:rFonts w:ascii="Aptos" w:hAnsi="Aptos"/>
-        </w:rPr>
-        <w:t xml:space="preserve">odels that reproduce </w:t>
-      </w:r>
-      <w:r>
-        <w:rPr>
-          <w:rFonts w:ascii="Aptos" w:hAnsi="Aptos"/>
-        </w:rPr>
-        <w:t xml:space="preserve">this mesoscale </w:t>
-      </w:r>
-      <w:r>
-        <w:rPr>
-          <w:rFonts w:ascii="Aptos" w:hAnsi="Aptos"/>
-        </w:rPr>
-        <w:t xml:space="preserve">correlation have weaker </w:t>
-      </w:r>
-      <w:r>
-        <w:rPr>
-          <w:rFonts w:ascii="Aptos" w:hAnsi="Aptos"/>
-        </w:rPr>
-        <w:t xml:space="preserve">climate sensitivity. </w:t>
-      </w:r>
-      <w:r>
-        <w:rPr>
-          <w:rFonts w:ascii="Aptos" w:hAnsi="Aptos"/>
-        </w:rPr>
-        <w:t>Here</w:t>
-      </w:r>
-      <w:r>
-        <w:rPr>
-          <w:rFonts w:ascii="Aptos" w:hAnsi="Aptos"/>
-        </w:rPr>
-        <w:t>, we model the shallow cumulus cloud mass flux</w:t>
-      </w:r>
-      <w:r>
-        <w:rPr>
-          <w:rFonts w:ascii="Aptos" w:hAnsi="Aptos"/>
-        </w:rPr>
-        <w:t xml:space="preserve">, </w:t>
-      </w:r>
-      <w:r>
-        <w:rPr>
-          <w:rFonts w:ascii="Aptos" w:hAnsi="Aptos"/>
-        </w:rPr>
-        <w:t>with</w:t>
-      </w:r>
-      <w:r>
-        <w:rPr>
-          <w:rFonts w:ascii="Aptos" w:hAnsi="Aptos"/>
-        </w:rPr>
-        <w:t xml:space="preserve"> clouds </w:t>
-      </w:r>
-      <w:r>
-        <w:rPr>
-          <w:rFonts w:ascii="Aptos" w:hAnsi="Aptos"/>
-        </w:rPr>
-        <w:t>whose</w:t>
-      </w:r>
-      <w:r>
-        <w:rPr>
-          <w:rFonts w:ascii="Aptos" w:hAnsi="Aptos"/>
-        </w:rPr>
-        <w:t xml:space="preserve"> moisture flux balances</w:t>
+        <w:t>Th</w:t>
+      </w:r>
+      <w:r>
+        <w:rPr>
+          <w:rFonts w:ascii="Aptos" w:hAnsi="Aptos"/>
+        </w:rPr>
+        <w:t xml:space="preserve">e </w:t>
+      </w:r>
+      <w:r>
+        <w:rPr>
+          <w:rFonts w:ascii="Aptos" w:hAnsi="Aptos"/>
+        </w:rPr>
+        <w:t xml:space="preserve">moisture balance predicts clouds decrease </w:t>
+      </w:r>
+      <w:r>
+        <w:rPr>
+          <w:rFonts w:ascii="Aptos" w:hAnsi="Aptos"/>
+        </w:rPr>
+        <w:t xml:space="preserve">with warming in </w:t>
+      </w:r>
+      <w:r>
+        <w:rPr>
+          <w:rFonts w:ascii="Aptos" w:hAnsi="Aptos"/>
+        </w:rPr>
+        <w:t>proportion</w:t>
+      </w:r>
+      <w:r>
+        <w:rPr>
+          <w:rFonts w:ascii="Aptos" w:hAnsi="Aptos"/>
+        </w:rPr>
+        <w:t xml:space="preserve"> to</w:t>
+      </w:r>
+      <w:r>
+        <w:rPr>
+          <w:rFonts w:ascii="Aptos" w:hAnsi="Aptos"/>
+        </w:rPr>
+        <w:t xml:space="preserve"> the </w:t>
+      </w:r>
+      <w:proofErr w:type="gramStart"/>
+      <w:r>
+        <w:rPr>
+          <w:rFonts w:ascii="Aptos" w:hAnsi="Aptos"/>
+        </w:rPr>
+        <w:t>large scale</w:t>
+      </w:r>
+      <w:proofErr w:type="gramEnd"/>
+      <w:r>
+        <w:rPr>
+          <w:rFonts w:ascii="Aptos" w:hAnsi="Aptos"/>
+        </w:rPr>
+        <w:t xml:space="preserve"> circulation</w:t>
+      </w:r>
+      <w:r>
+        <w:rPr>
+          <w:rFonts w:ascii="Aptos" w:hAnsi="Aptos"/>
+        </w:rPr>
+        <w:t xml:space="preserve">, which in turn decreases </w:t>
+      </w:r>
+      <w:r>
+        <w:rPr>
+          <w:rFonts w:ascii="Aptos" w:hAnsi="Aptos"/>
+        </w:rPr>
+        <w:t>5 % K</w:t>
+      </w:r>
+      <w:r>
+        <w:rPr>
+          <w:rFonts w:ascii="Aptos" w:hAnsi="Aptos"/>
+          <w:vertAlign w:val="superscript"/>
+        </w:rPr>
+        <w:t>-1</w:t>
       </w:r>
       <w:r>
         <w:rPr>
@@ -405,25 +655,25 @@
         <w:rPr>
           <w:rFonts w:ascii="Aptos" w:hAnsi="Aptos"/>
         </w:rPr>
-        <w:t>the</w:t>
-      </w:r>
-      <w:r>
-        <w:rPr>
-          <w:rFonts w:ascii="Aptos" w:hAnsi="Aptos"/>
-        </w:rPr>
-        <w:t xml:space="preserve"> drying </w:t>
-      </w:r>
-      <w:r>
-        <w:rPr>
-          <w:rFonts w:ascii="Aptos" w:hAnsi="Aptos"/>
-        </w:rPr>
-        <w:t xml:space="preserve">of the shallow cumulus regime </w:t>
-      </w:r>
-      <w:r>
-        <w:rPr>
-          <w:rFonts w:ascii="Aptos" w:hAnsi="Aptos"/>
-        </w:rPr>
-        <w:t xml:space="preserve">by </w:t>
+        <w:t xml:space="preserve">surface temperature </w:t>
+      </w:r>
+      <w:r>
+        <w:rPr>
+          <w:rFonts w:ascii="Aptos" w:hAnsi="Aptos"/>
+        </w:rPr>
+        <w:t>by energetics</w:t>
+      </w:r>
+      <w:r>
+        <w:rPr>
+          <w:rFonts w:ascii="Aptos" w:hAnsi="Aptos"/>
+        </w:rPr>
+        <w:t xml:space="preserve">. </w:t>
+      </w:r>
+      <w:r>
+        <w:rPr>
+          <w:rFonts w:ascii="Aptos" w:hAnsi="Aptos"/>
+        </w:rPr>
+        <w:t xml:space="preserve">Tuned to </w:t>
       </w:r>
       <w:r>
         <w:rPr>
@@ -435,111 +685,6 @@
         <w:rPr>
           <w:rFonts w:ascii="Aptos" w:hAnsi="Aptos"/>
         </w:rPr>
-        <w:t xml:space="preserve">large-scale </w:t>
-      </w:r>
-      <w:r>
-        <w:rPr>
-          <w:rFonts w:ascii="Aptos" w:hAnsi="Aptos"/>
-        </w:rPr>
-        <w:t>tropical atmospheric overturning</w:t>
-      </w:r>
-      <w:r>
-        <w:rPr>
-          <w:rFonts w:ascii="Aptos" w:hAnsi="Aptos"/>
-        </w:rPr>
-        <w:t xml:space="preserve"> circulation. </w:t>
-      </w:r>
-      <w:r>
-        <w:rPr>
-          <w:rFonts w:ascii="Aptos" w:hAnsi="Aptos"/>
-        </w:rPr>
-        <w:t xml:space="preserve">This moisture balance predicts shallow cumulus clouds decrease </w:t>
-      </w:r>
-      <w:r>
-        <w:rPr>
-          <w:rFonts w:ascii="Aptos" w:hAnsi="Aptos"/>
-        </w:rPr>
-        <w:t xml:space="preserve">with warming in </w:t>
-      </w:r>
-      <w:r>
-        <w:rPr>
-          <w:rFonts w:ascii="Aptos" w:hAnsi="Aptos"/>
-        </w:rPr>
-        <w:t>proportion</w:t>
-      </w:r>
-      <w:r>
-        <w:rPr>
-          <w:rFonts w:ascii="Aptos" w:hAnsi="Aptos"/>
-        </w:rPr>
-        <w:t xml:space="preserve"> to</w:t>
-      </w:r>
-      <w:r>
-        <w:rPr>
-          <w:rFonts w:ascii="Aptos" w:hAnsi="Aptos"/>
-        </w:rPr>
-        <w:t xml:space="preserve"> the </w:t>
-      </w:r>
-      <w:proofErr w:type="gramStart"/>
-      <w:r>
-        <w:rPr>
-          <w:rFonts w:ascii="Aptos" w:hAnsi="Aptos"/>
-        </w:rPr>
-        <w:t>large scale</w:t>
-      </w:r>
-      <w:proofErr w:type="gramEnd"/>
-      <w:r>
-        <w:rPr>
-          <w:rFonts w:ascii="Aptos" w:hAnsi="Aptos"/>
-        </w:rPr>
-        <w:t xml:space="preserve"> circulation (</w:t>
-      </w:r>
-      <w:r>
-        <w:rPr>
-          <w:rFonts w:ascii="Aptos" w:hAnsi="Aptos"/>
-        </w:rPr>
-        <w:t>about</w:t>
-      </w:r>
-      <w:r>
-        <w:rPr>
-          <w:rFonts w:ascii="Aptos" w:hAnsi="Aptos"/>
-        </w:rPr>
-        <w:t xml:space="preserve"> -5 % K</w:t>
-      </w:r>
-      <w:r>
-        <w:rPr>
-          <w:rFonts w:ascii="Aptos" w:hAnsi="Aptos"/>
-          <w:vertAlign w:val="superscript"/>
-        </w:rPr>
-        <w:t>-1</w:t>
-      </w:r>
-      <w:r>
-        <w:rPr>
-          <w:rFonts w:ascii="Aptos" w:hAnsi="Aptos"/>
-        </w:rPr>
-        <w:t xml:space="preserve"> by energetics)</w:t>
-      </w:r>
-      <w:r>
-        <w:rPr>
-          <w:rFonts w:ascii="Aptos" w:hAnsi="Aptos"/>
-        </w:rPr>
-        <w:t xml:space="preserve">. </w:t>
-      </w:r>
-      <w:r>
-        <w:rPr>
-          <w:rFonts w:ascii="Aptos" w:hAnsi="Aptos"/>
-        </w:rPr>
-        <w:t>M</w:t>
-      </w:r>
-      <w:r>
-        <w:rPr>
-          <w:rFonts w:ascii="Aptos" w:hAnsi="Aptos"/>
-        </w:rPr>
-        <w:t xml:space="preserve">atching the </w:t>
-      </w:r>
-      <w:r>
-        <w:rPr>
-          <w:rFonts w:ascii="Aptos" w:hAnsi="Aptos"/>
-        </w:rPr>
         <w:t xml:space="preserve">observed </w:t>
       </w:r>
       <w:r>
@@ -558,7 +703,7 @@
         <w:rPr>
           <w:rFonts w:ascii="Aptos" w:hAnsi="Aptos"/>
         </w:rPr>
-        <w:t>reproduces the mesoscale correlation of cloud fraction to cloud base mass flux previously found over the northeastern tropical Atlantic Ocean in EUREC4A.</w:t>
+        <w:t>reproduces the mesoscale correlation of cloud fraction to cloud base mass flux found over the northeastern tropical Atlantic Ocean in EUREC4A.</w:t>
       </w:r>
     </w:p>
     <w:p>
@@ -574,7 +719,12 @@
       <w:pPr>
         <w:pStyle w:val="Heading2"/>
         <w:rPr>
+          <w:rFonts w:ascii="Aptos" w:eastAsiaTheme="minorHAnsi" w:hAnsi="Aptos" w:cstheme="minorBidi"/>
           <w:color w:val="EE0000"/>
+          <w:kern w:val="0"/>
+          <w:sz w:val="24"/>
+          <w:szCs w:val="24"/>
+          <w14:ligatures w14:val="none"/>
         </w:rPr>
       </w:pPr>
       <w:r>
@@ -586,9 +736,8 @@
           <w:szCs w:val="24"/>
           <w14:ligatures w14:val="none"/>
         </w:rPr>
-        <w:t xml:space="preserve">Sensitivity of climate models to doubling CO2 has been explained by shallow cumulus cloud feedback. It has been proposed that increased vertical mixing reduces cloud fraction by desiccating the relative humidity of the shallow cumulus layer, yet models that reproduce the observed mesoscale correlation of cloud fraction to cloud-base mass flux have weaker cloud </w:t>
-      </w:r>
-      <w:proofErr w:type="gramStart"/>
+        <w:t xml:space="preserve">Sensitivity of climate models to </w:t>
+      </w:r>
       <w:r>
         <w:rPr>
           <w:rFonts w:ascii="Aptos" w:eastAsiaTheme="minorHAnsi" w:hAnsi="Aptos" w:cstheme="minorBidi"/>
@@ -598,9 +747,8 @@
           <w:szCs w:val="24"/>
           <w14:ligatures w14:val="none"/>
         </w:rPr>
-        <w:t>feedbacks</w:t>
-      </w:r>
-      <w:proofErr w:type="gramEnd"/>
+        <w:t xml:space="preserve">atmospheric </w:t>
+      </w:r>
       <w:r>
         <w:rPr>
           <w:rFonts w:ascii="Aptos" w:eastAsiaTheme="minorHAnsi" w:hAnsi="Aptos" w:cstheme="minorBidi"/>
@@ -610,7 +758,384 @@
           <w:szCs w:val="24"/>
           <w14:ligatures w14:val="none"/>
         </w:rPr>
-        <w:t xml:space="preserve">, suggesting their clouds are relatively insensitive desiccation by mixing. </w:t>
+        <w:t xml:space="preserve">CO2 has been explained by shallow cumulus cloud feedback. It has been proposed that increased vertical mixing reduces cloud fraction by </w:t>
+      </w:r>
+      <w:r>
+        <w:rPr>
+          <w:rFonts w:ascii="Aptos" w:eastAsiaTheme="minorHAnsi" w:hAnsi="Aptos" w:cstheme="minorBidi"/>
+          <w:color w:val="auto"/>
+          <w:kern w:val="0"/>
+          <w:sz w:val="24"/>
+          <w:szCs w:val="24"/>
+          <w14:ligatures w14:val="none"/>
+        </w:rPr>
+        <w:t>drying</w:t>
+      </w:r>
+      <w:r>
+        <w:rPr>
+          <w:rFonts w:ascii="Aptos" w:eastAsiaTheme="minorHAnsi" w:hAnsi="Aptos" w:cstheme="minorBidi"/>
+          <w:color w:val="auto"/>
+          <w:kern w:val="0"/>
+          <w:sz w:val="24"/>
+          <w:szCs w:val="24"/>
+          <w14:ligatures w14:val="none"/>
+        </w:rPr>
+        <w:t xml:space="preserve"> the shallow cumulus layer, yet </w:t>
+      </w:r>
+      <w:r>
+        <w:rPr>
+          <w:rFonts w:ascii="Aptos" w:eastAsiaTheme="minorHAnsi" w:hAnsi="Aptos" w:cstheme="minorBidi"/>
+          <w:color w:val="auto"/>
+          <w:kern w:val="0"/>
+          <w:sz w:val="24"/>
+          <w:szCs w:val="24"/>
+          <w14:ligatures w14:val="none"/>
+        </w:rPr>
+        <w:t xml:space="preserve">observations show cloud fraction is related to cloud base mass flux rather than humidity, </w:t>
+      </w:r>
+      <w:r>
+        <w:rPr>
+          <w:rFonts w:ascii="Aptos" w:eastAsiaTheme="minorHAnsi" w:hAnsi="Aptos" w:cstheme="minorBidi"/>
+          <w:color w:val="auto"/>
+          <w:kern w:val="0"/>
+          <w:sz w:val="24"/>
+          <w:szCs w:val="24"/>
+          <w14:ligatures w14:val="none"/>
+        </w:rPr>
+        <w:t xml:space="preserve">suggesting clouds are relatively insensitive </w:t>
+      </w:r>
+      <w:r>
+        <w:rPr>
+          <w:rFonts w:ascii="Aptos" w:eastAsiaTheme="minorHAnsi" w:hAnsi="Aptos" w:cstheme="minorBidi"/>
+          <w:color w:val="auto"/>
+          <w:kern w:val="0"/>
+          <w:sz w:val="24"/>
+          <w:szCs w:val="24"/>
+          <w14:ligatures w14:val="none"/>
+        </w:rPr>
+        <w:t xml:space="preserve">to </w:t>
+      </w:r>
+      <w:r>
+        <w:rPr>
+          <w:rFonts w:ascii="Aptos" w:eastAsiaTheme="minorHAnsi" w:hAnsi="Aptos" w:cstheme="minorBidi"/>
+          <w:color w:val="auto"/>
+          <w:kern w:val="0"/>
+          <w:sz w:val="24"/>
+          <w:szCs w:val="24"/>
+          <w14:ligatures w14:val="none"/>
+        </w:rPr>
+        <w:t>desiccation by mixing</w:t>
+      </w:r>
+      <w:r>
+        <w:rPr>
+          <w:rFonts w:ascii="Aptos" w:eastAsiaTheme="minorHAnsi" w:hAnsi="Aptos" w:cstheme="minorBidi"/>
+          <w:color w:val="auto"/>
+          <w:kern w:val="0"/>
+          <w:sz w:val="24"/>
+          <w:szCs w:val="24"/>
+          <w14:ligatures w14:val="none"/>
+        </w:rPr>
+        <w:t xml:space="preserve">. </w:t>
+      </w:r>
+      <w:r>
+        <w:rPr>
+          <w:rFonts w:ascii="Aptos" w:eastAsiaTheme="minorHAnsi" w:hAnsi="Aptos" w:cstheme="minorBidi"/>
+          <w:color w:val="auto"/>
+          <w:kern w:val="0"/>
+          <w:sz w:val="24"/>
+          <w:szCs w:val="24"/>
+          <w14:ligatures w14:val="none"/>
+        </w:rPr>
+        <w:t>Here we hypothesize that</w:t>
+      </w:r>
+      <w:r>
+        <w:rPr>
+          <w:rFonts w:ascii="Aptos" w:eastAsiaTheme="minorHAnsi" w:hAnsi="Aptos" w:cstheme="minorBidi"/>
+          <w:color w:val="auto"/>
+          <w:kern w:val="0"/>
+          <w:sz w:val="24"/>
+          <w:szCs w:val="24"/>
+          <w14:ligatures w14:val="none"/>
+        </w:rPr>
+        <w:t xml:space="preserve">, </w:t>
+      </w:r>
+      <w:r>
+        <w:rPr>
+          <w:rFonts w:ascii="Aptos" w:eastAsiaTheme="minorHAnsi" w:hAnsi="Aptos" w:cstheme="minorBidi"/>
+          <w:color w:val="auto"/>
+          <w:kern w:val="0"/>
+          <w:sz w:val="24"/>
+          <w:szCs w:val="24"/>
+          <w14:ligatures w14:val="none"/>
+        </w:rPr>
+        <w:t xml:space="preserve">in a steady climate, </w:t>
+      </w:r>
+      <w:r>
+        <w:rPr>
+          <w:rFonts w:ascii="Aptos" w:eastAsiaTheme="minorHAnsi" w:hAnsi="Aptos" w:cstheme="minorBidi"/>
+          <w:color w:val="auto"/>
+          <w:kern w:val="0"/>
+          <w:sz w:val="24"/>
+          <w:szCs w:val="24"/>
+          <w14:ligatures w14:val="none"/>
+        </w:rPr>
+        <w:t xml:space="preserve">the moisture flux </w:t>
+      </w:r>
+      <w:r>
+        <w:rPr>
+          <w:rFonts w:ascii="Aptos" w:eastAsiaTheme="minorHAnsi" w:hAnsi="Aptos" w:cstheme="minorBidi"/>
+          <w:color w:val="auto"/>
+          <w:kern w:val="0"/>
+          <w:sz w:val="24"/>
+          <w:szCs w:val="24"/>
+          <w14:ligatures w14:val="none"/>
+        </w:rPr>
+        <w:t xml:space="preserve">by </w:t>
+      </w:r>
+      <w:r>
+        <w:rPr>
+          <w:rFonts w:ascii="Aptos" w:eastAsiaTheme="minorHAnsi" w:hAnsi="Aptos" w:cstheme="minorBidi"/>
+          <w:color w:val="auto"/>
+          <w:kern w:val="0"/>
+          <w:sz w:val="24"/>
+          <w:szCs w:val="24"/>
+          <w14:ligatures w14:val="none"/>
+        </w:rPr>
+        <w:t>shallow cumulus cloud</w:t>
+      </w:r>
+      <w:r>
+        <w:rPr>
+          <w:rFonts w:ascii="Aptos" w:eastAsiaTheme="minorHAnsi" w:hAnsi="Aptos" w:cstheme="minorBidi"/>
+          <w:color w:val="auto"/>
+          <w:kern w:val="0"/>
+          <w:sz w:val="24"/>
+          <w:szCs w:val="24"/>
+          <w14:ligatures w14:val="none"/>
+        </w:rPr>
+        <w:t xml:space="preserve">s balances drying by the </w:t>
+      </w:r>
+      <w:proofErr w:type="gramStart"/>
+      <w:r>
+        <w:rPr>
+          <w:rFonts w:ascii="Aptos" w:eastAsiaTheme="minorHAnsi" w:hAnsi="Aptos" w:cstheme="minorBidi"/>
+          <w:color w:val="auto"/>
+          <w:kern w:val="0"/>
+          <w:sz w:val="24"/>
+          <w:szCs w:val="24"/>
+          <w14:ligatures w14:val="none"/>
+        </w:rPr>
+        <w:t>large scale</w:t>
+      </w:r>
+      <w:proofErr w:type="gramEnd"/>
+      <w:r>
+        <w:rPr>
+          <w:rFonts w:ascii="Aptos" w:eastAsiaTheme="minorHAnsi" w:hAnsi="Aptos" w:cstheme="minorBidi"/>
+          <w:color w:val="auto"/>
+          <w:kern w:val="0"/>
+          <w:sz w:val="24"/>
+          <w:szCs w:val="24"/>
+          <w14:ligatures w14:val="none"/>
+        </w:rPr>
+        <w:t xml:space="preserve"> circulation.</w:t>
+      </w:r>
+      <w:r>
+        <w:rPr>
+          <w:rFonts w:ascii="Aptos" w:eastAsiaTheme="minorHAnsi" w:hAnsi="Aptos" w:cstheme="minorBidi"/>
+          <w:color w:val="auto"/>
+          <w:kern w:val="0"/>
+          <w:sz w:val="24"/>
+          <w:szCs w:val="24"/>
+          <w14:ligatures w14:val="none"/>
+        </w:rPr>
+        <w:t xml:space="preserve"> </w:t>
+      </w:r>
+      <w:r>
+        <w:rPr>
+          <w:rFonts w:ascii="Aptos" w:eastAsiaTheme="minorHAnsi" w:hAnsi="Aptos" w:cstheme="minorBidi"/>
+          <w:color w:val="000000" w:themeColor="text1"/>
+          <w:kern w:val="0"/>
+          <w:sz w:val="24"/>
+          <w:szCs w:val="24"/>
+          <w14:ligatures w14:val="none"/>
+        </w:rPr>
+        <w:t>From this model,</w:t>
+      </w:r>
+      <w:r>
+        <w:rPr>
+          <w:rFonts w:ascii="Aptos" w:eastAsiaTheme="minorHAnsi" w:hAnsi="Aptos" w:cstheme="minorBidi"/>
+          <w:color w:val="000000" w:themeColor="text1"/>
+          <w:kern w:val="0"/>
+          <w:sz w:val="24"/>
+          <w:szCs w:val="24"/>
+          <w14:ligatures w14:val="none"/>
+        </w:rPr>
+        <w:t xml:space="preserve"> </w:t>
+      </w:r>
+      <w:r>
+        <w:rPr>
+          <w:rFonts w:ascii="Aptos" w:eastAsiaTheme="minorHAnsi" w:hAnsi="Aptos" w:cstheme="minorBidi"/>
+          <w:color w:val="000000" w:themeColor="text1"/>
+          <w:kern w:val="0"/>
+          <w:sz w:val="24"/>
+          <w:szCs w:val="24"/>
+          <w14:ligatures w14:val="none"/>
+        </w:rPr>
+        <w:t xml:space="preserve">shallow cumulus cloud </w:t>
+      </w:r>
+      <w:r>
+        <w:rPr>
+          <w:rFonts w:ascii="Aptos" w:eastAsiaTheme="minorHAnsi" w:hAnsi="Aptos" w:cstheme="minorBidi"/>
+          <w:color w:val="000000" w:themeColor="text1"/>
+          <w:kern w:val="0"/>
+          <w:sz w:val="24"/>
+          <w:szCs w:val="24"/>
+          <w14:ligatures w14:val="none"/>
+        </w:rPr>
+        <w:t xml:space="preserve">fraction </w:t>
+      </w:r>
+      <w:r>
+        <w:rPr>
+          <w:rFonts w:ascii="Aptos" w:eastAsiaTheme="minorHAnsi" w:hAnsi="Aptos" w:cstheme="minorBidi"/>
+          <w:color w:val="000000" w:themeColor="text1"/>
+          <w:kern w:val="0"/>
+          <w:sz w:val="24"/>
+          <w:szCs w:val="24"/>
+          <w14:ligatures w14:val="none"/>
+        </w:rPr>
+        <w:t xml:space="preserve">decreases in </w:t>
+      </w:r>
+      <w:r>
+        <w:rPr>
+          <w:rFonts w:ascii="Aptos" w:eastAsiaTheme="minorHAnsi" w:hAnsi="Aptos" w:cstheme="minorBidi"/>
+          <w:color w:val="000000" w:themeColor="text1"/>
+          <w:kern w:val="0"/>
+          <w:sz w:val="24"/>
+          <w:szCs w:val="24"/>
+          <w14:ligatures w14:val="none"/>
+        </w:rPr>
+        <w:t>proportion to the reduction of</w:t>
+      </w:r>
+      <w:r>
+        <w:rPr>
+          <w:rFonts w:ascii="Aptos" w:eastAsiaTheme="minorHAnsi" w:hAnsi="Aptos" w:cstheme="minorBidi"/>
+          <w:color w:val="000000" w:themeColor="text1"/>
+          <w:kern w:val="0"/>
+          <w:sz w:val="24"/>
+          <w:szCs w:val="24"/>
+          <w14:ligatures w14:val="none"/>
+        </w:rPr>
+        <w:t xml:space="preserve"> their </w:t>
+      </w:r>
+      <w:r>
+        <w:rPr>
+          <w:rFonts w:ascii="Aptos" w:eastAsiaTheme="minorHAnsi" w:hAnsi="Aptos" w:cstheme="minorBidi"/>
+          <w:color w:val="000000" w:themeColor="text1"/>
+          <w:kern w:val="0"/>
+          <w:sz w:val="24"/>
+          <w:szCs w:val="24"/>
+          <w14:ligatures w14:val="none"/>
+        </w:rPr>
+        <w:t>mass flux</w:t>
+      </w:r>
+      <w:r>
+        <w:rPr>
+          <w:rFonts w:ascii="Aptos" w:eastAsiaTheme="minorHAnsi" w:hAnsi="Aptos" w:cstheme="minorBidi"/>
+          <w:color w:val="000000" w:themeColor="text1"/>
+          <w:kern w:val="0"/>
+          <w:sz w:val="24"/>
+          <w:szCs w:val="24"/>
+          <w14:ligatures w14:val="none"/>
+        </w:rPr>
+        <w:t xml:space="preserve"> </w:t>
+      </w:r>
+      <w:r>
+        <w:rPr>
+          <w:rFonts w:ascii="Aptos" w:eastAsiaTheme="minorHAnsi" w:hAnsi="Aptos" w:cstheme="minorBidi"/>
+          <w:color w:val="000000" w:themeColor="text1"/>
+          <w:kern w:val="0"/>
+          <w:sz w:val="24"/>
+          <w:szCs w:val="24"/>
+          <w14:ligatures w14:val="none"/>
+        </w:rPr>
+        <w:t xml:space="preserve">and </w:t>
+      </w:r>
+      <w:r>
+        <w:rPr>
+          <w:rFonts w:ascii="Aptos" w:eastAsiaTheme="minorHAnsi" w:hAnsi="Aptos" w:cstheme="minorBidi"/>
+          <w:color w:val="000000" w:themeColor="text1"/>
+          <w:kern w:val="0"/>
+          <w:sz w:val="24"/>
+          <w:szCs w:val="24"/>
+          <w14:ligatures w14:val="none"/>
+        </w:rPr>
+        <w:t>the</w:t>
+      </w:r>
+      <w:r>
+        <w:rPr>
+          <w:rFonts w:ascii="Aptos" w:eastAsiaTheme="minorHAnsi" w:hAnsi="Aptos" w:cstheme="minorBidi"/>
+          <w:color w:val="000000" w:themeColor="text1"/>
+          <w:kern w:val="0"/>
+          <w:sz w:val="24"/>
+          <w:szCs w:val="24"/>
+          <w14:ligatures w14:val="none"/>
+        </w:rPr>
+        <w:t xml:space="preserve"> </w:t>
+      </w:r>
+      <w:r>
+        <w:rPr>
+          <w:rFonts w:ascii="Aptos" w:eastAsiaTheme="minorHAnsi" w:hAnsi="Aptos" w:cstheme="minorBidi"/>
+          <w:color w:val="000000" w:themeColor="text1"/>
+          <w:kern w:val="0"/>
+          <w:sz w:val="24"/>
+          <w:szCs w:val="24"/>
+          <w14:ligatures w14:val="none"/>
+        </w:rPr>
+        <w:t>(–5 % K</w:t>
+      </w:r>
+      <w:r>
+        <w:rPr>
+          <w:rFonts w:ascii="Aptos" w:eastAsiaTheme="minorHAnsi" w:hAnsi="Aptos" w:cstheme="minorBidi"/>
+          <w:color w:val="000000" w:themeColor="text1"/>
+          <w:kern w:val="0"/>
+          <w:sz w:val="24"/>
+          <w:szCs w:val="24"/>
+          <w:vertAlign w:val="superscript"/>
+          <w14:ligatures w14:val="none"/>
+        </w:rPr>
+        <w:t>–1</w:t>
+      </w:r>
+      <w:r>
+        <w:rPr>
+          <w:rFonts w:ascii="Aptos" w:eastAsiaTheme="minorHAnsi" w:hAnsi="Aptos" w:cstheme="minorBidi"/>
+          <w:color w:val="000000" w:themeColor="text1"/>
+          <w:kern w:val="0"/>
+          <w:sz w:val="24"/>
+          <w:szCs w:val="24"/>
+          <w14:ligatures w14:val="none"/>
+        </w:rPr>
+        <w:t>)</w:t>
+      </w:r>
+      <w:r>
+        <w:rPr>
+          <w:rFonts w:ascii="Aptos" w:eastAsiaTheme="minorHAnsi" w:hAnsi="Aptos" w:cstheme="minorBidi"/>
+          <w:color w:val="000000" w:themeColor="text1"/>
+          <w:kern w:val="0"/>
+          <w:sz w:val="24"/>
+          <w:szCs w:val="24"/>
+          <w14:ligatures w14:val="none"/>
+        </w:rPr>
+        <w:t xml:space="preserve"> reduction of their</w:t>
+      </w:r>
+      <w:r>
+        <w:rPr>
+          <w:rFonts w:ascii="Aptos" w:eastAsiaTheme="minorHAnsi" w:hAnsi="Aptos" w:cstheme="minorBidi"/>
+          <w:color w:val="000000" w:themeColor="text1"/>
+          <w:kern w:val="0"/>
+          <w:sz w:val="24"/>
+          <w:szCs w:val="24"/>
+          <w14:ligatures w14:val="none"/>
+        </w:rPr>
+        <w:t xml:space="preserve"> large-scale circulation.</w:t>
       </w:r>
       <w:r>
         <w:rPr>
@@ -621,30 +1146,51 @@
           <w:szCs w:val="24"/>
           <w14:ligatures w14:val="none"/>
         </w:rPr>
-        <w:t>Here we calculate shallow cumulus cloud feedback that results as shallow cumulus clouds decrease their moisture flux to compensate reduced drying by the large-scale circulation, which decreases about 5 % K–1 by energetic constraints. The proportionality to the humidity of both the cloud moisture flux and the large-scale drying suggests the clouds are insensitive to changes of humidity. Local differences in shallow cloud feedback among different climates can be explained by differences in their Hadley circulation and differences in changes of the ratio of cloud albedo to cloud mass flux.</w:t>
-      </w:r>
-    </w:p>
-    <w:p>
-      <w:pPr>
-        <w:pStyle w:val="BodyText"/>
-      </w:pPr>
-      <w:r>
-        <w:rPr>
-          <w:rFonts w:ascii="Aptos" w:hAnsi="Aptos"/>
-        </w:rPr>
-        <w:t xml:space="preserve">Model cloud moisture and top height depend on the </w:t>
-      </w:r>
-      <w:r>
-        <w:rPr>
-          <w:rFonts w:ascii="Aptos" w:hAnsi="Aptos"/>
-        </w:rPr>
-        <w:t>rate that clouds lose water to entrainment and precipitation</w:t>
-      </w:r>
-      <w:r>
-        <w:rPr>
-          <w:rFonts w:ascii="Aptos" w:hAnsi="Aptos"/>
-        </w:rPr>
-        <w:t>. The cloud top height distribution is matched to satellite observations.</w:t>
+        <w:t xml:space="preserve"> </w:t>
+      </w:r>
+      <w:r>
+        <w:rPr>
+          <w:rFonts w:ascii="Aptos" w:eastAsiaTheme="minorHAnsi" w:hAnsi="Aptos" w:cstheme="minorBidi"/>
+          <w:color w:val="215E99" w:themeColor="text2" w:themeTint="BF"/>
+          <w:kern w:val="0"/>
+          <w:sz w:val="24"/>
+          <w:szCs w:val="24"/>
+          <w14:ligatures w14:val="none"/>
+        </w:rPr>
+        <w:t>Humidity changes increase both large-scale drying and cloud moisture flux, with cancelling effects on cloud fraction.</w:t>
+      </w:r>
+      <w:r>
+        <w:rPr>
+          <w:rFonts w:ascii="Aptos" w:eastAsiaTheme="minorHAnsi" w:hAnsi="Aptos" w:cstheme="minorBidi"/>
+          <w:color w:val="215E99" w:themeColor="text2" w:themeTint="BF"/>
+          <w:kern w:val="0"/>
+          <w:sz w:val="24"/>
+          <w:szCs w:val="24"/>
+          <w14:ligatures w14:val="none"/>
+        </w:rPr>
+        <w:t xml:space="preserve"> </w:t>
+      </w:r>
+      <w:r>
+        <w:rPr>
+          <w:rFonts w:ascii="Aptos" w:eastAsiaTheme="minorHAnsi" w:hAnsi="Aptos" w:cstheme="minorBidi"/>
+          <w:color w:val="EE0000"/>
+          <w:kern w:val="0"/>
+          <w:sz w:val="24"/>
+          <w:szCs w:val="24"/>
+          <w14:ligatures w14:val="none"/>
+        </w:rPr>
+        <w:t>Local differences in shallow cloud feedback among different climates can be explained by differences in their Hadley circulation and differences in changes of the ratio of cloud albedo to cloud mass flux.</w:t>
+      </w:r>
+      <w:r>
+        <w:rPr>
+          <w:rFonts w:ascii="Aptos" w:eastAsiaTheme="minorHAnsi" w:hAnsi="Aptos" w:cstheme="minorBidi"/>
+          <w:color w:val="EE0000"/>
+          <w:kern w:val="0"/>
+          <w:sz w:val="24"/>
+          <w:szCs w:val="24"/>
+          <w14:ligatures w14:val="none"/>
+        </w:rPr>
+        <w:t xml:space="preserve"> </w:t>
       </w:r>
     </w:p>
     <w:p>
@@ -660,6 +1206,7 @@
     <w:p>
       <w:pPr>
         <w:pStyle w:val="FirstParagraph"/>
+        <w:spacing w:line="276" w:lineRule="auto"/>
         <w:rPr>
           <w:rFonts w:ascii="Aptos" w:hAnsi="Aptos"/>
         </w:rPr>
@@ -668,37 +1215,103 @@
         <w:rPr>
           <w:rFonts w:ascii="Aptos" w:hAnsi="Aptos"/>
         </w:rPr>
-        <w:t xml:space="preserve">The shallow cumulus regime has a mean cloud fraction of YY % and covers XX % of Earth’s oceans. It affects the climate, so that variation of shallow cumulus cloud feedback is the largest source of uncertainty in the climate sensitivity of climate models (Bony et al. 2005; Bony and Dufresne, 2006). </w:t>
-      </w:r>
-      <w:r>
-        <w:rPr>
-          <w:rFonts w:ascii="Aptos" w:hAnsi="Aptos"/>
-        </w:rPr>
-        <w:t>D</w:t>
-      </w:r>
-      <w:r>
-        <w:rPr>
-          <w:rFonts w:ascii="Aptos" w:hAnsi="Aptos"/>
-        </w:rPr>
-        <w:t>istinguish</w:t>
-      </w:r>
-      <w:r>
-        <w:rPr>
-          <w:rFonts w:ascii="Aptos" w:hAnsi="Aptos"/>
-        </w:rPr>
-        <w:t>ing</w:t>
-      </w:r>
-      <w:r>
-        <w:rPr>
-          <w:rFonts w:ascii="Aptos" w:hAnsi="Aptos"/>
-        </w:rPr>
-        <w:t xml:space="preserve"> the </w:t>
-      </w:r>
-      <w:r>
-        <w:rPr>
-          <w:rFonts w:ascii="Aptos" w:hAnsi="Aptos"/>
-        </w:rPr>
-        <w:t xml:space="preserve">climate </w:t>
+        <w:t xml:space="preserve">The shallow cumulus regime has a mean cloud fraction of YY % and covers XX % of Earth’s oceans. </w:t>
+      </w:r>
+      <w:r>
+        <w:rPr>
+          <w:rFonts w:ascii="Aptos" w:hAnsi="Aptos"/>
+        </w:rPr>
+        <w:t>V</w:t>
+      </w:r>
+      <w:r>
+        <w:rPr>
+          <w:rFonts w:ascii="Aptos" w:hAnsi="Aptos"/>
+        </w:rPr>
+        <w:t>ariation of shallow cumulus cloud feedback is the largest source of uncertainty in the sensitivity of climate models (Bony et al. 2005; Bony and Dufresne, 2006)</w:t>
+      </w:r>
+      <w:r>
+        <w:rPr>
+          <w:rFonts w:ascii="Aptos" w:hAnsi="Aptos"/>
+        </w:rPr>
+        <w:t xml:space="preserve"> to increasing CO2</w:t>
+      </w:r>
+      <w:r>
+        <w:rPr>
+          <w:rFonts w:ascii="Aptos" w:hAnsi="Aptos"/>
+        </w:rPr>
+        <w:t xml:space="preserve">. </w:t>
+      </w:r>
+      <w:r>
+        <w:rPr>
+          <w:rFonts w:ascii="Aptos" w:hAnsi="Aptos"/>
+        </w:rPr>
+        <w:t>T</w:t>
+      </w:r>
+      <w:r>
+        <w:rPr>
+          <w:rFonts w:ascii="Aptos" w:hAnsi="Aptos"/>
+        </w:rPr>
+        <w:t xml:space="preserve">he positive feedback due to reduction of </w:t>
+      </w:r>
+      <w:r>
+        <w:rPr>
+          <w:rFonts w:ascii="Aptos" w:hAnsi="Aptos"/>
+        </w:rPr>
+        <w:t>cloud</w:t>
+      </w:r>
+      <w:r>
+        <w:rPr>
+          <w:rFonts w:ascii="Aptos" w:hAnsi="Aptos"/>
+        </w:rPr>
+        <w:t xml:space="preserve"> </w:t>
+      </w:r>
+      <w:r>
+        <w:rPr>
+          <w:rFonts w:ascii="Aptos" w:hAnsi="Aptos"/>
+        </w:rPr>
+        <w:t>amount</w:t>
+      </w:r>
+      <w:r>
+        <w:rPr>
+          <w:rFonts w:ascii="Aptos" w:hAnsi="Aptos"/>
+        </w:rPr>
+        <w:t xml:space="preserve"> within </w:t>
+      </w:r>
+      <w:r>
+        <w:rPr>
+          <w:rFonts w:ascii="Aptos" w:hAnsi="Aptos"/>
+        </w:rPr>
+        <w:t xml:space="preserve">shallow cumulus </w:t>
+      </w:r>
+      <w:r>
+        <w:rPr>
+          <w:rFonts w:ascii="Aptos" w:hAnsi="Aptos"/>
+        </w:rPr>
+        <w:t>cloud</w:t>
+      </w:r>
+      <w:r>
+        <w:rPr>
+          <w:rFonts w:ascii="Aptos" w:hAnsi="Aptos"/>
+        </w:rPr>
+        <w:t xml:space="preserve"> regime</w:t>
+      </w:r>
+      <w:r>
+        <w:rPr>
+          <w:rFonts w:ascii="Aptos" w:hAnsi="Aptos"/>
+        </w:rPr>
+        <w:t>s</w:t>
+      </w:r>
+      <w:r>
+        <w:rPr>
+          <w:rFonts w:ascii="Aptos" w:hAnsi="Aptos"/>
+        </w:rPr>
+        <w:t xml:space="preserve"> </w:t>
+      </w:r>
+      <w:r>
+        <w:rPr>
+          <w:rFonts w:ascii="Aptos" w:hAnsi="Aptos"/>
+        </w:rPr>
+        <w:t xml:space="preserve">dominates </w:t>
       </w:r>
       <w:proofErr w:type="gramStart"/>
       <w:r>
@@ -712,25 +1325,43 @@
         <w:rPr>
           <w:rFonts w:ascii="Aptos" w:hAnsi="Aptos"/>
         </w:rPr>
-        <w:t xml:space="preserve"> due to </w:t>
-      </w:r>
-      <w:r>
-        <w:rPr>
-          <w:rFonts w:ascii="Aptos" w:hAnsi="Aptos"/>
-        </w:rPr>
-        <w:t xml:space="preserve">changes </w:t>
-      </w:r>
-      <w:r>
-        <w:rPr>
-          <w:rFonts w:ascii="Aptos" w:hAnsi="Aptos"/>
-        </w:rPr>
-        <w:t xml:space="preserve">the </w:t>
-      </w:r>
-      <w:r>
-        <w:rPr>
-          <w:rFonts w:ascii="Aptos" w:hAnsi="Aptos"/>
-        </w:rPr>
-        <w:t>relative frequency of occurrence across</w:t>
+        <w:t xml:space="preserve"> from </w:t>
+      </w:r>
+      <w:r>
+        <w:rPr>
+          <w:rFonts w:ascii="Aptos" w:hAnsi="Aptos"/>
+        </w:rPr>
+        <w:t>changes in cloud properties within regimes</w:t>
+      </w:r>
+      <w:r>
+        <w:rPr>
+          <w:rFonts w:ascii="Aptos" w:hAnsi="Aptos"/>
+        </w:rPr>
+        <w:t xml:space="preserve">, and those due to changes in </w:t>
+      </w:r>
+      <w:r>
+        <w:rPr>
+          <w:rFonts w:ascii="Aptos" w:hAnsi="Aptos"/>
+        </w:rPr>
+        <w:t xml:space="preserve">frequency </w:t>
+      </w:r>
+      <w:r>
+        <w:rPr>
+          <w:rFonts w:ascii="Aptos" w:hAnsi="Aptos"/>
+        </w:rPr>
+        <w:t xml:space="preserve">(days per month) </w:t>
+      </w:r>
+      <w:r>
+        <w:rPr>
+          <w:rFonts w:ascii="Aptos" w:hAnsi="Aptos"/>
+        </w:rPr>
+        <w:t xml:space="preserve">of occurrence among </w:t>
+      </w:r>
+      <w:r>
+        <w:rPr>
+          <w:rFonts w:ascii="Aptos" w:hAnsi="Aptos"/>
+        </w:rPr>
+        <w:t>cloud</w:t>
       </w:r>
       <w:r>
         <w:rPr>
@@ -742,102 +1373,37 @@
         <w:rPr>
           <w:rFonts w:ascii="Aptos" w:hAnsi="Aptos"/>
         </w:rPr>
-        <w:t xml:space="preserve"> from cloud property </w:t>
-      </w:r>
-      <w:r>
-        <w:rPr>
-          <w:rFonts w:ascii="Aptos" w:hAnsi="Aptos"/>
-        </w:rPr>
-        <w:t xml:space="preserve">changes </w:t>
-      </w:r>
-      <w:r>
-        <w:rPr>
-          <w:rFonts w:ascii="Aptos" w:hAnsi="Aptos"/>
-        </w:rPr>
-        <w:t>within regimes</w:t>
-      </w:r>
-      <w:r>
-        <w:rPr>
-          <w:rFonts w:ascii="Aptos" w:hAnsi="Aptos"/>
-        </w:rPr>
-        <w:t xml:space="preserve">, </w:t>
-      </w:r>
-      <w:r>
-        <w:rPr>
-          <w:rFonts w:ascii="Aptos" w:hAnsi="Aptos"/>
-        </w:rPr>
-        <w:t>t</w:t>
-      </w:r>
-      <w:r>
-        <w:rPr>
-          <w:rFonts w:ascii="Aptos" w:hAnsi="Aptos"/>
-        </w:rPr>
-        <w:t xml:space="preserve">he largest </w:t>
-      </w:r>
-      <w:r>
-        <w:rPr>
-          <w:rFonts w:ascii="Aptos" w:hAnsi="Aptos"/>
-        </w:rPr>
-        <w:t xml:space="preserve">mean </w:t>
-      </w:r>
-      <w:r>
-        <w:rPr>
-          <w:rFonts w:ascii="Aptos" w:hAnsi="Aptos"/>
-        </w:rPr>
-        <w:t>climate feedback is the positive feedback due to reduction of shallow cumulus</w:t>
-      </w:r>
-      <w:r>
-        <w:rPr>
-          <w:rFonts w:ascii="Aptos" w:hAnsi="Aptos"/>
-        </w:rPr>
-        <w:t xml:space="preserve"> cloud</w:t>
-      </w:r>
-      <w:r>
-        <w:rPr>
-          <w:rFonts w:ascii="Aptos" w:hAnsi="Aptos"/>
-        </w:rPr>
         <w:t xml:space="preserve"> </w:t>
       </w:r>
       <w:r>
         <w:rPr>
           <w:rFonts w:ascii="Aptos" w:hAnsi="Aptos"/>
         </w:rPr>
-        <w:t>amount</w:t>
-      </w:r>
-      <w:r>
-        <w:rPr>
-          <w:rFonts w:ascii="Aptos" w:hAnsi="Aptos"/>
-        </w:rPr>
-        <w:t xml:space="preserve"> within </w:t>
-      </w:r>
-      <w:r>
-        <w:rPr>
-          <w:rFonts w:ascii="Aptos" w:hAnsi="Aptos"/>
-        </w:rPr>
-        <w:t>cloud</w:t>
-      </w:r>
-      <w:r>
-        <w:rPr>
-          <w:rFonts w:ascii="Aptos" w:hAnsi="Aptos"/>
-        </w:rPr>
-        <w:t xml:space="preserve"> regime</w:t>
-      </w:r>
-      <w:r>
-        <w:rPr>
-          <w:rFonts w:ascii="Aptos" w:hAnsi="Aptos"/>
-        </w:rPr>
-        <w:t>s (Zelinka et al. 2025)</w:t>
-      </w:r>
-      <w:r>
-        <w:rPr>
-          <w:rFonts w:ascii="Aptos" w:hAnsi="Aptos"/>
-        </w:rPr>
-        <w:t>.</w:t>
+        <w:t>(Zelinka et al. 202</w:t>
+      </w:r>
+      <w:r>
+        <w:rPr>
+          <w:rFonts w:ascii="Aptos" w:hAnsi="Aptos"/>
+        </w:rPr>
+        <w:t>3</w:t>
+      </w:r>
+      <w:r>
+        <w:rPr>
+          <w:rFonts w:ascii="Aptos" w:hAnsi="Aptos"/>
+        </w:rPr>
+        <w:t>)</w:t>
+      </w:r>
+      <w:r>
+        <w:rPr>
+          <w:rFonts w:ascii="Aptos" w:hAnsi="Aptos"/>
+        </w:rPr>
+        <w:t xml:space="preserve">. </w:t>
       </w:r>
     </w:p>
     <w:p>
       <w:pPr>
         <w:pStyle w:val="BodyText"/>
+        <w:spacing w:line="276" w:lineRule="auto"/>
         <w:rPr>
           <w:rFonts w:ascii="Aptos" w:hAnsi="Aptos"/>
         </w:rPr>
@@ -894,6 +1460,7 @@
     <w:p>
       <w:pPr>
         <w:pStyle w:val="BodyText"/>
+        <w:spacing w:line="276" w:lineRule="auto"/>
         <w:rPr>
           <w:rFonts w:ascii="Aptos" w:hAnsi="Aptos"/>
         </w:rPr>
@@ -964,181 +1531,419 @@
     </w:p>
     <w:p>
       <w:pPr>
-        <w:pStyle w:val="BodyText"/>
-        <w:rPr>
-          <w:rFonts w:ascii="Aptos" w:hAnsi="Aptos"/>
-        </w:rPr>
+        <w:pStyle w:val="Heading2"/>
       </w:pPr>
       <w:r>
-        <w:rPr>
-          <w:rFonts w:ascii="Aptos" w:hAnsi="Aptos"/>
-        </w:rPr>
-        <w:t xml:space="preserve">Here we model these </w:t>
-      </w:r>
-      <w:r>
-        <w:rPr>
-          <w:rFonts w:ascii="Aptos" w:hAnsi="Aptos"/>
-          <w:b/>
-          <w:bCs/>
-        </w:rPr>
-        <w:t>cloud eddy fluxes for the large-scale circulation drying and observed clouds in the present climate [RESULT1]</w:t>
-      </w:r>
-      <w:r>
-        <w:rPr>
-          <w:rFonts w:ascii="Aptos" w:hAnsi="Aptos"/>
-        </w:rPr>
-        <w:t xml:space="preserve">. The model assumes proportionality among cloud fraction, moisture flux, and mass flux in the climate average. Our modeled </w:t>
-      </w:r>
-      <w:r>
-        <w:rPr>
-          <w:rFonts w:ascii="Aptos" w:hAnsi="Aptos"/>
-          <w:b/>
-          <w:bCs/>
-        </w:rPr>
-        <w:t>proportionality of mesoscale mass flux and cloud fraction is independently consistent with that observed in EUREC4A [RESULT2]</w:t>
-      </w:r>
-      <w:r>
-        <w:rPr>
-          <w:rFonts w:ascii="Aptos" w:hAnsi="Aptos"/>
-        </w:rPr>
-        <w:t xml:space="preserve">. </w:t>
+        <w:t>The DIM hypothesis</w:t>
       </w:r>
     </w:p>
     <w:p>
       <w:pPr>
-        <w:pStyle w:val="BodyText"/>
-        <w:rPr>
-          <w:rFonts w:ascii="Aptos" w:hAnsi="Aptos"/>
+        <w:rPr>
+          <w:rFonts w:eastAsiaTheme="minorEastAsia"/>
         </w:rPr>
       </w:pPr>
       <w:r>
-        <w:rPr>
-          <w:rFonts w:ascii="Aptos" w:hAnsi="Aptos"/>
-        </w:rPr>
-        <w:t xml:space="preserve">A reduction in equilibrium large scale tropical overturning circulation is expected in a warmed climate (Held and Soden 2006). </w:t>
-      </w:r>
-      <w:r>
-        <w:rPr>
-          <w:rFonts w:ascii="Aptos" w:hAnsi="Aptos"/>
-          <w:b/>
-          <w:bCs/>
-        </w:rPr>
-        <w:t>Prescribing this reduced circulation to the cloud model shows the mean shallow cumulus mass flux and hence cloud fraction decreases in proportion to the reduction of the mean tropical circulation [RESULT3]</w:t>
-      </w:r>
-      <w:r>
-        <w:rPr>
-          <w:rFonts w:ascii="Aptos" w:hAnsi="Aptos"/>
-        </w:rPr>
-        <w:t>.</w:t>
-      </w:r>
-    </w:p>
-    <w:p>
-      <w:pPr>
-        <w:pStyle w:val="BodyText"/>
-        <w:rPr>
-          <w:rFonts w:ascii="Aptos" w:hAnsi="Aptos"/>
-        </w:rPr>
-      </w:pPr>
-      <w:r>
-        <w:rPr>
-          <w:rFonts w:ascii="Aptos" w:hAnsi="Aptos"/>
-        </w:rPr>
-        <w:t>The Methods section describes the cloud ensemble model and observations used to tune it to the present climate.</w:t>
-      </w:r>
-    </w:p>
-    <w:p>
-      <w:pPr>
-        <w:pStyle w:val="Heading1"/>
-      </w:pPr>
-      <w:r>
-        <w:t>Results</w:t>
-      </w:r>
-    </w:p>
-    <w:p>
-      <w:r>
-        <w:t>[Reorganize to sequentially show RESULT</w:t>
-      </w:r>
-      <w:r>
-        <w:t xml:space="preserve">s </w:t>
-      </w:r>
-      <w:r>
-        <w:t>1-3]</w:t>
-      </w:r>
-    </w:p>
-    <w:p>
-      <w:pPr>
-        <w:pStyle w:val="BodyText"/>
-        <w:rPr>
-          <w:rFonts w:ascii="Aptos" w:hAnsi="Aptos"/>
-        </w:rPr>
-      </w:pPr>
-      <w:r>
-        <w:rPr>
-          <w:rFonts w:ascii="Aptos" w:hAnsi="Aptos"/>
-        </w:rPr>
-        <w:t>L</w:t>
-      </w:r>
-      <w:r>
-        <w:rPr>
-          <w:rFonts w:ascii="Aptos" w:hAnsi="Aptos"/>
-        </w:rPr>
-        <w:t xml:space="preserve">arge scale </w:t>
-      </w:r>
-      <w:r>
-        <w:rPr>
-          <w:rFonts w:ascii="Aptos" w:hAnsi="Aptos"/>
-        </w:rPr>
-        <w:t xml:space="preserve">mean </w:t>
-      </w:r>
-      <w:r>
-        <w:rPr>
-          <w:rFonts w:ascii="Aptos" w:hAnsi="Aptos"/>
-        </w:rPr>
-        <w:t xml:space="preserve">drying is due to </w:t>
-      </w:r>
-      <w:r>
-        <w:rPr>
-          <w:rFonts w:ascii="Aptos" w:hAnsi="Aptos"/>
-        </w:rPr>
-        <w:t xml:space="preserve">dry </w:t>
-      </w:r>
-      <w:r>
-        <w:rPr>
-          <w:rFonts w:ascii="Aptos" w:hAnsi="Aptos"/>
-        </w:rPr>
-        <w:t>advection</w:t>
-      </w:r>
-      <w:r>
-        <w:rPr>
-          <w:rFonts w:ascii="Aptos" w:hAnsi="Aptos"/>
-        </w:rPr>
-        <w:t xml:space="preserve"> by </w:t>
-      </w:r>
-      <w:r>
-        <w:rPr>
-          <w:rFonts w:ascii="Aptos" w:hAnsi="Aptos"/>
-        </w:rPr>
-        <w:t xml:space="preserve">horizontal </w:t>
+        <w:t>We propose the</w:t>
+      </w:r>
+      <w:r>
+        <w:t xml:space="preserve"> dynamical inhibition of moisture flux (DIM) hypothesis</w:t>
+      </w:r>
+      <w:r>
+        <w:t xml:space="preserve">: </w:t>
+      </w:r>
+      <w:r>
+        <w:t xml:space="preserve">shallow cumulus cloud fraction </w:t>
       </w:r>
       <m:oMath>
         <m:r>
           <w:rPr>
             <w:rFonts w:ascii="Cambria Math" w:hAnsi="Cambria Math"/>
           </w:rPr>
-          <m:t>U</m:t>
+          <m:t>C</m:t>
         </m:r>
       </m:oMath>
       <w:r>
         <w:rPr>
-          <w:rFonts w:ascii="Aptos" w:hAnsi="Aptos"/>
-        </w:rPr>
+          <w:rFonts w:eastAsiaTheme="minorEastAsia"/>
+        </w:rPr>
+        <w:t xml:space="preserve"> decreases </w:t>
+      </w:r>
+      <w:r>
+        <w:rPr>
+          <w:rFonts w:eastAsiaTheme="minorEastAsia"/>
+        </w:rPr>
+        <w:t xml:space="preserve">in </w:t>
+      </w:r>
+      <w:r>
+        <w:rPr>
+          <w:rFonts w:eastAsiaTheme="minorEastAsia"/>
+        </w:rPr>
+        <w:t>proportion to the reduction of</w:t>
+      </w:r>
+      <w:r>
+        <w:rPr>
+          <w:rFonts w:eastAsiaTheme="minorEastAsia"/>
+        </w:rPr>
+        <w:t xml:space="preserve"> subsidence </w:t>
+      </w:r>
+      <m:oMath>
+        <m:r>
+          <w:rPr>
+            <w:rFonts w:ascii="Cambria Math" w:eastAsiaTheme="minorEastAsia" w:hAnsi="Cambria Math"/>
+          </w:rPr>
+          <m:t>W</m:t>
+        </m:r>
+      </m:oMath>
+      <w:r>
+        <w:rPr>
+          <w:rFonts w:eastAsiaTheme="minorEastAsia"/>
+        </w:rPr>
+        <w:t xml:space="preserve"> in the shallow cumulus region</w:t>
+      </w:r>
+      <w:r>
+        <w:rPr>
+          <w:rFonts w:eastAsiaTheme="minorEastAsia"/>
+        </w:rPr>
+        <w:t xml:space="preserve">. </w:t>
+      </w:r>
+      <w:r>
+        <w:rPr>
+          <w:rFonts w:eastAsiaTheme="minorEastAsia"/>
+        </w:rPr>
+        <w:t>The hypothesis</w:t>
+      </w:r>
+      <w:r>
+        <w:rPr>
+          <w:rFonts w:eastAsiaTheme="minorEastAsia"/>
+        </w:rPr>
+        <w:t xml:space="preserve"> depend</w:t>
+      </w:r>
+      <w:r>
+        <w:rPr>
+          <w:rFonts w:eastAsiaTheme="minorEastAsia"/>
+        </w:rPr>
+        <w:t>s</w:t>
+      </w:r>
+      <w:r>
+        <w:rPr>
+          <w:rFonts w:eastAsiaTheme="minorEastAsia"/>
+        </w:rPr>
+        <w:t xml:space="preserve"> on relationships</w:t>
+      </w:r>
+      <w:r>
+        <w:rPr>
+          <w:rFonts w:eastAsiaTheme="minorEastAsia"/>
+        </w:rPr>
+        <w:t xml:space="preserve"> in three parts</w:t>
+      </w:r>
+      <w:r>
+        <w:rPr>
+          <w:rFonts w:eastAsiaTheme="minorEastAsia"/>
+        </w:rPr>
+        <w:t>:</w:t>
+      </w:r>
+    </w:p>
+    <w:p>
+      <w:pPr>
+        <w:pStyle w:val="ListParagraph"/>
+        <w:numPr>
+          <w:ilvl w:val="0"/>
+          <w:numId w:val="3"/>
+        </w:numPr>
+      </w:pPr>
+      <m:oMath>
+        <m:r>
+          <m:rPr>
+            <m:sty m:val="bi"/>
+          </m:rPr>
+          <w:rPr>
+            <w:rFonts w:ascii="Cambria Math" w:hAnsi="Cambria Math"/>
+          </w:rPr>
+          <m:t>d</m:t>
+        </m:r>
+        <m:func>
+          <m:funcPr>
+            <m:ctrlPr>
+              <w:rPr>
+                <w:rFonts w:ascii="Cambria Math" w:hAnsi="Cambria Math"/>
+                <w:b/>
+                <w:bCs/>
+                <w:i/>
+              </w:rPr>
+            </m:ctrlPr>
+          </m:funcPr>
+          <m:fName>
+            <m:r>
+              <m:rPr>
+                <m:sty m:val="b"/>
+              </m:rPr>
+              <w:rPr>
+                <w:rFonts w:ascii="Cambria Math" w:hAnsi="Cambria Math"/>
+              </w:rPr>
+              <m:t>ln</m:t>
+            </m:r>
+          </m:fName>
+          <m:e>
+            <m:r>
+              <m:rPr>
+                <m:sty m:val="bi"/>
+              </m:rPr>
+              <w:rPr>
+                <w:rFonts w:ascii="Cambria Math" w:hAnsi="Cambria Math"/>
+              </w:rPr>
+              <m:t>W</m:t>
+            </m:r>
+          </m:e>
+        </m:func>
+        <m:r>
+          <m:rPr>
+            <m:sty m:val="bi"/>
+          </m:rPr>
+          <w:rPr>
+            <w:rFonts w:ascii="Cambria Math" w:hAnsi="Cambria Math"/>
+          </w:rPr>
+          <m:t>/dT&lt;0</m:t>
+        </m:r>
+      </m:oMath>
+      <w:r>
+        <w:rPr>
+          <w:rFonts w:eastAsiaTheme="minorEastAsia"/>
+          <w:b/>
+          <w:bCs/>
+        </w:rPr>
+        <w:t>:</w:t>
+      </w:r>
+      <w:r>
         <w:t xml:space="preserve"> </w:t>
       </w:r>
       <w:r>
-        <w:rPr>
-          <w:rFonts w:ascii="Aptos" w:hAnsi="Aptos"/>
-        </w:rPr>
-        <w:t xml:space="preserve">and vertical </w:t>
+        <w:t>The subsidence decreases with warming. Held and Soden (2006</w:t>
+      </w:r>
+      <w:r>
+        <w:t>, HS06</w:t>
+      </w:r>
+      <w:r>
+        <w:t xml:space="preserve">) hypothesize </w:t>
+      </w:r>
+      <w:r>
+        <w:t>based on</w:t>
+      </w:r>
+      <w:r>
+        <w:t xml:space="preserve"> energetics that </w:t>
+      </w:r>
+      <m:oMath>
+        <m:r>
+          <w:rPr>
+            <w:rFonts w:ascii="Cambria Math" w:hAnsi="Cambria Math"/>
+          </w:rPr>
+          <m:t>d</m:t>
+        </m:r>
+        <m:func>
+          <m:funcPr>
+            <m:ctrlPr>
+              <w:rPr>
+                <w:rFonts w:ascii="Cambria Math" w:hAnsi="Cambria Math"/>
+                <w:i/>
+              </w:rPr>
+            </m:ctrlPr>
+          </m:funcPr>
+          <m:fName>
+            <m:r>
+              <m:rPr>
+                <m:sty m:val="p"/>
+              </m:rPr>
+              <w:rPr>
+                <w:rFonts w:ascii="Cambria Math" w:hAnsi="Cambria Math"/>
+              </w:rPr>
+              <m:t>ln</m:t>
+            </m:r>
+          </m:fName>
+          <m:e>
+            <m:r>
+              <w:rPr>
+                <w:rFonts w:ascii="Cambria Math" w:hAnsi="Cambria Math"/>
+              </w:rPr>
+              <m:t>W</m:t>
+            </m:r>
+          </m:e>
+        </m:func>
+        <m:r>
+          <w:rPr>
+            <w:rFonts w:ascii="Cambria Math" w:hAnsi="Cambria Math"/>
+          </w:rPr>
+          <m:t>/</m:t>
+        </m:r>
+        <m:r>
+          <w:rPr>
+            <w:rFonts w:ascii="Cambria Math" w:hAnsi="Cambria Math"/>
+          </w:rPr>
+          <m:t>dT</m:t>
+        </m:r>
+        <m:r>
+          <w:rPr>
+            <w:rFonts w:ascii="Cambria Math" w:hAnsi="Cambria Math"/>
+          </w:rPr>
+          <m:t>≈</m:t>
+        </m:r>
+        <m:r>
+          <w:rPr>
+            <w:rFonts w:ascii="Cambria Math" w:hAnsi="Cambria Math"/>
+          </w:rPr>
+          <m:t xml:space="preserve">-5 % </m:t>
+        </m:r>
+        <m:sSup>
+          <m:sSupPr>
+            <m:ctrlPr>
+              <w:rPr>
+                <w:rFonts w:ascii="Cambria Math" w:hAnsi="Cambria Math"/>
+                <w:iCs/>
+              </w:rPr>
+            </m:ctrlPr>
+          </m:sSupPr>
+          <m:e>
+            <m:r>
+              <m:rPr>
+                <m:sty m:val="p"/>
+              </m:rPr>
+              <w:rPr>
+                <w:rFonts w:ascii="Cambria Math" w:hAnsi="Cambria Math"/>
+              </w:rPr>
+              <m:t>K</m:t>
+            </m:r>
+            <m:ctrlPr>
+              <w:rPr>
+                <w:rFonts w:ascii="Cambria Math" w:hAnsi="Cambria Math"/>
+                <w:i/>
+              </w:rPr>
+            </m:ctrlPr>
+          </m:e>
+          <m:sup>
+            <m:r>
+              <m:rPr>
+                <m:sty m:val="p"/>
+              </m:rPr>
+              <w:rPr>
+                <w:rFonts w:ascii="Cambria Math" w:hAnsi="Cambria Math"/>
+              </w:rPr>
+              <m:t>-1</m:t>
+            </m:r>
+          </m:sup>
+        </m:sSup>
+      </m:oMath>
+      <w:r>
+        <w:t xml:space="preserve">. Variation in the change in subsidence among several CMIP6 climate models is correlated to their warming </w:t>
+      </w:r>
+      <w:r>
+        <w:t>(</w:t>
+      </w:r>
+      <w:r>
+        <w:t>Fig</w:t>
+      </w:r>
+      <w:r>
+        <w:t>.</w:t>
+      </w:r>
+      <w:r>
+        <w:t xml:space="preserve"> </w:t>
+      </w:r>
+      <w:r>
+        <w:t>GC</w:t>
+      </w:r>
+      <w:r>
+        <w:t>MSUBS</w:t>
+      </w:r>
+      <w:r>
+        <w:t>)</w:t>
+      </w:r>
+      <w:r>
+        <w:t xml:space="preserve">. While the multi-model variability agrees with HS06, </w:t>
+      </w:r>
+      <w:r>
+        <w:t xml:space="preserve">there is variety </w:t>
+      </w:r>
+      <w:r>
+        <w:t xml:space="preserve">among the models, </w:t>
+      </w:r>
+      <w:r>
+        <w:t>which would change</w:t>
+      </w:r>
+      <w:r>
+        <w:t xml:space="preserve"> </w:t>
+      </w:r>
+      <w:r>
+        <w:t>the drying by the mean subsidence.</w:t>
+      </w:r>
+    </w:p>
+    <w:p>
+      <w:pPr>
+        <w:pStyle w:val="ListParagraph"/>
+      </w:pPr>
+    </w:p>
+    <w:p>
+      <w:pPr>
+        <w:pStyle w:val="ListParagraph"/>
+        <w:numPr>
+          <w:ilvl w:val="0"/>
+          <w:numId w:val="3"/>
+        </w:numPr>
+      </w:pPr>
+      <m:oMath>
+        <m:r>
+          <m:rPr>
+            <m:sty m:val="bi"/>
+          </m:rPr>
+          <w:rPr>
+            <w:rFonts w:ascii="Cambria Math" w:hAnsi="Cambria Math"/>
+          </w:rPr>
+          <m:t>M∝W</m:t>
+        </m:r>
+      </m:oMath>
+      <w:r>
+        <w:rPr>
+          <w:rFonts w:eastAsiaTheme="minorEastAsia"/>
+          <w:b/>
+          <w:bCs/>
+        </w:rPr>
+        <w:t xml:space="preserve">: </w:t>
+      </w:r>
+      <w:r>
+        <w:t xml:space="preserve">The </w:t>
+      </w:r>
+      <w:r>
+        <w:t>central</w:t>
+      </w:r>
+      <w:r>
+        <w:t xml:space="preserve"> part of th</w:t>
+      </w:r>
+      <w:r>
+        <w:t xml:space="preserve">e DIM </w:t>
+      </w:r>
+      <w:r>
+        <w:t xml:space="preserve">hypothesis is that the </w:t>
+      </w:r>
+      <w:r>
+        <w:t xml:space="preserve">vertical </w:t>
+      </w:r>
+      <w:r>
+        <w:t xml:space="preserve">cloud moisture flux divergence </w:t>
+      </w:r>
+      <w:r>
+        <w:t xml:space="preserve">source </w:t>
+      </w:r>
+      <w:r>
+        <w:t xml:space="preserve">balances the drying </w:t>
+      </w:r>
+      <w:r>
+        <w:t xml:space="preserve">sink </w:t>
+      </w:r>
+      <w:r>
+        <w:t xml:space="preserve">by </w:t>
+      </w:r>
+      <w:r>
+        <w:t>large scale advection (mostly subsidence)</w:t>
+      </w:r>
+      <w:r>
+        <w:t xml:space="preserve"> </w:t>
       </w:r>
       <m:oMath>
         <m:r>
@@ -1150,131 +1955,930 @@
       </m:oMath>
       <w:r>
         <w:rPr>
-          <w:rFonts w:ascii="Aptos" w:eastAsiaTheme="minorEastAsia" w:hAnsi="Aptos"/>
-        </w:rPr>
-        <w:t xml:space="preserve"> wind </w:t>
-      </w:r>
-      <w:r>
-        <w:rPr>
-          <w:rFonts w:ascii="Aptos" w:hAnsi="Aptos"/>
-        </w:rPr>
-        <w:t xml:space="preserve">by </w:t>
-      </w:r>
-      <w:r>
-        <w:rPr>
-          <w:rFonts w:ascii="Aptos" w:hAnsi="Aptos"/>
+          <w:rFonts w:eastAsiaTheme="minorEastAsia"/>
+        </w:rPr>
+        <w:t xml:space="preserve"> through,</w:t>
+      </w:r>
+      <w:r>
+        <w:rPr>
+          <w:rFonts w:eastAsiaTheme="minorEastAsia"/>
+        </w:rPr>
+        <w:br/>
+      </w:r>
+      <m:oMath>
+        <m:r>
+          <w:rPr>
+            <w:rFonts w:ascii="Cambria Math" w:eastAsiaTheme="minorEastAsia" w:hAnsi="Cambria Math"/>
+          </w:rPr>
+          <m:t xml:space="preserve">0=-∂/∂z </m:t>
+        </m:r>
+        <m:r>
+          <w:rPr>
+            <w:rFonts w:ascii="Cambria Math" w:eastAsiaTheme="minorEastAsia" w:hAnsi="Cambria Math"/>
+          </w:rPr>
+          <m:t>[</m:t>
+        </m:r>
+        <m:r>
+          <w:rPr>
+            <w:rFonts w:ascii="Cambria Math" w:eastAsiaTheme="minorEastAsia" w:hAnsi="Cambria Math"/>
+          </w:rPr>
+          <m:t>M</m:t>
+        </m:r>
+        <m:d>
+          <m:dPr>
+            <m:ctrlPr>
+              <w:rPr>
+                <w:rFonts w:ascii="Cambria Math" w:eastAsiaTheme="minorEastAsia" w:hAnsi="Cambria Math"/>
+                <w:i/>
+              </w:rPr>
+            </m:ctrlPr>
+          </m:dPr>
+          <m:e>
+            <m:sSub>
+              <m:sSubPr>
+                <m:ctrlPr>
+                  <w:rPr>
+                    <w:rFonts w:ascii="Cambria Math" w:eastAsiaTheme="minorEastAsia" w:hAnsi="Cambria Math"/>
+                    <w:i/>
+                  </w:rPr>
+                </m:ctrlPr>
+              </m:sSubPr>
+              <m:e>
+                <m:r>
+                  <w:rPr>
+                    <w:rFonts w:ascii="Cambria Math" w:eastAsiaTheme="minorEastAsia" w:hAnsi="Cambria Math"/>
+                  </w:rPr>
+                  <m:t>q</m:t>
+                </m:r>
+              </m:e>
+              <m:sub>
+                <m:r>
+                  <w:rPr>
+                    <w:rFonts w:ascii="Cambria Math" w:eastAsiaTheme="minorEastAsia" w:hAnsi="Cambria Math"/>
+                  </w:rPr>
+                  <m:t>cld</m:t>
+                </m:r>
+              </m:sub>
+            </m:sSub>
+            <m:r>
+              <w:rPr>
+                <w:rFonts w:ascii="Cambria Math" w:eastAsiaTheme="minorEastAsia" w:hAnsi="Cambria Math"/>
+              </w:rPr>
+              <m:t>-</m:t>
+            </m:r>
+            <m:sSub>
+              <m:sSubPr>
+                <m:ctrlPr>
+                  <w:rPr>
+                    <w:rFonts w:ascii="Cambria Math" w:eastAsiaTheme="minorEastAsia" w:hAnsi="Cambria Math"/>
+                    <w:i/>
+                  </w:rPr>
+                </m:ctrlPr>
+              </m:sSubPr>
+              <m:e>
+                <m:r>
+                  <w:rPr>
+                    <w:rFonts w:ascii="Cambria Math" w:eastAsiaTheme="minorEastAsia" w:hAnsi="Cambria Math"/>
+                  </w:rPr>
+                  <m:t>q</m:t>
+                </m:r>
+              </m:e>
+              <m:sub>
+                <m:r>
+                  <w:rPr>
+                    <w:rFonts w:ascii="Cambria Math" w:eastAsiaTheme="minorEastAsia" w:hAnsi="Cambria Math"/>
+                  </w:rPr>
+                  <m:t>env</m:t>
+                </m:r>
+              </m:sub>
+            </m:sSub>
+          </m:e>
+        </m:d>
+        <m:r>
+          <w:rPr>
+            <w:rFonts w:ascii="Cambria Math" w:eastAsiaTheme="minorEastAsia" w:hAnsi="Cambria Math"/>
+          </w:rPr>
+          <m:t>]</m:t>
+        </m:r>
+        <m:r>
+          <w:rPr>
+            <w:rFonts w:ascii="Cambria Math" w:eastAsiaTheme="minorEastAsia" w:hAnsi="Cambria Math"/>
+          </w:rPr>
+          <m:t>-W∂</m:t>
+        </m:r>
+        <m:sSub>
+          <m:sSubPr>
+            <m:ctrlPr>
+              <w:rPr>
+                <w:rFonts w:ascii="Cambria Math" w:eastAsiaTheme="minorEastAsia" w:hAnsi="Cambria Math"/>
+                <w:i/>
+              </w:rPr>
+            </m:ctrlPr>
+          </m:sSubPr>
+          <m:e>
+            <m:r>
+              <w:rPr>
+                <w:rFonts w:ascii="Cambria Math" w:eastAsiaTheme="minorEastAsia" w:hAnsi="Cambria Math"/>
+              </w:rPr>
+              <m:t>q</m:t>
+            </m:r>
+          </m:e>
+          <m:sub>
+            <m:r>
+              <w:rPr>
+                <w:rFonts w:ascii="Cambria Math" w:eastAsiaTheme="minorEastAsia" w:hAnsi="Cambria Math"/>
+              </w:rPr>
+              <m:t>env</m:t>
+            </m:r>
+          </m:sub>
+        </m:sSub>
+        <m:r>
+          <w:rPr>
+            <w:rFonts w:ascii="Cambria Math" w:eastAsiaTheme="minorEastAsia" w:hAnsi="Cambria Math"/>
+          </w:rPr>
+          <m:t>/∂z</m:t>
+        </m:r>
+      </m:oMath>
+      <w:r>
+        <w:rPr>
+          <w:rFonts w:eastAsiaTheme="minorEastAsia"/>
+        </w:rPr>
+        <w:t>,</w:t>
+      </w:r>
+      <w:r>
+        <w:rPr>
+          <w:rFonts w:eastAsiaTheme="minorEastAsia"/>
+        </w:rPr>
+        <w:br/>
+        <w:t xml:space="preserve">where </w:t>
+      </w:r>
+      <m:oMath>
+        <m:r>
+          <w:rPr>
+            <w:rFonts w:ascii="Cambria Math" w:eastAsiaTheme="minorEastAsia" w:hAnsi="Cambria Math"/>
+          </w:rPr>
+          <m:t>M(</m:t>
+        </m:r>
+        <m:sSub>
+          <m:sSubPr>
+            <m:ctrlPr>
+              <w:rPr>
+                <w:rFonts w:ascii="Cambria Math" w:eastAsiaTheme="minorEastAsia" w:hAnsi="Cambria Math"/>
+                <w:i/>
+              </w:rPr>
+            </m:ctrlPr>
+          </m:sSubPr>
+          <m:e>
+            <m:r>
+              <w:rPr>
+                <w:rFonts w:ascii="Cambria Math" w:eastAsiaTheme="minorEastAsia" w:hAnsi="Cambria Math"/>
+              </w:rPr>
+              <m:t>q</m:t>
+            </m:r>
+          </m:e>
+          <m:sub>
+            <m:r>
+              <w:rPr>
+                <w:rFonts w:ascii="Cambria Math" w:eastAsiaTheme="minorEastAsia" w:hAnsi="Cambria Math"/>
+              </w:rPr>
+              <m:t>cld</m:t>
+            </m:r>
+          </m:sub>
+        </m:sSub>
+        <m:r>
+          <w:rPr>
+            <w:rFonts w:ascii="Cambria Math" w:eastAsiaTheme="minorEastAsia" w:hAnsi="Cambria Math"/>
+          </w:rPr>
+          <m:t>-</m:t>
+        </m:r>
+        <m:sSub>
+          <m:sSubPr>
+            <m:ctrlPr>
+              <w:rPr>
+                <w:rFonts w:ascii="Cambria Math" w:eastAsiaTheme="minorEastAsia" w:hAnsi="Cambria Math"/>
+                <w:i/>
+              </w:rPr>
+            </m:ctrlPr>
+          </m:sSubPr>
+          <m:e>
+            <m:r>
+              <w:rPr>
+                <w:rFonts w:ascii="Cambria Math" w:eastAsiaTheme="minorEastAsia" w:hAnsi="Cambria Math"/>
+              </w:rPr>
+              <m:t>q</m:t>
+            </m:r>
+          </m:e>
+          <m:sub>
+            <m:r>
+              <w:rPr>
+                <w:rFonts w:ascii="Cambria Math" w:eastAsiaTheme="minorEastAsia" w:hAnsi="Cambria Math"/>
+              </w:rPr>
+              <m:t>env</m:t>
+            </m:r>
+          </m:sub>
+        </m:sSub>
+        <m:r>
+          <w:rPr>
+            <w:rFonts w:ascii="Cambria Math" w:eastAsiaTheme="minorEastAsia" w:hAnsi="Cambria Math"/>
+          </w:rPr>
+          <m:t>)</m:t>
+        </m:r>
+      </m:oMath>
+      <w:r>
+        <w:rPr>
+          <w:rFonts w:eastAsiaTheme="minorEastAsia"/>
+        </w:rPr>
+        <w:t xml:space="preserve"> is the cloud moisture flux, </w:t>
+      </w:r>
+      <m:oMath>
+        <m:r>
+          <w:rPr>
+            <w:rFonts w:ascii="Cambria Math" w:eastAsiaTheme="minorEastAsia" w:hAnsi="Cambria Math"/>
+          </w:rPr>
+          <m:t>M</m:t>
+        </m:r>
+      </m:oMath>
+      <w:r>
+        <w:rPr>
+          <w:rFonts w:eastAsiaTheme="minorEastAsia"/>
+        </w:rPr>
+        <w:t xml:space="preserve"> is the mass flux, and </w:t>
+      </w:r>
+      <m:oMath>
+        <m:sSub>
+          <m:sSubPr>
+            <m:ctrlPr>
+              <w:rPr>
+                <w:rFonts w:ascii="Cambria Math" w:eastAsiaTheme="minorEastAsia" w:hAnsi="Cambria Math"/>
+                <w:i/>
+              </w:rPr>
+            </m:ctrlPr>
+          </m:sSubPr>
+          <m:e>
+            <m:r>
+              <w:rPr>
+                <w:rFonts w:ascii="Cambria Math" w:eastAsiaTheme="minorEastAsia" w:hAnsi="Cambria Math"/>
+              </w:rPr>
+              <m:t>q</m:t>
+            </m:r>
+          </m:e>
+          <m:sub>
+            <m:r>
+              <w:rPr>
+                <w:rFonts w:ascii="Cambria Math" w:eastAsiaTheme="minorEastAsia" w:hAnsi="Cambria Math"/>
+              </w:rPr>
+              <m:t>env</m:t>
+            </m:r>
+          </m:sub>
+        </m:sSub>
+      </m:oMath>
+      <w:r>
+        <w:rPr>
+          <w:rFonts w:eastAsiaTheme="minorEastAsia"/>
+        </w:rPr>
+        <w:t xml:space="preserve"> is the environmental mean humidity. This</w:t>
+      </w:r>
+      <w:r>
+        <w:rPr>
+          <w:rFonts w:eastAsiaTheme="minorEastAsia"/>
+        </w:rPr>
+        <w:t xml:space="preserve"> moisture balance is expected in any steady climate</w:t>
+      </w:r>
+      <w:r>
+        <w:rPr>
+          <w:rFonts w:eastAsiaTheme="minorEastAsia"/>
+        </w:rPr>
+        <w:t xml:space="preserve"> average</w:t>
+      </w:r>
+      <w:r>
+        <w:rPr>
+          <w:rFonts w:eastAsiaTheme="minorEastAsia"/>
+        </w:rPr>
+        <w:t>.</w:t>
+      </w:r>
+      <w:r>
+        <w:rPr>
+          <w:rFonts w:eastAsiaTheme="minorEastAsia"/>
+        </w:rPr>
+        <w:t xml:space="preserve"> Factoring </w:t>
+      </w:r>
+      <w:r>
+        <w:rPr>
+          <w:rFonts w:eastAsiaTheme="minorEastAsia"/>
         </w:rPr>
         <w:t xml:space="preserve">the </w:t>
       </w:r>
       <w:r>
         <w:rPr>
-          <w:rFonts w:ascii="Aptos" w:hAnsi="Aptos"/>
-        </w:rPr>
-        <w:t>descending branch compensating deep convection in the tropical overturning (Hadley) circulation</w:t>
-      </w:r>
-      <w:r>
-        <w:rPr>
-          <w:rFonts w:ascii="Aptos" w:hAnsi="Aptos"/>
+          <w:rFonts w:eastAsiaTheme="minorEastAsia"/>
+        </w:rPr>
+        <w:t>humidity dependence</w:t>
+      </w:r>
+      <w:r>
+        <w:rPr>
+          <w:rFonts w:eastAsiaTheme="minorEastAsia"/>
+        </w:rPr>
+        <w:t xml:space="preserve"> </w:t>
+      </w:r>
+      <w:r>
+        <w:rPr>
+          <w:rFonts w:eastAsiaTheme="minorEastAsia"/>
+        </w:rPr>
+        <w:t>from</w:t>
+      </w:r>
+      <w:r>
+        <w:rPr>
+          <w:rFonts w:eastAsiaTheme="minorEastAsia"/>
+        </w:rPr>
+        <w:t xml:space="preserve"> both terms</w:t>
+      </w:r>
+      <w:r>
+        <w:rPr>
+          <w:rFonts w:eastAsiaTheme="minorEastAsia"/>
+        </w:rPr>
+        <w:t xml:space="preserve">, </w:t>
+      </w:r>
+      <m:oMath>
+        <m:r>
+          <w:rPr>
+            <w:rFonts w:ascii="Cambria Math" w:eastAsiaTheme="minorEastAsia" w:hAnsi="Cambria Math"/>
+          </w:rPr>
+          <m:t>M∝W</m:t>
+        </m:r>
+      </m:oMath>
+      <w:r>
+        <w:rPr>
+          <w:rFonts w:eastAsiaTheme="minorEastAsia"/>
         </w:rPr>
         <w:t xml:space="preserve">. </w:t>
       </w:r>
       <w:r>
         <w:rPr>
-          <w:rFonts w:ascii="Aptos" w:hAnsi="Aptos"/>
-        </w:rPr>
-        <w:t>Because s</w:t>
-      </w:r>
-      <w:r>
-        <w:rPr>
-          <w:rFonts w:ascii="Aptos" w:hAnsi="Aptos"/>
-        </w:rPr>
-        <w:t xml:space="preserve">aturation specific humidity </w:t>
-      </w:r>
-      <w:r>
-        <w:rPr>
-          <w:rFonts w:ascii="Aptos" w:hAnsi="Aptos"/>
-        </w:rPr>
-        <w:t xml:space="preserve">increases </w:t>
-      </w:r>
-      <w:r>
-        <w:rPr>
-          <w:rFonts w:ascii="Aptos" w:hAnsi="Aptos"/>
-        </w:rPr>
-        <w:t>7</w:t>
-      </w:r>
-      <w:r>
-        <w:rPr>
-          <w:rFonts w:ascii="Aptos" w:hAnsi="Aptos"/>
-        </w:rPr>
-        <w:t xml:space="preserve"> % K</w:t>
-      </w:r>
-      <w:r>
-        <w:rPr>
-          <w:rFonts w:ascii="Aptos" w:hAnsi="Aptos"/>
-          <w:vertAlign w:val="superscript"/>
-        </w:rPr>
-        <w:t>-1</w:t>
-      </w:r>
-      <w:r>
-        <w:rPr>
-          <w:rFonts w:ascii="Aptos" w:hAnsi="Aptos"/>
-        </w:rPr>
-        <w:t>,</w:t>
-      </w:r>
-      <w:r>
-        <w:rPr>
-          <w:rFonts w:ascii="Aptos" w:hAnsi="Aptos"/>
+          <w:rFonts w:eastAsiaTheme="minorEastAsia"/>
+        </w:rPr>
+        <w:t>We c</w:t>
+      </w:r>
+      <w:r>
+        <w:rPr>
+          <w:rFonts w:eastAsiaTheme="minorEastAsia"/>
+        </w:rPr>
+        <w:t xml:space="preserve">ompare cumulus mass flux </w:t>
+      </w:r>
+      <m:oMath>
+        <m:r>
+          <w:rPr>
+            <w:rFonts w:ascii="Cambria Math" w:eastAsiaTheme="minorEastAsia" w:hAnsi="Cambria Math"/>
+          </w:rPr>
+          <m:t>M</m:t>
+        </m:r>
+      </m:oMath>
+      <w:r>
+        <w:rPr>
+          <w:rFonts w:eastAsiaTheme="minorEastAsia"/>
         </w:rPr>
         <w:t xml:space="preserve"> </w:t>
       </w:r>
       <w:r>
         <w:rPr>
-          <w:rFonts w:ascii="Aptos" w:hAnsi="Aptos"/>
-        </w:rPr>
-        <w:t>and precipitation increases</w:t>
-      </w:r>
-      <w:r>
-        <w:rPr>
-          <w:rFonts w:ascii="Aptos" w:hAnsi="Aptos"/>
-        </w:rPr>
-        <w:t xml:space="preserve"> only 2 % K</w:t>
-      </w:r>
-      <w:r>
-        <w:rPr>
-          <w:rFonts w:ascii="Aptos" w:hAnsi="Aptos"/>
-          <w:vertAlign w:val="superscript"/>
-        </w:rPr>
-        <w:t>-1</w:t>
-      </w:r>
-      <w:r>
-        <w:rPr>
-          <w:rFonts w:ascii="Aptos" w:hAnsi="Aptos"/>
-        </w:rPr>
-        <w:t xml:space="preserve">, </w:t>
-      </w:r>
-      <w:r>
-        <w:rPr>
-          <w:rFonts w:ascii="Aptos" w:hAnsi="Aptos"/>
-        </w:rPr>
-        <w:t xml:space="preserve">the </w:t>
-      </w:r>
-      <w:r>
-        <w:rPr>
-          <w:rFonts w:ascii="Aptos" w:hAnsi="Aptos"/>
-        </w:rPr>
-        <w:t>tropospheric radiative-convective heat balance constrain</w:t>
-      </w:r>
-      <w:r>
-        <w:rPr>
-          <w:rFonts w:ascii="Aptos" w:hAnsi="Aptos"/>
-        </w:rPr>
-        <w:t>s</w:t>
-      </w:r>
-      <w:r>
-        <w:rPr>
-          <w:rFonts w:ascii="Aptos" w:hAnsi="Aptos"/>
-        </w:rPr>
-        <w:t xml:space="preserve"> the large scale tropical overturning ciruculation to about </w:t>
+          <w:rFonts w:eastAsiaTheme="minorEastAsia"/>
+        </w:rPr>
+        <w:t xml:space="preserve">and </w:t>
+      </w:r>
+      <m:oMath>
+        <m:r>
+          <w:rPr>
+            <w:rFonts w:ascii="Cambria Math" w:eastAsiaTheme="minorEastAsia" w:hAnsi="Cambria Math"/>
+          </w:rPr>
+          <m:t>W</m:t>
+        </m:r>
+      </m:oMath>
+      <w:r>
+        <w:rPr>
+          <w:rFonts w:eastAsiaTheme="minorEastAsia"/>
+        </w:rPr>
+        <w:t xml:space="preserve"> from CFMIP models</w:t>
+      </w:r>
+      <w:r>
+        <w:rPr>
+          <w:rFonts w:eastAsiaTheme="minorEastAsia"/>
+        </w:rPr>
+        <w:t xml:space="preserve"> in Fig. </w:t>
+      </w:r>
+      <w:proofErr w:type="spellStart"/>
+      <w:r>
+        <w:rPr>
+          <w:rFonts w:eastAsiaTheme="minorEastAsia"/>
+        </w:rPr>
+        <w:t>CFMWa</w:t>
+      </w:r>
+      <w:proofErr w:type="spellEnd"/>
+      <w:r>
+        <w:rPr>
+          <w:rFonts w:eastAsiaTheme="minorEastAsia"/>
+        </w:rPr>
+        <w:t>.</w:t>
+      </w:r>
+      <w:r>
+        <w:rPr>
+          <w:rFonts w:eastAsiaTheme="minorEastAsia"/>
+        </w:rPr>
+        <w:t xml:space="preserve"> </w:t>
+      </w:r>
+      <w:r>
+        <w:rPr>
+          <w:rFonts w:eastAsiaTheme="minorEastAsia"/>
+        </w:rPr>
+        <w:t>Imposing m</w:t>
+      </w:r>
+      <w:r>
+        <w:rPr>
+          <w:rFonts w:eastAsiaTheme="minorEastAsia"/>
+        </w:rPr>
+        <w:t xml:space="preserve">oisture balance </w:t>
+      </w:r>
+      <w:r>
+        <w:rPr>
+          <w:rFonts w:eastAsiaTheme="minorEastAsia"/>
+        </w:rPr>
+        <w:t>by fiat, we assess</w:t>
+      </w:r>
+      <w:r>
+        <w:rPr>
+          <w:rFonts w:eastAsiaTheme="minorEastAsia"/>
+        </w:rPr>
+        <w:t xml:space="preserve"> </w:t>
+      </w:r>
+      <w:r>
+        <w:rPr>
+          <w:rFonts w:eastAsiaTheme="minorEastAsia"/>
+        </w:rPr>
+        <w:t xml:space="preserve">the effect of </w:t>
+      </w:r>
+      <w:proofErr w:type="gramStart"/>
+      <w:r>
+        <w:rPr>
+          <w:rFonts w:eastAsiaTheme="minorEastAsia"/>
+        </w:rPr>
+        <w:t>large scale</w:t>
+      </w:r>
+      <w:proofErr w:type="gramEnd"/>
+      <w:r>
+        <w:rPr>
+          <w:rFonts w:eastAsiaTheme="minorEastAsia"/>
+        </w:rPr>
+        <w:t xml:space="preserve"> circulation </w:t>
+      </w:r>
+      <m:oMath>
+        <m:r>
+          <w:rPr>
+            <w:rFonts w:ascii="Cambria Math" w:eastAsiaTheme="minorEastAsia" w:hAnsi="Cambria Math"/>
+          </w:rPr>
+          <m:t>W</m:t>
+        </m:r>
+      </m:oMath>
+      <w:r>
+        <w:rPr>
+          <w:rFonts w:eastAsiaTheme="minorEastAsia"/>
+        </w:rPr>
+        <w:t xml:space="preserve"> and environmental moistu</w:t>
+      </w:r>
+      <w:r>
+        <w:rPr>
+          <w:rFonts w:eastAsiaTheme="minorEastAsia"/>
+        </w:rPr>
+        <w:t>re</w:t>
+      </w:r>
+      <w:r>
+        <w:rPr>
+          <w:rFonts w:eastAsiaTheme="minorEastAsia"/>
+        </w:rPr>
+        <w:t xml:space="preserve"> </w:t>
+      </w:r>
+      <m:oMath>
+        <m:sSub>
+          <m:sSubPr>
+            <m:ctrlPr>
+              <w:rPr>
+                <w:rFonts w:ascii="Cambria Math" w:eastAsiaTheme="minorEastAsia" w:hAnsi="Cambria Math"/>
+                <w:i/>
+              </w:rPr>
+            </m:ctrlPr>
+          </m:sSubPr>
+          <m:e>
+            <m:r>
+              <w:rPr>
+                <w:rFonts w:ascii="Cambria Math" w:eastAsiaTheme="minorEastAsia" w:hAnsi="Cambria Math"/>
+              </w:rPr>
+              <m:t>q</m:t>
+            </m:r>
+          </m:e>
+          <m:sub>
+            <m:r>
+              <w:rPr>
+                <w:rFonts w:ascii="Cambria Math" w:eastAsiaTheme="minorEastAsia" w:hAnsi="Cambria Math"/>
+              </w:rPr>
+              <m:t>env</m:t>
+            </m:r>
+          </m:sub>
+        </m:sSub>
+      </m:oMath>
+      <w:r>
+        <w:rPr>
+          <w:rFonts w:eastAsiaTheme="minorEastAsia"/>
+        </w:rPr>
+        <w:t xml:space="preserve"> on the cloud moisture and mass flux</w:t>
+      </w:r>
+      <w:r>
+        <w:rPr>
+          <w:rFonts w:eastAsiaTheme="minorEastAsia"/>
+        </w:rPr>
+        <w:t xml:space="preserve"> profiles</w:t>
+      </w:r>
+      <w:r>
+        <w:rPr>
+          <w:rFonts w:eastAsiaTheme="minorEastAsia"/>
+        </w:rPr>
+        <w:t>.</w:t>
+      </w:r>
+    </w:p>
+    <w:p>
+      <w:pPr>
+        <w:pStyle w:val="ListParagraph"/>
+        <w:rPr>
+          <w:rFonts w:eastAsiaTheme="minorEastAsia"/>
+        </w:rPr>
+      </w:pPr>
+    </w:p>
+    <w:p>
+      <w:pPr>
+        <w:pStyle w:val="ListParagraph"/>
+        <w:numPr>
+          <w:ilvl w:val="0"/>
+          <w:numId w:val="3"/>
+        </w:numPr>
+      </w:pPr>
+      <m:oMath>
+        <m:r>
+          <m:rPr>
+            <m:sty m:val="bi"/>
+          </m:rPr>
+          <w:rPr>
+            <w:rFonts w:ascii="Cambria Math" w:eastAsiaTheme="minorEastAsia" w:hAnsi="Cambria Math"/>
+          </w:rPr>
+          <m:t>C∝M</m:t>
+        </m:r>
+      </m:oMath>
+      <w:r>
+        <w:rPr>
+          <w:rFonts w:eastAsiaTheme="minorEastAsia"/>
+          <w:b/>
+          <w:bCs/>
+        </w:rPr>
+        <w:t>:</w:t>
+      </w:r>
+      <w:r>
+        <w:rPr>
+          <w:rFonts w:eastAsiaTheme="minorEastAsia"/>
+        </w:rPr>
+        <w:t xml:space="preserve"> </w:t>
+      </w:r>
+      <w:r>
+        <w:rPr>
+          <w:rFonts w:eastAsiaTheme="minorEastAsia"/>
+        </w:rPr>
+        <w:t xml:space="preserve"> </w:t>
+      </w:r>
+      <w:r>
+        <w:rPr>
+          <w:rFonts w:eastAsiaTheme="minorEastAsia"/>
+        </w:rPr>
+        <w:t xml:space="preserve">We </w:t>
+      </w:r>
+      <w:r>
+        <w:rPr>
+          <w:rFonts w:eastAsiaTheme="minorEastAsia"/>
+        </w:rPr>
+        <w:t xml:space="preserve">also </w:t>
+      </w:r>
+      <w:r>
+        <w:rPr>
+          <w:rFonts w:eastAsiaTheme="minorEastAsia"/>
+        </w:rPr>
+        <w:t>hypothesize that the</w:t>
+      </w:r>
+      <w:r>
+        <w:rPr>
+          <w:rFonts w:eastAsiaTheme="minorEastAsia"/>
+        </w:rPr>
+        <w:t xml:space="preserve"> cloud fraction </w:t>
+      </w:r>
+      <m:oMath>
+        <m:r>
+          <w:rPr>
+            <w:rFonts w:ascii="Cambria Math" w:eastAsiaTheme="minorEastAsia" w:hAnsi="Cambria Math"/>
+          </w:rPr>
+          <m:t>C</m:t>
+        </m:r>
+      </m:oMath>
+      <w:r>
+        <w:rPr>
+          <w:rFonts w:eastAsiaTheme="minorEastAsia"/>
+        </w:rPr>
+        <w:t xml:space="preserve"> </w:t>
+      </w:r>
+      <w:r>
+        <w:rPr>
+          <w:rFonts w:eastAsiaTheme="minorEastAsia"/>
+        </w:rPr>
+        <w:t xml:space="preserve">is </w:t>
+      </w:r>
+      <w:r>
+        <w:rPr>
+          <w:rFonts w:eastAsiaTheme="minorEastAsia"/>
+        </w:rPr>
+        <w:t>proportional to mass flux</w:t>
+      </w:r>
+      <w:r>
+        <w:rPr>
+          <w:rFonts w:eastAsiaTheme="minorEastAsia"/>
+        </w:rPr>
+        <w:t xml:space="preserve"> </w:t>
+      </w:r>
+      <m:oMath>
+        <m:r>
+          <w:rPr>
+            <w:rFonts w:ascii="Cambria Math" w:eastAsiaTheme="minorEastAsia" w:hAnsi="Cambria Math"/>
+          </w:rPr>
+          <m:t>C</m:t>
+        </m:r>
+        <m:r>
+          <w:rPr>
+            <w:rFonts w:ascii="Cambria Math" w:eastAsiaTheme="minorEastAsia" w:hAnsi="Cambria Math"/>
+          </w:rPr>
+          <m:t>∝M</m:t>
+        </m:r>
+      </m:oMath>
+      <w:r>
+        <w:rPr>
+          <w:rFonts w:eastAsiaTheme="minorEastAsia"/>
+        </w:rPr>
+        <w:t xml:space="preserve">. </w:t>
+      </w:r>
+      <w:r>
+        <w:rPr>
+          <w:rFonts w:eastAsiaTheme="minorEastAsia"/>
+        </w:rPr>
+        <w:t xml:space="preserve">This is supported by the cloud mass flux </w:t>
+      </w:r>
+      <w:r>
+        <w:rPr>
+          <w:rFonts w:eastAsiaTheme="minorEastAsia"/>
+        </w:rPr>
+        <w:t xml:space="preserve">definition, </w:t>
+      </w:r>
+      <m:oMath>
+        <m:r>
+          <w:rPr>
+            <w:rFonts w:ascii="Cambria Math" w:eastAsiaTheme="minorEastAsia" w:hAnsi="Cambria Math"/>
+          </w:rPr>
+          <m:t>M=C</m:t>
+        </m:r>
+        <m:sSub>
+          <m:sSubPr>
+            <m:ctrlPr>
+              <w:rPr>
+                <w:rFonts w:ascii="Cambria Math" w:eastAsiaTheme="minorEastAsia" w:hAnsi="Cambria Math"/>
+                <w:i/>
+              </w:rPr>
+            </m:ctrlPr>
+          </m:sSubPr>
+          <m:e>
+            <m:r>
+              <w:rPr>
+                <w:rFonts w:ascii="Cambria Math" w:eastAsiaTheme="minorEastAsia" w:hAnsi="Cambria Math"/>
+              </w:rPr>
+              <m:t>w</m:t>
+            </m:r>
+          </m:e>
+          <m:sub>
+            <m:r>
+              <w:rPr>
+                <w:rFonts w:ascii="Cambria Math" w:eastAsiaTheme="minorEastAsia" w:hAnsi="Cambria Math"/>
+              </w:rPr>
+              <m:t>cld</m:t>
+            </m:r>
+          </m:sub>
+        </m:sSub>
+      </m:oMath>
+      <w:r>
+        <w:rPr>
+          <w:rFonts w:eastAsiaTheme="minorEastAsia"/>
+        </w:rPr>
+        <w:t>, and</w:t>
+      </w:r>
+      <w:r>
+        <w:rPr>
+          <w:rFonts w:eastAsiaTheme="minorEastAsia"/>
+        </w:rPr>
+        <w:t xml:space="preserve"> </w:t>
+      </w:r>
+      <w:r>
+        <w:rPr>
+          <w:rFonts w:eastAsiaTheme="minorEastAsia"/>
+        </w:rPr>
+        <w:t>results from</w:t>
+      </w:r>
+      <w:r>
+        <w:rPr>
+          <w:rFonts w:eastAsiaTheme="minorEastAsia"/>
+        </w:rPr>
+        <w:t xml:space="preserve"> a heuristic model with entrainment rates tuned to reproduce moisture balance with the observed distribution of cloud top heights. </w:t>
+      </w:r>
+      <w:proofErr w:type="spellStart"/>
+      <w:r>
+        <w:rPr>
+          <w:rFonts w:eastAsiaTheme="minorEastAsia"/>
+        </w:rPr>
+        <w:t>Cumulus</w:t>
+      </w:r>
+      <w:proofErr w:type="spellEnd"/>
+      <w:r>
+        <w:rPr>
+          <w:rFonts w:eastAsiaTheme="minorEastAsia"/>
+        </w:rPr>
+        <w:t xml:space="preserve"> mass flux and low cloud fraction from </w:t>
+      </w:r>
+      <w:r>
+        <w:rPr>
+          <w:rFonts w:eastAsiaTheme="minorEastAsia"/>
+        </w:rPr>
+        <w:t>CFMIP</w:t>
+      </w:r>
+      <w:r>
+        <w:rPr>
+          <w:rFonts w:eastAsiaTheme="minorEastAsia"/>
+        </w:rPr>
+        <w:t xml:space="preserve"> </w:t>
+      </w:r>
+      <w:r>
+        <w:rPr>
+          <w:rFonts w:eastAsiaTheme="minorEastAsia"/>
+        </w:rPr>
+        <w:t>models</w:t>
+      </w:r>
+      <w:r>
+        <w:rPr>
+          <w:rFonts w:eastAsiaTheme="minorEastAsia"/>
+        </w:rPr>
+        <w:t xml:space="preserve"> </w:t>
+      </w:r>
+      <w:r>
+        <w:rPr>
+          <w:rFonts w:eastAsiaTheme="minorEastAsia"/>
+        </w:rPr>
+        <w:t>(Cloud Forcing Project, Webb et al. XXXX</w:t>
+      </w:r>
+      <w:r>
+        <w:rPr>
+          <w:rFonts w:eastAsiaTheme="minorEastAsia"/>
+        </w:rPr>
+        <w:t xml:space="preserve">; </w:t>
+      </w:r>
+      <w:r>
+        <w:rPr>
+          <w:rFonts w:eastAsiaTheme="minorEastAsia"/>
+        </w:rPr>
+        <w:t>COSP REF XXXX)</w:t>
+      </w:r>
+      <w:r>
+        <w:rPr>
+          <w:rFonts w:eastAsiaTheme="minorEastAsia"/>
+        </w:rPr>
+        <w:t xml:space="preserve"> are</w:t>
+      </w:r>
+      <w:r>
+        <w:rPr>
+          <w:rFonts w:eastAsiaTheme="minorEastAsia"/>
+        </w:rPr>
+        <w:t xml:space="preserve"> compare</w:t>
+      </w:r>
+      <w:r>
+        <w:rPr>
+          <w:rFonts w:eastAsiaTheme="minorEastAsia"/>
+        </w:rPr>
+        <w:t>d</w:t>
+      </w:r>
+      <w:r>
+        <w:rPr>
+          <w:rFonts w:eastAsiaTheme="minorEastAsia"/>
+        </w:rPr>
+        <w:t xml:space="preserve"> </w:t>
+      </w:r>
+      <w:r>
+        <w:rPr>
+          <w:rFonts w:eastAsiaTheme="minorEastAsia"/>
+        </w:rPr>
+        <w:t>in</w:t>
+      </w:r>
+      <w:r>
+        <w:rPr>
+          <w:rFonts w:eastAsiaTheme="minorEastAsia"/>
+        </w:rPr>
+        <w:t xml:space="preserve"> </w:t>
+      </w:r>
+      <w:r>
+        <w:rPr>
+          <w:rFonts w:eastAsiaTheme="minorEastAsia"/>
+        </w:rPr>
+        <w:t xml:space="preserve">present </w:t>
+      </w:r>
+      <w:r>
+        <w:rPr>
+          <w:rFonts w:eastAsiaTheme="minorEastAsia"/>
+        </w:rPr>
+        <w:t>(</w:t>
+      </w:r>
+      <w:r>
+        <w:rPr>
+          <w:rFonts w:eastAsiaTheme="minorEastAsia"/>
+        </w:rPr>
+        <w:t>AMIP</w:t>
+      </w:r>
+      <w:r>
+        <w:rPr>
+          <w:rFonts w:eastAsiaTheme="minorEastAsia"/>
+        </w:rPr>
+        <w:t>)</w:t>
+      </w:r>
+      <w:r>
+        <w:rPr>
+          <w:rFonts w:eastAsiaTheme="minorEastAsia"/>
+        </w:rPr>
+        <w:t xml:space="preserve"> </w:t>
+      </w:r>
+      <w:r>
+        <w:rPr>
+          <w:rFonts w:eastAsiaTheme="minorEastAsia"/>
+        </w:rPr>
+        <w:t xml:space="preserve">and </w:t>
+      </w:r>
+      <w:r>
+        <w:rPr>
+          <w:rFonts w:eastAsiaTheme="minorEastAsia"/>
+        </w:rPr>
+        <w:t>warming (AMIP-</w:t>
+      </w:r>
+      <w:r>
+        <w:rPr>
+          <w:rFonts w:eastAsiaTheme="minorEastAsia"/>
+        </w:rPr>
+        <w:t>p4K</w:t>
+      </w:r>
+      <w:r>
+        <w:rPr>
+          <w:rFonts w:eastAsiaTheme="minorEastAsia"/>
+        </w:rPr>
+        <w:t xml:space="preserve">) </w:t>
+      </w:r>
+      <w:r>
+        <w:rPr>
+          <w:rFonts w:eastAsiaTheme="minorEastAsia"/>
+        </w:rPr>
+        <w:t>simulation</w:t>
+      </w:r>
+      <w:r>
+        <w:rPr>
+          <w:rFonts w:eastAsiaTheme="minorEastAsia"/>
+        </w:rPr>
+        <w:t xml:space="preserve">s to assess </w:t>
+      </w:r>
+      <m:oMath>
+        <m:r>
+          <w:rPr>
+            <w:rFonts w:ascii="Cambria Math" w:eastAsiaTheme="minorEastAsia" w:hAnsi="Cambria Math"/>
+          </w:rPr>
+          <m:t>C∝M∝W</m:t>
+        </m:r>
+      </m:oMath>
+      <w:r>
+        <w:rPr>
+          <w:rFonts w:eastAsiaTheme="minorEastAsia"/>
+        </w:rPr>
+        <w:t xml:space="preserve"> in Fig. CFMW.</w:t>
+      </w:r>
+    </w:p>
+    <w:p>
+      <w:r>
+        <w:rPr>
+          <w:rFonts w:eastAsiaTheme="minorEastAsia"/>
+        </w:rPr>
+        <w:t xml:space="preserve">In sum, the hypothesis </w:t>
+      </w:r>
+      <w:r>
+        <w:t>predict</w:t>
+      </w:r>
+      <w:r>
+        <w:t xml:space="preserve">s </w:t>
       </w:r>
       <m:oMath>
         <m:r>
@@ -1283,81 +2887,1870 @@
           </w:rPr>
           <m:t>d</m:t>
         </m:r>
-        <m:r>
-          <m:rPr>
-            <m:sty m:val="p"/>
-          </m:rPr>
-          <w:rPr>
-            <w:rFonts w:ascii="Cambria Math" w:hAnsi="Cambria Math"/>
-          </w:rPr>
-          <m:t>ln</m:t>
-        </m:r>
+        <m:func>
+          <m:funcPr>
+            <m:ctrlPr>
+              <w:rPr>
+                <w:rFonts w:ascii="Cambria Math" w:hAnsi="Cambria Math"/>
+                <w:i/>
+              </w:rPr>
+            </m:ctrlPr>
+          </m:funcPr>
+          <m:fName>
+            <m:r>
+              <m:rPr>
+                <m:sty m:val="p"/>
+              </m:rPr>
+              <w:rPr>
+                <w:rFonts w:ascii="Cambria Math" w:hAnsi="Cambria Math"/>
+              </w:rPr>
+              <m:t>ln</m:t>
+            </m:r>
+          </m:fName>
+          <m:e>
+            <m:r>
+              <w:rPr>
+                <w:rFonts w:ascii="Cambria Math" w:hAnsi="Cambria Math"/>
+              </w:rPr>
+              <m:t>C</m:t>
+            </m:r>
+          </m:e>
+        </m:func>
         <m:r>
           <w:rPr>
             <w:rFonts w:ascii="Cambria Math" w:hAnsi="Cambria Math"/>
           </w:rPr>
-          <m:t>W</m:t>
+          <m:t>=d</m:t>
         </m:r>
+        <m:func>
+          <m:funcPr>
+            <m:ctrlPr>
+              <w:rPr>
+                <w:rFonts w:ascii="Cambria Math" w:hAnsi="Cambria Math"/>
+                <w:i/>
+              </w:rPr>
+            </m:ctrlPr>
+          </m:funcPr>
+          <m:fName>
+            <m:r>
+              <m:rPr>
+                <m:sty m:val="p"/>
+              </m:rPr>
+              <w:rPr>
+                <w:rFonts w:ascii="Cambria Math" w:hAnsi="Cambria Math"/>
+              </w:rPr>
+              <m:t>ln</m:t>
+            </m:r>
+          </m:fName>
+          <m:e>
+            <m:r>
+              <w:rPr>
+                <w:rFonts w:ascii="Cambria Math" w:hAnsi="Cambria Math"/>
+              </w:rPr>
+              <m:t>M</m:t>
+            </m:r>
+          </m:e>
+        </m:func>
         <m:r>
-          <m:rPr>
-            <m:sty m:val="p"/>
-          </m:rPr>
           <w:rPr>
             <w:rFonts w:ascii="Cambria Math" w:hAnsi="Cambria Math"/>
           </w:rPr>
-          <m:t>=</m:t>
+          <m:t>=d</m:t>
         </m:r>
+        <m:func>
+          <m:funcPr>
+            <m:ctrlPr>
+              <w:rPr>
+                <w:rFonts w:ascii="Cambria Math" w:hAnsi="Cambria Math"/>
+                <w:i/>
+              </w:rPr>
+            </m:ctrlPr>
+          </m:funcPr>
+          <m:fName>
+            <m:r>
+              <m:rPr>
+                <m:sty m:val="p"/>
+              </m:rPr>
+              <w:rPr>
+                <w:rFonts w:ascii="Cambria Math" w:hAnsi="Cambria Math"/>
+              </w:rPr>
+              <m:t>ln</m:t>
+            </m:r>
+          </m:fName>
+          <m:e>
+            <m:r>
+              <w:rPr>
+                <w:rFonts w:ascii="Cambria Math" w:hAnsi="Cambria Math"/>
+              </w:rPr>
+              <m:t>W</m:t>
+            </m:r>
+          </m:e>
+        </m:func>
+      </m:oMath>
+      <w:r>
+        <w:rPr>
+          <w:rFonts w:eastAsiaTheme="minorEastAsia"/>
+        </w:rPr>
+        <w:t xml:space="preserve"> </w:t>
+      </w:r>
+      <w:r>
+        <w:rPr>
+          <w:rFonts w:eastAsiaTheme="minorEastAsia"/>
+        </w:rPr>
+        <w:t>and</w:t>
+      </w:r>
+      <w:r>
+        <w:t xml:space="preserve"> </w:t>
+      </w:r>
+      <m:oMath>
         <m:r>
           <w:rPr>
             <w:rFonts w:ascii="Cambria Math" w:hAnsi="Cambria Math"/>
           </w:rPr>
           <m:t>d</m:t>
         </m:r>
+        <m:func>
+          <m:funcPr>
+            <m:ctrlPr>
+              <w:rPr>
+                <w:rFonts w:ascii="Cambria Math" w:hAnsi="Cambria Math"/>
+                <w:i/>
+              </w:rPr>
+            </m:ctrlPr>
+          </m:funcPr>
+          <m:fName>
+            <m:r>
+              <m:rPr>
+                <m:sty m:val="p"/>
+              </m:rPr>
+              <w:rPr>
+                <w:rFonts w:ascii="Cambria Math" w:hAnsi="Cambria Math"/>
+              </w:rPr>
+              <m:t>ln</m:t>
+            </m:r>
+          </m:fName>
+          <m:e>
+            <m:r>
+              <w:rPr>
+                <w:rFonts w:ascii="Cambria Math" w:hAnsi="Cambria Math"/>
+              </w:rPr>
+              <m:t>C</m:t>
+            </m:r>
+          </m:e>
+        </m:func>
         <m:r>
-          <m:rPr>
-            <m:sty m:val="p"/>
-          </m:rPr>
           <w:rPr>
             <w:rFonts w:ascii="Cambria Math" w:hAnsi="Cambria Math"/>
           </w:rPr>
-          <m:t>ln</m:t>
+          <m:t>/dT</m:t>
         </m:r>
         <m:r>
           <w:rPr>
             <w:rFonts w:ascii="Cambria Math" w:hAnsi="Cambria Math"/>
           </w:rPr>
-          <m:t>U</m:t>
+          <m:t>≈</m:t>
+        </m:r>
+        <m:r>
+          <w:rPr>
+            <w:rFonts w:ascii="Cambria Math" w:eastAsiaTheme="minorEastAsia" w:hAnsi="Cambria Math"/>
+          </w:rPr>
+          <m:t xml:space="preserve">-5 % </m:t>
+        </m:r>
+        <m:sSup>
+          <m:sSupPr>
+            <m:ctrlPr>
+              <w:rPr>
+                <w:rFonts w:ascii="Cambria Math" w:eastAsiaTheme="minorEastAsia" w:hAnsi="Cambria Math"/>
+                <w:iCs/>
+              </w:rPr>
+            </m:ctrlPr>
+          </m:sSupPr>
+          <m:e>
+            <m:r>
+              <m:rPr>
+                <m:sty m:val="p"/>
+              </m:rPr>
+              <w:rPr>
+                <w:rFonts w:ascii="Cambria Math" w:eastAsiaTheme="minorEastAsia" w:hAnsi="Cambria Math"/>
+              </w:rPr>
+              <m:t>K</m:t>
+            </m:r>
+            <m:ctrlPr>
+              <w:rPr>
+                <w:rFonts w:ascii="Cambria Math" w:eastAsiaTheme="minorEastAsia" w:hAnsi="Cambria Math"/>
+                <w:i/>
+              </w:rPr>
+            </m:ctrlPr>
+          </m:e>
+          <m:sup>
+            <m:r>
+              <m:rPr>
+                <m:sty m:val="p"/>
+              </m:rPr>
+              <w:rPr>
+                <w:rFonts w:ascii="Cambria Math" w:eastAsiaTheme="minorEastAsia" w:hAnsi="Cambria Math"/>
+              </w:rPr>
+              <m:t>-1</m:t>
+            </m:r>
+          </m:sup>
+        </m:sSup>
+      </m:oMath>
+      <w:r>
+        <w:rPr>
+          <w:rFonts w:eastAsiaTheme="minorEastAsia"/>
+          <w:iCs/>
+        </w:rPr>
+        <w:t xml:space="preserve">. </w:t>
+      </w:r>
+      <w:r>
+        <w:rPr>
+          <w:rFonts w:eastAsiaTheme="minorEastAsia"/>
+          <w:iCs/>
+        </w:rPr>
+        <w:t xml:space="preserve">It is </w:t>
+      </w:r>
+      <w:r>
+        <w:rPr>
+          <w:rFonts w:eastAsiaTheme="minorEastAsia"/>
+          <w:iCs/>
+        </w:rPr>
+        <w:t xml:space="preserve">the simplest </w:t>
+      </w:r>
+      <w:r>
+        <w:rPr>
+          <w:rFonts w:eastAsiaTheme="minorEastAsia"/>
+          <w:iCs/>
+        </w:rPr>
+        <w:t>possible explanation for the fraction of</w:t>
+      </w:r>
+      <w:r>
+        <w:rPr>
+          <w:rFonts w:eastAsiaTheme="minorEastAsia"/>
+          <w:iCs/>
+        </w:rPr>
+        <w:t xml:space="preserve"> </w:t>
+      </w:r>
+      <w:r>
+        <w:rPr>
+          <w:rFonts w:eastAsiaTheme="minorEastAsia"/>
+          <w:iCs/>
+        </w:rPr>
+        <w:t xml:space="preserve">subtropical </w:t>
+      </w:r>
+      <w:r>
+        <w:rPr>
+          <w:rFonts w:eastAsiaTheme="minorEastAsia"/>
+          <w:iCs/>
+        </w:rPr>
+        <w:t>shallow cumulus cloud</w:t>
+      </w:r>
+      <w:r>
+        <w:rPr>
+          <w:rFonts w:eastAsiaTheme="minorEastAsia"/>
+          <w:iCs/>
+        </w:rPr>
+        <w:t xml:space="preserve">s and their change </w:t>
+      </w:r>
+      <w:r>
+        <w:rPr>
+          <w:rFonts w:eastAsiaTheme="minorEastAsia"/>
+          <w:iCs/>
+        </w:rPr>
+        <w:t>with</w:t>
+      </w:r>
+      <w:r>
+        <w:rPr>
+          <w:rFonts w:eastAsiaTheme="minorEastAsia"/>
+          <w:iCs/>
+        </w:rPr>
+        <w:t xml:space="preserve"> climate</w:t>
+      </w:r>
+      <w:r>
+        <w:rPr>
+          <w:rFonts w:eastAsiaTheme="minorEastAsia"/>
+          <w:iCs/>
+        </w:rPr>
+        <w:t>.</w:t>
+      </w:r>
+    </w:p>
+    <w:p>
+      <w:pPr>
+        <w:rPr>
+          <w:rFonts w:eastAsiaTheme="minorEastAsia"/>
+        </w:rPr>
+      </w:pPr>
+      <w:r>
+        <w:rPr>
+          <w:rFonts w:eastAsiaTheme="minorEastAsia"/>
+          <w:iCs/>
+        </w:rPr>
+        <w:lastRenderedPageBreak/>
+        <w:t>Differences</w:t>
+      </w:r>
+      <w:r>
+        <w:rPr>
+          <w:rFonts w:eastAsiaTheme="minorEastAsia"/>
+          <w:iCs/>
+        </w:rPr>
+        <w:t xml:space="preserve"> from this </w:t>
+      </w:r>
+      <w:r>
+        <w:rPr>
+          <w:rFonts w:eastAsiaTheme="minorEastAsia"/>
+          <w:iCs/>
+        </w:rPr>
+        <w:t xml:space="preserve">behavior </w:t>
+      </w:r>
+      <w:r>
+        <w:rPr>
+          <w:rFonts w:eastAsiaTheme="minorEastAsia"/>
+          <w:iCs/>
+        </w:rPr>
+        <w:t xml:space="preserve">in climate </w:t>
+      </w:r>
+      <w:r>
+        <w:rPr>
+          <w:rFonts w:eastAsiaTheme="minorEastAsia"/>
+          <w:iCs/>
+        </w:rPr>
+        <w:t>change simulations</w:t>
+      </w:r>
+      <w:r>
+        <w:rPr>
+          <w:rFonts w:eastAsiaTheme="minorEastAsia"/>
+          <w:iCs/>
+        </w:rPr>
+        <w:t xml:space="preserve"> suggest</w:t>
+      </w:r>
+      <w:r>
+        <w:rPr>
+          <w:rFonts w:eastAsiaTheme="minorEastAsia"/>
+          <w:iCs/>
+        </w:rPr>
+        <w:t xml:space="preserve"> (1)</w:t>
+      </w:r>
+      <w:r>
+        <w:rPr>
+          <w:rFonts w:eastAsiaTheme="minorEastAsia"/>
+          <w:iCs/>
+        </w:rPr>
+        <w:t xml:space="preserve"> variation in the response of the subsidence drying over the shallow cumulus region, </w:t>
+      </w:r>
+      <w:r>
+        <w:rPr>
+          <w:rFonts w:eastAsiaTheme="minorEastAsia"/>
+          <w:iCs/>
+        </w:rPr>
+        <w:t>or</w:t>
+      </w:r>
+      <w:r>
+        <w:rPr>
+          <w:rFonts w:eastAsiaTheme="minorEastAsia"/>
+          <w:iCs/>
+        </w:rPr>
+        <w:t xml:space="preserve"> </w:t>
+      </w:r>
+      <w:r>
+        <w:rPr>
+          <w:rFonts w:eastAsiaTheme="minorEastAsia"/>
+          <w:iCs/>
+        </w:rPr>
+        <w:t xml:space="preserve">(2 and 3) </w:t>
+      </w:r>
+      <w:r>
+        <w:rPr>
+          <w:rFonts w:eastAsiaTheme="minorEastAsia"/>
+          <w:iCs/>
+        </w:rPr>
+        <w:t xml:space="preserve">variations of the proportionalities </w:t>
+      </w:r>
+      <w:r>
+        <w:rPr>
+          <w:rFonts w:eastAsiaTheme="minorEastAsia"/>
+          <w:iCs/>
+        </w:rPr>
+        <w:t>of clouds or mass flux to the subsidence</w:t>
+      </w:r>
+      <w:r>
+        <w:rPr>
+          <w:rFonts w:eastAsiaTheme="minorEastAsia"/>
+          <w:iCs/>
+        </w:rPr>
+        <w:t>.</w:t>
+      </w:r>
+      <w:r>
+        <w:rPr>
+          <w:rFonts w:eastAsiaTheme="minorEastAsia"/>
+          <w:iCs/>
+        </w:rPr>
+        <w:t xml:space="preserve"> </w:t>
+      </w:r>
+      <w:r>
+        <w:rPr>
+          <w:rFonts w:eastAsiaTheme="minorEastAsia"/>
+          <w:iCs/>
+        </w:rPr>
+        <w:t>A different relationship</w:t>
+      </w:r>
+      <w:r>
+        <w:rPr>
+          <w:rFonts w:eastAsiaTheme="minorEastAsia"/>
+          <w:iCs/>
+        </w:rPr>
+        <w:t xml:space="preserve"> from </w:t>
+      </w:r>
+      <m:oMath>
+        <m:r>
+          <w:rPr>
+            <w:rFonts w:ascii="Cambria Math" w:hAnsi="Cambria Math"/>
+          </w:rPr>
+          <m:t>d</m:t>
+        </m:r>
+        <m:func>
+          <m:funcPr>
+            <m:ctrlPr>
+              <w:rPr>
+                <w:rFonts w:ascii="Cambria Math" w:hAnsi="Cambria Math"/>
+                <w:i/>
+              </w:rPr>
+            </m:ctrlPr>
+          </m:funcPr>
+          <m:fName>
+            <m:r>
+              <m:rPr>
+                <m:sty m:val="p"/>
+              </m:rPr>
+              <w:rPr>
+                <w:rFonts w:ascii="Cambria Math" w:hAnsi="Cambria Math"/>
+              </w:rPr>
+              <m:t>ln</m:t>
+            </m:r>
+          </m:fName>
+          <m:e>
+            <m:r>
+              <w:rPr>
+                <w:rFonts w:ascii="Cambria Math" w:hAnsi="Cambria Math"/>
+              </w:rPr>
+              <m:t>M</m:t>
+            </m:r>
+          </m:e>
+        </m:func>
+        <m:r>
+          <w:rPr>
+            <w:rFonts w:ascii="Cambria Math" w:hAnsi="Cambria Math"/>
+          </w:rPr>
+          <m:t>=d</m:t>
+        </m:r>
+        <m:func>
+          <m:funcPr>
+            <m:ctrlPr>
+              <w:rPr>
+                <w:rFonts w:ascii="Cambria Math" w:hAnsi="Cambria Math"/>
+                <w:i/>
+              </w:rPr>
+            </m:ctrlPr>
+          </m:funcPr>
+          <m:fName>
+            <m:r>
+              <m:rPr>
+                <m:sty m:val="p"/>
+              </m:rPr>
+              <w:rPr>
+                <w:rFonts w:ascii="Cambria Math" w:hAnsi="Cambria Math"/>
+              </w:rPr>
+              <m:t>ln</m:t>
+            </m:r>
+          </m:fName>
+          <m:e>
+            <m:r>
+              <w:rPr>
+                <w:rFonts w:ascii="Cambria Math" w:hAnsi="Cambria Math"/>
+              </w:rPr>
+              <m:t>W</m:t>
+            </m:r>
+          </m:e>
+        </m:func>
+      </m:oMath>
+      <w:r>
+        <w:rPr>
+          <w:rFonts w:eastAsiaTheme="minorEastAsia"/>
+        </w:rPr>
+        <w:t xml:space="preserve"> </w:t>
+      </w:r>
+      <w:r>
+        <w:rPr>
+          <w:rFonts w:eastAsiaTheme="minorEastAsia"/>
+          <w:iCs/>
+        </w:rPr>
+        <w:t>is</w:t>
+      </w:r>
+      <w:r>
+        <w:rPr>
+          <w:rFonts w:eastAsiaTheme="minorEastAsia"/>
+          <w:iCs/>
+        </w:rPr>
+        <w:t xml:space="preserve"> </w:t>
+      </w:r>
+      <w:r>
+        <w:rPr>
+          <w:rFonts w:eastAsiaTheme="minorEastAsia"/>
+          <w:iCs/>
+        </w:rPr>
+        <w:t>possible if either the entrainment</w:t>
+      </w:r>
+      <w:r>
+        <w:rPr>
+          <w:rFonts w:eastAsiaTheme="minorEastAsia"/>
+          <w:iCs/>
+        </w:rPr>
+        <w:t xml:space="preserve"> or the vertical structure of convective moisture flux changes. </w:t>
+      </w:r>
+      <w:r>
+        <w:rPr>
+          <w:rFonts w:eastAsiaTheme="minorEastAsia"/>
+          <w:iCs/>
+        </w:rPr>
+        <w:t xml:space="preserve">Divergence from </w:t>
+      </w:r>
+      <m:oMath>
+        <m:r>
+          <w:rPr>
+            <w:rFonts w:ascii="Cambria Math" w:hAnsi="Cambria Math"/>
+          </w:rPr>
+          <m:t>d</m:t>
+        </m:r>
+        <m:func>
+          <m:funcPr>
+            <m:ctrlPr>
+              <w:rPr>
+                <w:rFonts w:ascii="Cambria Math" w:hAnsi="Cambria Math"/>
+                <w:i/>
+              </w:rPr>
+            </m:ctrlPr>
+          </m:funcPr>
+          <m:fName>
+            <m:r>
+              <m:rPr>
+                <m:sty m:val="p"/>
+              </m:rPr>
+              <w:rPr>
+                <w:rFonts w:ascii="Cambria Math" w:hAnsi="Cambria Math"/>
+              </w:rPr>
+              <m:t>ln</m:t>
+            </m:r>
+          </m:fName>
+          <m:e>
+            <m:r>
+              <w:rPr>
+                <w:rFonts w:ascii="Cambria Math" w:hAnsi="Cambria Math"/>
+              </w:rPr>
+              <m:t>C</m:t>
+            </m:r>
+          </m:e>
+        </m:func>
+        <m:r>
+          <w:rPr>
+            <w:rFonts w:ascii="Cambria Math" w:hAnsi="Cambria Math"/>
+          </w:rPr>
+          <m:t>=d</m:t>
+        </m:r>
+        <m:func>
+          <m:funcPr>
+            <m:ctrlPr>
+              <w:rPr>
+                <w:rFonts w:ascii="Cambria Math" w:hAnsi="Cambria Math"/>
+                <w:i/>
+              </w:rPr>
+            </m:ctrlPr>
+          </m:funcPr>
+          <m:fName>
+            <m:r>
+              <m:rPr>
+                <m:sty m:val="p"/>
+              </m:rPr>
+              <w:rPr>
+                <w:rFonts w:ascii="Cambria Math" w:hAnsi="Cambria Math"/>
+              </w:rPr>
+              <m:t>ln</m:t>
+            </m:r>
+          </m:fName>
+          <m:e>
+            <m:r>
+              <w:rPr>
+                <w:rFonts w:ascii="Cambria Math" w:hAnsi="Cambria Math"/>
+              </w:rPr>
+              <m:t>M</m:t>
+            </m:r>
+          </m:e>
+        </m:func>
+      </m:oMath>
+      <w:r>
+        <w:rPr>
+          <w:rFonts w:eastAsiaTheme="minorEastAsia"/>
+        </w:rPr>
+        <w:t xml:space="preserve"> is possible if the ratio of the cloud area fraction </w:t>
+      </w:r>
+      <m:oMath>
+        <m:r>
+          <w:rPr>
+            <w:rFonts w:ascii="Cambria Math" w:eastAsiaTheme="minorEastAsia" w:hAnsi="Cambria Math"/>
+          </w:rPr>
+          <m:t xml:space="preserve">C </m:t>
         </m:r>
       </m:oMath>
       <w:r>
         <w:rPr>
-          <w:rFonts w:ascii="Aptos" w:hAnsi="Aptos"/>
-        </w:rPr>
-        <w:t xml:space="preserve"> = 5 % per degree C of warming (Held and Soden, 2006)</w:t>
-      </w:r>
-      <w:r>
-        <w:rPr>
-          <w:rFonts w:ascii="Aptos" w:hAnsi="Aptos"/>
-        </w:rPr>
-        <w:t>. S</w:t>
-      </w:r>
-      <w:r>
-        <w:rPr>
-          <w:rFonts w:ascii="Aptos" w:hAnsi="Aptos"/>
-        </w:rPr>
-        <w:t>ubsidence</w:t>
-      </w:r>
-      <w:r>
-        <w:rPr>
-          <w:rFonts w:ascii="Aptos" w:hAnsi="Aptos"/>
-        </w:rPr>
-        <w:t xml:space="preserve"> in models approximately obeys this scaling</w:t>
-      </w:r>
-      <w:r>
-        <w:rPr>
-          <w:rFonts w:ascii="Aptos" w:hAnsi="Aptos"/>
+          <w:rFonts w:eastAsiaTheme="minorEastAsia"/>
+        </w:rPr>
+        <w:t xml:space="preserve">to the </w:t>
+      </w:r>
+      <w:r>
+        <w:rPr>
+          <w:rFonts w:eastAsiaTheme="minorEastAsia"/>
+        </w:rPr>
+        <w:t xml:space="preserve">“active” </w:t>
+      </w:r>
+      <w:r>
+        <w:rPr>
+          <w:rFonts w:eastAsiaTheme="minorEastAsia"/>
+        </w:rPr>
+        <w:t xml:space="preserve">updraft </w:t>
+      </w:r>
+      <w:r>
+        <w:rPr>
+          <w:rFonts w:eastAsiaTheme="minorEastAsia"/>
+        </w:rPr>
+        <w:t xml:space="preserve">area with moisture flux </w:t>
+      </w:r>
+      <m:oMath>
+        <m:sSub>
+          <m:sSubPr>
+            <m:ctrlPr>
+              <w:rPr>
+                <w:rFonts w:ascii="Cambria Math" w:eastAsiaTheme="minorEastAsia" w:hAnsi="Cambria Math"/>
+                <w:i/>
+              </w:rPr>
+            </m:ctrlPr>
+          </m:sSubPr>
+          <m:e>
+            <m:r>
+              <w:rPr>
+                <w:rFonts w:ascii="Cambria Math" w:eastAsiaTheme="minorEastAsia" w:hAnsi="Cambria Math"/>
+              </w:rPr>
+              <m:t>w</m:t>
+            </m:r>
+          </m:e>
+          <m:sub>
+            <m:r>
+              <w:rPr>
+                <w:rFonts w:ascii="Cambria Math" w:eastAsiaTheme="minorEastAsia" w:hAnsi="Cambria Math"/>
+              </w:rPr>
+              <m:t>up</m:t>
+            </m:r>
+          </m:sub>
+        </m:sSub>
+        <m:r>
+          <w:rPr>
+            <w:rFonts w:ascii="Cambria Math" w:eastAsiaTheme="minorEastAsia" w:hAnsi="Cambria Math"/>
+          </w:rPr>
+          <m:t>(</m:t>
+        </m:r>
+        <m:sSub>
+          <m:sSubPr>
+            <m:ctrlPr>
+              <w:rPr>
+                <w:rFonts w:ascii="Cambria Math" w:eastAsiaTheme="minorEastAsia" w:hAnsi="Cambria Math"/>
+                <w:i/>
+              </w:rPr>
+            </m:ctrlPr>
+          </m:sSubPr>
+          <m:e>
+            <m:r>
+              <w:rPr>
+                <w:rFonts w:ascii="Cambria Math" w:eastAsiaTheme="minorEastAsia" w:hAnsi="Cambria Math"/>
+              </w:rPr>
+              <m:t>q</m:t>
+            </m:r>
+          </m:e>
+          <m:sub>
+            <m:r>
+              <w:rPr>
+                <w:rFonts w:ascii="Cambria Math" w:eastAsiaTheme="minorEastAsia" w:hAnsi="Cambria Math"/>
+              </w:rPr>
+              <m:t>cld</m:t>
+            </m:r>
+          </m:sub>
+        </m:sSub>
+        <m:r>
+          <w:rPr>
+            <w:rFonts w:ascii="Cambria Math" w:eastAsiaTheme="minorEastAsia" w:hAnsi="Cambria Math"/>
+          </w:rPr>
+          <m:t>-</m:t>
+        </m:r>
+        <m:sSub>
+          <m:sSubPr>
+            <m:ctrlPr>
+              <w:rPr>
+                <w:rFonts w:ascii="Cambria Math" w:eastAsiaTheme="minorEastAsia" w:hAnsi="Cambria Math"/>
+                <w:i/>
+              </w:rPr>
+            </m:ctrlPr>
+          </m:sSubPr>
+          <m:e>
+            <m:r>
+              <w:rPr>
+                <w:rFonts w:ascii="Cambria Math" w:eastAsiaTheme="minorEastAsia" w:hAnsi="Cambria Math"/>
+              </w:rPr>
+              <m:t>q</m:t>
+            </m:r>
+          </m:e>
+          <m:sub>
+            <m:r>
+              <w:rPr>
+                <w:rFonts w:ascii="Cambria Math" w:eastAsiaTheme="minorEastAsia" w:hAnsi="Cambria Math"/>
+              </w:rPr>
+              <m:t>env</m:t>
+            </m:r>
+          </m:sub>
+        </m:sSub>
+        <m:r>
+          <w:rPr>
+            <w:rFonts w:ascii="Cambria Math" w:eastAsiaTheme="minorEastAsia" w:hAnsi="Cambria Math"/>
+          </w:rPr>
+          <m:t>)</m:t>
+        </m:r>
+      </m:oMath>
+      <w:r>
+        <w:rPr>
+          <w:rFonts w:eastAsiaTheme="minorEastAsia"/>
+        </w:rPr>
+        <w:t xml:space="preserve"> changes</w:t>
+      </w:r>
+      <w:r>
+        <w:rPr>
+          <w:rFonts w:eastAsiaTheme="minorEastAsia"/>
+        </w:rPr>
+        <w:t xml:space="preserve"> </w:t>
+      </w:r>
+      <w:r>
+        <w:rPr>
+          <w:rFonts w:eastAsiaTheme="minorEastAsia"/>
+        </w:rPr>
+        <w:t xml:space="preserve">for clouds </w:t>
+      </w:r>
+      <w:r>
+        <w:rPr>
+          <w:rFonts w:eastAsiaTheme="minorEastAsia"/>
+        </w:rPr>
+        <w:t>in a different climate.</w:t>
+      </w:r>
+      <w:r>
+        <w:rPr>
+          <w:rFonts w:eastAsiaTheme="minorEastAsia"/>
+        </w:rPr>
+        <w:t xml:space="preserve"> </w:t>
+      </w:r>
+    </w:p>
+    <w:p>
+      <w:pPr>
+        <w:rPr>
+          <w:rFonts w:eastAsiaTheme="minorEastAsia"/>
+          <w:iCs/>
+        </w:rPr>
+      </w:pPr>
+      <w:r>
+        <w:t>The hypotheses (</w:t>
+      </w:r>
+      <w:r>
+        <w:t xml:space="preserve">parts </w:t>
+      </w:r>
+      <w:r>
+        <w:t>2 and 3)</w:t>
+      </w:r>
+      <w:r>
+        <w:t xml:space="preserve"> </w:t>
+      </w:r>
+      <m:oMath>
+        <m:r>
+          <w:rPr>
+            <w:rFonts w:ascii="Cambria Math" w:hAnsi="Cambria Math"/>
+          </w:rPr>
+          <m:t>d</m:t>
+        </m:r>
+        <m:func>
+          <m:funcPr>
+            <m:ctrlPr>
+              <w:rPr>
+                <w:rFonts w:ascii="Cambria Math" w:hAnsi="Cambria Math"/>
+                <w:i/>
+              </w:rPr>
+            </m:ctrlPr>
+          </m:funcPr>
+          <m:fName>
+            <m:r>
+              <m:rPr>
+                <m:sty m:val="p"/>
+              </m:rPr>
+              <w:rPr>
+                <w:rFonts w:ascii="Cambria Math" w:hAnsi="Cambria Math"/>
+              </w:rPr>
+              <m:t>ln</m:t>
+            </m:r>
+          </m:fName>
+          <m:e>
+            <m:r>
+              <w:rPr>
+                <w:rFonts w:ascii="Cambria Math" w:hAnsi="Cambria Math"/>
+              </w:rPr>
+              <m:t>C</m:t>
+            </m:r>
+          </m:e>
+        </m:func>
+        <m:r>
+          <w:rPr>
+            <w:rFonts w:ascii="Cambria Math" w:hAnsi="Cambria Math"/>
+          </w:rPr>
+          <m:t>=d</m:t>
+        </m:r>
+        <m:func>
+          <m:funcPr>
+            <m:ctrlPr>
+              <w:rPr>
+                <w:rFonts w:ascii="Cambria Math" w:hAnsi="Cambria Math"/>
+                <w:i/>
+              </w:rPr>
+            </m:ctrlPr>
+          </m:funcPr>
+          <m:fName>
+            <m:r>
+              <m:rPr>
+                <m:sty m:val="p"/>
+              </m:rPr>
+              <w:rPr>
+                <w:rFonts w:ascii="Cambria Math" w:hAnsi="Cambria Math"/>
+              </w:rPr>
+              <m:t>ln</m:t>
+            </m:r>
+          </m:fName>
+          <m:e>
+            <m:r>
+              <w:rPr>
+                <w:rFonts w:ascii="Cambria Math" w:hAnsi="Cambria Math"/>
+              </w:rPr>
+              <m:t>M</m:t>
+            </m:r>
+          </m:e>
+        </m:func>
+        <m:r>
+          <w:rPr>
+            <w:rFonts w:ascii="Cambria Math" w:hAnsi="Cambria Math"/>
+          </w:rPr>
+          <m:t>=d</m:t>
+        </m:r>
+        <m:func>
+          <m:funcPr>
+            <m:ctrlPr>
+              <w:rPr>
+                <w:rFonts w:ascii="Cambria Math" w:hAnsi="Cambria Math"/>
+                <w:i/>
+              </w:rPr>
+            </m:ctrlPr>
+          </m:funcPr>
+          <m:fName>
+            <m:r>
+              <m:rPr>
+                <m:sty m:val="p"/>
+              </m:rPr>
+              <w:rPr>
+                <w:rFonts w:ascii="Cambria Math" w:hAnsi="Cambria Math"/>
+              </w:rPr>
+              <m:t>ln</m:t>
+            </m:r>
+          </m:fName>
+          <m:e>
+            <m:r>
+              <w:rPr>
+                <w:rFonts w:ascii="Cambria Math" w:hAnsi="Cambria Math"/>
+              </w:rPr>
+              <m:t>W</m:t>
+            </m:r>
+          </m:e>
+        </m:func>
+      </m:oMath>
+      <w:r>
+        <w:rPr>
+          <w:rFonts w:eastAsiaTheme="minorEastAsia"/>
+        </w:rPr>
+        <w:t xml:space="preserve"> depend on </w:t>
+      </w:r>
+      <w:r>
+        <w:rPr>
+          <w:rFonts w:eastAsiaTheme="minorEastAsia"/>
+        </w:rPr>
+        <w:t xml:space="preserve">cloud-scale and smaller </w:t>
+      </w:r>
+      <w:r>
+        <w:rPr>
+          <w:rFonts w:eastAsiaTheme="minorEastAsia"/>
+        </w:rPr>
+        <w:t>processes</w:t>
+      </w:r>
+      <w:r>
+        <w:rPr>
+          <w:rFonts w:eastAsiaTheme="minorEastAsia"/>
+        </w:rPr>
+        <w:t xml:space="preserve">, which </w:t>
+      </w:r>
+      <w:r>
+        <w:rPr>
+          <w:rFonts w:eastAsiaTheme="minorEastAsia"/>
+        </w:rPr>
+        <w:t>are parameterized in climate models</w:t>
+      </w:r>
+      <w:r>
+        <w:rPr>
+          <w:rFonts w:eastAsiaTheme="minorEastAsia"/>
         </w:rPr>
         <w:t xml:space="preserve">. </w:t>
+      </w:r>
+      <w:r>
+        <w:rPr>
+          <w:rFonts w:eastAsiaTheme="minorEastAsia"/>
+        </w:rPr>
+        <w:t>A</w:t>
+      </w:r>
+      <w:r>
+        <w:rPr>
+          <w:rFonts w:eastAsiaTheme="minorEastAsia"/>
+        </w:rPr>
+        <w:t xml:space="preserve"> </w:t>
+      </w:r>
+      <w:r>
+        <w:rPr>
+          <w:rFonts w:eastAsiaTheme="minorEastAsia"/>
+        </w:rPr>
+        <w:t>few</w:t>
+      </w:r>
+      <w:r>
+        <w:rPr>
+          <w:rFonts w:eastAsiaTheme="minorEastAsia"/>
+        </w:rPr>
+        <w:t xml:space="preserve"> cloud parameterizations </w:t>
+      </w:r>
+      <w:r>
+        <w:rPr>
+          <w:rFonts w:eastAsiaTheme="minorEastAsia"/>
+        </w:rPr>
+        <w:t>must</w:t>
+      </w:r>
+      <w:r>
+        <w:rPr>
+          <w:rFonts w:eastAsiaTheme="minorEastAsia"/>
+        </w:rPr>
+        <w:t xml:space="preserve"> </w:t>
+      </w:r>
+      <w:r>
+        <w:rPr>
+          <w:rFonts w:eastAsiaTheme="minorEastAsia"/>
+        </w:rPr>
+        <w:t>satisfy</w:t>
+      </w:r>
+      <w:r>
+        <w:rPr>
+          <w:rFonts w:eastAsiaTheme="minorEastAsia"/>
+        </w:rPr>
+        <w:t xml:space="preserve"> many global </w:t>
+      </w:r>
+      <w:proofErr w:type="gramStart"/>
+      <w:r>
+        <w:rPr>
+          <w:rFonts w:eastAsiaTheme="minorEastAsia"/>
+        </w:rPr>
+        <w:t>constraints</w:t>
+      </w:r>
+      <w:r>
+        <w:rPr>
+          <w:rFonts w:eastAsiaTheme="minorEastAsia"/>
+        </w:rPr>
+        <w:t xml:space="preserve">, </w:t>
+      </w:r>
+      <w:r>
+        <w:rPr>
+          <w:rFonts w:eastAsiaTheme="minorEastAsia"/>
+        </w:rPr>
+        <w:t>but</w:t>
+      </w:r>
+      <w:proofErr w:type="gramEnd"/>
+      <w:r>
+        <w:rPr>
+          <w:rFonts w:eastAsiaTheme="minorEastAsia"/>
+        </w:rPr>
+        <w:t xml:space="preserve"> </w:t>
+      </w:r>
+      <w:r>
+        <w:rPr>
+          <w:rFonts w:eastAsiaTheme="minorEastAsia"/>
+        </w:rPr>
+        <w:t xml:space="preserve">might not </w:t>
+      </w:r>
+      <w:r>
+        <w:rPr>
+          <w:rFonts w:eastAsiaTheme="minorEastAsia"/>
+        </w:rPr>
+        <w:t xml:space="preserve">be suited to </w:t>
+      </w:r>
+      <w:r>
+        <w:rPr>
+          <w:rFonts w:eastAsiaTheme="minorEastAsia"/>
+        </w:rPr>
+        <w:t xml:space="preserve">faithfully simulate the moisture flux </w:t>
+      </w:r>
+      <w:r>
+        <w:rPr>
+          <w:rFonts w:eastAsiaTheme="minorEastAsia"/>
+        </w:rPr>
+        <w:t xml:space="preserve">and cloud fraction </w:t>
+      </w:r>
+      <w:r>
+        <w:rPr>
+          <w:rFonts w:eastAsiaTheme="minorEastAsia"/>
+        </w:rPr>
+        <w:t>of shallow cumulus clouds.</w:t>
+      </w:r>
+    </w:p>
+    <w:p>
+      <w:pPr>
+        <w:rPr>
+          <w:rFonts w:eastAsiaTheme="minorEastAsia"/>
+        </w:rPr>
+      </w:pPr>
+      <w:r>
+        <w:rPr>
+          <w:rFonts w:eastAsiaTheme="minorEastAsia"/>
+          <w:iCs/>
+        </w:rPr>
+        <w:t>I</w:t>
+      </w:r>
+      <w:r>
+        <w:rPr>
+          <w:rFonts w:eastAsiaTheme="minorEastAsia"/>
+          <w:iCs/>
+        </w:rPr>
+        <w:t xml:space="preserve">n our </w:t>
+      </w:r>
+      <w:r>
+        <w:rPr>
+          <w:rFonts w:eastAsiaTheme="minorEastAsia"/>
+          <w:iCs/>
+        </w:rPr>
+        <w:t xml:space="preserve">heuristic shallow cumulus </w:t>
+      </w:r>
+      <w:r>
+        <w:rPr>
+          <w:rFonts w:eastAsiaTheme="minorEastAsia"/>
+          <w:iCs/>
+        </w:rPr>
+        <w:t>model</w:t>
+      </w:r>
+      <w:r>
+        <w:rPr>
+          <w:rFonts w:eastAsiaTheme="minorEastAsia"/>
+          <w:iCs/>
+        </w:rPr>
+        <w:t>, c</w:t>
+      </w:r>
+      <w:r>
+        <w:rPr>
+          <w:rFonts w:eastAsiaTheme="minorEastAsia"/>
+          <w:iCs/>
+        </w:rPr>
+        <w:t>loud-scale turbulent processes</w:t>
+      </w:r>
+      <w:r>
+        <w:rPr>
+          <w:rFonts w:eastAsiaTheme="minorEastAsia"/>
+          <w:iCs/>
+        </w:rPr>
+        <w:t xml:space="preserve"> are represented by</w:t>
+      </w:r>
+      <w:r>
+        <w:rPr>
+          <w:rFonts w:eastAsiaTheme="minorEastAsia"/>
+          <w:iCs/>
+        </w:rPr>
+        <w:t xml:space="preserve"> </w:t>
+      </w:r>
+      <w:r>
+        <w:rPr>
+          <w:rFonts w:eastAsiaTheme="minorEastAsia"/>
+          <w:iCs/>
+        </w:rPr>
+        <w:t xml:space="preserve">lateral </w:t>
+      </w:r>
+      <w:r>
+        <w:rPr>
+          <w:rFonts w:eastAsiaTheme="minorEastAsia"/>
+          <w:iCs/>
+        </w:rPr>
+        <w:t>entrainment</w:t>
+      </w:r>
+      <w:r>
+        <w:rPr>
+          <w:rFonts w:eastAsiaTheme="minorEastAsia"/>
+          <w:iCs/>
+        </w:rPr>
+        <w:t xml:space="preserve"> into clouds</w:t>
+      </w:r>
+      <w:r>
+        <w:rPr>
+          <w:rFonts w:eastAsiaTheme="minorEastAsia"/>
+          <w:iCs/>
+        </w:rPr>
+        <w:t>. Each entrainment rate</w:t>
+      </w:r>
+      <w:r>
+        <w:rPr>
+          <w:rFonts w:eastAsiaTheme="minorEastAsia"/>
+          <w:iCs/>
+        </w:rPr>
+        <w:t xml:space="preserve"> </w:t>
+      </w:r>
+      <w:r>
+        <w:rPr>
+          <w:rFonts w:eastAsiaTheme="minorEastAsia"/>
+          <w:iCs/>
+        </w:rPr>
+        <w:t xml:space="preserve">determines a profile of </w:t>
+      </w:r>
+      <w:r>
+        <w:rPr>
+          <w:rFonts w:eastAsiaTheme="minorEastAsia"/>
+          <w:iCs/>
+        </w:rPr>
+        <w:t xml:space="preserve">a </w:t>
+      </w:r>
+      <w:r>
+        <w:rPr>
+          <w:rFonts w:eastAsiaTheme="minorEastAsia"/>
+          <w:iCs/>
+        </w:rPr>
+        <w:t>cloud</w:t>
+      </w:r>
+      <w:r>
+        <w:rPr>
+          <w:rFonts w:eastAsiaTheme="minorEastAsia"/>
+          <w:iCs/>
+        </w:rPr>
+        <w:t>’s</w:t>
+      </w:r>
+      <w:r>
+        <w:rPr>
+          <w:rFonts w:eastAsiaTheme="minorEastAsia"/>
+          <w:iCs/>
+        </w:rPr>
+        <w:t xml:space="preserve"> moisture </w:t>
+      </w:r>
+      <m:oMath>
+        <m:sSub>
+          <m:sSubPr>
+            <m:ctrlPr>
+              <w:rPr>
+                <w:rFonts w:ascii="Cambria Math" w:eastAsiaTheme="minorEastAsia" w:hAnsi="Cambria Math"/>
+                <w:i/>
+                <w:iCs/>
+              </w:rPr>
+            </m:ctrlPr>
+          </m:sSubPr>
+          <m:e>
+            <m:r>
+              <w:rPr>
+                <w:rFonts w:ascii="Cambria Math" w:eastAsiaTheme="minorEastAsia" w:hAnsi="Cambria Math"/>
+              </w:rPr>
+              <m:t>q</m:t>
+            </m:r>
+          </m:e>
+          <m:sub>
+            <m:r>
+              <w:rPr>
+                <w:rFonts w:ascii="Cambria Math" w:eastAsiaTheme="minorEastAsia" w:hAnsi="Cambria Math"/>
+              </w:rPr>
+              <m:t>cld</m:t>
+            </m:r>
+          </m:sub>
+        </m:sSub>
+      </m:oMath>
+      <w:r>
+        <w:rPr>
+          <w:rFonts w:eastAsiaTheme="minorEastAsia"/>
+          <w:iCs/>
+        </w:rPr>
+        <w:t xml:space="preserve"> and</w:t>
+      </w:r>
+      <w:r>
+        <w:rPr>
+          <w:rFonts w:eastAsiaTheme="minorEastAsia"/>
+          <w:iCs/>
+        </w:rPr>
+        <w:t xml:space="preserve"> determines </w:t>
+      </w:r>
+      <w:r>
+        <w:rPr>
+          <w:rFonts w:eastAsiaTheme="minorEastAsia"/>
+          <w:iCs/>
+        </w:rPr>
+        <w:t>its</w:t>
+      </w:r>
+      <w:r>
+        <w:rPr>
+          <w:rFonts w:eastAsiaTheme="minorEastAsia"/>
+          <w:iCs/>
+        </w:rPr>
+        <w:t xml:space="preserve"> </w:t>
+      </w:r>
+      <w:r>
+        <w:rPr>
+          <w:rFonts w:eastAsiaTheme="minorEastAsia"/>
+          <w:iCs/>
+        </w:rPr>
+        <w:t>cloud top height</w:t>
+      </w:r>
+      <w:r>
+        <w:rPr>
+          <w:rFonts w:eastAsiaTheme="minorEastAsia"/>
+          <w:iCs/>
+        </w:rPr>
+        <w:t xml:space="preserve">. </w:t>
+      </w:r>
+      <w:r>
+        <w:rPr>
+          <w:rFonts w:eastAsiaTheme="minorEastAsia"/>
+          <w:iCs/>
+        </w:rPr>
+        <w:t>We find a</w:t>
+      </w:r>
+      <w:r>
+        <w:rPr>
+          <w:rFonts w:eastAsiaTheme="minorEastAsia"/>
+          <w:iCs/>
+        </w:rPr>
+        <w:t xml:space="preserve"> spectrum of entrainment</w:t>
+      </w:r>
+      <w:r>
+        <w:rPr>
+          <w:rFonts w:eastAsiaTheme="minorEastAsia"/>
+          <w:iCs/>
+        </w:rPr>
+        <w:t xml:space="preserve"> </w:t>
+      </w:r>
+      <w:r>
+        <w:rPr>
+          <w:rFonts w:eastAsiaTheme="minorEastAsia"/>
+          <w:iCs/>
+        </w:rPr>
+        <w:t>rates that</w:t>
+      </w:r>
+      <w:r>
+        <w:rPr>
+          <w:rFonts w:eastAsiaTheme="minorEastAsia"/>
+          <w:iCs/>
+        </w:rPr>
+        <w:t xml:space="preserve"> give </w:t>
+      </w:r>
+      <w:r>
+        <w:rPr>
+          <w:rFonts w:eastAsiaTheme="minorEastAsia"/>
+          <w:iCs/>
+        </w:rPr>
+        <w:t xml:space="preserve">the </w:t>
+      </w:r>
+      <w:r>
+        <w:rPr>
+          <w:rFonts w:eastAsiaTheme="minorEastAsia"/>
+          <w:iCs/>
+        </w:rPr>
+        <w:t>observed shallow cumulus</w:t>
+      </w:r>
+      <w:r>
+        <w:rPr>
+          <w:rFonts w:eastAsiaTheme="minorEastAsia"/>
+          <w:iCs/>
+        </w:rPr>
+        <w:t xml:space="preserve"> cloud top height distribution</w:t>
+      </w:r>
+      <w:r>
+        <w:rPr>
+          <w:rFonts w:eastAsiaTheme="minorEastAsia"/>
+          <w:iCs/>
+        </w:rPr>
+        <w:t xml:space="preserve"> and</w:t>
+      </w:r>
+      <w:r>
+        <w:rPr>
+          <w:rFonts w:eastAsiaTheme="minorEastAsia"/>
+          <w:iCs/>
+        </w:rPr>
+        <w:t xml:space="preserve"> moisture flux </w:t>
+      </w:r>
+      <w:r>
+        <w:rPr>
+          <w:rFonts w:eastAsiaTheme="minorEastAsia"/>
+          <w:iCs/>
+        </w:rPr>
+        <w:t>divergence</w:t>
+      </w:r>
+      <w:r>
+        <w:rPr>
+          <w:rFonts w:eastAsiaTheme="minorEastAsia"/>
+          <w:iCs/>
+        </w:rPr>
+        <w:t xml:space="preserve"> </w:t>
+      </w:r>
+      <w:r>
+        <w:rPr>
+          <w:rFonts w:eastAsiaTheme="minorEastAsia"/>
+          <w:iCs/>
+        </w:rPr>
+        <w:t>i</w:t>
+      </w:r>
+      <w:r>
+        <w:rPr>
+          <w:rFonts w:eastAsiaTheme="minorEastAsia"/>
+          <w:iCs/>
+        </w:rPr>
+        <w:t>n the present climate</w:t>
+      </w:r>
+      <w:r>
+        <w:rPr>
+          <w:rFonts w:eastAsiaTheme="minorEastAsia"/>
+          <w:iCs/>
+        </w:rPr>
+        <w:t xml:space="preserve">. </w:t>
+      </w:r>
+      <w:r>
+        <w:rPr>
+          <w:rFonts w:eastAsiaTheme="minorEastAsia"/>
+          <w:iCs/>
+        </w:rPr>
+        <w:t>T</w:t>
+      </w:r>
+      <w:r>
+        <w:rPr>
+          <w:rFonts w:eastAsiaTheme="minorEastAsia"/>
+          <w:iCs/>
+        </w:rPr>
+        <w:t>his entrainment distribution represent</w:t>
+      </w:r>
+      <w:r>
+        <w:rPr>
+          <w:rFonts w:eastAsiaTheme="minorEastAsia"/>
+          <w:iCs/>
+        </w:rPr>
+        <w:t>s</w:t>
+      </w:r>
+      <w:r>
+        <w:rPr>
+          <w:rFonts w:eastAsiaTheme="minorEastAsia"/>
+          <w:iCs/>
+        </w:rPr>
+        <w:t xml:space="preserve"> cloud</w:t>
+      </w:r>
+      <w:r>
+        <w:rPr>
+          <w:rFonts w:eastAsiaTheme="minorEastAsia"/>
+          <w:iCs/>
+        </w:rPr>
+        <w:t>-</w:t>
+      </w:r>
+      <w:r>
+        <w:rPr>
+          <w:rFonts w:eastAsiaTheme="minorEastAsia"/>
+          <w:iCs/>
+        </w:rPr>
+        <w:t>scale processes</w:t>
+      </w:r>
+      <w:r>
+        <w:rPr>
+          <w:rFonts w:eastAsiaTheme="minorEastAsia"/>
+          <w:iCs/>
+        </w:rPr>
+        <w:t xml:space="preserve"> l</w:t>
+      </w:r>
+      <w:r>
+        <w:rPr>
+          <w:rFonts w:eastAsiaTheme="minorEastAsia"/>
+          <w:iCs/>
+        </w:rPr>
+        <w:t>i</w:t>
+      </w:r>
+      <w:r>
+        <w:rPr>
+          <w:rFonts w:eastAsiaTheme="minorEastAsia"/>
+          <w:iCs/>
+        </w:rPr>
+        <w:t>ke cloud parameter</w:t>
+      </w:r>
+      <w:r>
+        <w:rPr>
+          <w:rFonts w:eastAsiaTheme="minorEastAsia"/>
+          <w:iCs/>
+        </w:rPr>
+        <w:t>izations</w:t>
+      </w:r>
+      <w:r>
+        <w:rPr>
+          <w:rFonts w:eastAsiaTheme="minorEastAsia"/>
+          <w:iCs/>
+        </w:rPr>
+        <w:t xml:space="preserve"> determined from observations and/or large-eddy simulations</w:t>
+      </w:r>
+      <w:r>
+        <w:rPr>
+          <w:rFonts w:eastAsiaTheme="minorEastAsia"/>
+          <w:iCs/>
+        </w:rPr>
+        <w:t xml:space="preserve">. </w:t>
+      </w:r>
+      <w:r>
+        <w:rPr>
+          <w:rFonts w:eastAsiaTheme="minorEastAsia"/>
+          <w:iCs/>
+        </w:rPr>
+        <w:t>The entrainment distribution</w:t>
+      </w:r>
+      <w:r>
+        <w:rPr>
+          <w:rFonts w:eastAsiaTheme="minorEastAsia"/>
+          <w:iCs/>
+        </w:rPr>
+        <w:t xml:space="preserve"> approximately reproduces the proportionality of cloud fraction to mass flux </w:t>
+      </w:r>
+      <m:oMath>
+        <m:r>
+          <w:rPr>
+            <w:rFonts w:ascii="Cambria Math" w:eastAsiaTheme="minorEastAsia" w:hAnsi="Cambria Math"/>
+          </w:rPr>
+          <m:t>C∝M</m:t>
+        </m:r>
+      </m:oMath>
+      <w:r>
+        <w:rPr>
+          <w:rFonts w:eastAsiaTheme="minorEastAsia"/>
+        </w:rPr>
+        <w:t>.</w:t>
+      </w:r>
+    </w:p>
+    <w:p>
+      <w:pPr>
+        <w:rPr>
+          <w:rFonts w:eastAsiaTheme="minorEastAsia"/>
+          <w:iCs/>
+        </w:rPr>
+      </w:pPr>
+      <w:r>
+        <w:rPr>
+          <w:rFonts w:eastAsiaTheme="minorEastAsia"/>
+          <w:iCs/>
+        </w:rPr>
+        <w:t>The</w:t>
+      </w:r>
+      <w:r>
+        <w:rPr>
+          <w:rFonts w:eastAsiaTheme="minorEastAsia"/>
+          <w:iCs/>
+        </w:rPr>
+        <w:t xml:space="preserve"> model for the ensemble of cumulus clouds </w:t>
+      </w:r>
+      <w:r>
+        <w:rPr>
+          <w:rFonts w:eastAsiaTheme="minorEastAsia"/>
+          <w:iCs/>
+        </w:rPr>
+        <w:t xml:space="preserve">is </w:t>
+      </w:r>
+      <w:r>
+        <w:rPr>
+          <w:rFonts w:eastAsiaTheme="minorEastAsia"/>
+          <w:iCs/>
+        </w:rPr>
+        <w:t>described in the m</w:t>
+      </w:r>
+      <w:r>
+        <w:rPr>
+          <w:rFonts w:eastAsiaTheme="minorEastAsia"/>
+          <w:iCs/>
+        </w:rPr>
+        <w:t>ethods</w:t>
+      </w:r>
+      <w:r>
+        <w:rPr>
+          <w:rFonts w:eastAsiaTheme="minorEastAsia"/>
+          <w:iCs/>
+        </w:rPr>
+        <w:t>. The model</w:t>
+      </w:r>
+      <w:r>
+        <w:rPr>
+          <w:rFonts w:eastAsiaTheme="minorEastAsia"/>
+          <w:iCs/>
+        </w:rPr>
+        <w:t xml:space="preserve"> </w:t>
+      </w:r>
+      <w:r>
+        <w:rPr>
+          <w:rFonts w:eastAsiaTheme="minorEastAsia"/>
+          <w:iCs/>
+        </w:rPr>
+        <w:t xml:space="preserve">(1) </w:t>
+      </w:r>
+      <w:r>
+        <w:rPr>
+          <w:rFonts w:eastAsiaTheme="minorEastAsia"/>
+          <w:iCs/>
+        </w:rPr>
+        <w:t>simulate</w:t>
+      </w:r>
+      <w:r>
+        <w:rPr>
+          <w:rFonts w:eastAsiaTheme="minorEastAsia"/>
+          <w:iCs/>
+        </w:rPr>
+        <w:t>s</w:t>
+      </w:r>
+      <w:r>
+        <w:rPr>
+          <w:rFonts w:eastAsiaTheme="minorEastAsia"/>
+          <w:iCs/>
+        </w:rPr>
+        <w:t xml:space="preserve"> </w:t>
+      </w:r>
+      <w:r>
+        <w:rPr>
+          <w:rFonts w:eastAsiaTheme="minorEastAsia"/>
+          <w:iCs/>
+        </w:rPr>
+        <w:t xml:space="preserve">the </w:t>
+      </w:r>
+      <w:r>
+        <w:rPr>
+          <w:rFonts w:eastAsiaTheme="minorEastAsia"/>
+          <w:iCs/>
+        </w:rPr>
+        <w:t>cloud eddy fluxes for the large-scale circulation drying and observed clouds in the present climate.</w:t>
+      </w:r>
+      <w:r>
+        <w:rPr>
+          <w:rFonts w:eastAsiaTheme="minorEastAsia"/>
+          <w:iCs/>
+        </w:rPr>
+        <w:t xml:space="preserve"> </w:t>
+      </w:r>
+      <w:r>
+        <w:rPr>
+          <w:rFonts w:eastAsiaTheme="minorEastAsia"/>
+          <w:iCs/>
+        </w:rPr>
+        <w:t xml:space="preserve">It </w:t>
+      </w:r>
+      <w:r>
+        <w:rPr>
+          <w:rFonts w:eastAsiaTheme="minorEastAsia"/>
+          <w:iCs/>
+        </w:rPr>
+        <w:t>indep</w:t>
+      </w:r>
+      <w:r>
+        <w:rPr>
+          <w:rFonts w:eastAsiaTheme="minorEastAsia"/>
+          <w:iCs/>
+        </w:rPr>
+        <w:t>e</w:t>
+      </w:r>
+      <w:r>
+        <w:rPr>
+          <w:rFonts w:eastAsiaTheme="minorEastAsia"/>
+          <w:iCs/>
+        </w:rPr>
+        <w:t>ndently reproduces</w:t>
+      </w:r>
+      <w:r>
+        <w:rPr>
+          <w:rFonts w:eastAsiaTheme="minorEastAsia"/>
+          <w:iCs/>
+        </w:rPr>
+        <w:t xml:space="preserve"> the</w:t>
+      </w:r>
+      <w:r>
+        <w:rPr>
+          <w:rFonts w:eastAsiaTheme="minorEastAsia"/>
+          <w:iCs/>
+        </w:rPr>
+        <w:t xml:space="preserve"> proportionality of mesoscale mass flux </w:t>
+      </w:r>
+      <w:r>
+        <w:rPr>
+          <w:rFonts w:eastAsiaTheme="minorEastAsia"/>
+          <w:iCs/>
+        </w:rPr>
+        <w:t>to</w:t>
+      </w:r>
+      <w:r>
+        <w:rPr>
+          <w:rFonts w:eastAsiaTheme="minorEastAsia"/>
+          <w:iCs/>
+        </w:rPr>
+        <w:t xml:space="preserve"> cloud fraction observed in EUREC4A</w:t>
+      </w:r>
+      <w:r>
+        <w:rPr>
+          <w:rFonts w:eastAsiaTheme="minorEastAsia"/>
+          <w:iCs/>
+        </w:rPr>
+        <w:t xml:space="preserve"> and</w:t>
+      </w:r>
+      <w:r>
+        <w:rPr>
+          <w:rFonts w:eastAsiaTheme="minorEastAsia"/>
+          <w:iCs/>
+        </w:rPr>
+        <w:t xml:space="preserve"> demonstrates </w:t>
+      </w:r>
+      <w:r>
+        <w:rPr>
+          <w:rFonts w:eastAsiaTheme="minorEastAsia"/>
+          <w:iCs/>
+        </w:rPr>
+        <w:t xml:space="preserve">mean </w:t>
+      </w:r>
+      <w:r>
+        <w:rPr>
+          <w:rFonts w:eastAsiaTheme="minorEastAsia"/>
+          <w:iCs/>
+        </w:rPr>
+        <w:t xml:space="preserve">proportionality among </w:t>
+      </w:r>
+      <w:r>
+        <w:rPr>
+          <w:rFonts w:eastAsiaTheme="minorEastAsia"/>
+          <w:iCs/>
+        </w:rPr>
+        <w:t xml:space="preserve">average </w:t>
+      </w:r>
+      <w:r>
+        <w:rPr>
+          <w:rFonts w:eastAsiaTheme="minorEastAsia"/>
+          <w:iCs/>
+        </w:rPr>
+        <w:t>cloud fraction</w:t>
+      </w:r>
+      <w:r>
+        <w:rPr>
+          <w:rFonts w:eastAsiaTheme="minorEastAsia"/>
+          <w:iCs/>
+        </w:rPr>
+        <w:t xml:space="preserve"> and </w:t>
+      </w:r>
+      <w:r>
+        <w:rPr>
+          <w:rFonts w:eastAsiaTheme="minorEastAsia"/>
+          <w:iCs/>
+        </w:rPr>
+        <w:t>mass flu</w:t>
+      </w:r>
+      <w:r>
+        <w:rPr>
+          <w:rFonts w:eastAsiaTheme="minorEastAsia"/>
+          <w:iCs/>
+        </w:rPr>
+        <w:t>x</w:t>
+      </w:r>
+      <w:r>
+        <w:rPr>
+          <w:rFonts w:eastAsiaTheme="minorEastAsia"/>
+          <w:iCs/>
+        </w:rPr>
+        <w:t xml:space="preserve"> (2)</w:t>
+      </w:r>
+      <w:r>
+        <w:rPr>
+          <w:rFonts w:eastAsiaTheme="minorEastAsia"/>
+          <w:iCs/>
+        </w:rPr>
+        <w:t xml:space="preserve">. </w:t>
+      </w:r>
+      <w:r>
+        <w:rPr>
+          <w:rFonts w:eastAsiaTheme="minorEastAsia"/>
+          <w:iCs/>
+        </w:rPr>
+        <w:t>Finally, the model</w:t>
+      </w:r>
+      <w:r>
+        <w:rPr>
+          <w:rFonts w:eastAsiaTheme="minorEastAsia"/>
+          <w:iCs/>
+        </w:rPr>
+        <w:t xml:space="preserve"> </w:t>
+      </w:r>
+      <w:r>
+        <w:rPr>
+          <w:rFonts w:eastAsiaTheme="minorEastAsia"/>
+          <w:iCs/>
+        </w:rPr>
+        <w:t xml:space="preserve">shows </w:t>
+      </w:r>
+      <w:r>
+        <w:rPr>
+          <w:rFonts w:eastAsiaTheme="minorEastAsia"/>
+          <w:iCs/>
+        </w:rPr>
+        <w:t xml:space="preserve">(3) </w:t>
+      </w:r>
+      <w:r>
+        <w:rPr>
+          <w:rFonts w:eastAsiaTheme="minorEastAsia"/>
+          <w:iCs/>
+        </w:rPr>
+        <w:t xml:space="preserve">the mean shallow cumulus mass flux and cloud fraction decreases in proportion to the reduction of the mean tropical circulation </w:t>
+      </w:r>
+      <w:r>
+        <w:rPr>
+          <w:rFonts w:eastAsiaTheme="minorEastAsia"/>
+          <w:iCs/>
+        </w:rPr>
+        <w:t>expected in a warmed climate (HS06)</w:t>
+      </w:r>
+      <w:r>
+        <w:rPr>
+          <w:rFonts w:eastAsiaTheme="minorEastAsia"/>
+          <w:iCs/>
+        </w:rPr>
+        <w:t>.</w:t>
+      </w:r>
+    </w:p>
+    <w:p>
+      <w:r>
+        <w:rPr>
+          <w:rFonts w:eastAsiaTheme="minorEastAsia"/>
+        </w:rPr>
+        <w:t>[[</w:t>
+      </w:r>
+      <w:r>
+        <w:rPr>
+          <w:rFonts w:eastAsiaTheme="minorEastAsia"/>
+        </w:rPr>
+        <w:t>MOVE DOWN</w:t>
+      </w:r>
+      <w:r>
+        <w:rPr>
+          <w:rFonts w:eastAsiaTheme="minorEastAsia"/>
+        </w:rPr>
+        <w:t xml:space="preserve"> into RESULTS</w:t>
+      </w:r>
+      <w:r>
+        <w:rPr>
+          <w:rFonts w:eastAsiaTheme="minorEastAsia"/>
+        </w:rPr>
+        <w:t xml:space="preserve">: </w:t>
+      </w:r>
+      <w:r>
+        <w:rPr>
+          <w:rFonts w:eastAsiaTheme="minorEastAsia"/>
+        </w:rPr>
+        <w:t>T</w:t>
+      </w:r>
+      <w:r>
+        <w:rPr>
+          <w:rFonts w:eastAsiaTheme="minorEastAsia"/>
+        </w:rPr>
+        <w:t xml:space="preserve">he </w:t>
+      </w:r>
+      <w:r>
+        <w:rPr>
+          <w:rFonts w:eastAsiaTheme="minorEastAsia"/>
+        </w:rPr>
+        <w:t xml:space="preserve">cloud </w:t>
+      </w:r>
+      <w:r>
+        <w:rPr>
+          <w:rFonts w:eastAsiaTheme="minorEastAsia"/>
+        </w:rPr>
+        <w:t xml:space="preserve">moisture flux </w:t>
+      </w:r>
+      <w:r>
+        <w:rPr>
+          <w:rFonts w:eastAsiaTheme="minorEastAsia"/>
+        </w:rPr>
+        <w:t>also scales with moisture, but the cloud fraction scales with the mass flux. The entrainment rate is the parameter for the cloud- and turbulence-scale processes. We expect to be unchanged by the temperature of the climate. Specifying the entrainment rate distribution allows the</w:t>
+      </w:r>
+      <w:r>
+        <w:rPr>
+          <w:rFonts w:eastAsiaTheme="minorEastAsia"/>
+          <w:iCs/>
+        </w:rPr>
+        <w:t xml:space="preserve"> cloud top height distribution to change to match the </w:t>
+      </w:r>
+      <w:proofErr w:type="gramStart"/>
+      <w:r>
+        <w:rPr>
+          <w:rFonts w:eastAsiaTheme="minorEastAsia"/>
+          <w:iCs/>
+        </w:rPr>
+        <w:t>large scale</w:t>
+      </w:r>
+      <w:proofErr w:type="gramEnd"/>
+      <w:r>
+        <w:rPr>
+          <w:rFonts w:eastAsiaTheme="minorEastAsia"/>
+          <w:iCs/>
+        </w:rPr>
+        <w:t xml:space="preserve"> drying term in a changed climate.</w:t>
+      </w:r>
+      <w:r>
+        <w:rPr>
+          <w:rFonts w:eastAsiaTheme="minorEastAsia"/>
+        </w:rPr>
+        <w:t>]]</w:t>
+      </w:r>
+    </w:p>
+    <w:p>
+      <w:pPr>
+        <w:pStyle w:val="Heading1"/>
+      </w:pPr>
+      <w:r>
+        <w:lastRenderedPageBreak/>
+        <w:t>Results</w:t>
+      </w:r>
+    </w:p>
+    <w:p>
+      <w:pPr>
+        <w:pStyle w:val="Heading2"/>
+        <w:rPr>
+          <w:rFonts w:eastAsiaTheme="minorEastAsia"/>
+        </w:rPr>
+      </w:pPr>
+      <w:r>
+        <w:rPr>
+          <w:rFonts w:eastAsiaTheme="minorEastAsia"/>
+        </w:rPr>
+        <w:t>R1: C</w:t>
+      </w:r>
+      <w:r>
+        <w:rPr>
+          <w:rFonts w:eastAsiaTheme="minorEastAsia"/>
+        </w:rPr>
+        <w:t xml:space="preserve">loud fluxes for </w:t>
+      </w:r>
+      <w:r>
+        <w:rPr>
+          <w:rFonts w:eastAsiaTheme="minorEastAsia"/>
+        </w:rPr>
+        <w:t xml:space="preserve">present </w:t>
+      </w:r>
+      <w:r>
+        <w:rPr>
+          <w:rFonts w:eastAsiaTheme="minorEastAsia"/>
+        </w:rPr>
+        <w:t>large-scale drying</w:t>
       </w:r>
     </w:p>
     <w:p>
@@ -1371,19 +4764,25 @@
         <w:rPr>
           <w:rFonts w:ascii="Aptos" w:hAnsi="Aptos"/>
         </w:rPr>
-        <w:t>I</w:t>
-      </w:r>
-      <w:r>
-        <w:rPr>
-          <w:rFonts w:ascii="Aptos" w:hAnsi="Aptos"/>
-        </w:rPr>
-        <w:t>n a balanced climate</w:t>
-      </w:r>
-      <w:r>
-        <w:rPr>
-          <w:rFonts w:ascii="Aptos" w:hAnsi="Aptos"/>
-        </w:rPr>
-        <w:t xml:space="preserve">, moisture has no tendency. Thus, the </w:t>
+        <w:t>M</w:t>
+      </w:r>
+      <w:r>
+        <w:rPr>
+          <w:rFonts w:ascii="Aptos" w:hAnsi="Aptos"/>
+        </w:rPr>
+        <w:t xml:space="preserve">oisture </w:t>
+      </w:r>
+      <w:r>
+        <w:rPr>
+          <w:rFonts w:ascii="Aptos" w:hAnsi="Aptos"/>
+        </w:rPr>
+        <w:t>is steady in a balanced climate</w:t>
+      </w:r>
+      <w:r>
+        <w:rPr>
+          <w:rFonts w:ascii="Aptos" w:hAnsi="Aptos"/>
+        </w:rPr>
+        <w:t xml:space="preserve">. Thus, the </w:t>
       </w:r>
       <w:r>
         <w:rPr>
@@ -1396,6 +4795,12 @@
           <w:rFonts w:ascii="Aptos" w:hAnsi="Aptos"/>
         </w:rPr>
         <w:t>advection</w:t>
+      </w:r>
+      <w:r>
+        <w:rPr>
+          <w:rFonts w:ascii="Aptos" w:hAnsi="Aptos"/>
+        </w:rPr>
+        <w:t xml:space="preserve"> source</w:t>
       </w:r>
       <w:r>
         <w:rPr>
@@ -1479,13 +4884,49 @@
         </w:rPr>
         <w:t xml:space="preserve">cloud moisture flux </w:t>
       </w:r>
+      <w:r>
+        <w:rPr>
+          <w:rFonts w:ascii="Aptos" w:hAnsi="Aptos"/>
+        </w:rPr>
+        <w:t xml:space="preserve">balance </w:t>
+      </w:r>
+      <w:r>
+        <w:rPr>
+          <w:rFonts w:ascii="Aptos" w:hAnsi="Aptos"/>
+        </w:rPr>
+        <w:t>in the</w:t>
+      </w:r>
+      <w:r>
+        <w:rPr>
+          <w:rFonts w:ascii="Aptos" w:hAnsi="Aptos"/>
+        </w:rPr>
+        <w:t xml:space="preserve"> </w:t>
+      </w:r>
+      <w:r>
+        <w:rPr>
+          <w:rFonts w:ascii="Aptos" w:hAnsi="Aptos"/>
+        </w:rPr>
+        <w:t>climatologica</w:t>
+      </w:r>
+      <w:r>
+        <w:rPr>
+          <w:rFonts w:ascii="Aptos" w:hAnsi="Aptos"/>
+        </w:rPr>
+        <w:t xml:space="preserve">l </w:t>
+      </w:r>
+      <w:r>
+        <w:rPr>
+          <w:rFonts w:ascii="Aptos" w:hAnsi="Aptos"/>
+        </w:rPr>
+        <w:t xml:space="preserve">shallow cumulus cloud regime. </w:t>
+      </w:r>
+      <w:r>
+        <w:rPr>
+          <w:rFonts w:ascii="Aptos" w:hAnsi="Aptos"/>
+        </w:rPr>
+        <w:t xml:space="preserve">We parameterize the eddy moisture flux by a mass flux scheme </w:t>
+      </w:r>
       <m:oMath>
-        <m:r>
-          <w:rPr>
-            <w:rFonts w:ascii="Cambria Math" w:hAnsi="Cambria Math"/>
-          </w:rPr>
-          <m:t>-∂/∂z[</m:t>
-        </m:r>
         <m:r>
           <w:rPr>
             <w:rFonts w:ascii="Cambria Math" w:hAnsi="Cambria Math"/>
@@ -1562,261 +5003,34 @@
             </m:sSub>
           </m:e>
         </m:d>
-        <m:r>
-          <w:rPr>
-            <w:rFonts w:ascii="Cambria Math" w:hAnsi="Cambria Math"/>
-          </w:rPr>
-          <m:t>]</m:t>
-        </m:r>
       </m:oMath>
       <w:r>
         <w:rPr>
-          <w:rFonts w:ascii="Aptos" w:hAnsi="Aptos"/>
-        </w:rPr>
-        <w:t xml:space="preserve"> </w:t>
-      </w:r>
-      <w:r>
-        <w:rPr>
-          <w:rFonts w:ascii="Aptos" w:hAnsi="Aptos"/>
-        </w:rPr>
-        <w:t xml:space="preserve">moisture sources </w:t>
-      </w:r>
-      <w:r>
-        <w:rPr>
-          <w:rFonts w:ascii="Aptos" w:hAnsi="Aptos"/>
-        </w:rPr>
-        <w:t xml:space="preserve">balance over a </w:t>
-      </w:r>
-      <w:r>
-        <w:rPr>
-          <w:rFonts w:ascii="Aptos" w:hAnsi="Aptos"/>
-        </w:rPr>
-        <w:t xml:space="preserve">climatological </w:t>
-      </w:r>
-      <w:r>
-        <w:rPr>
-          <w:rFonts w:ascii="Aptos" w:hAnsi="Aptos"/>
-        </w:rPr>
-        <w:t>season in the shallow cumulus cloud regime. B</w:t>
-      </w:r>
-      <w:r>
-        <w:rPr>
-          <w:rFonts w:ascii="Aptos" w:hAnsi="Aptos"/>
-        </w:rPr>
-        <w:t>ecause clouds entrain and mix the environmental gradient</w:t>
-      </w:r>
-      <w:r>
-        <w:rPr>
-          <w:rFonts w:ascii="Aptos" w:hAnsi="Aptos"/>
-        </w:rPr>
-        <w:t xml:space="preserve">, cloud and large-scale advective fluxes </w:t>
-      </w:r>
-      <w:r>
-        <w:rPr>
-          <w:rFonts w:ascii="Aptos" w:hAnsi="Aptos"/>
-        </w:rPr>
-        <w:t>are both proportional to the humidity</w:t>
-      </w:r>
-      <w:r>
-        <w:rPr>
-          <w:rFonts w:ascii="Aptos" w:hAnsi="Aptos"/>
-        </w:rPr>
-        <w:t xml:space="preserve"> gradient. This factors out, leaving a proportionality between the </w:t>
-      </w:r>
-      <w:proofErr w:type="gramStart"/>
-      <w:r>
-        <w:rPr>
-          <w:rFonts w:ascii="Aptos" w:hAnsi="Aptos"/>
-        </w:rPr>
-        <w:t>large scale</w:t>
-      </w:r>
-      <w:proofErr w:type="gramEnd"/>
-      <w:r>
-        <w:rPr>
-          <w:rFonts w:ascii="Aptos" w:hAnsi="Aptos"/>
-        </w:rPr>
-        <w:t xml:space="preserve"> subsidence </w:t>
+          <w:rFonts w:ascii="Aptos" w:eastAsiaTheme="minorEastAsia" w:hAnsi="Aptos"/>
+        </w:rPr>
+        <w:t xml:space="preserve">, where </w:t>
       </w:r>
       <m:oMath>
         <m:r>
           <w:rPr>
-            <w:rFonts w:ascii="Cambria Math" w:hAnsi="Cambria Math"/>
-          </w:rPr>
-          <m:t>W</m:t>
-        </m:r>
-      </m:oMath>
-      <w:r>
-        <w:rPr>
-          <w:rFonts w:ascii="Aptos" w:eastAsiaTheme="minorEastAsia" w:hAnsi="Aptos"/>
-        </w:rPr>
-        <w:t xml:space="preserve"> (and advection) and </w:t>
-      </w:r>
-      <w:r>
-        <w:rPr>
-          <w:rFonts w:ascii="Aptos" w:hAnsi="Aptos"/>
-        </w:rPr>
-        <w:t xml:space="preserve">cloud mass flux </w:t>
-      </w:r>
-      <m:oMath>
-        <m:r>
-          <w:rPr>
-            <w:rFonts w:ascii="Cambria Math" w:hAnsi="Cambria Math"/>
+            <w:rFonts w:ascii="Cambria Math" w:eastAsiaTheme="minorEastAsia" w:hAnsi="Cambria Math"/>
           </w:rPr>
           <m:t>M</m:t>
         </m:r>
       </m:oMath>
       <w:r>
         <w:rPr>
-          <w:rFonts w:ascii="Aptos" w:hAnsi="Aptos"/>
-        </w:rPr>
-        <w:t>.</w:t>
-      </w:r>
-      <w:r>
-        <w:rPr>
-          <w:rFonts w:ascii="Aptos" w:hAnsi="Aptos"/>
-        </w:rPr>
-        <w:t xml:space="preserve"> </w:t>
-      </w:r>
-      <w:r>
-        <w:rPr>
-          <w:rFonts w:ascii="Aptos" w:hAnsi="Aptos"/>
-        </w:rPr>
-        <w:t>This balance applies in the shallow cumulus regime</w:t>
-      </w:r>
-      <w:r>
-        <w:rPr>
-          <w:rFonts w:ascii="Aptos" w:hAnsi="Aptos"/>
-        </w:rPr>
-        <w:t xml:space="preserve"> to </w:t>
-      </w:r>
-      <w:r>
-        <w:rPr>
-          <w:rFonts w:ascii="Aptos" w:hAnsi="Aptos"/>
-        </w:rPr>
-        <w:t>shallow cumulus clouds with tops below 4 km</w:t>
-      </w:r>
-      <w:r>
-        <w:rPr>
-          <w:rFonts w:ascii="Aptos" w:hAnsi="Aptos"/>
-        </w:rPr>
-        <w:t>.</w:t>
-      </w:r>
-    </w:p>
-    <w:p>
-      <w:pPr>
-        <w:pStyle w:val="BodyText"/>
-        <w:rPr>
-          <w:rFonts w:ascii="Aptos" w:hAnsi="Aptos"/>
-        </w:rPr>
-      </w:pPr>
-      <w:r>
-        <w:rPr>
-          <w:rFonts w:ascii="Aptos" w:hAnsi="Aptos"/>
-        </w:rPr>
-        <w:t xml:space="preserve">With a saturation humidity increase of </w:t>
+          <w:rFonts w:ascii="Aptos" w:eastAsiaTheme="minorEastAsia" w:hAnsi="Aptos"/>
+        </w:rPr>
+        <w:t xml:space="preserve"> is the mass flux</w:t>
+      </w:r>
+      <w:r>
+        <w:rPr>
+          <w:rFonts w:ascii="Aptos" w:eastAsiaTheme="minorEastAsia" w:hAnsi="Aptos"/>
+        </w:rPr>
+        <w:t xml:space="preserve"> and </w:t>
       </w:r>
       <m:oMath>
-        <m:r>
-          <w:rPr>
-            <w:rFonts w:ascii="Cambria Math" w:hAnsi="Cambria Math"/>
-          </w:rPr>
-          <m:t>d</m:t>
-        </m:r>
-        <m:r>
-          <m:rPr>
-            <m:sty m:val="p"/>
-          </m:rPr>
-          <w:rPr>
-            <w:rFonts w:ascii="Cambria Math" w:hAnsi="Cambria Math"/>
-          </w:rPr>
-          <m:t>ln</m:t>
-        </m:r>
-        <m:r>
-          <w:rPr>
-            <w:rFonts w:ascii="Cambria Math" w:hAnsi="Cambria Math"/>
-          </w:rPr>
-          <m:t>q</m:t>
-        </m:r>
-        <m:r>
-          <m:rPr>
-            <m:sty m:val="p"/>
-          </m:rPr>
-          <w:rPr>
-            <w:rFonts w:ascii="Cambria Math" w:hAnsi="Cambria Math"/>
-          </w:rPr>
-          <m:t>=</m:t>
-        </m:r>
-      </m:oMath>
-      <w:r>
-        <w:rPr>
-          <w:rFonts w:ascii="Aptos" w:hAnsi="Aptos"/>
-        </w:rPr>
-        <w:t xml:space="preserve"> 7 % K</w:t>
-      </w:r>
-      <m:oMath>
-        <m:sSup>
-          <m:sSupPr>
-            <m:ctrlPr>
-              <w:rPr>
-                <w:rFonts w:ascii="Cambria Math" w:hAnsi="Cambria Math"/>
-              </w:rPr>
-            </m:ctrlPr>
-          </m:sSupPr>
-          <m:e>
-            <m:r>
-              <m:rPr>
-                <m:sty m:val="p"/>
-              </m:rPr>
-              <w:rPr>
-                <w:rFonts w:ascii="Cambria Math" w:hAnsi="Cambria Math"/>
-              </w:rPr>
-              <m:t>​</m:t>
-            </m:r>
-          </m:e>
-          <m:sup>
-            <m:r>
-              <m:rPr>
-                <m:sty m:val="p"/>
-              </m:rPr>
-              <w:rPr>
-                <w:rFonts w:ascii="Cambria Math" w:hAnsi="Cambria Math"/>
-              </w:rPr>
-              <m:t>-</m:t>
-            </m:r>
-            <m:r>
-              <m:rPr>
-                <m:sty m:val="p"/>
-              </m:rPr>
-              <w:rPr>
-                <w:rFonts w:ascii="Cambria Math" w:hAnsi="Cambria Math"/>
-              </w:rPr>
-              <m:t>1</m:t>
-            </m:r>
-          </m:sup>
-        </m:sSup>
-      </m:oMath>
-      <w:r>
-        <w:rPr>
-          <w:rFonts w:ascii="Aptos" w:hAnsi="Aptos"/>
-        </w:rPr>
-        <w:t xml:space="preserve"> and decrease </w:t>
-      </w:r>
-      <m:oMath>
-        <m:r>
-          <w:rPr>
-            <w:rFonts w:ascii="Cambria Math" w:hAnsi="Cambria Math"/>
-          </w:rPr>
-          <m:t>d</m:t>
-        </m:r>
-        <m:r>
-          <m:rPr>
-            <m:sty m:val="p"/>
-          </m:rPr>
-          <w:rPr>
-            <w:rFonts w:ascii="Cambria Math" w:hAnsi="Cambria Math"/>
-          </w:rPr>
-          <m:t>ln</m:t>
-        </m:r>
         <m:sSub>
           <m:sSubPr>
             <m:ctrlPr>
@@ -1830,7 +5044,7 @@
               <w:rPr>
                 <w:rFonts w:ascii="Cambria Math" w:hAnsi="Cambria Math"/>
               </w:rPr>
-              <m:t>F</m:t>
+              <m:t>q</m:t>
             </m:r>
           </m:e>
           <m:sub>
@@ -1838,7 +5052,7 @@
               <w:rPr>
                 <w:rFonts w:ascii="Cambria Math" w:hAnsi="Cambria Math"/>
               </w:rPr>
-              <m:t>R</m:t>
+              <m:t>cld</m:t>
             </m:r>
           </m:sub>
         </m:sSub>
@@ -1849,221 +5063,238 @@
           <w:rPr>
             <w:rFonts w:ascii="Cambria Math" w:hAnsi="Cambria Math"/>
           </w:rPr>
-          <m:t>=</m:t>
+          <m:t>-</m:t>
         </m:r>
-        <m:r>
-          <w:rPr>
-            <w:rFonts w:ascii="Cambria Math" w:hAnsi="Cambria Math"/>
-          </w:rPr>
-          <m:t>d</m:t>
-        </m:r>
-        <m:r>
-          <m:rPr>
-            <m:sty m:val="p"/>
-          </m:rPr>
-          <w:rPr>
-            <w:rFonts w:ascii="Cambria Math" w:hAnsi="Cambria Math"/>
-          </w:rPr>
-          <m:t>ln</m:t>
-        </m:r>
-        <m:r>
-          <w:rPr>
-            <w:rFonts w:ascii="Cambria Math" w:hAnsi="Cambria Math"/>
-          </w:rPr>
-          <m:t>P</m:t>
-        </m:r>
-        <m:r>
-          <m:rPr>
-            <m:sty m:val="p"/>
-          </m:rPr>
-          <w:rPr>
-            <w:rFonts w:ascii="Cambria Math" w:hAnsi="Cambria Math"/>
-          </w:rPr>
-          <m:t>=-</m:t>
-        </m:r>
-        <m:r>
-          <m:rPr>
-            <m:sty m:val="p"/>
-          </m:rPr>
-          <w:rPr>
-            <w:rFonts w:ascii="Cambria Math" w:hAnsi="Cambria Math"/>
-          </w:rPr>
-          <m:t>2</m:t>
-        </m:r>
+        <m:sSub>
+          <m:sSubPr>
+            <m:ctrlPr>
+              <w:rPr>
+                <w:rFonts w:ascii="Cambria Math" w:hAnsi="Cambria Math"/>
+              </w:rPr>
+            </m:ctrlPr>
+          </m:sSubPr>
+          <m:e>
+            <m:r>
+              <w:rPr>
+                <w:rFonts w:ascii="Cambria Math" w:hAnsi="Cambria Math"/>
+              </w:rPr>
+              <m:t>q</m:t>
+            </m:r>
+          </m:e>
+          <m:sub>
+            <m:r>
+              <w:rPr>
+                <w:rFonts w:ascii="Cambria Math" w:hAnsi="Cambria Math"/>
+              </w:rPr>
+              <m:t>env</m:t>
+            </m:r>
+          </m:sub>
+        </m:sSub>
       </m:oMath>
       <w:r>
         <w:rPr>
-          <w:rFonts w:ascii="Aptos" w:hAnsi="Aptos"/>
-        </w:rPr>
-        <w:t xml:space="preserve"> % K</w:t>
+          <w:rFonts w:ascii="Aptos" w:eastAsiaTheme="minorEastAsia" w:hAnsi="Aptos"/>
+        </w:rPr>
+        <w:t xml:space="preserve"> is the difference between the cloud and the environmental mean moisture</w:t>
+      </w:r>
+      <w:r>
+        <w:rPr>
+          <w:rFonts w:ascii="Aptos" w:eastAsiaTheme="minorEastAsia" w:hAnsi="Aptos"/>
+        </w:rPr>
+        <w:t xml:space="preserve">. </w:t>
+      </w:r>
+      <w:r>
+        <w:rPr>
+          <w:rFonts w:ascii="Aptos" w:hAnsi="Aptos"/>
+        </w:rPr>
+        <w:t>C</w:t>
+      </w:r>
+      <w:r>
+        <w:rPr>
+          <w:rFonts w:ascii="Aptos" w:hAnsi="Aptos"/>
+        </w:rPr>
+        <w:t xml:space="preserve">louds entrain and mix the environmental </w:t>
+      </w:r>
+      <w:r>
+        <w:rPr>
+          <w:rFonts w:ascii="Aptos" w:hAnsi="Aptos"/>
+        </w:rPr>
+        <w:t>moisture</w:t>
+      </w:r>
+      <w:r>
+        <w:rPr>
+          <w:rFonts w:ascii="Aptos" w:hAnsi="Aptos"/>
+        </w:rPr>
+        <w:t xml:space="preserve">, </w:t>
+      </w:r>
+      <w:r>
+        <w:rPr>
+          <w:rFonts w:ascii="Aptos" w:hAnsi="Aptos"/>
+        </w:rPr>
+        <w:t xml:space="preserve">so </w:t>
+      </w:r>
+      <w:r>
+        <w:rPr>
+          <w:rFonts w:ascii="Aptos" w:hAnsi="Aptos"/>
+        </w:rPr>
+        <w:t xml:space="preserve">cloud and large-scale advective fluxes </w:t>
+      </w:r>
+      <w:r>
+        <w:rPr>
+          <w:rFonts w:ascii="Aptos" w:hAnsi="Aptos"/>
+        </w:rPr>
+        <w:t xml:space="preserve">are both proportional to the </w:t>
+      </w:r>
+      <w:r>
+        <w:rPr>
+          <w:rFonts w:ascii="Aptos" w:hAnsi="Aptos"/>
+        </w:rPr>
+        <w:t xml:space="preserve">mean </w:t>
+      </w:r>
+      <w:r>
+        <w:rPr>
+          <w:rFonts w:ascii="Aptos" w:hAnsi="Aptos"/>
+        </w:rPr>
+        <w:t>humidity</w:t>
+      </w:r>
+      <w:r>
+        <w:rPr>
+          <w:rFonts w:ascii="Aptos" w:hAnsi="Aptos"/>
+        </w:rPr>
+        <w:t xml:space="preserve"> gradient. Th</w:t>
+      </w:r>
+      <w:r>
+        <w:rPr>
+          <w:rFonts w:ascii="Aptos" w:hAnsi="Aptos"/>
+        </w:rPr>
+        <w:t>e</w:t>
+      </w:r>
+      <w:r>
+        <w:rPr>
+          <w:rFonts w:ascii="Aptos" w:hAnsi="Aptos"/>
+        </w:rPr>
+        <w:t xml:space="preserve"> </w:t>
+      </w:r>
+      <w:r>
+        <w:rPr>
+          <w:rFonts w:ascii="Aptos" w:hAnsi="Aptos"/>
+        </w:rPr>
+        <w:t xml:space="preserve">humidity dependence </w:t>
+      </w:r>
+      <w:r>
+        <w:rPr>
+          <w:rFonts w:ascii="Aptos" w:hAnsi="Aptos"/>
+        </w:rPr>
+        <w:t xml:space="preserve">of the cloud humidity difference and the dry advection down the mean moisture gradient </w:t>
+      </w:r>
+      <w:r>
+        <w:rPr>
+          <w:rFonts w:ascii="Aptos" w:hAnsi="Aptos"/>
+        </w:rPr>
+        <w:t>cancels</w:t>
+      </w:r>
+      <w:r>
+        <w:rPr>
+          <w:rFonts w:ascii="Aptos" w:hAnsi="Aptos"/>
+        </w:rPr>
+        <w:t xml:space="preserve">, leaving a proportionality between the </w:t>
+      </w:r>
+      <w:proofErr w:type="gramStart"/>
+      <w:r>
+        <w:rPr>
+          <w:rFonts w:ascii="Aptos" w:hAnsi="Aptos"/>
+        </w:rPr>
+        <w:t>large scale</w:t>
+      </w:r>
+      <w:proofErr w:type="gramEnd"/>
+      <w:r>
+        <w:rPr>
+          <w:rFonts w:ascii="Aptos" w:hAnsi="Aptos"/>
+        </w:rPr>
+        <w:t xml:space="preserve"> </w:t>
+      </w:r>
+      <w:r>
+        <w:rPr>
+          <w:rFonts w:ascii="Aptos" w:hAnsi="Aptos"/>
+        </w:rPr>
+        <w:t xml:space="preserve">advection (mainly subsidence </w:t>
       </w:r>
       <m:oMath>
-        <m:sSup>
-          <m:sSupPr>
-            <m:ctrlPr>
-              <w:rPr>
-                <w:rFonts w:ascii="Cambria Math" w:hAnsi="Cambria Math"/>
-              </w:rPr>
-            </m:ctrlPr>
-          </m:sSupPr>
-          <m:e>
-            <m:r>
-              <m:rPr>
-                <m:sty m:val="p"/>
-              </m:rPr>
-              <w:rPr>
-                <w:rFonts w:ascii="Cambria Math" w:hAnsi="Cambria Math"/>
-              </w:rPr>
-              <m:t>​</m:t>
-            </m:r>
-          </m:e>
-          <m:sup>
-            <m:r>
-              <m:rPr>
-                <m:sty m:val="p"/>
-              </m:rPr>
-              <w:rPr>
-                <w:rFonts w:ascii="Cambria Math" w:hAnsi="Cambria Math"/>
-              </w:rPr>
-              <m:t>-</m:t>
-            </m:r>
-            <m:r>
-              <m:rPr>
-                <m:sty m:val="p"/>
-              </m:rPr>
-              <w:rPr>
-                <w:rFonts w:ascii="Cambria Math" w:hAnsi="Cambria Math"/>
-              </w:rPr>
-              <m:t>1</m:t>
-            </m:r>
-          </m:sup>
-        </m:sSup>
-      </m:oMath>
-      <w:r>
-        <w:rPr>
-          <w:rFonts w:ascii="Aptos" w:hAnsi="Aptos"/>
-        </w:rPr>
-        <w:t xml:space="preserve"> of tropospheric radiative divergence and mean precipitation, energetic constraints decrease the mean tropical circulation </w:t>
-      </w:r>
-      <m:oMath>
-        <m:r>
-          <w:rPr>
-            <w:rFonts w:ascii="Cambria Math" w:hAnsi="Cambria Math"/>
-          </w:rPr>
-          <m:t>d</m:t>
-        </m:r>
-        <m:r>
-          <m:rPr>
-            <m:sty m:val="p"/>
-          </m:rPr>
-          <w:rPr>
-            <w:rFonts w:ascii="Cambria Math" w:hAnsi="Cambria Math"/>
-          </w:rPr>
-          <m:t>ln</m:t>
-        </m:r>
         <m:r>
           <w:rPr>
             <w:rFonts w:ascii="Cambria Math" w:hAnsi="Cambria Math"/>
           </w:rPr>
           <m:t>W</m:t>
         </m:r>
-        <m:r>
-          <m:rPr>
-            <m:sty m:val="p"/>
-          </m:rPr>
-          <w:rPr>
-            <w:rFonts w:ascii="Cambria Math" w:hAnsi="Cambria Math"/>
-          </w:rPr>
-          <m:t>=</m:t>
-        </m:r>
+      </m:oMath>
+      <w:r>
+        <w:rPr>
+          <w:rFonts w:ascii="Aptos" w:eastAsiaTheme="minorEastAsia" w:hAnsi="Aptos"/>
+        </w:rPr>
+        <w:t xml:space="preserve">) </w:t>
+      </w:r>
+      <w:r>
+        <w:rPr>
+          <w:rFonts w:ascii="Aptos" w:eastAsiaTheme="minorEastAsia" w:hAnsi="Aptos"/>
+        </w:rPr>
+        <w:t xml:space="preserve">and </w:t>
+      </w:r>
+      <w:r>
+        <w:rPr>
+          <w:rFonts w:ascii="Aptos" w:hAnsi="Aptos"/>
+        </w:rPr>
+        <w:t xml:space="preserve">cloud mass flux </w:t>
+      </w:r>
+      <m:oMath>
         <m:r>
           <w:rPr>
             <w:rFonts w:ascii="Cambria Math" w:hAnsi="Cambria Math"/>
           </w:rPr>
-          <m:t>d</m:t>
-        </m:r>
-        <m:r>
-          <m:rPr>
-            <m:sty m:val="p"/>
-          </m:rPr>
-          <w:rPr>
-            <w:rFonts w:ascii="Cambria Math" w:hAnsi="Cambria Math"/>
-          </w:rPr>
-          <m:t>ln</m:t>
-        </m:r>
-        <m:r>
-          <w:rPr>
-            <w:rFonts w:ascii="Cambria Math" w:hAnsi="Cambria Math"/>
-          </w:rPr>
-          <m:t>U</m:t>
-        </m:r>
-        <m:r>
-          <m:rPr>
-            <m:sty m:val="p"/>
-          </m:rPr>
-          <w:rPr>
-            <w:rFonts w:ascii="Cambria Math" w:hAnsi="Cambria Math"/>
-          </w:rPr>
-          <m:t>=-</m:t>
-        </m:r>
-        <m:r>
-          <m:rPr>
-            <m:sty m:val="p"/>
-          </m:rPr>
-          <w:rPr>
-            <w:rFonts w:ascii="Cambria Math" w:hAnsi="Cambria Math"/>
-          </w:rPr>
-          <m:t>5</m:t>
+          <m:t>M</m:t>
         </m:r>
       </m:oMath>
       <w:r>
         <w:rPr>
           <w:rFonts w:ascii="Aptos" w:hAnsi="Aptos"/>
         </w:rPr>
-        <w:t xml:space="preserve"> % K</w:t>
-      </w:r>
-      <m:oMath>
-        <m:sSup>
-          <m:sSupPr>
-            <m:ctrlPr>
-              <w:rPr>
-                <w:rFonts w:ascii="Cambria Math" w:hAnsi="Cambria Math"/>
-              </w:rPr>
-            </m:ctrlPr>
-          </m:sSupPr>
-          <m:e>
-            <m:r>
-              <m:rPr>
-                <m:sty m:val="p"/>
-              </m:rPr>
-              <w:rPr>
-                <w:rFonts w:ascii="Cambria Math" w:hAnsi="Cambria Math"/>
-              </w:rPr>
-              <m:t>​</m:t>
-            </m:r>
-          </m:e>
-          <m:sup>
-            <m:r>
-              <m:rPr>
-                <m:sty m:val="p"/>
-              </m:rPr>
-              <w:rPr>
-                <w:rFonts w:ascii="Cambria Math" w:hAnsi="Cambria Math"/>
-              </w:rPr>
-              <m:t>-</m:t>
-            </m:r>
-            <m:r>
-              <m:rPr>
-                <m:sty m:val="p"/>
-              </m:rPr>
-              <w:rPr>
-                <w:rFonts w:ascii="Cambria Math" w:hAnsi="Cambria Math"/>
-              </w:rPr>
-              <m:t>1</m:t>
-            </m:r>
-          </m:sup>
-        </m:sSup>
-      </m:oMath>
+        <w:t>.</w:t>
+      </w:r>
+      <w:r>
+        <w:rPr>
+          <w:rFonts w:ascii="Aptos" w:hAnsi="Aptos"/>
+        </w:rPr>
+        <w:t xml:space="preserve"> </w:t>
+      </w:r>
+      <w:r>
+        <w:rPr>
+          <w:rFonts w:ascii="Aptos" w:hAnsi="Aptos"/>
+        </w:rPr>
+        <w:t>This balance applies in the shallow cumulus regime</w:t>
+      </w:r>
+      <w:r>
+        <w:rPr>
+          <w:rFonts w:ascii="Aptos" w:hAnsi="Aptos"/>
+        </w:rPr>
+        <w:t xml:space="preserve"> to </w:t>
+      </w:r>
+      <w:r>
+        <w:rPr>
+          <w:rFonts w:ascii="Aptos" w:hAnsi="Aptos"/>
+        </w:rPr>
+        <w:t xml:space="preserve">shallow cumulus clouds with tops below </w:t>
+      </w:r>
+      <w:r>
+        <w:rPr>
+          <w:rFonts w:ascii="Aptos" w:hAnsi="Aptos"/>
+        </w:rPr>
+        <w:t>~</w:t>
+      </w:r>
+      <w:r>
+        <w:rPr>
+          <w:rFonts w:ascii="Aptos" w:hAnsi="Aptos"/>
+        </w:rPr>
+        <w:t>4 km</w:t>
+      </w:r>
       <w:r>
         <w:rPr>
           <w:rFonts w:ascii="Aptos" w:hAnsi="Aptos"/>
@@ -2079,24 +5310,316 @@
         </w:rPr>
       </w:pPr>
       <w:r>
-        <w:rPr>
-          <w:rFonts w:ascii="Aptos" w:hAnsi="Aptos"/>
-        </w:rPr>
-        <w:t xml:space="preserve">Here we evaluate the sensitivity of the mean cloud field to changes in its mean mass flux. </w:t>
-      </w:r>
-      <w:r>
-        <w:rPr>
-          <w:rFonts w:ascii="Aptos" w:hAnsi="Aptos"/>
-        </w:rPr>
-        <w:t xml:space="preserve"> The entrainment (and precipitation conversion) rates of an ensemble of plumes are tuned</w:t>
-      </w:r>
-      <w:r>
-        <w:rPr>
-          <w:rFonts w:ascii="Aptos" w:hAnsi="Aptos"/>
-        </w:rPr>
+        <w:t>Total moisture flux divergence balances</w:t>
+      </w:r>
+      <w:r>
         <w:t xml:space="preserve"> </w:t>
       </w:r>
       <w:r>
+        <w:t xml:space="preserve">idealized </w:t>
+      </w:r>
+      <w:r>
+        <w:t>large scale subsidence and advection drying</w:t>
+      </w:r>
+      <w:r>
+        <w:t xml:space="preserve">. </w:t>
+      </w:r>
+      <w:r>
+        <w:rPr>
+          <w:rFonts w:ascii="Aptos" w:hAnsi="Aptos"/>
+        </w:rPr>
+        <w:t xml:space="preserve">We model </w:t>
+      </w:r>
+      <w:r>
+        <w:rPr>
+          <w:rFonts w:ascii="Aptos" w:hAnsi="Aptos"/>
+        </w:rPr>
+        <w:t>cloud updraft</w:t>
+      </w:r>
+      <w:r>
+        <w:rPr>
+          <w:rFonts w:ascii="Aptos" w:hAnsi="Aptos"/>
+        </w:rPr>
+        <w:t xml:space="preserve"> p</w:t>
+      </w:r>
+      <w:r>
+        <w:rPr>
+          <w:rFonts w:ascii="Aptos" w:hAnsi="Aptos"/>
+        </w:rPr>
+        <w:t xml:space="preserve">lumes starting at 700 m. </w:t>
+      </w:r>
+      <w:r>
+        <w:t xml:space="preserve">The </w:t>
+      </w:r>
+      <w:r>
+        <w:t>cloud top height distribution matches GOES satellite</w:t>
+      </w:r>
+      <w:r>
+        <w:t xml:space="preserve"> observations</w:t>
+      </w:r>
+      <w:r>
+        <w:t>.</w:t>
+      </w:r>
+      <w:r>
+        <w:t xml:space="preserve"> </w:t>
+      </w:r>
+      <w:r>
+        <w:rPr>
+          <w:rFonts w:ascii="Aptos" w:hAnsi="Aptos"/>
+        </w:rPr>
+        <w:t>Plumes predict their moisture by entraining and detraining</w:t>
+      </w:r>
+      <w:r>
+        <w:rPr>
+          <w:rFonts w:ascii="Aptos" w:hAnsi="Aptos"/>
+        </w:rPr>
+        <w:t xml:space="preserve"> </w:t>
+      </w:r>
+      <w:r>
+        <w:rPr>
+          <w:rFonts w:ascii="Aptos" w:hAnsi="Aptos"/>
+        </w:rPr>
+        <w:t>specific humidity with their surroundings</w:t>
+      </w:r>
+      <w:r>
+        <w:rPr>
+          <w:rFonts w:ascii="Aptos" w:hAnsi="Aptos"/>
+        </w:rPr>
+        <w:t xml:space="preserve"> at equal rates, </w:t>
+      </w:r>
+      <m:oMath>
+        <m:r>
+          <w:rPr>
+            <w:rFonts w:ascii="Cambria Math" w:hAnsi="Cambria Math" w:cs="Times New Roman"/>
+          </w:rPr>
+          <m:t>∂</m:t>
+        </m:r>
+        <m:sSub>
+          <m:sSubPr>
+            <m:ctrlPr>
+              <w:rPr>
+                <w:rFonts w:ascii="Cambria Math" w:eastAsiaTheme="minorEastAsia" w:hAnsi="Cambria Math" w:cs="Times New Roman"/>
+                <w:i/>
+              </w:rPr>
+            </m:ctrlPr>
+          </m:sSubPr>
+          <m:e>
+            <m:r>
+              <w:rPr>
+                <w:rFonts w:ascii="Cambria Math" w:eastAsiaTheme="minorEastAsia" w:hAnsi="Cambria Math" w:cs="Times New Roman"/>
+              </w:rPr>
+              <m:t>q</m:t>
+            </m:r>
+          </m:e>
+          <m:sub>
+            <m:r>
+              <w:rPr>
+                <w:rFonts w:ascii="Cambria Math" w:eastAsiaTheme="minorEastAsia" w:hAnsi="Cambria Math" w:cs="Times New Roman"/>
+              </w:rPr>
+              <m:t>T</m:t>
+            </m:r>
+          </m:sub>
+        </m:sSub>
+        <m:r>
+          <w:rPr>
+            <w:rFonts w:ascii="Cambria Math" w:eastAsiaTheme="minorEastAsia" w:hAnsi="Cambria Math" w:cs="Times New Roman"/>
+          </w:rPr>
+          <m:t>/</m:t>
+        </m:r>
+        <m:r>
+          <w:rPr>
+            <w:rFonts w:ascii="Cambria Math" w:eastAsiaTheme="minorEastAsia" w:hAnsi="Cambria Math" w:cs="Times New Roman"/>
+          </w:rPr>
+          <m:t>∂z=-ϵ</m:t>
+        </m:r>
+        <m:d>
+          <m:dPr>
+            <m:ctrlPr>
+              <w:rPr>
+                <w:rFonts w:ascii="Cambria Math" w:eastAsiaTheme="minorEastAsia" w:hAnsi="Cambria Math" w:cs="Times New Roman"/>
+                <w:i/>
+              </w:rPr>
+            </m:ctrlPr>
+          </m:dPr>
+          <m:e>
+            <m:sSub>
+              <m:sSubPr>
+                <m:ctrlPr>
+                  <w:rPr>
+                    <w:rFonts w:ascii="Cambria Math" w:eastAsiaTheme="minorEastAsia" w:hAnsi="Cambria Math" w:cs="Times New Roman"/>
+                    <w:i/>
+                  </w:rPr>
+                </m:ctrlPr>
+              </m:sSubPr>
+              <m:e>
+                <m:r>
+                  <w:rPr>
+                    <w:rFonts w:ascii="Cambria Math" w:eastAsiaTheme="minorEastAsia" w:hAnsi="Cambria Math" w:cs="Times New Roman"/>
+                  </w:rPr>
+                  <m:t>q</m:t>
+                </m:r>
+              </m:e>
+              <m:sub>
+                <m:r>
+                  <w:rPr>
+                    <w:rFonts w:ascii="Cambria Math" w:eastAsiaTheme="minorEastAsia" w:hAnsi="Cambria Math" w:cs="Times New Roman"/>
+                  </w:rPr>
+                  <m:t>T</m:t>
+                </m:r>
+              </m:sub>
+            </m:sSub>
+            <m:r>
+              <w:rPr>
+                <w:rFonts w:ascii="Cambria Math" w:eastAsiaTheme="minorEastAsia" w:hAnsi="Cambria Math" w:cs="Times New Roman"/>
+              </w:rPr>
+              <m:t>-q</m:t>
+            </m:r>
+          </m:e>
+        </m:d>
+        <m:r>
+          <w:rPr>
+            <w:rFonts w:ascii="Cambria Math" w:eastAsiaTheme="minorEastAsia" w:hAnsi="Cambria Math" w:cs="Times New Roman"/>
+          </w:rPr>
+          <m:t>.</m:t>
+        </m:r>
+      </m:oMath>
+      <w:r>
+        <w:rPr>
+          <w:rFonts w:ascii="Aptos" w:hAnsi="Aptos"/>
+        </w:rPr>
+        <w:t xml:space="preserve"> </w:t>
+      </w:r>
+      <w:r>
+        <w:rPr>
+          <w:rFonts w:ascii="Aptos" w:hAnsi="Aptos"/>
+        </w:rPr>
+        <w:t>[equation</w:t>
+      </w:r>
+      <w:r>
+        <w:rPr>
+          <w:rFonts w:ascii="Aptos" w:hAnsi="Aptos"/>
+        </w:rPr>
+        <w:t xml:space="preserve"> ENTRAINMETHOD</w:t>
+      </w:r>
+      <w:r>
+        <w:rPr>
+          <w:rFonts w:ascii="Aptos" w:hAnsi="Aptos"/>
+        </w:rPr>
+        <w:t>]</w:t>
+      </w:r>
+      <w:r>
+        <w:rPr>
+          <w:rFonts w:ascii="Aptos" w:hAnsi="Aptos"/>
+        </w:rPr>
+        <w:br/>
+      </w:r>
+      <w:r>
+        <w:rPr>
+          <w:rFonts w:ascii="Aptos" w:hAnsi="Aptos"/>
+        </w:rPr>
+        <w:t xml:space="preserve">Plumes have temperature equal to their environment, in the approximation that expansion </w:t>
+      </w:r>
+      <w:r>
+        <w:rPr>
+          <w:rFonts w:ascii="Aptos" w:hAnsi="Aptos"/>
+        </w:rPr>
+        <w:t xml:space="preserve">cooling </w:t>
+      </w:r>
+      <w:r>
+        <w:rPr>
+          <w:rFonts w:ascii="Aptos" w:hAnsi="Aptos"/>
+        </w:rPr>
+        <w:t xml:space="preserve">balances the condensation heating. </w:t>
+      </w:r>
+      <w:r>
+        <w:rPr>
+          <w:rFonts w:ascii="Aptos" w:hAnsi="Aptos"/>
+        </w:rPr>
+        <w:t xml:space="preserve">Total water </w:t>
+      </w:r>
+      <w:proofErr w:type="gramStart"/>
+      <w:r>
+        <w:rPr>
+          <w:rFonts w:ascii="Aptos" w:hAnsi="Aptos"/>
+        </w:rPr>
+        <w:t>in excess of</w:t>
+      </w:r>
+      <w:proofErr w:type="gramEnd"/>
+      <w:r>
+        <w:rPr>
+          <w:rFonts w:ascii="Aptos" w:hAnsi="Aptos"/>
+        </w:rPr>
+        <w:t xml:space="preserve"> the saturation specific humidity condenses as cloud liquid. </w:t>
+      </w:r>
+      <w:proofErr w:type="spellStart"/>
+      <w:r>
+        <w:rPr>
+          <w:rFonts w:ascii="Aptos" w:hAnsi="Aptos"/>
+        </w:rPr>
+        <w:t>The</w:t>
+      </w:r>
+      <w:proofErr w:type="spellEnd"/>
+      <w:r>
+        <w:rPr>
+          <w:rFonts w:ascii="Aptos" w:hAnsi="Aptos"/>
+        </w:rPr>
+        <w:t xml:space="preserve"> </w:t>
+      </w:r>
+      <w:r>
+        <w:rPr>
+          <w:rFonts w:ascii="Aptos" w:hAnsi="Aptos"/>
+        </w:rPr>
+        <w:t xml:space="preserve">rates of </w:t>
+      </w:r>
+      <w:r>
+        <w:rPr>
+          <w:rFonts w:ascii="Aptos" w:hAnsi="Aptos"/>
+        </w:rPr>
+        <w:t xml:space="preserve">entrainment and </w:t>
+      </w:r>
+      <w:r>
+        <w:rPr>
+          <w:rFonts w:ascii="Aptos" w:hAnsi="Aptos"/>
+        </w:rPr>
+        <w:t>auto</w:t>
+      </w:r>
+      <w:r>
+        <w:rPr>
+          <w:rFonts w:ascii="Aptos" w:hAnsi="Aptos"/>
+        </w:rPr>
+        <w:t xml:space="preserve">conversion </w:t>
+      </w:r>
+      <w:r>
+        <w:rPr>
+          <w:rFonts w:ascii="Aptos" w:hAnsi="Aptos"/>
+        </w:rPr>
+        <w:t xml:space="preserve">of cloud </w:t>
+      </w:r>
+      <w:r>
+        <w:rPr>
+          <w:rFonts w:ascii="Aptos" w:hAnsi="Aptos"/>
+        </w:rPr>
+        <w:t xml:space="preserve">liquid </w:t>
+      </w:r>
+      <w:r>
+        <w:rPr>
+          <w:rFonts w:ascii="Aptos" w:hAnsi="Aptos"/>
+        </w:rPr>
+        <w:t xml:space="preserve">to precipitation </w:t>
+      </w:r>
+      <w:r>
+        <w:rPr>
+          <w:rFonts w:ascii="Aptos" w:hAnsi="Aptos"/>
+        </w:rPr>
+        <w:t>are tuned</w:t>
+      </w:r>
+      <w:r>
+        <w:rPr>
+          <w:rFonts w:ascii="Aptos" w:hAnsi="Aptos"/>
+        </w:rPr>
+        <w:t xml:space="preserve"> </w:t>
+      </w:r>
+      <w:r>
         <w:rPr>
           <w:rFonts w:ascii="Aptos" w:hAnsi="Aptos"/>
         </w:rPr>
@@ -2112,200 +5635,168 @@
         <w:rPr>
           <w:rFonts w:ascii="Aptos" w:hAnsi="Aptos"/>
         </w:rPr>
-        <w:t xml:space="preserve">s (Methods). The cloud ensemble moisture </w:t>
-      </w:r>
-      <w:r>
-        <w:rPr>
-          <w:rFonts w:ascii="Aptos" w:hAnsi="Aptos"/>
-        </w:rPr>
-        <w:lastRenderedPageBreak/>
-        <w:t xml:space="preserve">flux divergence balances large scale drying. </w:t>
-      </w:r>
-      <w:r>
-        <w:rPr>
-          <w:rFonts w:ascii="Aptos" w:hAnsi="Aptos"/>
-        </w:rPr>
-        <w:t>Cloud fraction is assumed to be proportional to the mass flux.</w:t>
+        <w:t xml:space="preserve">s </w:t>
+      </w:r>
+      <w:r>
+        <w:rPr>
+          <w:rFonts w:ascii="Aptos" w:hAnsi="Aptos"/>
+        </w:rPr>
+        <w:t>in the m</w:t>
+      </w:r>
+      <w:r>
+        <w:rPr>
+          <w:rFonts w:ascii="Aptos" w:hAnsi="Aptos"/>
+        </w:rPr>
+        <w:t xml:space="preserve">ethods. </w:t>
       </w:r>
       <w:bookmarkEnd w:id="0"/>
       <w:bookmarkEnd w:id="2"/>
     </w:p>
     <w:p>
       <w:pPr>
-        <w:pStyle w:val="BodyText"/>
-        <w:rPr>
-          <w:rFonts w:ascii="Aptos" w:hAnsi="Aptos"/>
+        <w:pStyle w:val="Heading2"/>
+        <w:rPr>
+          <w:rFonts w:eastAsiaTheme="minorEastAsia"/>
         </w:rPr>
       </w:pPr>
       <w:r>
-        <w:t>A mass flux scheme for clouds estimate</w:t>
-      </w:r>
-      <w:r>
-        <w:t>s</w:t>
-      </w:r>
-      <w:r>
-        <w:t xml:space="preserve"> the mass flux for an ensemble of clouds</w:t>
-      </w:r>
-      <w:r>
-        <w:t xml:space="preserve"> with total moisture flux divergence </w:t>
-      </w:r>
-      <w:r>
-        <w:t xml:space="preserve">constrained </w:t>
-      </w:r>
-      <w:r>
-        <w:t xml:space="preserve">to </w:t>
-      </w:r>
-      <w:r>
-        <w:t xml:space="preserve">balances large scale subsidence and advection drying, and </w:t>
-      </w:r>
-      <w:r>
-        <w:t xml:space="preserve">with </w:t>
-      </w:r>
-      <w:r>
-        <w:t>cloud top height distribution matches GOES satellite</w:t>
-      </w:r>
-      <w:r>
-        <w:t xml:space="preserve"> observations</w:t>
-      </w:r>
-      <w:r>
-        <w:t>.</w:t>
-      </w:r>
-      <w:r>
-        <w:t xml:space="preserve"> </w:t>
-      </w:r>
-      <w:r>
-        <w:t>T</w:t>
-      </w:r>
-      <w:r>
-        <w:t xml:space="preserve">he model </w:t>
-      </w:r>
-      <w:r>
-        <w:t xml:space="preserve">generates cloud </w:t>
-      </w:r>
-      <w:r>
-        <w:t>water and vertical velocity</w:t>
-      </w:r>
-      <w:r>
-        <w:t xml:space="preserve"> </w:t>
-      </w:r>
-      <w:r>
-        <w:t>profiles</w:t>
-      </w:r>
-      <w:r>
-        <w:t xml:space="preserve"> </w:t>
-      </w:r>
-      <w:r>
-        <w:t>for thousands of ~2</w:t>
-      </w:r>
-      <w:r>
-        <w:t>60</w:t>
-      </w:r>
-      <w:r>
-        <w:t>x</w:t>
-      </w:r>
-      <w:r>
-        <w:t>260</w:t>
-      </w:r>
-      <w:r>
-        <w:t xml:space="preserve"> km</w:t>
-      </w:r>
-      <w:r>
-        <w:rPr>
-          <w:vertAlign w:val="superscript"/>
-        </w:rPr>
-        <w:t>2</w:t>
-      </w:r>
-      <w:r>
-        <w:t xml:space="preserve"> GOES satellite reflectance scenes. The </w:t>
-      </w:r>
-      <w:r>
-        <w:t>mean</w:t>
-      </w:r>
-      <w:r>
-        <w:t xml:space="preserve"> mass flux </w:t>
-      </w:r>
-      <w:r>
-        <w:t xml:space="preserve">binned </w:t>
-      </w:r>
-      <w:r>
-        <w:t xml:space="preserve">as a function of scene mean reflectance is </w:t>
-      </w:r>
-      <w:r>
-        <w:t xml:space="preserve">shown </w:t>
-      </w:r>
-      <w:r>
-        <w:t>in Fig. REFLMASSFL.</w:t>
-      </w:r>
-      <w:r>
-        <w:t xml:space="preserve"> The resulting slope 2.4 % (mm s</w:t>
-      </w:r>
-      <w:r>
-        <w:rPr>
-          <w:vertAlign w:val="superscript"/>
-        </w:rPr>
-        <w:t>–1</w:t>
-      </w:r>
-      <w:r>
-        <w:t>)</w:t>
-      </w:r>
-      <w:r>
-        <w:rPr>
-          <w:vertAlign w:val="superscript"/>
-        </w:rPr>
-        <w:t>-1</w:t>
-      </w:r>
-      <w:r>
-        <w:t xml:space="preserve"> [4.2 cm s</w:t>
-      </w:r>
-      <w:r>
-        <w:rPr>
-          <w:vertAlign w:val="superscript"/>
-        </w:rPr>
-        <w:t>-1</w:t>
-      </w:r>
-      <w:r>
-        <w:t xml:space="preserve"> %</w:t>
-      </w:r>
-      <w:r>
-        <w:rPr>
-          <w:vertAlign w:val="superscript"/>
-        </w:rPr>
-        <w:t>-1</w:t>
-      </w:r>
-      <w:r>
-        <w:t>] agrees with the correlation</w:t>
-      </w:r>
-      <w:r>
-        <w:t>s</w:t>
-      </w:r>
-      <w:r>
-        <w:t xml:space="preserve"> </w:t>
-      </w:r>
-      <w:r>
-        <w:t xml:space="preserve">between cloud base mass flux and </w:t>
-      </w:r>
-      <w:r>
-        <w:t>found from dropsonde circles in EUREC4A (Vogel et al. 2022).</w:t>
-      </w:r>
-      <w:r>
-        <w:t xml:space="preserve"> We use this proportionality between mass flux and reflectance</w:t>
-      </w:r>
-      <w:r>
-        <w:t xml:space="preserve"> to scale the response of shallow cumulus clouds to changes in the </w:t>
-      </w:r>
-      <w:proofErr w:type="gramStart"/>
-      <w:r>
-        <w:t>large scale</w:t>
-      </w:r>
-      <w:proofErr w:type="gramEnd"/>
-      <w:r>
-        <w:t xml:space="preserve"> circulation associated with climate.</w:t>
+        <w:rPr>
+          <w:rFonts w:eastAsiaTheme="minorEastAsia"/>
+        </w:rPr>
+        <w:t xml:space="preserve">R2: </w:t>
+      </w:r>
+      <w:r>
+        <w:rPr>
+          <w:rFonts w:eastAsiaTheme="minorEastAsia"/>
+        </w:rPr>
+        <w:t>C</w:t>
+      </w:r>
+      <w:r>
+        <w:rPr>
+          <w:rFonts w:eastAsiaTheme="minorEastAsia"/>
+        </w:rPr>
+        <w:t>loud fraction</w:t>
+      </w:r>
+      <w:r>
+        <w:rPr>
+          <w:rFonts w:eastAsiaTheme="minorEastAsia"/>
+        </w:rPr>
+        <w:t xml:space="preserve"> proportional to mass flux</w:t>
       </w:r>
     </w:p>
     <w:p>
       <w:pPr>
         <w:pStyle w:val="BodyText"/>
         <w:rPr>
+          <w:rFonts w:ascii="Aptos" w:hAnsi="Aptos"/>
+        </w:rPr>
+      </w:pPr>
+      <w:r>
+        <w:rPr>
+          <w:rFonts w:ascii="Aptos" w:hAnsi="Aptos"/>
+        </w:rPr>
+        <w:t xml:space="preserve">A mass flux model constrained by this moisture balance predicts cloud reflectance that is proportional to mass flux, in agreement with EUREC4A observations (Vogel et al. 2022). </w:t>
+      </w:r>
+      <w:r>
+        <w:t>The model generates cloud water and vertical velocity profiles for thousands of ~260x260 km</w:t>
+      </w:r>
+      <w:r>
+        <w:rPr>
+          <w:vertAlign w:val="superscript"/>
+        </w:rPr>
+        <w:t>2</w:t>
+      </w:r>
+      <w:r>
+        <w:t xml:space="preserve"> GOES satellite reflectance scenes. The mean mass flux binned as a function of scene mean reflectance is shown in Fig. REFLMASSFL. The resulting slope 2.4 % (mm s</w:t>
+      </w:r>
+      <w:r>
+        <w:rPr>
+          <w:vertAlign w:val="superscript"/>
+        </w:rPr>
+        <w:t>–1</w:t>
+      </w:r>
+      <w:r>
+        <w:t>)</w:t>
+      </w:r>
+      <w:r>
+        <w:rPr>
+          <w:vertAlign w:val="superscript"/>
+        </w:rPr>
+        <w:t>-1</w:t>
+      </w:r>
+      <w:r>
+        <w:t xml:space="preserve"> [4.2 cm s</w:t>
+      </w:r>
+      <w:r>
+        <w:rPr>
+          <w:vertAlign w:val="superscript"/>
+        </w:rPr>
+        <w:t>-1</w:t>
+      </w:r>
+      <w:r>
+        <w:t xml:space="preserve"> %</w:t>
+      </w:r>
+      <w:r>
+        <w:rPr>
+          <w:vertAlign w:val="superscript"/>
+        </w:rPr>
+        <w:t>-1</w:t>
+      </w:r>
+      <w:r>
+        <w:t xml:space="preserve">] agrees with the correlations between cloud base mass flux and </w:t>
+      </w:r>
+      <w:r>
+        <w:t>cloud fraction observed</w:t>
+      </w:r>
+      <w:r>
+        <w:t xml:space="preserve"> from dropsonde circles in EUREC4A (</w:t>
+      </w:r>
+      <w:r>
+        <w:t xml:space="preserve">2.4 – X.X % </w:t>
+      </w:r>
+      <w:r>
+        <w:t>(mm s</w:t>
+      </w:r>
+      <w:r>
+        <w:rPr>
+          <w:vertAlign w:val="superscript"/>
+        </w:rPr>
+        <w:t>–1</w:t>
+      </w:r>
+      <w:r>
+        <w:t>)</w:t>
+      </w:r>
+      <w:r>
+        <w:rPr>
+          <w:vertAlign w:val="superscript"/>
+        </w:rPr>
+        <w:t>-1</w:t>
+      </w:r>
+      <w:r>
+        <w:t>;</w:t>
+      </w:r>
+      <w:r>
+        <w:t xml:space="preserve"> Vogel et al. 2022). We use this proportionality between </w:t>
+      </w:r>
+      <w:r>
+        <w:t xml:space="preserve">cloud </w:t>
+      </w:r>
+      <w:r>
+        <w:t xml:space="preserve">mass flux and reflectance to scale the response of shallow cumulus clouds to changes in the </w:t>
+      </w:r>
+      <w:proofErr w:type="gramStart"/>
+      <w:r>
+        <w:t>large scale</w:t>
+      </w:r>
+      <w:proofErr w:type="gramEnd"/>
+      <w:r>
+        <w:t xml:space="preserve"> circulation associated with climate.</w:t>
+      </w:r>
+    </w:p>
+    <w:p>
+      <w:pPr>
+        <w:pStyle w:val="BodyText"/>
+        <w:rPr>
           <w:rFonts w:ascii="Times New Roman" w:eastAsiaTheme="minorEastAsia" w:hAnsi="Times New Roman" w:cs="Times New Roman"/>
         </w:rPr>
       </w:pPr>
@@ -2314,8 +5805,9 @@
           <w:rFonts w:ascii="Times New Roman" w:eastAsiaTheme="minorEastAsia" w:hAnsi="Times New Roman" w:cs="Times New Roman"/>
           <w:noProof/>
         </w:rPr>
+        <w:lastRenderedPageBreak/>
         <w:drawing>
-          <wp:inline distT="0" distB="0" distL="0" distR="0" wp14:anchorId="16CC4DF3" wp14:editId="36D72DC2">
+          <wp:inline distT="0" distB="0" distL="0" distR="0" wp14:anchorId="22222331" wp14:editId="12ACCFB1">
             <wp:extent cx="3155950" cy="2344420"/>
             <wp:effectExtent l="0" t="0" r="0" b="0"/>
             <wp:docPr id="835249246" name="Picture 1" descr="A graph of a line graph&#10;&#10;AI-generated content may be incorrect."/>
@@ -2415,6 +5907,398 @@
       <w:pPr>
         <w:pStyle w:val="BodyText"/>
         <w:rPr>
+          <w:rFonts w:ascii="Aptos" w:eastAsiaTheme="minorEastAsia" w:hAnsi="Aptos" w:cs="Times New Roman"/>
+        </w:rPr>
+      </w:pPr>
+    </w:p>
+    <w:p>
+      <w:pPr>
+        <w:pStyle w:val="Heading2"/>
+        <w:rPr>
+          <w:rFonts w:eastAsiaTheme="minorEastAsia"/>
+        </w:rPr>
+      </w:pPr>
+      <w:r>
+        <w:rPr>
+          <w:rFonts w:eastAsiaTheme="minorEastAsia"/>
+        </w:rPr>
+        <w:t xml:space="preserve">R3: </w:t>
+      </w:r>
+      <w:r>
+        <w:rPr>
+          <w:rFonts w:eastAsiaTheme="minorEastAsia"/>
+        </w:rPr>
+        <w:t>C</w:t>
+      </w:r>
+      <w:r>
+        <w:rPr>
+          <w:rFonts w:eastAsiaTheme="minorEastAsia"/>
+        </w:rPr>
+        <w:t>loud fraction decreases in proportion to the reduction of the mean tropical circulation</w:t>
+      </w:r>
+    </w:p>
+    <w:p>
+      <w:pPr>
+        <w:pStyle w:val="BodyText"/>
+        <w:rPr>
+          <w:rFonts w:ascii="Aptos" w:hAnsi="Aptos"/>
+        </w:rPr>
+      </w:pPr>
+      <w:r>
+        <w:rPr>
+          <w:rFonts w:ascii="Aptos" w:hAnsi="Aptos"/>
+        </w:rPr>
+        <w:t>L</w:t>
+      </w:r>
+      <w:r>
+        <w:rPr>
+          <w:rFonts w:ascii="Aptos" w:hAnsi="Aptos"/>
+        </w:rPr>
+        <w:t xml:space="preserve">arge scale </w:t>
+      </w:r>
+      <w:r>
+        <w:rPr>
+          <w:rFonts w:ascii="Aptos" w:hAnsi="Aptos"/>
+        </w:rPr>
+        <w:t xml:space="preserve">mean </w:t>
+      </w:r>
+      <w:r>
+        <w:rPr>
+          <w:rFonts w:ascii="Aptos" w:hAnsi="Aptos"/>
+        </w:rPr>
+        <w:t xml:space="preserve">drying is due to </w:t>
+      </w:r>
+      <w:r>
+        <w:rPr>
+          <w:rFonts w:ascii="Aptos" w:hAnsi="Aptos"/>
+        </w:rPr>
+        <w:t xml:space="preserve">dry advection by horizontal </w:t>
+      </w:r>
+      <m:oMath>
+        <m:r>
+          <w:rPr>
+            <w:rFonts w:ascii="Cambria Math" w:hAnsi="Cambria Math"/>
+          </w:rPr>
+          <m:t>U</m:t>
+        </m:r>
+      </m:oMath>
+      <w:r>
+        <w:rPr>
+          <w:rFonts w:ascii="Aptos" w:hAnsi="Aptos"/>
+        </w:rPr>
+        <w:t xml:space="preserve"> and vertical </w:t>
+      </w:r>
+      <m:oMath>
+        <m:r>
+          <w:rPr>
+            <w:rFonts w:ascii="Cambria Math" w:hAnsi="Cambria Math"/>
+          </w:rPr>
+          <m:t>W</m:t>
+        </m:r>
+      </m:oMath>
+      <w:r>
+        <w:rPr>
+          <w:rFonts w:ascii="Aptos" w:eastAsiaTheme="minorEastAsia" w:hAnsi="Aptos"/>
+        </w:rPr>
+        <w:t xml:space="preserve"> wind </w:t>
+      </w:r>
+      <w:r>
+        <w:rPr>
+          <w:rFonts w:ascii="Aptos" w:hAnsi="Aptos"/>
+        </w:rPr>
+        <w:t xml:space="preserve">by </w:t>
+      </w:r>
+      <w:r>
+        <w:rPr>
+          <w:rFonts w:ascii="Aptos" w:hAnsi="Aptos"/>
+        </w:rPr>
+        <w:t xml:space="preserve">the </w:t>
+      </w:r>
+      <w:r>
+        <w:rPr>
+          <w:rFonts w:ascii="Aptos" w:hAnsi="Aptos"/>
+        </w:rPr>
+        <w:t>descending branch compensating deep convection in the tropical overturning (Hadley) circulation</w:t>
+      </w:r>
+      <w:r>
+        <w:rPr>
+          <w:rFonts w:ascii="Aptos" w:hAnsi="Aptos"/>
+        </w:rPr>
+        <w:t xml:space="preserve">. </w:t>
+      </w:r>
+      <w:r>
+        <w:rPr>
+          <w:rFonts w:ascii="Aptos" w:hAnsi="Aptos"/>
+        </w:rPr>
+        <w:t>S</w:t>
+      </w:r>
+      <w:r>
+        <w:rPr>
+          <w:rFonts w:ascii="Aptos" w:hAnsi="Aptos"/>
+        </w:rPr>
+        <w:t xml:space="preserve">aturation specific humidity </w:t>
+      </w:r>
+      <w:r>
+        <w:rPr>
+          <w:rFonts w:ascii="Aptos" w:hAnsi="Aptos"/>
+        </w:rPr>
+        <w:t xml:space="preserve">increases </w:t>
+      </w:r>
+      <m:oMath>
+        <m:r>
+          <w:rPr>
+            <w:rFonts w:ascii="Cambria Math" w:hAnsi="Cambria Math"/>
+          </w:rPr>
+          <m:t>d</m:t>
+        </m:r>
+        <m:func>
+          <m:funcPr>
+            <m:ctrlPr>
+              <w:rPr>
+                <w:rFonts w:ascii="Cambria Math" w:hAnsi="Cambria Math"/>
+                <w:i/>
+              </w:rPr>
+            </m:ctrlPr>
+          </m:funcPr>
+          <m:fName>
+            <m:r>
+              <m:rPr>
+                <m:sty m:val="p"/>
+              </m:rPr>
+              <w:rPr>
+                <w:rFonts w:ascii="Cambria Math" w:hAnsi="Cambria Math"/>
+              </w:rPr>
+              <m:t>ln</m:t>
+            </m:r>
+          </m:fName>
+          <m:e>
+            <m:r>
+              <w:rPr>
+                <w:rFonts w:ascii="Cambria Math" w:hAnsi="Cambria Math"/>
+              </w:rPr>
+              <m:t>q</m:t>
+            </m:r>
+          </m:e>
+        </m:func>
+        <m:r>
+          <w:rPr>
+            <w:rFonts w:ascii="Cambria Math" w:hAnsi="Cambria Math"/>
+          </w:rPr>
+          <m:t>=</m:t>
+        </m:r>
+      </m:oMath>
+      <w:r>
+        <w:rPr>
+          <w:rFonts w:ascii="Aptos" w:eastAsiaTheme="minorEastAsia" w:hAnsi="Aptos"/>
+        </w:rPr>
+        <w:t xml:space="preserve"> </w:t>
+      </w:r>
+      <w:r>
+        <w:rPr>
+          <w:rFonts w:ascii="Aptos" w:hAnsi="Aptos"/>
+        </w:rPr>
+        <w:t>7 % K</w:t>
+      </w:r>
+      <w:r>
+        <w:rPr>
+          <w:rFonts w:ascii="Aptos" w:hAnsi="Aptos"/>
+          <w:vertAlign w:val="superscript"/>
+        </w:rPr>
+        <w:t>–1</w:t>
+      </w:r>
+      <w:r>
+        <w:rPr>
+          <w:rFonts w:ascii="Aptos" w:hAnsi="Aptos"/>
+        </w:rPr>
+        <w:t xml:space="preserve"> </w:t>
+      </w:r>
+      <w:r>
+        <w:rPr>
+          <w:rFonts w:ascii="Aptos" w:hAnsi="Aptos"/>
+        </w:rPr>
+        <w:t xml:space="preserve">and precipitation </w:t>
+      </w:r>
+      <w:proofErr w:type="gramStart"/>
+      <w:r>
+        <w:rPr>
+          <w:rFonts w:ascii="Aptos" w:hAnsi="Aptos"/>
+        </w:rPr>
+        <w:t>increases</w:t>
+      </w:r>
+      <w:proofErr w:type="gramEnd"/>
+      <w:r>
+        <w:rPr>
+          <w:rFonts w:ascii="Aptos" w:hAnsi="Aptos"/>
+        </w:rPr>
+        <w:t xml:space="preserve"> only 2 % K</w:t>
+      </w:r>
+      <w:r>
+        <w:rPr>
+          <w:rFonts w:ascii="Aptos" w:hAnsi="Aptos"/>
+          <w:vertAlign w:val="superscript"/>
+        </w:rPr>
+        <w:t>-1</w:t>
+      </w:r>
+      <w:r>
+        <w:rPr>
+          <w:rFonts w:ascii="Aptos" w:hAnsi="Aptos"/>
+        </w:rPr>
+        <w:t xml:space="preserve">, the </w:t>
+      </w:r>
+      <w:r>
+        <w:rPr>
+          <w:rFonts w:ascii="Aptos" w:hAnsi="Aptos"/>
+        </w:rPr>
+        <w:t>tropospheric radiative-convective heat balance constrain</w:t>
+      </w:r>
+      <w:r>
+        <w:rPr>
+          <w:rFonts w:ascii="Aptos" w:hAnsi="Aptos"/>
+        </w:rPr>
+        <w:t>s</w:t>
+      </w:r>
+      <w:r>
+        <w:rPr>
+          <w:rFonts w:ascii="Aptos" w:hAnsi="Aptos"/>
+        </w:rPr>
+        <w:t xml:space="preserve"> the large scale tropical overturning circulation to </w:t>
+      </w:r>
+      <w:r>
+        <w:rPr>
+          <w:rFonts w:ascii="Aptos" w:hAnsi="Aptos"/>
+        </w:rPr>
+        <w:t xml:space="preserve">decrease </w:t>
+      </w:r>
+      <w:r>
+        <w:rPr>
+          <w:rFonts w:ascii="Aptos" w:hAnsi="Aptos"/>
+        </w:rPr>
+        <w:t xml:space="preserve">about </w:t>
+      </w:r>
+      <m:oMath>
+        <m:r>
+          <w:rPr>
+            <w:rFonts w:ascii="Cambria Math" w:hAnsi="Cambria Math"/>
+          </w:rPr>
+          <m:t>d</m:t>
+        </m:r>
+        <m:func>
+          <m:funcPr>
+            <m:ctrlPr>
+              <w:rPr>
+                <w:rFonts w:ascii="Cambria Math" w:hAnsi="Cambria Math"/>
+                <w:i/>
+              </w:rPr>
+            </m:ctrlPr>
+          </m:funcPr>
+          <m:fName>
+            <m:r>
+              <m:rPr>
+                <m:sty m:val="p"/>
+              </m:rPr>
+              <w:rPr>
+                <w:rFonts w:ascii="Cambria Math" w:hAnsi="Cambria Math"/>
+              </w:rPr>
+              <m:t>ln</m:t>
+            </m:r>
+          </m:fName>
+          <m:e>
+            <m:r>
+              <w:rPr>
+                <w:rFonts w:ascii="Cambria Math" w:hAnsi="Cambria Math"/>
+              </w:rPr>
+              <m:t>W</m:t>
+            </m:r>
+          </m:e>
+        </m:func>
+        <m:r>
+          <m:rPr>
+            <m:sty m:val="p"/>
+          </m:rPr>
+          <w:rPr>
+            <w:rFonts w:ascii="Cambria Math" w:hAnsi="Cambria Math"/>
+          </w:rPr>
+          <m:t>=</m:t>
+        </m:r>
+        <m:r>
+          <w:rPr>
+            <w:rFonts w:ascii="Cambria Math" w:hAnsi="Cambria Math"/>
+          </w:rPr>
+          <m:t>d</m:t>
+        </m:r>
+        <m:func>
+          <m:funcPr>
+            <m:ctrlPr>
+              <w:rPr>
+                <w:rFonts w:ascii="Cambria Math" w:hAnsi="Cambria Math"/>
+                <w:i/>
+              </w:rPr>
+            </m:ctrlPr>
+          </m:funcPr>
+          <m:fName>
+            <m:r>
+              <m:rPr>
+                <m:sty m:val="p"/>
+              </m:rPr>
+              <w:rPr>
+                <w:rFonts w:ascii="Cambria Math" w:hAnsi="Cambria Math"/>
+              </w:rPr>
+              <m:t>ln</m:t>
+            </m:r>
+          </m:fName>
+          <m:e>
+            <m:r>
+              <w:rPr>
+                <w:rFonts w:ascii="Cambria Math" w:hAnsi="Cambria Math"/>
+              </w:rPr>
+              <m:t>U</m:t>
+            </m:r>
+          </m:e>
+        </m:func>
+      </m:oMath>
+      <w:r>
+        <w:rPr>
+          <w:rFonts w:ascii="Aptos" w:hAnsi="Aptos"/>
+        </w:rPr>
+        <w:t xml:space="preserve"> = </w:t>
+      </w:r>
+      <w:r>
+        <w:rPr>
+          <w:rFonts w:ascii="Aptos" w:hAnsi="Aptos"/>
+        </w:rPr>
+        <w:t>–</w:t>
+      </w:r>
+      <w:r>
+        <w:rPr>
+          <w:rFonts w:ascii="Aptos" w:hAnsi="Aptos"/>
+        </w:rPr>
+        <w:t>5 % per degree C of warming (Held and Soden, 2006)</w:t>
+      </w:r>
+      <w:r>
+        <w:rPr>
+          <w:rFonts w:ascii="Aptos" w:hAnsi="Aptos"/>
+        </w:rPr>
+        <w:t>. Subsidence in models approximately obeys this scaling</w:t>
+      </w:r>
+      <w:r>
+        <w:rPr>
+          <w:rFonts w:ascii="Aptos" w:hAnsi="Aptos"/>
+        </w:rPr>
+        <w:t xml:space="preserve">. </w:t>
+      </w:r>
+    </w:p>
+    <w:p>
+      <w:pPr>
+        <w:pStyle w:val="BodyText"/>
+        <w:rPr>
+          <w:rFonts w:ascii="Aptos" w:hAnsi="Aptos"/>
+        </w:rPr>
+      </w:pPr>
+    </w:p>
+    <w:p>
+      <w:pPr>
+        <w:pStyle w:val="BodyText"/>
+        <w:rPr>
           <w:rFonts w:ascii="Aptos Narrow" w:eastAsiaTheme="minorEastAsia" w:hAnsi="Aptos Narrow" w:cs="Times New Roman"/>
         </w:rPr>
       </w:pPr>
@@ -2428,8 +6312,123 @@
       </w:r>
     </w:p>
     <w:p>
-      <w:r>
-        <w:t>Trade cumulus clouds are intermittent shallow convection in widespread regions of mean subsidence balancing deeper convection elsewhere. Water fluxes by the clouds are diagnosed to balance a simple vertical water budget for the trade cumulus cloud layer. The updraft area fraction is calculated over large (1000 km)</w:t>
+      <w:pPr>
+        <w:pStyle w:val="FirstParagraph"/>
+        <w:rPr>
+          <w:rFonts w:ascii="Aptos" w:hAnsi="Aptos"/>
+        </w:rPr>
+      </w:pPr>
+      <w:r>
+        <w:t xml:space="preserve">Trade cumulus clouds are intermittent shallow convection in widespread regions of mean subsidence balancing deeper convection elsewhere. </w:t>
+      </w:r>
+      <w:r>
+        <w:rPr>
+          <w:rFonts w:ascii="Aptos" w:hAnsi="Aptos"/>
+        </w:rPr>
+        <w:t xml:space="preserve">Figure </w:t>
+      </w:r>
+      <w:r>
+        <w:rPr>
+          <w:rFonts w:ascii="Aptos" w:hAnsi="Aptos"/>
+        </w:rPr>
+        <w:t>MODISISCCP</w:t>
+      </w:r>
+      <w:r>
+        <w:rPr>
+          <w:rFonts w:ascii="Aptos" w:hAnsi="Aptos"/>
+        </w:rPr>
+        <w:t xml:space="preserve"> shows ISCCP-H cloud top height and optical thickness cloud fraction histograms observed from the 1-km pixel MODIS observations in the Northern Atlantic shallow cumulus region (80-20°W, 15-35°N) for January-February of 2019-2021. These high-resolution observations avoid partially cloudy pixels and are designed to be compared to COSP satellite simulators in </w:t>
+      </w:r>
+      <w:r>
+        <w:rPr>
+          <w:rFonts w:ascii="Aptos" w:hAnsi="Aptos"/>
+        </w:rPr>
+        <w:lastRenderedPageBreak/>
+        <w:t xml:space="preserve">climate models. Most (29.1%) of the clouds are below 800 </w:t>
+      </w:r>
+      <w:proofErr w:type="spellStart"/>
+      <w:r>
+        <w:rPr>
+          <w:rFonts w:ascii="Aptos" w:hAnsi="Aptos"/>
+        </w:rPr>
+        <w:t>hPa</w:t>
+      </w:r>
+      <w:proofErr w:type="spellEnd"/>
+      <w:r>
+        <w:rPr>
+          <w:rFonts w:ascii="Aptos" w:hAnsi="Aptos"/>
+        </w:rPr>
+        <w:t xml:space="preserve"> with cloud optical thickness between 1.3-9.4.</w:t>
+      </w:r>
+    </w:p>
+    <w:p>
+      <w:pPr>
+        <w:pStyle w:val="FirstParagraph"/>
+      </w:pPr>
+      <w:r>
+        <w:rPr>
+          <w:noProof/>
+        </w:rPr>
+        <w:drawing>
+          <wp:inline distT="0" distB="0" distL="0" distR="0" wp14:anchorId="0BD71B56" wp14:editId="56406318">
+            <wp:extent cx="3817495" cy="2863121"/>
+            <wp:effectExtent l="0" t="0" r="5715" b="0"/>
+            <wp:docPr id="202002970" name="Picture 3"/>
+            <wp:cNvGraphicFramePr>
+              <a:graphicFrameLocks xmlns:a="http://schemas.openxmlformats.org/drawingml/2006/main" noChangeAspect="1"/>
+            </wp:cNvGraphicFramePr>
+            <a:graphic xmlns:a="http://schemas.openxmlformats.org/drawingml/2006/main">
+              <a:graphicData uri="http://schemas.openxmlformats.org/drawingml/2006/picture">
+                <pic:pic xmlns:pic="http://schemas.openxmlformats.org/drawingml/2006/picture">
+                  <pic:nvPicPr>
+                    <pic:cNvPr id="202002970" name="Picture 202002970"/>
+                    <pic:cNvPicPr/>
+                  </pic:nvPicPr>
+                  <pic:blipFill>
+                    <a:blip r:embed="rId6" cstate="print">
+                      <a:extLst>
+                        <a:ext uri="{28A0092B-C50C-407E-A947-70E740481C1C}">
+                          <a14:useLocalDpi xmlns:a14="http://schemas.microsoft.com/office/drawing/2010/main" val="0"/>
+                        </a:ext>
+                      </a:extLst>
+                    </a:blip>
+                    <a:stretch>
+                      <a:fillRect/>
+                    </a:stretch>
+                  </pic:blipFill>
+                  <pic:spPr>
+                    <a:xfrm>
+                      <a:off x="0" y="0"/>
+                      <a:ext cx="3837176" cy="2877882"/>
+                    </a:xfrm>
+                    <a:prstGeom prst="rect">
+                      <a:avLst/>
+                    </a:prstGeom>
+                  </pic:spPr>
+                </pic:pic>
+              </a:graphicData>
+            </a:graphic>
+          </wp:inline>
+        </w:drawing>
+      </w:r>
+    </w:p>
+    <w:p>
+      <w:r>
+        <w:t>Figure MODISISCCP. ISCCP-H joint histogram of 1-km</w:t>
+      </w:r>
+      <w:r>
+        <w:t xml:space="preserve"> </w:t>
+      </w:r>
+      <w:r>
+        <w:t>pixel cloud fraction in 7 optical thickness and cloud top pressure bins in the North Atlantic shallow cumulus region (</w:t>
+      </w:r>
+      <w:r>
+        <w:t>15-35 °N, 80-20 °W) in Jan-Feb of 2019-2021.</w:t>
+      </w:r>
+    </w:p>
+    <w:p>
+      <w:r>
+        <w:t>Water fluxes by the clouds are diagnosed to balance a simple vertical water budget for the trade cumulus cloud layer. The updraft area fraction is calculated over large (1000 km)</w:t>
       </w:r>
       <w:r>
         <w:rPr>
@@ -2446,11 +6445,7 @@
       </w:r>
       <w:proofErr w:type="gramEnd"/>
       <w:r>
-        <w:t xml:space="preserve"> trade cumulus water (vapor + liquid) flux due to updrafts and precipitation balances mean </w:t>
-      </w:r>
-      <w:r>
-        <w:lastRenderedPageBreak/>
-        <w:t xml:space="preserve">subsidence. Cloud mass flux is initialized at cloud base to match the mean observed surface evaporation minus precipitation. </w:t>
+        <w:t xml:space="preserve"> trade cumulus water (vapor + liquid) flux due to updrafts and precipitation balances mean subsidence. Cloud mass flux is initialized at cloud base to match the mean observed surface evaporation minus precipitation. </w:t>
       </w:r>
     </w:p>
     <w:p>
@@ -2719,6 +6714,7 @@
         <w:rPr>
           <w:noProof/>
         </w:rPr>
+        <w:lastRenderedPageBreak/>
         <w:drawing>
           <wp:inline distT="0" distB="0" distL="0" distR="0" wp14:anchorId="70CAFD0C" wp14:editId="365AA6F4">
             <wp:extent cx="5003800" cy="3759200"/>
@@ -2735,7 +6731,7 @@
                     <pic:cNvPicPr/>
                   </pic:nvPicPr>
                   <pic:blipFill>
-                    <a:blip r:embed="rId6">
+                    <a:blip r:embed="rId7">
                       <a:extLst>
                         <a:ext uri="{28A0092B-C50C-407E-A947-70E740481C1C}">
                           <a14:useLocalDpi xmlns:a14="http://schemas.microsoft.com/office/drawing/2010/main" val="0"/>
@@ -3374,14 +7370,7 @@
         <w:rPr>
           <w:rFonts w:eastAsiaTheme="minorEastAsia"/>
         </w:rPr>
-        <w:t xml:space="preserve">. </w:t>
-      </w:r>
-      <w:r>
-        <w:rPr>
-          <w:rFonts w:eastAsiaTheme="minorEastAsia"/>
-        </w:rPr>
-        <w:lastRenderedPageBreak/>
-        <w:t xml:space="preserve">This flux difference is assumed to be carried by the clouds with area fraction </w:t>
+        <w:t xml:space="preserve">. This flux difference is assumed to be carried by the clouds with area fraction </w:t>
       </w:r>
       <m:oMath>
         <m:sSub>
@@ -3703,6 +7692,7 @@
           <w:rFonts w:ascii="Times New Roman" w:hAnsi="Times New Roman" w:cs="Times New Roman"/>
           <w:noProof/>
         </w:rPr>
+        <w:lastRenderedPageBreak/>
         <w:drawing>
           <wp:inline distT="0" distB="0" distL="0" distR="0" wp14:anchorId="16AEB97E" wp14:editId="480EE214">
             <wp:extent cx="3619500" cy="2908300"/>
@@ -3719,7 +7709,7 @@
                     <pic:cNvPicPr/>
                   </pic:nvPicPr>
                   <pic:blipFill>
-                    <a:blip r:embed="rId7"/>
+                    <a:blip r:embed="rId8"/>
                     <a:stretch>
                       <a:fillRect/>
                     </a:stretch>
@@ -4334,7 +8324,6 @@
         <w:pStyle w:val="Heading3"/>
       </w:pPr>
       <w:r>
-        <w:lastRenderedPageBreak/>
         <w:t>Clouds</w:t>
       </w:r>
     </w:p>
@@ -6306,7 +10295,7 @@
                     <pic:cNvPicPr/>
                   </pic:nvPicPr>
                   <pic:blipFill>
-                    <a:blip r:embed="rId8"/>
+                    <a:blip r:embed="rId9"/>
                     <a:stretch>
                       <a:fillRect/>
                     </a:stretch>
@@ -8301,7 +12290,7 @@
                     <pic:cNvPicPr/>
                   </pic:nvPicPr>
                   <pic:blipFill>
-                    <a:blip r:embed="rId9"/>
+                    <a:blip r:embed="rId10"/>
                     <a:stretch>
                       <a:fillRect/>
                     </a:stretch>
@@ -8531,7 +12520,7 @@
                     <pic:cNvPicPr/>
                   </pic:nvPicPr>
                   <pic:blipFill>
-                    <a:blip r:embed="rId10"/>
+                    <a:blip r:embed="rId11"/>
                     <a:stretch>
                       <a:fillRect/>
                     </a:stretch>
@@ -8743,7 +12732,7 @@
                     <pic:cNvPicPr/>
                   </pic:nvPicPr>
                   <pic:blipFill>
-                    <a:blip r:embed="rId11"/>
+                    <a:blip r:embed="rId12"/>
                     <a:stretch>
                       <a:fillRect/>
                     </a:stretch>
@@ -10365,7 +14354,7 @@
                     <pic:cNvPicPr/>
                   </pic:nvPicPr>
                   <pic:blipFill>
-                    <a:blip r:embed="rId12"/>
+                    <a:blip r:embed="rId13"/>
                     <a:stretch>
                       <a:fillRect/>
                     </a:stretch>
@@ -10514,6 +14503,95 @@
     </w:lvl>
   </w:abstractNum>
   <w:abstractNum w:abstractNumId="1" w15:restartNumberingAfterBreak="0">
+    <w:nsid w:val="0FE87D0D"/>
+    <w:multiLevelType w:val="hybridMultilevel"/>
+    <w:tmpl w:val="A6B03BC4"/>
+    <w:lvl w:ilvl="0" w:tplc="BDECB8A8">
+      <w:start w:val="1"/>
+      <w:numFmt w:val="decimal"/>
+      <w:lvlText w:val="%1."/>
+      <w:lvlJc w:val="left"/>
+      <w:pPr>
+        <w:ind w:left="720" w:hanging="360"/>
+      </w:pPr>
+      <w:rPr>
+        <w:rFonts w:eastAsiaTheme="minorEastAsia" w:hint="default"/>
+      </w:rPr>
+    </w:lvl>
+    <w:lvl w:ilvl="1" w:tplc="04090019" w:tentative="1">
+      <w:start w:val="1"/>
+      <w:numFmt w:val="lowerLetter"/>
+      <w:lvlText w:val="%2."/>
+      <w:lvlJc w:val="left"/>
+      <w:pPr>
+        <w:ind w:left="1440" w:hanging="360"/>
+      </w:pPr>
+    </w:lvl>
+    <w:lvl w:ilvl="2" w:tplc="0409001B" w:tentative="1">
+      <w:start w:val="1"/>
+      <w:numFmt w:val="lowerRoman"/>
+      <w:lvlText w:val="%3."/>
+      <w:lvlJc w:val="right"/>
+      <w:pPr>
+        <w:ind w:left="2160" w:hanging="180"/>
+      </w:pPr>
+    </w:lvl>
+    <w:lvl w:ilvl="3" w:tplc="0409000F" w:tentative="1">
+      <w:start w:val="1"/>
+      <w:numFmt w:val="decimal"/>
+      <w:lvlText w:val="%4."/>
+      <w:lvlJc w:val="left"/>
+      <w:pPr>
+        <w:ind w:left="2880" w:hanging="360"/>
+      </w:pPr>
+    </w:lvl>
+    <w:lvl w:ilvl="4" w:tplc="04090019" w:tentative="1">
+      <w:start w:val="1"/>
+      <w:numFmt w:val="lowerLetter"/>
+      <w:lvlText w:val="%5."/>
+      <w:lvlJc w:val="left"/>
+      <w:pPr>
+        <w:ind w:left="3600" w:hanging="360"/>
+      </w:pPr>
+    </w:lvl>
+    <w:lvl w:ilvl="5" w:tplc="0409001B" w:tentative="1">
+      <w:start w:val="1"/>
+      <w:numFmt w:val="lowerRoman"/>
+      <w:lvlText w:val="%6."/>
+      <w:lvlJc w:val="right"/>
+      <w:pPr>
+        <w:ind w:left="4320" w:hanging="180"/>
+      </w:pPr>
+    </w:lvl>
+    <w:lvl w:ilvl="6" w:tplc="0409000F" w:tentative="1">
+      <w:start w:val="1"/>
+      <w:numFmt w:val="decimal"/>
+      <w:lvlText w:val="%7."/>
+      <w:lvlJc w:val="left"/>
+      <w:pPr>
+        <w:ind w:left="5040" w:hanging="360"/>
+      </w:pPr>
+    </w:lvl>
+    <w:lvl w:ilvl="7" w:tplc="04090019" w:tentative="1">
+      <w:start w:val="1"/>
+      <w:numFmt w:val="lowerLetter"/>
+      <w:lvlText w:val="%8."/>
+      <w:lvlJc w:val="left"/>
+      <w:pPr>
+        <w:ind w:left="5760" w:hanging="360"/>
+      </w:pPr>
+    </w:lvl>
+    <w:lvl w:ilvl="8" w:tplc="0409001B" w:tentative="1">
+      <w:start w:val="1"/>
+      <w:numFmt w:val="lowerRoman"/>
+      <w:lvlText w:val="%9."/>
+      <w:lvlJc w:val="right"/>
+      <w:pPr>
+        <w:ind w:left="6480" w:hanging="180"/>
+      </w:pPr>
+    </w:lvl>
+  </w:abstractNum>
+  <w:abstractNum w:abstractNumId="2" w15:restartNumberingAfterBreak="0">
     <w:nsid w:val="6E074287"/>
     <w:multiLevelType w:val="hybridMultilevel"/>
     <w:tmpl w:val="4C2A34EA"/>
@@ -10606,6 +14684,9 @@
     <w:abstractNumId w:val="0"/>
   </w:num>
   <w:num w:numId="2" w16cid:durableId="1856115920">
+    <w:abstractNumId w:val="2"/>
+  </w:num>
+  <w:num w:numId="3" w16cid:durableId="1294292552">
     <w:abstractNumId w:val="1"/>
   </w:num>
 </w:numbering>
@@ -11212,7 +15293,6 @@
   <w:style w:type="character" w:default="1" w:styleId="DefaultParagraphFont">
     <w:name w:val="Default Paragraph Font"/>
     <w:uiPriority w:val="1"/>
-    <w:semiHidden/>
     <w:unhideWhenUsed/>
   </w:style>
   <w:style w:type="table" w:default="1" w:styleId="TableNormal">

--- a/doc/DiM_ms20260511.docx
+++ b/doc/DiM_ms20260511.docx
@@ -5654,149 +5654,747 @@
     </w:p>
     <w:p>
       <w:pPr>
-        <w:pStyle w:val="Heading2"/>
-        <w:rPr>
-          <w:rFonts w:eastAsiaTheme="minorEastAsia"/>
+        <w:pStyle w:val="BodyText"/>
+        <w:rPr>
+          <w:rFonts w:ascii="Aptos" w:hAnsi="Aptos"/>
         </w:rPr>
       </w:pPr>
       <w:r>
         <w:rPr>
-          <w:rFonts w:eastAsiaTheme="minorEastAsia"/>
-        </w:rPr>
-        <w:t xml:space="preserve">R2: </w:t>
-      </w:r>
-      <w:r>
-        <w:rPr>
-          <w:rFonts w:eastAsiaTheme="minorEastAsia"/>
-        </w:rPr>
-        <w:t>C</w:t>
-      </w:r>
-      <w:r>
-        <w:rPr>
-          <w:rFonts w:eastAsiaTheme="minorEastAsia"/>
-        </w:rPr>
-        <w:t>loud fraction</w:t>
-      </w:r>
-      <w:r>
-        <w:rPr>
-          <w:rFonts w:eastAsiaTheme="minorEastAsia"/>
-        </w:rPr>
-        <w:t xml:space="preserve"> proportional to mass flux</w:t>
+          <w:rFonts w:ascii="Aptos" w:hAnsi="Aptos"/>
+          <w:noProof/>
+          <w14:ligatures w14:val="standardContextual"/>
+        </w:rPr>
+        <mc:AlternateContent>
+          <mc:Choice Requires="wps">
+            <w:drawing>
+              <wp:anchor distT="0" distB="0" distL="114300" distR="114300" simplePos="0" relativeHeight="251663360" behindDoc="0" locked="0" layoutInCell="1" allowOverlap="1" wp14:anchorId="0CFACFE3" wp14:editId="57A0C57E">
+                <wp:simplePos x="0" y="0"/>
+                <wp:positionH relativeFrom="column">
+                  <wp:posOffset>222885</wp:posOffset>
+                </wp:positionH>
+                <wp:positionV relativeFrom="paragraph">
+                  <wp:posOffset>1453441</wp:posOffset>
+                </wp:positionV>
+                <wp:extent cx="2522786" cy="914247"/>
+                <wp:effectExtent l="0" t="0" r="20320" b="13335"/>
+                <wp:wrapNone/>
+                <wp:docPr id="1047843221" name="Straight Connector 5"/>
+                <wp:cNvGraphicFramePr/>
+                <a:graphic xmlns:a="http://schemas.openxmlformats.org/drawingml/2006/main">
+                  <a:graphicData uri="http://schemas.microsoft.com/office/word/2010/wordprocessingShape">
+                    <wps:wsp>
+                      <wps:cNvCnPr/>
+                      <wps:spPr>
+                        <a:xfrm>
+                          <a:off x="0" y="0"/>
+                          <a:ext cx="2522786" cy="914247"/>
+                        </a:xfrm>
+                        <a:prstGeom prst="line">
+                          <a:avLst/>
+                        </a:prstGeom>
+                        <a:ln w="12700"/>
+                      </wps:spPr>
+                      <wps:style>
+                        <a:lnRef idx="1">
+                          <a:schemeClr val="accent1"/>
+                        </a:lnRef>
+                        <a:fillRef idx="0">
+                          <a:schemeClr val="accent1"/>
+                        </a:fillRef>
+                        <a:effectRef idx="0">
+                          <a:schemeClr val="accent1"/>
+                        </a:effectRef>
+                        <a:fontRef idx="minor">
+                          <a:schemeClr val="tx1"/>
+                        </a:fontRef>
+                      </wps:style>
+                      <wps:bodyPr/>
+                    </wps:wsp>
+                  </a:graphicData>
+                </a:graphic>
+                <wp14:sizeRelH relativeFrom="margin">
+                  <wp14:pctWidth>0</wp14:pctWidth>
+                </wp14:sizeRelH>
+                <wp14:sizeRelV relativeFrom="margin">
+                  <wp14:pctHeight>0</wp14:pctHeight>
+                </wp14:sizeRelV>
+              </wp:anchor>
+            </w:drawing>
+          </mc:Choice>
+          <mc:Fallback>
+            <w:pict>
+              <v:line w14:anchorId="3DE5DF34" id="Straight Connector 5" o:spid="_x0000_s1026" style="position:absolute;z-index:251663360;visibility:visible;mso-wrap-style:square;mso-width-percent:0;mso-height-percent:0;mso-wrap-distance-left:9pt;mso-wrap-distance-top:0;mso-wrap-distance-right:9pt;mso-wrap-distance-bottom:0;mso-position-horizontal:absolute;mso-position-horizontal-relative:text;mso-position-vertical:absolute;mso-position-vertical-relative:text;mso-width-percent:0;mso-height-percent:0;mso-width-relative:margin;mso-height-relative:margin" from="17.55pt,114.45pt" to="216.2pt,186.45pt" o:gfxdata="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" strokecolor="#156082 [3204]" strokeweight="1pt">
+                <v:stroke joinstyle="miter"/>
+              </v:line>
+            </w:pict>
+          </mc:Fallback>
+        </mc:AlternateContent>
+      </w:r>
+      <w:r>
+        <w:rPr>
+          <w:rFonts w:ascii="Aptos" w:hAnsi="Aptos"/>
+          <w:noProof/>
+          <w14:ligatures w14:val="standardContextual"/>
+        </w:rPr>
+        <mc:AlternateContent>
+          <mc:Choice Requires="wps">
+            <w:drawing>
+              <wp:anchor distT="0" distB="0" distL="114300" distR="114300" simplePos="0" relativeHeight="251661312" behindDoc="0" locked="0" layoutInCell="1" allowOverlap="1" wp14:anchorId="6CF87BD7" wp14:editId="3A0F8ED3">
+                <wp:simplePos x="0" y="0"/>
+                <wp:positionH relativeFrom="column">
+                  <wp:posOffset>233045</wp:posOffset>
+                </wp:positionH>
+                <wp:positionV relativeFrom="paragraph">
+                  <wp:posOffset>835674</wp:posOffset>
+                </wp:positionV>
+                <wp:extent cx="2522786" cy="914247"/>
+                <wp:effectExtent l="0" t="0" r="17780" b="13335"/>
+                <wp:wrapNone/>
+                <wp:docPr id="1178187376" name="Straight Connector 5"/>
+                <wp:cNvGraphicFramePr/>
+                <a:graphic xmlns:a="http://schemas.openxmlformats.org/drawingml/2006/main">
+                  <a:graphicData uri="http://schemas.microsoft.com/office/word/2010/wordprocessingShape">
+                    <wps:wsp>
+                      <wps:cNvCnPr/>
+                      <wps:spPr>
+                        <a:xfrm>
+                          <a:off x="0" y="0"/>
+                          <a:ext cx="2522786" cy="914247"/>
+                        </a:xfrm>
+                        <a:prstGeom prst="line">
+                          <a:avLst/>
+                        </a:prstGeom>
+                        <a:ln w="12700">
+                          <a:prstDash val="dash"/>
+                        </a:ln>
+                      </wps:spPr>
+                      <wps:style>
+                        <a:lnRef idx="1">
+                          <a:schemeClr val="accent1"/>
+                        </a:lnRef>
+                        <a:fillRef idx="0">
+                          <a:schemeClr val="accent1"/>
+                        </a:fillRef>
+                        <a:effectRef idx="0">
+                          <a:schemeClr val="accent1"/>
+                        </a:effectRef>
+                        <a:fontRef idx="minor">
+                          <a:schemeClr val="tx1"/>
+                        </a:fontRef>
+                      </wps:style>
+                      <wps:bodyPr/>
+                    </wps:wsp>
+                  </a:graphicData>
+                </a:graphic>
+                <wp14:sizeRelH relativeFrom="margin">
+                  <wp14:pctWidth>0</wp14:pctWidth>
+                </wp14:sizeRelH>
+                <wp14:sizeRelV relativeFrom="margin">
+                  <wp14:pctHeight>0</wp14:pctHeight>
+                </wp14:sizeRelV>
+              </wp:anchor>
+            </w:drawing>
+          </mc:Choice>
+          <mc:Fallback>
+            <w:pict>
+              <v:line w14:anchorId="0B585CAD" id="Straight Connector 5" o:spid="_x0000_s1026" style="position:absolute;z-index:251661312;visibility:visible;mso-wrap-style:square;mso-width-percent:0;mso-height-percent:0;mso-wrap-distance-left:9pt;mso-wrap-distance-top:0;mso-wrap-distance-right:9pt;mso-wrap-distance-bottom:0;mso-position-horizontal:absolute;mso-position-horizontal-relative:text;mso-position-vertical:absolute;mso-position-vertical-relative:text;mso-width-percent:0;mso-height-percent:0;mso-width-relative:margin;mso-height-relative:margin" from="18.35pt,65.8pt" to="217pt,137.8pt" o:gfxdata="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" strokecolor="#156082 [3204]" strokeweight="1pt">
+                <v:stroke dashstyle="dash" joinstyle="miter"/>
+              </v:line>
+            </w:pict>
+          </mc:Fallback>
+        </mc:AlternateContent>
+      </w:r>
+      <w:r>
+        <w:rPr>
+          <w:rFonts w:ascii="Aptos" w:hAnsi="Aptos"/>
+          <w:noProof/>
+          <w14:ligatures w14:val="standardContextual"/>
+        </w:rPr>
+        <mc:AlternateContent>
+          <mc:Choice Requires="wps">
+            <w:drawing>
+              <wp:anchor distT="0" distB="0" distL="114300" distR="114300" simplePos="0" relativeHeight="251659264" behindDoc="0" locked="0" layoutInCell="1" allowOverlap="1" wp14:anchorId="11A839A5" wp14:editId="4C5A268A">
+                <wp:simplePos x="0" y="0"/>
+                <wp:positionH relativeFrom="column">
+                  <wp:posOffset>233045</wp:posOffset>
+                </wp:positionH>
+                <wp:positionV relativeFrom="paragraph">
+                  <wp:posOffset>1455109</wp:posOffset>
+                </wp:positionV>
+                <wp:extent cx="2522786" cy="914247"/>
+                <wp:effectExtent l="0" t="0" r="20320" b="13335"/>
+                <wp:wrapNone/>
+                <wp:docPr id="216110162" name="Straight Connector 5"/>
+                <wp:cNvGraphicFramePr/>
+                <a:graphic xmlns:a="http://schemas.openxmlformats.org/drawingml/2006/main">
+                  <a:graphicData uri="http://schemas.microsoft.com/office/word/2010/wordprocessingShape">
+                    <wps:wsp>
+                      <wps:cNvCnPr/>
+                      <wps:spPr>
+                        <a:xfrm>
+                          <a:off x="0" y="0"/>
+                          <a:ext cx="2522786" cy="914247"/>
+                        </a:xfrm>
+                        <a:prstGeom prst="line">
+                          <a:avLst/>
+                        </a:prstGeom>
+                        <a:ln w="12700"/>
+                      </wps:spPr>
+                      <wps:style>
+                        <a:lnRef idx="1">
+                          <a:schemeClr val="accent1"/>
+                        </a:lnRef>
+                        <a:fillRef idx="0">
+                          <a:schemeClr val="accent1"/>
+                        </a:fillRef>
+                        <a:effectRef idx="0">
+                          <a:schemeClr val="accent1"/>
+                        </a:effectRef>
+                        <a:fontRef idx="minor">
+                          <a:schemeClr val="tx1"/>
+                        </a:fontRef>
+                      </wps:style>
+                      <wps:bodyPr/>
+                    </wps:wsp>
+                  </a:graphicData>
+                </a:graphic>
+                <wp14:sizeRelH relativeFrom="margin">
+                  <wp14:pctWidth>0</wp14:pctWidth>
+                </wp14:sizeRelH>
+                <wp14:sizeRelV relativeFrom="margin">
+                  <wp14:pctHeight>0</wp14:pctHeight>
+                </wp14:sizeRelV>
+              </wp:anchor>
+            </w:drawing>
+          </mc:Choice>
+          <mc:Fallback>
+            <w:pict>
+              <v:line w14:anchorId="6D104853" id="Straight Connector 5" o:spid="_x0000_s1026" style="position:absolute;z-index:251659264;visibility:visible;mso-wrap-style:square;mso-width-percent:0;mso-height-percent:0;mso-wrap-distance-left:9pt;mso-wrap-distance-top:0;mso-wrap-distance-right:9pt;mso-wrap-distance-bottom:0;mso-position-horizontal:absolute;mso-position-horizontal-relative:text;mso-position-vertical:absolute;mso-position-vertical-relative:text;mso-width-percent:0;mso-height-percent:0;mso-width-relative:margin;mso-height-relative:margin" from="18.35pt,114.6pt" to="217pt,186.6pt" o:gfxdata="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" strokecolor="#156082 [3204]" strokeweight="1pt">
+                <v:stroke joinstyle="miter"/>
+              </v:line>
+            </w:pict>
+          </mc:Fallback>
+        </mc:AlternateContent>
+      </w:r>
+      <w:r>
+        <w:rPr>
+          <w:rFonts w:ascii="Aptos" w:hAnsi="Aptos"/>
+          <w:noProof/>
+          <w14:ligatures w14:val="standardContextual"/>
+        </w:rPr>
+        <w:drawing>
+          <wp:inline distT="0" distB="0" distL="0" distR="0" wp14:anchorId="33481057" wp14:editId="05793275">
+            <wp:extent cx="2990155" cy="2729851"/>
+            <wp:effectExtent l="0" t="0" r="0" b="0"/>
+            <wp:docPr id="152866696" name="Picture 4"/>
+            <wp:cNvGraphicFramePr>
+              <a:graphicFrameLocks xmlns:a="http://schemas.openxmlformats.org/drawingml/2006/main" noChangeAspect="1"/>
+            </wp:cNvGraphicFramePr>
+            <a:graphic xmlns:a="http://schemas.openxmlformats.org/drawingml/2006/main">
+              <a:graphicData uri="http://schemas.openxmlformats.org/drawingml/2006/picture">
+                <pic:pic xmlns:pic="http://schemas.openxmlformats.org/drawingml/2006/picture">
+                  <pic:nvPicPr>
+                    <pic:cNvPr id="152866696" name="Picture 152866696"/>
+                    <pic:cNvPicPr/>
+                  </pic:nvPicPr>
+                  <pic:blipFill rotWithShape="1">
+                    <a:blip r:embed="rId5"/>
+                    <a:srcRect r="49691" b="47154"/>
+                    <a:stretch>
+                      <a:fillRect/>
+                    </a:stretch>
+                  </pic:blipFill>
+                  <pic:spPr bwMode="auto">
+                    <a:xfrm>
+                      <a:off x="0" y="0"/>
+                      <a:ext cx="2990155" cy="2729851"/>
+                    </a:xfrm>
+                    <a:prstGeom prst="rect">
+                      <a:avLst/>
+                    </a:prstGeom>
+                    <a:ln>
+                      <a:noFill/>
+                    </a:ln>
+                    <a:extLst>
+                      <a:ext uri="{53640926-AAD7-44D8-BBD7-CCE9431645EC}">
+                        <a14:shadowObscured xmlns:a14="http://schemas.microsoft.com/office/drawing/2010/main"/>
+                      </a:ext>
+                    </a:extLst>
+                  </pic:spPr>
+                </pic:pic>
+              </a:graphicData>
+            </a:graphic>
+          </wp:inline>
+        </w:drawing>
       </w:r>
     </w:p>
     <w:p>
       <w:pPr>
         <w:pStyle w:val="BodyText"/>
         <w:rPr>
-          <w:rFonts w:ascii="Aptos" w:hAnsi="Aptos"/>
+          <w:rFonts w:ascii="Aptos Narrow" w:eastAsiaTheme="minorEastAsia" w:hAnsi="Aptos Narrow" w:cs="Times New Roman"/>
         </w:rPr>
       </w:pPr>
       <w:r>
         <w:rPr>
-          <w:rFonts w:ascii="Aptos" w:hAnsi="Aptos"/>
-        </w:rPr>
-        <w:t xml:space="preserve">A mass flux model constrained by this moisture balance predicts cloud reflectance that is proportional to mass flux, in agreement with EUREC4A observations (Vogel et al. 2022). </w:t>
-      </w:r>
-      <w:r>
-        <w:t>The model generates cloud water and vertical velocity profiles for thousands of ~260x260 km</w:t>
-      </w:r>
-      <w:r>
-        <w:rPr>
+          <w:rFonts w:ascii="Aptos Narrow" w:eastAsiaTheme="minorEastAsia" w:hAnsi="Aptos Narrow" w:cs="Times New Roman"/>
+        </w:rPr>
+        <w:t xml:space="preserve">Figure </w:t>
+      </w:r>
+      <w:r>
+        <w:rPr>
+          <w:rFonts w:ascii="Aptos Narrow" w:eastAsiaTheme="minorEastAsia" w:hAnsi="Aptos Narrow" w:cs="Times New Roman"/>
+        </w:rPr>
+        <w:t>GCMSUBS</w:t>
+      </w:r>
+      <w:r>
+        <w:rPr>
+          <w:rFonts w:ascii="Aptos Narrow" w:eastAsiaTheme="minorEastAsia" w:hAnsi="Aptos Narrow" w:cs="Times New Roman"/>
+        </w:rPr>
+        <w:t xml:space="preserve">. Change in mean subsidence </w:t>
+      </w:r>
+      <w:r>
+        <w:rPr>
+          <w:rFonts w:ascii="Aptos Narrow" w:eastAsiaTheme="minorEastAsia" w:hAnsi="Aptos Narrow" w:cs="Times New Roman"/>
+        </w:rPr>
+        <w:t xml:space="preserve">for the region </w:t>
+      </w:r>
+      <w:r>
+        <w:rPr>
+          <w:rFonts w:ascii="Aptos Narrow" w:eastAsiaTheme="minorEastAsia" w:hAnsi="Aptos Narrow" w:cs="Times New Roman"/>
+        </w:rPr>
+        <w:t>10-20 °N, 20-60 °W compared to global mean surface temperature change estimated from equilibrium climate sensitivity (ECS)</w:t>
+      </w:r>
+      <w:r>
+        <w:rPr>
+          <w:rFonts w:ascii="Aptos Narrow" w:eastAsiaTheme="minorEastAsia" w:hAnsi="Aptos Narrow" w:cs="Times New Roman"/>
+        </w:rPr>
+        <w:t xml:space="preserve"> </w:t>
+      </w:r>
+      <w:r>
+        <w:rPr>
+          <w:rFonts w:ascii="Aptos Narrow" w:eastAsiaTheme="minorEastAsia" w:hAnsi="Aptos Narrow" w:cs="Times New Roman"/>
+        </w:rPr>
+        <w:lastRenderedPageBreak/>
+        <w:t>from 11 CMIP6 climate models</w:t>
+      </w:r>
+      <w:r>
+        <w:rPr>
+          <w:rFonts w:ascii="Aptos Narrow" w:eastAsiaTheme="minorEastAsia" w:hAnsi="Aptos Narrow" w:cs="Times New Roman"/>
+        </w:rPr>
+        <w:t xml:space="preserve">. </w:t>
+      </w:r>
+      <w:r>
+        <w:rPr>
+          <w:rFonts w:ascii="Aptos Narrow" w:eastAsiaTheme="minorEastAsia" w:hAnsi="Aptos Narrow" w:cs="Times New Roman"/>
+        </w:rPr>
+        <w:t>–</w:t>
+      </w:r>
+      <w:r>
+        <w:rPr>
+          <w:rFonts w:ascii="Aptos Narrow" w:eastAsiaTheme="minorEastAsia" w:hAnsi="Aptos Narrow" w:cs="Times New Roman"/>
+        </w:rPr>
+        <w:t>5 % K</w:t>
+      </w:r>
+      <w:r>
+        <w:rPr>
+          <w:rFonts w:ascii="Aptos Narrow" w:eastAsiaTheme="minorEastAsia" w:hAnsi="Aptos Narrow" w:cs="Times New Roman"/>
           <w:vertAlign w:val="superscript"/>
         </w:rPr>
-        <w:t>2</w:t>
-      </w:r>
-      <w:r>
-        <w:t xml:space="preserve"> GOES satellite reflectance scenes. The mean mass flux binned as a function of scene mean reflectance is shown in Fig. REFLMASSFL. The resulting slope 2.4 % (mm s</w:t>
-      </w:r>
-      <w:r>
-        <w:rPr>
+        <w:t>–1</w:t>
+      </w:r>
+      <w:r>
+        <w:rPr>
+          <w:rFonts w:ascii="Aptos Narrow" w:eastAsiaTheme="minorEastAsia" w:hAnsi="Aptos Narrow" w:cs="Times New Roman"/>
+        </w:rPr>
+        <w:t xml:space="preserve"> of </w:t>
+      </w:r>
+      <w:r>
+        <w:rPr>
+          <w:rFonts w:ascii="Aptos Narrow" w:eastAsiaTheme="minorEastAsia" w:hAnsi="Aptos Narrow" w:cs="Times New Roman"/>
+        </w:rPr>
+        <w:t>+</w:t>
+      </w:r>
+      <w:r>
+        <w:rPr>
+          <w:rFonts w:ascii="Aptos Narrow" w:eastAsiaTheme="minorEastAsia" w:hAnsi="Aptos Narrow" w:cs="Times New Roman"/>
+        </w:rPr>
+        <w:t>30</w:t>
+      </w:r>
+      <w:r>
+        <w:rPr>
+          <w:rFonts w:ascii="Aptos Narrow" w:eastAsiaTheme="minorEastAsia" w:hAnsi="Aptos Narrow" w:cs="Times New Roman"/>
+        </w:rPr>
+        <w:t xml:space="preserve"> </w:t>
+      </w:r>
+      <w:proofErr w:type="spellStart"/>
+      <w:r>
+        <w:rPr>
+          <w:rFonts w:ascii="Aptos Narrow" w:eastAsiaTheme="minorEastAsia" w:hAnsi="Aptos Narrow" w:cs="Times New Roman"/>
+        </w:rPr>
+        <w:t>hPa</w:t>
+      </w:r>
+      <w:proofErr w:type="spellEnd"/>
+      <w:r>
+        <w:rPr>
+          <w:rFonts w:ascii="Aptos Narrow" w:eastAsiaTheme="minorEastAsia" w:hAnsi="Aptos Narrow" w:cs="Times New Roman"/>
+        </w:rPr>
+        <w:t xml:space="preserve"> day</w:t>
+      </w:r>
+      <w:r>
+        <w:rPr>
+          <w:rFonts w:ascii="Aptos Narrow" w:eastAsiaTheme="minorEastAsia" w:hAnsi="Aptos Narrow" w:cs="Times New Roman"/>
           <w:vertAlign w:val="superscript"/>
         </w:rPr>
         <w:t>–1</w:t>
       </w:r>
       <w:r>
+        <w:rPr>
+          <w:rFonts w:ascii="Aptos Narrow" w:eastAsiaTheme="minorEastAsia" w:hAnsi="Aptos Narrow" w:cs="Times New Roman"/>
+        </w:rPr>
+        <w:t xml:space="preserve"> = </w:t>
+      </w:r>
+      <w:r>
+        <w:rPr>
+          <w:rFonts w:ascii="Aptos Narrow" w:eastAsiaTheme="minorEastAsia" w:hAnsi="Aptos Narrow" w:cs="Times New Roman"/>
+        </w:rPr>
+        <w:t>–</w:t>
+      </w:r>
+      <w:r>
+        <w:rPr>
+          <w:rFonts w:ascii="Aptos Narrow" w:eastAsiaTheme="minorEastAsia" w:hAnsi="Aptos Narrow" w:cs="Times New Roman"/>
+        </w:rPr>
+        <w:t>1</w:t>
+      </w:r>
+      <w:r>
+        <w:rPr>
+          <w:rFonts w:ascii="Aptos Narrow" w:eastAsiaTheme="minorEastAsia" w:hAnsi="Aptos Narrow" w:cs="Times New Roman"/>
+        </w:rPr>
+        <w:t>.5</w:t>
+      </w:r>
+      <w:r>
+        <w:rPr>
+          <w:rFonts w:ascii="Aptos Narrow" w:eastAsiaTheme="minorEastAsia" w:hAnsi="Aptos Narrow" w:cs="Times New Roman"/>
+        </w:rPr>
+        <w:t xml:space="preserve"> </w:t>
+      </w:r>
+      <w:proofErr w:type="spellStart"/>
+      <w:r>
+        <w:rPr>
+          <w:rFonts w:ascii="Aptos Narrow" w:eastAsiaTheme="minorEastAsia" w:hAnsi="Aptos Narrow" w:cs="Times New Roman"/>
+        </w:rPr>
+        <w:t>hPa</w:t>
+      </w:r>
+      <w:proofErr w:type="spellEnd"/>
+      <w:r>
+        <w:rPr>
+          <w:rFonts w:ascii="Aptos Narrow" w:eastAsiaTheme="minorEastAsia" w:hAnsi="Aptos Narrow" w:cs="Times New Roman"/>
+        </w:rPr>
+        <w:t xml:space="preserve"> day</w:t>
+      </w:r>
+      <w:r>
+        <w:rPr>
+          <w:rFonts w:ascii="Aptos Narrow" w:eastAsiaTheme="minorEastAsia" w:hAnsi="Aptos Narrow" w:cs="Times New Roman"/>
+          <w:vertAlign w:val="superscript"/>
+        </w:rPr>
+        <w:t>–1</w:t>
+      </w:r>
+      <w:r>
+        <w:rPr>
+          <w:rFonts w:ascii="Aptos Narrow" w:eastAsiaTheme="minorEastAsia" w:hAnsi="Aptos Narrow" w:cs="Times New Roman"/>
+        </w:rPr>
+        <w:t xml:space="preserve"> K</w:t>
+      </w:r>
+      <w:r>
+        <w:rPr>
+          <w:rFonts w:ascii="Aptos Narrow" w:eastAsiaTheme="minorEastAsia" w:hAnsi="Aptos Narrow" w:cs="Times New Roman"/>
+          <w:vertAlign w:val="superscript"/>
+        </w:rPr>
+        <w:t>–1</w:t>
+      </w:r>
+      <w:r>
+        <w:rPr>
+          <w:rFonts w:ascii="Aptos Narrow" w:eastAsiaTheme="minorEastAsia" w:hAnsi="Aptos Narrow" w:cs="Times New Roman"/>
+        </w:rPr>
+        <w:t xml:space="preserve"> </w:t>
+      </w:r>
+      <w:r>
+        <w:rPr>
+          <w:rFonts w:ascii="Aptos Narrow" w:eastAsiaTheme="minorEastAsia" w:hAnsi="Aptos Narrow" w:cs="Times New Roman"/>
+        </w:rPr>
+        <w:t xml:space="preserve">(subsidence </w:t>
+      </w:r>
+      <m:oMath>
+        <m:r>
+          <w:rPr>
+            <w:rFonts w:ascii="Cambria Math" w:eastAsiaTheme="minorEastAsia" w:hAnsi="Cambria Math" w:cs="Times New Roman"/>
+          </w:rPr>
+          <m:t>ω&gt;0</m:t>
+        </m:r>
+      </m:oMath>
+      <w:r>
+        <w:rPr>
+          <w:rFonts w:ascii="Aptos Narrow" w:eastAsiaTheme="minorEastAsia" w:hAnsi="Aptos Narrow" w:cs="Times New Roman"/>
+        </w:rPr>
         <w:t>)</w:t>
       </w:r>
       <w:r>
         <w:rPr>
-          <w:vertAlign w:val="superscript"/>
-        </w:rPr>
-        <w:t>-1</w:t>
-      </w:r>
-      <w:r>
-        <w:t xml:space="preserve"> [4.2 cm s</w:t>
-      </w:r>
-      <w:r>
-        <w:rPr>
-          <w:vertAlign w:val="superscript"/>
-        </w:rPr>
-        <w:t>-1</w:t>
-      </w:r>
-      <w:r>
-        <w:t xml:space="preserve"> %</w:t>
-      </w:r>
-      <w:r>
-        <w:rPr>
-          <w:vertAlign w:val="superscript"/>
-        </w:rPr>
-        <w:t>-1</w:t>
-      </w:r>
-      <w:r>
-        <w:t xml:space="preserve">] agrees with the correlations between cloud base mass flux and </w:t>
-      </w:r>
-      <w:r>
-        <w:t>cloud fraction observed</w:t>
-      </w:r>
-      <w:r>
-        <w:t xml:space="preserve"> from dropsonde circles in EUREC4A (</w:t>
-      </w:r>
-      <w:r>
-        <w:t xml:space="preserve">2.4 – X.X % </w:t>
-      </w:r>
-      <w:r>
-        <w:t>(mm s</w:t>
-      </w:r>
-      <w:r>
-        <w:rPr>
-          <w:vertAlign w:val="superscript"/>
-        </w:rPr>
-        <w:t>–1</w:t>
-      </w:r>
-      <w:r>
-        <w:t>)</w:t>
-      </w:r>
-      <w:r>
-        <w:rPr>
-          <w:vertAlign w:val="superscript"/>
-        </w:rPr>
-        <w:t>-1</w:t>
-      </w:r>
-      <w:r>
-        <w:t>;</w:t>
-      </w:r>
-      <w:r>
-        <w:t xml:space="preserve"> Vogel et al. 2022). We use this proportionality between </w:t>
-      </w:r>
-      <w:r>
-        <w:t xml:space="preserve">cloud </w:t>
-      </w:r>
-      <w:r>
-        <w:t xml:space="preserve">mass flux and reflectance to scale the response of shallow cumulus clouds to changes in the </w:t>
-      </w:r>
-      <w:proofErr w:type="gramStart"/>
-      <w:r>
-        <w:t>large scale</w:t>
-      </w:r>
-      <w:proofErr w:type="gramEnd"/>
-      <w:r>
-        <w:t xml:space="preserve"> circulation associated with climate.</w:t>
+          <w:rFonts w:ascii="Aptos Narrow" w:eastAsiaTheme="minorEastAsia" w:hAnsi="Aptos Narrow" w:cs="Times New Roman"/>
+        </w:rPr>
+        <w:t xml:space="preserve">. </w:t>
+      </w:r>
+      <w:r>
+        <w:rPr>
+          <w:rFonts w:ascii="Aptos Narrow" w:eastAsiaTheme="minorEastAsia" w:hAnsi="Aptos Narrow" w:cs="Times New Roman"/>
+        </w:rPr>
+        <w:t xml:space="preserve">Variation of the </w:t>
+      </w:r>
+      <w:r>
+        <w:rPr>
+          <w:rFonts w:ascii="Aptos Narrow" w:eastAsiaTheme="minorEastAsia" w:hAnsi="Aptos Narrow" w:cs="Times New Roman"/>
+        </w:rPr>
+        <w:t xml:space="preserve">subsidence to the </w:t>
+      </w:r>
+      <w:r>
+        <w:rPr>
+          <w:rFonts w:ascii="Aptos Narrow" w:eastAsiaTheme="minorEastAsia" w:hAnsi="Aptos Narrow" w:cs="Times New Roman"/>
+        </w:rPr>
+        <w:t xml:space="preserve">ECS </w:t>
+      </w:r>
+      <w:r>
+        <w:rPr>
+          <w:rFonts w:ascii="Aptos Narrow" w:eastAsiaTheme="minorEastAsia" w:hAnsi="Aptos Narrow" w:cs="Times New Roman"/>
+        </w:rPr>
+        <w:t>among models follows the HS06 sensitivity line, but a</w:t>
+      </w:r>
+      <w:r>
+        <w:rPr>
+          <w:rFonts w:ascii="Aptos Narrow" w:eastAsiaTheme="minorEastAsia" w:hAnsi="Aptos Narrow" w:cs="Times New Roman"/>
+        </w:rPr>
+        <w:t xml:space="preserve">ll models underpredict the decrease in subsidence compared to HS06, perhaps because the region extends to 10 °N where </w:t>
+      </w:r>
+      <m:oMath>
+        <m:r>
+          <w:rPr>
+            <w:rFonts w:ascii="Cambria Math" w:eastAsiaTheme="minorEastAsia" w:hAnsi="Cambria Math" w:cs="Times New Roman"/>
+          </w:rPr>
+          <m:t>W</m:t>
+        </m:r>
+      </m:oMath>
+      <w:r>
+        <w:rPr>
+          <w:rFonts w:ascii="Aptos Narrow" w:eastAsiaTheme="minorEastAsia" w:hAnsi="Aptos Narrow" w:cs="Times New Roman"/>
+        </w:rPr>
+        <w:t xml:space="preserve"> is influenced by the upward branch of the Hadley Circulation.</w:t>
       </w:r>
     </w:p>
     <w:p>
       <w:pPr>
         <w:pStyle w:val="BodyText"/>
         <w:rPr>
+          <w:rFonts w:ascii="Menlo" w:hAnsi="Menlo" w:cs="Menlo"/>
+          <w:color w:val="3B2322"/>
+          <w:sz w:val="20"/>
+          <w:szCs w:val="20"/>
+        </w:rPr>
+      </w:pPr>
+      <w:r>
+        <w:rPr>
+          <w:rFonts w:ascii="Menlo" w:hAnsi="Menlo" w:cs="Menlo"/>
+          <w:color w:val="3B2322"/>
+          <w:sz w:val="20"/>
+          <w:szCs w:val="20"/>
+        </w:rPr>
+        <w:t>/Users/</w:t>
+      </w:r>
+      <w:proofErr w:type="spellStart"/>
+      <w:r>
+        <w:rPr>
+          <w:rFonts w:ascii="Menlo" w:hAnsi="Menlo" w:cs="Menlo"/>
+          <w:color w:val="3B2322"/>
+          <w:sz w:val="20"/>
+          <w:szCs w:val="20"/>
+        </w:rPr>
+        <w:t>deszoeks</w:t>
+      </w:r>
+      <w:proofErr w:type="spellEnd"/>
+      <w:r>
+        <w:rPr>
+          <w:rFonts w:ascii="Menlo" w:hAnsi="Menlo" w:cs="Menlo"/>
+          <w:color w:val="3B2322"/>
+          <w:sz w:val="20"/>
+          <w:szCs w:val="20"/>
+        </w:rPr>
+        <w:t>/Projects/ATOMIC/cmip6/</w:t>
+      </w:r>
+      <w:proofErr w:type="spellStart"/>
+      <w:r>
+        <w:rPr>
+          <w:rFonts w:ascii="Menlo" w:hAnsi="Menlo" w:cs="Menlo"/>
+          <w:color w:val="3B2322"/>
+          <w:sz w:val="20"/>
+          <w:szCs w:val="20"/>
+        </w:rPr>
+        <w:t>src</w:t>
+      </w:r>
+      <w:proofErr w:type="spellEnd"/>
+      <w:r>
+        <w:rPr>
+          <w:rFonts w:ascii="Menlo" w:hAnsi="Menlo" w:cs="Menlo"/>
+          <w:color w:val="3B2322"/>
+          <w:sz w:val="20"/>
+          <w:szCs w:val="20"/>
+        </w:rPr>
+        <w:t>/axes_5.pdf</w:t>
+      </w:r>
+    </w:p>
+    <w:p>
+      <w:pPr>
+        <w:pStyle w:val="Heading2"/>
+        <w:rPr>
+          <w:rFonts w:eastAsiaTheme="minorEastAsia"/>
+        </w:rPr>
+      </w:pPr>
+      <w:r>
+        <w:rPr>
+          <w:rFonts w:eastAsiaTheme="minorEastAsia"/>
+        </w:rPr>
+        <w:t xml:space="preserve">R2: </w:t>
+      </w:r>
+      <w:r>
+        <w:rPr>
+          <w:rFonts w:eastAsiaTheme="minorEastAsia"/>
+        </w:rPr>
+        <w:t>C</w:t>
+      </w:r>
+      <w:r>
+        <w:rPr>
+          <w:rFonts w:eastAsiaTheme="minorEastAsia"/>
+        </w:rPr>
+        <w:t>loud fraction</w:t>
+      </w:r>
+      <w:r>
+        <w:rPr>
+          <w:rFonts w:eastAsiaTheme="minorEastAsia"/>
+        </w:rPr>
+        <w:t xml:space="preserve"> proportional to mass flux</w:t>
+      </w:r>
+    </w:p>
+    <w:p>
+      <w:pPr>
+        <w:pStyle w:val="BodyText"/>
+        <w:rPr>
+          <w:rFonts w:ascii="Aptos" w:hAnsi="Aptos"/>
+        </w:rPr>
+      </w:pPr>
+      <w:r>
+        <w:rPr>
+          <w:rFonts w:ascii="Aptos" w:hAnsi="Aptos"/>
+        </w:rPr>
+        <w:t xml:space="preserve">A mass flux model constrained by this moisture balance predicts cloud reflectance that is proportional to mass flux, in agreement with EUREC4A observations (Vogel et al. 2022). </w:t>
+      </w:r>
+      <w:r>
+        <w:t>The model generates cloud water and vertical velocity profiles for thousands of ~260x260 km</w:t>
+      </w:r>
+      <w:r>
+        <w:rPr>
+          <w:vertAlign w:val="superscript"/>
+        </w:rPr>
+        <w:t>2</w:t>
+      </w:r>
+      <w:r>
+        <w:t xml:space="preserve"> GOES satellite reflectance scenes. The mean mass flux binned as a function of scene mean reflectance is shown in Fig. REFLMASSFL. The resulting slope 2.4 % (mm s</w:t>
+      </w:r>
+      <w:r>
+        <w:rPr>
+          <w:vertAlign w:val="superscript"/>
+        </w:rPr>
+        <w:t>–1</w:t>
+      </w:r>
+      <w:r>
+        <w:t>)</w:t>
+      </w:r>
+      <w:r>
+        <w:rPr>
+          <w:vertAlign w:val="superscript"/>
+        </w:rPr>
+        <w:t>-1</w:t>
+      </w:r>
+      <w:r>
+        <w:t xml:space="preserve"> [4.2 cm s</w:t>
+      </w:r>
+      <w:r>
+        <w:rPr>
+          <w:vertAlign w:val="superscript"/>
+        </w:rPr>
+        <w:t>-1</w:t>
+      </w:r>
+      <w:r>
+        <w:t xml:space="preserve"> %</w:t>
+      </w:r>
+      <w:r>
+        <w:rPr>
+          <w:vertAlign w:val="superscript"/>
+        </w:rPr>
+        <w:t>-1</w:t>
+      </w:r>
+      <w:r>
+        <w:t xml:space="preserve">] agrees with the correlations between cloud base mass flux and </w:t>
+      </w:r>
+      <w:r>
+        <w:t>cloud fraction observed</w:t>
+      </w:r>
+      <w:r>
+        <w:t xml:space="preserve"> from dropsonde circles in EUREC4A (</w:t>
+      </w:r>
+      <w:r>
+        <w:t xml:space="preserve">2.4 – X.X % </w:t>
+      </w:r>
+      <w:r>
+        <w:t>(mm s</w:t>
+      </w:r>
+      <w:r>
+        <w:rPr>
+          <w:vertAlign w:val="superscript"/>
+        </w:rPr>
+        <w:t>–1</w:t>
+      </w:r>
+      <w:r>
+        <w:t>)</w:t>
+      </w:r>
+      <w:r>
+        <w:rPr>
+          <w:vertAlign w:val="superscript"/>
+        </w:rPr>
+        <w:t>-1</w:t>
+      </w:r>
+      <w:r>
+        <w:t>;</w:t>
+      </w:r>
+      <w:r>
+        <w:t xml:space="preserve"> Vogel et al. 2022). We use this proportionality between </w:t>
+      </w:r>
+      <w:r>
+        <w:t xml:space="preserve">cloud </w:t>
+      </w:r>
+      <w:r>
+        <w:t xml:space="preserve">mass flux and reflectance to scale the response of shallow cumulus clouds to changes in the </w:t>
+      </w:r>
+      <w:proofErr w:type="gramStart"/>
+      <w:r>
+        <w:t>large scale</w:t>
+      </w:r>
+      <w:proofErr w:type="gramEnd"/>
+      <w:r>
+        <w:t xml:space="preserve"> circulation associated with climate.</w:t>
+      </w:r>
+    </w:p>
+    <w:p>
+      <w:pPr>
+        <w:pStyle w:val="BodyText"/>
+        <w:rPr>
           <w:rFonts w:ascii="Times New Roman" w:eastAsiaTheme="minorEastAsia" w:hAnsi="Times New Roman" w:cs="Times New Roman"/>
         </w:rPr>
       </w:pPr>
@@ -5805,7 +6403,6 @@
           <w:rFonts w:ascii="Times New Roman" w:eastAsiaTheme="minorEastAsia" w:hAnsi="Times New Roman" w:cs="Times New Roman"/>
           <w:noProof/>
         </w:rPr>
-        <w:lastRenderedPageBreak/>
         <w:drawing>
           <wp:inline distT="0" distB="0" distL="0" distR="0" wp14:anchorId="22222331" wp14:editId="12ACCFB1">
             <wp:extent cx="3155950" cy="2344420"/>
@@ -5822,7 +6419,7 @@
                     <pic:cNvPicPr/>
                   </pic:nvPicPr>
                   <pic:blipFill>
-                    <a:blip r:embed="rId5"/>
+                    <a:blip r:embed="rId6"/>
                     <a:stretch>
                       <a:fillRect/>
                     </a:stretch>
@@ -6123,6 +6720,7 @@
         <w:rPr>
           <w:rFonts w:ascii="Aptos" w:hAnsi="Aptos"/>
         </w:rPr>
+        <w:lastRenderedPageBreak/>
         <w:t>increases</w:t>
       </w:r>
       <w:proofErr w:type="gramEnd"/>
@@ -6337,14 +6935,7 @@
         <w:rPr>
           <w:rFonts w:ascii="Aptos" w:hAnsi="Aptos"/>
         </w:rPr>
-        <w:t xml:space="preserve"> shows ISCCP-H cloud top height and optical thickness cloud fraction histograms observed from the 1-km pixel MODIS observations in the Northern Atlantic shallow cumulus region (80-20°W, 15-35°N) for January-February of 2019-2021. These high-resolution observations avoid partially cloudy pixels and are designed to be compared to COSP satellite simulators in </w:t>
-      </w:r>
-      <w:r>
-        <w:rPr>
-          <w:rFonts w:ascii="Aptos" w:hAnsi="Aptos"/>
-        </w:rPr>
-        <w:lastRenderedPageBreak/>
-        <w:t xml:space="preserve">climate models. Most (29.1%) of the clouds are below 800 </w:t>
+        <w:t xml:space="preserve"> shows ISCCP-H cloud top height and optical thickness cloud fraction histograms observed from the 1-km pixel MODIS observations in the Northern Atlantic shallow cumulus region (80-20°W, 15-35°N) for January-February of 2019-2021. These high-resolution observations avoid partially cloudy pixels and are designed to be compared to COSP satellite simulators in climate models. Most (29.1%) of the clouds are below 800 </w:t>
       </w:r>
       <w:proofErr w:type="spellStart"/>
       <w:r>
@@ -6385,7 +6976,7 @@
                     <pic:cNvPicPr/>
                   </pic:nvPicPr>
                   <pic:blipFill>
-                    <a:blip r:embed="rId6" cstate="print">
+                    <a:blip r:embed="rId7" cstate="print">
                       <a:extLst>
                         <a:ext uri="{28A0092B-C50C-407E-A947-70E740481C1C}">
                           <a14:useLocalDpi xmlns:a14="http://schemas.microsoft.com/office/drawing/2010/main" val="0"/>
@@ -6445,7 +7036,11 @@
       </w:r>
       <w:proofErr w:type="gramEnd"/>
       <w:r>
-        <w:t xml:space="preserve"> trade cumulus water (vapor + liquid) flux due to updrafts and precipitation balances mean subsidence. Cloud mass flux is initialized at cloud base to match the mean observed surface evaporation minus precipitation. </w:t>
+        <w:t xml:space="preserve"> trade cumulus water (vapor + liquid) flux due to updrafts </w:t>
+      </w:r>
+      <w:r>
+        <w:lastRenderedPageBreak/>
+        <w:t xml:space="preserve">and precipitation balances mean subsidence. Cloud mass flux is initialized at cloud base to match the mean observed surface evaporation minus precipitation. </w:t>
       </w:r>
     </w:p>
     <w:p>
@@ -6714,7 +7309,6 @@
         <w:rPr>
           <w:noProof/>
         </w:rPr>
-        <w:lastRenderedPageBreak/>
         <w:drawing>
           <wp:inline distT="0" distB="0" distL="0" distR="0" wp14:anchorId="70CAFD0C" wp14:editId="365AA6F4">
             <wp:extent cx="5003800" cy="3759200"/>
@@ -6731,7 +7325,7 @@
                     <pic:cNvPicPr/>
                   </pic:nvPicPr>
                   <pic:blipFill>
-                    <a:blip r:embed="rId7">
+                    <a:blip r:embed="rId8">
                       <a:extLst>
                         <a:ext uri="{28A0092B-C50C-407E-A947-70E740481C1C}">
                           <a14:useLocalDpi xmlns:a14="http://schemas.microsoft.com/office/drawing/2010/main" val="0"/>
@@ -7370,7 +7964,14 @@
         <w:rPr>
           <w:rFonts w:eastAsiaTheme="minorEastAsia"/>
         </w:rPr>
-        <w:t xml:space="preserve">. This flux difference is assumed to be carried by the clouds with area fraction </w:t>
+        <w:t xml:space="preserve">. </w:t>
+      </w:r>
+      <w:r>
+        <w:rPr>
+          <w:rFonts w:eastAsiaTheme="minorEastAsia"/>
+        </w:rPr>
+        <w:lastRenderedPageBreak/>
+        <w:t xml:space="preserve">This flux difference is assumed to be carried by the clouds with area fraction </w:t>
       </w:r>
       <m:oMath>
         <m:sSub>
@@ -7692,7 +8293,6 @@
           <w:rFonts w:ascii="Times New Roman" w:hAnsi="Times New Roman" w:cs="Times New Roman"/>
           <w:noProof/>
         </w:rPr>
-        <w:lastRenderedPageBreak/>
         <w:drawing>
           <wp:inline distT="0" distB="0" distL="0" distR="0" wp14:anchorId="16AEB97E" wp14:editId="480EE214">
             <wp:extent cx="3619500" cy="2908300"/>
@@ -7709,7 +8309,7 @@
                     <pic:cNvPicPr/>
                   </pic:nvPicPr>
                   <pic:blipFill>
-                    <a:blip r:embed="rId8"/>
+                    <a:blip r:embed="rId9"/>
                     <a:stretch>
                       <a:fillRect/>
                     </a:stretch>
@@ -8324,6 +8924,7 @@
         <w:pStyle w:val="Heading3"/>
       </w:pPr>
       <w:r>
+        <w:lastRenderedPageBreak/>
         <w:t>Clouds</w:t>
       </w:r>
     </w:p>
@@ -10295,7 +10896,7 @@
                     <pic:cNvPicPr/>
                   </pic:nvPicPr>
                   <pic:blipFill>
-                    <a:blip r:embed="rId9"/>
+                    <a:blip r:embed="rId10"/>
                     <a:stretch>
                       <a:fillRect/>
                     </a:stretch>
@@ -12290,7 +12891,7 @@
                     <pic:cNvPicPr/>
                   </pic:nvPicPr>
                   <pic:blipFill>
-                    <a:blip r:embed="rId10"/>
+                    <a:blip r:embed="rId11"/>
                     <a:stretch>
                       <a:fillRect/>
                     </a:stretch>
@@ -12520,7 +13121,7 @@
                     <pic:cNvPicPr/>
                   </pic:nvPicPr>
                   <pic:blipFill>
-                    <a:blip r:embed="rId11"/>
+                    <a:blip r:embed="rId12"/>
                     <a:stretch>
                       <a:fillRect/>
                     </a:stretch>
@@ -12732,7 +13333,7 @@
                     <pic:cNvPicPr/>
                   </pic:nvPicPr>
                   <pic:blipFill>
-                    <a:blip r:embed="rId12"/>
+                    <a:blip r:embed="rId13"/>
                     <a:stretch>
                       <a:fillRect/>
                     </a:stretch>
@@ -14354,7 +14955,7 @@
                     <pic:cNvPicPr/>
                   </pic:nvPicPr>
                   <pic:blipFill>
-                    <a:blip r:embed="rId13"/>
+                    <a:blip r:embed="rId14"/>
                     <a:stretch>
                       <a:fillRect/>
                     </a:stretch>

--- a/doc/DiM_ms20260511.docx
+++ b/doc/DiM_ms20260511.docx
@@ -23,695 +23,513 @@
         <w:t xml:space="preserve"> tropical overturning circulation</w:t>
       </w:r>
     </w:p>
-    <w:p/>
     <w:p>
-      <w:r>
-        <w:t>Notes</w:t>
+      <w:pPr>
+        <w:pStyle w:val="Heading1"/>
+      </w:pPr>
+      <w:bookmarkStart w:id="1" w:name="abstract"/>
+      <w:r>
+        <w:t>Abstract</w:t>
       </w:r>
     </w:p>
     <w:p>
       <w:pPr>
-        <w:ind w:left="720"/>
+        <w:pStyle w:val="FirstParagraph"/>
+        <w:spacing w:line="276" w:lineRule="auto"/>
+        <w:rPr>
+          <w:rFonts w:ascii="Aptos" w:hAnsi="Aptos"/>
+        </w:rPr>
       </w:pPr>
       <w:r>
-        <w:t>The</w:t>
-      </w:r>
-      <w:r>
-        <w:t xml:space="preserve"> hypothesis </w:t>
-      </w:r>
-      <w:r>
-        <w:t xml:space="preserve">for </w:t>
-      </w:r>
-      <w:r>
-        <w:t xml:space="preserve">explaining shallow cumulus clouds </w:t>
-      </w:r>
-      <w:r>
-        <w:t xml:space="preserve">is called the </w:t>
-      </w:r>
-      <w:r>
-        <w:t xml:space="preserve">Dynamical Moisture </w:t>
-      </w:r>
-      <w:r>
-        <w:t>(</w:t>
-      </w:r>
-      <w:proofErr w:type="spellStart"/>
-      <w:r>
-        <w:t>DiM</w:t>
-      </w:r>
-      <w:proofErr w:type="spellEnd"/>
-      <w:r>
-        <w:t xml:space="preserve">) cloud </w:t>
-      </w:r>
-      <w:r>
-        <w:t>equilibrium</w:t>
-      </w:r>
-      <w:r>
-        <w:t>, choosing th</w:t>
-      </w:r>
-      <w:r>
+        <w:rPr>
+          <w:rFonts w:ascii="Aptos" w:hAnsi="Aptos"/>
+        </w:rPr>
+        <w:t xml:space="preserve">Shallow cumulus clouds affect Earth’s planetary albedo and cloud </w:t>
+      </w:r>
+      <w:proofErr w:type="gramStart"/>
+      <w:r>
+        <w:rPr>
+          <w:rFonts w:ascii="Aptos" w:hAnsi="Aptos"/>
+        </w:rPr>
+        <w:t>feedback, and</w:t>
+      </w:r>
+      <w:proofErr w:type="gramEnd"/>
+      <w:r>
+        <w:rPr>
+          <w:rFonts w:ascii="Aptos" w:hAnsi="Aptos"/>
+        </w:rPr>
+        <w:t xml:space="preserve"> explain climate model sensitivity to atmospheric CO</w:t>
+      </w:r>
+      <m:oMath>
+        <m:sSub>
+          <m:sSubPr>
+            <m:ctrlPr>
+              <w:rPr>
+                <w:rFonts w:ascii="Cambria Math" w:hAnsi="Cambria Math"/>
+              </w:rPr>
+            </m:ctrlPr>
+          </m:sSubPr>
+          <m:e>
+            <m:r>
+              <w:rPr>
+                <w:rFonts w:ascii="Cambria Math" w:hAnsi="Cambria Math"/>
+              </w:rPr>
+              <m:t>​</m:t>
+            </m:r>
+          </m:e>
+          <m:sub>
+            <m:r>
+              <w:rPr>
+                <w:rFonts w:ascii="Cambria Math" w:hAnsi="Cambria Math"/>
+              </w:rPr>
+              <m:t>2</m:t>
+            </m:r>
+          </m:sub>
+        </m:sSub>
+      </m:oMath>
+      <w:r>
+        <w:rPr>
+          <w:rFonts w:ascii="Aptos" w:hAnsi="Aptos"/>
+        </w:rPr>
+        <w:t xml:space="preserve">. </w:t>
+      </w:r>
+      <w:r>
+        <w:rPr>
+          <w:rFonts w:ascii="Aptos" w:hAnsi="Aptos"/>
+        </w:rPr>
+        <w:t>I</w:t>
+      </w:r>
+      <w:r>
+        <w:rPr>
+          <w:rFonts w:ascii="Aptos" w:hAnsi="Aptos"/>
+        </w:rPr>
+        <w:t xml:space="preserve">ncreased vertical mixing </w:t>
+      </w:r>
+      <w:r>
+        <w:rPr>
+          <w:rFonts w:ascii="Aptos" w:hAnsi="Aptos"/>
+        </w:rPr>
+        <w:t xml:space="preserve">was previously proposed to </w:t>
+      </w:r>
+      <w:r>
+        <w:rPr>
+          <w:rFonts w:ascii="Aptos" w:hAnsi="Aptos"/>
+        </w:rPr>
+        <w:t xml:space="preserve">reduce cloud </w:t>
+      </w:r>
+      <w:r>
+        <w:rPr>
+          <w:rFonts w:ascii="Aptos" w:hAnsi="Aptos"/>
+        </w:rPr>
+        <w:t>area</w:t>
+      </w:r>
+      <w:r>
+        <w:rPr>
+          <w:rFonts w:ascii="Aptos" w:hAnsi="Aptos"/>
+        </w:rPr>
+        <w:t xml:space="preserve"> by desiccating the relative humidity of the shallow cumulus layer</w:t>
+      </w:r>
+      <w:r>
+        <w:rPr>
+          <w:rFonts w:ascii="Aptos" w:hAnsi="Aptos"/>
+        </w:rPr>
+        <w:t xml:space="preserve">. </w:t>
+      </w:r>
+      <w:r>
+        <w:rPr>
+          <w:rFonts w:ascii="Aptos" w:hAnsi="Aptos"/>
+        </w:rPr>
+        <w:t>R</w:t>
+      </w:r>
+      <w:r>
+        <w:rPr>
+          <w:rFonts w:ascii="Aptos" w:hAnsi="Aptos"/>
+        </w:rPr>
+        <w:t xml:space="preserve">ecent </w:t>
+      </w:r>
+      <w:r>
+        <w:rPr>
+          <w:rFonts w:ascii="Aptos" w:hAnsi="Aptos"/>
+        </w:rPr>
+        <w:t xml:space="preserve">observations </w:t>
+      </w:r>
+      <w:r>
+        <w:rPr>
+          <w:rFonts w:ascii="Aptos" w:hAnsi="Aptos"/>
+        </w:rPr>
+        <w:t>refut</w:t>
+      </w:r>
+      <w:r>
+        <w:rPr>
+          <w:rFonts w:ascii="Aptos" w:hAnsi="Aptos"/>
+        </w:rPr>
+        <w:t>e</w:t>
+      </w:r>
+      <w:r>
+        <w:rPr>
+          <w:rFonts w:ascii="Aptos" w:hAnsi="Aptos"/>
+        </w:rPr>
+        <w:t xml:space="preserve"> th</w:t>
+      </w:r>
+      <w:r>
+        <w:rPr>
+          <w:rFonts w:ascii="Aptos" w:hAnsi="Aptos"/>
+        </w:rPr>
         <w:t>is</w:t>
       </w:r>
       <w:r>
+        <w:rPr>
+          <w:rFonts w:ascii="Aptos" w:hAnsi="Aptos"/>
+        </w:rPr>
+        <w:t xml:space="preserve"> desic</w:t>
+      </w:r>
+      <w:r>
+        <w:rPr>
+          <w:rFonts w:ascii="Aptos" w:hAnsi="Aptos"/>
+        </w:rPr>
+        <w:t>c</w:t>
+      </w:r>
+      <w:r>
+        <w:rPr>
+          <w:rFonts w:ascii="Aptos" w:hAnsi="Aptos"/>
+        </w:rPr>
+        <w:t>ation hypothesis</w:t>
+      </w:r>
+      <w:r>
+        <w:rPr>
+          <w:rFonts w:ascii="Aptos" w:hAnsi="Aptos"/>
+        </w:rPr>
+        <w:t xml:space="preserve"> by </w:t>
+      </w:r>
+      <w:r>
+        <w:rPr>
+          <w:rFonts w:ascii="Aptos" w:hAnsi="Aptos"/>
+        </w:rPr>
+        <w:t>showing that</w:t>
+      </w:r>
+      <w:r>
+        <w:rPr>
+          <w:rFonts w:ascii="Aptos" w:hAnsi="Aptos"/>
+        </w:rPr>
+        <w:t xml:space="preserve"> mass flux rather than humidity explains mesoscale</w:t>
+      </w:r>
+      <w:r>
+        <w:rPr>
+          <w:rFonts w:ascii="Aptos" w:hAnsi="Aptos"/>
+        </w:rPr>
         <w:t xml:space="preserve"> </w:t>
       </w:r>
       <w:r>
-        <w:t>mnemonic acronym</w:t>
-      </w:r>
-      <w:r>
-        <w:t xml:space="preserve"> because </w:t>
-      </w:r>
-      <w:r>
-        <w:t>the reduction of clous</w:t>
-      </w:r>
-      <w:r>
+        <w:rPr>
+          <w:rFonts w:ascii="Aptos" w:hAnsi="Aptos"/>
+        </w:rPr>
+        <w:t>cloud</w:t>
+      </w:r>
+      <w:r>
+        <w:rPr>
+          <w:rFonts w:ascii="Aptos" w:hAnsi="Aptos"/>
+        </w:rPr>
         <w:t xml:space="preserve"> </w:t>
       </w:r>
-      <w:r>
-        <w:rPr>
-          <w:i/>
-          <w:iCs/>
-        </w:rPr>
-        <w:t>dim</w:t>
-      </w:r>
-      <w:r>
-        <w:rPr>
-          <w:i/>
-          <w:iCs/>
-        </w:rPr>
-        <w:t xml:space="preserve">s </w:t>
-      </w:r>
-      <w:r>
-        <w:t>the planetary albedo</w:t>
-      </w:r>
-      <w:r>
-        <w:t>.</w:t>
-      </w:r>
-    </w:p>
-    <w:p>
-      <w:pPr>
-        <w:ind w:left="720"/>
-      </w:pPr>
-      <w:r>
-        <w:t xml:space="preserve">This behavior should be found in climate models. The hypothesis provides a way to narrow the expected spread of climate </w:t>
-      </w:r>
       <w:proofErr w:type="gramStart"/>
       <w:r>
-        <w:t>feedbacks</w:t>
+        <w:rPr>
+          <w:rFonts w:ascii="Aptos" w:hAnsi="Aptos"/>
+        </w:rPr>
+        <w:t>area</w:t>
+      </w:r>
+      <w:r>
+        <w:rPr>
+          <w:rFonts w:ascii="Aptos" w:hAnsi="Aptos"/>
+        </w:rPr>
+        <w:t>, and</w:t>
       </w:r>
       <w:proofErr w:type="gramEnd"/>
       <w:r>
-        <w:t xml:space="preserve"> from climate models. We should be able to look at climate </w:t>
+        <w:rPr>
+          <w:rFonts w:ascii="Aptos" w:hAnsi="Aptos"/>
+        </w:rPr>
+        <w:t xml:space="preserve"> </w:t>
+      </w:r>
+      <w:r>
+        <w:rPr>
+          <w:rFonts w:ascii="Aptos" w:hAnsi="Aptos"/>
+        </w:rPr>
+        <w:t>show t</w:t>
+      </w:r>
+      <w:r>
+        <w:rPr>
+          <w:rFonts w:ascii="Aptos" w:hAnsi="Aptos"/>
+        </w:rPr>
+        <w:t>hat m</w:t>
+      </w:r>
+      <w:r>
+        <w:rPr>
+          <w:rFonts w:ascii="Aptos" w:hAnsi="Aptos"/>
+        </w:rPr>
+        <w:t xml:space="preserve">odels </w:t>
+      </w:r>
+      <w:r>
+        <w:rPr>
+          <w:rFonts w:ascii="Aptos" w:hAnsi="Aptos"/>
+        </w:rPr>
+        <w:t>reproducing</w:t>
+      </w:r>
+      <w:r>
+        <w:rPr>
+          <w:rFonts w:ascii="Aptos" w:hAnsi="Aptos"/>
+        </w:rPr>
+        <w:t xml:space="preserve"> </w:t>
+      </w:r>
+      <w:r>
+        <w:rPr>
+          <w:rFonts w:ascii="Aptos" w:hAnsi="Aptos"/>
+        </w:rPr>
+        <w:t xml:space="preserve">this mesoscale </w:t>
+      </w:r>
+      <w:r>
+        <w:rPr>
+          <w:rFonts w:ascii="Aptos" w:hAnsi="Aptos"/>
+        </w:rPr>
+        <w:t xml:space="preserve">correlation have weaker </w:t>
+      </w:r>
+      <w:r>
+        <w:rPr>
+          <w:rFonts w:ascii="Aptos" w:hAnsi="Aptos"/>
+        </w:rPr>
+        <w:t xml:space="preserve">climate sensitivity. </w:t>
+      </w:r>
+      <w:r>
+        <w:rPr>
+          <w:rFonts w:ascii="Aptos" w:hAnsi="Aptos"/>
+        </w:rPr>
+        <w:t>Here</w:t>
+      </w:r>
+      <w:r>
+        <w:rPr>
+          <w:rFonts w:ascii="Aptos" w:hAnsi="Aptos"/>
+        </w:rPr>
+        <w:t xml:space="preserve"> we predict a decrease of shallow cumulus cloud fraction using a heuristic </w:t>
+      </w:r>
+      <w:r>
+        <w:rPr>
+          <w:rFonts w:ascii="Aptos" w:hAnsi="Aptos"/>
+        </w:rPr>
+        <w:t xml:space="preserve">model </w:t>
+      </w:r>
+      <w:r>
+        <w:rPr>
+          <w:rFonts w:ascii="Aptos" w:hAnsi="Aptos"/>
+        </w:rPr>
+        <w:t>of</w:t>
+      </w:r>
+      <w:r>
+        <w:rPr>
+          <w:rFonts w:ascii="Aptos" w:hAnsi="Aptos"/>
+        </w:rPr>
+        <w:t xml:space="preserve"> clouds </w:t>
+      </w:r>
+      <w:r>
+        <w:rPr>
+          <w:rFonts w:ascii="Aptos" w:hAnsi="Aptos"/>
+        </w:rPr>
+        <w:t>whose</w:t>
+      </w:r>
+      <w:r>
+        <w:rPr>
+          <w:rFonts w:ascii="Aptos" w:hAnsi="Aptos"/>
+        </w:rPr>
+        <w:t xml:space="preserve"> moisture flux balances</w:t>
+      </w:r>
+      <w:r>
+        <w:rPr>
+          <w:rFonts w:ascii="Aptos" w:hAnsi="Aptos"/>
+        </w:rPr>
+        <w:t xml:space="preserve"> </w:t>
+      </w:r>
+      <w:r>
+        <w:rPr>
+          <w:rFonts w:ascii="Aptos" w:hAnsi="Aptos"/>
+        </w:rPr>
+        <w:t>the</w:t>
+      </w:r>
+      <w:r>
+        <w:rPr>
+          <w:rFonts w:ascii="Aptos" w:hAnsi="Aptos"/>
+        </w:rPr>
+        <w:t xml:space="preserve"> drying by </w:t>
+      </w:r>
+      <w:r>
+        <w:rPr>
+          <w:rFonts w:ascii="Aptos" w:hAnsi="Aptos"/>
+        </w:rPr>
+        <w:t xml:space="preserve">the </w:t>
+      </w:r>
+      <w:r>
+        <w:rPr>
+          <w:rFonts w:ascii="Aptos" w:hAnsi="Aptos"/>
+        </w:rPr>
+        <w:t xml:space="preserve">large-scale </w:t>
+      </w:r>
+      <w:r>
+        <w:rPr>
+          <w:rFonts w:ascii="Aptos" w:hAnsi="Aptos"/>
+        </w:rPr>
+        <w:t>tropical atmospheric overturning</w:t>
+      </w:r>
+      <w:r>
+        <w:rPr>
+          <w:rFonts w:ascii="Aptos" w:hAnsi="Aptos"/>
+        </w:rPr>
+        <w:t xml:space="preserve"> circulation</w:t>
+      </w:r>
+      <w:r>
+        <w:rPr>
+          <w:rFonts w:ascii="Aptos" w:hAnsi="Aptos"/>
+        </w:rPr>
+        <w:t xml:space="preserve">. </w:t>
+      </w:r>
+      <w:r>
+        <w:rPr>
+          <w:rFonts w:ascii="Aptos" w:hAnsi="Aptos"/>
+        </w:rPr>
+        <w:t>Th</w:t>
+      </w:r>
+      <w:r>
+        <w:rPr>
+          <w:rFonts w:ascii="Aptos" w:hAnsi="Aptos"/>
+        </w:rPr>
+        <w:t xml:space="preserve">e </w:t>
+      </w:r>
+      <w:r>
+        <w:rPr>
+          <w:rFonts w:ascii="Aptos" w:hAnsi="Aptos"/>
+        </w:rPr>
+        <w:t xml:space="preserve">moisture balance predicts clouds decrease </w:t>
+      </w:r>
+      <w:r>
+        <w:rPr>
+          <w:rFonts w:ascii="Aptos" w:hAnsi="Aptos"/>
+        </w:rPr>
+        <w:t xml:space="preserve">with warming in </w:t>
+      </w:r>
+      <w:r>
+        <w:rPr>
+          <w:rFonts w:ascii="Aptos" w:hAnsi="Aptos"/>
+        </w:rPr>
+        <w:t>proportion</w:t>
+      </w:r>
+      <w:r>
+        <w:rPr>
+          <w:rFonts w:ascii="Aptos" w:hAnsi="Aptos"/>
+        </w:rPr>
+        <w:t xml:space="preserve"> to</w:t>
+      </w:r>
+      <w:r>
+        <w:rPr>
+          <w:rFonts w:ascii="Aptos" w:hAnsi="Aptos"/>
+        </w:rPr>
+        <w:t xml:space="preserve"> the </w:t>
       </w:r>
       <w:proofErr w:type="gramStart"/>
       <w:r>
-        <w:t>feedbacks</w:t>
+        <w:rPr>
+          <w:rFonts w:ascii="Aptos" w:hAnsi="Aptos"/>
+        </w:rPr>
+        <w:t>large scale</w:t>
       </w:r>
       <w:proofErr w:type="gramEnd"/>
       <w:r>
-        <w:t xml:space="preserve"> in models and say which of them is consistent.</w:t>
-      </w:r>
-      <w:r>
+        <w:rPr>
+          <w:rFonts w:ascii="Aptos" w:hAnsi="Aptos"/>
+        </w:rPr>
+        <w:t xml:space="preserve"> circulation</w:t>
+      </w:r>
+      <w:r>
+        <w:rPr>
+          <w:rFonts w:ascii="Aptos" w:hAnsi="Aptos"/>
+        </w:rPr>
+        <w:t xml:space="preserve">, which in turn decreases </w:t>
+      </w:r>
+      <w:r>
+        <w:rPr>
+          <w:rFonts w:ascii="Aptos" w:hAnsi="Aptos"/>
+        </w:rPr>
+        <w:t>5 % K</w:t>
+      </w:r>
+      <w:r>
+        <w:rPr>
+          <w:rFonts w:ascii="Aptos" w:hAnsi="Aptos"/>
+          <w:vertAlign w:val="superscript"/>
+        </w:rPr>
+        <w:t>-1</w:t>
+      </w:r>
+      <w:r>
+        <w:rPr>
+          <w:rFonts w:ascii="Aptos" w:hAnsi="Aptos"/>
+        </w:rPr>
         <w:t xml:space="preserve"> </w:t>
       </w:r>
       <w:r>
-        <w:t xml:space="preserve">Models that are inconsistent with the </w:t>
-      </w:r>
-      <w:proofErr w:type="spellStart"/>
-      <w:r>
-        <w:t>DiM</w:t>
-      </w:r>
-      <w:proofErr w:type="spellEnd"/>
-      <w:r>
-        <w:t xml:space="preserve"> hypothesis require further explanation.</w:t>
-      </w:r>
-    </w:p>
-    <w:p>
-      <w:pPr>
-        <w:ind w:left="720"/>
-        <w:rPr>
-          <w:noProof/>
-        </w:rPr>
-      </w:pPr>
-      <w:r>
-        <w:t>An-Yi is downloading ISCCP cloud fraction, cumulus mass flux (</w:t>
-      </w:r>
-      <w:r>
-        <w:rPr>
-          <w:rFonts w:ascii="ComicShannsMono Nerd Font" w:hAnsi="ComicShannsMono Nerd Font"/>
-        </w:rPr>
-        <w:t>cm</w:t>
-      </w:r>
-      <w:r>
-        <w:t xml:space="preserve">), and mean vertical velocity variables from </w:t>
-      </w:r>
-      <w:proofErr w:type="spellStart"/>
-      <w:r>
-        <w:rPr>
-          <w:rFonts w:ascii="ComicShannsMono Nerd Font" w:hAnsi="ComicShannsMono Nerd Font"/>
-        </w:rPr>
-        <w:t>amip</w:t>
-      </w:r>
-      <w:proofErr w:type="spellEnd"/>
-      <w:r>
-        <w:t xml:space="preserve"> (historical) and </w:t>
-      </w:r>
-      <w:r>
-        <w:rPr>
-          <w:rFonts w:ascii="ComicShannsMono Nerd Font" w:hAnsi="ComicShannsMono Nerd Font"/>
-        </w:rPr>
-        <w:t>amip-p4k</w:t>
-      </w:r>
-      <w:r>
-        <w:t xml:space="preserve"> (historical SST + 4 K) from the 5 models where they are available in the CMIP6/CFMIP archive.</w:t>
-      </w:r>
-    </w:p>
-    <w:p>
-      <w:pPr>
-        <w:ind w:left="720"/>
-      </w:pPr>
+        <w:rPr>
+          <w:rFonts w:ascii="Aptos" w:hAnsi="Aptos"/>
+        </w:rPr>
+        <w:t xml:space="preserve">surface temperature </w:t>
+      </w:r>
+      <w:r>
+        <w:rPr>
+          <w:rFonts w:ascii="Aptos" w:hAnsi="Aptos"/>
+        </w:rPr>
+        <w:t>by energetics</w:t>
+      </w:r>
+      <w:r>
+        <w:rPr>
+          <w:rFonts w:ascii="Aptos" w:hAnsi="Aptos"/>
+        </w:rPr>
+        <w:t xml:space="preserve">. </w:t>
+      </w:r>
+      <w:r>
+        <w:rPr>
+          <w:rFonts w:ascii="Aptos" w:hAnsi="Aptos"/>
+        </w:rPr>
+        <w:t xml:space="preserve">Tuned to </w:t>
+      </w:r>
+      <w:r>
+        <w:rPr>
+          <w:rFonts w:ascii="Aptos" w:hAnsi="Aptos"/>
+        </w:rPr>
+        <w:t xml:space="preserve">the </w:t>
+      </w:r>
+      <w:r>
+        <w:rPr>
+          <w:rFonts w:ascii="Aptos" w:hAnsi="Aptos"/>
+        </w:rPr>
+        <w:t xml:space="preserve">observed </w:t>
+      </w:r>
+      <w:r>
+        <w:rPr>
+          <w:rFonts w:ascii="Aptos" w:hAnsi="Aptos"/>
+        </w:rPr>
+        <w:t xml:space="preserve">moisture budget and </w:t>
+      </w:r>
+      <w:r>
+        <w:rPr>
+          <w:rFonts w:ascii="Aptos" w:hAnsi="Aptos"/>
+        </w:rPr>
+        <w:t xml:space="preserve">cloud top height distribution, the cloud model independently </w:t>
+      </w:r>
+      <w:r>
+        <w:rPr>
+          <w:rFonts w:ascii="Aptos" w:hAnsi="Aptos"/>
+        </w:rPr>
+        <w:t>reproduces the mesoscale correlation of cloud fraction to cloud base mass flux found over the northeastern tropical Atlantic Ocean in EUREC4A.</w:t>
+      </w:r>
     </w:p>
     <w:p>
       <w:pPr>
         <w:pStyle w:val="Heading1"/>
       </w:pPr>
-      <w:bookmarkStart w:id="1" w:name="abstract"/>
-      <w:r>
-        <w:t>Abstract</w:t>
-      </w:r>
-    </w:p>
-    <w:p>
-      <w:pPr>
-        <w:pStyle w:val="FirstParagraph"/>
-        <w:spacing w:line="276" w:lineRule="auto"/>
-        <w:rPr>
-          <w:rFonts w:ascii="Aptos" w:hAnsi="Aptos"/>
-        </w:rPr>
-      </w:pPr>
-      <w:r>
-        <w:rPr>
-          <w:rFonts w:ascii="Aptos" w:hAnsi="Aptos"/>
-        </w:rPr>
-        <w:t xml:space="preserve">Shallow cumulus clouds affect Earth’s planetary albedo and cloud </w:t>
-      </w:r>
-      <w:proofErr w:type="gramStart"/>
-      <w:r>
-        <w:rPr>
-          <w:rFonts w:ascii="Aptos" w:hAnsi="Aptos"/>
-        </w:rPr>
-        <w:t>feedback, and</w:t>
-      </w:r>
-      <w:proofErr w:type="gramEnd"/>
-      <w:r>
-        <w:rPr>
-          <w:rFonts w:ascii="Aptos" w:hAnsi="Aptos"/>
-        </w:rPr>
-        <w:t xml:space="preserve"> explain climate model sensitivity to atmospheric CO</w:t>
-      </w:r>
-      <m:oMath>
-        <m:sSub>
-          <m:sSubPr>
-            <m:ctrlPr>
-              <w:rPr>
-                <w:rFonts w:ascii="Cambria Math" w:hAnsi="Cambria Math"/>
-              </w:rPr>
-            </m:ctrlPr>
-          </m:sSubPr>
-          <m:e>
-            <m:r>
-              <w:rPr>
-                <w:rFonts w:ascii="Cambria Math" w:hAnsi="Cambria Math"/>
-              </w:rPr>
-              <m:t>​</m:t>
-            </m:r>
-          </m:e>
-          <m:sub>
-            <m:r>
-              <w:rPr>
-                <w:rFonts w:ascii="Cambria Math" w:hAnsi="Cambria Math"/>
-              </w:rPr>
-              <m:t>2</m:t>
-            </m:r>
-          </m:sub>
-        </m:sSub>
-      </m:oMath>
-      <w:r>
-        <w:rPr>
-          <w:rFonts w:ascii="Aptos" w:hAnsi="Aptos"/>
-        </w:rPr>
-        <w:t xml:space="preserve">. </w:t>
-      </w:r>
-      <w:r>
-        <w:rPr>
-          <w:rFonts w:ascii="Aptos" w:hAnsi="Aptos"/>
-        </w:rPr>
-        <w:t>I</w:t>
-      </w:r>
-      <w:r>
-        <w:rPr>
-          <w:rFonts w:ascii="Aptos" w:hAnsi="Aptos"/>
-        </w:rPr>
-        <w:t xml:space="preserve">ncreased vertical mixing </w:t>
-      </w:r>
-      <w:r>
-        <w:rPr>
-          <w:rFonts w:ascii="Aptos" w:hAnsi="Aptos"/>
-        </w:rPr>
-        <w:t xml:space="preserve">was previously proposed to </w:t>
-      </w:r>
-      <w:r>
-        <w:rPr>
-          <w:rFonts w:ascii="Aptos" w:hAnsi="Aptos"/>
-        </w:rPr>
-        <w:t xml:space="preserve">reduce cloud </w:t>
-      </w:r>
-      <w:r>
-        <w:rPr>
-          <w:rFonts w:ascii="Aptos" w:hAnsi="Aptos"/>
-        </w:rPr>
-        <w:t>area</w:t>
-      </w:r>
-      <w:r>
-        <w:rPr>
-          <w:rFonts w:ascii="Aptos" w:hAnsi="Aptos"/>
-        </w:rPr>
-        <w:t xml:space="preserve"> by desiccating the relative humidity of the shallow cumulus layer</w:t>
-      </w:r>
-      <w:r>
-        <w:rPr>
-          <w:rFonts w:ascii="Aptos" w:hAnsi="Aptos"/>
-        </w:rPr>
-        <w:t xml:space="preserve">. </w:t>
-      </w:r>
-      <w:r>
-        <w:rPr>
-          <w:rFonts w:ascii="Aptos" w:hAnsi="Aptos"/>
-        </w:rPr>
-        <w:t>R</w:t>
-      </w:r>
-      <w:r>
-        <w:rPr>
-          <w:rFonts w:ascii="Aptos" w:hAnsi="Aptos"/>
-        </w:rPr>
-        <w:t xml:space="preserve">ecent </w:t>
-      </w:r>
-      <w:r>
-        <w:rPr>
-          <w:rFonts w:ascii="Aptos" w:hAnsi="Aptos"/>
-        </w:rPr>
-        <w:t xml:space="preserve">observations </w:t>
-      </w:r>
-      <w:r>
-        <w:rPr>
-          <w:rFonts w:ascii="Aptos" w:hAnsi="Aptos"/>
-        </w:rPr>
-        <w:t>refut</w:t>
-      </w:r>
-      <w:r>
-        <w:rPr>
-          <w:rFonts w:ascii="Aptos" w:hAnsi="Aptos"/>
-        </w:rPr>
-        <w:t>e</w:t>
-      </w:r>
-      <w:r>
-        <w:rPr>
-          <w:rFonts w:ascii="Aptos" w:hAnsi="Aptos"/>
-        </w:rPr>
-        <w:t xml:space="preserve"> th</w:t>
-      </w:r>
-      <w:r>
-        <w:rPr>
-          <w:rFonts w:ascii="Aptos" w:hAnsi="Aptos"/>
-        </w:rPr>
-        <w:t>is</w:t>
-      </w:r>
-      <w:r>
-        <w:rPr>
-          <w:rFonts w:ascii="Aptos" w:hAnsi="Aptos"/>
-        </w:rPr>
-        <w:t xml:space="preserve"> desic</w:t>
-      </w:r>
-      <w:r>
-        <w:rPr>
-          <w:rFonts w:ascii="Aptos" w:hAnsi="Aptos"/>
-        </w:rPr>
-        <w:t>c</w:t>
-      </w:r>
-      <w:r>
-        <w:rPr>
-          <w:rFonts w:ascii="Aptos" w:hAnsi="Aptos"/>
-        </w:rPr>
-        <w:t>ation hypothesis</w:t>
-      </w:r>
-      <w:r>
-        <w:rPr>
-          <w:rFonts w:ascii="Aptos" w:hAnsi="Aptos"/>
-        </w:rPr>
-        <w:t xml:space="preserve"> </w:t>
-      </w:r>
-      <w:proofErr w:type="spellStart"/>
-      <w:r>
-        <w:rPr>
-          <w:rFonts w:ascii="Aptos" w:hAnsi="Aptos"/>
-        </w:rPr>
-        <w:t xml:space="preserve">by </w:t>
-      </w:r>
-      <w:r>
-        <w:rPr>
-          <w:rFonts w:ascii="Aptos" w:hAnsi="Aptos"/>
-        </w:rPr>
-        <w:t>showin</w:t>
-      </w:r>
-      <w:proofErr w:type="spellEnd"/>
-      <w:r>
-        <w:rPr>
-          <w:rFonts w:ascii="Aptos" w:hAnsi="Aptos"/>
-        </w:rPr>
-        <w:t>g that</w:t>
-      </w:r>
-      <w:r>
-        <w:rPr>
-          <w:rFonts w:ascii="Aptos" w:hAnsi="Aptos"/>
-        </w:rPr>
-        <w:t xml:space="preserve"> mass flux rather than humidity explains mesoscale</w:t>
-      </w:r>
-      <w:r>
-        <w:rPr>
-          <w:rFonts w:ascii="Aptos" w:hAnsi="Aptos"/>
-        </w:rPr>
-        <w:t xml:space="preserve"> </w:t>
-      </w:r>
-      <w:r>
-        <w:rPr>
-          <w:rFonts w:ascii="Aptos" w:hAnsi="Aptos"/>
-        </w:rPr>
-        <w:t>cloud</w:t>
-      </w:r>
-      <w:r>
-        <w:rPr>
-          <w:rFonts w:ascii="Aptos" w:hAnsi="Aptos"/>
-        </w:rPr>
-        <w:t xml:space="preserve"> </w:t>
-      </w:r>
-      <w:proofErr w:type="gramStart"/>
-      <w:r>
-        <w:rPr>
-          <w:rFonts w:ascii="Aptos" w:hAnsi="Aptos"/>
-        </w:rPr>
-        <w:t>area</w:t>
-      </w:r>
-      <w:r>
-        <w:rPr>
-          <w:rFonts w:ascii="Aptos" w:hAnsi="Aptos"/>
-        </w:rPr>
-        <w:t>, and</w:t>
-      </w:r>
-      <w:proofErr w:type="gramEnd"/>
-      <w:r>
-        <w:rPr>
-          <w:rFonts w:ascii="Aptos" w:hAnsi="Aptos"/>
-        </w:rPr>
-        <w:t xml:space="preserve"> </w:t>
-      </w:r>
-      <w:r>
-        <w:rPr>
-          <w:rFonts w:ascii="Aptos" w:hAnsi="Aptos"/>
-        </w:rPr>
-        <w:t>show t</w:t>
-      </w:r>
-      <w:r>
-        <w:rPr>
-          <w:rFonts w:ascii="Aptos" w:hAnsi="Aptos"/>
-        </w:rPr>
-        <w:t>hat m</w:t>
-      </w:r>
-      <w:r>
-        <w:rPr>
-          <w:rFonts w:ascii="Aptos" w:hAnsi="Aptos"/>
-        </w:rPr>
-        <w:t xml:space="preserve">odels </w:t>
-      </w:r>
-      <w:r>
-        <w:rPr>
-          <w:rFonts w:ascii="Aptos" w:hAnsi="Aptos"/>
-        </w:rPr>
-        <w:t>reproducing</w:t>
-      </w:r>
-      <w:r>
-        <w:rPr>
-          <w:rFonts w:ascii="Aptos" w:hAnsi="Aptos"/>
-        </w:rPr>
-        <w:t xml:space="preserve"> </w:t>
-      </w:r>
-      <w:r>
-        <w:rPr>
-          <w:rFonts w:ascii="Aptos" w:hAnsi="Aptos"/>
-        </w:rPr>
-        <w:t xml:space="preserve">this mesoscale </w:t>
-      </w:r>
-      <w:r>
-        <w:rPr>
-          <w:rFonts w:ascii="Aptos" w:hAnsi="Aptos"/>
-        </w:rPr>
-        <w:t xml:space="preserve">correlation have weaker </w:t>
-      </w:r>
-      <w:r>
-        <w:rPr>
-          <w:rFonts w:ascii="Aptos" w:hAnsi="Aptos"/>
-        </w:rPr>
-        <w:t xml:space="preserve">climate sensitivity. </w:t>
-      </w:r>
-      <w:r>
-        <w:rPr>
-          <w:rFonts w:ascii="Aptos" w:hAnsi="Aptos"/>
-        </w:rPr>
-        <w:t>Here</w:t>
-      </w:r>
-      <w:r>
-        <w:rPr>
-          <w:rFonts w:ascii="Aptos" w:hAnsi="Aptos"/>
-        </w:rPr>
-        <w:t xml:space="preserve"> we predict a decrease of shallow cumulus cloud fraction using a heuristic </w:t>
-      </w:r>
-      <w:r>
-        <w:rPr>
-          <w:rFonts w:ascii="Aptos" w:hAnsi="Aptos"/>
-        </w:rPr>
-        <w:t xml:space="preserve">model </w:t>
-      </w:r>
-      <w:r>
-        <w:rPr>
-          <w:rFonts w:ascii="Aptos" w:hAnsi="Aptos"/>
-        </w:rPr>
-        <w:t>of</w:t>
-      </w:r>
-      <w:r>
-        <w:rPr>
-          <w:rFonts w:ascii="Aptos" w:hAnsi="Aptos"/>
-        </w:rPr>
-        <w:t xml:space="preserve"> clouds </w:t>
-      </w:r>
-      <w:r>
-        <w:rPr>
-          <w:rFonts w:ascii="Aptos" w:hAnsi="Aptos"/>
-        </w:rPr>
-        <w:t>whose</w:t>
-      </w:r>
-      <w:r>
-        <w:rPr>
-          <w:rFonts w:ascii="Aptos" w:hAnsi="Aptos"/>
-        </w:rPr>
-        <w:t xml:space="preserve"> moisture flux balances</w:t>
-      </w:r>
-      <w:r>
-        <w:rPr>
-          <w:rFonts w:ascii="Aptos" w:hAnsi="Aptos"/>
-        </w:rPr>
-        <w:t xml:space="preserve"> </w:t>
-      </w:r>
-      <w:r>
-        <w:rPr>
-          <w:rFonts w:ascii="Aptos" w:hAnsi="Aptos"/>
-        </w:rPr>
-        <w:t>the</w:t>
-      </w:r>
-      <w:r>
-        <w:rPr>
-          <w:rFonts w:ascii="Aptos" w:hAnsi="Aptos"/>
-        </w:rPr>
-        <w:t xml:space="preserve"> drying by </w:t>
-      </w:r>
-      <w:r>
-        <w:rPr>
-          <w:rFonts w:ascii="Aptos" w:hAnsi="Aptos"/>
-        </w:rPr>
-        <w:t xml:space="preserve">the </w:t>
-      </w:r>
-      <w:r>
-        <w:rPr>
-          <w:rFonts w:ascii="Aptos" w:hAnsi="Aptos"/>
-        </w:rPr>
-        <w:t xml:space="preserve">large-scale </w:t>
-      </w:r>
-      <w:r>
-        <w:rPr>
-          <w:rFonts w:ascii="Aptos" w:hAnsi="Aptos"/>
-        </w:rPr>
-        <w:t>tropical atmospheric overturning</w:t>
-      </w:r>
-      <w:r>
-        <w:rPr>
-          <w:rFonts w:ascii="Aptos" w:hAnsi="Aptos"/>
-        </w:rPr>
-        <w:t xml:space="preserve"> circulation</w:t>
-      </w:r>
-      <w:r>
-        <w:rPr>
-          <w:rFonts w:ascii="Aptos" w:hAnsi="Aptos"/>
-        </w:rPr>
-        <w:t xml:space="preserve">. </w:t>
-      </w:r>
-      <w:r>
-        <w:rPr>
-          <w:rFonts w:ascii="Aptos" w:hAnsi="Aptos"/>
-        </w:rPr>
-        <w:t>Th</w:t>
-      </w:r>
-      <w:r>
-        <w:rPr>
-          <w:rFonts w:ascii="Aptos" w:hAnsi="Aptos"/>
-        </w:rPr>
-        <w:t xml:space="preserve">e </w:t>
-      </w:r>
-      <w:r>
-        <w:rPr>
-          <w:rFonts w:ascii="Aptos" w:hAnsi="Aptos"/>
-        </w:rPr>
-        <w:t xml:space="preserve">moisture balance predicts clouds decrease </w:t>
-      </w:r>
-      <w:r>
-        <w:rPr>
-          <w:rFonts w:ascii="Aptos" w:hAnsi="Aptos"/>
-        </w:rPr>
-        <w:t xml:space="preserve">with warming in </w:t>
-      </w:r>
-      <w:r>
-        <w:rPr>
-          <w:rFonts w:ascii="Aptos" w:hAnsi="Aptos"/>
-        </w:rPr>
-        <w:t>proportion</w:t>
-      </w:r>
-      <w:r>
-        <w:rPr>
-          <w:rFonts w:ascii="Aptos" w:hAnsi="Aptos"/>
-        </w:rPr>
-        <w:t xml:space="preserve"> to</w:t>
-      </w:r>
-      <w:r>
-        <w:rPr>
-          <w:rFonts w:ascii="Aptos" w:hAnsi="Aptos"/>
-        </w:rPr>
-        <w:t xml:space="preserve"> the </w:t>
-      </w:r>
-      <w:proofErr w:type="gramStart"/>
-      <w:r>
-        <w:rPr>
-          <w:rFonts w:ascii="Aptos" w:hAnsi="Aptos"/>
-        </w:rPr>
-        <w:t>large scale</w:t>
-      </w:r>
-      <w:proofErr w:type="gramEnd"/>
-      <w:r>
-        <w:rPr>
-          <w:rFonts w:ascii="Aptos" w:hAnsi="Aptos"/>
-        </w:rPr>
-        <w:t xml:space="preserve"> circulation</w:t>
-      </w:r>
-      <w:r>
-        <w:rPr>
-          <w:rFonts w:ascii="Aptos" w:hAnsi="Aptos"/>
-        </w:rPr>
-        <w:t xml:space="preserve">, which in turn decreases </w:t>
-      </w:r>
-      <w:r>
-        <w:rPr>
-          <w:rFonts w:ascii="Aptos" w:hAnsi="Aptos"/>
-        </w:rPr>
-        <w:t>5 % K</w:t>
-      </w:r>
-      <w:r>
-        <w:rPr>
-          <w:rFonts w:ascii="Aptos" w:hAnsi="Aptos"/>
-          <w:vertAlign w:val="superscript"/>
-        </w:rPr>
-        <w:t>-1</w:t>
-      </w:r>
-      <w:r>
-        <w:rPr>
-          <w:rFonts w:ascii="Aptos" w:hAnsi="Aptos"/>
-        </w:rPr>
-        <w:t xml:space="preserve"> </w:t>
-      </w:r>
-      <w:r>
-        <w:rPr>
-          <w:rFonts w:ascii="Aptos" w:hAnsi="Aptos"/>
-        </w:rPr>
-        <w:t xml:space="preserve">surface temperature </w:t>
-      </w:r>
-      <w:r>
-        <w:rPr>
-          <w:rFonts w:ascii="Aptos" w:hAnsi="Aptos"/>
-        </w:rPr>
-        <w:t>by energetics</w:t>
-      </w:r>
-      <w:r>
-        <w:rPr>
-          <w:rFonts w:ascii="Aptos" w:hAnsi="Aptos"/>
-        </w:rPr>
-        <w:t xml:space="preserve">. </w:t>
-      </w:r>
-      <w:r>
-        <w:rPr>
-          <w:rFonts w:ascii="Aptos" w:hAnsi="Aptos"/>
-        </w:rPr>
-        <w:t xml:space="preserve">Tuned to </w:t>
-      </w:r>
-      <w:r>
-        <w:rPr>
-          <w:rFonts w:ascii="Aptos" w:hAnsi="Aptos"/>
-        </w:rPr>
-        <w:t xml:space="preserve">the </w:t>
-      </w:r>
-      <w:r>
-        <w:rPr>
-          <w:rFonts w:ascii="Aptos" w:hAnsi="Aptos"/>
-        </w:rPr>
-        <w:t xml:space="preserve">observed </w:t>
-      </w:r>
-      <w:r>
-        <w:rPr>
-          <w:rFonts w:ascii="Aptos" w:hAnsi="Aptos"/>
-        </w:rPr>
-        <w:t xml:space="preserve">moisture budget and </w:t>
-      </w:r>
-      <w:r>
-        <w:rPr>
-          <w:rFonts w:ascii="Aptos" w:hAnsi="Aptos"/>
-        </w:rPr>
-        <w:t xml:space="preserve">cloud top height distribution, the cloud model independently </w:t>
-      </w:r>
-      <w:r>
-        <w:rPr>
-          <w:rFonts w:ascii="Aptos" w:hAnsi="Aptos"/>
-        </w:rPr>
-        <w:t>reproduces the mesoscale correlation of cloud fraction to cloud base mass flux found over the northeastern tropical Atlantic Ocean in EUREC4A.</w:t>
-      </w:r>
-    </w:p>
-    <w:p>
-      <w:pPr>
-        <w:pStyle w:val="Heading1"/>
-      </w:pPr>
-      <w:r>
-        <w:lastRenderedPageBreak/>
+      <w:r>
         <w:t>Abstract - alternate ideas</w:t>
       </w:r>
     </w:p>
@@ -857,7 +675,7 @@
           <w:szCs w:val="24"/>
           <w14:ligatures w14:val="none"/>
         </w:rPr>
-        <w:t xml:space="preserve">, </w:t>
+        <w:t xml:space="preserve">, in a steady climate, </w:t>
       </w:r>
       <w:r>
         <w:rPr>
@@ -868,7 +686,7 @@
           <w:szCs w:val="24"/>
           <w14:ligatures w14:val="none"/>
         </w:rPr>
-        <w:t xml:space="preserve">in a steady climate, </w:t>
+        <w:t xml:space="preserve">the moisture flux </w:t>
       </w:r>
       <w:r>
         <w:rPr>
@@ -879,7 +697,7 @@
           <w:szCs w:val="24"/>
           <w14:ligatures w14:val="none"/>
         </w:rPr>
-        <w:t xml:space="preserve">the moisture flux </w:t>
+        <w:t xml:space="preserve">by </w:t>
       </w:r>
       <w:r>
         <w:rPr>
@@ -890,7 +708,7 @@
           <w:szCs w:val="24"/>
           <w14:ligatures w14:val="none"/>
         </w:rPr>
-        <w:t xml:space="preserve">by </w:t>
+        <w:t>shallow cumulus cloud</w:t>
       </w:r>
       <w:r>
         <w:rPr>
@@ -901,8 +719,9 @@
           <w:szCs w:val="24"/>
           <w14:ligatures w14:val="none"/>
         </w:rPr>
-        <w:t>shallow cumulus cloud</w:t>
-      </w:r>
+        <w:t xml:space="preserve">s balances drying by the </w:t>
+      </w:r>
+      <w:proofErr w:type="gramStart"/>
       <w:r>
         <w:rPr>
           <w:rFonts w:ascii="Aptos" w:eastAsiaTheme="minorHAnsi" w:hAnsi="Aptos" w:cstheme="minorBidi"/>
@@ -912,9 +731,9 @@
           <w:szCs w:val="24"/>
           <w14:ligatures w14:val="none"/>
         </w:rPr>
-        <w:t xml:space="preserve">s balances drying by the </w:t>
-      </w:r>
-      <w:proofErr w:type="gramStart"/>
+        <w:t>large scale</w:t>
+      </w:r>
+      <w:proofErr w:type="gramEnd"/>
       <w:r>
         <w:rPr>
           <w:rFonts w:ascii="Aptos" w:eastAsiaTheme="minorHAnsi" w:hAnsi="Aptos" w:cstheme="minorBidi"/>
@@ -924,9 +743,8 @@
           <w:szCs w:val="24"/>
           <w14:ligatures w14:val="none"/>
         </w:rPr>
-        <w:t>large scale</w:t>
-      </w:r>
-      <w:proofErr w:type="gramEnd"/>
+        <w:t xml:space="preserve"> circulation.</w:t>
+      </w:r>
       <w:r>
         <w:rPr>
           <w:rFonts w:ascii="Aptos" w:eastAsiaTheme="minorHAnsi" w:hAnsi="Aptos" w:cstheme="minorBidi"/>
@@ -936,17 +754,6 @@
           <w:szCs w:val="24"/>
           <w14:ligatures w14:val="none"/>
         </w:rPr>
-        <w:t xml:space="preserve"> circulation.</w:t>
-      </w:r>
-      <w:r>
-        <w:rPr>
-          <w:rFonts w:ascii="Aptos" w:eastAsiaTheme="minorHAnsi" w:hAnsi="Aptos" w:cstheme="minorBidi"/>
-          <w:color w:val="auto"/>
-          <w:kern w:val="0"/>
-          <w:sz w:val="24"/>
-          <w:szCs w:val="24"/>
-          <w14:ligatures w14:val="none"/>
-        </w:rPr>
         <w:t xml:space="preserve"> </w:t>
       </w:r>
       <w:r>
@@ -1079,18 +886,7 @@
           <w:szCs w:val="24"/>
           <w14:ligatures w14:val="none"/>
         </w:rPr>
-        <w:t xml:space="preserve"> </w:t>
-      </w:r>
-      <w:r>
-        <w:rPr>
-          <w:rFonts w:ascii="Aptos" w:eastAsiaTheme="minorHAnsi" w:hAnsi="Aptos" w:cstheme="minorBidi"/>
-          <w:color w:val="000000" w:themeColor="text1"/>
-          <w:kern w:val="0"/>
-          <w:sz w:val="24"/>
-          <w:szCs w:val="24"/>
-          <w14:ligatures w14:val="none"/>
-        </w:rPr>
-        <w:t>(–5 % K</w:t>
+        <w:t xml:space="preserve"> (–5 % K</w:t>
       </w:r>
       <w:r>
         <w:rPr>
@@ -1113,7 +909,7 @@
           <w:szCs w:val="24"/>
           <w14:ligatures w14:val="none"/>
         </w:rPr>
-        <w:t>)</w:t>
+        <w:t>) reduction of their</w:t>
       </w:r>
       <w:r>
         <w:rPr>
@@ -1124,17 +920,6 @@
           <w:szCs w:val="24"/>
           <w14:ligatures w14:val="none"/>
         </w:rPr>
-        <w:t xml:space="preserve"> reduction of their</w:t>
-      </w:r>
-      <w:r>
-        <w:rPr>
-          <w:rFonts w:ascii="Aptos" w:eastAsiaTheme="minorHAnsi" w:hAnsi="Aptos" w:cstheme="minorBidi"/>
-          <w:color w:val="000000" w:themeColor="text1"/>
-          <w:kern w:val="0"/>
-          <w:sz w:val="24"/>
-          <w:szCs w:val="24"/>
-          <w14:ligatures w14:val="none"/>
-        </w:rPr>
         <w:t xml:space="preserve"> large-scale circulation.</w:t>
       </w:r>
       <w:r>
@@ -1157,18 +942,7 @@
           <w:szCs w:val="24"/>
           <w14:ligatures w14:val="none"/>
         </w:rPr>
-        <w:t>Humidity changes increase both large-scale drying and cloud moisture flux, with cancelling effects on cloud fraction.</w:t>
-      </w:r>
-      <w:r>
-        <w:rPr>
-          <w:rFonts w:ascii="Aptos" w:eastAsiaTheme="minorHAnsi" w:hAnsi="Aptos" w:cstheme="minorBidi"/>
-          <w:color w:val="215E99" w:themeColor="text2" w:themeTint="BF"/>
-          <w:kern w:val="0"/>
-          <w:sz w:val="24"/>
-          <w:szCs w:val="24"/>
-          <w14:ligatures w14:val="none"/>
-        </w:rPr>
-        <w:t xml:space="preserve"> </w:t>
+        <w:t xml:space="preserve">Humidity changes increase both large-scale drying and cloud moisture flux, with cancelling effects on cloud fraction. </w:t>
       </w:r>
       <w:r>
         <w:rPr>
@@ -1241,163 +1015,458 @@
         </w:rPr>
         <w:t xml:space="preserve">. </w:t>
       </w:r>
-      <w:r>
-        <w:rPr>
-          <w:rFonts w:ascii="Aptos" w:hAnsi="Aptos"/>
-        </w:rPr>
+    </w:p>
+    <w:p>
+      <w:pPr>
+        <w:pStyle w:val="FirstParagraph"/>
+        <w:spacing w:line="276" w:lineRule="auto"/>
+      </w:pPr>
+      <w:r>
+        <w:t xml:space="preserve">Climate models </w:t>
+      </w:r>
+      <w:r>
+        <w:t xml:space="preserve">have </w:t>
+      </w:r>
+      <w:r>
+        <w:t>optically thick (</w:t>
+      </w:r>
+      <m:oMath>
+        <m:r>
+          <w:rPr>
+            <w:rFonts w:ascii="Cambria Math" w:hAnsi="Cambria Math"/>
+          </w:rPr>
+          <m:t>τ</m:t>
+        </m:r>
+        <m:r>
+          <w:rPr>
+            <w:rFonts w:ascii="Cambria Math" w:eastAsiaTheme="minorEastAsia" w:hAnsi="Cambria Math"/>
+          </w:rPr>
+          <m:t>=</m:t>
+        </m:r>
+      </m:oMath>
+      <w:r>
+        <w:t xml:space="preserve"> 1.3-23) clouds (ISCCP, Zelinka XXXX, Webb XXXX) near cloud base. </w:t>
+      </w:r>
+      <w:r>
+        <w:t>Changes of clouds at cloud base amplif</w:t>
+      </w:r>
+      <w:r>
+        <w:t xml:space="preserve">y </w:t>
+      </w:r>
+      <w:r>
+        <w:t xml:space="preserve">low cloud </w:t>
+      </w:r>
+      <w:proofErr w:type="gramStart"/>
+      <w:r>
+        <w:t>feedbacks</w:t>
+      </w:r>
+      <w:proofErr w:type="gramEnd"/>
+      <w:r>
+        <w:t xml:space="preserve"> and widen the spread of climate projections.</w:t>
+      </w:r>
+      <w:r>
+        <w:t xml:space="preserve"> </w:t>
+      </w:r>
+      <w:r>
+        <w:rPr>
+          <w:rFonts w:ascii="Aptos" w:hAnsi="Aptos"/>
+        </w:rPr>
+        <w:t>P</w:t>
+      </w:r>
+      <w:r>
+        <w:rPr>
+          <w:rFonts w:ascii="Aptos" w:hAnsi="Aptos"/>
+        </w:rPr>
+        <w:t xml:space="preserve">ositive </w:t>
+      </w:r>
+      <w:proofErr w:type="gramStart"/>
+      <w:r>
+        <w:rPr>
+          <w:rFonts w:ascii="Aptos" w:hAnsi="Aptos"/>
+        </w:rPr>
+        <w:t>feedback</w:t>
+      </w:r>
+      <w:r>
+        <w:rPr>
+          <w:rFonts w:ascii="Aptos" w:hAnsi="Aptos"/>
+        </w:rPr>
+        <w:t>s</w:t>
+      </w:r>
+      <w:proofErr w:type="gramEnd"/>
+      <w:r>
+        <w:rPr>
+          <w:rFonts w:ascii="Aptos" w:hAnsi="Aptos"/>
+        </w:rPr>
+        <w:t xml:space="preserve"> due to reduction of </w:t>
+      </w:r>
+      <w:r>
+        <w:rPr>
+          <w:rFonts w:ascii="Aptos" w:hAnsi="Aptos"/>
+        </w:rPr>
+        <w:t>cloud</w:t>
+      </w:r>
+      <w:r>
+        <w:rPr>
+          <w:rFonts w:ascii="Aptos" w:hAnsi="Aptos"/>
+        </w:rPr>
+        <w:t xml:space="preserve"> </w:t>
+      </w:r>
+      <w:r>
+        <w:rPr>
+          <w:rFonts w:ascii="Aptos" w:hAnsi="Aptos"/>
+        </w:rPr>
+        <w:t>amount</w:t>
+      </w:r>
+      <w:r>
+        <w:rPr>
+          <w:rFonts w:ascii="Aptos" w:hAnsi="Aptos"/>
+        </w:rPr>
+        <w:t xml:space="preserve"> within </w:t>
+      </w:r>
+      <w:r>
+        <w:rPr>
+          <w:rFonts w:ascii="Aptos" w:hAnsi="Aptos"/>
+        </w:rPr>
+        <w:t>shallow cumulus cloud</w:t>
+      </w:r>
+      <w:r>
+        <w:rPr>
+          <w:rFonts w:ascii="Aptos" w:hAnsi="Aptos"/>
+        </w:rPr>
+        <w:t xml:space="preserve"> regime</w:t>
+      </w:r>
+      <w:r>
+        <w:rPr>
+          <w:rFonts w:ascii="Aptos" w:hAnsi="Aptos"/>
+        </w:rPr>
+        <w:t xml:space="preserve">s dominates </w:t>
+      </w:r>
+      <w:proofErr w:type="gramStart"/>
+      <w:r>
+        <w:rPr>
+          <w:rFonts w:ascii="Aptos" w:hAnsi="Aptos"/>
+        </w:rPr>
+        <w:t>feedbacks</w:t>
+      </w:r>
+      <w:proofErr w:type="gramEnd"/>
+      <w:r>
+        <w:rPr>
+          <w:rFonts w:ascii="Aptos" w:hAnsi="Aptos"/>
+        </w:rPr>
+        <w:t xml:space="preserve"> from changes in </w:t>
+      </w:r>
+      <w:r>
+        <w:rPr>
+          <w:rFonts w:ascii="Aptos" w:hAnsi="Aptos"/>
+        </w:rPr>
+        <w:t xml:space="preserve">the frequency of occurrence </w:t>
+      </w:r>
+      <w:r>
+        <w:rPr>
+          <w:rFonts w:ascii="Aptos" w:hAnsi="Aptos"/>
+        </w:rPr>
+        <w:t xml:space="preserve">(days per month) </w:t>
+      </w:r>
+      <w:r>
+        <w:rPr>
+          <w:rFonts w:ascii="Aptos" w:hAnsi="Aptos"/>
+        </w:rPr>
+        <w:t>across</w:t>
+      </w:r>
+      <w:r>
+        <w:rPr>
+          <w:rFonts w:ascii="Aptos" w:hAnsi="Aptos"/>
+        </w:rPr>
+        <w:t xml:space="preserve"> </w:t>
+      </w:r>
+      <w:r>
+        <w:rPr>
+          <w:rFonts w:ascii="Aptos" w:hAnsi="Aptos"/>
+        </w:rPr>
+        <w:t xml:space="preserve">the </w:t>
+      </w:r>
+      <w:r>
+        <w:rPr>
+          <w:rFonts w:ascii="Aptos" w:hAnsi="Aptos"/>
+        </w:rPr>
+        <w:t>regimes</w:t>
+      </w:r>
+      <w:r>
+        <w:rPr>
+          <w:rFonts w:ascii="Aptos" w:hAnsi="Aptos"/>
+        </w:rPr>
+        <w:t xml:space="preserve"> </w:t>
+      </w:r>
+      <w:r>
+        <w:rPr>
+          <w:rFonts w:ascii="Aptos" w:hAnsi="Aptos"/>
+        </w:rPr>
+        <w:t xml:space="preserve">(Zelinka et al. 2023). </w:t>
+      </w:r>
+      <w:r>
+        <w:t>L</w:t>
+      </w:r>
+      <w:r>
+        <w:t>ow</w:t>
+      </w:r>
+      <w:r>
+        <w:t xml:space="preserve"> cloud</w:t>
+      </w:r>
+      <w:r>
+        <w:t xml:space="preserve"> amount</w:t>
+      </w:r>
+      <w:r>
+        <w:t xml:space="preserve"> </w:t>
+      </w:r>
+      <w:r>
+        <w:t>is</w:t>
+      </w:r>
+      <w:r>
+        <w:t xml:space="preserve"> sensitive to humidity at cloud base</w:t>
+      </w:r>
+      <w:r>
+        <w:t xml:space="preserve"> </w:t>
+      </w:r>
+      <w:r>
+        <w:t>(Sherwood et al. 2014; Brient et al. 2016; Vial et al. 2017</w:t>
+      </w:r>
+      <w:r>
+        <w:t>)</w:t>
+      </w:r>
+      <w:r>
+        <w:t>, c</w:t>
+      </w:r>
+      <w:r>
+        <w:t>ontributing to the low cloud feedback</w:t>
+      </w:r>
+      <w:r>
+        <w:t>.</w:t>
+      </w:r>
+      <w:r>
+        <w:t xml:space="preserve"> In the </w:t>
+      </w:r>
+      <w:r>
+        <w:rPr>
+          <w:i/>
+          <w:iCs/>
+        </w:rPr>
+        <w:t>shallow cumulus</w:t>
+      </w:r>
+      <w:r>
+        <w:t xml:space="preserve"> cloud feedback,</w:t>
+      </w:r>
+      <w:r>
+        <w:t xml:space="preserve"> </w:t>
+      </w:r>
+      <w:r>
+        <w:t xml:space="preserve">cumulus clouds mix drier air </w:t>
+      </w:r>
+      <w:r>
+        <w:t>downward</w:t>
+      </w:r>
+      <w:r>
+        <w:t xml:space="preserve">, desiccating more extensive cloud-base clouds. </w:t>
+      </w:r>
+      <w:r>
+        <w:t>Unconstrained differences in the representation of this feedback are hypothesized to account for spread of climate sensitivity.</w:t>
+      </w:r>
+    </w:p>
+    <w:p>
+      <w:pPr>
+        <w:pStyle w:val="FirstParagraph"/>
+        <w:spacing w:line="276" w:lineRule="auto"/>
+      </w:pPr>
+      <w:r>
         <w:t>T</w:t>
       </w:r>
       <w:r>
-        <w:rPr>
-          <w:rFonts w:ascii="Aptos" w:hAnsi="Aptos"/>
-        </w:rPr>
-        <w:t xml:space="preserve">he positive feedback due to reduction of </w:t>
-      </w:r>
-      <w:r>
-        <w:rPr>
-          <w:rFonts w:ascii="Aptos" w:hAnsi="Aptos"/>
-        </w:rPr>
-        <w:t>cloud</w:t>
-      </w:r>
-      <w:r>
-        <w:rPr>
-          <w:rFonts w:ascii="Aptos" w:hAnsi="Aptos"/>
-        </w:rPr>
+        <w:t xml:space="preserve">he </w:t>
+      </w:r>
+      <w:r>
+        <w:t xml:space="preserve">strength of the </w:t>
+      </w:r>
+      <w:r>
+        <w:t xml:space="preserve">shallow cumulus cloud feedback has been questioned on several grounds: (1) </w:t>
+      </w:r>
+      <w:r>
+        <w:t>O</w:t>
+      </w:r>
+      <w:r>
+        <w:t>bservations</w:t>
+      </w:r>
+      <w:r>
         <w:t xml:space="preserve"> </w:t>
       </w:r>
       <w:r>
-        <w:rPr>
-          <w:rFonts w:ascii="Aptos" w:hAnsi="Aptos"/>
-        </w:rPr>
-        <w:t>amount</w:t>
-      </w:r>
-      <w:r>
-        <w:rPr>
-          <w:rFonts w:ascii="Aptos" w:hAnsi="Aptos"/>
-        </w:rPr>
-        <w:t xml:space="preserve"> within </w:t>
-      </w:r>
-      <w:r>
-        <w:rPr>
-          <w:rFonts w:ascii="Aptos" w:hAnsi="Aptos"/>
-        </w:rPr>
-        <w:t xml:space="preserve">shallow cumulus </w:t>
-      </w:r>
-      <w:r>
-        <w:rPr>
-          <w:rFonts w:ascii="Aptos" w:hAnsi="Aptos"/>
-        </w:rPr>
-        <w:t>cloud</w:t>
-      </w:r>
-      <w:r>
-        <w:rPr>
-          <w:rFonts w:ascii="Aptos" w:hAnsi="Aptos"/>
-        </w:rPr>
-        <w:t xml:space="preserve"> regime</w:t>
-      </w:r>
-      <w:r>
-        <w:rPr>
-          <w:rFonts w:ascii="Aptos" w:hAnsi="Aptos"/>
-        </w:rPr>
+        <w:t xml:space="preserve">and LES </w:t>
+      </w:r>
+      <w:r>
+        <w:t>suggest that subcloud layer turbulence moderates cloud base moisture</w:t>
+      </w:r>
+      <w:r>
+        <w:t xml:space="preserve"> and </w:t>
+      </w:r>
+      <w:r>
+        <w:t xml:space="preserve">cloud fraction </w:t>
+      </w:r>
+      <w:r>
+        <w:t>(Nuijens et al. 2013; Brient et al. 2016; Vial et al. 2017; Vogel et al. 2022</w:t>
+      </w:r>
+      <w:r>
+        <w:t xml:space="preserve">; Bretherton et al. 2013). </w:t>
+      </w:r>
+      <w:r>
+        <w:t xml:space="preserve">(2) In the winter northeastern tropical Pacific, </w:t>
+      </w:r>
+      <w:r>
         <w:t>s</w:t>
       </w:r>
       <w:r>
-        <w:rPr>
-          <w:rFonts w:ascii="Aptos" w:hAnsi="Aptos"/>
-        </w:rPr>
+        <w:t>atellite shallow cumulus clouds have 0.5-3 km heights and weak cloud fraction at cloud base (3 % by random overlap or 8 % by maximum overlap; Fig. 1)</w:t>
+      </w:r>
+      <w:r>
+        <w:t xml:space="preserve">. </w:t>
+      </w:r>
+      <w:r>
+        <w:t>EUREC4A airborne lidar and radar cloud-base cloud fraction is only 5.4 % (BASTILIAS XXXX, Vogel et al. 2022)</w:t>
+      </w:r>
+      <w:r>
+        <w:t xml:space="preserve">. (3) </w:t>
+      </w:r>
+      <w:r>
+        <w:t>All</w:t>
+      </w:r>
+      <w:r>
+        <w:t xml:space="preserve"> CMIP6 atmosphere models </w:t>
+      </w:r>
+      <w:r>
+        <w:t>in</w:t>
+      </w:r>
+      <w:r>
+        <w:t xml:space="preserve"> the Cloud Forcing Intercomparison Project (CFMIP) have excessive stratocumulus clouds</w:t>
+      </w:r>
+      <w:r>
         <w:t xml:space="preserve"> </w:t>
       </w:r>
       <w:r>
-        <w:rPr>
-          <w:rFonts w:ascii="Aptos" w:hAnsi="Aptos"/>
-        </w:rPr>
-        <w:t xml:space="preserve">dominates </w:t>
+        <w:t>(</w:t>
+      </w:r>
+      <m:oMath>
+        <m:r>
+          <w:rPr>
+            <w:rFonts w:ascii="Cambria Math" w:hAnsi="Cambria Math"/>
+          </w:rPr>
+          <m:t>3.6≤τ&lt;23)</m:t>
+        </m:r>
+      </m:oMath>
+      <w:r>
+        <w:rPr>
+          <w:rFonts w:eastAsiaTheme="minorEastAsia"/>
+        </w:rPr>
+        <w:t xml:space="preserve"> </w:t>
+      </w:r>
+      <w:r>
+        <w:t>in the northern tropical Atlantic</w:t>
+      </w:r>
+      <w:r>
+        <w:t xml:space="preserve">, </w:t>
+      </w:r>
+      <w:r>
+        <w:t>but</w:t>
+      </w:r>
+      <w:r>
+        <w:t xml:space="preserve"> the</w:t>
+      </w:r>
+      <w:r>
+        <w:t>se</w:t>
+      </w:r>
+      <w:r>
+        <w:t xml:space="preserve"> stratocumulus clouds </w:t>
+      </w:r>
+      <w:r>
+        <w:t>increase with</w:t>
+      </w:r>
+      <w:r>
+        <w:t xml:space="preserve"> warming</w:t>
+      </w:r>
+      <w:r>
+        <w:t xml:space="preserve"> in 4 of 5 models</w:t>
+      </w:r>
+      <w:r>
+        <w:t xml:space="preserve">, </w:t>
       </w:r>
       <w:proofErr w:type="gramStart"/>
       <w:r>
-        <w:rPr>
-          <w:rFonts w:ascii="Aptos" w:hAnsi="Aptos"/>
-        </w:rPr>
-        <w:t>feedbacks</w:t>
+        <w:t>a</w:t>
+      </w:r>
+      <w:r>
+        <w:t xml:space="preserve"> </w:t>
+      </w:r>
+      <w:r>
+        <w:t>negative feedback (Huang et al. 2026)</w:t>
       </w:r>
       <w:proofErr w:type="gramEnd"/>
       <w:r>
-        <w:rPr>
-          <w:rFonts w:ascii="Aptos" w:hAnsi="Aptos"/>
-        </w:rPr>
-        <w:t xml:space="preserve"> from </w:t>
-      </w:r>
-      <w:r>
-        <w:rPr>
-          <w:rFonts w:ascii="Aptos" w:hAnsi="Aptos"/>
-        </w:rPr>
-        <w:t>changes in cloud properties within regimes</w:t>
-      </w:r>
-      <w:r>
-        <w:rPr>
-          <w:rFonts w:ascii="Aptos" w:hAnsi="Aptos"/>
-        </w:rPr>
-        <w:t xml:space="preserve">, and those due to changes in </w:t>
-      </w:r>
-      <w:r>
-        <w:rPr>
-          <w:rFonts w:ascii="Aptos" w:hAnsi="Aptos"/>
-        </w:rPr>
-        <w:t xml:space="preserve">frequency </w:t>
-      </w:r>
-      <w:r>
-        <w:rPr>
-          <w:rFonts w:ascii="Aptos" w:hAnsi="Aptos"/>
-        </w:rPr>
-        <w:t xml:space="preserve">(days per month) </w:t>
-      </w:r>
-      <w:r>
-        <w:rPr>
-          <w:rFonts w:ascii="Aptos" w:hAnsi="Aptos"/>
-        </w:rPr>
-        <w:t xml:space="preserve">of occurrence among </w:t>
-      </w:r>
-      <w:r>
-        <w:rPr>
-          <w:rFonts w:ascii="Aptos" w:hAnsi="Aptos"/>
-        </w:rPr>
-        <w:t>cloud</w:t>
-      </w:r>
-      <w:r>
-        <w:rPr>
-          <w:rFonts w:ascii="Aptos" w:hAnsi="Aptos"/>
-        </w:rPr>
-        <w:t xml:space="preserve"> regimes</w:t>
-      </w:r>
-      <w:r>
-        <w:rPr>
-          <w:rFonts w:ascii="Aptos" w:hAnsi="Aptos"/>
-        </w:rPr>
-        <w:t xml:space="preserve"> </w:t>
-      </w:r>
-      <w:r>
-        <w:rPr>
-          <w:rFonts w:ascii="Aptos" w:hAnsi="Aptos"/>
-        </w:rPr>
-        <w:t>(Zelinka et al. 202</w:t>
-      </w:r>
-      <w:r>
-        <w:rPr>
-          <w:rFonts w:ascii="Aptos" w:hAnsi="Aptos"/>
-        </w:rPr>
-        <w:t>3</w:t>
-      </w:r>
-      <w:r>
-        <w:rPr>
-          <w:rFonts w:ascii="Aptos" w:hAnsi="Aptos"/>
-        </w:rPr>
-        <w:t>)</w:t>
-      </w:r>
-      <w:r>
-        <w:rPr>
-          <w:rFonts w:ascii="Aptos" w:hAnsi="Aptos"/>
-        </w:rPr>
-        <w:t xml:space="preserve">. </w:t>
+        <w:t>.</w:t>
+      </w:r>
+    </w:p>
+    <w:p>
+      <w:pPr>
+        <w:pStyle w:val="BodyText"/>
+      </w:pPr>
+      <w:r>
+        <w:rPr>
+          <w:noProof/>
+        </w:rPr>
+        <w:drawing>
+          <wp:inline distT="0" distB="0" distL="0" distR="0" wp14:anchorId="7B8CA703" wp14:editId="5DF00B8F">
+            <wp:extent cx="5003800" cy="3759200"/>
+            <wp:effectExtent l="0" t="0" r="0" b="0"/>
+            <wp:docPr id="733237792" name="Picture 1" descr="A graph of different types of reflectance&#10;&#10;AI-generated content may be incorrect."/>
+            <wp:cNvGraphicFramePr>
+              <a:graphicFrameLocks xmlns:a="http://schemas.openxmlformats.org/drawingml/2006/main" noChangeAspect="1"/>
+            </wp:cNvGraphicFramePr>
+            <a:graphic xmlns:a="http://schemas.openxmlformats.org/drawingml/2006/main">
+              <a:graphicData uri="http://schemas.openxmlformats.org/drawingml/2006/picture">
+                <pic:pic xmlns:pic="http://schemas.openxmlformats.org/drawingml/2006/picture">
+                  <pic:nvPicPr>
+                    <pic:cNvPr id="623495658" name="Picture 1" descr="A graph of different types of reflectance&#10;&#10;AI-generated content may be incorrect."/>
+                    <pic:cNvPicPr/>
+                  </pic:nvPicPr>
+                  <pic:blipFill>
+                    <a:blip r:embed="rId5">
+                      <a:extLst>
+                        <a:ext uri="{28A0092B-C50C-407E-A947-70E740481C1C}">
+                          <a14:useLocalDpi xmlns:a14="http://schemas.microsoft.com/office/drawing/2010/main" val="0"/>
+                        </a:ext>
+                      </a:extLst>
+                    </a:blip>
+                    <a:stretch>
+                      <a:fillRect/>
+                    </a:stretch>
+                  </pic:blipFill>
+                  <pic:spPr>
+                    <a:xfrm>
+                      <a:off x="0" y="0"/>
+                      <a:ext cx="5003800" cy="3759200"/>
+                    </a:xfrm>
+                    <a:prstGeom prst="rect">
+                      <a:avLst/>
+                    </a:prstGeom>
+                  </pic:spPr>
+                </pic:pic>
+              </a:graphicData>
+            </a:graphic>
+          </wp:inline>
+        </w:drawing>
+      </w:r>
+    </w:p>
+    <w:p>
+      <w:pPr>
+        <w:pStyle w:val="BodyText"/>
+      </w:pPr>
+      <w:r>
+        <w:t>Fig 1.</w:t>
       </w:r>
     </w:p>
     <w:p>
@@ -1519,14 +1588,7 @@
         <w:rPr>
           <w:rFonts w:ascii="Aptos" w:hAnsi="Aptos"/>
         </w:rPr>
-        <w:t xml:space="preserve"> circulation </w:t>
-      </w:r>
-      <w:r>
-        <w:rPr>
-          <w:rFonts w:ascii="Aptos" w:hAnsi="Aptos"/>
-        </w:rPr>
-        <w:lastRenderedPageBreak/>
-        <w:t>is thus compensated by the opposite moistening by the divergence of the shallow cumulus cloud eddy flux.</w:t>
+        <w:t xml:space="preserve"> circulation is thus compensated by the opposite moistening by the divergence of the shallow cumulus cloud eddy flux.</w:t>
       </w:r>
     </w:p>
     <w:p>
@@ -1538,19 +1600,83 @@
       </w:r>
     </w:p>
     <w:p>
+      <w:proofErr w:type="gramStart"/>
+      <w:r>
+        <w:t>T</w:t>
+      </w:r>
+      <w:r>
+        <w:t>he Dynamical Inhibition of Moisture (DIM) cloud equilibrium hypothesis,</w:t>
+      </w:r>
+      <w:proofErr w:type="gramEnd"/>
+      <w:r>
+        <w:t xml:space="preserve"> </w:t>
+      </w:r>
+      <w:r>
+        <w:t>predicts the</w:t>
+      </w:r>
+      <w:r>
+        <w:t xml:space="preserve"> direct effect of large-scale circulation on shallow cumulus clouds. </w:t>
+      </w:r>
+      <w:r>
+        <w:t xml:space="preserve">For </w:t>
+      </w:r>
+      <w:r>
+        <w:t>a climatological mean with a balanced moisture budge</w:t>
+      </w:r>
+      <w:r>
+        <w:t>, t</w:t>
+      </w:r>
+      <w:r>
+        <w:t>he DIM hypothesis predicts a reduction of shallow c</w:t>
+      </w:r>
+      <w:r>
+        <w:t>umulus clouds,</w:t>
+      </w:r>
+      <w:r>
+        <w:t xml:space="preserve"> </w:t>
+      </w:r>
+      <w:r>
+        <w:t>dimming</w:t>
+      </w:r>
+      <w:r>
+        <w:rPr>
+          <w:i/>
+          <w:iCs/>
+        </w:rPr>
+        <w:t xml:space="preserve"> </w:t>
+      </w:r>
+      <w:r>
+        <w:t>the planetary albedo</w:t>
+      </w:r>
+      <w:r>
+        <w:t xml:space="preserve">, with </w:t>
+      </w:r>
+      <w:proofErr w:type="gramStart"/>
+      <w:r>
+        <w:t>a weak positive feedback</w:t>
+      </w:r>
+      <w:proofErr w:type="gramEnd"/>
+      <w:r>
+        <w:t xml:space="preserve"> that scales with the shallow cumulus cloud fraction.</w:t>
+      </w:r>
+    </w:p>
+    <w:p>
       <w:pPr>
         <w:rPr>
           <w:rFonts w:eastAsiaTheme="minorEastAsia"/>
         </w:rPr>
       </w:pPr>
       <w:r>
-        <w:t>We propose the</w:t>
+        <w:t>In</w:t>
+      </w:r>
+      <w:r>
+        <w:t xml:space="preserve"> the</w:t>
       </w:r>
       <w:r>
         <w:t xml:space="preserve"> dynamical inhibition of moisture flux (DIM) hypothesis</w:t>
       </w:r>
       <w:r>
-        <w:t xml:space="preserve">: </w:t>
+        <w:t xml:space="preserve"> </w:t>
       </w:r>
       <w:r>
         <w:t xml:space="preserve">shallow cumulus cloud fraction </w:t>
@@ -1629,19 +1755,19 @@
         <w:rPr>
           <w:rFonts w:eastAsiaTheme="minorEastAsia"/>
         </w:rPr>
-        <w:t xml:space="preserve"> on relationships</w:t>
-      </w:r>
-      <w:r>
-        <w:rPr>
-          <w:rFonts w:eastAsiaTheme="minorEastAsia"/>
-        </w:rPr>
-        <w:t xml:space="preserve"> in three parts</w:t>
-      </w:r>
-      <w:r>
-        <w:rPr>
-          <w:rFonts w:eastAsiaTheme="minorEastAsia"/>
-        </w:rPr>
-        <w:t>:</w:t>
+        <w:t xml:space="preserve"> on </w:t>
+      </w:r>
+      <w:r>
+        <w:rPr>
+          <w:rFonts w:eastAsiaTheme="minorEastAsia"/>
+        </w:rPr>
+        <w:t xml:space="preserve">three </w:t>
+      </w:r>
+      <w:r>
+        <w:rPr>
+          <w:rFonts w:eastAsiaTheme="minorEastAsia"/>
+        </w:rPr>
+        <w:t>relationships:</w:t>
       </w:r>
     </w:p>
     <w:p>
@@ -1652,85 +1778,14 @@
           <w:numId w:val="3"/>
         </w:numPr>
       </w:pPr>
-      <m:oMath>
-        <m:r>
-          <m:rPr>
-            <m:sty m:val="bi"/>
-          </m:rPr>
-          <w:rPr>
-            <w:rFonts w:ascii="Cambria Math" w:hAnsi="Cambria Math"/>
-          </w:rPr>
-          <m:t>d</m:t>
-        </m:r>
-        <m:func>
-          <m:funcPr>
-            <m:ctrlPr>
-              <w:rPr>
-                <w:rFonts w:ascii="Cambria Math" w:hAnsi="Cambria Math"/>
-                <w:b/>
-                <w:bCs/>
-                <w:i/>
-              </w:rPr>
-            </m:ctrlPr>
-          </m:funcPr>
-          <m:fName>
-            <m:r>
-              <m:rPr>
-                <m:sty m:val="b"/>
-              </m:rPr>
-              <w:rPr>
-                <w:rFonts w:ascii="Cambria Math" w:hAnsi="Cambria Math"/>
-              </w:rPr>
-              <m:t>ln</m:t>
-            </m:r>
-          </m:fName>
-          <m:e>
-            <m:r>
-              <m:rPr>
-                <m:sty m:val="bi"/>
-              </m:rPr>
-              <w:rPr>
-                <w:rFonts w:ascii="Cambria Math" w:hAnsi="Cambria Math"/>
-              </w:rPr>
-              <m:t>W</m:t>
-            </m:r>
-          </m:e>
-        </m:func>
-        <m:r>
-          <m:rPr>
-            <m:sty m:val="bi"/>
-          </m:rPr>
-          <w:rPr>
-            <w:rFonts w:ascii="Cambria Math" w:hAnsi="Cambria Math"/>
-          </w:rPr>
-          <m:t>/dT&lt;0</m:t>
-        </m:r>
-      </m:oMath>
-      <w:r>
-        <w:rPr>
-          <w:rFonts w:eastAsiaTheme="minorEastAsia"/>
-          <w:b/>
-          <w:bCs/>
-        </w:rPr>
-        <w:t>:</w:t>
-      </w:r>
-      <w:r>
-        <w:t xml:space="preserve"> </w:t>
-      </w:r>
-      <w:r>
-        <w:t>The subsidence decreases with warming. Held and Soden (2006</w:t>
-      </w:r>
-      <w:r>
-        <w:t>, HS06</w:t>
-      </w:r>
-      <w:r>
-        <w:t xml:space="preserve">) hypothesize </w:t>
-      </w:r>
-      <w:r>
-        <w:t>based on</w:t>
-      </w:r>
-      <w:r>
-        <w:t xml:space="preserve"> energetics that </w:t>
+      <w:r>
+        <w:t>S</w:t>
+      </w:r>
+      <w:r>
+        <w:t>ubsidence decreases with warming</w:t>
+      </w:r>
+      <w:r>
+        <w:t xml:space="preserve"> (</w:t>
       </w:r>
       <m:oMath>
         <m:r>
@@ -1744,6 +1799,7 @@
             <m:ctrlPr>
               <w:rPr>
                 <w:rFonts w:ascii="Cambria Math" w:hAnsi="Cambria Math"/>
+                <w:bCs/>
                 <w:i/>
               </w:rPr>
             </m:ctrlPr>
@@ -1772,25 +1828,72 @@
           <w:rPr>
             <w:rFonts w:ascii="Cambria Math" w:hAnsi="Cambria Math"/>
           </w:rPr>
-          <m:t>/</m:t>
+          <m:t>/dT&lt;0</m:t>
         </m:r>
+      </m:oMath>
+      <w:r>
+        <w:rPr>
+          <w:rFonts w:eastAsiaTheme="minorEastAsia"/>
+          <w:bCs/>
+        </w:rPr>
+        <w:t>)</w:t>
+      </w:r>
+      <w:r>
+        <w:t>. Held and Soden (2006</w:t>
+      </w:r>
+      <w:r>
+        <w:t>, HS06</w:t>
+      </w:r>
+      <w:r>
+        <w:t xml:space="preserve">) hypothesize </w:t>
+      </w:r>
+      <w:r>
+        <w:t>based on</w:t>
+      </w:r>
+      <w:r>
+        <w:t xml:space="preserve"> energetics that </w:t>
+      </w:r>
+      <m:oMath>
         <m:r>
           <w:rPr>
             <w:rFonts w:ascii="Cambria Math" w:hAnsi="Cambria Math"/>
           </w:rPr>
-          <m:t>dT</m:t>
+          <m:t>d</m:t>
         </m:r>
+        <m:func>
+          <m:funcPr>
+            <m:ctrlPr>
+              <w:rPr>
+                <w:rFonts w:ascii="Cambria Math" w:hAnsi="Cambria Math"/>
+                <w:i/>
+              </w:rPr>
+            </m:ctrlPr>
+          </m:funcPr>
+          <m:fName>
+            <m:r>
+              <m:rPr>
+                <m:sty m:val="p"/>
+              </m:rPr>
+              <w:rPr>
+                <w:rFonts w:ascii="Cambria Math" w:hAnsi="Cambria Math"/>
+              </w:rPr>
+              <m:t>ln</m:t>
+            </m:r>
+          </m:fName>
+          <m:e>
+            <m:r>
+              <w:rPr>
+                <w:rFonts w:ascii="Cambria Math" w:hAnsi="Cambria Math"/>
+              </w:rPr>
+              <m:t>W</m:t>
+            </m:r>
+          </m:e>
+        </m:func>
         <m:r>
           <w:rPr>
             <w:rFonts w:ascii="Cambria Math" w:hAnsi="Cambria Math"/>
           </w:rPr>
-          <m:t>≈</m:t>
-        </m:r>
-        <m:r>
-          <w:rPr>
-            <w:rFonts w:ascii="Cambria Math" w:hAnsi="Cambria Math"/>
-          </w:rPr>
-          <m:t xml:space="preserve">-5 % </m:t>
+          <m:t xml:space="preserve">/dT≈-5 % </m:t>
         </m:r>
         <m:sSup>
           <m:sSupPr>
@@ -1887,11 +1990,35 @@
           <w:numId w:val="3"/>
         </w:numPr>
       </w:pPr>
+      <w:r>
+        <w:t>T</w:t>
+      </w:r>
+      <w:r>
+        <w:t xml:space="preserve">he </w:t>
+      </w:r>
+      <w:r>
+        <w:t xml:space="preserve">vertical </w:t>
+      </w:r>
+      <w:r>
+        <w:t xml:space="preserve">cloud moisture flux divergence </w:t>
+      </w:r>
+      <w:r>
+        <w:t xml:space="preserve">source </w:t>
+      </w:r>
+      <w:r>
+        <w:t xml:space="preserve">balances the drying </w:t>
+      </w:r>
+      <w:r>
+        <w:t xml:space="preserve">sink </w:t>
+      </w:r>
+      <w:r>
+        <w:rPr>
+          <w:rFonts w:eastAsiaTheme="minorEastAsia"/>
+        </w:rPr>
+        <w:t>(</w:t>
+      </w:r>
       <m:oMath>
         <m:r>
-          <m:rPr>
-            <m:sty m:val="bi"/>
-          </m:rPr>
           <w:rPr>
             <w:rFonts w:ascii="Cambria Math" w:hAnsi="Cambria Math"/>
           </w:rPr>
@@ -1901,40 +2028,14 @@
       <w:r>
         <w:rPr>
           <w:rFonts w:eastAsiaTheme="minorEastAsia"/>
-          <w:b/>
-          <w:bCs/>
-        </w:rPr>
-        <w:t xml:space="preserve">: </w:t>
-      </w:r>
-      <w:r>
-        <w:t xml:space="preserve">The </w:t>
-      </w:r>
-      <w:r>
-        <w:t>central</w:t>
-      </w:r>
-      <w:r>
-        <w:t xml:space="preserve"> part of th</w:t>
-      </w:r>
-      <w:r>
-        <w:t xml:space="preserve">e DIM </w:t>
-      </w:r>
-      <w:r>
-        <w:t xml:space="preserve">hypothesis is that the </w:t>
-      </w:r>
-      <w:r>
-        <w:t xml:space="preserve">vertical </w:t>
-      </w:r>
-      <w:r>
-        <w:t xml:space="preserve">cloud moisture flux divergence </w:t>
-      </w:r>
-      <w:r>
-        <w:t xml:space="preserve">source </w:t>
-      </w:r>
-      <w:r>
-        <w:t xml:space="preserve">balances the drying </w:t>
-      </w:r>
-      <w:r>
-        <w:t xml:space="preserve">sink </w:t>
+        </w:rPr>
+        <w:t>)</w:t>
+      </w:r>
+      <w:r>
+        <w:rPr>
+          <w:rFonts w:eastAsiaTheme="minorEastAsia"/>
+        </w:rPr>
+        <w:t xml:space="preserve"> </w:t>
       </w:r>
       <w:r>
         <w:t xml:space="preserve">by </w:t>
@@ -1957,7 +2058,13 @@
         <w:rPr>
           <w:rFonts w:eastAsiaTheme="minorEastAsia"/>
         </w:rPr>
-        <w:t xml:space="preserve"> through,</w:t>
+        <w:t xml:space="preserve"> </w:t>
+      </w:r>
+      <w:r>
+        <w:rPr>
+          <w:rFonts w:eastAsiaTheme="minorEastAsia"/>
+        </w:rPr>
+        <w:t>through,</w:t>
       </w:r>
       <w:r>
         <w:rPr>
@@ -1970,19 +2077,7 @@
           <w:rPr>
             <w:rFonts w:ascii="Cambria Math" w:eastAsiaTheme="minorEastAsia" w:hAnsi="Cambria Math"/>
           </w:rPr>
-          <m:t xml:space="preserve">0=-∂/∂z </m:t>
-        </m:r>
-        <m:r>
-          <w:rPr>
-            <w:rFonts w:ascii="Cambria Math" w:eastAsiaTheme="minorEastAsia" w:hAnsi="Cambria Math"/>
-          </w:rPr>
-          <m:t>[</m:t>
-        </m:r>
-        <m:r>
-          <w:rPr>
-            <w:rFonts w:ascii="Cambria Math" w:eastAsiaTheme="minorEastAsia" w:hAnsi="Cambria Math"/>
-          </w:rPr>
-          <m:t>M</m:t>
+          <m:t>0=-∂/∂z [M</m:t>
         </m:r>
         <m:d>
           <m:dPr>
@@ -2058,13 +2153,7 @@
           <w:rPr>
             <w:rFonts w:ascii="Cambria Math" w:eastAsiaTheme="minorEastAsia" w:hAnsi="Cambria Math"/>
           </w:rPr>
-          <m:t>]</m:t>
-        </m:r>
-        <m:r>
-          <w:rPr>
-            <w:rFonts w:ascii="Cambria Math" w:eastAsiaTheme="minorEastAsia" w:hAnsi="Cambria Math"/>
-          </w:rPr>
-          <m:t>-W∂</m:t>
+          <m:t>]-W∂</m:t>
         </m:r>
         <m:sSub>
           <m:sSubPr>
@@ -2315,12 +2404,21 @@
       <w:r>
         <w:rPr>
           <w:rFonts w:eastAsiaTheme="minorEastAsia"/>
+          <w:color w:val="4EA72E" w:themeColor="accent6"/>
+        </w:rPr>
+        <w:t>[</w:t>
+      </w:r>
+      <w:r>
+        <w:rPr>
+          <w:rFonts w:eastAsiaTheme="minorEastAsia"/>
+          <w:color w:val="4EA72E" w:themeColor="accent6"/>
         </w:rPr>
         <w:t>We c</w:t>
       </w:r>
       <w:r>
         <w:rPr>
           <w:rFonts w:eastAsiaTheme="minorEastAsia"/>
+          <w:color w:val="4EA72E" w:themeColor="accent6"/>
         </w:rPr>
         <w:t xml:space="preserve">ompare cumulus mass flux </w:t>
       </w:r>
@@ -2328,6 +2426,7 @@
         <m:r>
           <w:rPr>
             <w:rFonts w:ascii="Cambria Math" w:eastAsiaTheme="minorEastAsia" w:hAnsi="Cambria Math"/>
+            <w:color w:val="4EA72E" w:themeColor="accent6"/>
           </w:rPr>
           <m:t>M</m:t>
         </m:r>
@@ -2335,12 +2434,14 @@
       <w:r>
         <w:rPr>
           <w:rFonts w:eastAsiaTheme="minorEastAsia"/>
+          <w:color w:val="4EA72E" w:themeColor="accent6"/>
         </w:rPr>
         <w:t xml:space="preserve"> </w:t>
       </w:r>
       <w:r>
         <w:rPr>
           <w:rFonts w:eastAsiaTheme="minorEastAsia"/>
+          <w:color w:val="4EA72E" w:themeColor="accent6"/>
         </w:rPr>
         <w:t xml:space="preserve">and </w:t>
       </w:r>
@@ -2348,6 +2449,7 @@
         <m:r>
           <w:rPr>
             <w:rFonts w:ascii="Cambria Math" w:eastAsiaTheme="minorEastAsia" w:hAnsi="Cambria Math"/>
+            <w:color w:val="4EA72E" w:themeColor="accent6"/>
           </w:rPr>
           <m:t>W</m:t>
         </m:r>
@@ -2355,12 +2457,14 @@
       <w:r>
         <w:rPr>
           <w:rFonts w:eastAsiaTheme="minorEastAsia"/>
+          <w:color w:val="4EA72E" w:themeColor="accent6"/>
         </w:rPr>
         <w:t xml:space="preserve"> from CFMIP models</w:t>
       </w:r>
       <w:r>
         <w:rPr>
           <w:rFonts w:eastAsiaTheme="minorEastAsia"/>
+          <w:color w:val="4EA72E" w:themeColor="accent6"/>
         </w:rPr>
         <w:t xml:space="preserve"> in Fig. </w:t>
       </w:r>
@@ -2368,6 +2472,7 @@
       <w:r>
         <w:rPr>
           <w:rFonts w:eastAsiaTheme="minorEastAsia"/>
+          <w:color w:val="4EA72E" w:themeColor="accent6"/>
         </w:rPr>
         <w:t>CFMWa</w:t>
       </w:r>
@@ -2375,12 +2480,21 @@
       <w:r>
         <w:rPr>
           <w:rFonts w:eastAsiaTheme="minorEastAsia"/>
+          <w:color w:val="4EA72E" w:themeColor="accent6"/>
         </w:rPr>
         <w:t>.</w:t>
       </w:r>
       <w:r>
         <w:rPr>
           <w:rFonts w:eastAsiaTheme="minorEastAsia"/>
+          <w:color w:val="4EA72E" w:themeColor="accent6"/>
+        </w:rPr>
+        <w:t>]</w:t>
+      </w:r>
+      <w:r>
+        <w:rPr>
+          <w:rFonts w:eastAsiaTheme="minorEastAsia"/>
+          <w:color w:val="4EA72E" w:themeColor="accent6"/>
         </w:rPr>
         <w:t xml:space="preserve"> </w:t>
       </w:r>
@@ -2394,13 +2508,13 @@
         <w:rPr>
           <w:rFonts w:eastAsiaTheme="minorEastAsia"/>
         </w:rPr>
-        <w:t xml:space="preserve">oisture balance </w:t>
-      </w:r>
-      <w:r>
-        <w:rPr>
-          <w:rFonts w:eastAsiaTheme="minorEastAsia"/>
-        </w:rPr>
-        <w:t>by fiat, we assess</w:t>
+        <w:t>oisture balance</w:t>
+      </w:r>
+      <w:r>
+        <w:rPr>
+          <w:rFonts w:eastAsiaTheme="minorEastAsia"/>
+        </w:rPr>
+        <w:t>, we assess</w:t>
       </w:r>
       <w:r>
         <w:rPr>
@@ -2516,61 +2630,21 @@
           <w:ilvl w:val="0"/>
           <w:numId w:val="3"/>
         </w:numPr>
+        <w:rPr>
+          <w:color w:val="4EA72E" w:themeColor="accent6"/>
+        </w:rPr>
       </w:pPr>
-      <m:oMath>
-        <m:r>
-          <m:rPr>
-            <m:sty m:val="bi"/>
-          </m:rPr>
-          <w:rPr>
-            <w:rFonts w:ascii="Cambria Math" w:eastAsiaTheme="minorEastAsia" w:hAnsi="Cambria Math"/>
-          </w:rPr>
-          <m:t>C∝M</m:t>
-        </m:r>
-      </m:oMath>
-      <w:r>
-        <w:rPr>
-          <w:rFonts w:eastAsiaTheme="minorEastAsia"/>
-          <w:b/>
-          <w:bCs/>
-        </w:rPr>
-        <w:t>:</w:t>
-      </w:r>
-      <w:r>
-        <w:rPr>
-          <w:rFonts w:eastAsiaTheme="minorEastAsia"/>
-        </w:rPr>
-        <w:t xml:space="preserve"> </w:t>
-      </w:r>
-      <w:r>
-        <w:rPr>
-          <w:rFonts w:eastAsiaTheme="minorEastAsia"/>
-        </w:rPr>
-        <w:t xml:space="preserve"> </w:t>
-      </w:r>
-      <w:r>
-        <w:rPr>
-          <w:rFonts w:eastAsiaTheme="minorEastAsia"/>
-        </w:rPr>
-        <w:t xml:space="preserve">We </w:t>
-      </w:r>
-      <w:r>
-        <w:rPr>
-          <w:rFonts w:eastAsiaTheme="minorEastAsia"/>
-        </w:rPr>
-        <w:t xml:space="preserve">also </w:t>
-      </w:r>
-      <w:r>
-        <w:rPr>
-          <w:rFonts w:eastAsiaTheme="minorEastAsia"/>
-        </w:rPr>
-        <w:t>hypothesize that the</w:t>
-      </w:r>
-      <w:r>
-        <w:rPr>
-          <w:rFonts w:eastAsiaTheme="minorEastAsia"/>
-        </w:rPr>
-        <w:t xml:space="preserve"> cloud fraction </w:t>
+      <w:r>
+        <w:rPr>
+          <w:rFonts w:eastAsiaTheme="minorEastAsia"/>
+        </w:rPr>
+        <w:t xml:space="preserve">The shallow cumulus </w:t>
+      </w:r>
+      <w:r>
+        <w:rPr>
+          <w:rFonts w:eastAsiaTheme="minorEastAsia"/>
+        </w:rPr>
+        <w:t xml:space="preserve">cloud fraction </w:t>
       </w:r>
       <m:oMath>
         <m:r>
@@ -2609,26 +2683,14 @@
           <w:rPr>
             <w:rFonts w:ascii="Cambria Math" w:eastAsiaTheme="minorEastAsia" w:hAnsi="Cambria Math"/>
           </w:rPr>
-          <m:t>C</m:t>
-        </m:r>
-        <m:r>
-          <w:rPr>
-            <w:rFonts w:ascii="Cambria Math" w:eastAsiaTheme="minorEastAsia" w:hAnsi="Cambria Math"/>
-          </w:rPr>
-          <m:t>∝M</m:t>
+          <m:t>C∝M</m:t>
         </m:r>
       </m:oMath>
       <w:r>
         <w:rPr>
           <w:rFonts w:eastAsiaTheme="minorEastAsia"/>
         </w:rPr>
-        <w:t xml:space="preserve">. </w:t>
-      </w:r>
-      <w:r>
-        <w:rPr>
-          <w:rFonts w:eastAsiaTheme="minorEastAsia"/>
-        </w:rPr>
-        <w:t xml:space="preserve">This is supported by the cloud mass flux </w:t>
+        <w:t xml:space="preserve">. This is supported by the cloud mass flux </w:t>
       </w:r>
       <w:r>
         <w:rPr>
@@ -2674,181 +2736,150 @@
         <w:rPr>
           <w:rFonts w:eastAsiaTheme="minorEastAsia"/>
         </w:rPr>
-        <w:t>, and</w:t>
-      </w:r>
-      <w:r>
-        <w:rPr>
-          <w:rFonts w:eastAsiaTheme="minorEastAsia"/>
+        <w:t xml:space="preserve">. It </w:t>
+      </w:r>
+      <w:r>
+        <w:rPr>
+          <w:rFonts w:eastAsiaTheme="minorEastAsia"/>
+        </w:rPr>
+        <w:t>results from</w:t>
+      </w:r>
+      <w:r>
+        <w:rPr>
+          <w:rFonts w:eastAsiaTheme="minorEastAsia"/>
+        </w:rPr>
+        <w:t xml:space="preserve"> a heuristic model with entrainment rates tuned to reproduce moisture balance with the observed distribution of cloud top heights. </w:t>
+      </w:r>
+      <w:r>
+        <w:rPr>
+          <w:rFonts w:eastAsiaTheme="minorEastAsia"/>
+          <w:color w:val="4EA72E" w:themeColor="accent6"/>
+        </w:rPr>
+        <w:t xml:space="preserve">Cumulus mass flux and low cloud fraction from </w:t>
+      </w:r>
+      <w:r>
+        <w:rPr>
+          <w:rFonts w:eastAsiaTheme="minorEastAsia"/>
+          <w:color w:val="4EA72E" w:themeColor="accent6"/>
+        </w:rPr>
+        <w:t>CFMIP</w:t>
+      </w:r>
+      <w:r>
+        <w:rPr>
+          <w:rFonts w:eastAsiaTheme="minorEastAsia"/>
+          <w:color w:val="4EA72E" w:themeColor="accent6"/>
         </w:rPr>
         <w:t xml:space="preserve"> </w:t>
       </w:r>
       <w:r>
         <w:rPr>
           <w:rFonts w:eastAsiaTheme="minorEastAsia"/>
-        </w:rPr>
-        <w:t>results from</w:t>
-      </w:r>
-      <w:r>
-        <w:rPr>
-          <w:rFonts w:eastAsiaTheme="minorEastAsia"/>
-        </w:rPr>
-        <w:t xml:space="preserve"> a heuristic model with entrainment rates tuned to reproduce moisture balance with the observed distribution of cloud top heights. </w:t>
-      </w:r>
-      <w:proofErr w:type="spellStart"/>
-      <w:r>
-        <w:rPr>
-          <w:rFonts w:eastAsiaTheme="minorEastAsia"/>
-        </w:rPr>
-        <w:t>Cumulus</w:t>
-      </w:r>
-      <w:proofErr w:type="spellEnd"/>
-      <w:r>
-        <w:rPr>
-          <w:rFonts w:eastAsiaTheme="minorEastAsia"/>
-        </w:rPr>
-        <w:t xml:space="preserve"> mass flux and low cloud fraction from </w:t>
-      </w:r>
-      <w:r>
-        <w:rPr>
-          <w:rFonts w:eastAsiaTheme="minorEastAsia"/>
-        </w:rPr>
-        <w:t>CFMIP</w:t>
-      </w:r>
-      <w:r>
-        <w:rPr>
-          <w:rFonts w:eastAsiaTheme="minorEastAsia"/>
+          <w:color w:val="4EA72E" w:themeColor="accent6"/>
+        </w:rPr>
+        <w:t>models</w:t>
+      </w:r>
+      <w:r>
+        <w:rPr>
+          <w:rFonts w:eastAsiaTheme="minorEastAsia"/>
+          <w:color w:val="4EA72E" w:themeColor="accent6"/>
         </w:rPr>
         <w:t xml:space="preserve"> </w:t>
       </w:r>
       <w:r>
         <w:rPr>
           <w:rFonts w:eastAsiaTheme="minorEastAsia"/>
-        </w:rPr>
-        <w:t>models</w:t>
-      </w:r>
-      <w:r>
-        <w:rPr>
-          <w:rFonts w:eastAsiaTheme="minorEastAsia"/>
+          <w:color w:val="4EA72E" w:themeColor="accent6"/>
+        </w:rPr>
+        <w:t xml:space="preserve">(Cloud Forcing Project, Webb et al. XXXX; </w:t>
+      </w:r>
+      <w:r>
+        <w:rPr>
+          <w:rFonts w:eastAsiaTheme="minorEastAsia"/>
+          <w:color w:val="4EA72E" w:themeColor="accent6"/>
+        </w:rPr>
+        <w:t>COSP REF XXXX)</w:t>
+      </w:r>
+      <w:r>
+        <w:rPr>
+          <w:rFonts w:eastAsiaTheme="minorEastAsia"/>
+          <w:color w:val="4EA72E" w:themeColor="accent6"/>
+        </w:rPr>
+        <w:t xml:space="preserve"> are</w:t>
+      </w:r>
+      <w:r>
+        <w:rPr>
+          <w:rFonts w:eastAsiaTheme="minorEastAsia"/>
+          <w:color w:val="4EA72E" w:themeColor="accent6"/>
+        </w:rPr>
+        <w:t xml:space="preserve"> compare</w:t>
+      </w:r>
+      <w:r>
+        <w:rPr>
+          <w:rFonts w:eastAsiaTheme="minorEastAsia"/>
+          <w:color w:val="4EA72E" w:themeColor="accent6"/>
+        </w:rPr>
+        <w:t>d</w:t>
+      </w:r>
+      <w:r>
+        <w:rPr>
+          <w:rFonts w:eastAsiaTheme="minorEastAsia"/>
+          <w:color w:val="4EA72E" w:themeColor="accent6"/>
         </w:rPr>
         <w:t xml:space="preserve"> </w:t>
       </w:r>
       <w:r>
         <w:rPr>
           <w:rFonts w:eastAsiaTheme="minorEastAsia"/>
-        </w:rPr>
-        <w:t>(Cloud Forcing Project, Webb et al. XXXX</w:t>
-      </w:r>
-      <w:r>
-        <w:rPr>
-          <w:rFonts w:eastAsiaTheme="minorEastAsia"/>
-        </w:rPr>
-        <w:t xml:space="preserve">; </w:t>
-      </w:r>
-      <w:r>
-        <w:rPr>
-          <w:rFonts w:eastAsiaTheme="minorEastAsia"/>
-        </w:rPr>
-        <w:t>COSP REF XXXX)</w:t>
-      </w:r>
-      <w:r>
-        <w:rPr>
-          <w:rFonts w:eastAsiaTheme="minorEastAsia"/>
-        </w:rPr>
-        <w:t xml:space="preserve"> are</w:t>
-      </w:r>
-      <w:r>
-        <w:rPr>
-          <w:rFonts w:eastAsiaTheme="minorEastAsia"/>
-        </w:rPr>
-        <w:t xml:space="preserve"> compare</w:t>
-      </w:r>
-      <w:r>
-        <w:rPr>
-          <w:rFonts w:eastAsiaTheme="minorEastAsia"/>
-        </w:rPr>
-        <w:t>d</w:t>
-      </w:r>
-      <w:r>
-        <w:rPr>
-          <w:rFonts w:eastAsiaTheme="minorEastAsia"/>
+          <w:color w:val="4EA72E" w:themeColor="accent6"/>
+        </w:rPr>
+        <w:t>in</w:t>
+      </w:r>
+      <w:r>
+        <w:rPr>
+          <w:rFonts w:eastAsiaTheme="minorEastAsia"/>
+          <w:color w:val="4EA72E" w:themeColor="accent6"/>
         </w:rPr>
         <w:t xml:space="preserve"> </w:t>
       </w:r>
       <w:r>
         <w:rPr>
           <w:rFonts w:eastAsiaTheme="minorEastAsia"/>
-        </w:rPr>
-        <w:t>in</w:t>
-      </w:r>
-      <w:r>
-        <w:rPr>
-          <w:rFonts w:eastAsiaTheme="minorEastAsia"/>
-        </w:rPr>
-        <w:t xml:space="preserve"> </w:t>
-      </w:r>
-      <w:r>
-        <w:rPr>
-          <w:rFonts w:eastAsiaTheme="minorEastAsia"/>
-        </w:rPr>
-        <w:t xml:space="preserve">present </w:t>
-      </w:r>
-      <w:r>
-        <w:rPr>
-          <w:rFonts w:eastAsiaTheme="minorEastAsia"/>
-        </w:rPr>
-        <w:t>(</w:t>
-      </w:r>
-      <w:r>
-        <w:rPr>
-          <w:rFonts w:eastAsiaTheme="minorEastAsia"/>
-        </w:rPr>
-        <w:t>AMIP</w:t>
-      </w:r>
-      <w:r>
-        <w:rPr>
-          <w:rFonts w:eastAsiaTheme="minorEastAsia"/>
-        </w:rPr>
-        <w:t>)</w:t>
-      </w:r>
-      <w:r>
-        <w:rPr>
-          <w:rFonts w:eastAsiaTheme="minorEastAsia"/>
-        </w:rPr>
-        <w:t xml:space="preserve"> </w:t>
-      </w:r>
-      <w:r>
-        <w:rPr>
-          <w:rFonts w:eastAsiaTheme="minorEastAsia"/>
-        </w:rPr>
-        <w:t xml:space="preserve">and </w:t>
-      </w:r>
-      <w:r>
-        <w:rPr>
-          <w:rFonts w:eastAsiaTheme="minorEastAsia"/>
+          <w:color w:val="4EA72E" w:themeColor="accent6"/>
+        </w:rPr>
+        <w:t xml:space="preserve">present (AMIP) and </w:t>
+      </w:r>
+      <w:r>
+        <w:rPr>
+          <w:rFonts w:eastAsiaTheme="minorEastAsia"/>
+          <w:color w:val="4EA72E" w:themeColor="accent6"/>
         </w:rPr>
         <w:t>warming (AMIP-</w:t>
       </w:r>
       <w:r>
         <w:rPr>
           <w:rFonts w:eastAsiaTheme="minorEastAsia"/>
+          <w:color w:val="4EA72E" w:themeColor="accent6"/>
         </w:rPr>
         <w:t>p4K</w:t>
       </w:r>
       <w:r>
         <w:rPr>
           <w:rFonts w:eastAsiaTheme="minorEastAsia"/>
+          <w:color w:val="4EA72E" w:themeColor="accent6"/>
         </w:rPr>
         <w:t xml:space="preserve">) </w:t>
       </w:r>
       <w:r>
         <w:rPr>
           <w:rFonts w:eastAsiaTheme="minorEastAsia"/>
+          <w:color w:val="4EA72E" w:themeColor="accent6"/>
         </w:rPr>
         <w:t>simulation</w:t>
       </w:r>
       <w:r>
         <w:rPr>
           <w:rFonts w:eastAsiaTheme="minorEastAsia"/>
+          <w:color w:val="4EA72E" w:themeColor="accent6"/>
         </w:rPr>
         <w:t xml:space="preserve">s to assess </w:t>
       </w:r>
@@ -2856,6 +2887,7 @@
         <m:r>
           <w:rPr>
             <w:rFonts w:ascii="Cambria Math" w:eastAsiaTheme="minorEastAsia" w:hAnsi="Cambria Math"/>
+            <w:color w:val="4EA72E" w:themeColor="accent6"/>
           </w:rPr>
           <m:t>C∝M∝W</m:t>
         </m:r>
@@ -2863,6 +2895,7 @@
       <w:r>
         <w:rPr>
           <w:rFonts w:eastAsiaTheme="minorEastAsia"/>
+          <w:color w:val="4EA72E" w:themeColor="accent6"/>
         </w:rPr>
         <w:t xml:space="preserve"> in Fig. CFMW.</w:t>
       </w:r>
@@ -3042,13 +3075,7 @@
           <w:rPr>
             <w:rFonts w:ascii="Cambria Math" w:hAnsi="Cambria Math"/>
           </w:rPr>
-          <m:t>/dT</m:t>
-        </m:r>
-        <m:r>
-          <w:rPr>
-            <w:rFonts w:ascii="Cambria Math" w:hAnsi="Cambria Math"/>
-          </w:rPr>
-          <m:t>≈</m:t>
+          <m:t>/dT≈</m:t>
         </m:r>
         <m:r>
           <w:rPr>
@@ -3184,7 +3211,6 @@
           <w:rFonts w:eastAsiaTheme="minorEastAsia"/>
           <w:iCs/>
         </w:rPr>
-        <w:lastRenderedPageBreak/>
         <w:t>Differences</w:t>
       </w:r>
       <w:r>
@@ -3408,9 +3434,36 @@
       <w:r>
         <w:rPr>
           <w:rFonts w:eastAsiaTheme="minorEastAsia"/>
+        </w:rPr>
+        <w:t xml:space="preserve">The DIM hypothesis predicts the change in area of low clouds responsible for the moisture </w:t>
+      </w:r>
+      <w:proofErr w:type="gramStart"/>
+      <w:r>
+        <w:rPr>
+          <w:rFonts w:eastAsiaTheme="minorEastAsia"/>
+        </w:rPr>
+        <w:t>flux, but</w:t>
+      </w:r>
+      <w:proofErr w:type="gramEnd"/>
+      <w:r>
+        <w:rPr>
+          <w:rFonts w:eastAsiaTheme="minorEastAsia"/>
+        </w:rPr>
+        <w:t xml:space="preserve"> does not account for secondary desiccation of the optically thick stratocumulus clouds at cloud base in most climate models. </w:t>
+      </w:r>
+      <w:r>
+        <w:rPr>
+          <w:rFonts w:eastAsiaTheme="minorEastAsia"/>
           <w:iCs/>
         </w:rPr>
-        <w:t xml:space="preserve">Divergence from </w:t>
+        <w:t xml:space="preserve">Divergence of the vertically developed shallow cumulus cloud fraction </w:t>
+      </w:r>
+      <w:r>
+        <w:rPr>
+          <w:rFonts w:eastAsiaTheme="minorEastAsia"/>
+          <w:iCs/>
+        </w:rPr>
+        <w:t xml:space="preserve">from </w:t>
       </w:r>
       <m:oMath>
         <m:r>
@@ -3502,25 +3555,27 @@
         <w:rPr>
           <w:rFonts w:eastAsiaTheme="minorEastAsia"/>
         </w:rPr>
-        <w:t xml:space="preserve">to the </w:t>
-      </w:r>
-      <w:r>
-        <w:rPr>
-          <w:rFonts w:eastAsiaTheme="minorEastAsia"/>
-        </w:rPr>
-        <w:t xml:space="preserve">“active” </w:t>
-      </w:r>
-      <w:r>
-        <w:rPr>
-          <w:rFonts w:eastAsiaTheme="minorEastAsia"/>
-        </w:rPr>
-        <w:t xml:space="preserve">updraft </w:t>
-      </w:r>
-      <w:r>
-        <w:rPr>
-          <w:rFonts w:eastAsiaTheme="minorEastAsia"/>
-        </w:rPr>
-        <w:t xml:space="preserve">area with moisture flux </w:t>
+        <w:t xml:space="preserve">to the “active” updraft area </w:t>
+      </w:r>
+      <m:oMath>
+        <m:r>
+          <w:rPr>
+            <w:rFonts w:ascii="Cambria Math" w:eastAsiaTheme="minorEastAsia" w:hAnsi="Cambria Math"/>
+          </w:rPr>
+          <m:t>A</m:t>
+        </m:r>
+      </m:oMath>
+      <w:r>
+        <w:rPr>
+          <w:rFonts w:eastAsiaTheme="minorEastAsia"/>
+        </w:rPr>
+        <w:t xml:space="preserve"> </w:t>
+      </w:r>
+      <w:r>
+        <w:rPr>
+          <w:rFonts w:eastAsiaTheme="minorEastAsia"/>
+        </w:rPr>
+        <w:t xml:space="preserve">with moisture flux </w:t>
       </w:r>
       <m:oMath>
         <m:sSub>
@@ -3624,31 +3679,39 @@
         <w:rPr>
           <w:rFonts w:eastAsiaTheme="minorEastAsia"/>
         </w:rPr>
-        <w:t xml:space="preserve"> changes</w:t>
-      </w:r>
-      <w:r>
-        <w:rPr>
-          <w:rFonts w:eastAsiaTheme="minorEastAsia"/>
-        </w:rPr>
-        <w:t xml:space="preserve"> </w:t>
-      </w:r>
-      <w:r>
-        <w:rPr>
-          <w:rFonts w:eastAsiaTheme="minorEastAsia"/>
-        </w:rPr>
-        <w:t xml:space="preserve">for clouds </w:t>
-      </w:r>
-      <w:r>
-        <w:rPr>
-          <w:rFonts w:eastAsiaTheme="minorEastAsia"/>
-        </w:rPr>
-        <w:t>in a different climate.</w:t>
-      </w:r>
-      <w:r>
-        <w:rPr>
-          <w:rFonts w:eastAsiaTheme="minorEastAsia"/>
-        </w:rPr>
-        <w:t xml:space="preserve"> </w:t>
+        <w:t xml:space="preserve"> changes for clouds in a different climate.</w:t>
+      </w:r>
+      <w:r>
+        <w:rPr>
+          <w:rFonts w:eastAsiaTheme="minorEastAsia"/>
+        </w:rPr>
+        <w:t xml:space="preserve"> [Vogel or ref therein says </w:t>
+      </w:r>
+      <m:oMath>
+        <m:r>
+          <w:rPr>
+            <w:rFonts w:ascii="Cambria Math" w:eastAsiaTheme="minorEastAsia" w:hAnsi="Cambria Math"/>
+          </w:rPr>
+          <m:t>C/A</m:t>
+        </m:r>
+        <m:r>
+          <w:rPr>
+            <w:rFonts w:ascii="Cambria Math" w:eastAsiaTheme="minorEastAsia" w:hAnsi="Cambria Math"/>
+          </w:rPr>
+          <m:t>≈</m:t>
+        </m:r>
+        <m:r>
+          <w:rPr>
+            <w:rFonts w:ascii="Cambria Math" w:eastAsiaTheme="minorEastAsia" w:hAnsi="Cambria Math"/>
+          </w:rPr>
+          <m:t>2</m:t>
+        </m:r>
+      </m:oMath>
+      <w:r>
+        <w:rPr>
+          <w:rFonts w:eastAsiaTheme="minorEastAsia"/>
+        </w:rPr>
+        <w:t>???]</w:t>
       </w:r>
     </w:p>
     <w:p>
@@ -3665,10 +3728,7 @@
         <w:t xml:space="preserve">parts </w:t>
       </w:r>
       <w:r>
-        <w:t>2 and 3)</w:t>
-      </w:r>
-      <w:r>
-        <w:t xml:space="preserve"> </w:t>
+        <w:t xml:space="preserve">2 and 3) </w:t>
       </w:r>
       <m:oMath>
         <m:r>
@@ -3817,25 +3877,19 @@
         <w:rPr>
           <w:rFonts w:eastAsiaTheme="minorEastAsia"/>
         </w:rPr>
-        <w:t>A</w:t>
-      </w:r>
-      <w:r>
-        <w:rPr>
-          <w:rFonts w:eastAsiaTheme="minorEastAsia"/>
-        </w:rPr>
-        <w:t xml:space="preserve"> </w:t>
-      </w:r>
-      <w:r>
-        <w:rPr>
-          <w:rFonts w:eastAsiaTheme="minorEastAsia"/>
-        </w:rPr>
-        <w:t>few</w:t>
-      </w:r>
-      <w:r>
-        <w:rPr>
-          <w:rFonts w:eastAsiaTheme="minorEastAsia"/>
-        </w:rPr>
-        <w:t xml:space="preserve"> cloud parameterizations </w:t>
+        <w:t>C</w:t>
+      </w:r>
+      <w:r>
+        <w:rPr>
+          <w:rFonts w:eastAsiaTheme="minorEastAsia"/>
+        </w:rPr>
+        <w:t xml:space="preserve">loud parameterizations </w:t>
+      </w:r>
+      <w:r>
+        <w:rPr>
+          <w:rFonts w:eastAsiaTheme="minorEastAsia"/>
+        </w:rPr>
+        <w:t xml:space="preserve">used in these models </w:t>
       </w:r>
       <w:r>
         <w:rPr>
@@ -3929,91 +3983,42 @@
           <w:rFonts w:eastAsiaTheme="minorEastAsia"/>
           <w:iCs/>
         </w:rPr>
-        <w:t>I</w:t>
+        <w:t>In our heuristic shallow cumulus model, cloud-scale turbulent processes are represented by</w:t>
       </w:r>
       <w:r>
         <w:rPr>
           <w:rFonts w:eastAsiaTheme="minorEastAsia"/>
           <w:iCs/>
         </w:rPr>
-        <w:t xml:space="preserve">n our </w:t>
+        <w:t xml:space="preserve"> </w:t>
       </w:r>
       <w:r>
         <w:rPr>
           <w:rFonts w:eastAsiaTheme="minorEastAsia"/>
           <w:iCs/>
         </w:rPr>
-        <w:t xml:space="preserve">heuristic shallow cumulus </w:t>
+        <w:t xml:space="preserve">lateral </w:t>
       </w:r>
       <w:r>
         <w:rPr>
           <w:rFonts w:eastAsiaTheme="minorEastAsia"/>
           <w:iCs/>
         </w:rPr>
-        <w:t>model</w:t>
+        <w:t>entrainment</w:t>
       </w:r>
       <w:r>
         <w:rPr>
           <w:rFonts w:eastAsiaTheme="minorEastAsia"/>
           <w:iCs/>
         </w:rPr>
-        <w:t>, c</w:t>
+        <w:t xml:space="preserve"> into clouds</w:t>
       </w:r>
       <w:r>
         <w:rPr>
           <w:rFonts w:eastAsiaTheme="minorEastAsia"/>
           <w:iCs/>
         </w:rPr>
-        <w:t>loud-scale turbulent processes</w:t>
-      </w:r>
-      <w:r>
-        <w:rPr>
-          <w:rFonts w:eastAsiaTheme="minorEastAsia"/>
-          <w:iCs/>
-        </w:rPr>
-        <w:t xml:space="preserve"> are represented by</w:t>
-      </w:r>
-      <w:r>
-        <w:rPr>
-          <w:rFonts w:eastAsiaTheme="minorEastAsia"/>
-          <w:iCs/>
-        </w:rPr>
-        <w:t xml:space="preserve"> </w:t>
-      </w:r>
-      <w:r>
-        <w:rPr>
-          <w:rFonts w:eastAsiaTheme="minorEastAsia"/>
-          <w:iCs/>
-        </w:rPr>
-        <w:t xml:space="preserve">lateral </w:t>
-      </w:r>
-      <w:r>
-        <w:rPr>
-          <w:rFonts w:eastAsiaTheme="minorEastAsia"/>
-          <w:iCs/>
-        </w:rPr>
-        <w:t>entrainment</w:t>
-      </w:r>
-      <w:r>
-        <w:rPr>
-          <w:rFonts w:eastAsiaTheme="minorEastAsia"/>
-          <w:iCs/>
-        </w:rPr>
-        <w:t xml:space="preserve"> into clouds</w:t>
-      </w:r>
-      <w:r>
-        <w:rPr>
-          <w:rFonts w:eastAsiaTheme="minorEastAsia"/>
-          <w:iCs/>
-        </w:rPr>
-        <w:t>. Each entrainment rate</w:t>
-      </w:r>
-      <w:r>
-        <w:rPr>
-          <w:rFonts w:eastAsiaTheme="minorEastAsia"/>
-          <w:iCs/>
-        </w:rPr>
-        <w:t xml:space="preserve"> </w:t>
+        <w:t xml:space="preserve">. Each entrainment rate </w:t>
       </w:r>
       <w:r>
         <w:rPr>
@@ -4175,133 +4180,56 @@
           <w:rFonts w:eastAsiaTheme="minorEastAsia"/>
           <w:iCs/>
         </w:rPr>
-        <w:t xml:space="preserve"> cloud top height distribution</w:t>
+        <w:t xml:space="preserve"> cloud top height distribution and moisture flux </w:t>
       </w:r>
       <w:r>
         <w:rPr>
           <w:rFonts w:eastAsiaTheme="minorEastAsia"/>
           <w:iCs/>
         </w:rPr>
-        <w:t xml:space="preserve"> and</w:t>
+        <w:t>divergence</w:t>
       </w:r>
       <w:r>
         <w:rPr>
           <w:rFonts w:eastAsiaTheme="minorEastAsia"/>
           <w:iCs/>
         </w:rPr>
-        <w:t xml:space="preserve"> moisture flux </w:t>
+        <w:t xml:space="preserve"> </w:t>
       </w:r>
       <w:r>
         <w:rPr>
           <w:rFonts w:eastAsiaTheme="minorEastAsia"/>
           <w:iCs/>
         </w:rPr>
-        <w:t>divergence</w:t>
+        <w:t>i</w:t>
       </w:r>
       <w:r>
         <w:rPr>
           <w:rFonts w:eastAsiaTheme="minorEastAsia"/>
           <w:iCs/>
         </w:rPr>
-        <w:t xml:space="preserve"> </w:t>
+        <w:t>n the present climate</w:t>
       </w:r>
       <w:r>
         <w:rPr>
           <w:rFonts w:eastAsiaTheme="minorEastAsia"/>
           <w:iCs/>
         </w:rPr>
-        <w:t>i</w:t>
+        <w:t xml:space="preserve">. </w:t>
       </w:r>
       <w:r>
         <w:rPr>
           <w:rFonts w:eastAsiaTheme="minorEastAsia"/>
           <w:iCs/>
         </w:rPr>
-        <w:t>n the present climate</w:t>
+        <w:t>This entrainment distribution represents cloud-scale processes l</w:t>
       </w:r>
       <w:r>
         <w:rPr>
           <w:rFonts w:eastAsiaTheme="minorEastAsia"/>
           <w:iCs/>
         </w:rPr>
-        <w:t xml:space="preserve">. </w:t>
-      </w:r>
-      <w:r>
-        <w:rPr>
-          <w:rFonts w:eastAsiaTheme="minorEastAsia"/>
-          <w:iCs/>
-        </w:rPr>
-        <w:t>T</w:t>
-      </w:r>
-      <w:r>
-        <w:rPr>
-          <w:rFonts w:eastAsiaTheme="minorEastAsia"/>
-          <w:iCs/>
-        </w:rPr>
-        <w:t>his entrainment distribution represent</w:t>
-      </w:r>
-      <w:r>
-        <w:rPr>
-          <w:rFonts w:eastAsiaTheme="minorEastAsia"/>
-          <w:iCs/>
-        </w:rPr>
-        <w:t>s</w:t>
-      </w:r>
-      <w:r>
-        <w:rPr>
-          <w:rFonts w:eastAsiaTheme="minorEastAsia"/>
-          <w:iCs/>
-        </w:rPr>
-        <w:t xml:space="preserve"> cloud</w:t>
-      </w:r>
-      <w:r>
-        <w:rPr>
-          <w:rFonts w:eastAsiaTheme="minorEastAsia"/>
-          <w:iCs/>
-        </w:rPr>
-        <w:t>-</w:t>
-      </w:r>
-      <w:r>
-        <w:rPr>
-          <w:rFonts w:eastAsiaTheme="minorEastAsia"/>
-          <w:iCs/>
-        </w:rPr>
-        <w:t>scale processes</w:t>
-      </w:r>
-      <w:r>
-        <w:rPr>
-          <w:rFonts w:eastAsiaTheme="minorEastAsia"/>
-          <w:iCs/>
-        </w:rPr>
-        <w:t xml:space="preserve"> l</w:t>
-      </w:r>
-      <w:r>
-        <w:rPr>
-          <w:rFonts w:eastAsiaTheme="minorEastAsia"/>
-          <w:iCs/>
-        </w:rPr>
-        <w:t>i</w:t>
-      </w:r>
-      <w:r>
-        <w:rPr>
-          <w:rFonts w:eastAsiaTheme="minorEastAsia"/>
-          <w:iCs/>
-        </w:rPr>
-        <w:t>ke cloud parameter</w:t>
-      </w:r>
-      <w:r>
-        <w:rPr>
-          <w:rFonts w:eastAsiaTheme="minorEastAsia"/>
-          <w:iCs/>
-        </w:rPr>
-        <w:t>izations</w:t>
-      </w:r>
-      <w:r>
-        <w:rPr>
-          <w:rFonts w:eastAsiaTheme="minorEastAsia"/>
-          <w:iCs/>
-        </w:rPr>
-        <w:t xml:space="preserve"> determined from observations and/or large-eddy simulations</w:t>
+        <w:t>ike cloud parameterizations determined from observations and/or large-eddy simulations</w:t>
       </w:r>
       <w:r>
         <w:rPr>
@@ -4372,14 +4300,7 @@
           <w:rFonts w:eastAsiaTheme="minorEastAsia"/>
           <w:iCs/>
         </w:rPr>
-        <w:t>described in the m</w:t>
-      </w:r>
-      <w:r>
-        <w:rPr>
-          <w:rFonts w:eastAsiaTheme="minorEastAsia"/>
-          <w:iCs/>
-        </w:rPr>
-        <w:t>ethods</w:t>
+        <w:t>described in the methods</w:t>
       </w:r>
       <w:r>
         <w:rPr>
@@ -4717,7 +4638,6 @@
         <w:pStyle w:val="Heading1"/>
       </w:pPr>
       <w:r>
-        <w:lastRenderedPageBreak/>
         <w:t>Results</w:t>
       </w:r>
     </w:p>
@@ -5424,13 +5344,7 @@
           <w:rPr>
             <w:rFonts w:ascii="Cambria Math" w:eastAsiaTheme="minorEastAsia" w:hAnsi="Cambria Math" w:cs="Times New Roman"/>
           </w:rPr>
-          <m:t>/</m:t>
-        </m:r>
-        <m:r>
-          <w:rPr>
-            <w:rFonts w:ascii="Cambria Math" w:eastAsiaTheme="minorEastAsia" w:hAnsi="Cambria Math" w:cs="Times New Roman"/>
-          </w:rPr>
-          <m:t>∂z=-ϵ</m:t>
+          <m:t>/∂z=-ϵ</m:t>
         </m:r>
         <m:d>
           <m:dPr>
@@ -5529,13 +5443,7 @@
         <w:rPr>
           <w:rFonts w:ascii="Aptos" w:hAnsi="Aptos"/>
         </w:rPr>
-        <w:t xml:space="preserve">balances the condensation heating. </w:t>
-      </w:r>
-      <w:r>
-        <w:rPr>
-          <w:rFonts w:ascii="Aptos" w:hAnsi="Aptos"/>
-        </w:rPr>
-        <w:t xml:space="preserve">Total water </w:t>
+        <w:t xml:space="preserve">balances the condensation heating. Total water </w:t>
       </w:r>
       <w:proofErr w:type="gramStart"/>
       <w:r>
@@ -5551,19 +5459,11 @@
         </w:rPr>
         <w:t xml:space="preserve"> the saturation specific humidity condenses as cloud liquid. </w:t>
       </w:r>
-      <w:proofErr w:type="spellStart"/>
-      <w:r>
-        <w:rPr>
-          <w:rFonts w:ascii="Aptos" w:hAnsi="Aptos"/>
-        </w:rPr>
-        <w:t>The</w:t>
-      </w:r>
-      <w:proofErr w:type="spellEnd"/>
-      <w:r>
-        <w:rPr>
-          <w:rFonts w:ascii="Aptos" w:hAnsi="Aptos"/>
-        </w:rPr>
-        <w:t xml:space="preserve"> </w:t>
+      <w:r>
+        <w:rPr>
+          <w:rFonts w:ascii="Aptos" w:hAnsi="Aptos"/>
+        </w:rPr>
+        <w:t xml:space="preserve">The </w:t>
       </w:r>
       <w:r>
         <w:rPr>
@@ -5899,7 +5799,7 @@
                     <pic:cNvPicPr/>
                   </pic:nvPicPr>
                   <pic:blipFill rotWithShape="1">
-                    <a:blip r:embed="rId5"/>
+                    <a:blip r:embed="rId6"/>
                     <a:srcRect r="49691" b="47154"/>
                     <a:stretch>
                       <a:fillRect/>
@@ -5970,14 +5870,7 @@
         <w:rPr>
           <w:rFonts w:ascii="Aptos Narrow" w:eastAsiaTheme="minorEastAsia" w:hAnsi="Aptos Narrow" w:cs="Times New Roman"/>
         </w:rPr>
-        <w:t xml:space="preserve"> </w:t>
-      </w:r>
-      <w:r>
-        <w:rPr>
-          <w:rFonts w:ascii="Aptos Narrow" w:eastAsiaTheme="minorEastAsia" w:hAnsi="Aptos Narrow" w:cs="Times New Roman"/>
-        </w:rPr>
-        <w:lastRenderedPageBreak/>
-        <w:t>from 11 CMIP6 climate models</w:t>
+        <w:t xml:space="preserve"> from 11 CMIP6 climate models</w:t>
       </w:r>
       <w:r>
         <w:rPr>
@@ -6117,13 +6010,7 @@
         <w:rPr>
           <w:rFonts w:ascii="Aptos Narrow" w:eastAsiaTheme="minorEastAsia" w:hAnsi="Aptos Narrow" w:cs="Times New Roman"/>
         </w:rPr>
-        <w:t xml:space="preserve"> </w:t>
-      </w:r>
-      <w:r>
-        <w:rPr>
-          <w:rFonts w:ascii="Aptos Narrow" w:eastAsiaTheme="minorEastAsia" w:hAnsi="Aptos Narrow" w:cs="Times New Roman"/>
-        </w:rPr>
-        <w:t xml:space="preserve">(subsidence </w:t>
+        <w:t xml:space="preserve"> (subsidence </w:t>
       </w:r>
       <m:oMath>
         <m:r>
@@ -6137,37 +6024,13 @@
         <w:rPr>
           <w:rFonts w:ascii="Aptos Narrow" w:eastAsiaTheme="minorEastAsia" w:hAnsi="Aptos Narrow" w:cs="Times New Roman"/>
         </w:rPr>
-        <w:t>)</w:t>
+        <w:t xml:space="preserve">). </w:t>
       </w:r>
       <w:r>
         <w:rPr>
           <w:rFonts w:ascii="Aptos Narrow" w:eastAsiaTheme="minorEastAsia" w:hAnsi="Aptos Narrow" w:cs="Times New Roman"/>
         </w:rPr>
-        <w:t xml:space="preserve">. </w:t>
-      </w:r>
-      <w:r>
-        <w:rPr>
-          <w:rFonts w:ascii="Aptos Narrow" w:eastAsiaTheme="minorEastAsia" w:hAnsi="Aptos Narrow" w:cs="Times New Roman"/>
-        </w:rPr>
-        <w:t xml:space="preserve">Variation of the </w:t>
-      </w:r>
-      <w:r>
-        <w:rPr>
-          <w:rFonts w:ascii="Aptos Narrow" w:eastAsiaTheme="minorEastAsia" w:hAnsi="Aptos Narrow" w:cs="Times New Roman"/>
-        </w:rPr>
-        <w:t xml:space="preserve">subsidence to the </w:t>
-      </w:r>
-      <w:r>
-        <w:rPr>
-          <w:rFonts w:ascii="Aptos Narrow" w:eastAsiaTheme="minorEastAsia" w:hAnsi="Aptos Narrow" w:cs="Times New Roman"/>
-        </w:rPr>
-        <w:t xml:space="preserve">ECS </w:t>
-      </w:r>
-      <w:r>
-        <w:rPr>
-          <w:rFonts w:ascii="Aptos Narrow" w:eastAsiaTheme="minorEastAsia" w:hAnsi="Aptos Narrow" w:cs="Times New Roman"/>
-        </w:rPr>
-        <w:t>among models follows the HS06 sensitivity line, but a</w:t>
+        <w:t>Variation of the subsidence to the ECS among models follows the HS06 sensitivity line, but a</w:t>
       </w:r>
       <w:r>
         <w:rPr>
@@ -6341,19 +6204,7 @@
         <w:t>-1</w:t>
       </w:r>
       <w:r>
-        <w:t xml:space="preserve">] agrees with the correlations between cloud base mass flux and </w:t>
-      </w:r>
-      <w:r>
-        <w:t>cloud fraction observed</w:t>
-      </w:r>
-      <w:r>
-        <w:t xml:space="preserve"> from dropsonde circles in EUREC4A (</w:t>
-      </w:r>
-      <w:r>
-        <w:t xml:space="preserve">2.4 – X.X % </w:t>
-      </w:r>
-      <w:r>
-        <w:t>(mm s</w:t>
+        <w:t>] agrees with the correlations between cloud base mass flux and cloud fraction observed from dropsonde circles in EUREC4A (2.4 – X.X % (mm s</w:t>
       </w:r>
       <w:r>
         <w:rPr>
@@ -6371,16 +6222,7 @@
         <w:t>-1</w:t>
       </w:r>
       <w:r>
-        <w:t>;</w:t>
-      </w:r>
-      <w:r>
-        <w:t xml:space="preserve"> Vogel et al. 2022). We use this proportionality between </w:t>
-      </w:r>
-      <w:r>
-        <w:t xml:space="preserve">cloud </w:t>
-      </w:r>
-      <w:r>
-        <w:t xml:space="preserve">mass flux and reflectance to scale the response of shallow cumulus clouds to changes in the </w:t>
+        <w:t xml:space="preserve">; Vogel et al. 2022). We use this proportionality between cloud mass flux and reflectance to scale the response of shallow cumulus clouds to changes in the </w:t>
       </w:r>
       <w:proofErr w:type="gramStart"/>
       <w:r>
@@ -6419,7 +6261,7 @@
                     <pic:cNvPicPr/>
                   </pic:nvPicPr>
                   <pic:blipFill>
-                    <a:blip r:embed="rId6"/>
+                    <a:blip r:embed="rId7"/>
                     <a:stretch>
                       <a:fillRect/>
                     </a:stretch>
@@ -6720,7 +6562,6 @@
         <w:rPr>
           <w:rFonts w:ascii="Aptos" w:hAnsi="Aptos"/>
         </w:rPr>
-        <w:lastRenderedPageBreak/>
         <w:t>increases</w:t>
       </w:r>
       <w:proofErr w:type="gramEnd"/>
@@ -6923,19 +6764,7 @@
         <w:rPr>
           <w:rFonts w:ascii="Aptos" w:hAnsi="Aptos"/>
         </w:rPr>
-        <w:t xml:space="preserve">Figure </w:t>
-      </w:r>
-      <w:r>
-        <w:rPr>
-          <w:rFonts w:ascii="Aptos" w:hAnsi="Aptos"/>
-        </w:rPr>
-        <w:t>MODISISCCP</w:t>
-      </w:r>
-      <w:r>
-        <w:rPr>
-          <w:rFonts w:ascii="Aptos" w:hAnsi="Aptos"/>
-        </w:rPr>
-        <w:t xml:space="preserve"> shows ISCCP-H cloud top height and optical thickness cloud fraction histograms observed from the 1-km pixel MODIS observations in the Northern Atlantic shallow cumulus region (80-20°W, 15-35°N) for January-February of 2019-2021. These high-resolution observations avoid partially cloudy pixels and are designed to be compared to COSP satellite simulators in climate models. Most (29.1%) of the clouds are below 800 </w:t>
+        <w:t xml:space="preserve">Figure MODISISCCP shows ISCCP-H cloud top height and optical thickness cloud fraction histograms observed from the 1-km pixel MODIS observations in the Northern Atlantic shallow cumulus region (80-20°W, 15-35°N) for January-February of 2019-2021. These high-resolution observations avoid partially cloudy pixels and are designed to be compared to COSP satellite simulators in climate models. Most (29.1%) of the clouds are below 800 </w:t>
       </w:r>
       <w:proofErr w:type="spellStart"/>
       <w:r>
@@ -6961,7 +6790,7 @@
           <w:noProof/>
         </w:rPr>
         <w:drawing>
-          <wp:inline distT="0" distB="0" distL="0" distR="0" wp14:anchorId="0BD71B56" wp14:editId="56406318">
+          <wp:inline distT="0" distB="0" distL="0" distR="0" wp14:anchorId="0BD71B56" wp14:editId="3C7066E6">
             <wp:extent cx="3817495" cy="2863121"/>
             <wp:effectExtent l="0" t="0" r="5715" b="0"/>
             <wp:docPr id="202002970" name="Picture 3"/>
@@ -6976,7 +6805,7 @@
                     <pic:cNvPicPr/>
                   </pic:nvPicPr>
                   <pic:blipFill>
-                    <a:blip r:embed="rId7" cstate="print">
+                    <a:blip r:embed="rId8" cstate="print">
                       <a:extLst>
                         <a:ext uri="{28A0092B-C50C-407E-A947-70E740481C1C}">
                           <a14:useLocalDpi xmlns:a14="http://schemas.microsoft.com/office/drawing/2010/main" val="0"/>
@@ -7016,6 +6845,17 @@
       <w:r>
         <w:t>15-35 °N, 80-20 °W) in Jan-Feb of 2019-2021.</w:t>
       </w:r>
+      <w:r>
+        <w:t xml:space="preserve"> ISCCP stratocumulus clouds are low clouds (p&gt;680 </w:t>
+      </w:r>
+      <w:proofErr w:type="spellStart"/>
+      <w:r>
+        <w:t>hPa</w:t>
+      </w:r>
+      <w:proofErr w:type="spellEnd"/>
+      <w:r>
+        <w:t>) with optical thickness of 1.3-23.</w:t>
+      </w:r>
     </w:p>
     <w:p>
       <w:r>
@@ -7036,11 +6876,7 @@
       </w:r>
       <w:proofErr w:type="gramEnd"/>
       <w:r>
-        <w:t xml:space="preserve"> trade cumulus water (vapor + liquid) flux due to updrafts </w:t>
-      </w:r>
-      <w:r>
-        <w:lastRenderedPageBreak/>
-        <w:t xml:space="preserve">and precipitation balances mean subsidence. Cloud mass flux is initialized at cloud base to match the mean observed surface evaporation minus precipitation. </w:t>
+        <w:t xml:space="preserve"> trade cumulus water (vapor + liquid) flux due to updrafts and precipitation balances mean subsidence. Cloud mass flux is initialized at cloud base to match the mean observed surface evaporation minus precipitation. </w:t>
       </w:r>
     </w:p>
     <w:p>
@@ -7325,7 +7161,7 @@
                     <pic:cNvPicPr/>
                   </pic:nvPicPr>
                   <pic:blipFill>
-                    <a:blip r:embed="rId8">
+                    <a:blip r:embed="rId5">
                       <a:extLst>
                         <a:ext uri="{28A0092B-C50C-407E-A947-70E740481C1C}">
                           <a14:useLocalDpi xmlns:a14="http://schemas.microsoft.com/office/drawing/2010/main" val="0"/>
@@ -7964,14 +7800,7 @@
         <w:rPr>
           <w:rFonts w:eastAsiaTheme="minorEastAsia"/>
         </w:rPr>
-        <w:t xml:space="preserve">. </w:t>
-      </w:r>
-      <w:r>
-        <w:rPr>
-          <w:rFonts w:eastAsiaTheme="minorEastAsia"/>
-        </w:rPr>
-        <w:lastRenderedPageBreak/>
-        <w:t xml:space="preserve">This flux difference is assumed to be carried by the clouds with area fraction </w:t>
+        <w:t xml:space="preserve">. This flux difference is assumed to be carried by the clouds with area fraction </w:t>
       </w:r>
       <m:oMath>
         <m:sSub>
@@ -8924,7 +8753,6 @@
         <w:pStyle w:val="Heading3"/>
       </w:pPr>
       <w:r>
-        <w:lastRenderedPageBreak/>
         <w:t>Clouds</w:t>
       </w:r>
     </w:p>
@@ -10879,7 +10707,6 @@
           <w:rFonts w:ascii="Times New Roman" w:eastAsiaTheme="minorEastAsia" w:hAnsi="Times New Roman" w:cs="Times New Roman"/>
           <w:noProof/>
         </w:rPr>
-        <w:lastRenderedPageBreak/>
         <w:drawing>
           <wp:inline distT="0" distB="0" distL="0" distR="0" wp14:anchorId="68DD7473" wp14:editId="12C93EF0">
             <wp:extent cx="4631961" cy="3699022"/>
@@ -11815,7 +11642,6 @@
         <w:rPr>
           <w:rFonts w:ascii="Aptos" w:eastAsiaTheme="minorEastAsia" w:hAnsi="Aptos" w:cs="Times New Roman"/>
         </w:rPr>
-        <w:lastRenderedPageBreak/>
         <w:t xml:space="preserve">The solution for each cloud type </w:t>
       </w:r>
       <m:oMath>
@@ -12925,7 +12751,6 @@
           <w:rFonts w:ascii="Aptos Narrow" w:eastAsia="Times New Roman" w:hAnsi="Aptos Narrow" w:cstheme="minorHAnsi"/>
           <w:color w:val="323130"/>
         </w:rPr>
-        <w:lastRenderedPageBreak/>
         <w:t>Figure QMASSFLX. Total moisture flux to balance the large-scale moisture sink (blue), cloud moisture flux (orange), and (downward) precipitation flux (green), and mass flux (red) from the model.</w:t>
       </w:r>
     </w:p>
@@ -13316,7 +13141,6 @@
           <w:rFonts w:ascii="Aptos Narrow" w:eastAsiaTheme="minorEastAsia" w:hAnsi="Aptos Narrow" w:cs="Times New Roman"/>
           <w:noProof/>
         </w:rPr>
-        <w:lastRenderedPageBreak/>
         <w:drawing>
           <wp:inline distT="0" distB="0" distL="0" distR="0" wp14:anchorId="6A10348B" wp14:editId="0ABCB3A5">
             <wp:extent cx="3759200" cy="2971800"/>
@@ -14621,11 +14445,7 @@
       </w:r>
       <w:proofErr w:type="gramEnd"/>
       <w:r>
-        <w:t xml:space="preserve"> whereby shallow cumulus convection dries lower levels near </w:t>
-      </w:r>
-      <w:r>
-        <w:lastRenderedPageBreak/>
-        <w:t xml:space="preserve">cloud base that support stratocumulus clouds. Based on their similar behavior and </w:t>
+        <w:t xml:space="preserve"> whereby shallow cumulus convection dries lower levels near cloud base that support stratocumulus clouds. Based on their similar behavior and </w:t>
       </w:r>
       <w:proofErr w:type="gramStart"/>
       <w:r>
@@ -15894,6 +15714,7 @@
   <w:style w:type="character" w:default="1" w:styleId="DefaultParagraphFont">
     <w:name w:val="Default Paragraph Font"/>
     <w:uiPriority w:val="1"/>
+    <w:semiHidden/>
     <w:unhideWhenUsed/>
   </w:style>
   <w:style w:type="table" w:default="1" w:styleId="TableNormal">

--- a/doc/DiM_ms20260511.docx
+++ b/doc/DiM_ms20260511.docx
@@ -455,6 +455,12 @@
         <w:rPr>
           <w:rFonts w:ascii="Aptos" w:hAnsi="Aptos"/>
         </w:rPr>
+        <w:t>–</w:t>
+      </w:r>
+      <w:r>
+        <w:rPr>
+          <w:rFonts w:ascii="Aptos" w:hAnsi="Aptos"/>
+        </w:rPr>
         <w:t>5 % K</w:t>
       </w:r>
       <w:r>
@@ -523,6 +529,38 @@
           <w:rFonts w:ascii="Aptos" w:hAnsi="Aptos"/>
         </w:rPr>
         <w:t>reproduces the mesoscale correlation of cloud fraction to cloud base mass flux found over the northeastern tropical Atlantic Ocean in EUREC4A.</w:t>
+      </w:r>
+      <w:r>
+        <w:rPr>
+          <w:rFonts w:ascii="Aptos" w:hAnsi="Aptos"/>
+        </w:rPr>
+        <w:t xml:space="preserve"> The –5 % K</w:t>
+      </w:r>
+      <w:r>
+        <w:rPr>
+          <w:rFonts w:ascii="Aptos" w:hAnsi="Aptos"/>
+          <w:vertAlign w:val="superscript"/>
+        </w:rPr>
+        <w:t>–1</w:t>
+      </w:r>
+      <w:r>
+        <w:rPr>
+          <w:rFonts w:ascii="Aptos" w:hAnsi="Aptos"/>
+        </w:rPr>
+        <w:t xml:space="preserve"> reduction of cloud fraction locally decreases cloud shortwave radiative cooling by 1.6 W m</w:t>
+      </w:r>
+      <w:r>
+        <w:rPr>
+          <w:rFonts w:ascii="Aptos" w:hAnsi="Aptos"/>
+          <w:vertAlign w:val="superscript"/>
+        </w:rPr>
+        <w:t>–2</w:t>
+      </w:r>
+      <w:r>
+        <w:rPr>
+          <w:rFonts w:ascii="Aptos" w:hAnsi="Aptos"/>
+        </w:rPr>
+        <w:t>.</w:t>
       </w:r>
     </w:p>
     <w:p>
@@ -1022,13 +1060,7 @@
         <w:spacing w:line="276" w:lineRule="auto"/>
       </w:pPr>
       <w:r>
-        <w:t xml:space="preserve">Climate models </w:t>
-      </w:r>
-      <w:r>
-        <w:t xml:space="preserve">have </w:t>
-      </w:r>
-      <w:r>
-        <w:t>optically thick (</w:t>
+        <w:t>Climate models have optically thick (</w:t>
       </w:r>
       <m:oMath>
         <m:r>
@@ -1062,48 +1094,113 @@
       </w:r>
       <w:proofErr w:type="gramEnd"/>
       <w:r>
-        <w:t xml:space="preserve"> and widen the spread of climate projections.</w:t>
-      </w:r>
-      <w:r>
+        <w:t xml:space="preserve"> and widen the spread of climate projections. </w:t>
+      </w:r>
+      <w:r>
+        <w:rPr>
+          <w:rFonts w:ascii="Aptos" w:hAnsi="Aptos"/>
+        </w:rPr>
+        <w:t>P</w:t>
+      </w:r>
+      <w:r>
+        <w:rPr>
+          <w:rFonts w:ascii="Aptos" w:hAnsi="Aptos"/>
+        </w:rPr>
+        <w:t xml:space="preserve">ositive </w:t>
+      </w:r>
+      <w:proofErr w:type="gramStart"/>
+      <w:r>
+        <w:rPr>
+          <w:rFonts w:ascii="Aptos" w:hAnsi="Aptos"/>
+        </w:rPr>
+        <w:t>feedback</w:t>
+      </w:r>
+      <w:r>
+        <w:rPr>
+          <w:rFonts w:ascii="Aptos" w:hAnsi="Aptos"/>
+        </w:rPr>
+        <w:t>s</w:t>
+      </w:r>
+      <w:proofErr w:type="gramEnd"/>
+      <w:r>
+        <w:rPr>
+          <w:rFonts w:ascii="Aptos" w:hAnsi="Aptos"/>
+        </w:rPr>
+        <w:t xml:space="preserve"> due to reduction of </w:t>
+      </w:r>
+      <w:r>
+        <w:rPr>
+          <w:rFonts w:ascii="Aptos" w:hAnsi="Aptos"/>
+        </w:rPr>
+        <w:t>cloud</w:t>
+      </w:r>
+      <w:r>
+        <w:rPr>
+          <w:rFonts w:ascii="Aptos" w:hAnsi="Aptos"/>
+        </w:rPr>
         <w:t xml:space="preserve"> </w:t>
       </w:r>
       <w:r>
         <w:rPr>
           <w:rFonts w:ascii="Aptos" w:hAnsi="Aptos"/>
         </w:rPr>
-        <w:t>P</w:t>
-      </w:r>
-      <w:r>
-        <w:rPr>
-          <w:rFonts w:ascii="Aptos" w:hAnsi="Aptos"/>
-        </w:rPr>
-        <w:t xml:space="preserve">ositive </w:t>
+        <w:t>amount</w:t>
+      </w:r>
+      <w:r>
+        <w:rPr>
+          <w:rFonts w:ascii="Aptos" w:hAnsi="Aptos"/>
+        </w:rPr>
+        <w:t xml:space="preserve"> within </w:t>
+      </w:r>
+      <w:r>
+        <w:rPr>
+          <w:rFonts w:ascii="Aptos" w:hAnsi="Aptos"/>
+        </w:rPr>
+        <w:t>shallow cumulus cloud</w:t>
+      </w:r>
+      <w:r>
+        <w:rPr>
+          <w:rFonts w:ascii="Aptos" w:hAnsi="Aptos"/>
+        </w:rPr>
+        <w:t xml:space="preserve"> regime</w:t>
+      </w:r>
+      <w:r>
+        <w:rPr>
+          <w:rFonts w:ascii="Aptos" w:hAnsi="Aptos"/>
+        </w:rPr>
+        <w:t xml:space="preserve">s dominates </w:t>
       </w:r>
       <w:proofErr w:type="gramStart"/>
       <w:r>
         <w:rPr>
           <w:rFonts w:ascii="Aptos" w:hAnsi="Aptos"/>
         </w:rPr>
-        <w:t>feedback</w:t>
-      </w:r>
-      <w:r>
-        <w:rPr>
-          <w:rFonts w:ascii="Aptos" w:hAnsi="Aptos"/>
-        </w:rPr>
-        <w:t>s</w:t>
+        <w:t>feedbacks</w:t>
       </w:r>
       <w:proofErr w:type="gramEnd"/>
       <w:r>
         <w:rPr>
           <w:rFonts w:ascii="Aptos" w:hAnsi="Aptos"/>
         </w:rPr>
-        <w:t xml:space="preserve"> due to reduction of </w:t>
-      </w:r>
-      <w:r>
-        <w:rPr>
-          <w:rFonts w:ascii="Aptos" w:hAnsi="Aptos"/>
-        </w:rPr>
-        <w:t>cloud</w:t>
+        <w:t xml:space="preserve"> from changes in </w:t>
+      </w:r>
+      <w:r>
+        <w:rPr>
+          <w:rFonts w:ascii="Aptos" w:hAnsi="Aptos"/>
+        </w:rPr>
+        <w:t xml:space="preserve">the frequency of occurrence </w:t>
+      </w:r>
+      <w:r>
+        <w:rPr>
+          <w:rFonts w:ascii="Aptos" w:hAnsi="Aptos"/>
+        </w:rPr>
+        <w:t xml:space="preserve">(days per month) </w:t>
+      </w:r>
+      <w:r>
+        <w:rPr>
+          <w:rFonts w:ascii="Aptos" w:hAnsi="Aptos"/>
+        </w:rPr>
+        <w:t>across</w:t>
       </w:r>
       <w:r>
         <w:rPr>
@@ -1115,63 +1212,13 @@
         <w:rPr>
           <w:rFonts w:ascii="Aptos" w:hAnsi="Aptos"/>
         </w:rPr>
-        <w:t>amount</w:t>
-      </w:r>
-      <w:r>
-        <w:rPr>
-          <w:rFonts w:ascii="Aptos" w:hAnsi="Aptos"/>
-        </w:rPr>
-        <w:t xml:space="preserve"> within </w:t>
-      </w:r>
-      <w:r>
-        <w:rPr>
-          <w:rFonts w:ascii="Aptos" w:hAnsi="Aptos"/>
-        </w:rPr>
-        <w:t>shallow cumulus cloud</w:t>
-      </w:r>
-      <w:r>
-        <w:rPr>
-          <w:rFonts w:ascii="Aptos" w:hAnsi="Aptos"/>
-        </w:rPr>
-        <w:t xml:space="preserve"> regime</w:t>
-      </w:r>
-      <w:r>
-        <w:rPr>
-          <w:rFonts w:ascii="Aptos" w:hAnsi="Aptos"/>
-        </w:rPr>
-        <w:t xml:space="preserve">s dominates </w:t>
-      </w:r>
-      <w:proofErr w:type="gramStart"/>
-      <w:r>
-        <w:rPr>
-          <w:rFonts w:ascii="Aptos" w:hAnsi="Aptos"/>
-        </w:rPr>
-        <w:t>feedbacks</w:t>
-      </w:r>
-      <w:proofErr w:type="gramEnd"/>
-      <w:r>
-        <w:rPr>
-          <w:rFonts w:ascii="Aptos" w:hAnsi="Aptos"/>
-        </w:rPr>
-        <w:t xml:space="preserve"> from changes in </w:t>
-      </w:r>
-      <w:r>
-        <w:rPr>
-          <w:rFonts w:ascii="Aptos" w:hAnsi="Aptos"/>
-        </w:rPr>
-        <w:t xml:space="preserve">the frequency of occurrence </w:t>
-      </w:r>
-      <w:r>
-        <w:rPr>
-          <w:rFonts w:ascii="Aptos" w:hAnsi="Aptos"/>
-        </w:rPr>
-        <w:t xml:space="preserve">(days per month) </w:t>
-      </w:r>
-      <w:r>
-        <w:rPr>
-          <w:rFonts w:ascii="Aptos" w:hAnsi="Aptos"/>
-        </w:rPr>
-        <w:t>across</w:t>
+        <w:t xml:space="preserve">the </w:t>
+      </w:r>
+      <w:r>
+        <w:rPr>
+          <w:rFonts w:ascii="Aptos" w:hAnsi="Aptos"/>
+        </w:rPr>
+        <w:t>regimes</w:t>
       </w:r>
       <w:r>
         <w:rPr>
@@ -1183,67 +1230,25 @@
         <w:rPr>
           <w:rFonts w:ascii="Aptos" w:hAnsi="Aptos"/>
         </w:rPr>
-        <w:t xml:space="preserve">the </w:t>
-      </w:r>
-      <w:r>
-        <w:rPr>
-          <w:rFonts w:ascii="Aptos" w:hAnsi="Aptos"/>
-        </w:rPr>
-        <w:t>regimes</w:t>
-      </w:r>
-      <w:r>
-        <w:rPr>
-          <w:rFonts w:ascii="Aptos" w:hAnsi="Aptos"/>
-        </w:rPr>
-        <w:t xml:space="preserve"> </w:t>
-      </w:r>
-      <w:r>
-        <w:rPr>
-          <w:rFonts w:ascii="Aptos" w:hAnsi="Aptos"/>
-        </w:rPr>
         <w:t xml:space="preserve">(Zelinka et al. 2023). </w:t>
       </w:r>
       <w:r>
         <w:t>L</w:t>
       </w:r>
       <w:r>
-        <w:t>ow</w:t>
-      </w:r>
-      <w:r>
-        <w:t xml:space="preserve"> cloud</w:t>
-      </w:r>
-      <w:r>
-        <w:t xml:space="preserve"> amount</w:t>
-      </w:r>
-      <w:r>
-        <w:t xml:space="preserve"> </w:t>
+        <w:t xml:space="preserve">ow cloud amount </w:t>
       </w:r>
       <w:r>
         <w:t>is</w:t>
       </w:r>
       <w:r>
-        <w:t xml:space="preserve"> sensitive to humidity at cloud base</w:t>
-      </w:r>
-      <w:r>
-        <w:t xml:space="preserve"> </w:t>
-      </w:r>
-      <w:r>
-        <w:t>(Sherwood et al. 2014; Brient et al. 2016; Vial et al. 2017</w:t>
-      </w:r>
-      <w:r>
-        <w:t>)</w:t>
-      </w:r>
-      <w:r>
-        <w:t>, c</w:t>
-      </w:r>
-      <w:r>
-        <w:t>ontributing to the low cloud feedback</w:t>
-      </w:r>
-      <w:r>
-        <w:t>.</w:t>
-      </w:r>
-      <w:r>
-        <w:t xml:space="preserve"> In the </w:t>
+        <w:t xml:space="preserve"> sensitive to humidity at cloud base (Sherwood et al. 2014; Brient et al. 2016; Vial et al. 2017)</w:t>
+      </w:r>
+      <w:r>
+        <w:t>, contributing to the low cloud feedback</w:t>
+      </w:r>
+      <w:r>
+        <w:t xml:space="preserve">. In the </w:t>
       </w:r>
       <w:r>
         <w:rPr>
@@ -1325,28 +1330,10 @@
         <w:t>atellite shallow cumulus clouds have 0.5-3 km heights and weak cloud fraction at cloud base (3 % by random overlap or 8 % by maximum overlap; Fig. 1)</w:t>
       </w:r>
       <w:r>
-        <w:t xml:space="preserve">. </w:t>
-      </w:r>
-      <w:r>
-        <w:t>EUREC4A airborne lidar and radar cloud-base cloud fraction is only 5.4 % (BASTILIAS XXXX, Vogel et al. 2022)</w:t>
-      </w:r>
-      <w:r>
-        <w:t xml:space="preserve">. (3) </w:t>
-      </w:r>
-      <w:r>
-        <w:t>All</w:t>
-      </w:r>
-      <w:r>
-        <w:t xml:space="preserve"> CMIP6 atmosphere models </w:t>
-      </w:r>
-      <w:r>
-        <w:t>in</w:t>
-      </w:r>
-      <w:r>
-        <w:t xml:space="preserve"> the Cloud Forcing Intercomparison Project (CFMIP) have excessive stratocumulus clouds</w:t>
-      </w:r>
-      <w:r>
-        <w:t xml:space="preserve"> </w:t>
+        <w:t>. EUREC4A airborne lidar and radar cloud-base cloud fraction is only 5.4 % (BASTILIAS XXXX, Vogel et al. 2022)</w:t>
+      </w:r>
+      <w:r>
+        <w:t xml:space="preserve">. (3) All CMIP6 atmosphere models in the Cloud Forcing Intercomparison Project (CFMIP) have excessive stratocumulus clouds </w:t>
       </w:r>
       <w:r>
         <w:t>(</w:t>
@@ -1366,10 +1353,7 @@
         <w:t xml:space="preserve"> </w:t>
       </w:r>
       <w:r>
-        <w:t>in the northern tropical Atlantic</w:t>
-      </w:r>
-      <w:r>
-        <w:t xml:space="preserve">, </w:t>
+        <w:t xml:space="preserve">in the northern tropical Atlantic, </w:t>
       </w:r>
       <w:r>
         <w:t>but</w:t>
@@ -1602,41 +1586,17 @@
     <w:p>
       <w:proofErr w:type="gramStart"/>
       <w:r>
-        <w:t>T</w:t>
-      </w:r>
-      <w:r>
-        <w:t>he Dynamical Inhibition of Moisture (DIM) cloud equilibrium hypothesis,</w:t>
+        <w:t>The Dynamical Inhibition of Moisture (DIM) cloud equilibrium hypothesis,</w:t>
       </w:r>
       <w:proofErr w:type="gramEnd"/>
       <w:r>
-        <w:t xml:space="preserve"> </w:t>
-      </w:r>
-      <w:r>
-        <w:t>predicts the</w:t>
-      </w:r>
-      <w:r>
-        <w:t xml:space="preserve"> direct effect of large-scale circulation on shallow cumulus clouds. </w:t>
-      </w:r>
-      <w:r>
-        <w:t xml:space="preserve">For </w:t>
-      </w:r>
-      <w:r>
-        <w:t>a climatological mean with a balanced moisture budge</w:t>
-      </w:r>
-      <w:r>
-        <w:t>, t</w:t>
-      </w:r>
-      <w:r>
-        <w:t>he DIM hypothesis predicts a reduction of shallow c</w:t>
-      </w:r>
-      <w:r>
-        <w:t>umulus clouds,</w:t>
-      </w:r>
-      <w:r>
-        <w:t xml:space="preserve"> </w:t>
-      </w:r>
-      <w:r>
-        <w:t>dimming</w:t>
+        <w:t xml:space="preserve"> predicts the direct effect of large-scale circulation on shallow cumulus clouds. For a climatological mean with a balanced moisture budge</w:t>
+      </w:r>
+      <w:r>
+        <w:t>t</w:t>
+      </w:r>
+      <w:r>
+        <w:t>, the DIM hypothesis predicts a reduction of shallow cumulus clouds, dimming</w:t>
       </w:r>
       <w:r>
         <w:rPr>
@@ -1646,10 +1606,7 @@
         <w:t xml:space="preserve"> </w:t>
       </w:r>
       <w:r>
-        <w:t>the planetary albedo</w:t>
-      </w:r>
-      <w:r>
-        <w:t xml:space="preserve">, with </w:t>
+        <w:t xml:space="preserve">the planetary albedo, with </w:t>
       </w:r>
       <w:proofErr w:type="gramStart"/>
       <w:r>
@@ -1674,6 +1631,9 @@
       </w:r>
       <w:r>
         <w:t xml:space="preserve"> dynamical inhibition of moisture flux (DIM) hypothesis</w:t>
+      </w:r>
+      <w:r>
+        <w:t>,</w:t>
       </w:r>
       <w:r>
         <w:t xml:space="preserve"> </w:t>
@@ -1839,19 +1799,31 @@
         <w:t>)</w:t>
       </w:r>
       <w:r>
-        <w:t>. Held and Soden (2006</w:t>
+        <w:t xml:space="preserve">. </w:t>
+      </w:r>
+      <w:r>
+        <w:t>B</w:t>
+      </w:r>
+      <w:r>
+        <w:t>ased on energetics</w:t>
+      </w:r>
+      <w:r>
+        <w:t>,</w:t>
+      </w:r>
+      <w:r>
+        <w:t xml:space="preserve"> </w:t>
+      </w:r>
+      <w:r>
+        <w:t>Held and Soden (2006</w:t>
       </w:r>
       <w:r>
         <w:t>, HS06</w:t>
       </w:r>
       <w:r>
-        <w:t xml:space="preserve">) hypothesize </w:t>
-      </w:r>
-      <w:r>
-        <w:t>based on</w:t>
-      </w:r>
-      <w:r>
-        <w:t xml:space="preserve"> energetics that </w:t>
+        <w:t>) hypothesize</w:t>
+      </w:r>
+      <w:r>
+        <w:t xml:space="preserve"> and Vecchi and Soden (2007) estimate </w:t>
       </w:r>
       <m:oMath>
         <m:r>
@@ -1935,7 +1907,13 @@
         </m:sSup>
       </m:oMath>
       <w:r>
-        <w:t xml:space="preserve">. Variation in the change in subsidence among several CMIP6 climate models is correlated to their warming </w:t>
+        <w:t xml:space="preserve">. </w:t>
+      </w:r>
+      <w:r>
+        <w:t xml:space="preserve"> (Vecchi and Soden show 11% reduction of subsidence for +2.3 K) </w:t>
+      </w:r>
+      <w:r>
+        <w:t xml:space="preserve">Variation in the change in subsidence among several CMIP6 climate models is correlated to their warming </w:t>
       </w:r>
       <w:r>
         <w:t>(</w:t>
@@ -1989,6 +1967,10 @@
           <w:ilvl w:val="0"/>
           <w:numId w:val="3"/>
         </w:numPr>
+        <w:rPr>
+          <w:rFonts w:ascii="Cambria Math" w:eastAsiaTheme="minorEastAsia" w:hAnsi="Cambria Math"/>
+          <w:oMath/>
+        </w:rPr>
       </w:pPr>
       <w:r>
         <w:t>T</w:t>
@@ -2010,32 +1992,6 @@
       </w:r>
       <w:r>
         <w:t xml:space="preserve">sink </w:t>
-      </w:r>
-      <w:r>
-        <w:rPr>
-          <w:rFonts w:eastAsiaTheme="minorEastAsia"/>
-        </w:rPr>
-        <w:t>(</w:t>
-      </w:r>
-      <m:oMath>
-        <m:r>
-          <w:rPr>
-            <w:rFonts w:ascii="Cambria Math" w:hAnsi="Cambria Math"/>
-          </w:rPr>
-          <m:t>M∝W</m:t>
-        </m:r>
-      </m:oMath>
-      <w:r>
-        <w:rPr>
-          <w:rFonts w:eastAsiaTheme="minorEastAsia"/>
-        </w:rPr>
-        <w:t>)</w:t>
-      </w:r>
-      <w:r>
-        <w:rPr>
-          <w:rFonts w:eastAsiaTheme="minorEastAsia"/>
-        </w:rPr>
-        <w:t xml:space="preserve"> </w:t>
       </w:r>
       <w:r>
         <w:t xml:space="preserve">by </w:t>
@@ -2058,20 +2014,40 @@
         <w:rPr>
           <w:rFonts w:eastAsiaTheme="minorEastAsia"/>
         </w:rPr>
-        <w:t xml:space="preserve"> </w:t>
-      </w:r>
-      <w:r>
-        <w:rPr>
-          <w:rFonts w:eastAsiaTheme="minorEastAsia"/>
-        </w:rPr>
-        <w:t>through,</w:t>
-      </w:r>
-      <w:r>
-        <w:rPr>
-          <w:rFonts w:eastAsiaTheme="minorEastAsia"/>
-        </w:rPr>
-        <w:br/>
-      </w:r>
+        <w:t xml:space="preserve">. </w:t>
+      </w:r>
+      <w:r>
+        <w:rPr>
+          <w:rFonts w:eastAsiaTheme="minorEastAsia"/>
+        </w:rPr>
+        <w:t>The steady m</w:t>
+      </w:r>
+      <w:r>
+        <w:rPr>
+          <w:rFonts w:eastAsiaTheme="minorEastAsia"/>
+        </w:rPr>
+        <w:t xml:space="preserve">oisture balance </w:t>
+      </w:r>
+      <w:r>
+        <w:rPr>
+          <w:rFonts w:eastAsiaTheme="minorEastAsia"/>
+        </w:rPr>
+        <w:t>is</w:t>
+      </w:r>
+      <w:r>
+        <w:rPr>
+          <w:rFonts w:eastAsiaTheme="minorEastAsia"/>
+        </w:rPr>
+        <w:t>,</w:t>
+      </w:r>
+    </w:p>
+    <w:p>
+      <w:pPr>
+        <w:pStyle w:val="ListParagraph"/>
+        <w:rPr>
+          <w:rFonts w:eastAsiaTheme="minorEastAsia"/>
+        </w:rPr>
+      </w:pPr>
       <m:oMath>
         <m:r>
           <w:rPr>
@@ -2153,6 +2129,12 @@
           <w:rPr>
             <w:rFonts w:ascii="Cambria Math" w:eastAsiaTheme="minorEastAsia" w:hAnsi="Cambria Math"/>
           </w:rPr>
+          <m:t>-P</m:t>
+        </m:r>
+        <m:r>
+          <w:rPr>
+            <w:rFonts w:ascii="Cambria Math" w:eastAsiaTheme="minorEastAsia" w:hAnsi="Cambria Math"/>
+          </w:rPr>
           <m:t>]-W∂</m:t>
         </m:r>
         <m:sSub>
@@ -2194,11 +2176,18 @@
         </w:rPr>
         <w:t>,</w:t>
       </w:r>
-      <w:r>
-        <w:rPr>
-          <w:rFonts w:eastAsiaTheme="minorEastAsia"/>
-        </w:rPr>
-        <w:br/>
+    </w:p>
+    <w:p>
+      <w:pPr>
+        <w:pStyle w:val="ListParagraph"/>
+        <w:rPr>
+          <w:rFonts w:eastAsiaTheme="minorEastAsia"/>
+        </w:rPr>
+      </w:pPr>
+      <w:r>
+        <w:rPr>
+          <w:rFonts w:eastAsiaTheme="minorEastAsia"/>
+        </w:rPr>
         <w:t xml:space="preserve">where </w:t>
       </w:r>
       <m:oMath>
@@ -2277,7 +2266,13 @@
         <w:rPr>
           <w:rFonts w:eastAsiaTheme="minorEastAsia"/>
         </w:rPr>
-        <w:t xml:space="preserve"> is the cloud moisture flux, </w:t>
+        <w:t xml:space="preserve"> is the cloud moisture flux,</w:t>
+      </w:r>
+      <w:r>
+        <w:rPr>
+          <w:rFonts w:eastAsiaTheme="minorEastAsia"/>
+        </w:rPr>
+        <w:t xml:space="preserve"> </w:t>
       </w:r>
       <m:oMath>
         <m:r>
@@ -2291,7 +2286,7 @@
         <w:rPr>
           <w:rFonts w:eastAsiaTheme="minorEastAsia"/>
         </w:rPr>
-        <w:t xml:space="preserve"> is the mass flux, and </w:t>
+        <w:t xml:space="preserve"> is the mass flux, </w:t>
       </w:r>
       <m:oMath>
         <m:sSub>
@@ -2325,19 +2320,27 @@
         <w:rPr>
           <w:rFonts w:eastAsiaTheme="minorEastAsia"/>
         </w:rPr>
-        <w:t xml:space="preserve"> is the environmental mean humidity. This</w:t>
-      </w:r>
-      <w:r>
-        <w:rPr>
-          <w:rFonts w:eastAsiaTheme="minorEastAsia"/>
-        </w:rPr>
-        <w:t xml:space="preserve"> moisture balance is expected in any steady climate</w:t>
-      </w:r>
-      <w:r>
-        <w:rPr>
-          <w:rFonts w:eastAsiaTheme="minorEastAsia"/>
-        </w:rPr>
-        <w:t xml:space="preserve"> average</w:t>
+        <w:t xml:space="preserve"> is the environmental mean humidity</w:t>
+      </w:r>
+      <w:r>
+        <w:rPr>
+          <w:rFonts w:eastAsiaTheme="minorEastAsia"/>
+        </w:rPr>
+        <w:t xml:space="preserve">, and </w:t>
+      </w:r>
+      <m:oMath>
+        <m:r>
+          <w:rPr>
+            <w:rFonts w:ascii="Cambria Math" w:eastAsiaTheme="minorEastAsia" w:hAnsi="Cambria Math"/>
+          </w:rPr>
+          <m:t>P</m:t>
+        </m:r>
+      </m:oMath>
+      <w:r>
+        <w:rPr>
+          <w:rFonts w:eastAsiaTheme="minorEastAsia"/>
+        </w:rPr>
+        <w:t xml:space="preserve"> (&gt;0) is the precipitation</w:t>
       </w:r>
       <w:r>
         <w:rPr>
@@ -2361,6 +2364,12 @@
         <w:rPr>
           <w:rFonts w:eastAsiaTheme="minorEastAsia"/>
         </w:rPr>
+        <w:t xml:space="preserve">specific </w:t>
+      </w:r>
+      <w:r>
+        <w:rPr>
+          <w:rFonts w:eastAsiaTheme="minorEastAsia"/>
+        </w:rPr>
         <w:t>humidity dependence</w:t>
       </w:r>
       <w:r>
@@ -2379,8 +2388,22 @@
         <w:rPr>
           <w:rFonts w:eastAsiaTheme="minorEastAsia"/>
         </w:rPr>
-        <w:t xml:space="preserve"> both terms</w:t>
-      </w:r>
+        <w:t xml:space="preserve"> </w:t>
+      </w:r>
+      <w:r>
+        <w:rPr>
+          <w:rFonts w:eastAsiaTheme="minorEastAsia"/>
+        </w:rPr>
+        <w:t xml:space="preserve">each </w:t>
+      </w:r>
+      <w:proofErr w:type="gramStart"/>
+      <w:r>
+        <w:rPr>
+          <w:rFonts w:eastAsiaTheme="minorEastAsia"/>
+        </w:rPr>
+        <w:t>terms</w:t>
+      </w:r>
+      <w:proofErr w:type="gramEnd"/>
       <w:r>
         <w:rPr>
           <w:rFonts w:eastAsiaTheme="minorEastAsia"/>
@@ -2404,10 +2427,18 @@
       <w:r>
         <w:rPr>
           <w:rFonts w:eastAsiaTheme="minorEastAsia"/>
+        </w:rPr>
+        <w:t xml:space="preserve">We will show precipitation also scales with the mass flux and the humidity. </w:t>
+      </w:r>
+      <w:proofErr w:type="gramStart"/>
+      <w:r>
+        <w:rPr>
+          <w:rFonts w:eastAsiaTheme="minorEastAsia"/>
           <w:color w:val="4EA72E" w:themeColor="accent6"/>
         </w:rPr>
         <w:t>[</w:t>
       </w:r>
+      <w:proofErr w:type="gramEnd"/>
       <w:r>
         <w:rPr>
           <w:rFonts w:eastAsiaTheme="minorEastAsia"/>
@@ -2574,7 +2605,6 @@
             <m:ctrlPr>
               <w:rPr>
                 <w:rFonts w:ascii="Cambria Math" w:eastAsiaTheme="minorEastAsia" w:hAnsi="Cambria Math"/>
-                <w:i/>
               </w:rPr>
             </m:ctrlPr>
           </m:sSubPr>
@@ -2600,19 +2630,25 @@
         <w:rPr>
           <w:rFonts w:eastAsiaTheme="minorEastAsia"/>
         </w:rPr>
-        <w:t xml:space="preserve"> on the cloud moisture and mass flux</w:t>
-      </w:r>
-      <w:r>
-        <w:rPr>
-          <w:rFonts w:eastAsiaTheme="minorEastAsia"/>
-        </w:rPr>
-        <w:t xml:space="preserve"> profiles</w:t>
-      </w:r>
-      <w:r>
-        <w:rPr>
-          <w:rFonts w:eastAsiaTheme="minorEastAsia"/>
-        </w:rPr>
-        <w:t>.</w:t>
+        <w:t xml:space="preserve"> on the </w:t>
+      </w:r>
+      <w:r>
+        <w:rPr>
+          <w:rFonts w:eastAsiaTheme="minorEastAsia"/>
+        </w:rPr>
+        <w:t>cloud mass and</w:t>
+      </w:r>
+      <w:r>
+        <w:rPr>
+          <w:rFonts w:eastAsiaTheme="minorEastAsia"/>
+        </w:rPr>
+        <w:t xml:space="preserve"> moisture flux</w:t>
+      </w:r>
+      <w:r>
+        <w:rPr>
+          <w:rFonts w:eastAsiaTheme="minorEastAsia"/>
+        </w:rPr>
+        <w:t xml:space="preserve"> profiles.</w:t>
       </w:r>
     </w:p>
     <w:p>
@@ -2631,7 +2667,7 @@
           <w:numId w:val="3"/>
         </w:numPr>
         <w:rPr>
-          <w:color w:val="4EA72E" w:themeColor="accent6"/>
+          <w:rFonts w:eastAsiaTheme="minorEastAsia"/>
         </w:rPr>
       </w:pPr>
       <w:r>
@@ -2671,6 +2707,12 @@
           <w:rFonts w:eastAsiaTheme="minorEastAsia"/>
         </w:rPr>
         <w:t>proportional to mass flux</w:t>
+      </w:r>
+      <w:r>
+        <w:rPr>
+          <w:rFonts w:eastAsiaTheme="minorEastAsia"/>
+        </w:rPr>
+        <w:t>,</w:t>
       </w:r>
       <w:r>
         <w:rPr>
@@ -2755,7 +2797,14 @@
           <w:rFonts w:eastAsiaTheme="minorEastAsia"/>
           <w:color w:val="4EA72E" w:themeColor="accent6"/>
         </w:rPr>
-        <w:t xml:space="preserve">Cumulus mass flux and low cloud fraction from </w:t>
+        <w:t>[C</w:t>
+      </w:r>
+      <w:r>
+        <w:rPr>
+          <w:rFonts w:eastAsiaTheme="minorEastAsia"/>
+          <w:color w:val="4EA72E" w:themeColor="accent6"/>
+        </w:rPr>
+        <w:t xml:space="preserve">umulus mass flux and low cloud fraction from </w:t>
       </w:r>
       <w:r>
         <w:rPr>
@@ -2898,6 +2947,13 @@
           <w:color w:val="4EA72E" w:themeColor="accent6"/>
         </w:rPr>
         <w:t xml:space="preserve"> in Fig. CFMW.</w:t>
+      </w:r>
+      <w:r>
+        <w:rPr>
+          <w:rFonts w:eastAsiaTheme="minorEastAsia"/>
+          <w:color w:val="4EA72E" w:themeColor="accent6"/>
+        </w:rPr>
+        <w:t>]</w:t>
       </w:r>
     </w:p>
     <w:p>
@@ -3148,35 +3204,28 @@
           <w:rFonts w:eastAsiaTheme="minorEastAsia"/>
           <w:iCs/>
         </w:rPr>
-        <w:t>possible explanation for the fraction of</w:t>
+        <w:t>possible explanation for the fraction</w:t>
       </w:r>
       <w:r>
         <w:rPr>
           <w:rFonts w:eastAsiaTheme="minorEastAsia"/>
           <w:iCs/>
         </w:rPr>
-        <w:t xml:space="preserve"> </w:t>
+        <w:t xml:space="preserve">al </w:t>
       </w:r>
       <w:r>
         <w:rPr>
           <w:rFonts w:eastAsiaTheme="minorEastAsia"/>
           <w:iCs/>
         </w:rPr>
-        <w:t xml:space="preserve">subtropical </w:t>
+        <w:t xml:space="preserve">change </w:t>
       </w:r>
       <w:r>
         <w:rPr>
           <w:rFonts w:eastAsiaTheme="minorEastAsia"/>
           <w:iCs/>
         </w:rPr>
-        <w:t>shallow cumulus cloud</w:t>
-      </w:r>
-      <w:r>
-        <w:rPr>
-          <w:rFonts w:eastAsiaTheme="minorEastAsia"/>
-          <w:iCs/>
-        </w:rPr>
-        <w:t xml:space="preserve">s and their change </w:t>
+        <w:t xml:space="preserve">of the shallow cumulus clouds </w:t>
       </w:r>
       <w:r>
         <w:rPr>
@@ -3204,6 +3253,22 @@
       <w:pPr>
         <w:rPr>
           <w:rFonts w:eastAsiaTheme="minorEastAsia"/>
+          <w:iCs/>
+        </w:rPr>
+      </w:pPr>
+      <w:r>
+        <w:rPr>
+          <w:rFonts w:eastAsiaTheme="minorEastAsia"/>
+          <w:iCs/>
+        </w:rPr>
+        <w:t>Discussion:</w:t>
+      </w:r>
+    </w:p>
+    <w:p>
+      <w:pPr>
+        <w:rPr>
+          <w:rFonts w:eastAsiaTheme="minorEastAsia"/>
+          <w:iCs/>
         </w:rPr>
       </w:pPr>
       <w:r>
@@ -3456,14 +3521,7 @@
           <w:rFonts w:eastAsiaTheme="minorEastAsia"/>
           <w:iCs/>
         </w:rPr>
-        <w:t xml:space="preserve">Divergence of the vertically developed shallow cumulus cloud fraction </w:t>
-      </w:r>
-      <w:r>
-        <w:rPr>
-          <w:rFonts w:eastAsiaTheme="minorEastAsia"/>
-          <w:iCs/>
-        </w:rPr>
-        <w:t xml:space="preserve">from </w:t>
+        <w:t xml:space="preserve">Divergence of the vertically developed shallow cumulus cloud fraction from </w:t>
       </w:r>
       <m:oMath>
         <m:r>
@@ -3569,13 +3627,7 @@
         <w:rPr>
           <w:rFonts w:eastAsiaTheme="minorEastAsia"/>
         </w:rPr>
-        <w:t xml:space="preserve"> </w:t>
-      </w:r>
-      <w:r>
-        <w:rPr>
-          <w:rFonts w:eastAsiaTheme="minorEastAsia"/>
-        </w:rPr>
-        <w:t xml:space="preserve">with moisture flux </w:t>
+        <w:t xml:space="preserve"> with moisture flux </w:t>
       </w:r>
       <m:oMath>
         <m:sSub>
@@ -3692,19 +3744,7 @@
           <w:rPr>
             <w:rFonts w:ascii="Cambria Math" w:eastAsiaTheme="minorEastAsia" w:hAnsi="Cambria Math"/>
           </w:rPr>
-          <m:t>C/A</m:t>
-        </m:r>
-        <m:r>
-          <w:rPr>
-            <w:rFonts w:ascii="Cambria Math" w:eastAsiaTheme="minorEastAsia" w:hAnsi="Cambria Math"/>
-          </w:rPr>
-          <m:t>≈</m:t>
-        </m:r>
-        <m:r>
-          <w:rPr>
-            <w:rFonts w:ascii="Cambria Math" w:eastAsiaTheme="minorEastAsia" w:hAnsi="Cambria Math"/>
-          </w:rPr>
-          <m:t>2</m:t>
+          <m:t>C/A≈2</m:t>
         </m:r>
       </m:oMath>
       <w:r>
@@ -4419,15 +4459,31 @@
           <w:rFonts w:eastAsiaTheme="minorEastAsia"/>
           <w:iCs/>
         </w:rPr>
-        <w:t xml:space="preserve"> cloud fraction observed in EUREC4A</w:t>
-      </w:r>
+        <w:t xml:space="preserve"> cloud fraction observed in </w:t>
+      </w:r>
+      <w:proofErr w:type="gramStart"/>
       <w:r>
         <w:rPr>
           <w:rFonts w:eastAsiaTheme="minorEastAsia"/>
           <w:iCs/>
         </w:rPr>
+        <w:t>EUREC4A</w:t>
+      </w:r>
+      <w:r>
+        <w:rPr>
+          <w:rFonts w:eastAsiaTheme="minorEastAsia"/>
+          <w:iCs/>
+        </w:rPr>
+        <w:t>,</w:t>
+      </w:r>
+      <w:r>
+        <w:rPr>
+          <w:rFonts w:eastAsiaTheme="minorEastAsia"/>
+          <w:iCs/>
+        </w:rPr>
         <w:t xml:space="preserve"> and</w:t>
       </w:r>
+      <w:proofErr w:type="gramEnd"/>
       <w:r>
         <w:rPr>
           <w:rFonts w:eastAsiaTheme="minorEastAsia"/>
@@ -4720,77 +4776,13 @@
         <w:rPr>
           <w:rFonts w:ascii="Aptos" w:hAnsi="Aptos"/>
         </w:rPr>
-        <w:t xml:space="preserve"> source</w:t>
-      </w:r>
-      <w:r>
-        <w:rPr>
-          <w:rFonts w:ascii="Aptos" w:hAnsi="Aptos"/>
-        </w:rPr>
         <w:t xml:space="preserve"> </w:t>
       </w:r>
-      <m:oMath>
-        <m:r>
-          <m:rPr>
-            <m:sty m:val="p"/>
-          </m:rPr>
-          <w:rPr>
-            <w:rFonts w:ascii="Cambria Math" w:hAnsi="Cambria Math"/>
-          </w:rPr>
-          <m:t>-</m:t>
-        </m:r>
-        <m:r>
-          <w:rPr>
-            <w:rFonts w:ascii="Cambria Math" w:hAnsi="Cambria Math"/>
-          </w:rPr>
-          <m:t>W</m:t>
-        </m:r>
-        <m:d>
-          <m:dPr>
-            <m:ctrlPr>
-              <w:rPr>
-                <w:rFonts w:ascii="Cambria Math" w:hAnsi="Cambria Math"/>
-              </w:rPr>
-            </m:ctrlPr>
-          </m:dPr>
-          <m:e>
-            <m:r>
-              <m:rPr>
-                <m:sty m:val="p"/>
-              </m:rPr>
-              <w:rPr>
-                <w:rFonts w:ascii="Cambria Math" w:hAnsi="Cambria Math"/>
-              </w:rPr>
-              <m:t>∂</m:t>
-            </m:r>
-            <m:r>
-              <w:rPr>
-                <w:rFonts w:ascii="Cambria Math" w:hAnsi="Cambria Math"/>
-              </w:rPr>
-              <m:t>q</m:t>
-            </m:r>
-            <m:r>
-              <m:rPr>
-                <m:sty m:val="p"/>
-              </m:rPr>
-              <w:rPr>
-                <w:rFonts w:ascii="Cambria Math" w:hAnsi="Cambria Math"/>
-              </w:rPr>
-              <m:t>/∂</m:t>
-            </m:r>
-            <m:r>
-              <w:rPr>
-                <w:rFonts w:ascii="Cambria Math" w:hAnsi="Cambria Math"/>
-              </w:rPr>
-              <m:t>z</m:t>
-            </m:r>
-          </m:e>
-        </m:d>
-      </m:oMath>
-      <w:r>
-        <w:rPr>
-          <w:rFonts w:ascii="Aptos" w:hAnsi="Aptos"/>
-        </w:rPr>
-        <w:t xml:space="preserve"> and the </w:t>
+      <w:r>
+        <w:rPr>
+          <w:rFonts w:ascii="Aptos" w:hAnsi="Aptos"/>
+        </w:rPr>
+        <w:t xml:space="preserve">and the </w:t>
       </w:r>
       <w:r>
         <w:rPr>
@@ -4820,275 +4812,112 @@
         <w:rPr>
           <w:rFonts w:ascii="Aptos" w:hAnsi="Aptos"/>
         </w:rPr>
+        <w:t xml:space="preserve"> shallow cumulus cloud regime. </w:t>
+      </w:r>
+      <w:r>
+        <w:rPr>
+          <w:rFonts w:ascii="Aptos" w:hAnsi="Aptos"/>
+        </w:rPr>
+        <w:t>C</w:t>
+      </w:r>
+      <w:r>
+        <w:rPr>
+          <w:rFonts w:ascii="Aptos" w:hAnsi="Aptos"/>
+        </w:rPr>
+        <w:t xml:space="preserve">louds entrain and mix the environmental </w:t>
+      </w:r>
+      <w:r>
+        <w:rPr>
+          <w:rFonts w:ascii="Aptos" w:hAnsi="Aptos"/>
+        </w:rPr>
+        <w:t>moisture</w:t>
+      </w:r>
+      <w:r>
+        <w:rPr>
+          <w:rFonts w:ascii="Aptos" w:hAnsi="Aptos"/>
+        </w:rPr>
+        <w:t xml:space="preserve">, </w:t>
+      </w:r>
+      <w:r>
+        <w:rPr>
+          <w:rFonts w:ascii="Aptos" w:hAnsi="Aptos"/>
+        </w:rPr>
+        <w:t xml:space="preserve">so </w:t>
+      </w:r>
+      <w:r>
+        <w:rPr>
+          <w:rFonts w:ascii="Aptos" w:hAnsi="Aptos"/>
+        </w:rPr>
+        <w:t xml:space="preserve">cloud and large-scale advective fluxes </w:t>
+      </w:r>
+      <w:r>
+        <w:rPr>
+          <w:rFonts w:ascii="Aptos" w:hAnsi="Aptos"/>
+        </w:rPr>
+        <w:t xml:space="preserve">are both proportional to the </w:t>
+      </w:r>
+      <w:r>
+        <w:rPr>
+          <w:rFonts w:ascii="Aptos" w:hAnsi="Aptos"/>
+        </w:rPr>
+        <w:t xml:space="preserve">mean </w:t>
+      </w:r>
+      <w:r>
+        <w:rPr>
+          <w:rFonts w:ascii="Aptos" w:hAnsi="Aptos"/>
+        </w:rPr>
+        <w:t>humidity</w:t>
+      </w:r>
+      <w:r>
+        <w:rPr>
+          <w:rFonts w:ascii="Aptos" w:hAnsi="Aptos"/>
+        </w:rPr>
+        <w:t xml:space="preserve"> gradient. Th</w:t>
+      </w:r>
+      <w:r>
+        <w:rPr>
+          <w:rFonts w:ascii="Aptos" w:hAnsi="Aptos"/>
+        </w:rPr>
+        <w:t>e</w:t>
+      </w:r>
+      <w:r>
+        <w:rPr>
+          <w:rFonts w:ascii="Aptos" w:hAnsi="Aptos"/>
+        </w:rPr>
         <w:t xml:space="preserve"> </w:t>
       </w:r>
       <w:r>
         <w:rPr>
           <w:rFonts w:ascii="Aptos" w:hAnsi="Aptos"/>
         </w:rPr>
-        <w:t>climatologica</w:t>
-      </w:r>
-      <w:r>
-        <w:rPr>
-          <w:rFonts w:ascii="Aptos" w:hAnsi="Aptos"/>
-        </w:rPr>
-        <w:t xml:space="preserve">l </w:t>
-      </w:r>
-      <w:r>
-        <w:rPr>
-          <w:rFonts w:ascii="Aptos" w:hAnsi="Aptos"/>
-        </w:rPr>
-        <w:t xml:space="preserve">shallow cumulus cloud regime. </w:t>
-      </w:r>
-      <w:r>
-        <w:rPr>
-          <w:rFonts w:ascii="Aptos" w:hAnsi="Aptos"/>
-        </w:rPr>
-        <w:t xml:space="preserve">We parameterize the eddy moisture flux by a mass flux scheme </w:t>
-      </w:r>
-      <m:oMath>
-        <m:r>
-          <w:rPr>
-            <w:rFonts w:ascii="Cambria Math" w:hAnsi="Cambria Math"/>
-          </w:rPr>
-          <m:t>M</m:t>
-        </m:r>
-        <m:d>
-          <m:dPr>
-            <m:ctrlPr>
-              <w:rPr>
-                <w:rFonts w:ascii="Cambria Math" w:hAnsi="Cambria Math"/>
-              </w:rPr>
-            </m:ctrlPr>
-          </m:dPr>
-          <m:e>
-            <m:sSub>
-              <m:sSubPr>
-                <m:ctrlPr>
-                  <w:rPr>
-                    <w:rFonts w:ascii="Cambria Math" w:hAnsi="Cambria Math"/>
-                  </w:rPr>
-                </m:ctrlPr>
-              </m:sSubPr>
-              <m:e>
-                <m:r>
-                  <w:rPr>
-                    <w:rFonts w:ascii="Cambria Math" w:hAnsi="Cambria Math"/>
-                  </w:rPr>
-                  <m:t>q</m:t>
-                </m:r>
-              </m:e>
-              <m:sub>
-                <m:r>
-                  <w:rPr>
-                    <w:rFonts w:ascii="Cambria Math" w:hAnsi="Cambria Math"/>
-                  </w:rPr>
-                  <m:t>cld</m:t>
-                </m:r>
-              </m:sub>
-            </m:sSub>
-            <m:r>
-              <m:rPr>
-                <m:sty m:val="p"/>
-              </m:rPr>
-              <w:rPr>
-                <w:rFonts w:ascii="Cambria Math" w:hAnsi="Cambria Math"/>
-              </w:rPr>
-              <m:t>-</m:t>
-            </m:r>
-            <m:sSub>
-              <m:sSubPr>
-                <m:ctrlPr>
-                  <w:rPr>
-                    <w:rFonts w:ascii="Cambria Math" w:hAnsi="Cambria Math"/>
-                  </w:rPr>
-                </m:ctrlPr>
-              </m:sSubPr>
-              <m:e>
-                <m:r>
-                  <w:rPr>
-                    <w:rFonts w:ascii="Cambria Math" w:hAnsi="Cambria Math"/>
-                  </w:rPr>
-                  <m:t>q</m:t>
-                </m:r>
-              </m:e>
-              <m:sub>
-                <m:r>
-                  <w:rPr>
-                    <w:rFonts w:ascii="Cambria Math" w:hAnsi="Cambria Math"/>
-                  </w:rPr>
-                  <m:t>env</m:t>
-                </m:r>
-              </m:sub>
-            </m:sSub>
-          </m:e>
-        </m:d>
-      </m:oMath>
-      <w:r>
-        <w:rPr>
-          <w:rFonts w:ascii="Aptos" w:eastAsiaTheme="minorEastAsia" w:hAnsi="Aptos"/>
-        </w:rPr>
-        <w:t xml:space="preserve">, where </w:t>
-      </w:r>
-      <m:oMath>
-        <m:r>
-          <w:rPr>
-            <w:rFonts w:ascii="Cambria Math" w:eastAsiaTheme="minorEastAsia" w:hAnsi="Cambria Math"/>
-          </w:rPr>
-          <m:t>M</m:t>
-        </m:r>
-      </m:oMath>
-      <w:r>
-        <w:rPr>
-          <w:rFonts w:ascii="Aptos" w:eastAsiaTheme="minorEastAsia" w:hAnsi="Aptos"/>
-        </w:rPr>
-        <w:t xml:space="preserve"> is the mass flux</w:t>
-      </w:r>
-      <w:r>
-        <w:rPr>
-          <w:rFonts w:ascii="Aptos" w:eastAsiaTheme="minorEastAsia" w:hAnsi="Aptos"/>
-        </w:rPr>
-        <w:t xml:space="preserve"> and </w:t>
-      </w:r>
-      <m:oMath>
-        <m:sSub>
-          <m:sSubPr>
-            <m:ctrlPr>
-              <w:rPr>
-                <w:rFonts w:ascii="Cambria Math" w:hAnsi="Cambria Math"/>
-              </w:rPr>
-            </m:ctrlPr>
-          </m:sSubPr>
-          <m:e>
-            <m:r>
-              <w:rPr>
-                <w:rFonts w:ascii="Cambria Math" w:hAnsi="Cambria Math"/>
-              </w:rPr>
-              <m:t>q</m:t>
-            </m:r>
-          </m:e>
-          <m:sub>
-            <m:r>
-              <w:rPr>
-                <w:rFonts w:ascii="Cambria Math" w:hAnsi="Cambria Math"/>
-              </w:rPr>
-              <m:t>cld</m:t>
-            </m:r>
-          </m:sub>
-        </m:sSub>
-        <m:r>
-          <m:rPr>
-            <m:sty m:val="p"/>
-          </m:rPr>
-          <w:rPr>
-            <w:rFonts w:ascii="Cambria Math" w:hAnsi="Cambria Math"/>
-          </w:rPr>
-          <m:t>-</m:t>
-        </m:r>
-        <m:sSub>
-          <m:sSubPr>
-            <m:ctrlPr>
-              <w:rPr>
-                <w:rFonts w:ascii="Cambria Math" w:hAnsi="Cambria Math"/>
-              </w:rPr>
-            </m:ctrlPr>
-          </m:sSubPr>
-          <m:e>
-            <m:r>
-              <w:rPr>
-                <w:rFonts w:ascii="Cambria Math" w:hAnsi="Cambria Math"/>
-              </w:rPr>
-              <m:t>q</m:t>
-            </m:r>
-          </m:e>
-          <m:sub>
-            <m:r>
-              <w:rPr>
-                <w:rFonts w:ascii="Cambria Math" w:hAnsi="Cambria Math"/>
-              </w:rPr>
-              <m:t>env</m:t>
-            </m:r>
-          </m:sub>
-        </m:sSub>
-      </m:oMath>
-      <w:r>
-        <w:rPr>
-          <w:rFonts w:ascii="Aptos" w:eastAsiaTheme="minorEastAsia" w:hAnsi="Aptos"/>
-        </w:rPr>
-        <w:t xml:space="preserve"> is the difference between the cloud and the environmental mean moisture</w:t>
-      </w:r>
-      <w:r>
-        <w:rPr>
-          <w:rFonts w:ascii="Aptos" w:eastAsiaTheme="minorEastAsia" w:hAnsi="Aptos"/>
-        </w:rPr>
-        <w:t xml:space="preserve">. </w:t>
-      </w:r>
-      <w:r>
-        <w:rPr>
-          <w:rFonts w:ascii="Aptos" w:hAnsi="Aptos"/>
-        </w:rPr>
-        <w:t>C</w:t>
-      </w:r>
-      <w:r>
-        <w:rPr>
-          <w:rFonts w:ascii="Aptos" w:hAnsi="Aptos"/>
-        </w:rPr>
-        <w:t xml:space="preserve">louds entrain and mix the environmental </w:t>
-      </w:r>
-      <w:r>
-        <w:rPr>
-          <w:rFonts w:ascii="Aptos" w:hAnsi="Aptos"/>
-        </w:rPr>
-        <w:t>moisture</w:t>
-      </w:r>
-      <w:r>
-        <w:rPr>
-          <w:rFonts w:ascii="Aptos" w:hAnsi="Aptos"/>
-        </w:rPr>
-        <w:t xml:space="preserve">, </w:t>
-      </w:r>
-      <w:r>
-        <w:rPr>
-          <w:rFonts w:ascii="Aptos" w:hAnsi="Aptos"/>
-        </w:rPr>
-        <w:t xml:space="preserve">so </w:t>
-      </w:r>
-      <w:r>
-        <w:rPr>
-          <w:rFonts w:ascii="Aptos" w:hAnsi="Aptos"/>
-        </w:rPr>
-        <w:t xml:space="preserve">cloud and large-scale advective fluxes </w:t>
-      </w:r>
-      <w:r>
-        <w:rPr>
-          <w:rFonts w:ascii="Aptos" w:hAnsi="Aptos"/>
-        </w:rPr>
-        <w:t xml:space="preserve">are both proportional to the </w:t>
-      </w:r>
-      <w:r>
-        <w:rPr>
-          <w:rFonts w:ascii="Aptos" w:hAnsi="Aptos"/>
-        </w:rPr>
-        <w:t xml:space="preserve">mean </w:t>
-      </w:r>
-      <w:r>
-        <w:rPr>
-          <w:rFonts w:ascii="Aptos" w:hAnsi="Aptos"/>
-        </w:rPr>
-        <w:t>humidity</w:t>
-      </w:r>
-      <w:r>
-        <w:rPr>
-          <w:rFonts w:ascii="Aptos" w:hAnsi="Aptos"/>
-        </w:rPr>
-        <w:t xml:space="preserve"> gradient. Th</w:t>
-      </w:r>
-      <w:r>
-        <w:rPr>
-          <w:rFonts w:ascii="Aptos" w:hAnsi="Aptos"/>
-        </w:rPr>
-        <w:t>e</w:t>
-      </w:r>
+        <w:t xml:space="preserve">humidity dependence </w:t>
+      </w:r>
+      <w:r>
+        <w:rPr>
+          <w:rFonts w:ascii="Aptos" w:hAnsi="Aptos"/>
+        </w:rPr>
+        <w:t xml:space="preserve">of the cloud humidity difference and the dry advection down the mean moisture gradient </w:t>
+      </w:r>
+      <w:r>
+        <w:rPr>
+          <w:rFonts w:ascii="Aptos" w:hAnsi="Aptos"/>
+        </w:rPr>
+        <w:t>cancels</w:t>
+      </w:r>
+      <w:r>
+        <w:rPr>
+          <w:rFonts w:ascii="Aptos" w:hAnsi="Aptos"/>
+        </w:rPr>
+        <w:t xml:space="preserve">, leaving a proportionality between the </w:t>
+      </w:r>
+      <w:proofErr w:type="gramStart"/>
+      <w:r>
+        <w:rPr>
+          <w:rFonts w:ascii="Aptos" w:hAnsi="Aptos"/>
+        </w:rPr>
+        <w:t>large scale</w:t>
+      </w:r>
+      <w:proofErr w:type="gramEnd"/>
       <w:r>
         <w:rPr>
           <w:rFonts w:ascii="Aptos" w:hAnsi="Aptos"/>
@@ -5099,45 +4928,7 @@
         <w:rPr>
           <w:rFonts w:ascii="Aptos" w:hAnsi="Aptos"/>
         </w:rPr>
-        <w:t xml:space="preserve">humidity dependence </w:t>
-      </w:r>
-      <w:r>
-        <w:rPr>
-          <w:rFonts w:ascii="Aptos" w:hAnsi="Aptos"/>
-        </w:rPr>
-        <w:t xml:space="preserve">of the cloud humidity difference and the dry advection down the mean moisture gradient </w:t>
-      </w:r>
-      <w:r>
-        <w:rPr>
-          <w:rFonts w:ascii="Aptos" w:hAnsi="Aptos"/>
-        </w:rPr>
-        <w:t>cancels</w:t>
-      </w:r>
-      <w:r>
-        <w:rPr>
-          <w:rFonts w:ascii="Aptos" w:hAnsi="Aptos"/>
-        </w:rPr>
-        <w:t xml:space="preserve">, leaving a proportionality between the </w:t>
-      </w:r>
-      <w:proofErr w:type="gramStart"/>
-      <w:r>
-        <w:rPr>
-          <w:rFonts w:ascii="Aptos" w:hAnsi="Aptos"/>
-        </w:rPr>
-        <w:t>large scale</w:t>
-      </w:r>
-      <w:proofErr w:type="gramEnd"/>
-      <w:r>
-        <w:rPr>
-          <w:rFonts w:ascii="Aptos" w:hAnsi="Aptos"/>
-        </w:rPr>
-        <w:t xml:space="preserve"> </w:t>
-      </w:r>
-      <w:r>
-        <w:rPr>
-          <w:rFonts w:ascii="Aptos" w:hAnsi="Aptos"/>
-        </w:rPr>
-        <w:t xml:space="preserve">advection (mainly subsidence </w:t>
+        <w:t xml:space="preserve">advection </w:t>
       </w:r>
       <m:oMath>
         <m:r>
@@ -5151,7 +4942,7 @@
         <w:rPr>
           <w:rFonts w:ascii="Aptos" w:eastAsiaTheme="minorEastAsia" w:hAnsi="Aptos"/>
         </w:rPr>
-        <w:t xml:space="preserve">) </w:t>
+        <w:t xml:space="preserve"> </w:t>
       </w:r>
       <w:r>
         <w:rPr>
@@ -5189,13 +4980,13 @@
         <w:rPr>
           <w:rFonts w:ascii="Aptos" w:hAnsi="Aptos"/>
         </w:rPr>
-        <w:t>This balance applies in the shallow cumulus regime</w:t>
-      </w:r>
-      <w:r>
-        <w:rPr>
-          <w:rFonts w:ascii="Aptos" w:hAnsi="Aptos"/>
-        </w:rPr>
-        <w:t xml:space="preserve"> to </w:t>
+        <w:t xml:space="preserve">This balance applies </w:t>
+      </w:r>
+      <w:r>
+        <w:rPr>
+          <w:rFonts w:ascii="Aptos" w:hAnsi="Aptos"/>
+        </w:rPr>
+        <w:t xml:space="preserve">to </w:t>
       </w:r>
       <w:r>
         <w:rPr>
@@ -5230,82 +5021,94 @@
         </w:rPr>
       </w:pPr>
       <w:r>
-        <w:t>Total moisture flux divergence balances</w:t>
-      </w:r>
-      <w:r>
+        <w:rPr>
+          <w:rFonts w:ascii="Aptos" w:hAnsi="Aptos"/>
+        </w:rPr>
+        <w:t>C</w:t>
+      </w:r>
+      <w:r>
+        <w:rPr>
+          <w:rFonts w:ascii="Aptos" w:hAnsi="Aptos"/>
+        </w:rPr>
+        <w:t>loud updraft</w:t>
+      </w:r>
+      <w:r>
+        <w:rPr>
+          <w:rFonts w:ascii="Aptos" w:hAnsi="Aptos"/>
+        </w:rPr>
+        <w:t xml:space="preserve"> p</w:t>
+      </w:r>
+      <w:r>
+        <w:rPr>
+          <w:rFonts w:ascii="Aptos" w:hAnsi="Aptos"/>
+        </w:rPr>
+        <w:t>lumes star</w:t>
+      </w:r>
+      <w:r>
+        <w:rPr>
+          <w:rFonts w:ascii="Aptos" w:hAnsi="Aptos"/>
+        </w:rPr>
+        <w:t xml:space="preserve">t </w:t>
+      </w:r>
+      <w:r>
+        <w:rPr>
+          <w:rFonts w:ascii="Aptos" w:hAnsi="Aptos"/>
+        </w:rPr>
+        <w:t>at 700 m. Plume</w:t>
+      </w:r>
+      <w:r>
+        <w:rPr>
+          <w:rFonts w:ascii="Aptos" w:hAnsi="Aptos"/>
+        </w:rPr>
         <w:t xml:space="preserve"> </w:t>
       </w:r>
       <w:r>
-        <w:t xml:space="preserve">idealized </w:t>
-      </w:r>
-      <w:r>
-        <w:t>large scale subsidence and advection drying</w:t>
-      </w:r>
-      <w:r>
-        <w:t xml:space="preserve">. </w:t>
-      </w:r>
-      <w:r>
-        <w:rPr>
-          <w:rFonts w:ascii="Aptos" w:hAnsi="Aptos"/>
-        </w:rPr>
-        <w:t xml:space="preserve">We model </w:t>
-      </w:r>
-      <w:r>
-        <w:rPr>
-          <w:rFonts w:ascii="Aptos" w:hAnsi="Aptos"/>
-        </w:rPr>
-        <w:t>cloud updraft</w:t>
-      </w:r>
-      <w:r>
-        <w:rPr>
-          <w:rFonts w:ascii="Aptos" w:hAnsi="Aptos"/>
-        </w:rPr>
-        <w:t xml:space="preserve"> p</w:t>
-      </w:r>
-      <w:r>
-        <w:rPr>
-          <w:rFonts w:ascii="Aptos" w:hAnsi="Aptos"/>
-        </w:rPr>
-        <w:t xml:space="preserve">lumes starting at 700 m. </w:t>
-      </w:r>
-      <w:r>
-        <w:t xml:space="preserve">The </w:t>
-      </w:r>
-      <w:r>
-        <w:t>cloud top height distribution matches GOES satellite</w:t>
-      </w:r>
-      <w:r>
-        <w:t xml:space="preserve"> observations</w:t>
-      </w:r>
-      <w:r>
-        <w:t>.</w:t>
-      </w:r>
-      <w:r>
+        <w:rPr>
+          <w:rFonts w:ascii="Aptos" w:hAnsi="Aptos"/>
+        </w:rPr>
+        <w:t xml:space="preserve">moisture </w:t>
+      </w:r>
+      <w:r>
+        <w:rPr>
+          <w:rFonts w:ascii="Aptos" w:hAnsi="Aptos"/>
+        </w:rPr>
+        <w:t xml:space="preserve">is prognosed </w:t>
+      </w:r>
+      <w:r>
+        <w:rPr>
+          <w:rFonts w:ascii="Aptos" w:hAnsi="Aptos"/>
+        </w:rPr>
+        <w:t>by entraining and detraining</w:t>
+      </w:r>
+      <w:r>
+        <w:rPr>
+          <w:rFonts w:ascii="Aptos" w:hAnsi="Aptos"/>
+        </w:rPr>
         <w:t xml:space="preserve"> </w:t>
       </w:r>
       <w:r>
         <w:rPr>
           <w:rFonts w:ascii="Aptos" w:hAnsi="Aptos"/>
         </w:rPr>
-        <w:t>Plumes predict their moisture by entraining and detraining</w:t>
-      </w:r>
-      <w:r>
-        <w:rPr>
-          <w:rFonts w:ascii="Aptos" w:hAnsi="Aptos"/>
-        </w:rPr>
-        <w:t xml:space="preserve"> </w:t>
-      </w:r>
-      <w:r>
-        <w:rPr>
-          <w:rFonts w:ascii="Aptos" w:hAnsi="Aptos"/>
-        </w:rPr>
-        <w:t>specific humidity with their surroundings</w:t>
-      </w:r>
-      <w:r>
-        <w:rPr>
-          <w:rFonts w:ascii="Aptos" w:hAnsi="Aptos"/>
-        </w:rPr>
-        <w:t xml:space="preserve"> at equal rates, </w:t>
+        <w:t xml:space="preserve">specific humidity with </w:t>
+      </w:r>
+      <w:r>
+        <w:rPr>
+          <w:rFonts w:ascii="Aptos" w:hAnsi="Aptos"/>
+        </w:rPr>
+        <w:t>the</w:t>
+      </w:r>
+      <w:r>
+        <w:rPr>
+          <w:rFonts w:ascii="Aptos" w:hAnsi="Aptos"/>
+        </w:rPr>
+        <w:t xml:space="preserve"> surroundings</w:t>
+      </w:r>
+      <w:r>
+        <w:rPr>
+          <w:rFonts w:ascii="Aptos" w:hAnsi="Aptos"/>
+        </w:rPr>
+        <w:t xml:space="preserve">, </w:t>
       </w:r>
       <m:oMath>
         <m:r>
@@ -5425,7 +5228,54 @@
         <w:rPr>
           <w:rFonts w:ascii="Aptos" w:hAnsi="Aptos"/>
         </w:rPr>
-        <w:br/>
+        <w:t xml:space="preserve"> </w:t>
+      </w:r>
+      <w:r>
+        <w:t xml:space="preserve">The entrainment determines the cloud top height. </w:t>
+      </w:r>
+      <w:r>
+        <w:t>T</w:t>
+      </w:r>
+      <w:r>
+        <w:t xml:space="preserve">he </w:t>
+      </w:r>
+      <w:r>
+        <w:t>distribution</w:t>
+      </w:r>
+      <w:r>
+        <w:t xml:space="preserve"> of entrainment rates </w:t>
+      </w:r>
+      <w:proofErr w:type="gramStart"/>
+      <w:r>
+        <w:t>are</w:t>
+      </w:r>
+      <w:proofErr w:type="gramEnd"/>
+      <w:r>
+        <w:t xml:space="preserve"> set </w:t>
+      </w:r>
+      <w:r>
+        <w:t>to match the cloud top</w:t>
+      </w:r>
+      <w:r>
+        <w:t xml:space="preserve"> height distribution </w:t>
+      </w:r>
+      <w:r>
+        <w:t xml:space="preserve">of </w:t>
+      </w:r>
+      <w:r>
+        <w:t>GOES satellite</w:t>
+      </w:r>
+      <w:r>
+        <w:t xml:space="preserve"> observations</w:t>
+      </w:r>
+      <w:r>
+        <w:t>.</w:t>
+      </w:r>
+      <w:r>
+        <w:rPr>
+          <w:rFonts w:ascii="Aptos" w:hAnsi="Aptos"/>
+        </w:rPr>
+        <w:t xml:space="preserve"> </w:t>
       </w:r>
       <w:r>
         <w:rPr>
@@ -5457,103 +5307,600 @@
         <w:rPr>
           <w:rFonts w:ascii="Aptos" w:hAnsi="Aptos"/>
         </w:rPr>
-        <w:t xml:space="preserve"> the saturation specific humidity condenses as cloud liquid. </w:t>
-      </w:r>
-      <w:r>
-        <w:rPr>
-          <w:rFonts w:ascii="Aptos" w:hAnsi="Aptos"/>
-        </w:rPr>
-        <w:t xml:space="preserve">The </w:t>
-      </w:r>
-      <w:r>
-        <w:rPr>
-          <w:rFonts w:ascii="Aptos" w:hAnsi="Aptos"/>
-        </w:rPr>
-        <w:t xml:space="preserve">rates of </w:t>
-      </w:r>
-      <w:r>
-        <w:rPr>
-          <w:rFonts w:ascii="Aptos" w:hAnsi="Aptos"/>
-        </w:rPr>
-        <w:t xml:space="preserve">entrainment and </w:t>
-      </w:r>
-      <w:r>
-        <w:rPr>
-          <w:rFonts w:ascii="Aptos" w:hAnsi="Aptos"/>
-        </w:rPr>
-        <w:t>auto</w:t>
-      </w:r>
-      <w:r>
-        <w:rPr>
-          <w:rFonts w:ascii="Aptos" w:hAnsi="Aptos"/>
-        </w:rPr>
-        <w:t xml:space="preserve">conversion </w:t>
-      </w:r>
-      <w:r>
-        <w:rPr>
-          <w:rFonts w:ascii="Aptos" w:hAnsi="Aptos"/>
-        </w:rPr>
-        <w:t xml:space="preserve">of cloud </w:t>
-      </w:r>
-      <w:r>
-        <w:rPr>
-          <w:rFonts w:ascii="Aptos" w:hAnsi="Aptos"/>
-        </w:rPr>
-        <w:t xml:space="preserve">liquid </w:t>
-      </w:r>
-      <w:r>
-        <w:rPr>
-          <w:rFonts w:ascii="Aptos" w:hAnsi="Aptos"/>
-        </w:rPr>
-        <w:t xml:space="preserve">to precipitation </w:t>
-      </w:r>
-      <w:r>
-        <w:rPr>
-          <w:rFonts w:ascii="Aptos" w:hAnsi="Aptos"/>
-        </w:rPr>
-        <w:t>are tuned</w:t>
-      </w:r>
-      <w:r>
-        <w:rPr>
-          <w:rFonts w:ascii="Aptos" w:hAnsi="Aptos"/>
-        </w:rPr>
-        <w:t xml:space="preserve"> </w:t>
-      </w:r>
-      <w:r>
-        <w:rPr>
-          <w:rFonts w:ascii="Aptos" w:hAnsi="Aptos"/>
-        </w:rPr>
-        <w:t xml:space="preserve">to match the observed environmental saturation- and specific humidity and the distribution of cloud top heights from </w:t>
-      </w:r>
-      <w:r>
-        <w:rPr>
-          <w:rFonts w:ascii="Aptos" w:hAnsi="Aptos"/>
-        </w:rPr>
-        <w:t>satellite</w:t>
-      </w:r>
-      <w:r>
-        <w:rPr>
-          <w:rFonts w:ascii="Aptos" w:hAnsi="Aptos"/>
-        </w:rPr>
-        <w:t xml:space="preserve">s </w:t>
-      </w:r>
-      <w:r>
-        <w:rPr>
-          <w:rFonts w:ascii="Aptos" w:hAnsi="Aptos"/>
-        </w:rPr>
-        <w:t>in the m</w:t>
-      </w:r>
-      <w:r>
-        <w:rPr>
-          <w:rFonts w:ascii="Aptos" w:hAnsi="Aptos"/>
-        </w:rPr>
-        <w:t xml:space="preserve">ethods. </w:t>
+        <w:t xml:space="preserve"> the saturation specific humidity condenses as cloud liquid.</w:t>
       </w:r>
       <w:bookmarkEnd w:id="0"/>
       <w:bookmarkEnd w:id="2"/>
     </w:p>
     <w:p>
       <w:pPr>
+        <w:pStyle w:val="Heading2"/>
+        <w:rPr>
+          <w:rFonts w:eastAsiaTheme="minorEastAsia"/>
+        </w:rPr>
+      </w:pPr>
+      <w:r>
+        <w:rPr>
+          <w:rFonts w:eastAsiaTheme="minorEastAsia"/>
+        </w:rPr>
+        <w:t xml:space="preserve">R2: </w:t>
+      </w:r>
+      <w:r>
+        <w:rPr>
+          <w:rFonts w:eastAsiaTheme="minorEastAsia"/>
+        </w:rPr>
+        <w:t>C</w:t>
+      </w:r>
+      <w:r>
+        <w:rPr>
+          <w:rFonts w:eastAsiaTheme="minorEastAsia"/>
+        </w:rPr>
+        <w:t>loud fraction</w:t>
+      </w:r>
+      <w:r>
+        <w:rPr>
+          <w:rFonts w:eastAsiaTheme="minorEastAsia"/>
+        </w:rPr>
+        <w:t xml:space="preserve"> </w:t>
+      </w:r>
+      <w:r>
+        <w:rPr>
+          <w:rFonts w:eastAsiaTheme="minorEastAsia"/>
+        </w:rPr>
+        <w:t xml:space="preserve">is </w:t>
+      </w:r>
+      <w:r>
+        <w:rPr>
+          <w:rFonts w:eastAsiaTheme="minorEastAsia"/>
+        </w:rPr>
+        <w:t>proportional to mass flux</w:t>
+      </w:r>
+    </w:p>
+    <w:p>
+      <w:pPr>
+        <w:pStyle w:val="BodyText"/>
+        <w:rPr>
+          <w:rFonts w:ascii="Aptos" w:hAnsi="Aptos"/>
+        </w:rPr>
+      </w:pPr>
+      <w:r>
+        <w:rPr>
+          <w:rFonts w:ascii="Aptos" w:hAnsi="Aptos"/>
+        </w:rPr>
+        <w:t xml:space="preserve">A mass flux model predicts cloud </w:t>
+      </w:r>
+      <w:r>
+        <w:rPr>
+          <w:rFonts w:ascii="Aptos" w:hAnsi="Aptos"/>
+        </w:rPr>
+        <w:t>fraction</w:t>
+      </w:r>
+      <w:r>
+        <w:rPr>
+          <w:rFonts w:ascii="Aptos" w:hAnsi="Aptos"/>
+        </w:rPr>
+        <w:t xml:space="preserve"> that is proportional to mass flux, in agreement with EUREC4A observations (Vogel et al. 2022). </w:t>
+      </w:r>
+      <w:r>
+        <w:t>The model generates cloud water and vertical velocity profiles for thousands of ~260x260 km</w:t>
+      </w:r>
+      <w:r>
+        <w:rPr>
+          <w:vertAlign w:val="superscript"/>
+        </w:rPr>
+        <w:t>2</w:t>
+      </w:r>
+      <w:r>
+        <w:t xml:space="preserve"> GOES satellite reflectance scenes. The mean mass flux binned as a function of scene mean reflectance is shown in Fig. REFLMASSFL. The resulting slope 2.4 % (mm s</w:t>
+      </w:r>
+      <w:r>
+        <w:rPr>
+          <w:vertAlign w:val="superscript"/>
+        </w:rPr>
+        <w:t>–1</w:t>
+      </w:r>
+      <w:r>
+        <w:t>)</w:t>
+      </w:r>
+      <w:r>
+        <w:rPr>
+          <w:vertAlign w:val="superscript"/>
+        </w:rPr>
+        <w:t>-1</w:t>
+      </w:r>
+      <w:r>
+        <w:t xml:space="preserve"> [4.2 cm s</w:t>
+      </w:r>
+      <w:r>
+        <w:rPr>
+          <w:vertAlign w:val="superscript"/>
+        </w:rPr>
+        <w:t>-1</w:t>
+      </w:r>
+      <w:r>
+        <w:t xml:space="preserve"> %</w:t>
+      </w:r>
+      <w:r>
+        <w:rPr>
+          <w:vertAlign w:val="superscript"/>
+        </w:rPr>
+        <w:t>-1</w:t>
+      </w:r>
+      <w:r>
+        <w:t>] agrees with the correlations between cloud base mass flux and cloud fraction observed from dropsonde circles in EUREC4A (2.4 – X.X % (mm s</w:t>
+      </w:r>
+      <w:r>
+        <w:rPr>
+          <w:vertAlign w:val="superscript"/>
+        </w:rPr>
+        <w:t>–1</w:t>
+      </w:r>
+      <w:r>
+        <w:t>)</w:t>
+      </w:r>
+      <w:r>
+        <w:rPr>
+          <w:vertAlign w:val="superscript"/>
+        </w:rPr>
+        <w:t>-1</w:t>
+      </w:r>
+      <w:r>
+        <w:t xml:space="preserve">; Vogel et al. 2022). </w:t>
+      </w:r>
+    </w:p>
+    <w:p>
+      <w:pPr>
+        <w:pStyle w:val="BodyText"/>
+        <w:rPr>
+          <w:rFonts w:ascii="Times New Roman" w:eastAsiaTheme="minorEastAsia" w:hAnsi="Times New Roman" w:cs="Times New Roman"/>
+        </w:rPr>
+      </w:pPr>
+      <w:r>
+        <w:rPr>
+          <w:rFonts w:ascii="Times New Roman" w:eastAsiaTheme="minorEastAsia" w:hAnsi="Times New Roman" w:cs="Times New Roman"/>
+          <w:noProof/>
+        </w:rPr>
+        <w:drawing>
+          <wp:inline distT="0" distB="0" distL="0" distR="0" wp14:anchorId="22222331" wp14:editId="12ACCFB1">
+            <wp:extent cx="3155950" cy="2344420"/>
+            <wp:effectExtent l="0" t="0" r="0" b="0"/>
+            <wp:docPr id="835249246" name="Picture 1" descr="A graph of a line graph&#10;&#10;AI-generated content may be incorrect."/>
+            <wp:cNvGraphicFramePr>
+              <a:graphicFrameLocks xmlns:a="http://schemas.openxmlformats.org/drawingml/2006/main" noChangeAspect="1"/>
+            </wp:cNvGraphicFramePr>
+            <a:graphic xmlns:a="http://schemas.openxmlformats.org/drawingml/2006/main">
+              <a:graphicData uri="http://schemas.openxmlformats.org/drawingml/2006/picture">
+                <pic:pic xmlns:pic="http://schemas.openxmlformats.org/drawingml/2006/picture">
+                  <pic:nvPicPr>
+                    <pic:cNvPr id="835249246" name="Picture 1" descr="A graph of a line graph&#10;&#10;AI-generated content may be incorrect."/>
+                    <pic:cNvPicPr/>
+                  </pic:nvPicPr>
+                  <pic:blipFill>
+                    <a:blip r:embed="rId6"/>
+                    <a:stretch>
+                      <a:fillRect/>
+                    </a:stretch>
+                  </pic:blipFill>
+                  <pic:spPr>
+                    <a:xfrm>
+                      <a:off x="0" y="0"/>
+                      <a:ext cx="3160684" cy="2347937"/>
+                    </a:xfrm>
+                    <a:prstGeom prst="rect">
+                      <a:avLst/>
+                    </a:prstGeom>
+                  </pic:spPr>
+                </pic:pic>
+              </a:graphicData>
+            </a:graphic>
+          </wp:inline>
+        </w:drawing>
+      </w:r>
+    </w:p>
+    <w:p>
+      <w:pPr>
+        <w:pStyle w:val="BodyText"/>
+        <w:rPr>
+          <w:rFonts w:ascii="Aptos Narrow" w:eastAsiaTheme="minorEastAsia" w:hAnsi="Aptos Narrow" w:cs="Times New Roman"/>
+        </w:rPr>
+      </w:pPr>
+      <w:r>
+        <w:rPr>
+          <w:rFonts w:ascii="Aptos Narrow" w:eastAsiaTheme="minorEastAsia" w:hAnsi="Aptos Narrow" w:cs="Times New Roman"/>
+        </w:rPr>
+        <w:t xml:space="preserve">Figure REFLMASSFL. Modeled mean cloud base (700 m) mass flux for all scenes in each reflectance bin (blue points and whiskers). Black line shows a slope of </w:t>
+      </w:r>
+      <w:r>
+        <w:rPr>
+          <w:rFonts w:ascii="Aptos Narrow" w:eastAsiaTheme="minorEastAsia" w:hAnsi="Aptos Narrow" w:cs="Times New Roman"/>
+        </w:rPr>
+        <w:br/>
+        <w:t>0.42 cm s</w:t>
+      </w:r>
+      <w:r>
+        <w:rPr>
+          <w:rFonts w:ascii="Aptos Narrow" w:eastAsiaTheme="minorEastAsia" w:hAnsi="Aptos Narrow" w:cs="Times New Roman"/>
+          <w:vertAlign w:val="superscript"/>
+        </w:rPr>
+        <w:t>–1</w:t>
+      </w:r>
+      <w:r>
+        <w:rPr>
+          <w:rFonts w:ascii="Aptos Narrow" w:eastAsiaTheme="minorEastAsia" w:hAnsi="Aptos Narrow" w:cs="Times New Roman"/>
+        </w:rPr>
+        <w:t xml:space="preserve"> (% reflectance)</w:t>
+      </w:r>
+      <w:r>
+        <w:rPr>
+          <w:rFonts w:ascii="Aptos Narrow" w:eastAsiaTheme="minorEastAsia" w:hAnsi="Aptos Narrow" w:cs="Times New Roman"/>
+          <w:vertAlign w:val="superscript"/>
+        </w:rPr>
+        <w:t>–1</w:t>
+      </w:r>
+      <w:r>
+        <w:rPr>
+          <w:rFonts w:ascii="Aptos Narrow" w:eastAsiaTheme="minorEastAsia" w:hAnsi="Aptos Narrow" w:cs="Times New Roman"/>
+        </w:rPr>
+        <w:t>. Gray line shows relative number (10</w:t>
+      </w:r>
+      <w:r>
+        <w:rPr>
+          <w:rFonts w:ascii="Aptos Narrow" w:eastAsiaTheme="minorEastAsia" w:hAnsi="Aptos Narrow" w:cs="Times New Roman"/>
+          <w:vertAlign w:val="superscript"/>
+        </w:rPr>
+        <w:t>–5</w:t>
+      </w:r>
+      <w:r>
+        <w:rPr>
+          <w:rFonts w:ascii="Aptos Narrow" w:eastAsiaTheme="minorEastAsia" w:hAnsi="Aptos Narrow" w:cs="Times New Roman"/>
+        </w:rPr>
+        <w:t>) of scenes in each reflectance bin.</w:t>
+      </w:r>
+    </w:p>
+    <w:p>
+      <w:pPr>
+        <w:pStyle w:val="BodyText"/>
+        <w:rPr>
+          <w:rFonts w:ascii="Aptos" w:eastAsiaTheme="minorEastAsia" w:hAnsi="Aptos" w:cs="Times New Roman"/>
+        </w:rPr>
+      </w:pPr>
+    </w:p>
+    <w:p>
+      <w:pPr>
+        <w:pStyle w:val="Heading2"/>
+        <w:rPr>
+          <w:rFonts w:eastAsiaTheme="minorEastAsia"/>
+        </w:rPr>
+      </w:pPr>
+      <w:r>
+        <w:rPr>
+          <w:rFonts w:eastAsiaTheme="minorEastAsia"/>
+        </w:rPr>
+        <w:t xml:space="preserve">R3: </w:t>
+      </w:r>
+      <w:r>
+        <w:rPr>
+          <w:rFonts w:eastAsiaTheme="minorEastAsia"/>
+        </w:rPr>
+        <w:t>Shallow cumulus c</w:t>
+      </w:r>
+      <w:r>
+        <w:rPr>
+          <w:rFonts w:eastAsiaTheme="minorEastAsia"/>
+        </w:rPr>
+        <w:t>loud fraction decreases in proportion to the reduction of the mean tropical circulation</w:t>
+      </w:r>
+    </w:p>
+    <w:p>
+      <w:pPr>
+        <w:pStyle w:val="BodyText"/>
+        <w:rPr>
+          <w:rFonts w:ascii="Aptos" w:hAnsi="Aptos"/>
+        </w:rPr>
+      </w:pPr>
+      <w:r>
+        <w:t>We use th</w:t>
+      </w:r>
+      <w:r>
+        <w:t>e</w:t>
+      </w:r>
+      <w:r>
+        <w:t xml:space="preserve"> proportionality between cloud mass flux and reflectance to scale the response of shallow cumulus clouds to changes in the </w:t>
+      </w:r>
+      <w:proofErr w:type="gramStart"/>
+      <w:r>
+        <w:t>large scale</w:t>
+      </w:r>
+      <w:proofErr w:type="gramEnd"/>
+      <w:r>
+        <w:t xml:space="preserve"> circulation.</w:t>
+      </w:r>
+      <w:r>
+        <w:t xml:space="preserve"> </w:t>
+      </w:r>
+      <w:r>
+        <w:rPr>
+          <w:rFonts w:ascii="Aptos" w:hAnsi="Aptos"/>
+        </w:rPr>
+        <w:t>S</w:t>
+      </w:r>
+      <w:r>
+        <w:rPr>
+          <w:rFonts w:ascii="Aptos" w:hAnsi="Aptos"/>
+        </w:rPr>
+        <w:t xml:space="preserve">aturation specific humidity </w:t>
+      </w:r>
+      <w:r>
+        <w:rPr>
+          <w:rFonts w:ascii="Aptos" w:hAnsi="Aptos"/>
+        </w:rPr>
+        <w:t xml:space="preserve">increases </w:t>
+      </w:r>
+      <m:oMath>
+        <m:r>
+          <w:rPr>
+            <w:rFonts w:ascii="Cambria Math" w:hAnsi="Cambria Math"/>
+          </w:rPr>
+          <m:t>d</m:t>
+        </m:r>
+        <m:func>
+          <m:funcPr>
+            <m:ctrlPr>
+              <w:rPr>
+                <w:rFonts w:ascii="Cambria Math" w:hAnsi="Cambria Math"/>
+                <w:i/>
+              </w:rPr>
+            </m:ctrlPr>
+          </m:funcPr>
+          <m:fName>
+            <m:r>
+              <m:rPr>
+                <m:sty m:val="p"/>
+              </m:rPr>
+              <w:rPr>
+                <w:rFonts w:ascii="Cambria Math" w:hAnsi="Cambria Math"/>
+              </w:rPr>
+              <m:t>ln</m:t>
+            </m:r>
+          </m:fName>
+          <m:e>
+            <m:r>
+              <w:rPr>
+                <w:rFonts w:ascii="Cambria Math" w:hAnsi="Cambria Math"/>
+              </w:rPr>
+              <m:t>q</m:t>
+            </m:r>
+          </m:e>
+        </m:func>
+        <m:r>
+          <w:rPr>
+            <w:rFonts w:ascii="Cambria Math" w:hAnsi="Cambria Math"/>
+          </w:rPr>
+          <m:t>=</m:t>
+        </m:r>
+      </m:oMath>
+      <w:r>
+        <w:rPr>
+          <w:rFonts w:ascii="Aptos" w:eastAsiaTheme="minorEastAsia" w:hAnsi="Aptos"/>
+        </w:rPr>
+        <w:t xml:space="preserve"> </w:t>
+      </w:r>
+      <w:r>
+        <w:rPr>
+          <w:rFonts w:ascii="Aptos" w:eastAsiaTheme="minorEastAsia" w:hAnsi="Aptos"/>
+        </w:rPr>
+        <w:t>+</w:t>
+      </w:r>
+      <w:r>
+        <w:rPr>
+          <w:rFonts w:ascii="Aptos" w:hAnsi="Aptos"/>
+        </w:rPr>
+        <w:t>7 % K</w:t>
+      </w:r>
+      <w:r>
+        <w:rPr>
+          <w:rFonts w:ascii="Aptos" w:hAnsi="Aptos"/>
+          <w:vertAlign w:val="superscript"/>
+        </w:rPr>
+        <w:t>–1</w:t>
+      </w:r>
+      <w:r>
+        <w:rPr>
+          <w:rFonts w:ascii="Aptos" w:hAnsi="Aptos"/>
+        </w:rPr>
+        <w:t xml:space="preserve"> </w:t>
+      </w:r>
+      <w:r>
+        <w:rPr>
+          <w:rFonts w:ascii="Aptos" w:hAnsi="Aptos"/>
+        </w:rPr>
+        <w:t xml:space="preserve">and precipitation </w:t>
+      </w:r>
+      <w:proofErr w:type="gramStart"/>
+      <w:r>
+        <w:rPr>
+          <w:rFonts w:ascii="Aptos" w:hAnsi="Aptos"/>
+        </w:rPr>
+        <w:t>increases</w:t>
+      </w:r>
+      <w:proofErr w:type="gramEnd"/>
+      <w:r>
+        <w:rPr>
+          <w:rFonts w:ascii="Aptos" w:hAnsi="Aptos"/>
+        </w:rPr>
+        <w:t xml:space="preserve"> </w:t>
+      </w:r>
+      <w:r>
+        <w:rPr>
+          <w:rFonts w:ascii="Aptos" w:hAnsi="Aptos"/>
+        </w:rPr>
+        <w:t>+</w:t>
+      </w:r>
+      <w:r>
+        <w:rPr>
+          <w:rFonts w:ascii="Aptos" w:hAnsi="Aptos"/>
+        </w:rPr>
+        <w:t>2 % K</w:t>
+      </w:r>
+      <w:r>
+        <w:rPr>
+          <w:rFonts w:ascii="Aptos" w:hAnsi="Aptos"/>
+          <w:vertAlign w:val="superscript"/>
+        </w:rPr>
+        <w:t>-1</w:t>
+      </w:r>
+      <w:r>
+        <w:rPr>
+          <w:rFonts w:ascii="Aptos" w:hAnsi="Aptos"/>
+        </w:rPr>
+        <w:t xml:space="preserve">, </w:t>
+      </w:r>
+      <w:r>
+        <w:rPr>
+          <w:rFonts w:ascii="Aptos" w:hAnsi="Aptos"/>
+        </w:rPr>
+        <w:t xml:space="preserve">therefor </w:t>
+      </w:r>
+      <w:r>
+        <w:rPr>
+          <w:rFonts w:ascii="Aptos" w:hAnsi="Aptos"/>
+        </w:rPr>
+        <w:t xml:space="preserve">the </w:t>
+      </w:r>
+      <w:r>
+        <w:rPr>
+          <w:rFonts w:ascii="Aptos" w:hAnsi="Aptos"/>
+        </w:rPr>
+        <w:t>tropospheric radiative-convective heat balance constrain</w:t>
+      </w:r>
+      <w:r>
+        <w:rPr>
+          <w:rFonts w:ascii="Aptos" w:hAnsi="Aptos"/>
+        </w:rPr>
+        <w:t>s</w:t>
+      </w:r>
+      <w:r>
+        <w:rPr>
+          <w:rFonts w:ascii="Aptos" w:hAnsi="Aptos"/>
+        </w:rPr>
+        <w:t xml:space="preserve"> the large scale tropical overturning circulation to </w:t>
+      </w:r>
+      <w:r>
+        <w:rPr>
+          <w:rFonts w:ascii="Aptos" w:hAnsi="Aptos"/>
+        </w:rPr>
+        <w:t xml:space="preserve">decrease </w:t>
+      </w:r>
+      <w:r>
+        <w:rPr>
+          <w:rFonts w:ascii="Aptos" w:hAnsi="Aptos"/>
+        </w:rPr>
+        <w:t xml:space="preserve">about </w:t>
+      </w:r>
+      <m:oMath>
+        <m:r>
+          <w:rPr>
+            <w:rFonts w:ascii="Cambria Math" w:hAnsi="Cambria Math"/>
+          </w:rPr>
+          <m:t>d</m:t>
+        </m:r>
+        <m:func>
+          <m:funcPr>
+            <m:ctrlPr>
+              <w:rPr>
+                <w:rFonts w:ascii="Cambria Math" w:hAnsi="Cambria Math"/>
+                <w:i/>
+              </w:rPr>
+            </m:ctrlPr>
+          </m:funcPr>
+          <m:fName>
+            <m:r>
+              <m:rPr>
+                <m:sty m:val="p"/>
+              </m:rPr>
+              <w:rPr>
+                <w:rFonts w:ascii="Cambria Math" w:hAnsi="Cambria Math"/>
+              </w:rPr>
+              <m:t>ln</m:t>
+            </m:r>
+          </m:fName>
+          <m:e>
+            <m:r>
+              <w:rPr>
+                <w:rFonts w:ascii="Cambria Math" w:hAnsi="Cambria Math"/>
+              </w:rPr>
+              <m:t>W</m:t>
+            </m:r>
+          </m:e>
+        </m:func>
+        <m:r>
+          <m:rPr>
+            <m:sty m:val="p"/>
+          </m:rPr>
+          <w:rPr>
+            <w:rFonts w:ascii="Cambria Math" w:hAnsi="Cambria Math"/>
+          </w:rPr>
+          <m:t>=</m:t>
+        </m:r>
+      </m:oMath>
+      <w:r>
+        <w:rPr>
+          <w:rFonts w:ascii="Aptos" w:hAnsi="Aptos"/>
+        </w:rPr>
+        <w:t xml:space="preserve"> </w:t>
+      </w:r>
+      <w:r>
+        <w:rPr>
+          <w:rFonts w:ascii="Aptos" w:hAnsi="Aptos"/>
+        </w:rPr>
+        <w:t>–</w:t>
+      </w:r>
+      <w:r>
+        <w:rPr>
+          <w:rFonts w:ascii="Aptos" w:hAnsi="Aptos"/>
+        </w:rPr>
+        <w:t xml:space="preserve">5 % </w:t>
+      </w:r>
+      <w:r>
+        <w:rPr>
+          <w:rFonts w:ascii="Aptos" w:hAnsi="Aptos"/>
+        </w:rPr>
+        <w:t>K</w:t>
+      </w:r>
+      <w:r>
+        <w:rPr>
+          <w:rFonts w:ascii="Aptos" w:hAnsi="Aptos"/>
+          <w:vertAlign w:val="superscript"/>
+        </w:rPr>
+        <w:t>–1</w:t>
+      </w:r>
+      <w:r>
+        <w:rPr>
+          <w:rFonts w:ascii="Aptos" w:hAnsi="Aptos"/>
+        </w:rPr>
+        <w:t xml:space="preserve"> (Held and Soden, 2006)</w:t>
+      </w:r>
+      <w:r>
+        <w:rPr>
+          <w:rFonts w:ascii="Aptos" w:hAnsi="Aptos"/>
+        </w:rPr>
+        <w:t>. Subsidence in models approximately obeys this scaling</w:t>
+      </w:r>
+      <w:r>
+        <w:rPr>
+          <w:rFonts w:ascii="Aptos" w:hAnsi="Aptos"/>
+        </w:rPr>
+        <w:t xml:space="preserve"> (Fig. GCMSUBS)</w:t>
+      </w:r>
+      <w:r>
+        <w:rPr>
+          <w:rFonts w:ascii="Aptos" w:hAnsi="Aptos"/>
+        </w:rPr>
+        <w:t>,</w:t>
+      </w:r>
+    </w:p>
+    <w:p>
+      <w:pPr>
         <w:pStyle w:val="BodyText"/>
         <w:rPr>
           <w:rFonts w:ascii="Aptos" w:hAnsi="Aptos"/>
@@ -5568,7 +5915,7 @@
         <mc:AlternateContent>
           <mc:Choice Requires="wps">
             <w:drawing>
-              <wp:anchor distT="0" distB="0" distL="114300" distR="114300" simplePos="0" relativeHeight="251663360" behindDoc="0" locked="0" layoutInCell="1" allowOverlap="1" wp14:anchorId="0CFACFE3" wp14:editId="57A0C57E">
+              <wp:anchor distT="0" distB="0" distL="114300" distR="114300" simplePos="0" relativeHeight="251661312" behindDoc="0" locked="0" layoutInCell="1" allowOverlap="1" wp14:anchorId="5A7990E0" wp14:editId="04B7CA21">
                 <wp:simplePos x="0" y="0"/>
                 <wp:positionH relativeFrom="column">
                   <wp:posOffset>222885</wp:posOffset>
@@ -5624,7 +5971,7 @@
           </mc:Choice>
           <mc:Fallback>
             <w:pict>
-              <v:line w14:anchorId="3DE5DF34" id="Straight Connector 5" o:spid="_x0000_s1026" style="position:absolute;z-index:251663360;visibility:visible;mso-wrap-style:square;mso-width-percent:0;mso-height-percent:0;mso-wrap-distance-left:9pt;mso-wrap-distance-top:0;mso-wrap-distance-right:9pt;mso-wrap-distance-bottom:0;mso-position-horizontal:absolute;mso-position-horizontal-relative:text;mso-position-vertical:absolute;mso-position-vertical-relative:text;mso-width-percent:0;mso-height-percent:0;mso-width-relative:margin;mso-height-relative:margin" from="17.55pt,114.45pt" to="216.2pt,186.45pt" o:gfxdata="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" strokecolor="#156082 [3204]" strokeweight="1pt">
+              <v:line w14:anchorId="7D215574" id="Straight Connector 5" o:spid="_x0000_s1026" style="position:absolute;z-index:251661312;visibility:visible;mso-wrap-style:square;mso-width-percent:0;mso-height-percent:0;mso-wrap-distance-left:9pt;mso-wrap-distance-top:0;mso-wrap-distance-right:9pt;mso-wrap-distance-bottom:0;mso-position-horizontal:absolute;mso-position-horizontal-relative:text;mso-position-vertical:absolute;mso-position-vertical-relative:text;mso-width-percent:0;mso-height-percent:0;mso-width-relative:margin;mso-height-relative:margin" from="17.55pt,114.45pt" to="216.2pt,186.45pt" o:gfxdata="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" strokecolor="#156082 [3204]" strokeweight="1pt">
                 <v:stroke joinstyle="miter"/>
               </v:line>
             </w:pict>
@@ -5640,7 +5987,7 @@
         <mc:AlternateContent>
           <mc:Choice Requires="wps">
             <w:drawing>
-              <wp:anchor distT="0" distB="0" distL="114300" distR="114300" simplePos="0" relativeHeight="251661312" behindDoc="0" locked="0" layoutInCell="1" allowOverlap="1" wp14:anchorId="6CF87BD7" wp14:editId="3A0F8ED3">
+              <wp:anchor distT="0" distB="0" distL="114300" distR="114300" simplePos="0" relativeHeight="251660288" behindDoc="0" locked="0" layoutInCell="1" allowOverlap="1" wp14:anchorId="19D204EB" wp14:editId="2913764D">
                 <wp:simplePos x="0" y="0"/>
                 <wp:positionH relativeFrom="column">
                   <wp:posOffset>233045</wp:posOffset>
@@ -5698,7 +6045,7 @@
           </mc:Choice>
           <mc:Fallback>
             <w:pict>
-              <v:line w14:anchorId="0B585CAD" id="Straight Connector 5" o:spid="_x0000_s1026" style="position:absolute;z-index:251661312;visibility:visible;mso-wrap-style:square;mso-width-percent:0;mso-height-percent:0;mso-wrap-distance-left:9pt;mso-wrap-distance-top:0;mso-wrap-distance-right:9pt;mso-wrap-distance-bottom:0;mso-position-horizontal:absolute;mso-position-horizontal-relative:text;mso-position-vertical:absolute;mso-position-vertical-relative:text;mso-width-percent:0;mso-height-percent:0;mso-width-relative:margin;mso-height-relative:margin" from="18.35pt,65.8pt" to="217pt,137.8pt" o:gfxdata="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" strokecolor="#156082 [3204]" strokeweight="1pt">
+              <v:line w14:anchorId="34F08D81" id="Straight Connector 5" o:spid="_x0000_s1026" style="position:absolute;z-index:251660288;visibility:visible;mso-wrap-style:square;mso-width-percent:0;mso-height-percent:0;mso-wrap-distance-left:9pt;mso-wrap-distance-top:0;mso-wrap-distance-right:9pt;mso-wrap-distance-bottom:0;mso-position-horizontal:absolute;mso-position-horizontal-relative:text;mso-position-vertical:absolute;mso-position-vertical-relative:text;mso-width-percent:0;mso-height-percent:0;mso-width-relative:margin;mso-height-relative:margin" from="18.35pt,65.8pt" to="217pt,137.8pt" o:gfxdata="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" strokecolor="#156082 [3204]" strokeweight="1pt">
                 <v:stroke dashstyle="dash" joinstyle="miter"/>
               </v:line>
             </w:pict>
@@ -5714,7 +6061,7 @@
         <mc:AlternateContent>
           <mc:Choice Requires="wps">
             <w:drawing>
-              <wp:anchor distT="0" distB="0" distL="114300" distR="114300" simplePos="0" relativeHeight="251659264" behindDoc="0" locked="0" layoutInCell="1" allowOverlap="1" wp14:anchorId="11A839A5" wp14:editId="4C5A268A">
+              <wp:anchor distT="0" distB="0" distL="114300" distR="114300" simplePos="0" relativeHeight="251659264" behindDoc="0" locked="0" layoutInCell="1" allowOverlap="1" wp14:anchorId="6AAE3406" wp14:editId="380EB208">
                 <wp:simplePos x="0" y="0"/>
                 <wp:positionH relativeFrom="column">
                   <wp:posOffset>233045</wp:posOffset>
@@ -5770,7 +6117,7 @@
           </mc:Choice>
           <mc:Fallback>
             <w:pict>
-              <v:line w14:anchorId="6D104853" id="Straight Connector 5" o:spid="_x0000_s1026" style="position:absolute;z-index:251659264;visibility:visible;mso-wrap-style:square;mso-width-percent:0;mso-height-percent:0;mso-wrap-distance-left:9pt;mso-wrap-distance-top:0;mso-wrap-distance-right:9pt;mso-wrap-distance-bottom:0;mso-position-horizontal:absolute;mso-position-horizontal-relative:text;mso-position-vertical:absolute;mso-position-vertical-relative:text;mso-width-percent:0;mso-height-percent:0;mso-width-relative:margin;mso-height-relative:margin" from="18.35pt,114.6pt" to="217pt,186.6pt" o:gfxdata="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" strokecolor="#156082 [3204]" strokeweight="1pt">
+              <v:line w14:anchorId="4393F408" id="Straight Connector 5" o:spid="_x0000_s1026" style="position:absolute;z-index:251659264;visibility:visible;mso-wrap-style:square;mso-width-percent:0;mso-height-percent:0;mso-wrap-distance-left:9pt;mso-wrap-distance-top:0;mso-wrap-distance-right:9pt;mso-wrap-distance-bottom:0;mso-position-horizontal:absolute;mso-position-horizontal-relative:text;mso-position-vertical:absolute;mso-position-vertical-relative:text;mso-width-percent:0;mso-height-percent:0;mso-width-relative:margin;mso-height-relative:margin" from="18.35pt,114.6pt" to="217pt,186.6pt" o:gfxdata="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" strokecolor="#156082 [3204]" strokeweight="1pt">
                 <v:stroke joinstyle="miter"/>
               </v:line>
             </w:pict>
@@ -5784,7 +6131,7 @@
           <w14:ligatures w14:val="standardContextual"/>
         </w:rPr>
         <w:drawing>
-          <wp:inline distT="0" distB="0" distL="0" distR="0" wp14:anchorId="33481057" wp14:editId="05793275">
+          <wp:inline distT="0" distB="0" distL="0" distR="0" wp14:anchorId="26D0AD4E" wp14:editId="2E955F5B">
             <wp:extent cx="2990155" cy="2729851"/>
             <wp:effectExtent l="0" t="0" r="0" b="0"/>
             <wp:docPr id="152866696" name="Picture 4"/>
@@ -5799,7 +6146,7 @@
                     <pic:cNvPicPr/>
                   </pic:nvPicPr>
                   <pic:blipFill rotWithShape="1">
-                    <a:blip r:embed="rId6"/>
+                    <a:blip r:embed="rId7"/>
                     <a:srcRect r="49691" b="47154"/>
                     <a:stretch>
                       <a:fillRect/>
@@ -5907,13 +6254,7 @@
         <w:rPr>
           <w:rFonts w:ascii="Aptos Narrow" w:eastAsiaTheme="minorEastAsia" w:hAnsi="Aptos Narrow" w:cs="Times New Roman"/>
         </w:rPr>
-        <w:t>+</w:t>
-      </w:r>
-      <w:r>
-        <w:rPr>
-          <w:rFonts w:ascii="Aptos Narrow" w:eastAsiaTheme="minorEastAsia" w:hAnsi="Aptos Narrow" w:cs="Times New Roman"/>
-        </w:rPr>
-        <w:t>30</w:t>
+        <w:t>+30</w:t>
       </w:r>
       <w:r>
         <w:rPr>
@@ -6024,19 +6365,7 @@
         <w:rPr>
           <w:rFonts w:ascii="Aptos Narrow" w:eastAsiaTheme="minorEastAsia" w:hAnsi="Aptos Narrow" w:cs="Times New Roman"/>
         </w:rPr>
-        <w:t xml:space="preserve">). </w:t>
-      </w:r>
-      <w:r>
-        <w:rPr>
-          <w:rFonts w:ascii="Aptos Narrow" w:eastAsiaTheme="minorEastAsia" w:hAnsi="Aptos Narrow" w:cs="Times New Roman"/>
-        </w:rPr>
-        <w:t>Variation of the subsidence to the ECS among models follows the HS06 sensitivity line, but a</w:t>
-      </w:r>
-      <w:r>
-        <w:rPr>
-          <w:rFonts w:ascii="Aptos Narrow" w:eastAsiaTheme="minorEastAsia" w:hAnsi="Aptos Narrow" w:cs="Times New Roman"/>
-        </w:rPr>
-        <w:t xml:space="preserve">ll models underpredict the decrease in subsidence compared to HS06, perhaps because the region extends to 10 °N where </w:t>
+        <w:t xml:space="preserve">). Variation of the subsidence to the ECS among models follows the HS06 sensitivity line, but all models underpredict the decrease in subsidence compared to HS06, perhaps because the region extends to 10 °N where </w:t>
       </w:r>
       <m:oMath>
         <m:r>
@@ -6116,33 +6445,10 @@
     <w:p>
       <w:pPr>
         <w:pStyle w:val="Heading2"/>
-        <w:rPr>
-          <w:rFonts w:eastAsiaTheme="minorEastAsia"/>
-        </w:rPr>
       </w:pPr>
-      <w:r>
-        <w:rPr>
-          <w:rFonts w:eastAsiaTheme="minorEastAsia"/>
-        </w:rPr>
-        <w:t xml:space="preserve">R2: </w:t>
-      </w:r>
-      <w:r>
-        <w:rPr>
-          <w:rFonts w:eastAsiaTheme="minorEastAsia"/>
-        </w:rPr>
-        <w:t>C</w:t>
-      </w:r>
-      <w:r>
-        <w:rPr>
-          <w:rFonts w:eastAsiaTheme="minorEastAsia"/>
-        </w:rPr>
-        <w:t>loud fraction</w:t>
-      </w:r>
-      <w:r>
-        <w:rPr>
-          <w:rFonts w:eastAsiaTheme="minorEastAsia"/>
-        </w:rPr>
-        <w:t xml:space="preserve"> proportional to mass flux</w:t>
+      <w:bookmarkStart w:id="3" w:name="cloud-base-clouds"/>
+      <w:r>
+        <w:t>Cloud-base clouds</w:t>
       </w:r>
     </w:p>
     <w:p>
@@ -6156,481 +6462,2688 @@
         <w:rPr>
           <w:rFonts w:ascii="Aptos" w:hAnsi="Aptos"/>
         </w:rPr>
-        <w:t xml:space="preserve">A mass flux model constrained by this moisture balance predicts cloud reflectance that is proportional to mass flux, in agreement with EUREC4A observations (Vogel et al. 2022). </w:t>
-      </w:r>
-      <w:r>
-        <w:t>The model generates cloud water and vertical velocity profiles for thousands of ~260x260 km</w:t>
-      </w:r>
-      <w:r>
-        <w:rPr>
-          <w:vertAlign w:val="superscript"/>
-        </w:rPr>
-        <w:t>2</w:t>
-      </w:r>
-      <w:r>
-        <w:t xml:space="preserve"> GOES satellite reflectance scenes. The mean mass flux binned as a function of scene mean reflectance is shown in Fig. REFLMASSFL. The resulting slope 2.4 % (mm s</w:t>
-      </w:r>
-      <w:r>
-        <w:rPr>
-          <w:vertAlign w:val="superscript"/>
-        </w:rPr>
-        <w:t>–1</w:t>
-      </w:r>
-      <w:r>
-        <w:t>)</w:t>
-      </w:r>
-      <w:r>
-        <w:rPr>
-          <w:vertAlign w:val="superscript"/>
-        </w:rPr>
-        <w:t>-1</w:t>
-      </w:r>
-      <w:r>
-        <w:t xml:space="preserve"> [4.2 cm s</w:t>
-      </w:r>
-      <w:r>
-        <w:rPr>
-          <w:vertAlign w:val="superscript"/>
-        </w:rPr>
-        <w:t>-1</w:t>
-      </w:r>
-      <w:r>
-        <w:t xml:space="preserve"> %</w:t>
-      </w:r>
-      <w:r>
-        <w:rPr>
-          <w:vertAlign w:val="superscript"/>
-        </w:rPr>
-        <w:t>-1</w:t>
-      </w:r>
-      <w:r>
-        <w:t>] agrees with the correlations between cloud base mass flux and cloud fraction observed from dropsonde circles in EUREC4A (2.4 – X.X % (mm s</w:t>
-      </w:r>
-      <w:r>
-        <w:rPr>
-          <w:vertAlign w:val="superscript"/>
-        </w:rPr>
-        <w:t>–1</w:t>
-      </w:r>
-      <w:r>
-        <w:t>)</w:t>
-      </w:r>
-      <w:r>
-        <w:rPr>
-          <w:vertAlign w:val="superscript"/>
-        </w:rPr>
-        <w:t>-1</w:t>
-      </w:r>
-      <w:r>
-        <w:t xml:space="preserve">; Vogel et al. 2022). We use this proportionality between cloud mass flux and reflectance to scale the response of shallow cumulus clouds to changes in the </w:t>
+        <w:t xml:space="preserve">While shallow cumulus </w:t>
       </w:r>
       <w:proofErr w:type="gramStart"/>
       <w:r>
-        <w:t>large scale</w:t>
+        <w:rPr>
+          <w:rFonts w:ascii="Aptos" w:hAnsi="Aptos"/>
+        </w:rPr>
+        <w:t>decrease</w:t>
       </w:r>
       <w:proofErr w:type="gramEnd"/>
       <w:r>
-        <w:t xml:space="preserve"> circulation associated with climate.</w:t>
+        <w:rPr>
+          <w:rFonts w:ascii="Aptos" w:hAnsi="Aptos"/>
+        </w:rPr>
+        <w:t xml:space="preserve"> with reduced large-scale overturning, local scaling of the moist turbulent subcloud boundary layer </w:t>
+      </w:r>
+      <w:r>
+        <w:rPr>
+          <w:rFonts w:ascii="Aptos" w:hAnsi="Aptos"/>
+        </w:rPr>
+        <w:t>sugges</w:t>
+      </w:r>
+      <w:r>
+        <w:rPr>
+          <w:rFonts w:ascii="Aptos" w:hAnsi="Aptos"/>
+        </w:rPr>
+        <w:t>ts</w:t>
+      </w:r>
+      <w:r>
+        <w:rPr>
+          <w:rFonts w:ascii="Aptos" w:hAnsi="Aptos"/>
+        </w:rPr>
+        <w:t xml:space="preserve"> that cloud base clouds increase by about the same amount. The net cloud radiative effect depends on the relative amount of shallow cumulus vs. cloud-base clouds.</w:t>
       </w:r>
     </w:p>
     <w:p>
       <w:pPr>
         <w:pStyle w:val="BodyText"/>
         <w:rPr>
-          <w:rFonts w:ascii="Times New Roman" w:eastAsiaTheme="minorEastAsia" w:hAnsi="Times New Roman" w:cs="Times New Roman"/>
+          <w:rFonts w:ascii="Aptos" w:hAnsi="Aptos"/>
         </w:rPr>
       </w:pPr>
       <w:r>
         <w:rPr>
-          <w:rFonts w:ascii="Times New Roman" w:eastAsiaTheme="minorEastAsia" w:hAnsi="Times New Roman" w:cs="Times New Roman"/>
-          <w:noProof/>
-        </w:rPr>
-        <w:drawing>
-          <wp:inline distT="0" distB="0" distL="0" distR="0" wp14:anchorId="22222331" wp14:editId="12ACCFB1">
-            <wp:extent cx="3155950" cy="2344420"/>
-            <wp:effectExtent l="0" t="0" r="0" b="0"/>
-            <wp:docPr id="835249246" name="Picture 1" descr="A graph of a line graph&#10;&#10;AI-generated content may be incorrect."/>
-            <wp:cNvGraphicFramePr>
-              <a:graphicFrameLocks xmlns:a="http://schemas.openxmlformats.org/drawingml/2006/main" noChangeAspect="1"/>
-            </wp:cNvGraphicFramePr>
-            <a:graphic xmlns:a="http://schemas.openxmlformats.org/drawingml/2006/main">
-              <a:graphicData uri="http://schemas.openxmlformats.org/drawingml/2006/picture">
-                <pic:pic xmlns:pic="http://schemas.openxmlformats.org/drawingml/2006/picture">
-                  <pic:nvPicPr>
-                    <pic:cNvPr id="835249246" name="Picture 1" descr="A graph of a line graph&#10;&#10;AI-generated content may be incorrect."/>
-                    <pic:cNvPicPr/>
-                  </pic:nvPicPr>
-                  <pic:blipFill>
-                    <a:blip r:embed="rId7"/>
-                    <a:stretch>
-                      <a:fillRect/>
-                    </a:stretch>
-                  </pic:blipFill>
-                  <pic:spPr>
-                    <a:xfrm>
-                      <a:off x="0" y="0"/>
-                      <a:ext cx="3160684" cy="2347937"/>
-                    </a:xfrm>
-                    <a:prstGeom prst="rect">
-                      <a:avLst/>
-                    </a:prstGeom>
-                  </pic:spPr>
-                </pic:pic>
-              </a:graphicData>
-            </a:graphic>
-          </wp:inline>
-        </w:drawing>
+          <w:rFonts w:ascii="Aptos" w:hAnsi="Aptos"/>
+        </w:rPr>
+        <w:t>T</w:t>
+      </w:r>
+      <w:r>
+        <w:rPr>
+          <w:rFonts w:ascii="Aptos" w:hAnsi="Aptos"/>
+        </w:rPr>
+        <w:t xml:space="preserve">he cloud top height distribution in GOES observations is uniform with no maximum near cloud base. In </w:t>
+      </w:r>
+      <w:r>
+        <w:rPr>
+          <w:rFonts w:ascii="Aptos" w:hAnsi="Aptos"/>
+        </w:rPr>
+        <w:t>some observations and large-eddy simulation (LES) models</w:t>
+      </w:r>
+      <w:r>
+        <w:rPr>
+          <w:rFonts w:ascii="Aptos" w:hAnsi="Aptos"/>
+        </w:rPr>
+        <w:t xml:space="preserve">, however, </w:t>
+      </w:r>
+      <w:r>
+        <w:rPr>
+          <w:rFonts w:ascii="Aptos" w:hAnsi="Aptos"/>
+        </w:rPr>
+        <w:t>a</w:t>
+      </w:r>
+      <w:r>
+        <w:rPr>
+          <w:rFonts w:ascii="Aptos" w:hAnsi="Aptos"/>
+        </w:rPr>
+        <w:t xml:space="preserve"> cloud fraction </w:t>
+      </w:r>
+      <w:r>
+        <w:rPr>
+          <w:rFonts w:ascii="Aptos" w:hAnsi="Aptos"/>
+        </w:rPr>
+        <w:t xml:space="preserve">maximum of </w:t>
+      </w:r>
+      <w:r>
+        <w:rPr>
+          <w:rFonts w:ascii="Aptos" w:hAnsi="Aptos"/>
+        </w:rPr>
+        <w:t xml:space="preserve">about 5 % </w:t>
+      </w:r>
+      <w:r>
+        <w:rPr>
+          <w:rFonts w:ascii="Aptos" w:hAnsi="Aptos"/>
+        </w:rPr>
+        <w:t xml:space="preserve">is found </w:t>
+      </w:r>
+      <w:r>
+        <w:rPr>
+          <w:rFonts w:ascii="Aptos" w:hAnsi="Aptos"/>
+        </w:rPr>
+        <w:t xml:space="preserve">at cloud base (Bretherton et al. XXXX, Blossey et al. XXXX, Vogel et al. 2022). </w:t>
       </w:r>
     </w:p>
     <w:p>
       <w:pPr>
         <w:pStyle w:val="BodyText"/>
         <w:rPr>
-          <w:rFonts w:ascii="Aptos Narrow" w:eastAsiaTheme="minorEastAsia" w:hAnsi="Aptos Narrow" w:cs="Times New Roman"/>
+          <w:rFonts w:ascii="Aptos" w:hAnsi="Aptos"/>
         </w:rPr>
       </w:pPr>
       <w:r>
         <w:rPr>
-          <w:rFonts w:ascii="Aptos Narrow" w:eastAsiaTheme="minorEastAsia" w:hAnsi="Aptos Narrow" w:cs="Times New Roman"/>
-        </w:rPr>
-        <w:t xml:space="preserve">Figure REFLMASSFL. Modeled mean cloud base (700 m) mass flux for all scenes in each reflectance bin (blue points and whiskers). Black line shows a slope of </w:t>
-      </w:r>
-      <w:r>
-        <w:rPr>
-          <w:rFonts w:ascii="Aptos Narrow" w:eastAsiaTheme="minorEastAsia" w:hAnsi="Aptos Narrow" w:cs="Times New Roman"/>
+          <w:rFonts w:ascii="Aptos" w:hAnsi="Aptos"/>
+        </w:rPr>
+        <w:t>The c</w:t>
+      </w:r>
+      <w:r>
+        <w:rPr>
+          <w:rFonts w:ascii="Aptos" w:hAnsi="Aptos"/>
+        </w:rPr>
+        <w:t>oherent cloudy updraft plumes</w:t>
+      </w:r>
+      <w:r>
+        <w:rPr>
+          <w:rFonts w:ascii="Aptos" w:hAnsi="Aptos"/>
+        </w:rPr>
+        <w:t xml:space="preserve"> of our mass flux model</w:t>
+      </w:r>
+      <w:r>
+        <w:rPr>
+          <w:rFonts w:ascii="Aptos" w:hAnsi="Aptos"/>
+        </w:rPr>
+        <w:t xml:space="preserve"> are not representative of cloud-base clouds</w:t>
+      </w:r>
+      <w:r>
+        <w:rPr>
+          <w:rFonts w:ascii="Aptos" w:hAnsi="Aptos"/>
+        </w:rPr>
+        <w:t>,</w:t>
+      </w:r>
+      <w:r>
+        <w:rPr>
+          <w:rFonts w:ascii="Aptos" w:hAnsi="Aptos"/>
+        </w:rPr>
+        <w:t xml:space="preserve"> where</w:t>
+      </w:r>
+      <w:r>
+        <w:rPr>
+          <w:rFonts w:ascii="Aptos" w:hAnsi="Aptos"/>
+        </w:rPr>
+        <w:t xml:space="preserve"> </w:t>
+      </w:r>
+      <w:r>
+        <w:rPr>
+          <w:rFonts w:ascii="Aptos" w:hAnsi="Aptos"/>
+        </w:rPr>
+        <w:t xml:space="preserve">moisture </w:t>
+      </w:r>
+      <w:r>
+        <w:rPr>
+          <w:rFonts w:ascii="Aptos" w:hAnsi="Aptos"/>
+        </w:rPr>
+        <w:t>condenses from turbulent subcloud thermals</w:t>
+      </w:r>
+      <w:r>
+        <w:rPr>
+          <w:rFonts w:ascii="Aptos" w:hAnsi="Aptos"/>
+        </w:rPr>
+        <w:t xml:space="preserve">. Cloud-base cloud fraction is the fraction </w:t>
+      </w:r>
+      <w:r>
+        <w:rPr>
+          <w:rFonts w:ascii="Aptos" w:hAnsi="Aptos"/>
+        </w:rPr>
+        <w:t>of air</w:t>
+      </w:r>
+      <w:r>
+        <w:rPr>
+          <w:rFonts w:ascii="Aptos" w:hAnsi="Aptos"/>
+        </w:rPr>
+        <w:t xml:space="preserve"> that reach</w:t>
+      </w:r>
+      <w:r>
+        <w:rPr>
+          <w:rFonts w:ascii="Aptos" w:hAnsi="Aptos"/>
+        </w:rPr>
+        <w:t>es</w:t>
+      </w:r>
+      <w:r>
+        <w:rPr>
+          <w:rFonts w:ascii="Aptos" w:hAnsi="Aptos"/>
+        </w:rPr>
+        <w:t xml:space="preserve"> saturation </w:t>
+      </w:r>
+      <w:r>
+        <w:rPr>
+          <w:rFonts w:ascii="Aptos" w:hAnsi="Aptos"/>
+        </w:rPr>
+        <w:t xml:space="preserve">at cloud base </w:t>
+      </w:r>
+      <w:r>
+        <w:rPr>
+          <w:rFonts w:ascii="Aptos" w:hAnsi="Aptos"/>
+        </w:rPr>
+        <w:t>(</w:t>
+      </w:r>
+      <w:proofErr w:type="spellStart"/>
+      <w:r>
+        <w:rPr>
+          <w:rFonts w:ascii="Aptos" w:hAnsi="Aptos"/>
+        </w:rPr>
+        <w:t>Sommeria</w:t>
+      </w:r>
+      <w:proofErr w:type="spellEnd"/>
+      <w:r>
+        <w:rPr>
+          <w:rFonts w:ascii="Aptos" w:hAnsi="Aptos"/>
+        </w:rPr>
+        <w:t xml:space="preserve"> and Deardorff, 1977; Mellor 1977). For a normal distribution of relative humidity, the cloud fraction is</w:t>
+      </w:r>
+      <w:r>
+        <w:rPr>
+          <w:rFonts w:ascii="Aptos" w:hAnsi="Aptos"/>
         </w:rPr>
         <w:br/>
-        <w:t>0.42 cm s</w:t>
-      </w:r>
-      <w:r>
-        <w:rPr>
-          <w:rFonts w:ascii="Aptos Narrow" w:eastAsiaTheme="minorEastAsia" w:hAnsi="Aptos Narrow" w:cs="Times New Roman"/>
-          <w:vertAlign w:val="superscript"/>
-        </w:rPr>
-        <w:t>–1</w:t>
-      </w:r>
-      <w:r>
-        <w:rPr>
-          <w:rFonts w:ascii="Aptos Narrow" w:eastAsiaTheme="minorEastAsia" w:hAnsi="Aptos Narrow" w:cs="Times New Roman"/>
-        </w:rPr>
-        <w:t xml:space="preserve"> (% reflectance)</w:t>
-      </w:r>
-      <w:r>
-        <w:rPr>
-          <w:rFonts w:ascii="Aptos Narrow" w:eastAsiaTheme="minorEastAsia" w:hAnsi="Aptos Narrow" w:cs="Times New Roman"/>
-          <w:vertAlign w:val="superscript"/>
-        </w:rPr>
-        <w:t>–1</w:t>
-      </w:r>
-      <w:r>
-        <w:rPr>
-          <w:rFonts w:ascii="Aptos Narrow" w:eastAsiaTheme="minorEastAsia" w:hAnsi="Aptos Narrow" w:cs="Times New Roman"/>
-        </w:rPr>
-        <w:t>. Gray line shows relative number (10</w:t>
-      </w:r>
-      <w:r>
-        <w:rPr>
-          <w:rFonts w:ascii="Aptos Narrow" w:eastAsiaTheme="minorEastAsia" w:hAnsi="Aptos Narrow" w:cs="Times New Roman"/>
-          <w:vertAlign w:val="superscript"/>
-        </w:rPr>
-        <w:t>–5</w:t>
-      </w:r>
-      <w:r>
-        <w:rPr>
-          <w:rFonts w:ascii="Aptos Narrow" w:eastAsiaTheme="minorEastAsia" w:hAnsi="Aptos Narrow" w:cs="Times New Roman"/>
-        </w:rPr>
-        <w:t>) of scenes in each reflectance bin.</w:t>
-      </w:r>
-    </w:p>
-    <w:p>
-      <w:pPr>
-        <w:pStyle w:val="BodyText"/>
-        <w:rPr>
-          <w:rFonts w:ascii="Aptos" w:eastAsiaTheme="minorEastAsia" w:hAnsi="Aptos" w:cs="Times New Roman"/>
-        </w:rPr>
-      </w:pPr>
-    </w:p>
-    <w:p>
-      <w:pPr>
-        <w:pStyle w:val="Heading2"/>
-        <w:rPr>
-          <w:rFonts w:eastAsiaTheme="minorEastAsia"/>
-        </w:rPr>
-      </w:pPr>
-      <w:r>
-        <w:rPr>
-          <w:rFonts w:eastAsiaTheme="minorEastAsia"/>
-        </w:rPr>
-        <w:t xml:space="preserve">R3: </w:t>
-      </w:r>
-      <w:r>
-        <w:rPr>
-          <w:rFonts w:eastAsiaTheme="minorEastAsia"/>
-        </w:rPr>
-        <w:t>C</w:t>
-      </w:r>
-      <w:r>
-        <w:rPr>
-          <w:rFonts w:eastAsiaTheme="minorEastAsia"/>
-        </w:rPr>
-        <w:t>loud fraction decreases in proportion to the reduction of the mean tropical circulation</w:t>
-      </w:r>
-    </w:p>
-    <w:p>
-      <w:pPr>
-        <w:pStyle w:val="BodyText"/>
-        <w:rPr>
-          <w:rFonts w:ascii="Aptos" w:hAnsi="Aptos"/>
-        </w:rPr>
-      </w:pPr>
-      <w:r>
-        <w:rPr>
-          <w:rFonts w:ascii="Aptos" w:hAnsi="Aptos"/>
-        </w:rPr>
-        <w:t>L</w:t>
-      </w:r>
-      <w:r>
-        <w:rPr>
-          <w:rFonts w:ascii="Aptos" w:hAnsi="Aptos"/>
-        </w:rPr>
-        <w:t xml:space="preserve">arge scale </w:t>
-      </w:r>
-      <w:r>
-        <w:rPr>
-          <w:rFonts w:ascii="Aptos" w:hAnsi="Aptos"/>
-        </w:rPr>
-        <w:t xml:space="preserve">mean </w:t>
-      </w:r>
-      <w:r>
-        <w:rPr>
-          <w:rFonts w:ascii="Aptos" w:hAnsi="Aptos"/>
-        </w:rPr>
-        <w:t xml:space="preserve">drying is due to </w:t>
-      </w:r>
-      <w:r>
-        <w:rPr>
-          <w:rFonts w:ascii="Aptos" w:hAnsi="Aptos"/>
-        </w:rPr>
-        <w:t xml:space="preserve">dry advection by horizontal </w:t>
+      </w:r>
+      <m:oMathPara>
+        <m:oMath>
+          <m:sSub>
+            <m:sSubPr>
+              <m:ctrlPr>
+                <w:rPr>
+                  <w:rFonts w:ascii="Cambria Math" w:hAnsi="Cambria Math"/>
+                </w:rPr>
+              </m:ctrlPr>
+            </m:sSubPr>
+            <m:e>
+              <m:r>
+                <w:rPr>
+                  <w:rFonts w:ascii="Cambria Math" w:hAnsi="Cambria Math"/>
+                </w:rPr>
+                <m:t>C</m:t>
+              </m:r>
+            </m:e>
+            <m:sub>
+              <m:r>
+                <w:rPr>
+                  <w:rFonts w:ascii="Cambria Math" w:hAnsi="Cambria Math"/>
+                </w:rPr>
+                <m:t>CB</m:t>
+              </m:r>
+            </m:sub>
+          </m:sSub>
+          <m:r>
+            <m:rPr>
+              <m:sty m:val="p"/>
+            </m:rPr>
+            <w:rPr>
+              <w:rFonts w:ascii="Cambria Math" w:hAnsi="Cambria Math"/>
+            </w:rPr>
+            <m:t>=</m:t>
+          </m:r>
+          <m:d>
+            <m:dPr>
+              <m:ctrlPr>
+                <w:rPr>
+                  <w:rFonts w:ascii="Cambria Math" w:hAnsi="Cambria Math"/>
+                </w:rPr>
+              </m:ctrlPr>
+            </m:dPr>
+            <m:e>
+              <m:r>
+                <m:rPr>
+                  <m:sty m:val="p"/>
+                </m:rPr>
+                <w:rPr>
+                  <w:rFonts w:ascii="Cambria Math" w:hAnsi="Cambria Math"/>
+                </w:rPr>
+                <m:t>1</m:t>
+              </m:r>
+              <m:r>
+                <m:rPr>
+                  <m:sty m:val="p"/>
+                </m:rPr>
+                <w:rPr>
+                  <w:rFonts w:ascii="Cambria Math" w:hAnsi="Cambria Math"/>
+                </w:rPr>
+                <m:t>-erf</m:t>
+              </m:r>
+              <m:d>
+                <m:dPr>
+                  <m:ctrlPr>
+                    <w:rPr>
+                      <w:rFonts w:ascii="Cambria Math" w:hAnsi="Cambria Math"/>
+                    </w:rPr>
+                  </m:ctrlPr>
+                </m:dPr>
+                <m:e>
+                  <m:r>
+                    <w:rPr>
+                      <w:rFonts w:ascii="Cambria Math" w:hAnsi="Cambria Math"/>
+                    </w:rPr>
+                    <m:t>s</m:t>
+                  </m:r>
+                </m:e>
+              </m:d>
+            </m:e>
+          </m:d>
+          <m:r>
+            <m:rPr>
+              <m:sty m:val="p"/>
+            </m:rPr>
+            <w:rPr>
+              <w:rFonts w:ascii="Cambria Math" w:hAnsi="Cambria Math"/>
+            </w:rPr>
+            <m:t>/</m:t>
+          </m:r>
+          <m:r>
+            <m:rPr>
+              <m:sty m:val="p"/>
+            </m:rPr>
+            <w:rPr>
+              <w:rFonts w:ascii="Cambria Math" w:hAnsi="Cambria Math"/>
+            </w:rPr>
+            <m:t>2</m:t>
+          </m:r>
+          <m:r>
+            <w:rPr>
+              <w:rFonts w:ascii="Aptos" w:hAnsi="Aptos"/>
+            </w:rPr>
+            <w:br/>
+          </m:r>
+        </m:oMath>
+      </m:oMathPara>
+      <w:r>
+        <w:rPr>
+          <w:rFonts w:ascii="Aptos" w:hAnsi="Aptos"/>
+        </w:rPr>
+        <w:t xml:space="preserve">with the argument </w:t>
       </w:r>
       <m:oMath>
         <m:r>
           <w:rPr>
             <w:rFonts w:ascii="Cambria Math" w:hAnsi="Cambria Math"/>
           </w:rPr>
-          <m:t>U</m:t>
+          <m:t>s</m:t>
         </m:r>
+        <m:r>
+          <m:rPr>
+            <m:sty m:val="p"/>
+          </m:rPr>
+          <w:rPr>
+            <w:rFonts w:ascii="Cambria Math" w:hAnsi="Cambria Math"/>
+          </w:rPr>
+          <m:t>=(1-</m:t>
+        </m:r>
+        <m:sSub>
+          <m:sSubPr>
+            <m:ctrlPr>
+              <w:rPr>
+                <w:rFonts w:ascii="Cambria Math" w:hAnsi="Cambria Math"/>
+              </w:rPr>
+            </m:ctrlPr>
+          </m:sSubPr>
+          <m:e>
+            <m:r>
+              <m:rPr>
+                <m:sty m:val="p"/>
+              </m:rPr>
+              <w:rPr>
+                <w:rFonts w:ascii="Cambria Math" w:hAnsi="Cambria Math"/>
+              </w:rPr>
+              <m:t>RH</m:t>
+            </m:r>
+          </m:e>
+          <m:sub>
+            <m:r>
+              <w:rPr>
+                <w:rFonts w:ascii="Cambria Math" w:hAnsi="Cambria Math"/>
+              </w:rPr>
+              <m:t>CB</m:t>
+            </m:r>
+          </m:sub>
+        </m:sSub>
+        <m:r>
+          <m:rPr>
+            <m:sty m:val="p"/>
+          </m:rPr>
+          <w:rPr>
+            <w:rFonts w:ascii="Cambria Math" w:hAnsi="Cambria Math"/>
+          </w:rPr>
+          <m:t>)/</m:t>
+        </m:r>
+        <m:sSub>
+          <m:sSubPr>
+            <m:ctrlPr>
+              <w:rPr>
+                <w:rFonts w:ascii="Cambria Math" w:hAnsi="Cambria Math"/>
+              </w:rPr>
+            </m:ctrlPr>
+          </m:sSubPr>
+          <m:e>
+            <m:r>
+              <w:rPr>
+                <w:rFonts w:ascii="Cambria Math" w:hAnsi="Cambria Math"/>
+              </w:rPr>
+              <m:t>σ</m:t>
+            </m:r>
+          </m:e>
+          <m:sub>
+            <m:r>
+              <m:rPr>
+                <m:sty m:val="p"/>
+              </m:rPr>
+              <w:rPr>
+                <w:rFonts w:ascii="Cambria Math" w:hAnsi="Cambria Math"/>
+              </w:rPr>
+              <m:t>RH</m:t>
+            </m:r>
+          </m:sub>
+        </m:sSub>
       </m:oMath>
       <w:r>
         <w:rPr>
           <w:rFonts w:ascii="Aptos" w:hAnsi="Aptos"/>
         </w:rPr>
-        <w:t xml:space="preserve"> and vertical </w:t>
+        <w:t xml:space="preserve">, which measures the mean saturation deficit at cloud base relative to the </w:t>
+      </w:r>
+      <w:r>
+        <w:rPr>
+          <w:rFonts w:ascii="Aptos" w:hAnsi="Aptos"/>
+        </w:rPr>
+        <w:t xml:space="preserve">standard deviation </w:t>
+      </w:r>
+      <w:r>
+        <w:rPr>
+          <w:rFonts w:ascii="Aptos" w:hAnsi="Aptos"/>
+        </w:rPr>
+        <w:t>of RH.</w:t>
+      </w:r>
+      <w:r>
+        <w:rPr>
+          <w:rFonts w:ascii="Aptos" w:hAnsi="Aptos"/>
+        </w:rPr>
+        <w:t xml:space="preserve"> </w:t>
+      </w:r>
+    </w:p>
+    <w:p>
+      <w:pPr>
+        <w:pStyle w:val="BodyText"/>
+        <w:rPr>
+          <w:rFonts w:ascii="Aptos" w:hAnsi="Aptos"/>
+        </w:rPr>
+      </w:pPr>
+      <w:r>
+        <w:rPr>
+          <w:rFonts w:ascii="Aptos" w:hAnsi="Aptos"/>
+        </w:rPr>
+        <w:t xml:space="preserve">The mean </w:t>
+      </w:r>
+      <w:r>
+        <w:rPr>
+          <w:rFonts w:ascii="Aptos" w:hAnsi="Aptos"/>
+        </w:rPr>
+        <w:t>standard deviation</w:t>
+      </w:r>
+      <w:r>
+        <w:rPr>
+          <w:rFonts w:ascii="Aptos" w:hAnsi="Aptos"/>
+        </w:rPr>
+        <w:t xml:space="preserve"> of the specific humidity is found from production-dissipation balance of specific humidity variance,</w:t>
+      </w:r>
+      <w:r>
+        <w:rPr>
+          <w:rFonts w:ascii="Aptos" w:hAnsi="Aptos"/>
+        </w:rPr>
+        <w:br/>
+      </w:r>
+      <m:oMathPara>
+        <m:oMath>
+          <m:r>
+            <m:rPr>
+              <m:sty m:val="p"/>
+            </m:rPr>
+            <w:rPr>
+              <w:rFonts w:ascii="Cambria Math" w:hAnsi="Cambria Math"/>
+            </w:rPr>
+            <m:t>0</m:t>
+          </m:r>
+          <m:r>
+            <m:rPr>
+              <m:sty m:val="p"/>
+            </m:rPr>
+            <w:rPr>
+              <w:rFonts w:ascii="Cambria Math" w:hAnsi="Cambria Math"/>
+            </w:rPr>
+            <m:t>=-</m:t>
+          </m:r>
+          <m:bar>
+            <m:barPr>
+              <m:pos m:val="top"/>
+              <m:ctrlPr>
+                <w:rPr>
+                  <w:rFonts w:ascii="Cambria Math" w:hAnsi="Cambria Math"/>
+                </w:rPr>
+              </m:ctrlPr>
+            </m:barPr>
+            <m:e>
+              <m:r>
+                <w:rPr>
+                  <w:rFonts w:ascii="Cambria Math" w:hAnsi="Cambria Math"/>
+                </w:rPr>
+                <m:t>w</m:t>
+              </m:r>
+              <m:r>
+                <m:rPr>
+                  <m:sty m:val="p"/>
+                </m:rPr>
+                <w:rPr>
+                  <w:rFonts w:ascii="Cambria Math" w:hAnsi="Cambria Math"/>
+                </w:rPr>
+                <m:t>'</m:t>
+              </m:r>
+              <m:r>
+                <w:rPr>
+                  <w:rFonts w:ascii="Cambria Math" w:hAnsi="Cambria Math"/>
+                </w:rPr>
+                <m:t>q</m:t>
+              </m:r>
+              <m:r>
+                <m:rPr>
+                  <m:sty m:val="p"/>
+                </m:rPr>
+                <w:rPr>
+                  <w:rFonts w:ascii="Cambria Math" w:hAnsi="Cambria Math"/>
+                </w:rPr>
+                <m:t>'</m:t>
+              </m:r>
+            </m:e>
+          </m:bar>
+          <m:d>
+            <m:dPr>
+              <m:ctrlPr>
+                <w:rPr>
+                  <w:rFonts w:ascii="Cambria Math" w:hAnsi="Cambria Math"/>
+                </w:rPr>
+              </m:ctrlPr>
+            </m:dPr>
+            <m:e>
+              <m:r>
+                <m:rPr>
+                  <m:sty m:val="p"/>
+                </m:rPr>
+                <w:rPr>
+                  <w:rFonts w:ascii="Cambria Math" w:hAnsi="Cambria Math"/>
+                </w:rPr>
+                <m:t>∂</m:t>
+              </m:r>
+              <m:bar>
+                <m:barPr>
+                  <m:pos m:val="top"/>
+                  <m:ctrlPr>
+                    <w:rPr>
+                      <w:rFonts w:ascii="Cambria Math" w:hAnsi="Cambria Math"/>
+                    </w:rPr>
+                  </m:ctrlPr>
+                </m:barPr>
+                <m:e>
+                  <m:r>
+                    <w:rPr>
+                      <w:rFonts w:ascii="Cambria Math" w:hAnsi="Cambria Math"/>
+                    </w:rPr>
+                    <m:t>q</m:t>
+                  </m:r>
+                </m:e>
+              </m:bar>
+              <m:r>
+                <m:rPr>
+                  <m:sty m:val="p"/>
+                </m:rPr>
+                <w:rPr>
+                  <w:rFonts w:ascii="Cambria Math" w:hAnsi="Cambria Math"/>
+                </w:rPr>
+                <m:t>/∂</m:t>
+              </m:r>
+              <m:r>
+                <w:rPr>
+                  <w:rFonts w:ascii="Cambria Math" w:hAnsi="Cambria Math"/>
+                </w:rPr>
+                <m:t>z</m:t>
+              </m:r>
+            </m:e>
+          </m:d>
+          <m:r>
+            <m:rPr>
+              <m:sty m:val="p"/>
+            </m:rPr>
+            <w:rPr>
+              <w:rFonts w:ascii="Cambria Math" w:hAnsi="Cambria Math"/>
+            </w:rPr>
+            <m:t>-</m:t>
+          </m:r>
+          <m:sSub>
+            <m:sSubPr>
+              <m:ctrlPr>
+                <w:rPr>
+                  <w:rFonts w:ascii="Cambria Math" w:hAnsi="Cambria Math"/>
+                </w:rPr>
+              </m:ctrlPr>
+            </m:sSubPr>
+            <m:e>
+              <m:r>
+                <w:rPr>
+                  <w:rFonts w:ascii="Cambria Math" w:hAnsi="Cambria Math"/>
+                </w:rPr>
+                <m:t>χ</m:t>
+              </m:r>
+            </m:e>
+            <m:sub>
+              <m:r>
+                <w:rPr>
+                  <w:rFonts w:ascii="Cambria Math" w:hAnsi="Cambria Math"/>
+                </w:rPr>
+                <m:t>q</m:t>
+              </m:r>
+            </m:sub>
+          </m:sSub>
+          <m:r>
+            <m:rPr>
+              <m:sty m:val="p"/>
+            </m:rPr>
+            <w:rPr>
+              <w:rFonts w:ascii="Cambria Math" w:hAnsi="Cambria Math"/>
+            </w:rPr>
+            <m:t>.</m:t>
+          </m:r>
+          <m:r>
+            <w:rPr>
+              <w:rFonts w:ascii="Aptos" w:hAnsi="Aptos"/>
+            </w:rPr>
+            <w:br/>
+          </m:r>
+        </m:oMath>
+      </m:oMathPara>
+      <w:r>
+        <w:rPr>
+          <w:rFonts w:ascii="Aptos" w:hAnsi="Aptos"/>
+        </w:rPr>
+        <w:t xml:space="preserve">where </w:t>
       </w:r>
       <m:oMath>
+        <m:sSub>
+          <m:sSubPr>
+            <m:ctrlPr>
+              <w:rPr>
+                <w:rFonts w:ascii="Cambria Math" w:hAnsi="Cambria Math"/>
+              </w:rPr>
+            </m:ctrlPr>
+          </m:sSubPr>
+          <m:e>
+            <m:r>
+              <m:rPr>
+                <m:sty m:val="p"/>
+              </m:rPr>
+              <w:rPr>
+                <w:rFonts w:ascii="Cambria Math" w:hAnsi="Cambria Math"/>
+              </w:rPr>
+              <m:t>χ</m:t>
+            </m:r>
+          </m:e>
+          <m:sub>
+            <m:r>
+              <m:rPr>
+                <m:sty m:val="p"/>
+              </m:rPr>
+              <w:rPr>
+                <w:rFonts w:ascii="Cambria Math" w:hAnsi="Cambria Math"/>
+              </w:rPr>
+              <m:t>q</m:t>
+            </m:r>
+          </m:sub>
+        </m:sSub>
+      </m:oMath>
+      <w:r>
+        <w:rPr>
+          <w:rFonts w:ascii="Aptos" w:hAnsi="Aptos"/>
+        </w:rPr>
+        <w:t xml:space="preserve"> is the humidity variance dissipation for the subcloud layer from the surface to cloud base </w:t>
+      </w:r>
+      <m:oMath>
+        <m:sSub>
+          <m:sSubPr>
+            <m:ctrlPr>
+              <w:rPr>
+                <w:rFonts w:ascii="Cambria Math" w:hAnsi="Cambria Math"/>
+              </w:rPr>
+            </m:ctrlPr>
+          </m:sSubPr>
+          <m:e>
+            <m:r>
+              <w:rPr>
+                <w:rFonts w:ascii="Cambria Math" w:hAnsi="Cambria Math"/>
+              </w:rPr>
+              <m:t>z</m:t>
+            </m:r>
+          </m:e>
+          <m:sub>
+            <m:r>
+              <w:rPr>
+                <w:rFonts w:ascii="Cambria Math" w:hAnsi="Cambria Math"/>
+              </w:rPr>
+              <m:t>CB</m:t>
+            </m:r>
+          </m:sub>
+        </m:sSub>
+      </m:oMath>
+      <w:r>
+        <w:rPr>
+          <w:rFonts w:ascii="Aptos" w:hAnsi="Aptos"/>
+        </w:rPr>
+        <w:t xml:space="preserve"> with uniform humidity gradient </w:t>
+      </w:r>
+      <m:oMath>
+        <m:r>
+          <m:rPr>
+            <m:sty m:val="p"/>
+          </m:rPr>
+          <w:rPr>
+            <w:rFonts w:ascii="Cambria Math" w:hAnsi="Cambria Math"/>
+          </w:rPr>
+          <m:t>∂</m:t>
+        </m:r>
+        <m:bar>
+          <m:barPr>
+            <m:pos m:val="top"/>
+            <m:ctrlPr>
+              <w:rPr>
+                <w:rFonts w:ascii="Cambria Math" w:hAnsi="Cambria Math"/>
+              </w:rPr>
+            </m:ctrlPr>
+          </m:barPr>
+          <m:e>
+            <m:r>
+              <w:rPr>
+                <w:rFonts w:ascii="Cambria Math" w:hAnsi="Cambria Math"/>
+              </w:rPr>
+              <m:t>q</m:t>
+            </m:r>
+          </m:e>
+        </m:bar>
+        <m:r>
+          <m:rPr>
+            <m:sty m:val="p"/>
+          </m:rPr>
+          <w:rPr>
+            <w:rFonts w:ascii="Cambria Math" w:hAnsi="Cambria Math"/>
+          </w:rPr>
+          <m:t>/∂</m:t>
+        </m:r>
         <m:r>
           <w:rPr>
             <w:rFonts w:ascii="Cambria Math" w:hAnsi="Cambria Math"/>
           </w:rPr>
-          <m:t>W</m:t>
+          <m:t>z</m:t>
         </m:r>
       </m:oMath>
       <w:r>
         <w:rPr>
-          <w:rFonts w:ascii="Aptos" w:eastAsiaTheme="minorEastAsia" w:hAnsi="Aptos"/>
-        </w:rPr>
-        <w:t xml:space="preserve"> wind </w:t>
-      </w:r>
-      <w:r>
-        <w:rPr>
-          <w:rFonts w:ascii="Aptos" w:hAnsi="Aptos"/>
-        </w:rPr>
-        <w:t xml:space="preserve">by </w:t>
-      </w:r>
-      <w:r>
-        <w:rPr>
-          <w:rFonts w:ascii="Aptos" w:hAnsi="Aptos"/>
-        </w:rPr>
-        <w:t xml:space="preserve">the </w:t>
-      </w:r>
-      <w:r>
-        <w:rPr>
-          <w:rFonts w:ascii="Aptos" w:hAnsi="Aptos"/>
-        </w:rPr>
-        <w:t>descending branch compensating deep convection in the tropical overturning (Hadley) circulation</w:t>
-      </w:r>
-      <w:r>
-        <w:rPr>
-          <w:rFonts w:ascii="Aptos" w:hAnsi="Aptos"/>
-        </w:rPr>
-        <w:t xml:space="preserve">. </w:t>
-      </w:r>
-      <w:r>
-        <w:rPr>
-          <w:rFonts w:ascii="Aptos" w:hAnsi="Aptos"/>
-        </w:rPr>
-        <w:t>S</w:t>
-      </w:r>
-      <w:r>
-        <w:rPr>
-          <w:rFonts w:ascii="Aptos" w:hAnsi="Aptos"/>
-        </w:rPr>
-        <w:t xml:space="preserve">aturation specific humidity </w:t>
-      </w:r>
-      <w:r>
-        <w:rPr>
-          <w:rFonts w:ascii="Aptos" w:hAnsi="Aptos"/>
-        </w:rPr>
-        <w:t xml:space="preserve">increases </w:t>
+          <w:rFonts w:ascii="Aptos" w:hAnsi="Aptos"/>
+        </w:rPr>
+        <w:t xml:space="preserve">. The dissipation (dimensions </w:t>
       </w:r>
       <m:oMath>
+        <m:d>
+          <m:dPr>
+            <m:begChr m:val="["/>
+            <m:endChr m:val="]"/>
+            <m:ctrlPr>
+              <w:rPr>
+                <w:rFonts w:ascii="Cambria Math" w:hAnsi="Cambria Math"/>
+              </w:rPr>
+            </m:ctrlPr>
+          </m:dPr>
+          <m:e>
+            <m:sSub>
+              <m:sSubPr>
+                <m:ctrlPr>
+                  <w:rPr>
+                    <w:rFonts w:ascii="Cambria Math" w:hAnsi="Cambria Math"/>
+                  </w:rPr>
+                </m:ctrlPr>
+              </m:sSubPr>
+              <m:e>
+                <m:r>
+                  <w:rPr>
+                    <w:rFonts w:ascii="Cambria Math" w:hAnsi="Cambria Math"/>
+                  </w:rPr>
+                  <m:t>χ</m:t>
+                </m:r>
+              </m:e>
+              <m:sub>
+                <m:r>
+                  <w:rPr>
+                    <w:rFonts w:ascii="Cambria Math" w:hAnsi="Cambria Math"/>
+                  </w:rPr>
+                  <m:t>q</m:t>
+                </m:r>
+              </m:sub>
+            </m:sSub>
+          </m:e>
+        </m:d>
         <m:r>
-          <w:rPr>
-            <w:rFonts w:ascii="Cambria Math" w:hAnsi="Cambria Math"/>
-          </w:rPr>
-          <m:t>d</m:t>
-        </m:r>
-        <m:func>
-          <m:funcPr>
-            <m:ctrlPr>
-              <w:rPr>
-                <w:rFonts w:ascii="Cambria Math" w:hAnsi="Cambria Math"/>
-                <w:i/>
-              </w:rPr>
-            </m:ctrlPr>
-          </m:funcPr>
-          <m:fName>
-            <m:r>
-              <m:rPr>
-                <m:sty m:val="p"/>
-              </m:rPr>
-              <w:rPr>
-                <w:rFonts w:ascii="Cambria Math" w:hAnsi="Cambria Math"/>
-              </w:rPr>
-              <m:t>ln</m:t>
-            </m:r>
-          </m:fName>
-          <m:e>
-            <m:r>
-              <w:rPr>
-                <w:rFonts w:ascii="Cambria Math" w:hAnsi="Cambria Math"/>
-              </w:rPr>
-              <m:t>q</m:t>
-            </m:r>
-          </m:e>
-        </m:func>
-        <m:r>
+          <m:rPr>
+            <m:sty m:val="p"/>
+          </m:rPr>
           <w:rPr>
             <w:rFonts w:ascii="Cambria Math" w:hAnsi="Cambria Math"/>
           </w:rPr>
           <m:t>=</m:t>
         </m:r>
+        <m:d>
+          <m:dPr>
+            <m:begChr m:val="["/>
+            <m:endChr m:val="]"/>
+            <m:ctrlPr>
+              <w:rPr>
+                <w:rFonts w:ascii="Cambria Math" w:hAnsi="Cambria Math"/>
+              </w:rPr>
+            </m:ctrlPr>
+          </m:dPr>
+          <m:e>
+            <m:r>
+              <w:rPr>
+                <w:rFonts w:ascii="Cambria Math" w:hAnsi="Cambria Math"/>
+              </w:rPr>
+              <m:t>q</m:t>
+            </m:r>
+            <m:sSup>
+              <m:sSupPr>
+                <m:ctrlPr>
+                  <w:rPr>
+                    <w:rFonts w:ascii="Cambria Math" w:hAnsi="Cambria Math"/>
+                  </w:rPr>
+                </m:ctrlPr>
+              </m:sSupPr>
+              <m:e>
+                <m:r>
+                  <m:rPr>
+                    <m:sty m:val="p"/>
+                  </m:rPr>
+                  <w:rPr>
+                    <w:rFonts w:ascii="Cambria Math" w:hAnsi="Cambria Math"/>
+                  </w:rPr>
+                  <m:t>'</m:t>
+                </m:r>
+              </m:e>
+              <m:sup>
+                <m:r>
+                  <m:rPr>
+                    <m:sty m:val="p"/>
+                  </m:rPr>
+                  <w:rPr>
+                    <w:rFonts w:ascii="Cambria Math" w:hAnsi="Cambria Math"/>
+                  </w:rPr>
+                  <m:t>2</m:t>
+                </m:r>
+              </m:sup>
+            </m:sSup>
+          </m:e>
+        </m:d>
+        <m:r>
+          <m:rPr>
+            <m:sty m:val="p"/>
+          </m:rPr>
+          <w:rPr>
+            <w:rFonts w:ascii="Cambria Math" w:hAnsi="Cambria Math"/>
+          </w:rPr>
+          <m:t>/time</m:t>
+        </m:r>
       </m:oMath>
       <w:r>
         <w:rPr>
-          <w:rFonts w:ascii="Aptos" w:eastAsiaTheme="minorEastAsia" w:hAnsi="Aptos"/>
-        </w:rPr>
-        <w:t xml:space="preserve"> </w:t>
-      </w:r>
-      <w:r>
-        <w:rPr>
-          <w:rFonts w:ascii="Aptos" w:hAnsi="Aptos"/>
-        </w:rPr>
-        <w:t>7 % K</w:t>
-      </w:r>
-      <w:r>
-        <w:rPr>
-          <w:rFonts w:ascii="Aptos" w:hAnsi="Aptos"/>
-          <w:vertAlign w:val="superscript"/>
-        </w:rPr>
-        <w:t>–1</w:t>
-      </w:r>
-      <w:r>
-        <w:rPr>
-          <w:rFonts w:ascii="Aptos" w:hAnsi="Aptos"/>
-        </w:rPr>
-        <w:t xml:space="preserve"> </w:t>
-      </w:r>
-      <w:r>
-        <w:rPr>
-          <w:rFonts w:ascii="Aptos" w:hAnsi="Aptos"/>
-        </w:rPr>
-        <w:t xml:space="preserve">and precipitation </w:t>
-      </w:r>
-      <w:proofErr w:type="gramStart"/>
-      <w:r>
-        <w:rPr>
-          <w:rFonts w:ascii="Aptos" w:hAnsi="Aptos"/>
-        </w:rPr>
-        <w:t>increases</w:t>
-      </w:r>
-      <w:proofErr w:type="gramEnd"/>
-      <w:r>
-        <w:rPr>
-          <w:rFonts w:ascii="Aptos" w:hAnsi="Aptos"/>
-        </w:rPr>
-        <w:t xml:space="preserve"> only 2 % K</w:t>
-      </w:r>
-      <w:r>
-        <w:rPr>
-          <w:rFonts w:ascii="Aptos" w:hAnsi="Aptos"/>
-          <w:vertAlign w:val="superscript"/>
-        </w:rPr>
-        <w:t>-1</w:t>
-      </w:r>
-      <w:r>
-        <w:rPr>
-          <w:rFonts w:ascii="Aptos" w:hAnsi="Aptos"/>
-        </w:rPr>
-        <w:t xml:space="preserve">, the </w:t>
-      </w:r>
-      <w:r>
-        <w:rPr>
-          <w:rFonts w:ascii="Aptos" w:hAnsi="Aptos"/>
-        </w:rPr>
-        <w:t>tropospheric radiative-convective heat balance constrain</w:t>
-      </w:r>
-      <w:r>
-        <w:rPr>
-          <w:rFonts w:ascii="Aptos" w:hAnsi="Aptos"/>
-        </w:rPr>
-        <w:t>s</w:t>
-      </w:r>
-      <w:r>
-        <w:rPr>
-          <w:rFonts w:ascii="Aptos" w:hAnsi="Aptos"/>
-        </w:rPr>
-        <w:t xml:space="preserve"> the large scale tropical overturning circulation to </w:t>
-      </w:r>
-      <w:r>
-        <w:rPr>
-          <w:rFonts w:ascii="Aptos" w:hAnsi="Aptos"/>
-        </w:rPr>
-        <w:t xml:space="preserve">decrease </w:t>
-      </w:r>
-      <w:r>
-        <w:rPr>
-          <w:rFonts w:ascii="Aptos" w:hAnsi="Aptos"/>
-        </w:rPr>
-        <w:t xml:space="preserve">about </w:t>
+          <w:rFonts w:ascii="Aptos" w:hAnsi="Aptos"/>
+        </w:rPr>
+        <w:t>) is parameterized</w:t>
+      </w:r>
+      <w:r>
+        <w:rPr>
+          <w:rFonts w:ascii="Aptos" w:hAnsi="Aptos"/>
+        </w:rPr>
+        <w:br/>
+      </w:r>
+      <m:oMathPara>
+        <m:oMath>
+          <m:sSub>
+            <m:sSubPr>
+              <m:ctrlPr>
+                <w:rPr>
+                  <w:rFonts w:ascii="Cambria Math" w:hAnsi="Cambria Math"/>
+                </w:rPr>
+              </m:ctrlPr>
+            </m:sSubPr>
+            <m:e>
+              <m:r>
+                <w:rPr>
+                  <w:rFonts w:ascii="Cambria Math" w:hAnsi="Cambria Math"/>
+                </w:rPr>
+                <m:t>χ</m:t>
+              </m:r>
+            </m:e>
+            <m:sub>
+              <m:r>
+                <w:rPr>
+                  <w:rFonts w:ascii="Cambria Math" w:hAnsi="Cambria Math"/>
+                </w:rPr>
+                <m:t>q</m:t>
+              </m:r>
+            </m:sub>
+          </m:sSub>
+          <m:r>
+            <m:rPr>
+              <m:sty m:val="p"/>
+            </m:rPr>
+            <w:rPr>
+              <w:rFonts w:ascii="Cambria Math" w:hAnsi="Cambria Math"/>
+            </w:rPr>
+            <m:t>=</m:t>
+          </m:r>
+          <m:sSub>
+            <m:sSubPr>
+              <m:ctrlPr>
+                <w:rPr>
+                  <w:rFonts w:ascii="Cambria Math" w:hAnsi="Cambria Math"/>
+                </w:rPr>
+              </m:ctrlPr>
+            </m:sSubPr>
+            <m:e>
+              <m:r>
+                <w:rPr>
+                  <w:rFonts w:ascii="Cambria Math" w:hAnsi="Cambria Math"/>
+                </w:rPr>
+                <m:t>k</m:t>
+              </m:r>
+            </m:e>
+            <m:sub>
+              <m:r>
+                <m:rPr>
+                  <m:sty m:val="p"/>
+                </m:rPr>
+                <w:rPr>
+                  <w:rFonts w:ascii="Cambria Math" w:hAnsi="Cambria Math"/>
+                </w:rPr>
+                <m:t>1</m:t>
+              </m:r>
+            </m:sub>
+          </m:sSub>
+          <m:sSup>
+            <m:sSupPr>
+              <m:ctrlPr>
+                <w:rPr>
+                  <w:rFonts w:ascii="Cambria Math" w:hAnsi="Cambria Math"/>
+                </w:rPr>
+              </m:ctrlPr>
+            </m:sSupPr>
+            <m:e>
+              <m:r>
+                <w:rPr>
+                  <w:rFonts w:ascii="Cambria Math" w:hAnsi="Cambria Math"/>
+                </w:rPr>
+                <m:t>u</m:t>
+              </m:r>
+            </m:e>
+            <m:sup>
+              <m:r>
+                <m:rPr>
+                  <m:sty m:val="p"/>
+                </m:rPr>
+                <w:rPr>
+                  <w:rFonts w:ascii="Cambria Math" w:hAnsi="Cambria Math"/>
+                </w:rPr>
+                <m:t>*</m:t>
+              </m:r>
+            </m:sup>
+          </m:sSup>
+          <m:sSubSup>
+            <m:sSubSupPr>
+              <m:ctrlPr>
+                <w:rPr>
+                  <w:rFonts w:ascii="Cambria Math" w:hAnsi="Cambria Math"/>
+                </w:rPr>
+              </m:ctrlPr>
+            </m:sSubSupPr>
+            <m:e>
+              <m:r>
+                <m:rPr>
+                  <m:sty m:val="p"/>
+                </m:rPr>
+                <w:rPr>
+                  <w:rFonts w:ascii="Cambria Math" w:hAnsi="Cambria Math"/>
+                </w:rPr>
+                <m:t>σ</m:t>
+              </m:r>
+            </m:e>
+            <m:sub>
+              <m:r>
+                <w:rPr>
+                  <w:rFonts w:ascii="Cambria Math" w:hAnsi="Cambria Math"/>
+                </w:rPr>
+                <m:t>q</m:t>
+              </m:r>
+            </m:sub>
+            <m:sup>
+              <m:r>
+                <m:rPr>
+                  <m:sty m:val="p"/>
+                </m:rPr>
+                <w:rPr>
+                  <w:rFonts w:ascii="Cambria Math" w:hAnsi="Cambria Math"/>
+                </w:rPr>
+                <m:t>2</m:t>
+              </m:r>
+            </m:sup>
+          </m:sSubSup>
+          <m:r>
+            <m:rPr>
+              <m:sty m:val="p"/>
+            </m:rPr>
+            <w:rPr>
+              <w:rFonts w:ascii="Cambria Math" w:hAnsi="Cambria Math"/>
+            </w:rPr>
+            <m:t>/</m:t>
+          </m:r>
+          <m:sSub>
+            <m:sSubPr>
+              <m:ctrlPr>
+                <w:rPr>
+                  <w:rFonts w:ascii="Cambria Math" w:hAnsi="Cambria Math"/>
+                </w:rPr>
+              </m:ctrlPr>
+            </m:sSubPr>
+            <m:e>
+              <m:r>
+                <w:rPr>
+                  <w:rFonts w:ascii="Cambria Math" w:hAnsi="Cambria Math"/>
+                </w:rPr>
+                <m:t>z</m:t>
+              </m:r>
+            </m:e>
+            <m:sub>
+              <m:r>
+                <w:rPr>
+                  <w:rFonts w:ascii="Cambria Math" w:hAnsi="Cambria Math"/>
+                </w:rPr>
+                <m:t>CB</m:t>
+              </m:r>
+            </m:sub>
+          </m:sSub>
+          <m:r>
+            <m:rPr>
+              <m:sty m:val="p"/>
+            </m:rPr>
+            <w:rPr>
+              <w:rFonts w:ascii="Cambria Math" w:hAnsi="Cambria Math"/>
+            </w:rPr>
+            <m:t>,</m:t>
+          </m:r>
+          <m:r>
+            <w:rPr>
+              <w:rFonts w:ascii="Aptos" w:hAnsi="Aptos"/>
+            </w:rPr>
+            <w:br/>
+          </m:r>
+        </m:oMath>
+      </m:oMathPara>
+      <w:r>
+        <w:rPr>
+          <w:rFonts w:ascii="Aptos" w:hAnsi="Aptos"/>
+        </w:rPr>
+        <w:t xml:space="preserve">where </w:t>
       </w:r>
       <m:oMath>
+        <m:sSup>
+          <m:sSupPr>
+            <m:ctrlPr>
+              <w:rPr>
+                <w:rFonts w:ascii="Cambria Math" w:hAnsi="Cambria Math"/>
+              </w:rPr>
+            </m:ctrlPr>
+          </m:sSupPr>
+          <m:e>
+            <m:r>
+              <w:rPr>
+                <w:rFonts w:ascii="Cambria Math" w:hAnsi="Cambria Math"/>
+              </w:rPr>
+              <m:t>u</m:t>
+            </m:r>
+          </m:e>
+          <m:sup>
+            <m:r>
+              <m:rPr>
+                <m:sty m:val="p"/>
+              </m:rPr>
+              <w:rPr>
+                <w:rFonts w:ascii="Cambria Math" w:hAnsi="Cambria Math"/>
+              </w:rPr>
+              <m:t>*</m:t>
+            </m:r>
+          </m:sup>
+        </m:sSup>
+        <m:r>
+          <m:rPr>
+            <m:sty m:val="p"/>
+          </m:rPr>
+          <w:rPr>
+            <w:rFonts w:ascii="Cambria Math" w:hAnsi="Cambria Math"/>
+          </w:rPr>
+          <m:t>=</m:t>
+        </m:r>
+        <m:sSup>
+          <m:sSupPr>
+            <m:ctrlPr>
+              <w:rPr>
+                <w:rFonts w:ascii="Cambria Math" w:hAnsi="Cambria Math"/>
+              </w:rPr>
+            </m:ctrlPr>
+          </m:sSupPr>
+          <m:e>
+            <m:d>
+              <m:dPr>
+                <m:ctrlPr>
+                  <w:rPr>
+                    <w:rFonts w:ascii="Cambria Math" w:hAnsi="Cambria Math"/>
+                  </w:rPr>
+                </m:ctrlPr>
+              </m:dPr>
+              <m:e>
+                <m:r>
+                  <w:rPr>
+                    <w:rFonts w:ascii="Cambria Math" w:hAnsi="Cambria Math"/>
+                  </w:rPr>
+                  <m:t>τ</m:t>
+                </m:r>
+                <m:r>
+                  <m:rPr>
+                    <m:sty m:val="p"/>
+                  </m:rPr>
+                  <w:rPr>
+                    <w:rFonts w:ascii="Cambria Math" w:hAnsi="Cambria Math"/>
+                  </w:rPr>
+                  <m:t>/</m:t>
+                </m:r>
+                <m:r>
+                  <w:rPr>
+                    <w:rFonts w:ascii="Cambria Math" w:hAnsi="Cambria Math"/>
+                  </w:rPr>
+                  <m:t>ρ</m:t>
+                </m:r>
+              </m:e>
+            </m:d>
+          </m:e>
+          <m:sup>
+            <m:r>
+              <m:rPr>
+                <m:sty m:val="p"/>
+              </m:rPr>
+              <w:rPr>
+                <w:rFonts w:ascii="Cambria Math" w:hAnsi="Cambria Math"/>
+              </w:rPr>
+              <m:t>1</m:t>
+            </m:r>
+            <m:r>
+              <m:rPr>
+                <m:sty m:val="p"/>
+              </m:rPr>
+              <w:rPr>
+                <w:rFonts w:ascii="Cambria Math" w:hAnsi="Cambria Math"/>
+              </w:rPr>
+              <m:t>/</m:t>
+            </m:r>
+            <m:r>
+              <m:rPr>
+                <m:sty m:val="p"/>
+              </m:rPr>
+              <w:rPr>
+                <w:rFonts w:ascii="Cambria Math" w:hAnsi="Cambria Math"/>
+              </w:rPr>
+              <m:t>2</m:t>
+            </m:r>
+          </m:sup>
+        </m:sSup>
+      </m:oMath>
+      <w:r>
+        <w:rPr>
+          <w:rFonts w:ascii="Aptos" w:hAnsi="Aptos"/>
+        </w:rPr>
+        <w:t xml:space="preserve"> is the friction velocity. The humidity variance resulting from the production-dissipation balance,</w:t>
+      </w:r>
+      <w:r>
+        <w:rPr>
+          <w:rFonts w:ascii="Aptos" w:hAnsi="Aptos"/>
+        </w:rPr>
+        <w:br/>
+      </w:r>
+      <m:oMathPara>
+        <m:oMath>
+          <m:sSubSup>
+            <m:sSubSupPr>
+              <m:ctrlPr>
+                <w:rPr>
+                  <w:rFonts w:ascii="Cambria Math" w:hAnsi="Cambria Math"/>
+                </w:rPr>
+              </m:ctrlPr>
+            </m:sSubSupPr>
+            <m:e>
+              <m:r>
+                <w:rPr>
+                  <w:rFonts w:ascii="Cambria Math" w:hAnsi="Cambria Math"/>
+                </w:rPr>
+                <m:t>σ</m:t>
+              </m:r>
+            </m:e>
+            <m:sub>
+              <m:r>
+                <w:rPr>
+                  <w:rFonts w:ascii="Cambria Math" w:hAnsi="Cambria Math"/>
+                </w:rPr>
+                <m:t>q</m:t>
+              </m:r>
+            </m:sub>
+            <m:sup>
+              <m:r>
+                <m:rPr>
+                  <m:sty m:val="p"/>
+                </m:rPr>
+                <w:rPr>
+                  <w:rFonts w:ascii="Cambria Math" w:hAnsi="Cambria Math"/>
+                </w:rPr>
+                <m:t>2</m:t>
+              </m:r>
+            </m:sup>
+          </m:sSubSup>
+          <m:r>
+            <m:rPr>
+              <m:sty m:val="p"/>
+            </m:rPr>
+            <w:rPr>
+              <w:rFonts w:ascii="Cambria Math" w:hAnsi="Cambria Math"/>
+            </w:rPr>
+            <m:t>=</m:t>
+          </m:r>
+          <m:bar>
+            <m:barPr>
+              <m:pos m:val="top"/>
+              <m:ctrlPr>
+                <w:rPr>
+                  <w:rFonts w:ascii="Cambria Math" w:hAnsi="Cambria Math"/>
+                </w:rPr>
+              </m:ctrlPr>
+            </m:barPr>
+            <m:e>
+              <m:r>
+                <w:rPr>
+                  <w:rFonts w:ascii="Cambria Math" w:hAnsi="Cambria Math"/>
+                </w:rPr>
+                <m:t>w</m:t>
+              </m:r>
+              <m:r>
+                <m:rPr>
+                  <m:sty m:val="p"/>
+                </m:rPr>
+                <w:rPr>
+                  <w:rFonts w:ascii="Cambria Math" w:hAnsi="Cambria Math"/>
+                </w:rPr>
+                <m:t>'</m:t>
+              </m:r>
+              <m:r>
+                <w:rPr>
+                  <w:rFonts w:ascii="Cambria Math" w:hAnsi="Cambria Math"/>
+                </w:rPr>
+                <m:t>q</m:t>
+              </m:r>
+              <m:r>
+                <m:rPr>
+                  <m:sty m:val="p"/>
+                </m:rPr>
+                <w:rPr>
+                  <w:rFonts w:ascii="Cambria Math" w:hAnsi="Cambria Math"/>
+                </w:rPr>
+                <m:t>'</m:t>
+              </m:r>
+            </m:e>
+          </m:bar>
+          <m:d>
+            <m:dPr>
+              <m:ctrlPr>
+                <w:rPr>
+                  <w:rFonts w:ascii="Cambria Math" w:hAnsi="Cambria Math"/>
+                </w:rPr>
+              </m:ctrlPr>
+            </m:dPr>
+            <m:e>
+              <m:sSub>
+                <m:sSubPr>
+                  <m:ctrlPr>
+                    <w:rPr>
+                      <w:rFonts w:ascii="Cambria Math" w:hAnsi="Cambria Math"/>
+                    </w:rPr>
+                  </m:ctrlPr>
+                </m:sSubPr>
+                <m:e>
+                  <m:r>
+                    <w:rPr>
+                      <w:rFonts w:ascii="Cambria Math" w:hAnsi="Cambria Math"/>
+                    </w:rPr>
+                    <m:t>q</m:t>
+                  </m:r>
+                </m:e>
+                <m:sub>
+                  <m:r>
+                    <m:rPr>
+                      <m:sty m:val="p"/>
+                    </m:rPr>
+                    <w:rPr>
+                      <w:rFonts w:ascii="Cambria Math" w:hAnsi="Cambria Math"/>
+                    </w:rPr>
+                    <m:t>0</m:t>
+                  </m:r>
+                </m:sub>
+              </m:sSub>
+              <m:r>
+                <m:rPr>
+                  <m:sty m:val="p"/>
+                </m:rPr>
+                <w:rPr>
+                  <w:rFonts w:ascii="Cambria Math" w:hAnsi="Cambria Math"/>
+                </w:rPr>
+                <m:t>-</m:t>
+              </m:r>
+              <m:sSub>
+                <m:sSubPr>
+                  <m:ctrlPr>
+                    <w:rPr>
+                      <w:rFonts w:ascii="Cambria Math" w:hAnsi="Cambria Math"/>
+                    </w:rPr>
+                  </m:ctrlPr>
+                </m:sSubPr>
+                <m:e>
+                  <m:r>
+                    <w:rPr>
+                      <w:rFonts w:ascii="Cambria Math" w:hAnsi="Cambria Math"/>
+                    </w:rPr>
+                    <m:t>q</m:t>
+                  </m:r>
+                </m:e>
+                <m:sub>
+                  <m:r>
+                    <w:rPr>
+                      <w:rFonts w:ascii="Cambria Math" w:hAnsi="Cambria Math"/>
+                    </w:rPr>
+                    <m:t>CB</m:t>
+                  </m:r>
+                </m:sub>
+              </m:sSub>
+            </m:e>
+          </m:d>
+          <m:r>
+            <m:rPr>
+              <m:sty m:val="p"/>
+            </m:rPr>
+            <w:rPr>
+              <w:rFonts w:ascii="Cambria Math" w:hAnsi="Cambria Math"/>
+            </w:rPr>
+            <m:t>/</m:t>
+          </m:r>
+          <m:d>
+            <m:dPr>
+              <m:ctrlPr>
+                <w:rPr>
+                  <w:rFonts w:ascii="Cambria Math" w:hAnsi="Cambria Math"/>
+                </w:rPr>
+              </m:ctrlPr>
+            </m:dPr>
+            <m:e>
+              <m:sSub>
+                <m:sSubPr>
+                  <m:ctrlPr>
+                    <w:rPr>
+                      <w:rFonts w:ascii="Cambria Math" w:hAnsi="Cambria Math"/>
+                    </w:rPr>
+                  </m:ctrlPr>
+                </m:sSubPr>
+                <m:e>
+                  <m:r>
+                    <w:rPr>
+                      <w:rFonts w:ascii="Cambria Math" w:hAnsi="Cambria Math"/>
+                    </w:rPr>
+                    <m:t>k</m:t>
+                  </m:r>
+                </m:e>
+                <m:sub>
+                  <m:r>
+                    <m:rPr>
+                      <m:sty m:val="p"/>
+                    </m:rPr>
+                    <w:rPr>
+                      <w:rFonts w:ascii="Cambria Math" w:hAnsi="Cambria Math"/>
+                    </w:rPr>
+                    <m:t>1</m:t>
+                  </m:r>
+                </m:sub>
+              </m:sSub>
+              <m:sSup>
+                <m:sSupPr>
+                  <m:ctrlPr>
+                    <w:rPr>
+                      <w:rFonts w:ascii="Cambria Math" w:hAnsi="Cambria Math"/>
+                    </w:rPr>
+                  </m:ctrlPr>
+                </m:sSupPr>
+                <m:e>
+                  <m:r>
+                    <w:rPr>
+                      <w:rFonts w:ascii="Cambria Math" w:hAnsi="Cambria Math"/>
+                    </w:rPr>
+                    <m:t>u</m:t>
+                  </m:r>
+                </m:e>
+                <m:sup>
+                  <m:r>
+                    <m:rPr>
+                      <m:sty m:val="p"/>
+                    </m:rPr>
+                    <w:rPr>
+                      <w:rFonts w:ascii="Cambria Math" w:hAnsi="Cambria Math"/>
+                    </w:rPr>
+                    <m:t>*</m:t>
+                  </m:r>
+                </m:sup>
+              </m:sSup>
+            </m:e>
+          </m:d>
+          <m:r>
+            <m:rPr>
+              <m:sty m:val="p"/>
+            </m:rPr>
+            <w:rPr>
+              <w:rFonts w:ascii="Cambria Math" w:hAnsi="Cambria Math"/>
+            </w:rPr>
+            <m:t>,</m:t>
+          </m:r>
+          <m:r>
+            <w:rPr>
+              <w:rFonts w:ascii="Aptos" w:hAnsi="Aptos"/>
+            </w:rPr>
+            <w:br/>
+          </m:r>
+        </m:oMath>
+      </m:oMathPara>
+      <w:r>
+        <w:rPr>
+          <w:rFonts w:ascii="Aptos" w:hAnsi="Aptos"/>
+        </w:rPr>
+        <w:t xml:space="preserve">depends on the surface to cloud base humidity difference </w:t>
+      </w:r>
+      <m:oMath>
+        <m:sSub>
+          <m:sSubPr>
+            <m:ctrlPr>
+              <w:rPr>
+                <w:rFonts w:ascii="Cambria Math" w:hAnsi="Cambria Math"/>
+              </w:rPr>
+            </m:ctrlPr>
+          </m:sSubPr>
+          <m:e>
+            <m:r>
+              <w:rPr>
+                <w:rFonts w:ascii="Cambria Math" w:hAnsi="Cambria Math"/>
+              </w:rPr>
+              <m:t>q</m:t>
+            </m:r>
+          </m:e>
+          <m:sub>
+            <m:r>
+              <m:rPr>
+                <m:sty m:val="p"/>
+              </m:rPr>
+              <w:rPr>
+                <w:rFonts w:ascii="Cambria Math" w:hAnsi="Cambria Math"/>
+              </w:rPr>
+              <m:t>0</m:t>
+            </m:r>
+          </m:sub>
+        </m:sSub>
+        <m:r>
+          <m:rPr>
+            <m:sty m:val="p"/>
+          </m:rPr>
+          <w:rPr>
+            <w:rFonts w:ascii="Cambria Math" w:hAnsi="Cambria Math"/>
+          </w:rPr>
+          <m:t>-</m:t>
+        </m:r>
+        <m:sSub>
+          <m:sSubPr>
+            <m:ctrlPr>
+              <w:rPr>
+                <w:rFonts w:ascii="Cambria Math" w:hAnsi="Cambria Math"/>
+              </w:rPr>
+            </m:ctrlPr>
+          </m:sSubPr>
+          <m:e>
+            <m:r>
+              <w:rPr>
+                <w:rFonts w:ascii="Cambria Math" w:hAnsi="Cambria Math"/>
+              </w:rPr>
+              <m:t>q</m:t>
+            </m:r>
+          </m:e>
+          <m:sub>
+            <m:r>
+              <w:rPr>
+                <w:rFonts w:ascii="Cambria Math" w:hAnsi="Cambria Math"/>
+              </w:rPr>
+              <m:t>CB</m:t>
+            </m:r>
+          </m:sub>
+        </m:sSub>
+        <m:r>
+          <m:rPr>
+            <m:sty m:val="p"/>
+          </m:rPr>
+          <w:rPr>
+            <w:rFonts w:ascii="Cambria Math" w:hAnsi="Cambria Math"/>
+          </w:rPr>
+          <m:t>=-</m:t>
+        </m:r>
+        <m:sSub>
+          <m:sSubPr>
+            <m:ctrlPr>
+              <w:rPr>
+                <w:rFonts w:ascii="Cambria Math" w:hAnsi="Cambria Math"/>
+              </w:rPr>
+            </m:ctrlPr>
+          </m:sSubPr>
+          <m:e>
+            <m:r>
+              <w:rPr>
+                <w:rFonts w:ascii="Cambria Math" w:hAnsi="Cambria Math"/>
+              </w:rPr>
+              <m:t>z</m:t>
+            </m:r>
+          </m:e>
+          <m:sub>
+            <m:r>
+              <w:rPr>
+                <w:rFonts w:ascii="Cambria Math" w:hAnsi="Cambria Math"/>
+              </w:rPr>
+              <m:t>CB</m:t>
+            </m:r>
+          </m:sub>
+        </m:sSub>
+        <m:d>
+          <m:dPr>
+            <m:ctrlPr>
+              <w:rPr>
+                <w:rFonts w:ascii="Cambria Math" w:hAnsi="Cambria Math"/>
+              </w:rPr>
+            </m:ctrlPr>
+          </m:dPr>
+          <m:e>
+            <m:r>
+              <m:rPr>
+                <m:sty m:val="p"/>
+              </m:rPr>
+              <w:rPr>
+                <w:rFonts w:ascii="Cambria Math" w:hAnsi="Cambria Math"/>
+              </w:rPr>
+              <m:t>∂</m:t>
+            </m:r>
+            <m:bar>
+              <m:barPr>
+                <m:pos m:val="top"/>
+                <m:ctrlPr>
+                  <w:rPr>
+                    <w:rFonts w:ascii="Cambria Math" w:hAnsi="Cambria Math"/>
+                  </w:rPr>
+                </m:ctrlPr>
+              </m:barPr>
+              <m:e>
+                <m:r>
+                  <w:rPr>
+                    <w:rFonts w:ascii="Cambria Math" w:hAnsi="Cambria Math"/>
+                  </w:rPr>
+                  <m:t>q</m:t>
+                </m:r>
+              </m:e>
+            </m:bar>
+            <m:r>
+              <m:rPr>
+                <m:sty m:val="p"/>
+              </m:rPr>
+              <w:rPr>
+                <w:rFonts w:ascii="Cambria Math" w:hAnsi="Cambria Math"/>
+              </w:rPr>
+              <m:t>/∂</m:t>
+            </m:r>
+            <m:r>
+              <w:rPr>
+                <w:rFonts w:ascii="Cambria Math" w:hAnsi="Cambria Math"/>
+              </w:rPr>
+              <m:t>z</m:t>
+            </m:r>
+          </m:e>
+        </m:d>
+      </m:oMath>
+      <w:r>
+        <w:rPr>
+          <w:rFonts w:ascii="Aptos" w:hAnsi="Aptos"/>
+        </w:rPr>
+        <w:t xml:space="preserve"> and the moisture flux </w:t>
+      </w:r>
+      <m:oMath>
+        <m:bar>
+          <m:barPr>
+            <m:pos m:val="top"/>
+            <m:ctrlPr>
+              <w:rPr>
+                <w:rFonts w:ascii="Cambria Math" w:hAnsi="Cambria Math"/>
+              </w:rPr>
+            </m:ctrlPr>
+          </m:barPr>
+          <m:e>
+            <m:r>
+              <w:rPr>
+                <w:rFonts w:ascii="Cambria Math" w:hAnsi="Cambria Math"/>
+              </w:rPr>
+              <m:t>w</m:t>
+            </m:r>
+            <m:r>
+              <m:rPr>
+                <m:sty m:val="p"/>
+              </m:rPr>
+              <w:rPr>
+                <w:rFonts w:ascii="Cambria Math" w:hAnsi="Cambria Math"/>
+              </w:rPr>
+              <m:t>'</m:t>
+            </m:r>
+            <m:r>
+              <w:rPr>
+                <w:rFonts w:ascii="Cambria Math" w:hAnsi="Cambria Math"/>
+              </w:rPr>
+              <m:t>q</m:t>
+            </m:r>
+            <m:r>
+              <m:rPr>
+                <m:sty m:val="p"/>
+              </m:rPr>
+              <w:rPr>
+                <w:rFonts w:ascii="Cambria Math" w:hAnsi="Cambria Math"/>
+              </w:rPr>
+              <m:t>'</m:t>
+            </m:r>
+          </m:e>
+        </m:bar>
+      </m:oMath>
+      <w:r>
+        <w:rPr>
+          <w:rFonts w:ascii="Aptos" w:hAnsi="Aptos"/>
+        </w:rPr>
+        <w:t>.</w:t>
+      </w:r>
+    </w:p>
+    <w:p>
+      <w:pPr>
+        <w:pStyle w:val="BodyText"/>
+        <w:rPr>
+          <w:rFonts w:ascii="Aptos" w:hAnsi="Aptos"/>
+        </w:rPr>
+      </w:pPr>
+      <w:r>
+        <w:rPr>
+          <w:rFonts w:ascii="Aptos" w:hAnsi="Aptos"/>
+        </w:rPr>
+        <w:t>Factoring</w:t>
+      </w:r>
+      <w:r>
+        <w:rPr>
+          <w:rFonts w:ascii="Aptos" w:hAnsi="Aptos"/>
+        </w:rPr>
+        <w:t xml:space="preserve"> the </w:t>
+      </w:r>
+      <w:r>
+        <w:rPr>
+          <w:rFonts w:ascii="Aptos" w:hAnsi="Aptos"/>
+        </w:rPr>
+        <w:t xml:space="preserve">flux </w:t>
+      </w:r>
+      <m:oMath>
+        <m:bar>
+          <m:barPr>
+            <m:pos m:val="top"/>
+            <m:ctrlPr>
+              <w:rPr>
+                <w:rFonts w:ascii="Cambria Math" w:hAnsi="Cambria Math"/>
+              </w:rPr>
+            </m:ctrlPr>
+          </m:barPr>
+          <m:e>
+            <m:r>
+              <w:rPr>
+                <w:rFonts w:ascii="Cambria Math" w:hAnsi="Cambria Math"/>
+              </w:rPr>
+              <m:t>w</m:t>
+            </m:r>
+            <m:r>
+              <m:rPr>
+                <m:sty m:val="p"/>
+              </m:rPr>
+              <w:rPr>
+                <w:rFonts w:ascii="Cambria Math" w:hAnsi="Cambria Math"/>
+              </w:rPr>
+              <m:t>'</m:t>
+            </m:r>
+            <m:r>
+              <w:rPr>
+                <w:rFonts w:ascii="Cambria Math" w:hAnsi="Cambria Math"/>
+              </w:rPr>
+              <m:t>q</m:t>
+            </m:r>
+            <m:r>
+              <m:rPr>
+                <m:sty m:val="p"/>
+              </m:rPr>
+              <w:rPr>
+                <w:rFonts w:ascii="Cambria Math" w:hAnsi="Cambria Math"/>
+              </w:rPr>
+              <m:t>'</m:t>
+            </m:r>
+          </m:e>
+        </m:bar>
+        <m:r>
+          <m:rPr>
+            <m:sty m:val="p"/>
+          </m:rPr>
+          <w:rPr>
+            <w:rFonts w:ascii="Cambria Math" w:hAnsi="Cambria Math"/>
+          </w:rPr>
+          <m:t>=</m:t>
+        </m:r>
+        <m:sSup>
+          <m:sSupPr>
+            <m:ctrlPr>
+              <w:rPr>
+                <w:rFonts w:ascii="Cambria Math" w:hAnsi="Cambria Math"/>
+              </w:rPr>
+            </m:ctrlPr>
+          </m:sSupPr>
+          <m:e>
+            <m:r>
+              <w:rPr>
+                <w:rFonts w:ascii="Cambria Math" w:hAnsi="Cambria Math"/>
+              </w:rPr>
+              <m:t>u</m:t>
+            </m:r>
+          </m:e>
+          <m:sup>
+            <m:r>
+              <m:rPr>
+                <m:sty m:val="p"/>
+              </m:rPr>
+              <w:rPr>
+                <w:rFonts w:ascii="Cambria Math" w:hAnsi="Cambria Math"/>
+              </w:rPr>
+              <m:t>*</m:t>
+            </m:r>
+          </m:sup>
+        </m:sSup>
+        <m:sSup>
+          <m:sSupPr>
+            <m:ctrlPr>
+              <w:rPr>
+                <w:rFonts w:ascii="Cambria Math" w:hAnsi="Cambria Math"/>
+              </w:rPr>
+            </m:ctrlPr>
+          </m:sSupPr>
+          <m:e>
+            <m:r>
+              <w:rPr>
+                <w:rFonts w:ascii="Cambria Math" w:hAnsi="Cambria Math"/>
+              </w:rPr>
+              <m:t>q</m:t>
+            </m:r>
+          </m:e>
+          <m:sup>
+            <m:r>
+              <m:rPr>
+                <m:sty m:val="p"/>
+              </m:rPr>
+              <w:rPr>
+                <w:rFonts w:ascii="Cambria Math" w:hAnsi="Cambria Math"/>
+              </w:rPr>
+              <m:t>*</m:t>
+            </m:r>
+          </m:sup>
+        </m:sSup>
         <m:r>
           <w:rPr>
             <w:rFonts w:ascii="Cambria Math" w:hAnsi="Cambria Math"/>
           </w:rPr>
-          <m:t>d</m:t>
+          <m:t xml:space="preserve"> </m:t>
         </m:r>
-        <m:func>
-          <m:funcPr>
+      </m:oMath>
+      <w:r>
+        <w:rPr>
+          <w:rFonts w:ascii="Aptos" w:hAnsi="Aptos"/>
+        </w:rPr>
+        <w:t xml:space="preserve">into the friction velocity and humidity scale in the </w:t>
+      </w:r>
+      <w:r>
+        <w:rPr>
+          <w:rFonts w:ascii="Aptos" w:hAnsi="Aptos"/>
+        </w:rPr>
+        <w:t>specific humidity standard deviation,</w:t>
+      </w:r>
+      <w:r>
+        <w:rPr>
+          <w:rFonts w:ascii="Aptos" w:hAnsi="Aptos"/>
+        </w:rPr>
+        <w:br/>
+      </w:r>
+      <m:oMathPara>
+        <m:oMath>
+          <m:sSub>
+            <m:sSubPr>
+              <m:ctrlPr>
+                <w:rPr>
+                  <w:rFonts w:ascii="Cambria Math" w:hAnsi="Cambria Math"/>
+                </w:rPr>
+              </m:ctrlPr>
+            </m:sSubPr>
+            <m:e>
+              <m:r>
+                <w:rPr>
+                  <w:rFonts w:ascii="Cambria Math" w:hAnsi="Cambria Math"/>
+                </w:rPr>
+                <m:t>σ</m:t>
+              </m:r>
+            </m:e>
+            <m:sub>
+              <m:r>
+                <w:rPr>
+                  <w:rFonts w:ascii="Cambria Math" w:hAnsi="Cambria Math"/>
+                </w:rPr>
+                <m:t>q</m:t>
+              </m:r>
+            </m:sub>
+          </m:sSub>
+          <m:r>
+            <m:rPr>
+              <m:sty m:val="p"/>
+            </m:rPr>
+            <w:rPr>
+              <w:rFonts w:ascii="Cambria Math" w:hAnsi="Cambria Math"/>
+            </w:rPr>
+            <m:t>=</m:t>
+          </m:r>
+          <m:sSup>
+            <m:sSupPr>
+              <m:ctrlPr>
+                <w:rPr>
+                  <w:rFonts w:ascii="Cambria Math" w:hAnsi="Cambria Math"/>
+                </w:rPr>
+              </m:ctrlPr>
+            </m:sSupPr>
+            <m:e>
+              <m:d>
+                <m:dPr>
+                  <m:ctrlPr>
+                    <w:rPr>
+                      <w:rFonts w:ascii="Cambria Math" w:hAnsi="Cambria Math"/>
+                    </w:rPr>
+                  </m:ctrlPr>
+                </m:dPr>
+                <m:e>
+                  <m:sSup>
+                    <m:sSupPr>
+                      <m:ctrlPr>
+                        <w:rPr>
+                          <w:rFonts w:ascii="Cambria Math" w:hAnsi="Cambria Math"/>
+                        </w:rPr>
+                      </m:ctrlPr>
+                    </m:sSupPr>
+                    <m:e>
+                      <m:r>
+                        <w:rPr>
+                          <w:rFonts w:ascii="Cambria Math" w:hAnsi="Cambria Math"/>
+                        </w:rPr>
+                        <m:t>u</m:t>
+                      </m:r>
+                    </m:e>
+                    <m:sup>
+                      <m:r>
+                        <m:rPr>
+                          <m:sty m:val="p"/>
+                        </m:rPr>
+                        <w:rPr>
+                          <w:rFonts w:ascii="Cambria Math" w:hAnsi="Cambria Math"/>
+                        </w:rPr>
+                        <m:t>*</m:t>
+                      </m:r>
+                    </m:sup>
+                  </m:sSup>
+                  <m:sSup>
+                    <m:sSupPr>
+                      <m:ctrlPr>
+                        <w:rPr>
+                          <w:rFonts w:ascii="Cambria Math" w:hAnsi="Cambria Math"/>
+                        </w:rPr>
+                      </m:ctrlPr>
+                    </m:sSupPr>
+                    <m:e>
+                      <m:r>
+                        <w:rPr>
+                          <w:rFonts w:ascii="Cambria Math" w:hAnsi="Cambria Math"/>
+                        </w:rPr>
+                        <m:t>q</m:t>
+                      </m:r>
+                    </m:e>
+                    <m:sup>
+                      <m:r>
+                        <m:rPr>
+                          <m:sty m:val="p"/>
+                        </m:rPr>
+                        <w:rPr>
+                          <w:rFonts w:ascii="Cambria Math" w:hAnsi="Cambria Math"/>
+                        </w:rPr>
+                        <m:t>*</m:t>
+                      </m:r>
+                    </m:sup>
+                  </m:sSup>
+                  <m:d>
+                    <m:dPr>
+                      <m:ctrlPr>
+                        <w:rPr>
+                          <w:rFonts w:ascii="Cambria Math" w:hAnsi="Cambria Math"/>
+                        </w:rPr>
+                      </m:ctrlPr>
+                    </m:dPr>
+                    <m:e>
+                      <m:sSub>
+                        <m:sSubPr>
+                          <m:ctrlPr>
+                            <w:rPr>
+                              <w:rFonts w:ascii="Cambria Math" w:hAnsi="Cambria Math"/>
+                            </w:rPr>
+                          </m:ctrlPr>
+                        </m:sSubPr>
+                        <m:e>
+                          <m:r>
+                            <w:rPr>
+                              <w:rFonts w:ascii="Cambria Math" w:hAnsi="Cambria Math"/>
+                            </w:rPr>
+                            <m:t>q</m:t>
+                          </m:r>
+                        </m:e>
+                        <m:sub>
+                          <m:r>
+                            <m:rPr>
+                              <m:sty m:val="p"/>
+                            </m:rPr>
+                            <w:rPr>
+                              <w:rFonts w:ascii="Cambria Math" w:hAnsi="Cambria Math"/>
+                            </w:rPr>
+                            <m:t>0</m:t>
+                          </m:r>
+                        </m:sub>
+                      </m:sSub>
+                      <m:r>
+                        <m:rPr>
+                          <m:sty m:val="p"/>
+                        </m:rPr>
+                        <w:rPr>
+                          <w:rFonts w:ascii="Cambria Math" w:hAnsi="Cambria Math"/>
+                        </w:rPr>
+                        <m:t>-</m:t>
+                      </m:r>
+                      <m:sSub>
+                        <m:sSubPr>
+                          <m:ctrlPr>
+                            <w:rPr>
+                              <w:rFonts w:ascii="Cambria Math" w:hAnsi="Cambria Math"/>
+                            </w:rPr>
+                          </m:ctrlPr>
+                        </m:sSubPr>
+                        <m:e>
+                          <m:r>
+                            <w:rPr>
+                              <w:rFonts w:ascii="Cambria Math" w:hAnsi="Cambria Math"/>
+                            </w:rPr>
+                            <m:t>q</m:t>
+                          </m:r>
+                        </m:e>
+                        <m:sub>
+                          <m:r>
+                            <w:rPr>
+                              <w:rFonts w:ascii="Cambria Math" w:hAnsi="Cambria Math"/>
+                            </w:rPr>
+                            <m:t>CB</m:t>
+                          </m:r>
+                        </m:sub>
+                      </m:sSub>
+                    </m:e>
+                  </m:d>
+                  <m:r>
+                    <m:rPr>
+                      <m:sty m:val="p"/>
+                    </m:rPr>
+                    <w:rPr>
+                      <w:rFonts w:ascii="Cambria Math" w:hAnsi="Cambria Math"/>
+                    </w:rPr>
+                    <m:t>/(</m:t>
+                  </m:r>
+                  <m:sSup>
+                    <m:sSupPr>
+                      <m:ctrlPr>
+                        <w:rPr>
+                          <w:rFonts w:ascii="Cambria Math" w:hAnsi="Cambria Math"/>
+                        </w:rPr>
+                      </m:ctrlPr>
+                    </m:sSupPr>
+                    <m:e>
+                      <m:sSub>
+                        <m:sSubPr>
+                          <m:ctrlPr>
+                            <w:rPr>
+                              <w:rFonts w:ascii="Cambria Math" w:hAnsi="Cambria Math"/>
+                            </w:rPr>
+                          </m:ctrlPr>
+                        </m:sSubPr>
+                        <m:e>
+                          <m:r>
+                            <w:rPr>
+                              <w:rFonts w:ascii="Cambria Math" w:hAnsi="Cambria Math"/>
+                            </w:rPr>
+                            <m:t>k</m:t>
+                          </m:r>
+                        </m:e>
+                        <m:sub>
+                          <m:r>
+                            <m:rPr>
+                              <m:sty m:val="p"/>
+                            </m:rPr>
+                            <w:rPr>
+                              <w:rFonts w:ascii="Cambria Math" w:hAnsi="Cambria Math"/>
+                            </w:rPr>
+                            <m:t>1</m:t>
+                          </m:r>
+                        </m:sub>
+                      </m:sSub>
+                      <m:r>
+                        <w:rPr>
+                          <w:rFonts w:ascii="Cambria Math" w:hAnsi="Cambria Math"/>
+                        </w:rPr>
+                        <m:t>u</m:t>
+                      </m:r>
+                    </m:e>
+                    <m:sup>
+                      <m:r>
+                        <m:rPr>
+                          <m:sty m:val="p"/>
+                        </m:rPr>
+                        <w:rPr>
+                          <w:rFonts w:ascii="Cambria Math" w:hAnsi="Cambria Math"/>
+                        </w:rPr>
+                        <m:t>*</m:t>
+                      </m:r>
+                    </m:sup>
+                  </m:sSup>
+                  <m:r>
+                    <m:rPr>
+                      <m:sty m:val="p"/>
+                    </m:rPr>
+                    <w:rPr>
+                      <w:rFonts w:ascii="Cambria Math" w:hAnsi="Cambria Math"/>
+                    </w:rPr>
+                    <m:t>)</m:t>
+                  </m:r>
+                </m:e>
+              </m:d>
+            </m:e>
+            <m:sup>
+              <m:r>
+                <m:rPr>
+                  <m:sty m:val="p"/>
+                </m:rPr>
+                <w:rPr>
+                  <w:rFonts w:ascii="Cambria Math" w:hAnsi="Cambria Math"/>
+                </w:rPr>
+                <m:t>1</m:t>
+              </m:r>
+              <m:r>
+                <m:rPr>
+                  <m:sty m:val="p"/>
+                </m:rPr>
+                <w:rPr>
+                  <w:rFonts w:ascii="Cambria Math" w:hAnsi="Cambria Math"/>
+                </w:rPr>
+                <m:t>/</m:t>
+              </m:r>
+              <m:r>
+                <m:rPr>
+                  <m:sty m:val="p"/>
+                </m:rPr>
+                <w:rPr>
+                  <w:rFonts w:ascii="Cambria Math" w:hAnsi="Cambria Math"/>
+                </w:rPr>
+                <m:t>2</m:t>
+              </m:r>
+            </m:sup>
+          </m:sSup>
+          <m:r>
+            <m:rPr>
+              <m:sty m:val="p"/>
+            </m:rPr>
+            <w:rPr>
+              <w:rFonts w:ascii="Cambria Math" w:hAnsi="Cambria Math"/>
+            </w:rPr>
+            <m:t>=</m:t>
+          </m:r>
+          <m:sSup>
+            <m:sSupPr>
+              <m:ctrlPr>
+                <w:rPr>
+                  <w:rFonts w:ascii="Cambria Math" w:hAnsi="Cambria Math"/>
+                </w:rPr>
+              </m:ctrlPr>
+            </m:sSupPr>
+            <m:e>
+              <m:d>
+                <m:dPr>
+                  <m:ctrlPr>
+                    <w:rPr>
+                      <w:rFonts w:ascii="Cambria Math" w:hAnsi="Cambria Math"/>
+                    </w:rPr>
+                  </m:ctrlPr>
+                </m:dPr>
+                <m:e>
+                  <m:sSup>
+                    <m:sSupPr>
+                      <m:ctrlPr>
+                        <w:rPr>
+                          <w:rFonts w:ascii="Cambria Math" w:hAnsi="Cambria Math"/>
+                        </w:rPr>
+                      </m:ctrlPr>
+                    </m:sSupPr>
+                    <m:e>
+                      <m:r>
+                        <w:rPr>
+                          <w:rFonts w:ascii="Cambria Math" w:hAnsi="Cambria Math"/>
+                        </w:rPr>
+                        <m:t>q</m:t>
+                      </m:r>
+                    </m:e>
+                    <m:sup>
+                      <m:r>
+                        <m:rPr>
+                          <m:sty m:val="p"/>
+                        </m:rPr>
+                        <w:rPr>
+                          <w:rFonts w:ascii="Cambria Math" w:hAnsi="Cambria Math"/>
+                        </w:rPr>
+                        <m:t>*</m:t>
+                      </m:r>
+                    </m:sup>
+                  </m:sSup>
+                  <m:d>
+                    <m:dPr>
+                      <m:ctrlPr>
+                        <w:rPr>
+                          <w:rFonts w:ascii="Cambria Math" w:hAnsi="Cambria Math"/>
+                        </w:rPr>
+                      </m:ctrlPr>
+                    </m:dPr>
+                    <m:e>
+                      <m:sSub>
+                        <m:sSubPr>
+                          <m:ctrlPr>
+                            <w:rPr>
+                              <w:rFonts w:ascii="Cambria Math" w:hAnsi="Cambria Math"/>
+                            </w:rPr>
+                          </m:ctrlPr>
+                        </m:sSubPr>
+                        <m:e>
+                          <m:r>
+                            <w:rPr>
+                              <w:rFonts w:ascii="Cambria Math" w:hAnsi="Cambria Math"/>
+                            </w:rPr>
+                            <m:t>q</m:t>
+                          </m:r>
+                        </m:e>
+                        <m:sub>
+                          <m:r>
+                            <m:rPr>
+                              <m:sty m:val="p"/>
+                            </m:rPr>
+                            <w:rPr>
+                              <w:rFonts w:ascii="Cambria Math" w:hAnsi="Cambria Math"/>
+                            </w:rPr>
+                            <m:t>0</m:t>
+                          </m:r>
+                        </m:sub>
+                      </m:sSub>
+                      <m:r>
+                        <m:rPr>
+                          <m:sty m:val="p"/>
+                        </m:rPr>
+                        <w:rPr>
+                          <w:rFonts w:ascii="Cambria Math" w:hAnsi="Cambria Math"/>
+                        </w:rPr>
+                        <m:t>-</m:t>
+                      </m:r>
+                      <m:sSub>
+                        <m:sSubPr>
+                          <m:ctrlPr>
+                            <w:rPr>
+                              <w:rFonts w:ascii="Cambria Math" w:hAnsi="Cambria Math"/>
+                            </w:rPr>
+                          </m:ctrlPr>
+                        </m:sSubPr>
+                        <m:e>
+                          <m:r>
+                            <w:rPr>
+                              <w:rFonts w:ascii="Cambria Math" w:hAnsi="Cambria Math"/>
+                            </w:rPr>
+                            <m:t>q</m:t>
+                          </m:r>
+                        </m:e>
+                        <m:sub>
+                          <m:r>
+                            <w:rPr>
+                              <w:rFonts w:ascii="Cambria Math" w:hAnsi="Cambria Math"/>
+                            </w:rPr>
+                            <m:t>CB</m:t>
+                          </m:r>
+                        </m:sub>
+                      </m:sSub>
+                    </m:e>
+                  </m:d>
+                  <m:r>
+                    <m:rPr>
+                      <m:sty m:val="p"/>
+                    </m:rPr>
+                    <w:rPr>
+                      <w:rFonts w:ascii="Cambria Math" w:hAnsi="Cambria Math"/>
+                    </w:rPr>
+                    <m:t>/</m:t>
+                  </m:r>
+                  <m:sSub>
+                    <m:sSubPr>
+                      <m:ctrlPr>
+                        <w:rPr>
+                          <w:rFonts w:ascii="Cambria Math" w:hAnsi="Cambria Math"/>
+                        </w:rPr>
+                      </m:ctrlPr>
+                    </m:sSubPr>
+                    <m:e>
+                      <m:r>
+                        <w:rPr>
+                          <w:rFonts w:ascii="Cambria Math" w:hAnsi="Cambria Math"/>
+                        </w:rPr>
+                        <m:t>k</m:t>
+                      </m:r>
+                    </m:e>
+                    <m:sub>
+                      <m:r>
+                        <m:rPr>
+                          <m:sty m:val="p"/>
+                        </m:rPr>
+                        <w:rPr>
+                          <w:rFonts w:ascii="Cambria Math" w:hAnsi="Cambria Math"/>
+                        </w:rPr>
+                        <m:t>1</m:t>
+                      </m:r>
+                    </m:sub>
+                  </m:sSub>
+                </m:e>
+              </m:d>
+            </m:e>
+            <m:sup>
+              <m:r>
+                <m:rPr>
+                  <m:sty m:val="p"/>
+                </m:rPr>
+                <w:rPr>
+                  <w:rFonts w:ascii="Cambria Math" w:hAnsi="Cambria Math"/>
+                </w:rPr>
+                <m:t>1</m:t>
+              </m:r>
+              <m:r>
+                <m:rPr>
+                  <m:sty m:val="p"/>
+                </m:rPr>
+                <w:rPr>
+                  <w:rFonts w:ascii="Cambria Math" w:hAnsi="Cambria Math"/>
+                </w:rPr>
+                <m:t>/</m:t>
+              </m:r>
+              <m:r>
+                <m:rPr>
+                  <m:sty m:val="p"/>
+                </m:rPr>
+                <w:rPr>
+                  <w:rFonts w:ascii="Cambria Math" w:hAnsi="Cambria Math"/>
+                </w:rPr>
+                <m:t>2</m:t>
+              </m:r>
+            </m:sup>
+          </m:sSup>
+          <m:r>
+            <m:rPr>
+              <m:sty m:val="p"/>
+            </m:rPr>
+            <w:rPr>
+              <w:rFonts w:ascii="Cambria Math" w:hAnsi="Cambria Math"/>
+            </w:rPr>
+            <m:t>,</m:t>
+          </m:r>
+          <m:r>
+            <w:rPr>
+              <w:rFonts w:ascii="Aptos" w:eastAsiaTheme="minorEastAsia" w:hAnsi="Aptos"/>
+            </w:rPr>
+            <w:br/>
+          </m:r>
+        </m:oMath>
+      </m:oMathPara>
+      <w:r>
+        <w:rPr>
+          <w:rFonts w:ascii="Aptos" w:eastAsiaTheme="minorEastAsia" w:hAnsi="Aptos"/>
+        </w:rPr>
+        <w:t xml:space="preserve">and dividing by the saturation specific humidity, </w:t>
+      </w:r>
+      <w:r>
+        <w:rPr>
+          <w:rFonts w:ascii="Aptos" w:hAnsi="Aptos"/>
+        </w:rPr>
+        <w:t>the standard deviation of relative humidity RH at cloud base</w:t>
+      </w:r>
+      <w:r>
+        <w:rPr>
+          <w:rFonts w:ascii="Aptos" w:hAnsi="Aptos"/>
+        </w:rPr>
+        <w:t xml:space="preserve"> is</w:t>
+      </w:r>
+      <w:r>
+        <w:rPr>
+          <w:rFonts w:ascii="Aptos" w:hAnsi="Aptos"/>
+        </w:rPr>
+        <w:br/>
+      </w:r>
+      <m:oMathPara>
+        <m:oMath>
+          <m:sSub>
+            <m:sSubPr>
+              <m:ctrlPr>
+                <w:rPr>
+                  <w:rFonts w:ascii="Cambria Math" w:hAnsi="Cambria Math"/>
+                </w:rPr>
+              </m:ctrlPr>
+            </m:sSubPr>
+            <m:e>
+              <m:r>
+                <w:rPr>
+                  <w:rFonts w:ascii="Cambria Math" w:hAnsi="Cambria Math"/>
+                </w:rPr>
+                <m:t>σ</m:t>
+              </m:r>
+            </m:e>
+            <m:sub>
+              <m:r>
+                <w:rPr>
+                  <w:rFonts w:ascii="Cambria Math" w:hAnsi="Cambria Math"/>
+                </w:rPr>
+                <m:t>RH</m:t>
+              </m:r>
+            </m:sub>
+          </m:sSub>
+          <m:r>
+            <m:rPr>
+              <m:sty m:val="p"/>
+            </m:rPr>
+            <w:rPr>
+              <w:rFonts w:ascii="Cambria Math" w:hAnsi="Cambria Math"/>
+            </w:rPr>
+            <m:t>=</m:t>
+          </m:r>
+          <m:sSup>
+            <m:sSupPr>
+              <m:ctrlPr>
+                <w:rPr>
+                  <w:rFonts w:ascii="Cambria Math" w:hAnsi="Cambria Math"/>
+                </w:rPr>
+              </m:ctrlPr>
+            </m:sSupPr>
+            <m:e>
+              <m:d>
+                <m:dPr>
+                  <m:ctrlPr>
+                    <w:rPr>
+                      <w:rFonts w:ascii="Cambria Math" w:hAnsi="Cambria Math"/>
+                    </w:rPr>
+                  </m:ctrlPr>
+                </m:dPr>
+                <m:e>
+                  <m:sSup>
+                    <m:sSupPr>
+                      <m:ctrlPr>
+                        <w:rPr>
+                          <w:rFonts w:ascii="Cambria Math" w:hAnsi="Cambria Math"/>
+                        </w:rPr>
+                      </m:ctrlPr>
+                    </m:sSupPr>
+                    <m:e>
+                      <m:r>
+                        <w:rPr>
+                          <w:rFonts w:ascii="Cambria Math" w:hAnsi="Cambria Math"/>
+                        </w:rPr>
+                        <m:t>q</m:t>
+                      </m:r>
+                    </m:e>
+                    <m:sup>
+                      <m:r>
+                        <m:rPr>
+                          <m:sty m:val="p"/>
+                        </m:rPr>
+                        <w:rPr>
+                          <w:rFonts w:ascii="Cambria Math" w:hAnsi="Cambria Math"/>
+                        </w:rPr>
+                        <m:t>*</m:t>
+                      </m:r>
+                    </m:sup>
+                  </m:sSup>
+                  <m:d>
+                    <m:dPr>
+                      <m:ctrlPr>
+                        <w:rPr>
+                          <w:rFonts w:ascii="Cambria Math" w:hAnsi="Cambria Math"/>
+                        </w:rPr>
+                      </m:ctrlPr>
+                    </m:dPr>
+                    <m:e>
+                      <m:sSub>
+                        <m:sSubPr>
+                          <m:ctrlPr>
+                            <w:rPr>
+                              <w:rFonts w:ascii="Cambria Math" w:hAnsi="Cambria Math"/>
+                            </w:rPr>
+                          </m:ctrlPr>
+                        </m:sSubPr>
+                        <m:e>
+                          <m:r>
+                            <w:rPr>
+                              <w:rFonts w:ascii="Cambria Math" w:hAnsi="Cambria Math"/>
+                            </w:rPr>
+                            <m:t>q</m:t>
+                          </m:r>
+                        </m:e>
+                        <m:sub>
+                          <m:r>
+                            <m:rPr>
+                              <m:sty m:val="p"/>
+                            </m:rPr>
+                            <w:rPr>
+                              <w:rFonts w:ascii="Cambria Math" w:hAnsi="Cambria Math"/>
+                            </w:rPr>
+                            <m:t>0</m:t>
+                          </m:r>
+                        </m:sub>
+                      </m:sSub>
+                      <m:r>
+                        <m:rPr>
+                          <m:sty m:val="p"/>
+                        </m:rPr>
+                        <w:rPr>
+                          <w:rFonts w:ascii="Cambria Math" w:hAnsi="Cambria Math"/>
+                        </w:rPr>
+                        <m:t>-</m:t>
+                      </m:r>
+                      <m:sSub>
+                        <m:sSubPr>
+                          <m:ctrlPr>
+                            <w:rPr>
+                              <w:rFonts w:ascii="Cambria Math" w:hAnsi="Cambria Math"/>
+                            </w:rPr>
+                          </m:ctrlPr>
+                        </m:sSubPr>
+                        <m:e>
+                          <m:r>
+                            <w:rPr>
+                              <w:rFonts w:ascii="Cambria Math" w:hAnsi="Cambria Math"/>
+                            </w:rPr>
+                            <m:t>q</m:t>
+                          </m:r>
+                        </m:e>
+                        <m:sub>
+                          <m:r>
+                            <w:rPr>
+                              <w:rFonts w:ascii="Cambria Math" w:hAnsi="Cambria Math"/>
+                            </w:rPr>
+                            <m:t>CB</m:t>
+                          </m:r>
+                        </m:sub>
+                      </m:sSub>
+                    </m:e>
+                  </m:d>
+                  <m:r>
+                    <m:rPr>
+                      <m:sty m:val="p"/>
+                    </m:rPr>
+                    <w:rPr>
+                      <w:rFonts w:ascii="Cambria Math" w:hAnsi="Cambria Math"/>
+                    </w:rPr>
+                    <m:t>/</m:t>
+                  </m:r>
+                  <m:sSubSup>
+                    <m:sSubSupPr>
+                      <m:ctrlPr>
+                        <w:rPr>
+                          <w:rFonts w:ascii="Cambria Math" w:hAnsi="Cambria Math"/>
+                        </w:rPr>
+                      </m:ctrlPr>
+                    </m:sSubSupPr>
+                    <m:e>
+                      <m:r>
+                        <m:rPr>
+                          <m:sty m:val="p"/>
+                        </m:rPr>
+                        <w:rPr>
+                          <w:rFonts w:ascii="Cambria Math" w:hAnsi="Cambria Math"/>
+                        </w:rPr>
+                        <m:t>(</m:t>
+                      </m:r>
+                      <m:sSub>
+                        <m:sSubPr>
+                          <m:ctrlPr>
+                            <w:rPr>
+                              <w:rFonts w:ascii="Cambria Math" w:hAnsi="Cambria Math"/>
+                            </w:rPr>
+                          </m:ctrlPr>
+                        </m:sSubPr>
+                        <m:e>
+                          <m:r>
+                            <w:rPr>
+                              <w:rFonts w:ascii="Cambria Math" w:hAnsi="Cambria Math"/>
+                            </w:rPr>
+                            <m:t>k</m:t>
+                          </m:r>
+                        </m:e>
+                        <m:sub>
+                          <m:r>
+                            <m:rPr>
+                              <m:sty m:val="p"/>
+                            </m:rPr>
+                            <w:rPr>
+                              <w:rFonts w:ascii="Cambria Math" w:hAnsi="Cambria Math"/>
+                            </w:rPr>
+                            <m:t>1</m:t>
+                          </m:r>
+                        </m:sub>
+                      </m:sSub>
+                      <m:r>
+                        <w:rPr>
+                          <w:rFonts w:ascii="Cambria Math" w:hAnsi="Cambria Math"/>
+                        </w:rPr>
+                        <m:t>q</m:t>
+                      </m:r>
+                    </m:e>
+                    <m:sub>
+                      <m:r>
+                        <w:rPr>
+                          <w:rFonts w:ascii="Cambria Math" w:hAnsi="Cambria Math"/>
+                        </w:rPr>
+                        <m:t>sCB</m:t>
+                      </m:r>
+                    </m:sub>
+                    <m:sup>
+                      <m:r>
+                        <m:rPr>
+                          <m:sty m:val="p"/>
+                        </m:rPr>
+                        <w:rPr>
+                          <w:rFonts w:ascii="Cambria Math" w:hAnsi="Cambria Math"/>
+                        </w:rPr>
+                        <m:t>2</m:t>
+                      </m:r>
+                    </m:sup>
+                  </m:sSubSup>
+                  <m:r>
+                    <m:rPr>
+                      <m:sty m:val="p"/>
+                    </m:rPr>
+                    <w:rPr>
+                      <w:rFonts w:ascii="Cambria Math" w:hAnsi="Cambria Math"/>
+                    </w:rPr>
+                    <m:t>)</m:t>
+                  </m:r>
+                </m:e>
+              </m:d>
+            </m:e>
+            <m:sup>
+              <m:r>
+                <m:rPr>
+                  <m:sty m:val="p"/>
+                </m:rPr>
+                <w:rPr>
+                  <w:rFonts w:ascii="Cambria Math" w:hAnsi="Cambria Math"/>
+                </w:rPr>
+                <m:t>1</m:t>
+              </m:r>
+              <m:r>
+                <m:rPr>
+                  <m:sty m:val="p"/>
+                </m:rPr>
+                <w:rPr>
+                  <w:rFonts w:ascii="Cambria Math" w:hAnsi="Cambria Math"/>
+                </w:rPr>
+                <m:t>/</m:t>
+              </m:r>
+              <m:r>
+                <m:rPr>
+                  <m:sty m:val="p"/>
+                </m:rPr>
+                <w:rPr>
+                  <w:rFonts w:ascii="Cambria Math" w:hAnsi="Cambria Math"/>
+                </w:rPr>
+                <m:t>2</m:t>
+              </m:r>
+            </m:sup>
+          </m:sSup>
+          <m:r>
+            <w:rPr>
+              <w:rFonts w:ascii="Cambria Math" w:eastAsiaTheme="minorEastAsia" w:hAnsi="Cambria Math"/>
+            </w:rPr>
+            <m:t>.</m:t>
+          </m:r>
+          <m:r>
+            <w:rPr>
+              <w:rFonts w:ascii="Aptos" w:hAnsi="Aptos"/>
+            </w:rPr>
+            <w:br/>
+          </m:r>
+        </m:oMath>
+      </m:oMathPara>
+      <w:r>
+        <w:rPr>
+          <w:rFonts w:ascii="Aptos" w:hAnsi="Aptos"/>
+        </w:rPr>
+        <w:t xml:space="preserve">It </w:t>
+      </w:r>
+      <w:r>
+        <w:rPr>
+          <w:rFonts w:ascii="Aptos" w:hAnsi="Aptos"/>
+        </w:rPr>
+        <w:t xml:space="preserve">scales with the flux humidity scale </w:t>
+      </w:r>
+      <m:oMath>
+        <m:sSup>
+          <m:sSupPr>
             <m:ctrlPr>
               <w:rPr>
                 <w:rFonts w:ascii="Cambria Math" w:hAnsi="Cambria Math"/>
-                <w:i/>
               </w:rPr>
             </m:ctrlPr>
-          </m:funcPr>
-          <m:fName>
+          </m:sSupPr>
+          <m:e>
+            <m:r>
+              <w:rPr>
+                <w:rFonts w:ascii="Cambria Math" w:hAnsi="Cambria Math"/>
+              </w:rPr>
+              <m:t>q</m:t>
+            </m:r>
+          </m:e>
+          <m:sup>
             <m:r>
               <m:rPr>
                 <m:sty m:val="p"/>
@@ -6638,18 +9151,129 @@
               <w:rPr>
                 <w:rFonts w:ascii="Cambria Math" w:hAnsi="Cambria Math"/>
               </w:rPr>
-              <m:t>ln</m:t>
-            </m:r>
-          </m:fName>
+              <m:t>*</m:t>
+            </m:r>
+          </m:sup>
+        </m:sSup>
+      </m:oMath>
+      <w:r>
+        <w:rPr>
+          <w:rFonts w:ascii="Aptos" w:hAnsi="Aptos"/>
+        </w:rPr>
+        <w:t>, the subcloud mean humidity d</w:t>
+      </w:r>
+      <w:proofErr w:type="spellStart"/>
+      <w:r>
+        <w:rPr>
+          <w:rFonts w:ascii="Aptos" w:hAnsi="Aptos"/>
+        </w:rPr>
+        <w:t>ifference</w:t>
+      </w:r>
+      <w:proofErr w:type="spellEnd"/>
+      <w:r>
+        <w:rPr>
+          <w:rFonts w:ascii="Aptos" w:hAnsi="Aptos"/>
+        </w:rPr>
+        <w:t>, and the saturation specific humidity.</w:t>
+      </w:r>
+    </w:p>
+    <w:p>
+      <w:pPr>
+        <w:pStyle w:val="Heading30"/>
+      </w:pPr>
+      <w:bookmarkStart w:id="4" w:name="scaling-subcloud-humidity-with-warming"/>
+      <w:r>
+        <w:t>Scaling with warming</w:t>
+      </w:r>
+    </w:p>
+    <w:p>
+      <w:pPr>
+        <w:pStyle w:val="BodyText"/>
+        <w:rPr>
+          <w:rFonts w:ascii="Aptos" w:hAnsi="Aptos"/>
+        </w:rPr>
+      </w:pPr>
+      <w:r>
+        <w:rPr>
+          <w:rFonts w:ascii="Aptos" w:hAnsi="Aptos"/>
+        </w:rPr>
+        <w:t xml:space="preserve">If wind speed and the vapor transfer coefficient stay the same and </w:t>
+      </w:r>
+      <m:oMath>
+        <m:sSub>
+          <m:sSubPr>
+            <m:ctrlPr>
+              <w:rPr>
+                <w:rFonts w:ascii="Cambria Math" w:hAnsi="Cambria Math"/>
+              </w:rPr>
+            </m:ctrlPr>
+          </m:sSubPr>
           <m:e>
             <m:r>
               <w:rPr>
                 <w:rFonts w:ascii="Cambria Math" w:hAnsi="Cambria Math"/>
               </w:rPr>
-              <m:t>W</m:t>
+              <m:t>q</m:t>
             </m:r>
           </m:e>
-        </m:func>
+          <m:sub>
+            <m:r>
+              <w:rPr>
+                <w:rFonts w:ascii="Cambria Math" w:hAnsi="Cambria Math"/>
+              </w:rPr>
+              <m:t>s</m:t>
+            </m:r>
+          </m:sub>
+        </m:sSub>
+      </m:oMath>
+      <w:r>
+        <w:rPr>
+          <w:rFonts w:ascii="Aptos" w:hAnsi="Aptos"/>
+        </w:rPr>
+        <w:t xml:space="preserve"> increases by +7 % K</w:t>
+      </w:r>
+      <w:r>
+        <w:rPr>
+          <w:rFonts w:ascii="Aptos" w:hAnsi="Aptos"/>
+          <w:vertAlign w:val="superscript"/>
+        </w:rPr>
+        <w:t>–1</w:t>
+      </w:r>
+      <w:r>
+        <w:rPr>
+          <w:rFonts w:ascii="Aptos" w:hAnsi="Aptos"/>
+        </w:rPr>
+        <w:t xml:space="preserve">, the sensitivity of the surface evaporation flux </w:t>
+      </w:r>
+      <m:oMath>
+        <m:sSub>
+          <m:sSubPr>
+            <m:ctrlPr>
+              <w:rPr>
+                <w:rFonts w:ascii="Cambria Math" w:hAnsi="Cambria Math"/>
+              </w:rPr>
+            </m:ctrlPr>
+          </m:sSubPr>
+          <m:e>
+            <m:r>
+              <w:rPr>
+                <w:rFonts w:ascii="Cambria Math" w:hAnsi="Cambria Math"/>
+              </w:rPr>
+              <m:t>E</m:t>
+            </m:r>
+          </m:e>
+          <m:sub>
+            <m:r>
+              <m:rPr>
+                <m:sty m:val="p"/>
+              </m:rPr>
+              <w:rPr>
+                <w:rFonts w:ascii="Cambria Math" w:hAnsi="Cambria Math"/>
+              </w:rPr>
+              <m:t>0</m:t>
+            </m:r>
+          </m:sub>
+        </m:sSub>
         <m:r>
           <m:rPr>
             <m:sty m:val="p"/>
@@ -6663,67 +9287,163 @@
           <w:rPr>
             <w:rFonts w:ascii="Cambria Math" w:hAnsi="Cambria Math"/>
           </w:rPr>
-          <m:t>d</m:t>
+          <m:t>ρL</m:t>
         </m:r>
-        <m:func>
-          <m:funcPr>
+        <m:sSub>
+          <m:sSubPr>
             <m:ctrlPr>
               <w:rPr>
                 <w:rFonts w:ascii="Cambria Math" w:hAnsi="Cambria Math"/>
-                <w:i/>
               </w:rPr>
             </m:ctrlPr>
-          </m:funcPr>
-          <m:fName>
-            <m:r>
-              <m:rPr>
-                <m:sty m:val="p"/>
-              </m:rPr>
+          </m:sSubPr>
+          <m:e>
+            <m:r>
               <w:rPr>
                 <w:rFonts w:ascii="Cambria Math" w:hAnsi="Cambria Math"/>
               </w:rPr>
-              <m:t>ln</m:t>
-            </m:r>
-          </m:fName>
+              <m:t>C</m:t>
+            </m:r>
+          </m:e>
+          <m:sub>
+            <m:r>
+              <w:rPr>
+                <w:rFonts w:ascii="Cambria Math" w:hAnsi="Cambria Math"/>
+              </w:rPr>
+              <m:t>E</m:t>
+            </m:r>
+          </m:sub>
+        </m:sSub>
+        <m:r>
+          <w:rPr>
+            <w:rFonts w:ascii="Cambria Math" w:hAnsi="Cambria Math"/>
+          </w:rPr>
+          <m:t>U</m:t>
+        </m:r>
+        <m:sSub>
+          <m:sSubPr>
+            <m:ctrlPr>
+              <w:rPr>
+                <w:rFonts w:ascii="Cambria Math" w:hAnsi="Cambria Math"/>
+              </w:rPr>
+            </m:ctrlPr>
+          </m:sSubPr>
           <m:e>
             <m:r>
               <w:rPr>
                 <w:rFonts w:ascii="Cambria Math" w:hAnsi="Cambria Math"/>
               </w:rPr>
-              <m:t>U</m:t>
+              <m:t>q</m:t>
             </m:r>
           </m:e>
-        </m:func>
+          <m:sub>
+            <m:r>
+              <w:rPr>
+                <w:rFonts w:ascii="Cambria Math" w:hAnsi="Cambria Math"/>
+              </w:rPr>
+              <m:t>s</m:t>
+            </m:r>
+          </m:sub>
+        </m:sSub>
+        <m:r>
+          <m:rPr>
+            <m:sty m:val="p"/>
+          </m:rPr>
+          <w:rPr>
+            <w:rFonts w:ascii="Cambria Math" w:hAnsi="Cambria Math"/>
+          </w:rPr>
+          <m:t>(1-RH)</m:t>
+        </m:r>
       </m:oMath>
       <w:r>
         <w:rPr>
           <w:rFonts w:ascii="Aptos" w:hAnsi="Aptos"/>
         </w:rPr>
-        <w:t xml:space="preserve"> = </w:t>
-      </w:r>
-      <w:r>
-        <w:rPr>
-          <w:rFonts w:ascii="Aptos" w:hAnsi="Aptos"/>
-        </w:rPr>
-        <w:t>–</w:t>
-      </w:r>
-      <w:r>
-        <w:rPr>
-          <w:rFonts w:ascii="Aptos" w:hAnsi="Aptos"/>
-        </w:rPr>
-        <w:t>5 % per degree C of warming (Held and Soden, 2006)</w:t>
-      </w:r>
-      <w:r>
-        <w:rPr>
-          <w:rFonts w:ascii="Aptos" w:hAnsi="Aptos"/>
-        </w:rPr>
-        <w:t>. Subsidence in models approximately obeys this scaling</w:t>
-      </w:r>
-      <w:r>
-        <w:rPr>
-          <w:rFonts w:ascii="Aptos" w:hAnsi="Aptos"/>
-        </w:rPr>
-        <w:t xml:space="preserve">. </w:t>
+        <w:t xml:space="preserve"> is limited to +2 % K</w:t>
+      </w:r>
+      <w:r>
+        <w:rPr>
+          <w:rFonts w:ascii="Aptos" w:hAnsi="Aptos"/>
+          <w:vertAlign w:val="superscript"/>
+        </w:rPr>
+        <w:t>–1</w:t>
+      </w:r>
+      <w:r>
+        <w:rPr>
+          <w:rFonts w:ascii="Aptos" w:hAnsi="Aptos"/>
+        </w:rPr>
+        <w:t>. This is achieved by</w:t>
+      </w:r>
+      <w:r>
+        <w:rPr>
+          <w:rFonts w:ascii="Aptos" w:hAnsi="Aptos"/>
+        </w:rPr>
+        <w:t xml:space="preserve"> quenching the surface relative saturation deficit </w:t>
+      </w:r>
+      <m:oMath>
+        <m:r>
+          <m:rPr>
+            <m:sty m:val="p"/>
+          </m:rPr>
+          <w:rPr>
+            <w:rFonts w:ascii="Cambria Math" w:hAnsi="Cambria Math"/>
+          </w:rPr>
+          <m:t>1</m:t>
+        </m:r>
+        <m:r>
+          <m:rPr>
+            <m:sty m:val="p"/>
+          </m:rPr>
+          <w:rPr>
+            <w:rFonts w:ascii="Cambria Math" w:hAnsi="Cambria Math"/>
+          </w:rPr>
+          <m:t>-RH</m:t>
+        </m:r>
+      </m:oMath>
+      <w:r>
+        <w:rPr>
+          <w:rFonts w:ascii="Aptos" w:hAnsi="Aptos"/>
+        </w:rPr>
+        <w:t xml:space="preserve"> by –5 % K</w:t>
+      </w:r>
+      <w:r>
+        <w:rPr>
+          <w:rFonts w:ascii="Aptos" w:hAnsi="Aptos"/>
+          <w:vertAlign w:val="superscript"/>
+        </w:rPr>
+        <w:t>–1</w:t>
+      </w:r>
+      <w:r>
+        <w:rPr>
+          <w:rFonts w:ascii="Aptos" w:hAnsi="Aptos"/>
+        </w:rPr>
+        <w:t>. Taking the mean surface relative humidity at which vapor evaporates in the tropical circulation to be RH = 0.73, the relative saturation deficit 1-RH = 0.27 decreases by –5 % K</w:t>
+      </w:r>
+      <w:r>
+        <w:rPr>
+          <w:rFonts w:ascii="Aptos" w:hAnsi="Aptos"/>
+          <w:vertAlign w:val="superscript"/>
+        </w:rPr>
+        <w:t>–1</w:t>
+      </w:r>
+      <w:r>
+        <w:rPr>
+          <w:rFonts w:ascii="Aptos" w:hAnsi="Aptos"/>
+        </w:rPr>
+        <w:t xml:space="preserve"> to 1–RH = 0.26, an absolute increase of RH of about +0.01 K</w:t>
+      </w:r>
+      <w:r>
+        <w:rPr>
+          <w:rFonts w:ascii="Aptos" w:hAnsi="Aptos"/>
+          <w:vertAlign w:val="superscript"/>
+        </w:rPr>
+        <w:t>–1</w:t>
+      </w:r>
+      <w:r>
+        <w:rPr>
+          <w:rFonts w:ascii="Aptos" w:hAnsi="Aptos"/>
+        </w:rPr>
+        <w:t>.</w:t>
       </w:r>
     </w:p>
     <w:p>
@@ -6733,7 +9453,1249 @@
           <w:rFonts w:ascii="Aptos" w:hAnsi="Aptos"/>
         </w:rPr>
       </w:pPr>
+      <w:r>
+        <w:rPr>
+          <w:rFonts w:ascii="Aptos" w:hAnsi="Aptos"/>
+        </w:rPr>
+        <w:t xml:space="preserve">The </w:t>
+      </w:r>
+      <w:r>
+        <w:rPr>
+          <w:rFonts w:ascii="Aptos" w:hAnsi="Aptos"/>
+        </w:rPr>
+        <w:t>surface evaporation and cloud-base moisture flux that balance the decrease of precipitation also increase +2 % K</w:t>
+      </w:r>
+      <w:r>
+        <w:rPr>
+          <w:rFonts w:ascii="Aptos" w:hAnsi="Aptos"/>
+          <w:vertAlign w:val="superscript"/>
+        </w:rPr>
+        <w:t>–1</w:t>
+      </w:r>
+      <w:r>
+        <w:rPr>
+          <w:rFonts w:ascii="Aptos" w:hAnsi="Aptos"/>
+        </w:rPr>
+        <w:t xml:space="preserve">. </w:t>
+      </w:r>
+      <w:r>
+        <w:rPr>
+          <w:rFonts w:ascii="Aptos" w:hAnsi="Aptos"/>
+        </w:rPr>
+        <w:t>W</w:t>
+      </w:r>
+      <w:r>
+        <w:rPr>
+          <w:rFonts w:ascii="Aptos" w:hAnsi="Aptos"/>
+        </w:rPr>
+        <w:t xml:space="preserve">e expect the </w:t>
+      </w:r>
+      <w:r>
+        <w:rPr>
+          <w:rFonts w:ascii="Aptos" w:hAnsi="Aptos"/>
+        </w:rPr>
+        <w:t>wind and</w:t>
+      </w:r>
+      <w:r>
+        <w:rPr>
+          <w:rFonts w:ascii="Aptos" w:hAnsi="Aptos"/>
+        </w:rPr>
+        <w:t xml:space="preserve"> friction velocity </w:t>
+      </w:r>
+      <m:oMath>
+        <m:sSup>
+          <m:sSupPr>
+            <m:ctrlPr>
+              <w:rPr>
+                <w:rFonts w:ascii="Cambria Math" w:hAnsi="Cambria Math"/>
+              </w:rPr>
+            </m:ctrlPr>
+          </m:sSupPr>
+          <m:e>
+            <m:r>
+              <w:rPr>
+                <w:rFonts w:ascii="Cambria Math" w:hAnsi="Cambria Math"/>
+              </w:rPr>
+              <m:t>u</m:t>
+            </m:r>
+          </m:e>
+          <m:sup>
+            <m:r>
+              <m:rPr>
+                <m:sty m:val="p"/>
+              </m:rPr>
+              <w:rPr>
+                <w:rFonts w:ascii="Cambria Math" w:hAnsi="Cambria Math"/>
+              </w:rPr>
+              <m:t>*</m:t>
+            </m:r>
+          </m:sup>
+        </m:sSup>
+      </m:oMath>
+      <w:r>
+        <w:rPr>
+          <w:rFonts w:ascii="Aptos" w:hAnsi="Aptos"/>
+        </w:rPr>
+        <w:t xml:space="preserve"> to remain constant, </w:t>
+      </w:r>
+      <w:r>
+        <w:rPr>
+          <w:rFonts w:ascii="Aptos" w:hAnsi="Aptos"/>
+        </w:rPr>
+        <w:t>and</w:t>
+      </w:r>
+      <w:r>
+        <w:rPr>
+          <w:rFonts w:ascii="Aptos" w:hAnsi="Aptos"/>
+        </w:rPr>
+        <w:t xml:space="preserve"> the humidity scale </w:t>
+      </w:r>
+      <m:oMath>
+        <m:sSup>
+          <m:sSupPr>
+            <m:ctrlPr>
+              <w:rPr>
+                <w:rFonts w:ascii="Cambria Math" w:hAnsi="Cambria Math"/>
+              </w:rPr>
+            </m:ctrlPr>
+          </m:sSupPr>
+          <m:e>
+            <m:r>
+              <w:rPr>
+                <w:rFonts w:ascii="Cambria Math" w:hAnsi="Cambria Math"/>
+              </w:rPr>
+              <m:t>q</m:t>
+            </m:r>
+          </m:e>
+          <m:sup>
+            <m:r>
+              <m:rPr>
+                <m:sty m:val="p"/>
+              </m:rPr>
+              <w:rPr>
+                <w:rFonts w:ascii="Cambria Math" w:hAnsi="Cambria Math"/>
+              </w:rPr>
+              <m:t>*</m:t>
+            </m:r>
+          </m:sup>
+        </m:sSup>
+      </m:oMath>
+      <w:r>
+        <w:rPr>
+          <w:rFonts w:ascii="Aptos" w:hAnsi="Aptos"/>
+        </w:rPr>
+        <w:t xml:space="preserve"> increases +2 % K</w:t>
+      </w:r>
+      <w:r>
+        <w:rPr>
+          <w:rFonts w:ascii="Aptos" w:hAnsi="Aptos"/>
+          <w:vertAlign w:val="superscript"/>
+        </w:rPr>
+        <w:t>–1</w:t>
+      </w:r>
+      <w:r>
+        <w:rPr>
+          <w:rFonts w:ascii="Aptos" w:hAnsi="Aptos"/>
+        </w:rPr>
+        <w:t xml:space="preserve"> with the flux. The other specific humidities in </w:t>
+      </w:r>
+      <m:oMath>
+        <m:sSub>
+          <m:sSubPr>
+            <m:ctrlPr>
+              <w:rPr>
+                <w:rFonts w:ascii="Cambria Math" w:hAnsi="Cambria Math"/>
+              </w:rPr>
+            </m:ctrlPr>
+          </m:sSubPr>
+          <m:e>
+            <m:r>
+              <w:rPr>
+                <w:rFonts w:ascii="Cambria Math" w:hAnsi="Cambria Math"/>
+              </w:rPr>
+              <m:t>σ</m:t>
+            </m:r>
+          </m:e>
+          <m:sub>
+            <m:r>
+              <w:rPr>
+                <w:rFonts w:ascii="Cambria Math" w:hAnsi="Cambria Math"/>
+              </w:rPr>
+              <m:t>RH</m:t>
+            </m:r>
+          </m:sub>
+        </m:sSub>
+      </m:oMath>
+      <w:r>
+        <w:rPr>
+          <w:rFonts w:ascii="Aptos" w:hAnsi="Aptos"/>
+        </w:rPr>
+        <w:t xml:space="preserve"> scale </w:t>
+      </w:r>
+      <w:r>
+        <w:rPr>
+          <w:rFonts w:ascii="Aptos" w:hAnsi="Aptos"/>
+        </w:rPr>
+        <w:t xml:space="preserve">with </w:t>
+      </w:r>
+      <w:r>
+        <w:rPr>
+          <w:rFonts w:ascii="Aptos" w:hAnsi="Aptos"/>
+        </w:rPr>
+        <w:t>the saturation humidity</w:t>
+      </w:r>
+      <w:r>
+        <w:rPr>
+          <w:rFonts w:ascii="Aptos" w:hAnsi="Aptos"/>
+        </w:rPr>
+        <w:t xml:space="preserve"> at +7% K</w:t>
+      </w:r>
+      <w:r>
+        <w:rPr>
+          <w:rFonts w:ascii="Aptos" w:hAnsi="Aptos"/>
+          <w:vertAlign w:val="superscript"/>
+        </w:rPr>
+        <w:t>–1</w:t>
+      </w:r>
+      <w:r>
+        <w:rPr>
+          <w:rFonts w:ascii="Aptos" w:hAnsi="Aptos"/>
+        </w:rPr>
+        <w:t>,</w:t>
+      </w:r>
+      <w:r>
+        <w:rPr>
+          <w:rFonts w:ascii="Aptos" w:hAnsi="Aptos"/>
+        </w:rPr>
+        <w:br/>
+      </w:r>
+      <m:oMathPara>
+        <m:oMath>
+          <m:r>
+            <w:rPr>
+              <w:rFonts w:ascii="Cambria Math" w:hAnsi="Cambria Math"/>
+            </w:rPr>
+            <m:t>d</m:t>
+          </m:r>
+          <m:r>
+            <m:rPr>
+              <m:sty m:val="p"/>
+            </m:rPr>
+            <w:rPr>
+              <w:rFonts w:ascii="Cambria Math" w:hAnsi="Cambria Math"/>
+            </w:rPr>
+            <m:t>ln⁡</m:t>
+          </m:r>
+          <m:sSub>
+            <m:sSubPr>
+              <m:ctrlPr>
+                <w:rPr>
+                  <w:rFonts w:ascii="Cambria Math" w:hAnsi="Cambria Math"/>
+                </w:rPr>
+              </m:ctrlPr>
+            </m:sSubPr>
+            <m:e>
+              <m:r>
+                <w:rPr>
+                  <w:rFonts w:ascii="Cambria Math" w:hAnsi="Cambria Math"/>
+                </w:rPr>
+                <m:t>σ</m:t>
+              </m:r>
+            </m:e>
+            <m:sub>
+              <m:r>
+                <w:rPr>
+                  <w:rFonts w:ascii="Cambria Math" w:hAnsi="Cambria Math"/>
+                </w:rPr>
+                <m:t>RH</m:t>
+              </m:r>
+            </m:sub>
+          </m:sSub>
+          <m:r>
+            <m:rPr>
+              <m:sty m:val="p"/>
+            </m:rPr>
+            <w:rPr>
+              <w:rFonts w:ascii="Cambria Math" w:hAnsi="Cambria Math"/>
+            </w:rPr>
+            <m:t>=</m:t>
+          </m:r>
+          <m:box>
+            <m:boxPr>
+              <m:ctrlPr>
+                <w:rPr>
+                  <w:rFonts w:ascii="Cambria Math" w:hAnsi="Cambria Math"/>
+                </w:rPr>
+              </m:ctrlPr>
+            </m:boxPr>
+            <m:e>
+              <m:argPr>
+                <m:argSz m:val="-1"/>
+              </m:argPr>
+              <m:f>
+                <m:fPr>
+                  <m:ctrlPr>
+                    <w:rPr>
+                      <w:rFonts w:ascii="Cambria Math" w:hAnsi="Cambria Math"/>
+                    </w:rPr>
+                  </m:ctrlPr>
+                </m:fPr>
+                <m:num>
+                  <m:r>
+                    <m:rPr>
+                      <m:sty m:val="p"/>
+                    </m:rPr>
+                    <w:rPr>
+                      <w:rFonts w:ascii="Cambria Math" w:hAnsi="Cambria Math"/>
+                    </w:rPr>
+                    <m:t>1</m:t>
+                  </m:r>
+                </m:num>
+                <m:den>
+                  <m:r>
+                    <m:rPr>
+                      <m:sty m:val="p"/>
+                    </m:rPr>
+                    <w:rPr>
+                      <w:rFonts w:ascii="Cambria Math" w:hAnsi="Cambria Math"/>
+                    </w:rPr>
+                    <m:t>2</m:t>
+                  </m:r>
+                </m:den>
+              </m:f>
+            </m:e>
+          </m:box>
+          <m:r>
+            <m:rPr>
+              <m:sty m:val="p"/>
+            </m:rPr>
+            <w:rPr>
+              <w:rFonts w:ascii="Cambria Math" w:hAnsi="Cambria Math"/>
+            </w:rPr>
+            <m:t>[</m:t>
+          </m:r>
+          <m:r>
+            <w:rPr>
+              <w:rFonts w:ascii="Cambria Math" w:hAnsi="Cambria Math"/>
+            </w:rPr>
+            <m:t>d</m:t>
+          </m:r>
+          <m:r>
+            <m:rPr>
+              <m:sty m:val="p"/>
+            </m:rPr>
+            <w:rPr>
+              <w:rFonts w:ascii="Cambria Math" w:hAnsi="Cambria Math"/>
+            </w:rPr>
+            <m:t>ln⁡</m:t>
+          </m:r>
+          <m:sSup>
+            <m:sSupPr>
+              <m:ctrlPr>
+                <w:rPr>
+                  <w:rFonts w:ascii="Cambria Math" w:hAnsi="Cambria Math"/>
+                </w:rPr>
+              </m:ctrlPr>
+            </m:sSupPr>
+            <m:e>
+              <m:r>
+                <w:rPr>
+                  <w:rFonts w:ascii="Cambria Math" w:hAnsi="Cambria Math"/>
+                </w:rPr>
+                <m:t>q</m:t>
+              </m:r>
+            </m:e>
+            <m:sup>
+              <m:r>
+                <m:rPr>
+                  <m:sty m:val="p"/>
+                </m:rPr>
+                <w:rPr>
+                  <w:rFonts w:ascii="Cambria Math" w:hAnsi="Cambria Math"/>
+                </w:rPr>
+                <m:t>*</m:t>
+              </m:r>
+            </m:sup>
+          </m:sSup>
+          <m:r>
+            <m:rPr>
+              <m:sty m:val="p"/>
+            </m:rPr>
+            <w:rPr>
+              <w:rFonts w:ascii="Cambria Math" w:hAnsi="Cambria Math"/>
+            </w:rPr>
+            <m:t>+</m:t>
+          </m:r>
+          <m:r>
+            <w:rPr>
+              <w:rFonts w:ascii="Cambria Math" w:hAnsi="Cambria Math"/>
+            </w:rPr>
+            <m:t>d</m:t>
+          </m:r>
+          <m:r>
+            <m:rPr>
+              <m:sty m:val="p"/>
+            </m:rPr>
+            <w:rPr>
+              <w:rFonts w:ascii="Cambria Math" w:hAnsi="Cambria Math"/>
+            </w:rPr>
+            <m:t>ln⁡(</m:t>
+          </m:r>
+          <m:sSub>
+            <m:sSubPr>
+              <m:ctrlPr>
+                <w:rPr>
+                  <w:rFonts w:ascii="Cambria Math" w:hAnsi="Cambria Math"/>
+                </w:rPr>
+              </m:ctrlPr>
+            </m:sSubPr>
+            <m:e>
+              <m:r>
+                <w:rPr>
+                  <w:rFonts w:ascii="Cambria Math" w:hAnsi="Cambria Math"/>
+                </w:rPr>
+                <m:t>q</m:t>
+              </m:r>
+            </m:e>
+            <m:sub>
+              <m:r>
+                <m:rPr>
+                  <m:sty m:val="p"/>
+                </m:rPr>
+                <w:rPr>
+                  <w:rFonts w:ascii="Cambria Math" w:hAnsi="Cambria Math"/>
+                </w:rPr>
+                <m:t>0</m:t>
+              </m:r>
+            </m:sub>
+          </m:sSub>
+          <m:r>
+            <m:rPr>
+              <m:sty m:val="p"/>
+            </m:rPr>
+            <w:rPr>
+              <w:rFonts w:ascii="Cambria Math" w:hAnsi="Cambria Math"/>
+            </w:rPr>
+            <m:t>-</m:t>
+          </m:r>
+          <m:sSub>
+            <m:sSubPr>
+              <m:ctrlPr>
+                <w:rPr>
+                  <w:rFonts w:ascii="Cambria Math" w:hAnsi="Cambria Math"/>
+                </w:rPr>
+              </m:ctrlPr>
+            </m:sSubPr>
+            <m:e>
+              <m:r>
+                <w:rPr>
+                  <w:rFonts w:ascii="Cambria Math" w:hAnsi="Cambria Math"/>
+                </w:rPr>
+                <m:t>q</m:t>
+              </m:r>
+            </m:e>
+            <m:sub>
+              <m:r>
+                <w:rPr>
+                  <w:rFonts w:ascii="Cambria Math" w:hAnsi="Cambria Math"/>
+                </w:rPr>
+                <m:t>CB</m:t>
+              </m:r>
+            </m:sub>
+          </m:sSub>
+          <m:r>
+            <m:rPr>
+              <m:sty m:val="p"/>
+            </m:rPr>
+            <w:rPr>
+              <w:rFonts w:ascii="Cambria Math" w:hAnsi="Cambria Math"/>
+            </w:rPr>
+            <m:t>)]-</m:t>
+          </m:r>
+          <m:r>
+            <w:rPr>
+              <w:rFonts w:ascii="Cambria Math" w:hAnsi="Cambria Math"/>
+            </w:rPr>
+            <m:t>d</m:t>
+          </m:r>
+          <m:r>
+            <m:rPr>
+              <m:sty m:val="p"/>
+            </m:rPr>
+            <w:rPr>
+              <w:rFonts w:ascii="Cambria Math" w:hAnsi="Cambria Math"/>
+            </w:rPr>
+            <m:t>ln⁡</m:t>
+          </m:r>
+          <m:sSub>
+            <m:sSubPr>
+              <m:ctrlPr>
+                <w:rPr>
+                  <w:rFonts w:ascii="Cambria Math" w:hAnsi="Cambria Math"/>
+                </w:rPr>
+              </m:ctrlPr>
+            </m:sSubPr>
+            <m:e>
+              <m:r>
+                <w:rPr>
+                  <w:rFonts w:ascii="Cambria Math" w:hAnsi="Cambria Math"/>
+                </w:rPr>
+                <m:t>q</m:t>
+              </m:r>
+            </m:e>
+            <m:sub>
+              <m:r>
+                <w:rPr>
+                  <w:rFonts w:ascii="Cambria Math" w:hAnsi="Cambria Math"/>
+                </w:rPr>
+                <m:t>sCB</m:t>
+              </m:r>
+            </m:sub>
+          </m:sSub>
+          <m:r>
+            <m:rPr>
+              <m:sty m:val="p"/>
+            </m:rPr>
+            <w:rPr>
+              <w:rFonts w:ascii="Cambria Math" w:hAnsi="Cambria Math"/>
+            </w:rPr>
+            <m:t>=</m:t>
+          </m:r>
+          <m:box>
+            <m:boxPr>
+              <m:ctrlPr>
+                <w:rPr>
+                  <w:rFonts w:ascii="Cambria Math" w:hAnsi="Cambria Math"/>
+                </w:rPr>
+              </m:ctrlPr>
+            </m:boxPr>
+            <m:e>
+              <m:argPr>
+                <m:argSz m:val="-1"/>
+              </m:argPr>
+              <m:f>
+                <m:fPr>
+                  <m:ctrlPr>
+                    <w:rPr>
+                      <w:rFonts w:ascii="Cambria Math" w:hAnsi="Cambria Math"/>
+                    </w:rPr>
+                  </m:ctrlPr>
+                </m:fPr>
+                <m:num>
+                  <m:r>
+                    <m:rPr>
+                      <m:sty m:val="p"/>
+                    </m:rPr>
+                    <w:rPr>
+                      <w:rFonts w:ascii="Cambria Math" w:hAnsi="Cambria Math"/>
+                    </w:rPr>
+                    <m:t>1</m:t>
+                  </m:r>
+                </m:num>
+                <m:den>
+                  <m:r>
+                    <m:rPr>
+                      <m:sty m:val="p"/>
+                    </m:rPr>
+                    <w:rPr>
+                      <w:rFonts w:ascii="Cambria Math" w:hAnsi="Cambria Math"/>
+                    </w:rPr>
+                    <m:t>2</m:t>
+                  </m:r>
+                </m:den>
+              </m:f>
+            </m:e>
+          </m:box>
+          <m:r>
+            <m:rPr>
+              <m:sty m:val="p"/>
+            </m:rPr>
+            <w:rPr>
+              <w:rFonts w:ascii="Cambria Math" w:hAnsi="Cambria Math"/>
+            </w:rPr>
+            <m:t>[0.02+0.07]-0.07=-0.025.</m:t>
+          </m:r>
+          <m:r>
+            <w:rPr>
+              <w:rFonts w:ascii="Aptos" w:hAnsi="Aptos"/>
+            </w:rPr>
+            <w:br/>
+          </m:r>
+        </m:oMath>
+      </m:oMathPara>
+      <w:r>
+        <w:rPr>
+          <w:rFonts w:ascii="Aptos" w:hAnsi="Aptos"/>
+        </w:rPr>
+        <w:t>T</w:t>
+      </w:r>
+      <w:r>
+        <w:rPr>
+          <w:rFonts w:ascii="Aptos" w:hAnsi="Aptos"/>
+        </w:rPr>
+        <w:t>he argument of the error function</w:t>
+      </w:r>
+      <w:r>
+        <w:rPr>
+          <w:rFonts w:ascii="Aptos" w:hAnsi="Aptos"/>
+        </w:rPr>
+        <w:t xml:space="preserve"> scales as</w:t>
+      </w:r>
+      <w:r>
+        <w:rPr>
+          <w:rFonts w:ascii="Aptos" w:hAnsi="Aptos"/>
+        </w:rPr>
+        <w:t>,</w:t>
+      </w:r>
+      <w:r>
+        <w:rPr>
+          <w:rFonts w:ascii="Aptos" w:hAnsi="Aptos"/>
+        </w:rPr>
+        <w:br/>
+      </w:r>
+      <m:oMathPara>
+        <m:oMath>
+          <m:r>
+            <w:rPr>
+              <w:rFonts w:ascii="Cambria Math" w:hAnsi="Cambria Math"/>
+            </w:rPr>
+            <m:t>d</m:t>
+          </m:r>
+          <m:r>
+            <m:rPr>
+              <m:sty m:val="p"/>
+            </m:rPr>
+            <w:rPr>
+              <w:rFonts w:ascii="Cambria Math" w:hAnsi="Cambria Math"/>
+            </w:rPr>
+            <m:t>ln⁡</m:t>
+          </m:r>
+          <m:r>
+            <w:rPr>
+              <w:rFonts w:ascii="Cambria Math" w:hAnsi="Cambria Math"/>
+            </w:rPr>
+            <m:t>s</m:t>
+          </m:r>
+          <m:r>
+            <m:rPr>
+              <m:sty m:val="p"/>
+            </m:rPr>
+            <w:rPr>
+              <w:rFonts w:ascii="Cambria Math" w:hAnsi="Cambria Math"/>
+            </w:rPr>
+            <m:t>=</m:t>
+          </m:r>
+          <m:r>
+            <w:rPr>
+              <w:rFonts w:ascii="Cambria Math" w:hAnsi="Cambria Math"/>
+            </w:rPr>
+            <m:t>d</m:t>
+          </m:r>
+          <m:r>
+            <m:rPr>
+              <m:sty m:val="p"/>
+            </m:rPr>
+            <w:rPr>
+              <w:rFonts w:ascii="Cambria Math" w:hAnsi="Cambria Math"/>
+            </w:rPr>
+            <m:t>ln⁡(1-</m:t>
+          </m:r>
+          <m:sSub>
+            <m:sSubPr>
+              <m:ctrlPr>
+                <w:rPr>
+                  <w:rFonts w:ascii="Cambria Math" w:hAnsi="Cambria Math"/>
+                </w:rPr>
+              </m:ctrlPr>
+            </m:sSubPr>
+            <m:e>
+              <m:bar>
+                <m:barPr>
+                  <m:pos m:val="top"/>
+                  <m:ctrlPr>
+                    <w:rPr>
+                      <w:rFonts w:ascii="Cambria Math" w:hAnsi="Cambria Math"/>
+                    </w:rPr>
+                  </m:ctrlPr>
+                </m:barPr>
+                <m:e>
+                  <m:r>
+                    <m:rPr>
+                      <m:sty m:val="p"/>
+                    </m:rPr>
+                    <w:rPr>
+                      <w:rFonts w:ascii="Cambria Math" w:hAnsi="Cambria Math"/>
+                    </w:rPr>
+                    <m:t>RH</m:t>
+                  </m:r>
+                </m:e>
+              </m:bar>
+            </m:e>
+            <m:sub>
+              <m:r>
+                <w:rPr>
+                  <w:rFonts w:ascii="Cambria Math" w:hAnsi="Cambria Math"/>
+                </w:rPr>
+                <m:t>CB</m:t>
+              </m:r>
+            </m:sub>
+          </m:sSub>
+          <m:r>
+            <m:rPr>
+              <m:sty m:val="p"/>
+            </m:rPr>
+            <w:rPr>
+              <w:rFonts w:ascii="Cambria Math" w:hAnsi="Cambria Math"/>
+            </w:rPr>
+            <m:t>)-</m:t>
+          </m:r>
+          <m:r>
+            <w:rPr>
+              <w:rFonts w:ascii="Cambria Math" w:hAnsi="Cambria Math"/>
+            </w:rPr>
+            <m:t>d</m:t>
+          </m:r>
+          <m:r>
+            <m:rPr>
+              <m:sty m:val="p"/>
+            </m:rPr>
+            <w:rPr>
+              <w:rFonts w:ascii="Cambria Math" w:hAnsi="Cambria Math"/>
+            </w:rPr>
+            <m:t>ln⁡</m:t>
+          </m:r>
+          <m:sSub>
+            <m:sSubPr>
+              <m:ctrlPr>
+                <w:rPr>
+                  <w:rFonts w:ascii="Cambria Math" w:hAnsi="Cambria Math"/>
+                </w:rPr>
+              </m:ctrlPr>
+            </m:sSubPr>
+            <m:e>
+              <m:r>
+                <w:rPr>
+                  <w:rFonts w:ascii="Cambria Math" w:hAnsi="Cambria Math"/>
+                </w:rPr>
+                <m:t>σ</m:t>
+              </m:r>
+            </m:e>
+            <m:sub>
+              <m:r>
+                <w:rPr>
+                  <w:rFonts w:ascii="Cambria Math" w:hAnsi="Cambria Math"/>
+                </w:rPr>
+                <m:t>RH</m:t>
+              </m:r>
+            </m:sub>
+          </m:sSub>
+          <m:r>
+            <m:rPr>
+              <m:sty m:val="p"/>
+            </m:rPr>
+            <w:rPr>
+              <w:rFonts w:ascii="Cambria Math" w:hAnsi="Cambria Math"/>
+            </w:rPr>
+            <m:t>=-0.05-(-0.025)=-0.025.</m:t>
+          </m:r>
+        </m:oMath>
+      </m:oMathPara>
     </w:p>
+    <w:p>
+      <w:pPr>
+        <w:pStyle w:val="BodyText"/>
+        <w:rPr>
+          <w:rFonts w:ascii="Aptos" w:hAnsi="Aptos"/>
+        </w:rPr>
+      </w:pPr>
+      <w:r>
+        <w:rPr>
+          <w:rFonts w:ascii="Aptos" w:hAnsi="Aptos"/>
+        </w:rPr>
+        <w:t xml:space="preserve">The cloud-base cloud fraction is </w:t>
+      </w:r>
+      <w:r>
+        <w:rPr>
+          <w:rFonts w:ascii="Aptos" w:hAnsi="Aptos"/>
+        </w:rPr>
+        <w:t>0.0</w:t>
+      </w:r>
+      <w:r>
+        <w:rPr>
+          <w:rFonts w:ascii="Aptos" w:hAnsi="Aptos"/>
+        </w:rPr>
+        <w:t xml:space="preserve">54 </w:t>
+      </w:r>
+      <m:oMath>
+        <m:r>
+          <m:rPr>
+            <m:sty m:val="p"/>
+          </m:rPr>
+          <w:rPr>
+            <w:rFonts w:ascii="Cambria Math" w:hAnsi="Cambria Math"/>
+          </w:rPr>
+          <m:t>±</m:t>
+        </m:r>
+      </m:oMath>
+      <w:r>
+        <w:rPr>
+          <w:rFonts w:ascii="Aptos" w:eastAsiaTheme="minorEastAsia" w:hAnsi="Aptos"/>
+        </w:rPr>
+        <w:t>0.0</w:t>
+      </w:r>
+      <w:r>
+        <w:rPr>
+          <w:rFonts w:ascii="Aptos" w:hAnsi="Aptos"/>
+        </w:rPr>
+        <w:t xml:space="preserve">31 % </w:t>
+      </w:r>
+      <w:r>
+        <w:rPr>
+          <w:rFonts w:ascii="Aptos" w:hAnsi="Aptos"/>
+        </w:rPr>
+        <w:t xml:space="preserve">in EUREC4A </w:t>
+      </w:r>
+      <w:r>
+        <w:rPr>
+          <w:rFonts w:ascii="Aptos" w:hAnsi="Aptos"/>
+        </w:rPr>
+        <w:t>(from BASTALIAS, Bony et al., 2022; Vogel et al., 2022). This is near</w:t>
+      </w:r>
+      <w:r>
+        <w:rPr>
+          <w:rFonts w:ascii="Aptos" w:hAnsi="Aptos"/>
+        </w:rPr>
+        <w:br/>
+      </w:r>
+      <m:oMathPara>
+        <m:oMath>
+          <m:sSub>
+            <m:sSubPr>
+              <m:ctrlPr>
+                <w:rPr>
+                  <w:rFonts w:ascii="Cambria Math" w:hAnsi="Cambria Math"/>
+                </w:rPr>
+              </m:ctrlPr>
+            </m:sSubPr>
+            <m:e>
+              <m:r>
+                <w:rPr>
+                  <w:rFonts w:ascii="Cambria Math" w:hAnsi="Cambria Math"/>
+                </w:rPr>
+                <m:t>C</m:t>
+              </m:r>
+            </m:e>
+            <m:sub>
+              <m:r>
+                <w:rPr>
+                  <w:rFonts w:ascii="Cambria Math" w:hAnsi="Cambria Math"/>
+                </w:rPr>
+                <m:t>CB</m:t>
+              </m:r>
+            </m:sub>
+          </m:sSub>
+          <m:r>
+            <m:rPr>
+              <m:sty m:val="p"/>
+            </m:rPr>
+            <w:rPr>
+              <w:rFonts w:ascii="Cambria Math" w:hAnsi="Cambria Math"/>
+            </w:rPr>
+            <m:t>=</m:t>
+          </m:r>
+          <m:d>
+            <m:dPr>
+              <m:ctrlPr>
+                <w:rPr>
+                  <w:rFonts w:ascii="Cambria Math" w:hAnsi="Cambria Math"/>
+                </w:rPr>
+              </m:ctrlPr>
+            </m:dPr>
+            <m:e>
+              <m:r>
+                <m:rPr>
+                  <m:sty m:val="p"/>
+                </m:rPr>
+                <w:rPr>
+                  <w:rFonts w:ascii="Cambria Math" w:hAnsi="Cambria Math"/>
+                </w:rPr>
+                <m:t>1</m:t>
+              </m:r>
+              <m:r>
+                <m:rPr>
+                  <m:sty m:val="p"/>
+                </m:rPr>
+                <w:rPr>
+                  <w:rFonts w:ascii="Cambria Math" w:hAnsi="Cambria Math"/>
+                </w:rPr>
+                <m:t>-erf</m:t>
+              </m:r>
+              <m:d>
+                <m:dPr>
+                  <m:ctrlPr>
+                    <w:rPr>
+                      <w:rFonts w:ascii="Cambria Math" w:hAnsi="Cambria Math"/>
+                    </w:rPr>
+                  </m:ctrlPr>
+                </m:dPr>
+                <m:e>
+                  <m:sSub>
+                    <m:sSubPr>
+                      <m:ctrlPr>
+                        <w:rPr>
+                          <w:rFonts w:ascii="Cambria Math" w:hAnsi="Cambria Math"/>
+                        </w:rPr>
+                      </m:ctrlPr>
+                    </m:sSubPr>
+                    <m:e>
+                      <m:r>
+                        <w:rPr>
+                          <w:rFonts w:ascii="Cambria Math" w:hAnsi="Cambria Math"/>
+                        </w:rPr>
+                        <m:t>s</m:t>
+                      </m:r>
+                    </m:e>
+                    <m:sub>
+                      <m:r>
+                        <m:rPr>
+                          <m:sty m:val="p"/>
+                        </m:rPr>
+                        <w:rPr>
+                          <w:rFonts w:ascii="Cambria Math" w:hAnsi="Cambria Math"/>
+                        </w:rPr>
+                        <m:t>0</m:t>
+                      </m:r>
+                    </m:sub>
+                  </m:sSub>
+                </m:e>
+              </m:d>
+            </m:e>
+          </m:d>
+          <m:r>
+            <m:rPr>
+              <m:sty m:val="p"/>
+            </m:rPr>
+            <w:rPr>
+              <w:rFonts w:ascii="Cambria Math" w:hAnsi="Cambria Math"/>
+            </w:rPr>
+            <m:t>/</m:t>
+          </m:r>
+          <m:r>
+            <m:rPr>
+              <m:sty m:val="p"/>
+            </m:rPr>
+            <w:rPr>
+              <w:rFonts w:ascii="Cambria Math" w:hAnsi="Cambria Math"/>
+            </w:rPr>
+            <m:t>2</m:t>
+          </m:r>
+          <m:r>
+            <m:rPr>
+              <m:sty m:val="p"/>
+            </m:rPr>
+            <w:rPr>
+              <w:rFonts w:ascii="Cambria Math" w:hAnsi="Cambria Math"/>
+            </w:rPr>
+            <m:t>=</m:t>
+          </m:r>
+          <m:r>
+            <m:rPr>
+              <m:sty m:val="p"/>
+            </m:rPr>
+            <w:rPr>
+              <w:rFonts w:ascii="Cambria Math" w:hAnsi="Cambria Math"/>
+            </w:rPr>
+            <m:t>0.055</m:t>
+          </m:r>
+          <m:r>
+            <m:rPr>
+              <m:sty m:val="p"/>
+            </m:rPr>
+            <w:rPr>
+              <w:rFonts w:ascii="Cambria Math" w:hAnsi="Cambria Math"/>
+            </w:rPr>
+            <m:t>,</m:t>
+          </m:r>
+          <m:r>
+            <w:rPr>
+              <w:rFonts w:ascii="Aptos" w:hAnsi="Aptos"/>
+            </w:rPr>
+            <w:br/>
+          </m:r>
+        </m:oMath>
+      </m:oMathPara>
+      <w:r>
+        <w:rPr>
+          <w:rFonts w:ascii="Aptos" w:hAnsi="Aptos"/>
+        </w:rPr>
+        <w:t xml:space="preserve">which is obtained for </w:t>
+      </w:r>
+      <m:oMath>
+        <m:sSub>
+          <m:sSubPr>
+            <m:ctrlPr>
+              <w:rPr>
+                <w:rFonts w:ascii="Cambria Math" w:hAnsi="Cambria Math"/>
+              </w:rPr>
+            </m:ctrlPr>
+          </m:sSubPr>
+          <m:e>
+            <m:r>
+              <w:rPr>
+                <w:rFonts w:ascii="Cambria Math" w:hAnsi="Cambria Math"/>
+              </w:rPr>
+              <m:t>s</m:t>
+            </m:r>
+          </m:e>
+          <m:sub>
+            <m:r>
+              <m:rPr>
+                <m:sty m:val="p"/>
+              </m:rPr>
+              <w:rPr>
+                <w:rFonts w:ascii="Cambria Math" w:hAnsi="Cambria Math"/>
+              </w:rPr>
+              <m:t>0</m:t>
+            </m:r>
+          </m:sub>
+        </m:sSub>
+        <m:r>
+          <m:rPr>
+            <m:sty m:val="p"/>
+          </m:rPr>
+          <w:rPr>
+            <w:rFonts w:ascii="Cambria Math" w:hAnsi="Cambria Math"/>
+          </w:rPr>
+          <m:t>=</m:t>
+        </m:r>
+        <m:r>
+          <m:rPr>
+            <m:sty m:val="p"/>
+          </m:rPr>
+          <w:rPr>
+            <w:rFonts w:ascii="Cambria Math" w:hAnsi="Cambria Math"/>
+          </w:rPr>
+          <m:t>1.13</m:t>
+        </m:r>
+      </m:oMath>
+      <w:r>
+        <w:rPr>
+          <w:rFonts w:ascii="Aptos" w:hAnsi="Aptos"/>
+        </w:rPr>
+        <w:t xml:space="preserve">. Scaling </w:t>
+      </w:r>
+      <m:oMath>
+        <m:sSub>
+          <m:sSubPr>
+            <m:ctrlPr>
+              <w:rPr>
+                <w:rFonts w:ascii="Cambria Math" w:hAnsi="Cambria Math"/>
+                <w:i/>
+                <w:iCs/>
+              </w:rPr>
+            </m:ctrlPr>
+          </m:sSubPr>
+          <m:e>
+            <m:r>
+              <w:rPr>
+                <w:rFonts w:ascii="Cambria Math" w:hAnsi="Cambria Math"/>
+              </w:rPr>
+              <m:t>s</m:t>
+            </m:r>
+          </m:e>
+          <m:sub>
+            <m:r>
+              <w:rPr>
+                <w:rFonts w:ascii="Cambria Math" w:hAnsi="Cambria Math"/>
+              </w:rPr>
+              <m:t>0</m:t>
+            </m:r>
+          </m:sub>
+        </m:sSub>
+      </m:oMath>
+      <w:r>
+        <w:rPr>
+          <w:rFonts w:ascii="Aptos" w:hAnsi="Aptos"/>
+        </w:rPr>
+        <w:t xml:space="preserve"> by 0.975 K</w:t>
+      </w:r>
+      <w:r>
+        <w:rPr>
+          <w:rFonts w:ascii="Aptos" w:hAnsi="Aptos"/>
+          <w:vertAlign w:val="superscript"/>
+        </w:rPr>
+        <w:t>–1</w:t>
+      </w:r>
+      <w:r>
+        <w:rPr>
+          <w:rFonts w:ascii="Aptos" w:hAnsi="Aptos"/>
+        </w:rPr>
+        <w:t xml:space="preserve"> gives cloud-base cloud fraction</w:t>
+      </w:r>
+      <w:r>
+        <w:rPr>
+          <w:rFonts w:ascii="Aptos" w:hAnsi="Aptos"/>
+        </w:rPr>
+        <w:br/>
+      </w:r>
+      <m:oMathPara>
+        <m:oMath>
+          <m:sSub>
+            <m:sSubPr>
+              <m:ctrlPr>
+                <w:rPr>
+                  <w:rFonts w:ascii="Cambria Math" w:hAnsi="Cambria Math"/>
+                </w:rPr>
+              </m:ctrlPr>
+            </m:sSubPr>
+            <m:e>
+              <m:r>
+                <w:rPr>
+                  <w:rFonts w:ascii="Cambria Math" w:hAnsi="Cambria Math"/>
+                </w:rPr>
+                <m:t>C</m:t>
+              </m:r>
+            </m:e>
+            <m:sub>
+              <m:r>
+                <w:rPr>
+                  <w:rFonts w:ascii="Cambria Math" w:hAnsi="Cambria Math"/>
+                </w:rPr>
+                <m:t>CB</m:t>
+              </m:r>
+            </m:sub>
+          </m:sSub>
+          <m:d>
+            <m:dPr>
+              <m:ctrlPr>
+                <w:rPr>
+                  <w:rFonts w:ascii="Cambria Math" w:hAnsi="Cambria Math"/>
+                </w:rPr>
+              </m:ctrlPr>
+            </m:dPr>
+            <m:e>
+              <m:r>
+                <m:rPr>
+                  <m:sty m:val="p"/>
+                </m:rPr>
+                <w:rPr>
+                  <w:rFonts w:ascii="Cambria Math" w:hAnsi="Cambria Math"/>
+                </w:rPr>
+                <m:t>0.975</m:t>
+              </m:r>
+              <m:sSub>
+                <m:sSubPr>
+                  <m:ctrlPr>
+                    <w:rPr>
+                      <w:rFonts w:ascii="Cambria Math" w:hAnsi="Cambria Math"/>
+                    </w:rPr>
+                  </m:ctrlPr>
+                </m:sSubPr>
+                <m:e>
+                  <m:r>
+                    <w:rPr>
+                      <w:rFonts w:ascii="Cambria Math" w:hAnsi="Cambria Math"/>
+                    </w:rPr>
+                    <m:t>s</m:t>
+                  </m:r>
+                </m:e>
+                <m:sub>
+                  <m:r>
+                    <m:rPr>
+                      <m:sty m:val="p"/>
+                    </m:rPr>
+                    <w:rPr>
+                      <w:rFonts w:ascii="Cambria Math" w:hAnsi="Cambria Math"/>
+                    </w:rPr>
+                    <m:t>0</m:t>
+                  </m:r>
+                </m:sub>
+              </m:sSub>
+            </m:e>
+          </m:d>
+          <m:r>
+            <m:rPr>
+              <m:sty m:val="p"/>
+            </m:rPr>
+            <w:rPr>
+              <w:rFonts w:ascii="Cambria Math" w:hAnsi="Cambria Math"/>
+            </w:rPr>
+            <m:t>=</m:t>
+          </m:r>
+          <m:r>
+            <m:rPr>
+              <m:sty m:val="p"/>
+            </m:rPr>
+            <w:rPr>
+              <w:rFonts w:ascii="Cambria Math" w:hAnsi="Cambria Math"/>
+            </w:rPr>
+            <m:t>0.06</m:t>
+          </m:r>
+          <m:r>
+            <m:rPr>
+              <m:sty m:val="p"/>
+            </m:rPr>
+            <w:rPr>
+              <w:rFonts w:ascii="Cambria Math" w:hAnsi="Cambria Math"/>
+            </w:rPr>
+            <m:t>,</m:t>
+          </m:r>
+          <m:r>
+            <w:rPr>
+              <w:rFonts w:ascii="Aptos" w:hAnsi="Aptos"/>
+            </w:rPr>
+            <w:br/>
+          </m:r>
+        </m:oMath>
+      </m:oMathPara>
+      <w:r>
+        <w:rPr>
+          <w:rFonts w:ascii="Aptos" w:hAnsi="Aptos"/>
+        </w:rPr>
+        <w:t>a +9 % K</w:t>
+      </w:r>
+      <w:r>
+        <w:rPr>
+          <w:rFonts w:ascii="Aptos" w:hAnsi="Aptos"/>
+          <w:vertAlign w:val="superscript"/>
+        </w:rPr>
+        <w:t>–1</w:t>
+      </w:r>
+      <w:r>
+        <w:rPr>
+          <w:rFonts w:ascii="Aptos" w:hAnsi="Aptos"/>
+        </w:rPr>
+        <w:t xml:space="preserve"> increase in cloud-base clouds. This 0.005 K</w:t>
+      </w:r>
+      <w:r>
+        <w:rPr>
+          <w:rFonts w:ascii="Aptos" w:hAnsi="Aptos"/>
+          <w:vertAlign w:val="superscript"/>
+        </w:rPr>
+        <w:t>–1</w:t>
+      </w:r>
+      <w:r>
+        <w:rPr>
+          <w:rFonts w:ascii="Aptos" w:hAnsi="Aptos"/>
+        </w:rPr>
+        <w:t xml:space="preserve"> increase of the cloud-base clouds closely offsets the –0.005 K</w:t>
+      </w:r>
+      <w:r>
+        <w:rPr>
+          <w:rFonts w:ascii="Aptos" w:hAnsi="Aptos"/>
+          <w:vertAlign w:val="superscript"/>
+        </w:rPr>
+        <w:t>–1</w:t>
+      </w:r>
+      <w:r>
+        <w:rPr>
+          <w:rFonts w:ascii="Aptos" w:hAnsi="Aptos"/>
+        </w:rPr>
+        <w:t xml:space="preserve"> decrease of the shallow cumulus clouds.</w:t>
+      </w:r>
+    </w:p>
+    <w:bookmarkEnd w:id="3"/>
+    <w:bookmarkEnd w:id="4"/>
     <w:p>
       <w:pPr>
         <w:pStyle w:val="BodyText"/>
@@ -6754,7 +10716,7 @@
       <w:pPr>
         <w:pStyle w:val="FirstParagraph"/>
         <w:rPr>
-          <w:rFonts w:ascii="Aptos" w:hAnsi="Aptos"/>
+          <w:rFonts w:ascii="Aptos Narrow" w:eastAsiaTheme="minorEastAsia" w:hAnsi="Aptos Narrow" w:cs="Times New Roman"/>
         </w:rPr>
       </w:pPr>
       <w:r>
@@ -6779,82 +10741,6 @@
           <w:rFonts w:ascii="Aptos" w:hAnsi="Aptos"/>
         </w:rPr>
         <w:t xml:space="preserve"> with cloud optical thickness between 1.3-9.4.</w:t>
-      </w:r>
-    </w:p>
-    <w:p>
-      <w:pPr>
-        <w:pStyle w:val="FirstParagraph"/>
-      </w:pPr>
-      <w:r>
-        <w:rPr>
-          <w:noProof/>
-        </w:rPr>
-        <w:drawing>
-          <wp:inline distT="0" distB="0" distL="0" distR="0" wp14:anchorId="0BD71B56" wp14:editId="3C7066E6">
-            <wp:extent cx="3817495" cy="2863121"/>
-            <wp:effectExtent l="0" t="0" r="5715" b="0"/>
-            <wp:docPr id="202002970" name="Picture 3"/>
-            <wp:cNvGraphicFramePr>
-              <a:graphicFrameLocks xmlns:a="http://schemas.openxmlformats.org/drawingml/2006/main" noChangeAspect="1"/>
-            </wp:cNvGraphicFramePr>
-            <a:graphic xmlns:a="http://schemas.openxmlformats.org/drawingml/2006/main">
-              <a:graphicData uri="http://schemas.openxmlformats.org/drawingml/2006/picture">
-                <pic:pic xmlns:pic="http://schemas.openxmlformats.org/drawingml/2006/picture">
-                  <pic:nvPicPr>
-                    <pic:cNvPr id="202002970" name="Picture 202002970"/>
-                    <pic:cNvPicPr/>
-                  </pic:nvPicPr>
-                  <pic:blipFill>
-                    <a:blip r:embed="rId8" cstate="print">
-                      <a:extLst>
-                        <a:ext uri="{28A0092B-C50C-407E-A947-70E740481C1C}">
-                          <a14:useLocalDpi xmlns:a14="http://schemas.microsoft.com/office/drawing/2010/main" val="0"/>
-                        </a:ext>
-                      </a:extLst>
-                    </a:blip>
-                    <a:stretch>
-                      <a:fillRect/>
-                    </a:stretch>
-                  </pic:blipFill>
-                  <pic:spPr>
-                    <a:xfrm>
-                      <a:off x="0" y="0"/>
-                      <a:ext cx="3837176" cy="2877882"/>
-                    </a:xfrm>
-                    <a:prstGeom prst="rect">
-                      <a:avLst/>
-                    </a:prstGeom>
-                  </pic:spPr>
-                </pic:pic>
-              </a:graphicData>
-            </a:graphic>
-          </wp:inline>
-        </w:drawing>
-      </w:r>
-    </w:p>
-    <w:p>
-      <w:r>
-        <w:t>Figure MODISISCCP. ISCCP-H joint histogram of 1-km</w:t>
-      </w:r>
-      <w:r>
-        <w:t xml:space="preserve"> </w:t>
-      </w:r>
-      <w:r>
-        <w:t>pixel cloud fraction in 7 optical thickness and cloud top pressure bins in the North Atlantic shallow cumulus region (</w:t>
-      </w:r>
-      <w:r>
-        <w:t>15-35 °N, 80-20 °W) in Jan-Feb of 2019-2021.</w:t>
-      </w:r>
-      <w:r>
-        <w:t xml:space="preserve"> ISCCP stratocumulus clouds are low clouds (p&gt;680 </w:t>
-      </w:r>
-      <w:proofErr w:type="spellStart"/>
-      <w:r>
-        <w:t>hPa</w:t>
-      </w:r>
-      <w:proofErr w:type="spellEnd"/>
-      <w:r>
-        <w:t>) with optical thickness of 1.3-23.</w:t>
       </w:r>
     </w:p>
     <w:p>
@@ -8138,7 +12024,7 @@
                     <pic:cNvPicPr/>
                   </pic:nvPicPr>
                   <pic:blipFill>
-                    <a:blip r:embed="rId9"/>
+                    <a:blip r:embed="rId8"/>
                     <a:stretch>
                       <a:fillRect/>
                     </a:stretch>
@@ -9270,7 +13156,7 @@
         </w:rPr>
         <w:t xml:space="preserve"> (&lt;0) is the moist adiabatic condensation rate of water vapor (in a parcel) per unit height,</w:t>
       </w:r>
-      <w:bookmarkStart w:id="3" w:name="_Hlk198736622"/>
+      <w:bookmarkStart w:id="5" w:name="_Hlk198736622"/>
       <w:r>
         <w:rPr>
           <w:rFonts w:ascii="Aptos" w:hAnsi="Aptos" w:cs="Times New Roman"/>
@@ -9506,7 +13392,7 @@
           <m:t>.</m:t>
         </m:r>
       </m:oMath>
-      <w:bookmarkEnd w:id="3"/>
+      <w:bookmarkEnd w:id="5"/>
       <w:r>
         <w:rPr>
           <w:rFonts w:ascii="Aptos" w:eastAsiaTheme="minorEastAsia" w:hAnsi="Aptos" w:cs="Times New Roman"/>
@@ -10723,7 +14609,7 @@
                     <pic:cNvPicPr/>
                   </pic:nvPicPr>
                   <pic:blipFill>
-                    <a:blip r:embed="rId10"/>
+                    <a:blip r:embed="rId9"/>
                     <a:stretch>
                       <a:fillRect/>
                     </a:stretch>
@@ -12717,7 +16603,7 @@
                     <pic:cNvPicPr/>
                   </pic:nvPicPr>
                   <pic:blipFill>
-                    <a:blip r:embed="rId11"/>
+                    <a:blip r:embed="rId10"/>
                     <a:stretch>
                       <a:fillRect/>
                     </a:stretch>
@@ -12946,7 +16832,7 @@
                     <pic:cNvPicPr/>
                   </pic:nvPicPr>
                   <pic:blipFill>
-                    <a:blip r:embed="rId12"/>
+                    <a:blip r:embed="rId11"/>
                     <a:stretch>
                       <a:fillRect/>
                     </a:stretch>
@@ -13157,7 +17043,7 @@
                     <pic:cNvPicPr/>
                   </pic:nvPicPr>
                   <pic:blipFill>
-                    <a:blip r:embed="rId13"/>
+                    <a:blip r:embed="rId12"/>
                     <a:stretch>
                       <a:fillRect/>
                     </a:stretch>
@@ -14458,6 +18344,309 @@
     </w:p>
     <w:p>
       <w:pPr>
+        <w:pStyle w:val="FirstParagraph"/>
+        <w:rPr>
+          <w:rFonts w:ascii="Aptos" w:hAnsi="Aptos"/>
+        </w:rPr>
+      </w:pPr>
+    </w:p>
+    <w:p>
+      <w:pPr>
+        <w:pStyle w:val="FirstParagraph"/>
+      </w:pPr>
+      <w:r>
+        <w:rPr>
+          <w:noProof/>
+        </w:rPr>
+        <w:drawing>
+          <wp:inline distT="0" distB="0" distL="0" distR="0" wp14:anchorId="3ED8C7DC" wp14:editId="1D7818FB">
+            <wp:extent cx="4587924" cy="3443432"/>
+            <wp:effectExtent l="0" t="0" r="0" b="0"/>
+            <wp:docPr id="375149060" name="Picture 5"/>
+            <wp:cNvGraphicFramePr>
+              <a:graphicFrameLocks xmlns:a="http://schemas.openxmlformats.org/drawingml/2006/main" noChangeAspect="1"/>
+            </wp:cNvGraphicFramePr>
+            <a:graphic xmlns:a="http://schemas.openxmlformats.org/drawingml/2006/main">
+              <a:graphicData uri="http://schemas.openxmlformats.org/drawingml/2006/picture">
+                <pic:pic xmlns:pic="http://schemas.openxmlformats.org/drawingml/2006/picture">
+                  <pic:nvPicPr>
+                    <pic:cNvPr id="375149060" name="Picture 375149060"/>
+                    <pic:cNvPicPr/>
+                  </pic:nvPicPr>
+                  <pic:blipFill>
+                    <a:blip r:embed="rId13"/>
+                    <a:stretch>
+                      <a:fillRect/>
+                    </a:stretch>
+                  </pic:blipFill>
+                  <pic:spPr>
+                    <a:xfrm>
+                      <a:off x="0" y="0"/>
+                      <a:ext cx="4608813" cy="3459110"/>
+                    </a:xfrm>
+                    <a:prstGeom prst="rect">
+                      <a:avLst/>
+                    </a:prstGeom>
+                  </pic:spPr>
+                </pic:pic>
+              </a:graphicData>
+            </a:graphic>
+          </wp:inline>
+        </w:drawing>
+      </w:r>
+    </w:p>
+    <w:p>
+      <w:pPr>
+        <w:rPr>
+          <w:rFonts w:ascii="Aptos Narrow" w:eastAsiaTheme="minorEastAsia" w:hAnsi="Aptos Narrow" w:cs="Times New Roman"/>
+          <w:kern w:val="0"/>
+          <w14:ligatures w14:val="none"/>
+        </w:rPr>
+      </w:pPr>
+      <w:r>
+        <w:rPr>
+          <w:rFonts w:ascii="Aptos Narrow" w:eastAsiaTheme="minorEastAsia" w:hAnsi="Aptos Narrow" w:cs="Times New Roman"/>
+          <w:kern w:val="0"/>
+          <w14:ligatures w14:val="none"/>
+        </w:rPr>
+        <w:t>Figure MODISISCCP. ISCCP-H joint histogram of 1-km pixel cloud fraction in 7 optical thickness and cloud top pressure bins in the North Atlantic shallow cumulus region (12.5-16 °N, 60-49 °W) in Jan-Feb of 2019-2021.</w:t>
+      </w:r>
+    </w:p>
+    <w:p>
+      <w:r>
+        <w:rPr>
+          <w:noProof/>
+        </w:rPr>
+        <w:drawing>
+          <wp:inline distT="0" distB="0" distL="0" distR="0" wp14:anchorId="23630D15" wp14:editId="29F9A570">
+            <wp:extent cx="4572000" cy="5486400"/>
+            <wp:effectExtent l="0" t="0" r="0" b="0"/>
+            <wp:docPr id="2118579599" name="Picture 4"/>
+            <wp:cNvGraphicFramePr>
+              <a:graphicFrameLocks xmlns:a="http://schemas.openxmlformats.org/drawingml/2006/main" noChangeAspect="1"/>
+            </wp:cNvGraphicFramePr>
+            <a:graphic xmlns:a="http://schemas.openxmlformats.org/drawingml/2006/main">
+              <a:graphicData uri="http://schemas.openxmlformats.org/drawingml/2006/picture">
+                <pic:pic xmlns:pic="http://schemas.openxmlformats.org/drawingml/2006/picture">
+                  <pic:nvPicPr>
+                    <pic:cNvPr id="2118579599" name="Picture 2118579599"/>
+                    <pic:cNvPicPr/>
+                  </pic:nvPicPr>
+                  <pic:blipFill>
+                    <a:blip r:embed="rId14"/>
+                    <a:stretch>
+                      <a:fillRect/>
+                    </a:stretch>
+                  </pic:blipFill>
+                  <pic:spPr>
+                    <a:xfrm>
+                      <a:off x="0" y="0"/>
+                      <a:ext cx="4572000" cy="5486400"/>
+                    </a:xfrm>
+                    <a:prstGeom prst="rect">
+                      <a:avLst/>
+                    </a:prstGeom>
+                  </pic:spPr>
+                </pic:pic>
+              </a:graphicData>
+            </a:graphic>
+          </wp:inline>
+        </w:drawing>
+      </w:r>
+    </w:p>
+    <w:p>
+      <w:pPr>
+        <w:rPr>
+          <w:rFonts w:ascii="Aptos Narrow" w:eastAsiaTheme="minorEastAsia" w:hAnsi="Aptos Narrow" w:cs="Times New Roman"/>
+          <w:kern w:val="0"/>
+          <w14:ligatures w14:val="none"/>
+        </w:rPr>
+      </w:pPr>
+      <w:r>
+        <w:rPr>
+          <w:rFonts w:ascii="Aptos Narrow" w:eastAsiaTheme="minorEastAsia" w:hAnsi="Aptos Narrow" w:cs="Times New Roman"/>
+          <w:kern w:val="0"/>
+          <w14:ligatures w14:val="none"/>
+        </w:rPr>
+        <w:t xml:space="preserve">Figure GOESISCCP. GOES-16 (a) cloud fraction by cloud type for 12.5-16 °N, 60-49 °W, 2020 Jan 15- February 28. (b) Shortwave cloud radiative effect (CRE) for each cloud top pressure and optical depth. The total cloud radiative effect for clouds below 680 </w:t>
+      </w:r>
+      <w:proofErr w:type="spellStart"/>
+      <w:r>
+        <w:rPr>
+          <w:rFonts w:ascii="Aptos Narrow" w:eastAsiaTheme="minorEastAsia" w:hAnsi="Aptos Narrow" w:cs="Times New Roman"/>
+          <w:kern w:val="0"/>
+          <w14:ligatures w14:val="none"/>
+        </w:rPr>
+        <w:t>hPa</w:t>
+      </w:r>
+      <w:proofErr w:type="spellEnd"/>
+      <w:r>
+        <w:rPr>
+          <w:rFonts w:ascii="Aptos Narrow" w:eastAsiaTheme="minorEastAsia" w:hAnsi="Aptos Narrow" w:cs="Times New Roman"/>
+          <w:kern w:val="0"/>
+          <w14:ligatures w14:val="none"/>
+        </w:rPr>
+        <w:t xml:space="preserve"> is 32 W m</w:t>
+      </w:r>
+      <w:r>
+        <w:rPr>
+          <w:rFonts w:ascii="Aptos Narrow" w:eastAsiaTheme="minorEastAsia" w:hAnsi="Aptos Narrow" w:cs="Times New Roman"/>
+          <w:kern w:val="0"/>
+          <w:vertAlign w:val="superscript"/>
+          <w14:ligatures w14:val="none"/>
+        </w:rPr>
+        <w:t>–2</w:t>
+      </w:r>
+      <w:r>
+        <w:rPr>
+          <w:rFonts w:ascii="Aptos Narrow" w:eastAsiaTheme="minorEastAsia" w:hAnsi="Aptos Narrow" w:cs="Times New Roman"/>
+          <w:kern w:val="0"/>
+          <w14:ligatures w14:val="none"/>
+        </w:rPr>
+        <w:t xml:space="preserve">. </w:t>
+      </w:r>
+      <w:r>
+        <w:rPr>
+          <w:rFonts w:ascii="Aptos Narrow" w:eastAsiaTheme="minorEastAsia" w:hAnsi="Aptos Narrow" w:cs="Times New Roman"/>
+          <w:kern w:val="0"/>
+          <w14:ligatures w14:val="none"/>
+        </w:rPr>
+        <w:t>Reducing</w:t>
+      </w:r>
+      <w:r>
+        <w:rPr>
+          <w:rFonts w:ascii="Aptos Narrow" w:eastAsiaTheme="minorEastAsia" w:hAnsi="Aptos Narrow" w:cs="Times New Roman"/>
+          <w:kern w:val="0"/>
+          <w14:ligatures w14:val="none"/>
+        </w:rPr>
+        <w:t xml:space="preserve"> </w:t>
+      </w:r>
+      <w:r>
+        <w:rPr>
+          <w:rFonts w:ascii="Aptos Narrow" w:eastAsiaTheme="minorEastAsia" w:hAnsi="Aptos Narrow" w:cs="Times New Roman"/>
+          <w:kern w:val="0"/>
+          <w14:ligatures w14:val="none"/>
+        </w:rPr>
+        <w:t xml:space="preserve">low </w:t>
+      </w:r>
+      <w:r>
+        <w:rPr>
+          <w:rFonts w:ascii="Aptos Narrow" w:eastAsiaTheme="minorEastAsia" w:hAnsi="Aptos Narrow" w:cs="Times New Roman"/>
+          <w:kern w:val="0"/>
+          <w14:ligatures w14:val="none"/>
+        </w:rPr>
+        <w:t xml:space="preserve">cloud fraction by </w:t>
+      </w:r>
+      <w:r>
+        <w:rPr>
+          <w:rFonts w:ascii="Aptos Narrow" w:eastAsiaTheme="minorEastAsia" w:hAnsi="Aptos Narrow" w:cs="Times New Roman"/>
+          <w:kern w:val="0"/>
+          <w14:ligatures w14:val="none"/>
+        </w:rPr>
+        <w:t>–</w:t>
+      </w:r>
+      <w:r>
+        <w:rPr>
+          <w:rFonts w:ascii="Aptos Narrow" w:eastAsiaTheme="minorEastAsia" w:hAnsi="Aptos Narrow" w:cs="Times New Roman"/>
+          <w:kern w:val="0"/>
+          <w14:ligatures w14:val="none"/>
+        </w:rPr>
+        <w:t>5 %</w:t>
+      </w:r>
+      <w:r>
+        <w:rPr>
+          <w:rFonts w:ascii="Aptos Narrow" w:eastAsiaTheme="minorEastAsia" w:hAnsi="Aptos Narrow" w:cs="Times New Roman"/>
+          <w:kern w:val="0"/>
+          <w14:ligatures w14:val="none"/>
+        </w:rPr>
+        <w:t xml:space="preserve"> K</w:t>
+      </w:r>
+      <w:r>
+        <w:rPr>
+          <w:rFonts w:ascii="Aptos Narrow" w:eastAsiaTheme="minorEastAsia" w:hAnsi="Aptos Narrow" w:cs="Times New Roman"/>
+          <w:kern w:val="0"/>
+          <w:vertAlign w:val="superscript"/>
+          <w14:ligatures w14:val="none"/>
+        </w:rPr>
+        <w:t>–1</w:t>
+      </w:r>
+      <w:r>
+        <w:rPr>
+          <w:rFonts w:ascii="Aptos Narrow" w:eastAsiaTheme="minorEastAsia" w:hAnsi="Aptos Narrow" w:cs="Times New Roman"/>
+          <w:kern w:val="0"/>
+          <w14:ligatures w14:val="none"/>
+        </w:rPr>
+        <w:t xml:space="preserve"> would have a local radiative </w:t>
+      </w:r>
+      <w:r>
+        <w:rPr>
+          <w:rFonts w:ascii="Aptos Narrow" w:eastAsiaTheme="minorEastAsia" w:hAnsi="Aptos Narrow" w:cs="Times New Roman"/>
+          <w:kern w:val="0"/>
+          <w14:ligatures w14:val="none"/>
+        </w:rPr>
+        <w:t>effect</w:t>
+      </w:r>
+      <w:r>
+        <w:rPr>
+          <w:rFonts w:ascii="Aptos Narrow" w:eastAsiaTheme="minorEastAsia" w:hAnsi="Aptos Narrow" w:cs="Times New Roman"/>
+          <w:kern w:val="0"/>
+          <w14:ligatures w14:val="none"/>
+        </w:rPr>
+        <w:t xml:space="preserve"> of </w:t>
+      </w:r>
+      <w:r>
+        <w:rPr>
+          <w:rFonts w:ascii="Aptos Narrow" w:eastAsiaTheme="minorEastAsia" w:hAnsi="Aptos Narrow" w:cs="Times New Roman"/>
+          <w:kern w:val="0"/>
+          <w14:ligatures w14:val="none"/>
+        </w:rPr>
+        <w:t>+</w:t>
+      </w:r>
+      <w:r>
+        <w:rPr>
+          <w:rFonts w:ascii="Aptos Narrow" w:eastAsiaTheme="minorEastAsia" w:hAnsi="Aptos Narrow" w:cs="Times New Roman"/>
+          <w:kern w:val="0"/>
+          <w14:ligatures w14:val="none"/>
+        </w:rPr>
+        <w:t>1.6 W m</w:t>
+      </w:r>
+      <w:r>
+        <w:rPr>
+          <w:rFonts w:ascii="Aptos Narrow" w:eastAsiaTheme="minorEastAsia" w:hAnsi="Aptos Narrow" w:cs="Times New Roman"/>
+          <w:kern w:val="0"/>
+          <w:vertAlign w:val="superscript"/>
+          <w14:ligatures w14:val="none"/>
+        </w:rPr>
+        <w:t>–2</w:t>
+      </w:r>
+      <w:r>
+        <w:rPr>
+          <w:rFonts w:ascii="Aptos Narrow" w:eastAsiaTheme="minorEastAsia" w:hAnsi="Aptos Narrow" w:cs="Times New Roman"/>
+          <w:kern w:val="0"/>
+          <w14:ligatures w14:val="none"/>
+        </w:rPr>
+        <w:t xml:space="preserve"> K</w:t>
+      </w:r>
+      <w:r>
+        <w:rPr>
+          <w:rFonts w:ascii="Aptos Narrow" w:eastAsiaTheme="minorEastAsia" w:hAnsi="Aptos Narrow" w:cs="Times New Roman"/>
+          <w:kern w:val="0"/>
+          <w:vertAlign w:val="superscript"/>
+          <w14:ligatures w14:val="none"/>
+        </w:rPr>
+        <w:t>–1</w:t>
+      </w:r>
+      <w:r>
+        <w:rPr>
+          <w:rFonts w:ascii="Aptos Narrow" w:eastAsiaTheme="minorEastAsia" w:hAnsi="Aptos Narrow" w:cs="Times New Roman"/>
+          <w:kern w:val="0"/>
+          <w14:ligatures w14:val="none"/>
+        </w:rPr>
+        <w:t>.</w:t>
+      </w:r>
+    </w:p>
+    <w:p>
+      <w:pPr>
         <w:pStyle w:val="BodyText"/>
         <w:rPr>
           <w:rFonts w:ascii="Aptos" w:eastAsiaTheme="minorEastAsia" w:hAnsi="Aptos" w:cs="Times New Roman"/>
@@ -14775,7 +18964,7 @@
                     <pic:cNvPicPr/>
                   </pic:nvPicPr>
                   <pic:blipFill>
-                    <a:blip r:embed="rId14"/>
+                    <a:blip r:embed="rId15"/>
                     <a:stretch>
                       <a:fillRect/>
                     </a:stretch>

--- a/doc/DiM_ms20260511.docx
+++ b/doc/DiM_ms20260511.docx
@@ -1,6 +1,6 @@
 
 <file path=word/document.xml><?xml version="1.0" encoding="utf-8"?>
-<w:document xmlns:wpc="http://schemas.microsoft.com/office/word/2010/wordprocessingCanvas" xmlns:cx="http://schemas.microsoft.com/office/drawing/2014/chartex" xmlns:cx1="http://schemas.microsoft.com/office/drawing/2015/9/8/chartex" xmlns:cx2="http://schemas.microsoft.com/office/drawing/2015/10/21/chartex" xmlns:cx3="http://schemas.microsoft.com/office/drawing/2016/5/9/chartex" xmlns:cx4="http://schemas.microsoft.com/office/drawing/2016/5/10/chartex" xmlns:cx5="http://schemas.microsoft.com/office/drawing/2016/5/11/chartex" xmlns:cx6="http://schemas.microsoft.com/office/drawing/2016/5/12/chartex" xmlns:cx7="http://schemas.microsoft.com/office/drawing/2016/5/13/chartex" xmlns:cx8="http://schemas.microsoft.com/office/drawing/2016/5/14/chartex" xmlns:mc="http://schemas.openxmlformats.org/markup-compatibility/2006" xmlns:aink="http://schemas.microsoft.com/office/drawing/2016/ink" xmlns:am3d="http://schemas.microsoft.com/office/drawing/2017/model3d" xmlns:o="urn:schemas-microsoft-com:office:office" xmlns:oel="http://schemas.microsoft.com/office/2019/extlst" xmlns:r="http://schemas.openxmlformats.org/officeDocument/2006/relationships" xmlns:m="http://schemas.openxmlformats.org/officeDocument/2006/math" xmlns:v="urn:schemas-microsoft-com:vml" xmlns:wp14="http://schemas.microsoft.com/office/word/2010/wordprocessingDrawing" xmlns:wp="http://schemas.openxmlformats.org/drawingml/2006/wordprocessingDrawing" xmlns:w10="urn:schemas-microsoft-com:office:word" xmlns:w="http://schemas.openxmlformats.org/wordprocessingml/2006/main" xmlns:w14="http://schemas.microsoft.com/office/word/2010/wordml" xmlns:w15="http://schemas.microsoft.com/office/word/2012/wordml" xmlns:w16cex="http://schemas.microsoft.com/office/word/2018/wordml/cex" xmlns:w16cid="http://schemas.microsoft.com/office/word/2016/wordml/cid" xmlns:w16="http://schemas.microsoft.com/office/word/2018/wordml" xmlns:w16du="http://schemas.microsoft.com/office/word/2023/wordml/word16du" xmlns:w16sdtdh="http://schemas.microsoft.com/office/word/2020/wordml/sdtdatahash" xmlns:w16sdtfl="http://schemas.microsoft.com/office/word/2024/wordml/sdtformatlock" xmlns:w16se="http://schemas.microsoft.com/office/word/2015/wordml/symex" xmlns:wpg="http://schemas.microsoft.com/office/word/2010/wordprocessingGroup" xmlns:wpi="http://schemas.microsoft.com/office/word/2010/wordprocessingInk" xmlns:wne="http://schemas.microsoft.com/office/word/2006/wordml" xmlns:wps="http://schemas.microsoft.com/office/word/2010/wordprocessingShape" mc:Ignorable="w14 w15 w16se w16cid w16 w16cex w16sdtdh w16sdtfl w16du wp14">
+<w:document xmlns:wpc="http://schemas.microsoft.com/office/word/2010/wordprocessingCanvas" xmlns:cx="http://schemas.microsoft.com/office/drawing/2014/chartex" xmlns:cx1="http://schemas.microsoft.com/office/drawing/2015/9/8/chartex" xmlns:cx2="http://schemas.microsoft.com/office/drawing/2015/10/21/chartex" xmlns:cx3="http://schemas.microsoft.com/office/drawing/2016/5/9/chartex" xmlns:cx4="http://schemas.microsoft.com/office/drawing/2016/5/10/chartex" xmlns:cx5="http://schemas.microsoft.com/office/drawing/2016/5/11/chartex" xmlns:cx6="http://schemas.microsoft.com/office/drawing/2016/5/12/chartex" xmlns:cx7="http://schemas.microsoft.com/office/drawing/2016/5/13/chartex" xmlns:cx8="http://schemas.microsoft.com/office/drawing/2016/5/14/chartex" xmlns:mc="http://schemas.openxmlformats.org/markup-compatibility/2006" xmlns:m="http://schemas.openxmlformats.org/officeDocument/2006/math" xmlns:aink="http://schemas.microsoft.com/office/drawing/2016/ink" xmlns:am3d="http://schemas.microsoft.com/office/drawing/2017/model3d" xmlns:oel="http://schemas.microsoft.com/office/2019/extlst" xmlns:r="http://schemas.openxmlformats.org/officeDocument/2006/relationships" xmlns:wp14="http://schemas.microsoft.com/office/word/2010/wordprocessingDrawing" xmlns:wp="http://schemas.openxmlformats.org/drawingml/2006/wordprocessingDrawing" xmlns:wpg="http://schemas.microsoft.com/office/word/2010/wordprocessingGroup" xmlns:wpi="http://schemas.microsoft.com/office/word/2010/wordprocessingInk" xmlns:wps="http://schemas.microsoft.com/office/word/2010/wordprocessingShape" xmlns:o="urn:schemas-microsoft-com:office:office" xmlns:v="urn:schemas-microsoft-com:vml" xmlns:w10="urn:schemas-microsoft-com:office:word" xmlns:w="http://schemas.openxmlformats.org/wordprocessingml/2006/main" xmlns:w14="http://schemas.microsoft.com/office/word/2010/wordml" xmlns:w15="http://schemas.microsoft.com/office/word/2012/wordml" xmlns:w16cex="http://schemas.microsoft.com/office/word/2018/wordml/cex" xmlns:w16cid="http://schemas.microsoft.com/office/word/2016/wordml/cid" xmlns:w16="http://schemas.microsoft.com/office/word/2018/wordml" xmlns:w16sdtdh="http://schemas.microsoft.com/office/word/2020/wordml/sdtdatahash" xmlns:w16sdtfl="http://schemas.microsoft.com/office/word/2024/wordml/sdtformatlock" xmlns:w16se="http://schemas.microsoft.com/office/word/2015/wordml/symex" xmlns:w16du="http://schemas.microsoft.com/office/word/2023/wordml/word16du" xmlns:wne="http://schemas.microsoft.com/office/word/2006/wordml" mc:Ignorable="w14 w15 w16se w16cid w16 w16cex w16sdtdh w16sdtfl w16du wp14">
   <w:body>
     <w:p>
       <w:pPr>
@@ -44,21 +44,7 @@
         <w:rPr>
           <w:rFonts w:ascii="Aptos" w:hAnsi="Aptos"/>
         </w:rPr>
-        <w:t xml:space="preserve">Shallow cumulus clouds affect Earth’s planetary albedo and cloud </w:t>
-      </w:r>
-      <w:proofErr w:type="gramStart"/>
-      <w:r>
-        <w:rPr>
-          <w:rFonts w:ascii="Aptos" w:hAnsi="Aptos"/>
-        </w:rPr>
-        <w:t>feedback, and</w:t>
-      </w:r>
-      <w:proofErr w:type="gramEnd"/>
-      <w:r>
-        <w:rPr>
-          <w:rFonts w:ascii="Aptos" w:hAnsi="Aptos"/>
-        </w:rPr>
-        <w:t xml:space="preserve"> explain climate model sensitivity to atmospheric CO</w:t>
+        <w:t>Shallow cumulus clouds affect Earth’s planetary albedo and cloud feedback, and explain climate model sensitivity to atmospheric CO</w:t>
       </w:r>
       <m:oMath>
         <m:sSub>
@@ -231,7 +217,6 @@
         </w:rPr>
         <w:t xml:space="preserve"> </w:t>
       </w:r>
-      <w:proofErr w:type="gramStart"/>
       <w:r>
         <w:rPr>
           <w:rFonts w:ascii="Aptos" w:hAnsi="Aptos"/>
@@ -242,9 +227,32 @@
         <w:rPr>
           <w:rFonts w:ascii="Aptos" w:hAnsi="Aptos"/>
         </w:rPr>
-        <w:t>, and</w:t>
-      </w:r>
-      <w:proofErr w:type="gramEnd"/>
+        <w:t xml:space="preserve">, and </w:t>
+      </w:r>
+      <w:r>
+        <w:rPr>
+          <w:rFonts w:ascii="Aptos" w:hAnsi="Aptos"/>
+        </w:rPr>
+        <w:t>show t</w:t>
+      </w:r>
+      <w:r>
+        <w:rPr>
+          <w:rFonts w:ascii="Aptos" w:hAnsi="Aptos"/>
+        </w:rPr>
+        <w:t>hat m</w:t>
+      </w:r>
+      <w:r>
+        <w:rPr>
+          <w:rFonts w:ascii="Aptos" w:hAnsi="Aptos"/>
+        </w:rPr>
+        <w:t xml:space="preserve">odels </w:t>
+      </w:r>
+      <w:r>
+        <w:rPr>
+          <w:rFonts w:ascii="Aptos" w:hAnsi="Aptos"/>
+        </w:rPr>
+        <w:t>reproducing</w:t>
+      </w:r>
       <w:r>
         <w:rPr>
           <w:rFonts w:ascii="Aptos" w:hAnsi="Aptos"/>
@@ -255,25 +263,61 @@
         <w:rPr>
           <w:rFonts w:ascii="Aptos" w:hAnsi="Aptos"/>
         </w:rPr>
-        <w:t>show t</w:t>
-      </w:r>
-      <w:r>
-        <w:rPr>
-          <w:rFonts w:ascii="Aptos" w:hAnsi="Aptos"/>
-        </w:rPr>
-        <w:t>hat m</w:t>
-      </w:r>
-      <w:r>
-        <w:rPr>
-          <w:rFonts w:ascii="Aptos" w:hAnsi="Aptos"/>
-        </w:rPr>
-        <w:t xml:space="preserve">odels </w:t>
-      </w:r>
-      <w:r>
-        <w:rPr>
-          <w:rFonts w:ascii="Aptos" w:hAnsi="Aptos"/>
-        </w:rPr>
-        <w:t>reproducing</w:t>
+        <w:t xml:space="preserve">this mesoscale </w:t>
+      </w:r>
+      <w:r>
+        <w:rPr>
+          <w:rFonts w:ascii="Aptos" w:hAnsi="Aptos"/>
+        </w:rPr>
+        <w:t xml:space="preserve">correlation have weaker </w:t>
+      </w:r>
+      <w:r>
+        <w:rPr>
+          <w:rFonts w:ascii="Aptos" w:hAnsi="Aptos"/>
+        </w:rPr>
+        <w:t xml:space="preserve">climate sensitivity. </w:t>
+      </w:r>
+      <w:r>
+        <w:rPr>
+          <w:rFonts w:ascii="Aptos" w:hAnsi="Aptos"/>
+        </w:rPr>
+        <w:t>Here</w:t>
+      </w:r>
+      <w:r>
+        <w:rPr>
+          <w:rFonts w:ascii="Aptos" w:hAnsi="Aptos"/>
+        </w:rPr>
+        <w:t xml:space="preserve"> we predict a decrease of shallow cumulus cloud fraction using a heuristic </w:t>
+      </w:r>
+      <w:r>
+        <w:rPr>
+          <w:rFonts w:ascii="Aptos" w:hAnsi="Aptos"/>
+        </w:rPr>
+        <w:t xml:space="preserve">model </w:t>
+      </w:r>
+      <w:r>
+        <w:rPr>
+          <w:rFonts w:ascii="Aptos" w:hAnsi="Aptos"/>
+        </w:rPr>
+        <w:t>of</w:t>
+      </w:r>
+      <w:r>
+        <w:rPr>
+          <w:rFonts w:ascii="Aptos" w:hAnsi="Aptos"/>
+        </w:rPr>
+        <w:t xml:space="preserve"> clouds </w:t>
+      </w:r>
+      <w:r>
+        <w:rPr>
+          <w:rFonts w:ascii="Aptos" w:hAnsi="Aptos"/>
+        </w:rPr>
+        <w:t>whose</w:t>
+      </w:r>
+      <w:r>
+        <w:rPr>
+          <w:rFonts w:ascii="Aptos" w:hAnsi="Aptos"/>
+        </w:rPr>
+        <w:t xml:space="preserve"> moisture flux balances</w:t>
       </w:r>
       <w:r>
         <w:rPr>
@@ -285,72 +329,6 @@
         <w:rPr>
           <w:rFonts w:ascii="Aptos" w:hAnsi="Aptos"/>
         </w:rPr>
-        <w:t xml:space="preserve">this mesoscale </w:t>
-      </w:r>
-      <w:r>
-        <w:rPr>
-          <w:rFonts w:ascii="Aptos" w:hAnsi="Aptos"/>
-        </w:rPr>
-        <w:t xml:space="preserve">correlation have weaker </w:t>
-      </w:r>
-      <w:r>
-        <w:rPr>
-          <w:rFonts w:ascii="Aptos" w:hAnsi="Aptos"/>
-        </w:rPr>
-        <w:t xml:space="preserve">climate sensitivity. </w:t>
-      </w:r>
-      <w:r>
-        <w:rPr>
-          <w:rFonts w:ascii="Aptos" w:hAnsi="Aptos"/>
-        </w:rPr>
-        <w:t>Here</w:t>
-      </w:r>
-      <w:r>
-        <w:rPr>
-          <w:rFonts w:ascii="Aptos" w:hAnsi="Aptos"/>
-        </w:rPr>
-        <w:t xml:space="preserve"> we predict a decrease of shallow cumulus cloud fraction using a heuristic </w:t>
-      </w:r>
-      <w:r>
-        <w:rPr>
-          <w:rFonts w:ascii="Aptos" w:hAnsi="Aptos"/>
-        </w:rPr>
-        <w:t xml:space="preserve">model </w:t>
-      </w:r>
-      <w:r>
-        <w:rPr>
-          <w:rFonts w:ascii="Aptos" w:hAnsi="Aptos"/>
-        </w:rPr>
-        <w:t>of</w:t>
-      </w:r>
-      <w:r>
-        <w:rPr>
-          <w:rFonts w:ascii="Aptos" w:hAnsi="Aptos"/>
-        </w:rPr>
-        <w:t xml:space="preserve"> clouds </w:t>
-      </w:r>
-      <w:r>
-        <w:rPr>
-          <w:rFonts w:ascii="Aptos" w:hAnsi="Aptos"/>
-        </w:rPr>
-        <w:t>whose</w:t>
-      </w:r>
-      <w:r>
-        <w:rPr>
-          <w:rFonts w:ascii="Aptos" w:hAnsi="Aptos"/>
-        </w:rPr>
-        <w:t xml:space="preserve"> moisture flux balances</w:t>
-      </w:r>
-      <w:r>
-        <w:rPr>
-          <w:rFonts w:ascii="Aptos" w:hAnsi="Aptos"/>
-        </w:rPr>
-        <w:t xml:space="preserve"> </w:t>
-      </w:r>
-      <w:r>
-        <w:rPr>
-          <w:rFonts w:ascii="Aptos" w:hAnsi="Aptos"/>
-        </w:rPr>
         <w:t>the</w:t>
       </w:r>
       <w:r>
@@ -429,21 +407,7 @@
         <w:rPr>
           <w:rFonts w:ascii="Aptos" w:hAnsi="Aptos"/>
         </w:rPr>
-        <w:t xml:space="preserve"> the </w:t>
-      </w:r>
-      <w:proofErr w:type="gramStart"/>
-      <w:r>
-        <w:rPr>
-          <w:rFonts w:ascii="Aptos" w:hAnsi="Aptos"/>
-        </w:rPr>
-        <w:t>large scale</w:t>
-      </w:r>
-      <w:proofErr w:type="gramEnd"/>
-      <w:r>
-        <w:rPr>
-          <w:rFonts w:ascii="Aptos" w:hAnsi="Aptos"/>
-        </w:rPr>
-        <w:t xml:space="preserve"> circulation</w:t>
+        <w:t xml:space="preserve"> the large scale circulation</w:t>
       </w:r>
       <w:r>
         <w:rPr>
@@ -757,31 +721,7 @@
           <w:szCs w:val="24"/>
           <w14:ligatures w14:val="none"/>
         </w:rPr>
-        <w:t xml:space="preserve">s balances drying by the </w:t>
-      </w:r>
-      <w:proofErr w:type="gramStart"/>
-      <w:r>
-        <w:rPr>
-          <w:rFonts w:ascii="Aptos" w:eastAsiaTheme="minorHAnsi" w:hAnsi="Aptos" w:cstheme="minorBidi"/>
-          <w:color w:val="auto"/>
-          <w:kern w:val="0"/>
-          <w:sz w:val="24"/>
-          <w:szCs w:val="24"/>
-          <w14:ligatures w14:val="none"/>
-        </w:rPr>
-        <w:t>large scale</w:t>
-      </w:r>
-      <w:proofErr w:type="gramEnd"/>
-      <w:r>
-        <w:rPr>
-          <w:rFonts w:ascii="Aptos" w:eastAsiaTheme="minorHAnsi" w:hAnsi="Aptos" w:cstheme="minorBidi"/>
-          <w:color w:val="auto"/>
-          <w:kern w:val="0"/>
-          <w:sz w:val="24"/>
-          <w:szCs w:val="24"/>
-          <w14:ligatures w14:val="none"/>
-        </w:rPr>
-        <w:t xml:space="preserve"> circulation.</w:t>
+        <w:t>s balances drying by the large scale circulation.</w:t>
       </w:r>
       <w:r>
         <w:rPr>
@@ -1086,15 +1026,7 @@
         <w:t xml:space="preserve">y </w:t>
       </w:r>
       <w:r>
-        <w:t xml:space="preserve">low cloud </w:t>
-      </w:r>
-      <w:proofErr w:type="gramStart"/>
-      <w:r>
-        <w:t>feedbacks</w:t>
-      </w:r>
-      <w:proofErr w:type="gramEnd"/>
-      <w:r>
-        <w:t xml:space="preserve"> and widen the spread of climate projections. </w:t>
+        <w:t xml:space="preserve">low cloud feedbacks and widen the spread of climate projections. </w:t>
       </w:r>
       <w:r>
         <w:rPr>
@@ -1106,14 +1038,7 @@
         <w:rPr>
           <w:rFonts w:ascii="Aptos" w:hAnsi="Aptos"/>
         </w:rPr>
-        <w:t xml:space="preserve">ositive </w:t>
-      </w:r>
-      <w:proofErr w:type="gramStart"/>
-      <w:r>
-        <w:rPr>
-          <w:rFonts w:ascii="Aptos" w:hAnsi="Aptos"/>
-        </w:rPr>
-        <w:t>feedback</w:t>
+        <w:t>ositive feedback</w:t>
       </w:r>
       <w:r>
         <w:rPr>
@@ -1121,7 +1046,6 @@
         </w:rPr>
         <w:t>s</w:t>
       </w:r>
-      <w:proofErr w:type="gramEnd"/>
       <w:r>
         <w:rPr>
           <w:rFonts w:ascii="Aptos" w:hAnsi="Aptos"/>
@@ -1168,21 +1092,7 @@
         <w:rPr>
           <w:rFonts w:ascii="Aptos" w:hAnsi="Aptos"/>
         </w:rPr>
-        <w:t xml:space="preserve">s dominates </w:t>
-      </w:r>
-      <w:proofErr w:type="gramStart"/>
-      <w:r>
-        <w:rPr>
-          <w:rFonts w:ascii="Aptos" w:hAnsi="Aptos"/>
-        </w:rPr>
-        <w:t>feedbacks</w:t>
-      </w:r>
-      <w:proofErr w:type="gramEnd"/>
-      <w:r>
-        <w:rPr>
-          <w:rFonts w:ascii="Aptos" w:hAnsi="Aptos"/>
-        </w:rPr>
-        <w:t xml:space="preserve"> from changes in </w:t>
+        <w:t xml:space="preserve">s dominates feedbacks from changes in </w:t>
       </w:r>
       <w:r>
         <w:rPr>
@@ -1377,21 +1287,13 @@
         <w:t xml:space="preserve"> in 4 of 5 models</w:t>
       </w:r>
       <w:r>
-        <w:t xml:space="preserve">, </w:t>
-      </w:r>
-      <w:proofErr w:type="gramStart"/>
-      <w:r>
-        <w:t>a</w:t>
+        <w:t>, a</w:t>
       </w:r>
       <w:r>
         <w:t xml:space="preserve"> </w:t>
       </w:r>
       <w:r>
-        <w:t>negative feedback (Huang et al. 2026)</w:t>
-      </w:r>
-      <w:proofErr w:type="gramEnd"/>
-      <w:r>
-        <w:t>.</w:t>
+        <w:t>negative feedback (Huang et al. 2026).</w:t>
       </w:r>
     </w:p>
     <w:p>
@@ -1558,21 +1460,7 @@
         <w:rPr>
           <w:rFonts w:ascii="Aptos" w:hAnsi="Aptos"/>
         </w:rPr>
-        <w:t xml:space="preserve">can be used to understand mean climates of the shallow cumulus regime. In a steady climate, the moisture budget over the shallow cumulus regime is balanced. A change in the drying by the </w:t>
-      </w:r>
-      <w:proofErr w:type="gramStart"/>
-      <w:r>
-        <w:rPr>
-          <w:rFonts w:ascii="Aptos" w:hAnsi="Aptos"/>
-        </w:rPr>
-        <w:t>large scale</w:t>
-      </w:r>
-      <w:proofErr w:type="gramEnd"/>
-      <w:r>
-        <w:rPr>
-          <w:rFonts w:ascii="Aptos" w:hAnsi="Aptos"/>
-        </w:rPr>
-        <w:t xml:space="preserve"> circulation is thus compensated by the opposite moistening by the divergence of the shallow cumulus cloud eddy flux.</w:t>
+        <w:t>can be used to understand mean climates of the shallow cumulus regime. In a steady climate, the moisture budget over the shallow cumulus regime is balanced. A change in the drying by the large scale circulation is thus compensated by the opposite moistening by the divergence of the shallow cumulus cloud eddy flux.</w:t>
       </w:r>
     </w:p>
     <w:p>
@@ -1584,13 +1472,8 @@
       </w:r>
     </w:p>
     <w:p>
-      <w:proofErr w:type="gramStart"/>
-      <w:r>
-        <w:t>The Dynamical Inhibition of Moisture (DIM) cloud equilibrium hypothesis,</w:t>
-      </w:r>
-      <w:proofErr w:type="gramEnd"/>
-      <w:r>
-        <w:t xml:space="preserve"> predicts the direct effect of large-scale circulation on shallow cumulus clouds. For a climatological mean with a balanced moisture budge</w:t>
+      <w:r>
+        <w:t>The Dynamical Inhibition of Moisture (DIM) cloud equilibrium hypothesis, predicts the direct effect of large-scale circulation on shallow cumulus clouds. For a climatological mean with a balanced moisture budge</w:t>
       </w:r>
       <w:r>
         <w:t>t</w:t>
@@ -1606,15 +1489,7 @@
         <w:t xml:space="preserve"> </w:t>
       </w:r>
       <w:r>
-        <w:t xml:space="preserve">the planetary albedo, with </w:t>
-      </w:r>
-      <w:proofErr w:type="gramStart"/>
-      <w:r>
-        <w:t>a weak positive feedback</w:t>
-      </w:r>
-      <w:proofErr w:type="gramEnd"/>
-      <w:r>
-        <w:t xml:space="preserve"> that scales with the shallow cumulus cloud fraction.</w:t>
+        <w:t>the planetary albedo, with a weak positive feedback that scales with the shallow cumulus cloud fraction.</w:t>
       </w:r>
     </w:p>
     <w:p>
@@ -1802,16 +1677,7 @@
         <w:t xml:space="preserve">. </w:t>
       </w:r>
       <w:r>
-        <w:t>B</w:t>
-      </w:r>
-      <w:r>
-        <w:t>ased on energetics</w:t>
-      </w:r>
-      <w:r>
-        <w:t>,</w:t>
-      </w:r>
-      <w:r>
-        <w:t xml:space="preserve"> </w:t>
+        <w:t xml:space="preserve">Based on energetics, </w:t>
       </w:r>
       <w:r>
         <w:t>Held and Soden (2006</w:t>
@@ -2129,13 +1995,7 @@
           <w:rPr>
             <w:rFonts w:ascii="Cambria Math" w:eastAsiaTheme="minorEastAsia" w:hAnsi="Cambria Math"/>
           </w:rPr>
-          <m:t>-P</m:t>
-        </m:r>
-        <m:r>
-          <w:rPr>
-            <w:rFonts w:ascii="Cambria Math" w:eastAsiaTheme="minorEastAsia" w:hAnsi="Cambria Math"/>
-          </w:rPr>
-          <m:t>]-W∂</m:t>
+          <m:t>-P]-W∂</m:t>
         </m:r>
         <m:sSub>
           <m:sSubPr>
@@ -2340,13 +2200,7 @@
         <w:rPr>
           <w:rFonts w:eastAsiaTheme="minorEastAsia"/>
         </w:rPr>
-        <w:t xml:space="preserve"> (&gt;0) is the precipitation</w:t>
-      </w:r>
-      <w:r>
-        <w:rPr>
-          <w:rFonts w:eastAsiaTheme="minorEastAsia"/>
-        </w:rPr>
-        <w:t>.</w:t>
+        <w:t xml:space="preserve"> (&gt;0) is the precipitation.</w:t>
       </w:r>
       <w:r>
         <w:rPr>
@@ -2396,14 +2250,12 @@
         </w:rPr>
         <w:t xml:space="preserve">each </w:t>
       </w:r>
-      <w:proofErr w:type="gramStart"/>
       <w:r>
         <w:rPr>
           <w:rFonts w:eastAsiaTheme="minorEastAsia"/>
         </w:rPr>
         <w:t>terms</w:t>
       </w:r>
-      <w:proofErr w:type="gramEnd"/>
       <w:r>
         <w:rPr>
           <w:rFonts w:eastAsiaTheme="minorEastAsia"/>
@@ -2430,7 +2282,6 @@
         </w:rPr>
         <w:t xml:space="preserve">We will show precipitation also scales with the mass flux and the humidity. </w:t>
       </w:r>
-      <w:proofErr w:type="gramStart"/>
       <w:r>
         <w:rPr>
           <w:rFonts w:eastAsiaTheme="minorEastAsia"/>
@@ -2438,7 +2289,6 @@
         </w:rPr>
         <w:t>[</w:t>
       </w:r>
-      <w:proofErr w:type="gramEnd"/>
       <w:r>
         <w:rPr>
           <w:rFonts w:eastAsiaTheme="minorEastAsia"/>
@@ -2497,36 +2347,20 @@
           <w:rFonts w:eastAsiaTheme="minorEastAsia"/>
           <w:color w:val="4EA72E" w:themeColor="accent6"/>
         </w:rPr>
-        <w:t xml:space="preserve"> in Fig. </w:t>
-      </w:r>
-      <w:proofErr w:type="spellStart"/>
+        <w:t xml:space="preserve"> in Fig. CFMWa.</w:t>
+      </w:r>
       <w:r>
         <w:rPr>
           <w:rFonts w:eastAsiaTheme="minorEastAsia"/>
           <w:color w:val="4EA72E" w:themeColor="accent6"/>
         </w:rPr>
-        <w:t>CFMWa</w:t>
-      </w:r>
-      <w:proofErr w:type="spellEnd"/>
+        <w:t>]</w:t>
+      </w:r>
       <w:r>
         <w:rPr>
           <w:rFonts w:eastAsiaTheme="minorEastAsia"/>
           <w:color w:val="4EA72E" w:themeColor="accent6"/>
         </w:rPr>
-        <w:t>.</w:t>
-      </w:r>
-      <w:r>
-        <w:rPr>
-          <w:rFonts w:eastAsiaTheme="minorEastAsia"/>
-          <w:color w:val="4EA72E" w:themeColor="accent6"/>
-        </w:rPr>
-        <w:t>]</w:t>
-      </w:r>
-      <w:r>
-        <w:rPr>
-          <w:rFonts w:eastAsiaTheme="minorEastAsia"/>
-          <w:color w:val="4EA72E" w:themeColor="accent6"/>
-        </w:rPr>
         <w:t xml:space="preserve"> </w:t>
       </w:r>
       <w:r>
@@ -2557,21 +2391,7 @@
         <w:rPr>
           <w:rFonts w:eastAsiaTheme="minorEastAsia"/>
         </w:rPr>
-        <w:t xml:space="preserve">the effect of </w:t>
-      </w:r>
-      <w:proofErr w:type="gramStart"/>
-      <w:r>
-        <w:rPr>
-          <w:rFonts w:eastAsiaTheme="minorEastAsia"/>
-        </w:rPr>
-        <w:t>large scale</w:t>
-      </w:r>
-      <w:proofErr w:type="gramEnd"/>
-      <w:r>
-        <w:rPr>
-          <w:rFonts w:eastAsiaTheme="minorEastAsia"/>
-        </w:rPr>
-        <w:t xml:space="preserve"> circulation </w:t>
+        <w:t xml:space="preserve">the effect of large scale circulation </w:t>
       </w:r>
       <m:oMath>
         <m:r>
@@ -3500,21 +3320,7 @@
         <w:rPr>
           <w:rFonts w:eastAsiaTheme="minorEastAsia"/>
         </w:rPr>
-        <w:t xml:space="preserve">The DIM hypothesis predicts the change in area of low clouds responsible for the moisture </w:t>
-      </w:r>
-      <w:proofErr w:type="gramStart"/>
-      <w:r>
-        <w:rPr>
-          <w:rFonts w:eastAsiaTheme="minorEastAsia"/>
-        </w:rPr>
-        <w:t>flux, but</w:t>
-      </w:r>
-      <w:proofErr w:type="gramEnd"/>
-      <w:r>
-        <w:rPr>
-          <w:rFonts w:eastAsiaTheme="minorEastAsia"/>
-        </w:rPr>
-        <w:t xml:space="preserve"> does not account for secondary desiccation of the optically thick stratocumulus clouds at cloud base in most climate models. </w:t>
+        <w:t xml:space="preserve">The DIM hypothesis predicts the change in area of low clouds responsible for the moisture flux, but does not account for secondary desiccation of the optically thick stratocumulus clouds at cloud base in most climate models. </w:t>
       </w:r>
       <w:r>
         <w:rPr>
@@ -3953,14 +3759,7 @@
         <w:rPr>
           <w:rFonts w:eastAsiaTheme="minorEastAsia"/>
         </w:rPr>
-        <w:t xml:space="preserve"> many global </w:t>
-      </w:r>
-      <w:proofErr w:type="gramStart"/>
-      <w:r>
-        <w:rPr>
-          <w:rFonts w:eastAsiaTheme="minorEastAsia"/>
-        </w:rPr>
-        <w:t>constraints</w:t>
+        <w:t xml:space="preserve"> many global constraints</w:t>
       </w:r>
       <w:r>
         <w:rPr>
@@ -3972,14 +3771,7 @@
         <w:rPr>
           <w:rFonts w:eastAsiaTheme="minorEastAsia"/>
         </w:rPr>
-        <w:t>but</w:t>
-      </w:r>
-      <w:proofErr w:type="gramEnd"/>
-      <w:r>
-        <w:rPr>
-          <w:rFonts w:eastAsiaTheme="minorEastAsia"/>
-        </w:rPr>
-        <w:t xml:space="preserve"> </w:t>
+        <w:t xml:space="preserve">but </w:t>
       </w:r>
       <w:r>
         <w:rPr>
@@ -4459,31 +4251,22 @@
           <w:rFonts w:eastAsiaTheme="minorEastAsia"/>
           <w:iCs/>
         </w:rPr>
-        <w:t xml:space="preserve"> cloud fraction observed in </w:t>
-      </w:r>
-      <w:proofErr w:type="gramStart"/>
+        <w:t xml:space="preserve"> cloud fraction observed in EUREC4A</w:t>
+      </w:r>
       <w:r>
         <w:rPr>
           <w:rFonts w:eastAsiaTheme="minorEastAsia"/>
           <w:iCs/>
         </w:rPr>
-        <w:t>EUREC4A</w:t>
+        <w:t>,</w:t>
       </w:r>
       <w:r>
         <w:rPr>
           <w:rFonts w:eastAsiaTheme="minorEastAsia"/>
           <w:iCs/>
         </w:rPr>
-        <w:t>,</w:t>
-      </w:r>
-      <w:r>
-        <w:rPr>
-          <w:rFonts w:eastAsiaTheme="minorEastAsia"/>
-          <w:iCs/>
-        </w:rPr>
         <w:t xml:space="preserve"> and</w:t>
       </w:r>
-      <w:proofErr w:type="gramEnd"/>
       <w:r>
         <w:rPr>
           <w:rFonts w:eastAsiaTheme="minorEastAsia"/>
@@ -4664,23 +4447,7 @@
           <w:rFonts w:eastAsiaTheme="minorEastAsia"/>
           <w:iCs/>
         </w:rPr>
-        <w:t xml:space="preserve"> cloud top height distribution to change to match the </w:t>
-      </w:r>
-      <w:proofErr w:type="gramStart"/>
-      <w:r>
-        <w:rPr>
-          <w:rFonts w:eastAsiaTheme="minorEastAsia"/>
-          <w:iCs/>
-        </w:rPr>
-        <w:t>large scale</w:t>
-      </w:r>
-      <w:proofErr w:type="gramEnd"/>
-      <w:r>
-        <w:rPr>
-          <w:rFonts w:eastAsiaTheme="minorEastAsia"/>
-          <w:iCs/>
-        </w:rPr>
-        <w:t xml:space="preserve"> drying term in a changed climate.</w:t>
+        <w:t xml:space="preserve"> cloud top height distribution to change to match the large scale drying term in a changed climate.</w:t>
       </w:r>
       <w:r>
         <w:rPr>
@@ -4908,21 +4675,7 @@
         <w:rPr>
           <w:rFonts w:ascii="Aptos" w:hAnsi="Aptos"/>
         </w:rPr>
-        <w:t xml:space="preserve">, leaving a proportionality between the </w:t>
-      </w:r>
-      <w:proofErr w:type="gramStart"/>
-      <w:r>
-        <w:rPr>
-          <w:rFonts w:ascii="Aptos" w:hAnsi="Aptos"/>
-        </w:rPr>
-        <w:t>large scale</w:t>
-      </w:r>
-      <w:proofErr w:type="gramEnd"/>
-      <w:r>
-        <w:rPr>
-          <w:rFonts w:ascii="Aptos" w:hAnsi="Aptos"/>
-        </w:rPr>
-        <w:t xml:space="preserve"> </w:t>
+        <w:t xml:space="preserve">, leaving a proportionality between the large scale </w:t>
       </w:r>
       <w:r>
         <w:rPr>
@@ -5237,21 +4990,10 @@
         <w:t>T</w:t>
       </w:r>
       <w:r>
-        <w:t xml:space="preserve">he </w:t>
-      </w:r>
-      <w:r>
-        <w:t>distribution</w:t>
-      </w:r>
-      <w:r>
-        <w:t xml:space="preserve"> of entrainment rates </w:t>
-      </w:r>
-      <w:proofErr w:type="gramStart"/>
-      <w:r>
-        <w:t>are</w:t>
-      </w:r>
-      <w:proofErr w:type="gramEnd"/>
-      <w:r>
-        <w:t xml:space="preserve"> set </w:t>
+        <w:t xml:space="preserve">he distribution of entrainment rates </w:t>
+      </w:r>
+      <w:r>
+        <w:t xml:space="preserve">are set </w:t>
       </w:r>
       <w:r>
         <w:t>to match the cloud top</w:t>
@@ -5293,21 +5035,7 @@
         <w:rPr>
           <w:rFonts w:ascii="Aptos" w:hAnsi="Aptos"/>
         </w:rPr>
-        <w:t xml:space="preserve">balances the condensation heating. Total water </w:t>
-      </w:r>
-      <w:proofErr w:type="gramStart"/>
-      <w:r>
-        <w:rPr>
-          <w:rFonts w:ascii="Aptos" w:hAnsi="Aptos"/>
-        </w:rPr>
-        <w:t>in excess of</w:t>
-      </w:r>
-      <w:proofErr w:type="gramEnd"/>
-      <w:r>
-        <w:rPr>
-          <w:rFonts w:ascii="Aptos" w:hAnsi="Aptos"/>
-        </w:rPr>
-        <w:t xml:space="preserve"> the saturation specific humidity condenses as cloud liquid.</w:t>
+        <w:t>balances the condensation heating. Total water in excess of the saturation specific humidity condenses as cloud liquid.</w:t>
       </w:r>
       <w:bookmarkEnd w:id="0"/>
       <w:bookmarkEnd w:id="2"/>
@@ -5599,24 +5327,7 @@
         </w:rPr>
       </w:pPr>
       <w:r>
-        <w:t>We use th</w:t>
-      </w:r>
-      <w:r>
-        <w:t>e</w:t>
-      </w:r>
-      <w:r>
-        <w:t xml:space="preserve"> proportionality between cloud mass flux and reflectance to scale the response of shallow cumulus clouds to changes in the </w:t>
-      </w:r>
-      <w:proofErr w:type="gramStart"/>
-      <w:r>
-        <w:t>large scale</w:t>
-      </w:r>
-      <w:proofErr w:type="gramEnd"/>
-      <w:r>
-        <w:t xml:space="preserve"> circulation.</w:t>
-      </w:r>
-      <w:r>
-        <w:t xml:space="preserve"> </w:t>
+        <w:t xml:space="preserve">We use the proportionality between cloud mass flux and reflectance to scale the response of shallow cumulus clouds to changes in the large scale circulation. </w:t>
       </w:r>
       <w:r>
         <w:rPr>
@@ -5714,21 +5425,7 @@
         <w:rPr>
           <w:rFonts w:ascii="Aptos" w:hAnsi="Aptos"/>
         </w:rPr>
-        <w:t xml:space="preserve">and precipitation </w:t>
-      </w:r>
-      <w:proofErr w:type="gramStart"/>
-      <w:r>
-        <w:rPr>
-          <w:rFonts w:ascii="Aptos" w:hAnsi="Aptos"/>
-        </w:rPr>
-        <w:t>increases</w:t>
-      </w:r>
-      <w:proofErr w:type="gramEnd"/>
-      <w:r>
-        <w:rPr>
-          <w:rFonts w:ascii="Aptos" w:hAnsi="Aptos"/>
-        </w:rPr>
-        <w:t xml:space="preserve"> </w:t>
+        <w:t xml:space="preserve">and precipitation increases </w:t>
       </w:r>
       <w:r>
         <w:rPr>
@@ -6260,21 +5957,7 @@
         <w:rPr>
           <w:rFonts w:ascii="Aptos Narrow" w:eastAsiaTheme="minorEastAsia" w:hAnsi="Aptos Narrow" w:cs="Times New Roman"/>
         </w:rPr>
-        <w:t xml:space="preserve"> </w:t>
-      </w:r>
-      <w:proofErr w:type="spellStart"/>
-      <w:r>
-        <w:rPr>
-          <w:rFonts w:ascii="Aptos Narrow" w:eastAsiaTheme="minorEastAsia" w:hAnsi="Aptos Narrow" w:cs="Times New Roman"/>
-        </w:rPr>
-        <w:t>hPa</w:t>
-      </w:r>
-      <w:proofErr w:type="spellEnd"/>
-      <w:r>
-        <w:rPr>
-          <w:rFonts w:ascii="Aptos Narrow" w:eastAsiaTheme="minorEastAsia" w:hAnsi="Aptos Narrow" w:cs="Times New Roman"/>
-        </w:rPr>
-        <w:t xml:space="preserve"> day</w:t>
+        <w:t xml:space="preserve"> hPa day</w:t>
       </w:r>
       <w:r>
         <w:rPr>
@@ -6311,16 +5994,8 @@
         <w:rPr>
           <w:rFonts w:ascii="Aptos Narrow" w:eastAsiaTheme="minorEastAsia" w:hAnsi="Aptos Narrow" w:cs="Times New Roman"/>
         </w:rPr>
-        <w:t xml:space="preserve"> </w:t>
-      </w:r>
-      <w:proofErr w:type="spellStart"/>
-      <w:r>
-        <w:rPr>
-          <w:rFonts w:ascii="Aptos Narrow" w:eastAsiaTheme="minorEastAsia" w:hAnsi="Aptos Narrow" w:cs="Times New Roman"/>
-        </w:rPr>
-        <w:t>hPa</w:t>
-      </w:r>
-      <w:proofErr w:type="spellEnd"/>
+        <w:t xml:space="preserve"> hPa</w:t>
+      </w:r>
       <w:r>
         <w:rPr>
           <w:rFonts w:ascii="Aptos Narrow" w:eastAsiaTheme="minorEastAsia" w:hAnsi="Aptos Narrow" w:cs="Times New Roman"/>
@@ -6399,47 +6074,7 @@
           <w:sz w:val="20"/>
           <w:szCs w:val="20"/>
         </w:rPr>
-        <w:t>/Users/</w:t>
-      </w:r>
-      <w:proofErr w:type="spellStart"/>
-      <w:r>
-        <w:rPr>
-          <w:rFonts w:ascii="Menlo" w:hAnsi="Menlo" w:cs="Menlo"/>
-          <w:color w:val="3B2322"/>
-          <w:sz w:val="20"/>
-          <w:szCs w:val="20"/>
-        </w:rPr>
-        <w:t>deszoeks</w:t>
-      </w:r>
-      <w:proofErr w:type="spellEnd"/>
-      <w:r>
-        <w:rPr>
-          <w:rFonts w:ascii="Menlo" w:hAnsi="Menlo" w:cs="Menlo"/>
-          <w:color w:val="3B2322"/>
-          <w:sz w:val="20"/>
-          <w:szCs w:val="20"/>
-        </w:rPr>
-        <w:t>/Projects/ATOMIC/cmip6/</w:t>
-      </w:r>
-      <w:proofErr w:type="spellStart"/>
-      <w:r>
-        <w:rPr>
-          <w:rFonts w:ascii="Menlo" w:hAnsi="Menlo" w:cs="Menlo"/>
-          <w:color w:val="3B2322"/>
-          <w:sz w:val="20"/>
-          <w:szCs w:val="20"/>
-        </w:rPr>
-        <w:t>src</w:t>
-      </w:r>
-      <w:proofErr w:type="spellEnd"/>
-      <w:r>
-        <w:rPr>
-          <w:rFonts w:ascii="Menlo" w:hAnsi="Menlo" w:cs="Menlo"/>
-          <w:color w:val="3B2322"/>
-          <w:sz w:val="20"/>
-          <w:szCs w:val="20"/>
-        </w:rPr>
-        <w:t>/axes_5.pdf</w:t>
+        <w:t>/Users/deszoeks/Projects/ATOMIC/cmip6/src/axes_5.pdf</w:t>
       </w:r>
     </w:p>
     <w:p>
@@ -6462,27 +6097,7 @@
         <w:rPr>
           <w:rFonts w:ascii="Aptos" w:hAnsi="Aptos"/>
         </w:rPr>
-        <w:t xml:space="preserve">While shallow cumulus </w:t>
-      </w:r>
-      <w:proofErr w:type="gramStart"/>
-      <w:r>
-        <w:rPr>
-          <w:rFonts w:ascii="Aptos" w:hAnsi="Aptos"/>
-        </w:rPr>
-        <w:t>decrease</w:t>
-      </w:r>
-      <w:proofErr w:type="gramEnd"/>
-      <w:r>
-        <w:rPr>
-          <w:rFonts w:ascii="Aptos" w:hAnsi="Aptos"/>
-        </w:rPr>
-        <w:t xml:space="preserve"> with reduced large-scale overturning, local scaling of the moist turbulent subcloud boundary layer </w:t>
-      </w:r>
-      <w:r>
-        <w:rPr>
-          <w:rFonts w:ascii="Aptos" w:hAnsi="Aptos"/>
-        </w:rPr>
-        <w:t>sugges</w:t>
+        <w:t>While shallow cumulus decrease with reduced large-scale overturning, local scaling of the moist turbulent subcloud boundary layer sugges</w:t>
       </w:r>
       <w:r>
         <w:rPr>
@@ -6666,21 +6281,7 @@
         <w:rPr>
           <w:rFonts w:ascii="Aptos" w:hAnsi="Aptos"/>
         </w:rPr>
-        <w:t>(</w:t>
-      </w:r>
-      <w:proofErr w:type="spellStart"/>
-      <w:r>
-        <w:rPr>
-          <w:rFonts w:ascii="Aptos" w:hAnsi="Aptos"/>
-        </w:rPr>
-        <w:t>Sommeria</w:t>
-      </w:r>
-      <w:proofErr w:type="spellEnd"/>
-      <w:r>
-        <w:rPr>
-          <w:rFonts w:ascii="Aptos" w:hAnsi="Aptos"/>
-        </w:rPr>
-        <w:t xml:space="preserve"> and Deardorff, 1977; Mellor 1977). For a normal distribution of relative humidity, the cloud fraction is</w:t>
+        <w:t>(Sommeria and Deardorff, 1977; Mellor 1977). For a normal distribution of relative humidity, the cloud fraction is</w:t>
       </w:r>
       <w:r>
         <w:rPr>
@@ -6740,16 +6341,7 @@
                 <w:rPr>
                   <w:rFonts w:ascii="Cambria Math" w:hAnsi="Cambria Math"/>
                 </w:rPr>
-                <m:t>1</m:t>
-              </m:r>
-              <m:r>
-                <m:rPr>
-                  <m:sty m:val="p"/>
-                </m:rPr>
-                <w:rPr>
-                  <w:rFonts w:ascii="Cambria Math" w:hAnsi="Cambria Math"/>
-                </w:rPr>
-                <m:t>-erf</m:t>
+                <m:t>1-erf</m:t>
               </m:r>
               <m:d>
                 <m:dPr>
@@ -6777,18 +6369,12 @@
             <w:rPr>
               <w:rFonts w:ascii="Cambria Math" w:hAnsi="Cambria Math"/>
             </w:rPr>
-            <m:t>/</m:t>
+            <m:t>/2</m:t>
           </m:r>
           <m:r>
             <m:rPr>
               <m:sty m:val="p"/>
             </m:rPr>
-            <w:rPr>
-              <w:rFonts w:ascii="Cambria Math" w:hAnsi="Cambria Math"/>
-            </w:rPr>
-            <m:t>2</m:t>
-          </m:r>
-          <m:r>
             <w:rPr>
               <w:rFonts w:ascii="Aptos" w:hAnsi="Aptos"/>
             </w:rPr>
@@ -6949,16 +6535,7 @@
             <w:rPr>
               <w:rFonts w:ascii="Cambria Math" w:hAnsi="Cambria Math"/>
             </w:rPr>
-            <m:t>0</m:t>
-          </m:r>
-          <m:r>
-            <m:rPr>
-              <m:sty m:val="p"/>
-            </m:rPr>
-            <w:rPr>
-              <w:rFonts w:ascii="Cambria Math" w:hAnsi="Cambria Math"/>
-            </w:rPr>
-            <m:t>=-</m:t>
+            <m:t>0=-</m:t>
           </m:r>
           <m:bar>
             <m:barPr>
@@ -7099,6 +6676,9 @@
             <m:t>.</m:t>
           </m:r>
           <m:r>
+            <m:rPr>
+              <m:sty m:val="p"/>
+            </m:rPr>
             <w:rPr>
               <w:rFonts w:ascii="Aptos" w:hAnsi="Aptos"/>
             </w:rPr>
@@ -7529,6 +7109,9 @@
             <m:t>,</m:t>
           </m:r>
           <m:r>
+            <m:rPr>
+              <m:sty m:val="p"/>
+            </m:rPr>
             <w:rPr>
               <w:rFonts w:ascii="Aptos" w:hAnsi="Aptos"/>
             </w:rPr>
@@ -7630,25 +7213,7 @@
               <w:rPr>
                 <w:rFonts w:ascii="Cambria Math" w:hAnsi="Cambria Math"/>
               </w:rPr>
-              <m:t>1</m:t>
-            </m:r>
-            <m:r>
-              <m:rPr>
-                <m:sty m:val="p"/>
-              </m:rPr>
-              <w:rPr>
-                <w:rFonts w:ascii="Cambria Math" w:hAnsi="Cambria Math"/>
-              </w:rPr>
-              <m:t>/</m:t>
-            </m:r>
-            <m:r>
-              <m:rPr>
-                <m:sty m:val="p"/>
-              </m:rPr>
-              <w:rPr>
-                <w:rFonts w:ascii="Cambria Math" w:hAnsi="Cambria Math"/>
-              </w:rPr>
-              <m:t>2</m:t>
+              <m:t>1/2</m:t>
             </m:r>
           </m:sup>
         </m:sSup>
@@ -7913,6 +7478,9 @@
             <m:t>,</m:t>
           </m:r>
           <m:r>
+            <m:rPr>
+              <m:sty m:val="p"/>
+            </m:rPr>
             <w:rPr>
               <w:rFonts w:ascii="Aptos" w:hAnsi="Aptos"/>
             </w:rPr>
@@ -8560,25 +8128,7 @@
                 <w:rPr>
                   <w:rFonts w:ascii="Cambria Math" w:hAnsi="Cambria Math"/>
                 </w:rPr>
-                <m:t>1</m:t>
-              </m:r>
-              <m:r>
-                <m:rPr>
-                  <m:sty m:val="p"/>
-                </m:rPr>
-                <w:rPr>
-                  <w:rFonts w:ascii="Cambria Math" w:hAnsi="Cambria Math"/>
-                </w:rPr>
-                <m:t>/</m:t>
-              </m:r>
-              <m:r>
-                <m:rPr>
-                  <m:sty m:val="p"/>
-                </m:rPr>
-                <w:rPr>
-                  <w:rFonts w:ascii="Cambria Math" w:hAnsi="Cambria Math"/>
-                </w:rPr>
-                <m:t>2</m:t>
+                <m:t>1/2</m:t>
               </m:r>
             </m:sup>
           </m:sSup>
@@ -8758,25 +8308,7 @@
                 <w:rPr>
                   <w:rFonts w:ascii="Cambria Math" w:hAnsi="Cambria Math"/>
                 </w:rPr>
-                <m:t>1</m:t>
-              </m:r>
-              <m:r>
-                <m:rPr>
-                  <m:sty m:val="p"/>
-                </m:rPr>
-                <w:rPr>
-                  <w:rFonts w:ascii="Cambria Math" w:hAnsi="Cambria Math"/>
-                </w:rPr>
-                <m:t>/</m:t>
-              </m:r>
-              <m:r>
-                <m:rPr>
-                  <m:sty m:val="p"/>
-                </m:rPr>
-                <w:rPr>
-                  <w:rFonts w:ascii="Cambria Math" w:hAnsi="Cambria Math"/>
-                </w:rPr>
-                <m:t>2</m:t>
+                <m:t>1/2</m:t>
               </m:r>
             </m:sup>
           </m:sSup>
@@ -8790,6 +8322,9 @@
             <m:t>,</m:t>
           </m:r>
           <m:r>
+            <m:rPr>
+              <m:sty m:val="p"/>
+            </m:rPr>
             <w:rPr>
               <w:rFonts w:ascii="Aptos" w:eastAsiaTheme="minorEastAsia" w:hAnsi="Aptos"/>
             </w:rPr>
@@ -9078,25 +8613,7 @@
                 <w:rPr>
                   <w:rFonts w:ascii="Cambria Math" w:hAnsi="Cambria Math"/>
                 </w:rPr>
-                <m:t>1</m:t>
-              </m:r>
-              <m:r>
-                <m:rPr>
-                  <m:sty m:val="p"/>
-                </m:rPr>
-                <w:rPr>
-                  <w:rFonts w:ascii="Cambria Math" w:hAnsi="Cambria Math"/>
-                </w:rPr>
-                <m:t>/</m:t>
-              </m:r>
-              <m:r>
-                <m:rPr>
-                  <m:sty m:val="p"/>
-                </m:rPr>
-                <w:rPr>
-                  <w:rFonts w:ascii="Cambria Math" w:hAnsi="Cambria Math"/>
-                </w:rPr>
-                <m:t>2</m:t>
+                <m:t>1/2</m:t>
               </m:r>
             </m:sup>
           </m:sSup>
@@ -9107,6 +8624,9 @@
             <m:t>.</m:t>
           </m:r>
           <m:r>
+            <m:rPr>
+              <m:sty m:val="p"/>
+            </m:rPr>
             <w:rPr>
               <w:rFonts w:ascii="Aptos" w:hAnsi="Aptos"/>
             </w:rPr>
@@ -9160,21 +8680,7 @@
         <w:rPr>
           <w:rFonts w:ascii="Aptos" w:hAnsi="Aptos"/>
         </w:rPr>
-        <w:t>, the subcloud mean humidity d</w:t>
-      </w:r>
-      <w:proofErr w:type="spellStart"/>
-      <w:r>
-        <w:rPr>
-          <w:rFonts w:ascii="Aptos" w:hAnsi="Aptos"/>
-        </w:rPr>
-        <w:t>ifference</w:t>
-      </w:r>
-      <w:proofErr w:type="spellEnd"/>
-      <w:r>
-        <w:rPr>
-          <w:rFonts w:ascii="Aptos" w:hAnsi="Aptos"/>
-        </w:rPr>
-        <w:t>, and the saturation specific humidity.</w:t>
+        <w:t>, the subcloud mean humidity difference, and the saturation specific humidity.</w:t>
       </w:r>
     </w:p>
     <w:p>
@@ -9388,16 +8894,7 @@
           <w:rPr>
             <w:rFonts w:ascii="Cambria Math" w:hAnsi="Cambria Math"/>
           </w:rPr>
-          <m:t>1</m:t>
-        </m:r>
-        <m:r>
-          <m:rPr>
-            <m:sty m:val="p"/>
-          </m:rPr>
-          <w:rPr>
-            <w:rFonts w:ascii="Cambria Math" w:hAnsi="Cambria Math"/>
-          </w:rPr>
-          <m:t>-RH</m:t>
+          <m:t>1-RH</m:t>
         </m:r>
       </m:oMath>
       <w:r>
@@ -10016,6 +9513,9 @@
             <m:t>[0.02+0.07]-0.07=-0.025.</m:t>
           </m:r>
           <m:r>
+            <m:rPr>
+              <m:sty m:val="p"/>
+            </m:rPr>
             <w:rPr>
               <w:rFonts w:ascii="Aptos" w:hAnsi="Aptos"/>
             </w:rPr>
@@ -10319,16 +9819,7 @@
                 <w:rPr>
                   <w:rFonts w:ascii="Cambria Math" w:hAnsi="Cambria Math"/>
                 </w:rPr>
-                <m:t>1</m:t>
-              </m:r>
-              <m:r>
-                <m:rPr>
-                  <m:sty m:val="p"/>
-                </m:rPr>
-                <w:rPr>
-                  <w:rFonts w:ascii="Cambria Math" w:hAnsi="Cambria Math"/>
-                </w:rPr>
-                <m:t>-erf</m:t>
+                <m:t>1-erf</m:t>
               </m:r>
               <m:d>
                 <m:dPr>
@@ -10378,45 +9869,12 @@
             <w:rPr>
               <w:rFonts w:ascii="Cambria Math" w:hAnsi="Cambria Math"/>
             </w:rPr>
-            <m:t>/</m:t>
+            <m:t>/2=0.055,</m:t>
           </m:r>
           <m:r>
             <m:rPr>
               <m:sty m:val="p"/>
             </m:rPr>
-            <w:rPr>
-              <w:rFonts w:ascii="Cambria Math" w:hAnsi="Cambria Math"/>
-            </w:rPr>
-            <m:t>2</m:t>
-          </m:r>
-          <m:r>
-            <m:rPr>
-              <m:sty m:val="p"/>
-            </m:rPr>
-            <w:rPr>
-              <w:rFonts w:ascii="Cambria Math" w:hAnsi="Cambria Math"/>
-            </w:rPr>
-            <m:t>=</m:t>
-          </m:r>
-          <m:r>
-            <m:rPr>
-              <m:sty m:val="p"/>
-            </m:rPr>
-            <w:rPr>
-              <w:rFonts w:ascii="Cambria Math" w:hAnsi="Cambria Math"/>
-            </w:rPr>
-            <m:t>0.055</m:t>
-          </m:r>
-          <m:r>
-            <m:rPr>
-              <m:sty m:val="p"/>
-            </m:rPr>
-            <w:rPr>
-              <w:rFonts w:ascii="Cambria Math" w:hAnsi="Cambria Math"/>
-            </w:rPr>
-            <m:t>,</m:t>
-          </m:r>
-          <m:r>
             <w:rPr>
               <w:rFonts w:ascii="Aptos" w:hAnsi="Aptos"/>
             </w:rPr>
@@ -10466,16 +9924,7 @@
           <w:rPr>
             <w:rFonts w:ascii="Cambria Math" w:hAnsi="Cambria Math"/>
           </w:rPr>
-          <m:t>=</m:t>
-        </m:r>
-        <m:r>
-          <m:rPr>
-            <m:sty m:val="p"/>
-          </m:rPr>
-          <w:rPr>
-            <w:rFonts w:ascii="Cambria Math" w:hAnsi="Cambria Math"/>
-          </w:rPr>
-          <m:t>1.13</m:t>
+          <m:t>=1.13</m:t>
         </m:r>
       </m:oMath>
       <w:r>
@@ -10620,27 +10069,12 @@
             <w:rPr>
               <w:rFonts w:ascii="Cambria Math" w:hAnsi="Cambria Math"/>
             </w:rPr>
-            <m:t>=</m:t>
+            <m:t>=0.06,</m:t>
           </m:r>
           <m:r>
             <m:rPr>
               <m:sty m:val="p"/>
             </m:rPr>
-            <w:rPr>
-              <w:rFonts w:ascii="Cambria Math" w:hAnsi="Cambria Math"/>
-            </w:rPr>
-            <m:t>0.06</m:t>
-          </m:r>
-          <m:r>
-            <m:rPr>
-              <m:sty m:val="p"/>
-            </m:rPr>
-            <w:rPr>
-              <w:rFonts w:ascii="Cambria Math" w:hAnsi="Cambria Math"/>
-            </w:rPr>
-            <m:t>,</m:t>
-          </m:r>
-          <m:r>
             <w:rPr>
               <w:rFonts w:ascii="Aptos" w:hAnsi="Aptos"/>
             </w:rPr>
@@ -10726,21 +10160,7 @@
         <w:rPr>
           <w:rFonts w:ascii="Aptos" w:hAnsi="Aptos"/>
         </w:rPr>
-        <w:t xml:space="preserve">Figure MODISISCCP shows ISCCP-H cloud top height and optical thickness cloud fraction histograms observed from the 1-km pixel MODIS observations in the Northern Atlantic shallow cumulus region (80-20°W, 15-35°N) for January-February of 2019-2021. These high-resolution observations avoid partially cloudy pixels and are designed to be compared to COSP satellite simulators in climate models. Most (29.1%) of the clouds are below 800 </w:t>
-      </w:r>
-      <w:proofErr w:type="spellStart"/>
-      <w:r>
-        <w:rPr>
-          <w:rFonts w:ascii="Aptos" w:hAnsi="Aptos"/>
-        </w:rPr>
-        <w:t>hPa</w:t>
-      </w:r>
-      <w:proofErr w:type="spellEnd"/>
-      <w:r>
-        <w:rPr>
-          <w:rFonts w:ascii="Aptos" w:hAnsi="Aptos"/>
-        </w:rPr>
-        <w:t xml:space="preserve"> with cloud optical thickness between 1.3-9.4.</w:t>
+        <w:t>Figure MODISISCCP shows ISCCP-H cloud top height and optical thickness cloud fraction histograms observed from the 1-km pixel MODIS observations in the Northern Atlantic shallow cumulus region (80-20°W, 15-35°N) for January-February of 2019-2021. These high-resolution observations avoid partially cloudy pixels and are designed to be compared to COSP satellite simulators in climate models. Most (29.1%) of the clouds are below 800 hPa with cloud optical thickness between 1.3-9.4.</w:t>
       </w:r>
     </w:p>
     <w:p>
@@ -10754,15 +10174,7 @@
         <w:t>2</w:t>
       </w:r>
       <w:r>
-        <w:t xml:space="preserve"> regions, assuming updraft cores are cloudy with saturated specific humidity. The horizontal-time ensemble </w:t>
-      </w:r>
-      <w:proofErr w:type="gramStart"/>
-      <w:r>
-        <w:t>mean</w:t>
-      </w:r>
-      <w:proofErr w:type="gramEnd"/>
-      <w:r>
-        <w:t xml:space="preserve"> trade cumulus water (vapor + liquid) flux due to updrafts and precipitation balances mean subsidence. Cloud mass flux is initialized at cloud base to match the mean observed surface evaporation minus precipitation. </w:t>
+        <w:t xml:space="preserve"> regions, assuming updraft cores are cloudy with saturated specific humidity. The horizontal-time ensemble mean trade cumulus water (vapor + liquid) flux due to updrafts and precipitation balances mean subsidence. Cloud mass flux is initialized at cloud base to match the mean observed surface evaporation minus precipitation. </w:t>
       </w:r>
     </w:p>
     <w:p>
@@ -11453,21 +10865,7 @@
         <w:rPr>
           <w:rFonts w:eastAsiaTheme="minorEastAsia"/>
         </w:rPr>
-        <w:t xml:space="preserve">is an </w:t>
-      </w:r>
-      <w:proofErr w:type="spellStart"/>
-      <w:r>
-        <w:rPr>
-          <w:rFonts w:eastAsiaTheme="minorEastAsia"/>
-        </w:rPr>
-        <w:t>underconstrained</w:t>
-      </w:r>
-      <w:proofErr w:type="spellEnd"/>
-      <w:r>
-        <w:rPr>
-          <w:rFonts w:eastAsiaTheme="minorEastAsia"/>
-        </w:rPr>
-        <w:t xml:space="preserve"> problem</w:t>
+        <w:t>is an underconstrained problem</w:t>
       </w:r>
       <w:r>
         <w:rPr>
@@ -12182,14 +11580,12 @@
       <w:r>
         <w:t xml:space="preserve"> </w:t>
       </w:r>
-      <w:proofErr w:type="spellStart"/>
       <w:r>
         <w:rPr>
           <w:rFonts w:ascii="ComicShannsMono Nerd Font" w:hAnsi="ComicShannsMono Nerd Font"/>
         </w:rPr>
         <w:t>amip</w:t>
       </w:r>
-      <w:proofErr w:type="spellEnd"/>
       <w:r>
         <w:t xml:space="preserve"> (historical) and </w:t>
       </w:r>
@@ -12223,14 +11619,12 @@
       <w:r>
         <w:t xml:space="preserve"> and </w:t>
       </w:r>
-      <w:proofErr w:type="spellStart"/>
       <w:r>
         <w:rPr>
           <w:rFonts w:ascii="ComicShannsMono Nerd Font" w:hAnsi="ComicShannsMono Nerd Font"/>
         </w:rPr>
         <w:t>amip</w:t>
       </w:r>
-      <w:proofErr w:type="spellEnd"/>
       <w:r>
         <w:t xml:space="preserve"> during</w:t>
       </w:r>
@@ -13397,21 +12791,7 @@
         <w:rPr>
           <w:rFonts w:ascii="Aptos" w:eastAsiaTheme="minorEastAsia" w:hAnsi="Aptos" w:cs="Times New Roman"/>
         </w:rPr>
-        <w:t xml:space="preserve"> The dependence on this condensation rate is eliminated in the total cloud water balance equation. Summing the liquid and </w:t>
-      </w:r>
-      <w:proofErr w:type="gramStart"/>
-      <w:r>
-        <w:rPr>
-          <w:rFonts w:ascii="Aptos" w:eastAsiaTheme="minorEastAsia" w:hAnsi="Aptos" w:cs="Times New Roman"/>
-        </w:rPr>
-        <w:t>vapor, and</w:t>
-      </w:r>
-      <w:proofErr w:type="gramEnd"/>
-      <w:r>
-        <w:rPr>
-          <w:rFonts w:ascii="Aptos" w:eastAsiaTheme="minorEastAsia" w:hAnsi="Aptos" w:cs="Times New Roman"/>
-        </w:rPr>
-        <w:t xml:space="preserve"> taking the Eulerian total specific humidity </w:t>
+        <w:t xml:space="preserve"> The dependence on this condensation rate is eliminated in the total cloud water balance equation. Summing the liquid and vapor, and taking the Eulerian total specific humidity </w:t>
       </w:r>
       <m:oMath>
         <m:sSub>
@@ -13715,42 +13095,13 @@
         <w:rPr>
           <w:rFonts w:ascii="Aptos" w:eastAsiaTheme="minorEastAsia" w:hAnsi="Aptos" w:cs="Times New Roman"/>
         </w:rPr>
-        <w:t xml:space="preserve"> in the cloud. The updraft </w:t>
-      </w:r>
-      <w:proofErr w:type="spellStart"/>
+        <w:t xml:space="preserve"> in the cloud. The updraft advects moisture upwards, but the solution</w:t>
+      </w:r>
       <w:r>
         <w:rPr>
           <w:rFonts w:ascii="Aptos" w:eastAsiaTheme="minorEastAsia" w:hAnsi="Aptos" w:cs="Times New Roman"/>
         </w:rPr>
-        <w:t>advects</w:t>
-      </w:r>
-      <w:proofErr w:type="spellEnd"/>
-      <w:r>
-        <w:rPr>
-          <w:rFonts w:ascii="Aptos" w:eastAsiaTheme="minorEastAsia" w:hAnsi="Aptos" w:cs="Times New Roman"/>
-        </w:rPr>
-        <w:t xml:space="preserve"> moisture upwards, but the solution is quantitatively insensitive to the updraft velocity.</w:t>
-      </w:r>
-    </w:p>
-    <w:p>
-      <w:pPr>
-        <w:rPr>
-          <w:rFonts w:ascii="Aptos" w:eastAsiaTheme="minorEastAsia" w:hAnsi="Aptos" w:cs="Times New Roman"/>
-        </w:rPr>
-      </w:pPr>
-      <w:r>
-        <w:rPr>
-          <w:rFonts w:ascii="Aptos" w:eastAsiaTheme="minorEastAsia" w:hAnsi="Aptos" w:cs="Times New Roman"/>
-          <w:i/>
-          <w:iCs/>
-        </w:rPr>
-        <w:t>Above the cloud,</w:t>
-      </w:r>
-      <w:r>
-        <w:rPr>
-          <w:rFonts w:ascii="Aptos" w:eastAsiaTheme="minorEastAsia" w:hAnsi="Aptos" w:cs="Times New Roman"/>
-        </w:rPr>
-        <w:t xml:space="preserve"> </w:t>
+        <w:t xml:space="preserve"> for </w:t>
       </w:r>
       <m:oMath>
         <m:sSub>
@@ -13774,6 +13125,78 @@
             <m:r>
               <w:rPr>
                 <w:rFonts w:ascii="Cambria Math" w:eastAsiaTheme="minorEastAsia" w:hAnsi="Cambria Math" w:cs="Times New Roman"/>
+              </w:rPr>
+              <m:t>T</m:t>
+            </m:r>
+          </m:sub>
+        </m:sSub>
+      </m:oMath>
+      <w:r>
+        <w:rPr>
+          <w:rFonts w:ascii="Aptos" w:eastAsiaTheme="minorEastAsia" w:hAnsi="Aptos" w:cs="Times New Roman"/>
+        </w:rPr>
+        <w:t xml:space="preserve"> is quantitatively insensitive to the updraft velocity</w:t>
+      </w:r>
+      <w:r>
+        <w:rPr>
+          <w:rFonts w:ascii="Aptos" w:eastAsiaTheme="minorEastAsia" w:hAnsi="Aptos" w:cs="Times New Roman"/>
+        </w:rPr>
+        <w:t xml:space="preserve"> and to the moisture flux</w:t>
+      </w:r>
+      <w:r>
+        <w:rPr>
+          <w:rFonts w:ascii="Aptos" w:eastAsiaTheme="minorEastAsia" w:hAnsi="Aptos" w:cs="Times New Roman"/>
+        </w:rPr>
+        <w:t>.</w:t>
+      </w:r>
+    </w:p>
+    <w:p>
+      <w:pPr>
+        <w:rPr>
+          <w:rFonts w:ascii="Aptos" w:eastAsiaTheme="minorEastAsia" w:hAnsi="Aptos" w:cs="Times New Roman"/>
+        </w:rPr>
+      </w:pPr>
+      <w:r>
+        <w:rPr>
+          <w:rFonts w:ascii="Aptos" w:eastAsiaTheme="minorEastAsia" w:hAnsi="Aptos" w:cs="Times New Roman"/>
+          <w:i/>
+          <w:iCs/>
+          <w:highlight w:val="darkGray"/>
+        </w:rPr>
+        <w:t>Above the cloud,</w:t>
+      </w:r>
+      <w:r>
+        <w:rPr>
+          <w:rFonts w:ascii="Aptos" w:eastAsiaTheme="minorEastAsia" w:hAnsi="Aptos" w:cs="Times New Roman"/>
+          <w:highlight w:val="darkGray"/>
+        </w:rPr>
+        <w:t xml:space="preserve"> </w:t>
+      </w:r>
+      <m:oMath>
+        <m:sSub>
+          <m:sSubPr>
+            <m:ctrlPr>
+              <w:rPr>
+                <w:rFonts w:ascii="Cambria Math" w:eastAsiaTheme="minorEastAsia" w:hAnsi="Cambria Math" w:cs="Times New Roman"/>
+                <w:i/>
+                <w:highlight w:val="darkGray"/>
+              </w:rPr>
+            </m:ctrlPr>
+          </m:sSubPr>
+          <m:e>
+            <m:r>
+              <w:rPr>
+                <w:rFonts w:ascii="Cambria Math" w:eastAsiaTheme="minorEastAsia" w:hAnsi="Cambria Math" w:cs="Times New Roman"/>
+                <w:highlight w:val="darkGray"/>
+              </w:rPr>
+              <m:t>q</m:t>
+            </m:r>
+          </m:e>
+          <m:sub>
+            <m:r>
+              <w:rPr>
+                <w:rFonts w:ascii="Cambria Math" w:eastAsiaTheme="minorEastAsia" w:hAnsi="Cambria Math" w:cs="Times New Roman"/>
+                <w:highlight w:val="darkGray"/>
               </w:rPr>
               <m:t>l</m:t>
             </m:r>
@@ -13782,6 +13205,7 @@
         <m:r>
           <w:rPr>
             <w:rFonts w:ascii="Cambria Math" w:eastAsiaTheme="minorEastAsia" w:hAnsi="Cambria Math" w:cs="Times New Roman"/>
+            <w:highlight w:val="darkGray"/>
           </w:rPr>
           <m:t>=0</m:t>
         </m:r>
@@ -13789,12 +13213,14 @@
       <w:r>
         <w:rPr>
           <w:rFonts w:ascii="Aptos" w:eastAsiaTheme="minorEastAsia" w:hAnsi="Aptos" w:cs="Times New Roman"/>
+          <w:highlight w:val="darkGray"/>
         </w:rPr>
         <w:t>, so there is no autoconversion. Only entrainment relaxes humidity to that of the environment:</w:t>
       </w:r>
       <w:r>
         <w:rPr>
           <w:rFonts w:ascii="Aptos" w:eastAsiaTheme="minorEastAsia" w:hAnsi="Aptos" w:cs="Times New Roman"/>
+          <w:highlight w:val="darkGray"/>
         </w:rPr>
         <w:br/>
       </w:r>
@@ -13806,6 +13232,7 @@
                 <w:rPr>
                   <w:rFonts w:ascii="Cambria Math" w:eastAsiaTheme="minorEastAsia" w:hAnsi="Cambria Math" w:cs="Times New Roman"/>
                   <w:i/>
+                  <w:highlight w:val="darkGray"/>
                 </w:rPr>
               </m:ctrlPr>
             </m:fPr>
@@ -13813,6 +13240,7 @@
               <m:r>
                 <w:rPr>
                   <w:rFonts w:ascii="Cambria Math" w:hAnsi="Cambria Math" w:cs="Times New Roman"/>
+                  <w:highlight w:val="darkGray"/>
                 </w:rPr>
                 <m:t>∂</m:t>
               </m:r>
@@ -13822,6 +13250,7 @@
                     <w:rPr>
                       <w:rFonts w:ascii="Cambria Math" w:eastAsiaTheme="minorEastAsia" w:hAnsi="Cambria Math" w:cs="Times New Roman"/>
                       <w:i/>
+                      <w:highlight w:val="darkGray"/>
                     </w:rPr>
                   </m:ctrlPr>
                 </m:sSubPr>
@@ -13829,6 +13258,7 @@
                   <m:r>
                     <w:rPr>
                       <w:rFonts w:ascii="Cambria Math" w:eastAsiaTheme="minorEastAsia" w:hAnsi="Cambria Math" w:cs="Times New Roman"/>
+                      <w:highlight w:val="darkGray"/>
                     </w:rPr>
                     <m:t>q</m:t>
                   </m:r>
@@ -13837,6 +13267,7 @@
                   <m:r>
                     <w:rPr>
                       <w:rFonts w:ascii="Cambria Math" w:eastAsiaTheme="minorEastAsia" w:hAnsi="Cambria Math" w:cs="Times New Roman"/>
+                      <w:highlight w:val="darkGray"/>
                     </w:rPr>
                     <m:t>T</m:t>
                   </m:r>
@@ -13847,6 +13278,7 @@
               <m:r>
                 <w:rPr>
                   <w:rFonts w:ascii="Cambria Math" w:eastAsiaTheme="minorEastAsia" w:hAnsi="Cambria Math" w:cs="Times New Roman"/>
+                  <w:highlight w:val="darkGray"/>
                 </w:rPr>
                 <m:t>∂z</m:t>
               </m:r>
@@ -13855,6 +13287,7 @@
           <m:r>
             <w:rPr>
               <w:rFonts w:ascii="Cambria Math" w:eastAsiaTheme="minorEastAsia" w:hAnsi="Cambria Math" w:cs="Times New Roman"/>
+              <w:highlight w:val="darkGray"/>
             </w:rPr>
             <m:t>=-ϵ</m:t>
           </m:r>
@@ -13864,6 +13297,7 @@
                 <w:rPr>
                   <w:rFonts w:ascii="Cambria Math" w:eastAsiaTheme="minorEastAsia" w:hAnsi="Cambria Math" w:cs="Times New Roman"/>
                   <w:i/>
+                  <w:highlight w:val="darkGray"/>
                 </w:rPr>
               </m:ctrlPr>
             </m:dPr>
@@ -13874,6 +13308,7 @@
                     <w:rPr>
                       <w:rFonts w:ascii="Cambria Math" w:eastAsiaTheme="minorEastAsia" w:hAnsi="Cambria Math" w:cs="Times New Roman"/>
                       <w:i/>
+                      <w:highlight w:val="darkGray"/>
                     </w:rPr>
                   </m:ctrlPr>
                 </m:sSubPr>
@@ -13881,6 +13316,7 @@
                   <m:r>
                     <w:rPr>
                       <w:rFonts w:ascii="Cambria Math" w:eastAsiaTheme="minorEastAsia" w:hAnsi="Cambria Math" w:cs="Times New Roman"/>
+                      <w:highlight w:val="darkGray"/>
                     </w:rPr>
                     <m:t>q</m:t>
                   </m:r>
@@ -13889,6 +13325,7 @@
                   <m:r>
                     <w:rPr>
                       <w:rFonts w:ascii="Cambria Math" w:eastAsiaTheme="minorEastAsia" w:hAnsi="Cambria Math" w:cs="Times New Roman"/>
+                      <w:highlight w:val="darkGray"/>
                     </w:rPr>
                     <m:t>T</m:t>
                   </m:r>
@@ -13897,6 +13334,7 @@
               <m:r>
                 <w:rPr>
                   <w:rFonts w:ascii="Cambria Math" w:eastAsiaTheme="minorEastAsia" w:hAnsi="Cambria Math" w:cs="Times New Roman"/>
+                  <w:highlight w:val="darkGray"/>
                 </w:rPr>
                 <m:t>-q</m:t>
               </m:r>
@@ -13905,6 +13343,7 @@
           <m:r>
             <w:rPr>
               <w:rFonts w:ascii="Cambria Math" w:eastAsiaTheme="minorEastAsia" w:hAnsi="Cambria Math" w:cs="Times New Roman"/>
+              <w:highlight w:val="darkGray"/>
             </w:rPr>
             <m:t>.</m:t>
           </m:r>
@@ -13920,8 +13359,6 @@
       <w:r>
         <w:rPr>
           <w:rFonts w:ascii="Aptos" w:eastAsiaTheme="minorEastAsia" w:hAnsi="Aptos" w:cs="Times New Roman"/>
-          <w:i/>
-          <w:iCs/>
         </w:rPr>
         <w:t>In the cloud</w:t>
       </w:r>
@@ -13929,7 +13366,13 @@
         <w:rPr>
           <w:rFonts w:ascii="Aptos" w:eastAsiaTheme="minorEastAsia" w:hAnsi="Aptos" w:cs="Times New Roman"/>
         </w:rPr>
-        <w:t xml:space="preserve">, </w:t>
+        <w:t>,</w:t>
+      </w:r>
+      <w:r>
+        <w:rPr>
+          <w:rFonts w:ascii="Aptos" w:eastAsiaTheme="minorEastAsia" w:hAnsi="Aptos" w:cs="Times New Roman"/>
+        </w:rPr>
+        <w:t xml:space="preserve"> </w:t>
       </w:r>
       <m:oMath>
         <m:sSub>
@@ -14075,7 +13518,19 @@
         <w:rPr>
           <w:rFonts w:ascii="Aptos" w:eastAsiaTheme="minorEastAsia" w:hAnsi="Aptos" w:cs="Times New Roman"/>
         </w:rPr>
-        <w:t>. Thus, equation QTBALANCE, written</w:t>
+        <w:t>. Thus, equation QTBALANCE</w:t>
+      </w:r>
+      <w:r>
+        <w:rPr>
+          <w:rFonts w:ascii="Aptos" w:eastAsiaTheme="minorEastAsia" w:hAnsi="Aptos" w:cs="Times New Roman"/>
+        </w:rPr>
+        <w:t xml:space="preserve"> is</w:t>
+      </w:r>
+      <w:r>
+        <w:rPr>
+          <w:rFonts w:ascii="Aptos" w:eastAsiaTheme="minorEastAsia" w:hAnsi="Aptos" w:cs="Times New Roman"/>
+        </w:rPr>
+        <w:t>, written</w:t>
       </w:r>
       <w:r>
         <w:rPr>
@@ -14262,7 +13717,53 @@
         <w:rPr>
           <w:rFonts w:ascii="Aptos" w:eastAsiaTheme="minorEastAsia" w:hAnsi="Aptos" w:cs="Times New Roman"/>
         </w:rPr>
-        <w:t xml:space="preserve">relaxes </w:t>
+        <w:t>relax</w:t>
+      </w:r>
+      <w:r>
+        <w:rPr>
+          <w:rFonts w:ascii="Aptos" w:eastAsiaTheme="minorEastAsia" w:hAnsi="Aptos" w:cs="Times New Roman"/>
+        </w:rPr>
+        <w:t xml:space="preserve">ing </w:t>
+      </w:r>
+      <m:oMath>
+        <m:sSub>
+          <m:sSubPr>
+            <m:ctrlPr>
+              <w:rPr>
+                <w:rFonts w:ascii="Cambria Math" w:eastAsiaTheme="minorEastAsia" w:hAnsi="Cambria Math" w:cs="Times New Roman"/>
+                <w:i/>
+              </w:rPr>
+            </m:ctrlPr>
+          </m:sSubPr>
+          <m:e>
+            <m:r>
+              <w:rPr>
+                <w:rFonts w:ascii="Cambria Math" w:eastAsiaTheme="minorEastAsia" w:hAnsi="Cambria Math" w:cs="Times New Roman"/>
+              </w:rPr>
+              <m:t>q</m:t>
+            </m:r>
+          </m:e>
+          <m:sub>
+            <m:r>
+              <w:rPr>
+                <w:rFonts w:ascii="Cambria Math" w:eastAsiaTheme="minorEastAsia" w:hAnsi="Cambria Math" w:cs="Times New Roman"/>
+              </w:rPr>
+              <m:t>T</m:t>
+            </m:r>
+          </m:sub>
+        </m:sSub>
+        <m:r>
+          <w:rPr>
+            <w:rFonts w:ascii="Cambria Math" w:eastAsiaTheme="minorEastAsia" w:hAnsi="Cambria Math" w:cs="Times New Roman"/>
+          </w:rPr>
+          <m:t>,</m:t>
+        </m:r>
+      </m:oMath>
+      <w:r>
+        <w:rPr>
+          <w:rFonts w:ascii="Aptos" w:eastAsiaTheme="minorEastAsia" w:hAnsi="Aptos" w:cs="Times New Roman"/>
+        </w:rPr>
+        <w:t xml:space="preserve"> </w:t>
       </w:r>
       <w:r>
         <w:rPr>
@@ -14296,129 +13797,16 @@
         </w:rPr>
         <w:t xml:space="preserve">toward </w:t>
       </w:r>
-      <m:oMath>
-        <m:acc>
-          <m:accPr>
-            <m:chr m:val="̃"/>
-            <m:ctrlPr>
-              <w:rPr>
-                <w:rFonts w:ascii="Cambria Math" w:eastAsiaTheme="minorEastAsia" w:hAnsi="Cambria Math" w:cs="Times New Roman"/>
-                <w:i/>
-              </w:rPr>
-            </m:ctrlPr>
-          </m:accPr>
-          <m:e>
-            <m:r>
-              <w:rPr>
-                <w:rFonts w:ascii="Cambria Math" w:eastAsiaTheme="minorEastAsia" w:hAnsi="Cambria Math" w:cs="Times New Roman"/>
-              </w:rPr>
-              <m:t>q</m:t>
-            </m:r>
-          </m:e>
-        </m:acc>
-      </m:oMath>
       <w:r>
         <w:rPr>
           <w:rFonts w:ascii="Aptos" w:eastAsiaTheme="minorEastAsia" w:hAnsi="Aptos" w:cs="Times New Roman"/>
         </w:rPr>
-        <w:t>. T</w:t>
-      </w:r>
-      <w:r>
-        <w:rPr>
-          <w:rFonts w:ascii="Aptos" w:eastAsiaTheme="minorEastAsia" w:hAnsi="Aptos" w:cs="Times New Roman"/>
-        </w:rPr>
-        <w:t>he intermediate humidity</w:t>
-      </w:r>
-      <w:r>
-        <w:rPr>
-          <w:rFonts w:ascii="Aptos" w:eastAsiaTheme="minorEastAsia" w:hAnsi="Aptos" w:cs="Times New Roman"/>
-        </w:rPr>
-        <w:t> </w:t>
-      </w:r>
-      <m:oMath>
-        <m:acc>
-          <m:accPr>
-            <m:chr m:val="̃"/>
-            <m:ctrlPr>
-              <w:rPr>
-                <w:rFonts w:ascii="Cambria Math" w:eastAsiaTheme="minorEastAsia" w:hAnsi="Cambria Math" w:cs="Times New Roman"/>
-                <w:i/>
-              </w:rPr>
-            </m:ctrlPr>
-          </m:accPr>
-          <m:e>
-            <m:r>
-              <w:rPr>
-                <w:rFonts w:ascii="Cambria Math" w:eastAsiaTheme="minorEastAsia" w:hAnsi="Cambria Math" w:cs="Times New Roman"/>
-              </w:rPr>
-              <m:t>q</m:t>
-            </m:r>
-          </m:e>
-        </m:acc>
-      </m:oMath>
-      <w:r>
-        <w:rPr>
-          <w:rFonts w:ascii="Aptos" w:eastAsiaTheme="minorEastAsia" w:hAnsi="Aptos" w:cs="Times New Roman"/>
-        </w:rPr>
-        <w:t xml:space="preserve"> </w:t>
-      </w:r>
-      <w:r>
-        <w:rPr>
-          <w:rFonts w:ascii="Aptos" w:eastAsiaTheme="minorEastAsia" w:hAnsi="Aptos" w:cs="Times New Roman"/>
-        </w:rPr>
-        <w:t xml:space="preserve">between </w:t>
-      </w:r>
-      <m:oMath>
-        <m:r>
-          <w:rPr>
-            <w:rFonts w:ascii="Cambria Math" w:eastAsiaTheme="minorEastAsia" w:hAnsi="Cambria Math" w:cs="Times New Roman"/>
-          </w:rPr>
-          <m:t xml:space="preserve">q </m:t>
-        </m:r>
-      </m:oMath>
-      <w:r>
-        <w:rPr>
-          <w:rFonts w:ascii="Aptos" w:eastAsiaTheme="minorEastAsia" w:hAnsi="Aptos" w:cs="Times New Roman"/>
-        </w:rPr>
-        <w:t xml:space="preserve">and </w:t>
-      </w:r>
-      <m:oMath>
-        <m:sSub>
-          <m:sSubPr>
-            <m:ctrlPr>
-              <w:rPr>
-                <w:rFonts w:ascii="Cambria Math" w:eastAsiaTheme="minorEastAsia" w:hAnsi="Cambria Math" w:cs="Times New Roman"/>
-                <w:i/>
-              </w:rPr>
-            </m:ctrlPr>
-          </m:sSubPr>
-          <m:e>
-            <m:r>
-              <w:rPr>
-                <w:rFonts w:ascii="Cambria Math" w:eastAsiaTheme="minorEastAsia" w:hAnsi="Cambria Math" w:cs="Times New Roman"/>
-              </w:rPr>
-              <m:t>q</m:t>
-            </m:r>
-          </m:e>
-          <m:sub>
-            <m:r>
-              <w:rPr>
-                <w:rFonts w:ascii="Cambria Math" w:eastAsiaTheme="minorEastAsia" w:hAnsi="Cambria Math" w:cs="Times New Roman"/>
-              </w:rPr>
-              <m:t>s</m:t>
-            </m:r>
-          </m:sub>
-        </m:sSub>
-      </m:oMath>
-      <w:r>
-        <w:rPr>
-          <w:rFonts w:ascii="Aptos" w:eastAsiaTheme="minorEastAsia" w:hAnsi="Aptos" w:cs="Times New Roman"/>
-        </w:rPr>
-        <w:t xml:space="preserve"> is</w:t>
-      </w:r>
-      <w:r>
-        <w:rPr>
-          <w:rFonts w:ascii="Aptos" w:eastAsiaTheme="minorEastAsia" w:hAnsi="Aptos" w:cs="Times New Roman"/>
+        <w:t xml:space="preserve">the humidity </w:t>
+      </w:r>
+      <w:r>
+        <w:rPr>
+          <w:rFonts w:ascii="Cambria Math" w:eastAsiaTheme="minorEastAsia" w:hAnsi="Cambria Math" w:cs="Times New Roman"/>
+          <w:i/>
         </w:rPr>
         <w:br/>
       </w:r>
@@ -14564,6 +13952,97 @@
         <w:rPr>
           <w:rFonts w:ascii="Aptos" w:eastAsiaTheme="minorEastAsia" w:hAnsi="Aptos" w:cs="Times New Roman"/>
         </w:rPr>
+        <w:t xml:space="preserve">between </w:t>
+      </w:r>
+      <m:oMath>
+        <m:r>
+          <w:rPr>
+            <w:rFonts w:ascii="Cambria Math" w:eastAsiaTheme="minorEastAsia" w:hAnsi="Cambria Math" w:cs="Times New Roman"/>
+          </w:rPr>
+          <m:t xml:space="preserve">q </m:t>
+        </m:r>
+      </m:oMath>
+      <w:r>
+        <w:rPr>
+          <w:rFonts w:ascii="Aptos" w:eastAsiaTheme="minorEastAsia" w:hAnsi="Aptos" w:cs="Times New Roman"/>
+        </w:rPr>
+        <w:t xml:space="preserve">and </w:t>
+      </w:r>
+      <m:oMath>
+        <m:sSub>
+          <m:sSubPr>
+            <m:ctrlPr>
+              <w:rPr>
+                <w:rFonts w:ascii="Cambria Math" w:eastAsiaTheme="minorEastAsia" w:hAnsi="Cambria Math" w:cs="Times New Roman"/>
+                <w:i/>
+              </w:rPr>
+            </m:ctrlPr>
+          </m:sSubPr>
+          <m:e>
+            <m:r>
+              <w:rPr>
+                <w:rFonts w:ascii="Cambria Math" w:eastAsiaTheme="minorEastAsia" w:hAnsi="Cambria Math" w:cs="Times New Roman"/>
+              </w:rPr>
+              <m:t>q</m:t>
+            </m:r>
+          </m:e>
+          <m:sub>
+            <m:r>
+              <w:rPr>
+                <w:rFonts w:ascii="Cambria Math" w:eastAsiaTheme="minorEastAsia" w:hAnsi="Cambria Math" w:cs="Times New Roman"/>
+              </w:rPr>
+              <m:t>s</m:t>
+            </m:r>
+          </m:sub>
+        </m:sSub>
+      </m:oMath>
+      <w:r>
+        <w:rPr>
+          <w:rFonts w:ascii="Aptos" w:eastAsiaTheme="minorEastAsia" w:hAnsi="Aptos" w:cs="Times New Roman"/>
+        </w:rPr>
+        <w:t xml:space="preserve">. </w:t>
+      </w:r>
+    </w:p>
+    <w:p>
+      <w:pPr>
+        <w:rPr>
+          <w:rFonts w:ascii="Aptos" w:eastAsiaTheme="minorEastAsia" w:hAnsi="Aptos" w:cs="Times New Roman"/>
+        </w:rPr>
+      </w:pPr>
+      <w:r>
+        <w:rPr>
+          <w:rFonts w:ascii="Aptos" w:eastAsiaTheme="minorEastAsia" w:hAnsi="Aptos" w:cs="Times New Roman"/>
+        </w:rPr>
+        <w:t xml:space="preserve">[q and cloud top where q=qs depends only on the sounding and cloud base initial condition, so it can be computed from the sounding, without the flux condition. </w:t>
+      </w:r>
+      <w:r>
+        <w:rPr>
+          <w:rFonts w:ascii="Aptos" w:eastAsiaTheme="minorEastAsia" w:hAnsi="Aptos" w:cs="Times New Roman"/>
+        </w:rPr>
+        <w:t xml:space="preserve">In practice, cloud top heights are computed for different total sink rates, giving a map between the two. Then these clouds </w:t>
+      </w:r>
+      <w:r>
+        <w:rPr>
+          <w:rFonts w:ascii="Aptos" w:eastAsiaTheme="minorEastAsia" w:hAnsi="Aptos" w:cs="Times New Roman"/>
+        </w:rPr>
+        <w:t>]</w:t>
+      </w:r>
+      <w:r>
+        <w:rPr>
+          <w:rFonts w:ascii="Aptos" w:eastAsiaTheme="minorEastAsia" w:hAnsi="Aptos" w:cs="Times New Roman"/>
+        </w:rPr>
+        <w:br/>
+      </w:r>
+      <w:r>
+        <w:rPr>
+          <w:rFonts w:ascii="Aptos" w:eastAsiaTheme="minorEastAsia" w:hAnsi="Aptos" w:cs="Times New Roman"/>
+        </w:rPr>
+        <w:br/>
+      </w:r>
+      <w:r>
+        <w:rPr>
+          <w:rFonts w:ascii="Aptos" w:eastAsiaTheme="minorEastAsia" w:hAnsi="Aptos" w:cs="Times New Roman"/>
+        </w:rPr>
         <w:t xml:space="preserve">The total sink rate </w:t>
       </w:r>
       <m:oMath>
@@ -14974,16 +14453,8 @@
         <w:rPr>
           <w:rFonts w:ascii="Aptos Narrow" w:eastAsiaTheme="minorEastAsia" w:hAnsi="Aptos Narrow" w:cs="Times New Roman"/>
         </w:rPr>
-        <w:t xml:space="preserve">[ </w:t>
-      </w:r>
-      <w:proofErr w:type="gramStart"/>
-      <w:r>
-        <w:rPr>
-          <w:rFonts w:ascii="Aptos Narrow" w:eastAsiaTheme="minorEastAsia" w:hAnsi="Aptos Narrow" w:cs="Times New Roman"/>
-        </w:rPr>
-        <w:t>/home/deszoeks/Projects/ATOMIC/ATOMIC_GOES/julia/RHB/sonde/moisture_clouds.pdf ]</w:t>
-      </w:r>
-      <w:proofErr w:type="gramEnd"/>
+        <w:t>[ /home/deszoeks/Projects/ATOMIC/ATOMIC_GOES/julia/RHB/sonde/moisture_clouds.pdf ]</w:t>
+      </w:r>
     </w:p>
     <w:p>
       <w:pPr>
@@ -18307,39 +17778,7 @@
         <w:pStyle w:val="BodyText"/>
       </w:pPr>
       <w:r>
-        <w:t xml:space="preserve">[[For discussion on the compensation between cumulus and stratocumulus clouds: Myers and Norris (2014) show, all else being equal, subsidence reduces stratocumulus clouds. Cloud properties and within-regime </w:t>
-      </w:r>
-      <w:proofErr w:type="gramStart"/>
-      <w:r>
-        <w:t>feedbacks</w:t>
-      </w:r>
-      <w:proofErr w:type="gramEnd"/>
-      <w:r>
-        <w:t xml:space="preserve"> are similar between shallow cumulus and optically thicker stratocumulus clouds (</w:t>
-      </w:r>
-      <w:proofErr w:type="spellStart"/>
-      <w:r>
-        <w:t>Tselioudis</w:t>
-      </w:r>
-      <w:proofErr w:type="spellEnd"/>
-      <w:r>
-        <w:t xml:space="preserve"> et al., 2021; Zelinka et al. 2025), suggesting temperature-induced changes result in compensation between stratocumulus and shallow cumulus cloud types. Sherwood’s (2014) desiccation hypothesis describes a version of this </w:t>
-      </w:r>
-      <w:proofErr w:type="gramStart"/>
-      <w:r>
-        <w:t>competition,</w:t>
-      </w:r>
-      <w:proofErr w:type="gramEnd"/>
-      <w:r>
-        <w:t xml:space="preserve"> whereby shallow cumulus convection dries lower levels near cloud base that support stratocumulus clouds. Based on their similar behavior and </w:t>
-      </w:r>
-      <w:proofErr w:type="gramStart"/>
-      <w:r>
-        <w:t>feedbacks</w:t>
-      </w:r>
-      <w:proofErr w:type="gramEnd"/>
-      <w:r>
-        <w:t xml:space="preserve"> (Zelinka et al. 2025) we suggest considering the stratocumulus and shallow cumulus as a continuum. Regardless, here shallow cumulus clouds are nearly ubiquitous, to the exclusion of stratocumulus clouds, over the northern tropical Atlantic in January-February.]]</w:t>
+        <w:t>[[For discussion on the compensation between cumulus and stratocumulus clouds: Myers and Norris (2014) show, all else being equal, subsidence reduces stratocumulus clouds. Cloud properties and within-regime feedbacks are similar between shallow cumulus and optically thicker stratocumulus clouds (Tselioudis et al., 2021; Zelinka et al. 2025), suggesting temperature-induced changes result in compensation between stratocumulus and shallow cumulus cloud types. Sherwood’s (2014) desiccation hypothesis describes a version of this competition, whereby shallow cumulus convection dries lower levels near cloud base that support stratocumulus clouds. Based on their similar behavior and feedbacks (Zelinka et al. 2025) we suggest considering the stratocumulus and shallow cumulus as a continuum. Regardless, here shallow cumulus clouds are nearly ubiquitous, to the exclusion of stratocumulus clouds, over the northern tropical Atlantic in January-February.]]</w:t>
       </w:r>
     </w:p>
     <w:p>
@@ -18468,25 +17907,7 @@
           <w:kern w:val="0"/>
           <w14:ligatures w14:val="none"/>
         </w:rPr>
-        <w:t xml:space="preserve">Figure GOESISCCP. GOES-16 (a) cloud fraction by cloud type for 12.5-16 °N, 60-49 °W, 2020 Jan 15- February 28. (b) Shortwave cloud radiative effect (CRE) for each cloud top pressure and optical depth. The total cloud radiative effect for clouds below 680 </w:t>
-      </w:r>
-      <w:proofErr w:type="spellStart"/>
-      <w:r>
-        <w:rPr>
-          <w:rFonts w:ascii="Aptos Narrow" w:eastAsiaTheme="minorEastAsia" w:hAnsi="Aptos Narrow" w:cs="Times New Roman"/>
-          <w:kern w:val="0"/>
-          <w14:ligatures w14:val="none"/>
-        </w:rPr>
-        <w:t>hPa</w:t>
-      </w:r>
-      <w:proofErr w:type="spellEnd"/>
-      <w:r>
-        <w:rPr>
-          <w:rFonts w:ascii="Aptos Narrow" w:eastAsiaTheme="minorEastAsia" w:hAnsi="Aptos Narrow" w:cs="Times New Roman"/>
-          <w:kern w:val="0"/>
-          <w14:ligatures w14:val="none"/>
-        </w:rPr>
-        <w:t xml:space="preserve"> is 32 W m</w:t>
+        <w:t>Figure GOESISCCP. GOES-16 (a) cloud fraction by cloud type for 12.5-16 °N, 60-49 °W, 2020 Jan 15- February 28. (b) Shortwave cloud radiative effect (CRE) for each cloud top pressure and optical depth. The total cloud radiative effect for clouds below 680 hPa is 32 W m</w:t>
       </w:r>
       <w:r>
         <w:rPr>
@@ -19022,7 +18443,7 @@
 </file>
 
 <file path=word/numbering.xml><?xml version="1.0" encoding="utf-8"?>
-<w:numbering xmlns:wpc="http://schemas.microsoft.com/office/word/2010/wordprocessingCanvas" xmlns:cx="http://schemas.microsoft.com/office/drawing/2014/chartex" xmlns:cx1="http://schemas.microsoft.com/office/drawing/2015/9/8/chartex" xmlns:cx2="http://schemas.microsoft.com/office/drawing/2015/10/21/chartex" xmlns:cx3="http://schemas.microsoft.com/office/drawing/2016/5/9/chartex" xmlns:cx4="http://schemas.microsoft.com/office/drawing/2016/5/10/chartex" xmlns:cx5="http://schemas.microsoft.com/office/drawing/2016/5/11/chartex" xmlns:cx6="http://schemas.microsoft.com/office/drawing/2016/5/12/chartex" xmlns:cx7="http://schemas.microsoft.com/office/drawing/2016/5/13/chartex" xmlns:cx8="http://schemas.microsoft.com/office/drawing/2016/5/14/chartex" xmlns:mc="http://schemas.openxmlformats.org/markup-compatibility/2006" xmlns:aink="http://schemas.microsoft.com/office/drawing/2016/ink" xmlns:am3d="http://schemas.microsoft.com/office/drawing/2017/model3d" xmlns:o="urn:schemas-microsoft-com:office:office" xmlns:oel="http://schemas.microsoft.com/office/2019/extlst" xmlns:r="http://schemas.openxmlformats.org/officeDocument/2006/relationships" xmlns:m="http://schemas.openxmlformats.org/officeDocument/2006/math" xmlns:v="urn:schemas-microsoft-com:vml" xmlns:wp14="http://schemas.microsoft.com/office/word/2010/wordprocessingDrawing" xmlns:wp="http://schemas.openxmlformats.org/drawingml/2006/wordprocessingDrawing" xmlns:w10="urn:schemas-microsoft-com:office:word" xmlns:w="http://schemas.openxmlformats.org/wordprocessingml/2006/main" xmlns:w14="http://schemas.microsoft.com/office/word/2010/wordml" xmlns:w15="http://schemas.microsoft.com/office/word/2012/wordml" xmlns:w16cex="http://schemas.microsoft.com/office/word/2018/wordml/cex" xmlns:w16cid="http://schemas.microsoft.com/office/word/2016/wordml/cid" xmlns:w16="http://schemas.microsoft.com/office/word/2018/wordml" xmlns:w16du="http://schemas.microsoft.com/office/word/2023/wordml/word16du" xmlns:w16sdtdh="http://schemas.microsoft.com/office/word/2020/wordml/sdtdatahash" xmlns:w16sdtfl="http://schemas.microsoft.com/office/word/2024/wordml/sdtformatlock" xmlns:w16se="http://schemas.microsoft.com/office/word/2015/wordml/symex" xmlns:wpg="http://schemas.microsoft.com/office/word/2010/wordprocessingGroup" xmlns:wpi="http://schemas.microsoft.com/office/word/2010/wordprocessingInk" xmlns:wne="http://schemas.microsoft.com/office/word/2006/wordml" xmlns:wps="http://schemas.microsoft.com/office/word/2010/wordprocessingShape" mc:Ignorable="w14 w15 w16se w16cid w16 w16cex w16sdtdh w16sdtfl w16du wp14">
+<w:numbering xmlns:wpc="http://schemas.microsoft.com/office/word/2010/wordprocessingCanvas" xmlns:cx="http://schemas.microsoft.com/office/drawing/2014/chartex" xmlns:cx1="http://schemas.microsoft.com/office/drawing/2015/9/8/chartex" xmlns:cx2="http://schemas.microsoft.com/office/drawing/2015/10/21/chartex" xmlns:cx3="http://schemas.microsoft.com/office/drawing/2016/5/9/chartex" xmlns:cx4="http://schemas.microsoft.com/office/drawing/2016/5/10/chartex" xmlns:cx5="http://schemas.microsoft.com/office/drawing/2016/5/11/chartex" xmlns:cx6="http://schemas.microsoft.com/office/drawing/2016/5/12/chartex" xmlns:cx7="http://schemas.microsoft.com/office/drawing/2016/5/13/chartex" xmlns:cx8="http://schemas.microsoft.com/office/drawing/2016/5/14/chartex" xmlns:mc="http://schemas.openxmlformats.org/markup-compatibility/2006" xmlns:m="http://schemas.openxmlformats.org/officeDocument/2006/math" xmlns:aink="http://schemas.microsoft.com/office/drawing/2016/ink" xmlns:am3d="http://schemas.microsoft.com/office/drawing/2017/model3d" xmlns:oel="http://schemas.microsoft.com/office/2019/extlst" xmlns:r="http://schemas.openxmlformats.org/officeDocument/2006/relationships" xmlns:wp14="http://schemas.microsoft.com/office/word/2010/wordprocessingDrawing" xmlns:wp="http://schemas.openxmlformats.org/drawingml/2006/wordprocessingDrawing" xmlns:wpg="http://schemas.microsoft.com/office/word/2010/wordprocessingGroup" xmlns:wpi="http://schemas.microsoft.com/office/word/2010/wordprocessingInk" xmlns:wps="http://schemas.microsoft.com/office/word/2010/wordprocessingShape" xmlns:o="urn:schemas-microsoft-com:office:office" xmlns:v="urn:schemas-microsoft-com:vml" xmlns:w10="urn:schemas-microsoft-com:office:word" xmlns:w="http://schemas.openxmlformats.org/wordprocessingml/2006/main" xmlns:w14="http://schemas.microsoft.com/office/word/2010/wordml" xmlns:w15="http://schemas.microsoft.com/office/word/2012/wordml" xmlns:w16cex="http://schemas.microsoft.com/office/word/2018/wordml/cex" xmlns:w16cid="http://schemas.microsoft.com/office/word/2016/wordml/cid" xmlns:w16="http://schemas.microsoft.com/office/word/2018/wordml" xmlns:w16sdtdh="http://schemas.microsoft.com/office/word/2020/wordml/sdtdatahash" xmlns:w16sdtfl="http://schemas.microsoft.com/office/word/2024/wordml/sdtformatlock" xmlns:w16se="http://schemas.microsoft.com/office/word/2015/wordml/symex" xmlns:w16du="http://schemas.microsoft.com/office/word/2023/wordml/word16du" xmlns:wne="http://schemas.microsoft.com/office/word/2006/wordml" mc:Ignorable="w14 w15 w16se w16cid w16 w16cex w16sdtdh w16sdtfl w16du wp14">
   <w:abstractNum w:abstractNumId="0" w15:restartNumberingAfterBreak="0">
     <w:nsid w:val="018F7683"/>
     <w:multiLevelType w:val="hybridMultilevel"/>
@@ -19303,7 +18724,7 @@
 </file>
 
 <file path=word/styles.xml><?xml version="1.0" encoding="utf-8"?>
-<w:styles xmlns:mc="http://schemas.openxmlformats.org/markup-compatibility/2006" xmlns:r="http://schemas.openxmlformats.org/officeDocument/2006/relationships" xmlns:w="http://schemas.openxmlformats.org/wordprocessingml/2006/main" xmlns:w14="http://schemas.microsoft.com/office/word/2010/wordml" xmlns:w15="http://schemas.microsoft.com/office/word/2012/wordml" xmlns:w16cex="http://schemas.microsoft.com/office/word/2018/wordml/cex" xmlns:w16cid="http://schemas.microsoft.com/office/word/2016/wordml/cid" xmlns:w16="http://schemas.microsoft.com/office/word/2018/wordml" xmlns:w16du="http://schemas.microsoft.com/office/word/2023/wordml/word16du" xmlns:w16sdtdh="http://schemas.microsoft.com/office/word/2020/wordml/sdtdatahash" xmlns:w16sdtfl="http://schemas.microsoft.com/office/word/2024/wordml/sdtformatlock" xmlns:w16se="http://schemas.microsoft.com/office/word/2015/wordml/symex" mc:Ignorable="w14 w15 w16se w16cid w16 w16cex w16sdtdh w16sdtfl w16du">
+<w:styles xmlns:mc="http://schemas.openxmlformats.org/markup-compatibility/2006" xmlns:r="http://schemas.openxmlformats.org/officeDocument/2006/relationships" xmlns:w="http://schemas.openxmlformats.org/wordprocessingml/2006/main" xmlns:w14="http://schemas.microsoft.com/office/word/2010/wordml" xmlns:w15="http://schemas.microsoft.com/office/word/2012/wordml" xmlns:w16cex="http://schemas.microsoft.com/office/word/2018/wordml/cex" xmlns:w16cid="http://schemas.microsoft.com/office/word/2016/wordml/cid" xmlns:w16="http://schemas.microsoft.com/office/word/2018/wordml" xmlns:w16sdtdh="http://schemas.microsoft.com/office/word/2020/wordml/sdtdatahash" xmlns:w16sdtfl="http://schemas.microsoft.com/office/word/2024/wordml/sdtformatlock" xmlns:w16se="http://schemas.microsoft.com/office/word/2015/wordml/symex" xmlns:w16du="http://schemas.microsoft.com/office/word/2023/wordml/word16du" mc:Ignorable="w14 w15 w16se w16cid w16 w16cex w16sdtdh w16sdtfl w16du">
   <w:docDefaults>
     <w:rPrDefault>
       <w:rPr>

--- a/doc/DiM_ms20260511.docx
+++ b/doc/DiM_ms20260511.docx
@@ -1,6 +1,6 @@
 
 <file path=word/document.xml><?xml version="1.0" encoding="utf-8"?>
-<w:document xmlns:wpc="http://schemas.microsoft.com/office/word/2010/wordprocessingCanvas" xmlns:cx="http://schemas.microsoft.com/office/drawing/2014/chartex" xmlns:cx1="http://schemas.microsoft.com/office/drawing/2015/9/8/chartex" xmlns:cx2="http://schemas.microsoft.com/office/drawing/2015/10/21/chartex" xmlns:cx3="http://schemas.microsoft.com/office/drawing/2016/5/9/chartex" xmlns:cx4="http://schemas.microsoft.com/office/drawing/2016/5/10/chartex" xmlns:cx5="http://schemas.microsoft.com/office/drawing/2016/5/11/chartex" xmlns:cx6="http://schemas.microsoft.com/office/drawing/2016/5/12/chartex" xmlns:cx7="http://schemas.microsoft.com/office/drawing/2016/5/13/chartex" xmlns:cx8="http://schemas.microsoft.com/office/drawing/2016/5/14/chartex" xmlns:mc="http://schemas.openxmlformats.org/markup-compatibility/2006" xmlns:m="http://schemas.openxmlformats.org/officeDocument/2006/math" xmlns:aink="http://schemas.microsoft.com/office/drawing/2016/ink" xmlns:am3d="http://schemas.microsoft.com/office/drawing/2017/model3d" xmlns:oel="http://schemas.microsoft.com/office/2019/extlst" xmlns:r="http://schemas.openxmlformats.org/officeDocument/2006/relationships" xmlns:wp14="http://schemas.microsoft.com/office/word/2010/wordprocessingDrawing" xmlns:wp="http://schemas.openxmlformats.org/drawingml/2006/wordprocessingDrawing" xmlns:wpg="http://schemas.microsoft.com/office/word/2010/wordprocessingGroup" xmlns:wpi="http://schemas.microsoft.com/office/word/2010/wordprocessingInk" xmlns:wps="http://schemas.microsoft.com/office/word/2010/wordprocessingShape" xmlns:o="urn:schemas-microsoft-com:office:office" xmlns:v="urn:schemas-microsoft-com:vml" xmlns:w10="urn:schemas-microsoft-com:office:word" xmlns:w="http://schemas.openxmlformats.org/wordprocessingml/2006/main" xmlns:w14="http://schemas.microsoft.com/office/word/2010/wordml" xmlns:w15="http://schemas.microsoft.com/office/word/2012/wordml" xmlns:w16cex="http://schemas.microsoft.com/office/word/2018/wordml/cex" xmlns:w16cid="http://schemas.microsoft.com/office/word/2016/wordml/cid" xmlns:w16="http://schemas.microsoft.com/office/word/2018/wordml" xmlns:w16sdtdh="http://schemas.microsoft.com/office/word/2020/wordml/sdtdatahash" xmlns:w16sdtfl="http://schemas.microsoft.com/office/word/2024/wordml/sdtformatlock" xmlns:w16se="http://schemas.microsoft.com/office/word/2015/wordml/symex" xmlns:w16du="http://schemas.microsoft.com/office/word/2023/wordml/word16du" xmlns:wne="http://schemas.microsoft.com/office/word/2006/wordml" mc:Ignorable="w14 w15 w16se w16cid w16 w16cex w16sdtdh w16sdtfl w16du wp14">
+<w:document xmlns:wpc="http://schemas.microsoft.com/office/word/2010/wordprocessingCanvas" xmlns:cx="http://schemas.microsoft.com/office/drawing/2014/chartex" xmlns:cx1="http://schemas.microsoft.com/office/drawing/2015/9/8/chartex" xmlns:cx2="http://schemas.microsoft.com/office/drawing/2015/10/21/chartex" xmlns:cx3="http://schemas.microsoft.com/office/drawing/2016/5/9/chartex" xmlns:cx4="http://schemas.microsoft.com/office/drawing/2016/5/10/chartex" xmlns:cx5="http://schemas.microsoft.com/office/drawing/2016/5/11/chartex" xmlns:cx6="http://schemas.microsoft.com/office/drawing/2016/5/12/chartex" xmlns:cx7="http://schemas.microsoft.com/office/drawing/2016/5/13/chartex" xmlns:cx8="http://schemas.microsoft.com/office/drawing/2016/5/14/chartex" xmlns:mc="http://schemas.openxmlformats.org/markup-compatibility/2006" xmlns:aink="http://schemas.microsoft.com/office/drawing/2016/ink" xmlns:am3d="http://schemas.microsoft.com/office/drawing/2017/model3d" xmlns:o="urn:schemas-microsoft-com:office:office" xmlns:oel="http://schemas.microsoft.com/office/2019/extlst" xmlns:r="http://schemas.openxmlformats.org/officeDocument/2006/relationships" xmlns:m="http://schemas.openxmlformats.org/officeDocument/2006/math" xmlns:v="urn:schemas-microsoft-com:vml" xmlns:wp14="http://schemas.microsoft.com/office/word/2010/wordprocessingDrawing" xmlns:wp="http://schemas.openxmlformats.org/drawingml/2006/wordprocessingDrawing" xmlns:w10="urn:schemas-microsoft-com:office:word" xmlns:w="http://schemas.openxmlformats.org/wordprocessingml/2006/main" xmlns:w14="http://schemas.microsoft.com/office/word/2010/wordml" xmlns:w15="http://schemas.microsoft.com/office/word/2012/wordml" xmlns:w16cex="http://schemas.microsoft.com/office/word/2018/wordml/cex" xmlns:w16cid="http://schemas.microsoft.com/office/word/2016/wordml/cid" xmlns:w16="http://schemas.microsoft.com/office/word/2018/wordml" xmlns:w16du="http://schemas.microsoft.com/office/word/2023/wordml/word16du" xmlns:w16sdtdh="http://schemas.microsoft.com/office/word/2020/wordml/sdtdatahash" xmlns:w16sdtfl="http://schemas.microsoft.com/office/word/2024/wordml/sdtformatlock" xmlns:w16se="http://schemas.microsoft.com/office/word/2015/wordml/symex" xmlns:wpg="http://schemas.microsoft.com/office/word/2010/wordprocessingGroup" xmlns:wpi="http://schemas.microsoft.com/office/word/2010/wordprocessingInk" xmlns:wne="http://schemas.microsoft.com/office/word/2006/wordml" xmlns:wps="http://schemas.microsoft.com/office/word/2010/wordprocessingShape" mc:Ignorable="w14 w15 w16se w16cid w16 w16cex w16sdtdh w16sdtfl w16du wp14">
   <w:body>
     <w:p>
       <w:pPr>
@@ -44,7 +44,55 @@
         <w:rPr>
           <w:rFonts w:ascii="Aptos" w:hAnsi="Aptos"/>
         </w:rPr>
-        <w:t>Shallow cumulus clouds affect Earth’s planetary albedo and cloud feedback, and explain climate model sensitivity to atmospheric CO</w:t>
+        <w:t>Shallow cumulus clouds affect Earth’s planetary albedo</w:t>
+      </w:r>
+      <w:r>
+        <w:rPr>
+          <w:rFonts w:ascii="Aptos" w:hAnsi="Aptos"/>
+        </w:rPr>
+        <w:t>. Their</w:t>
+      </w:r>
+      <w:r>
+        <w:rPr>
+          <w:rFonts w:ascii="Aptos" w:hAnsi="Aptos"/>
+        </w:rPr>
+        <w:t xml:space="preserve"> cloud feedback explain</w:t>
+      </w:r>
+      <w:r>
+        <w:rPr>
+          <w:rFonts w:ascii="Aptos" w:hAnsi="Aptos"/>
+        </w:rPr>
+        <w:t>s</w:t>
+      </w:r>
+      <w:r>
+        <w:rPr>
+          <w:rFonts w:ascii="Aptos" w:hAnsi="Aptos"/>
+        </w:rPr>
+        <w:t xml:space="preserve"> </w:t>
+      </w:r>
+      <w:r>
+        <w:rPr>
+          <w:rFonts w:ascii="Aptos" w:hAnsi="Aptos"/>
+        </w:rPr>
+        <w:t xml:space="preserve">various </w:t>
+      </w:r>
+      <w:r>
+        <w:rPr>
+          <w:rFonts w:ascii="Aptos" w:hAnsi="Aptos"/>
+        </w:rPr>
+        <w:t>climate model sensitivit</w:t>
+      </w:r>
+      <w:r>
+        <w:rPr>
+          <w:rFonts w:ascii="Aptos" w:hAnsi="Aptos"/>
+        </w:rPr>
+        <w:t>ies</w:t>
+      </w:r>
+      <w:r>
+        <w:rPr>
+          <w:rFonts w:ascii="Aptos" w:hAnsi="Aptos"/>
+        </w:rPr>
+        <w:t xml:space="preserve"> to atmospheric CO</w:t>
       </w:r>
       <m:oMath>
         <m:sSub>
@@ -83,7 +131,7 @@
         <w:rPr>
           <w:rFonts w:ascii="Aptos" w:hAnsi="Aptos"/>
         </w:rPr>
-        <w:t>I</w:t>
+        <w:t>Desiccation of the cloud layer by i</w:t>
       </w:r>
       <w:r>
         <w:rPr>
@@ -95,13 +143,79 @@
         <w:rPr>
           <w:rFonts w:ascii="Aptos" w:hAnsi="Aptos"/>
         </w:rPr>
-        <w:t xml:space="preserve">was previously proposed to </w:t>
-      </w:r>
-      <w:r>
-        <w:rPr>
-          <w:rFonts w:ascii="Aptos" w:hAnsi="Aptos"/>
-        </w:rPr>
-        <w:t xml:space="preserve">reduce cloud </w:t>
+        <w:t>has been</w:t>
+      </w:r>
+      <w:r>
+        <w:rPr>
+          <w:rFonts w:ascii="Aptos" w:hAnsi="Aptos"/>
+        </w:rPr>
+        <w:t xml:space="preserve"> proposed to </w:t>
+      </w:r>
+      <w:r>
+        <w:rPr>
+          <w:rFonts w:ascii="Aptos" w:hAnsi="Aptos"/>
+        </w:rPr>
+        <w:t xml:space="preserve">reduce the shallow cumulus </w:t>
+      </w:r>
+      <w:r>
+        <w:rPr>
+          <w:rFonts w:ascii="Aptos" w:hAnsi="Aptos"/>
+        </w:rPr>
+        <w:t>clouds, but r</w:t>
+      </w:r>
+      <w:r>
+        <w:rPr>
+          <w:rFonts w:ascii="Aptos" w:hAnsi="Aptos"/>
+        </w:rPr>
+        <w:t xml:space="preserve">ecent </w:t>
+      </w:r>
+      <w:r>
+        <w:rPr>
+          <w:rFonts w:ascii="Aptos" w:hAnsi="Aptos"/>
+        </w:rPr>
+        <w:t>observations show that</w:t>
+      </w:r>
+      <w:r>
+        <w:rPr>
+          <w:rFonts w:ascii="Aptos" w:hAnsi="Aptos"/>
+        </w:rPr>
+        <w:t xml:space="preserve">, </w:t>
+      </w:r>
+      <w:r>
+        <w:rPr>
+          <w:rFonts w:ascii="Aptos" w:hAnsi="Aptos"/>
+        </w:rPr>
+        <w:t>rather than humidity</w:t>
+      </w:r>
+      <w:r>
+        <w:rPr>
+          <w:rFonts w:ascii="Aptos" w:hAnsi="Aptos"/>
+        </w:rPr>
+        <w:t>, mesoscale</w:t>
+      </w:r>
+      <w:r>
+        <w:rPr>
+          <w:rFonts w:ascii="Aptos" w:hAnsi="Aptos"/>
+        </w:rPr>
+        <w:t xml:space="preserve"> mass flux </w:t>
+      </w:r>
+      <w:r>
+        <w:rPr>
+          <w:rFonts w:ascii="Aptos" w:hAnsi="Aptos"/>
+        </w:rPr>
+        <w:t xml:space="preserve">variations </w:t>
+      </w:r>
+      <w:r>
+        <w:rPr>
+          <w:rFonts w:ascii="Aptos" w:hAnsi="Aptos"/>
+        </w:rPr>
+        <w:t>explain cloud</w:t>
+      </w:r>
+      <w:r>
+        <w:rPr>
+          <w:rFonts w:ascii="Aptos" w:hAnsi="Aptos"/>
+        </w:rPr>
+        <w:t xml:space="preserve"> </w:t>
       </w:r>
       <w:r>
         <w:rPr>
@@ -113,7 +227,139 @@
         <w:rPr>
           <w:rFonts w:ascii="Aptos" w:hAnsi="Aptos"/>
         </w:rPr>
-        <w:t xml:space="preserve"> by desiccating the relative humidity of the shallow cumulus layer</w:t>
+        <w:t>. M</w:t>
+      </w:r>
+      <w:r>
+        <w:rPr>
+          <w:rFonts w:ascii="Aptos" w:hAnsi="Aptos"/>
+        </w:rPr>
+        <w:t xml:space="preserve">odels </w:t>
+      </w:r>
+      <w:r>
+        <w:rPr>
+          <w:rFonts w:ascii="Aptos" w:hAnsi="Aptos"/>
+        </w:rPr>
+        <w:t xml:space="preserve">that </w:t>
+      </w:r>
+      <w:r>
+        <w:rPr>
+          <w:rFonts w:ascii="Aptos" w:hAnsi="Aptos"/>
+        </w:rPr>
+        <w:t>reproduc</w:t>
+      </w:r>
+      <w:r>
+        <w:rPr>
+          <w:rFonts w:ascii="Aptos" w:hAnsi="Aptos"/>
+        </w:rPr>
+        <w:t>e</w:t>
+      </w:r>
+      <w:r>
+        <w:rPr>
+          <w:rFonts w:ascii="Aptos" w:hAnsi="Aptos"/>
+        </w:rPr>
+        <w:t xml:space="preserve"> </w:t>
+      </w:r>
+      <w:r>
+        <w:rPr>
+          <w:rFonts w:ascii="Aptos" w:hAnsi="Aptos"/>
+        </w:rPr>
+        <w:t xml:space="preserve">this mesoscale </w:t>
+      </w:r>
+      <w:r>
+        <w:rPr>
+          <w:rFonts w:ascii="Aptos" w:hAnsi="Aptos"/>
+        </w:rPr>
+        <w:t xml:space="preserve">correlation have weaker </w:t>
+      </w:r>
+      <w:r>
+        <w:rPr>
+          <w:rFonts w:ascii="Aptos" w:hAnsi="Aptos"/>
+        </w:rPr>
+        <w:t xml:space="preserve">climate sensitivity. </w:t>
+      </w:r>
+      <w:r>
+        <w:rPr>
+          <w:rFonts w:ascii="Aptos" w:hAnsi="Aptos"/>
+        </w:rPr>
+        <w:t>Here</w:t>
+      </w:r>
+      <w:r>
+        <w:rPr>
+          <w:rFonts w:ascii="Aptos" w:hAnsi="Aptos"/>
+        </w:rPr>
+        <w:t xml:space="preserve"> we predict a decrease of shallow cumulus cloud fraction using a heuristic </w:t>
+      </w:r>
+      <w:r>
+        <w:rPr>
+          <w:rFonts w:ascii="Aptos" w:hAnsi="Aptos"/>
+        </w:rPr>
+        <w:t xml:space="preserve">model </w:t>
+      </w:r>
+      <w:r>
+        <w:rPr>
+          <w:rFonts w:ascii="Aptos" w:hAnsi="Aptos"/>
+        </w:rPr>
+        <w:t>of</w:t>
+      </w:r>
+      <w:r>
+        <w:rPr>
+          <w:rFonts w:ascii="Aptos" w:hAnsi="Aptos"/>
+        </w:rPr>
+        <w:t xml:space="preserve"> clouds </w:t>
+      </w:r>
+      <w:r>
+        <w:rPr>
+          <w:rFonts w:ascii="Aptos" w:hAnsi="Aptos"/>
+        </w:rPr>
+        <w:t>whose</w:t>
+      </w:r>
+      <w:r>
+        <w:rPr>
+          <w:rFonts w:ascii="Aptos" w:hAnsi="Aptos"/>
+        </w:rPr>
+        <w:t xml:space="preserve"> moisture flux balances</w:t>
+      </w:r>
+      <w:r>
+        <w:rPr>
+          <w:rFonts w:ascii="Aptos" w:hAnsi="Aptos"/>
+        </w:rPr>
+        <w:t xml:space="preserve"> </w:t>
+      </w:r>
+      <w:r>
+        <w:rPr>
+          <w:rFonts w:ascii="Aptos" w:hAnsi="Aptos"/>
+        </w:rPr>
+        <w:t>the</w:t>
+      </w:r>
+      <w:r>
+        <w:rPr>
+          <w:rFonts w:ascii="Aptos" w:hAnsi="Aptos"/>
+        </w:rPr>
+        <w:t xml:space="preserve"> drying by </w:t>
+      </w:r>
+      <w:r>
+        <w:rPr>
+          <w:rFonts w:ascii="Aptos" w:hAnsi="Aptos"/>
+        </w:rPr>
+        <w:t xml:space="preserve">the </w:t>
+      </w:r>
+      <w:r>
+        <w:rPr>
+          <w:rFonts w:ascii="Aptos" w:hAnsi="Aptos"/>
+        </w:rPr>
+        <w:t xml:space="preserve">large-scale </w:t>
+      </w:r>
+      <w:r>
+        <w:rPr>
+          <w:rFonts w:ascii="Aptos" w:hAnsi="Aptos"/>
+        </w:rPr>
+        <w:t>tropical atmospheric overturning</w:t>
+      </w:r>
+      <w:r>
+        <w:rPr>
+          <w:rFonts w:ascii="Aptos" w:hAnsi="Aptos"/>
+        </w:rPr>
+        <w:t xml:space="preserve"> circulation</w:t>
       </w:r>
       <w:r>
         <w:rPr>
@@ -125,79 +371,82 @@
         <w:rPr>
           <w:rFonts w:ascii="Aptos" w:hAnsi="Aptos"/>
         </w:rPr>
-        <w:t>R</w:t>
-      </w:r>
-      <w:r>
-        <w:rPr>
-          <w:rFonts w:ascii="Aptos" w:hAnsi="Aptos"/>
-        </w:rPr>
-        <w:t xml:space="preserve">ecent </w:t>
-      </w:r>
-      <w:r>
-        <w:rPr>
-          <w:rFonts w:ascii="Aptos" w:hAnsi="Aptos"/>
-        </w:rPr>
-        <w:t xml:space="preserve">observations </w:t>
-      </w:r>
-      <w:r>
-        <w:rPr>
-          <w:rFonts w:ascii="Aptos" w:hAnsi="Aptos"/>
-        </w:rPr>
-        <w:t>refut</w:t>
-      </w:r>
-      <w:r>
-        <w:rPr>
-          <w:rFonts w:ascii="Aptos" w:hAnsi="Aptos"/>
-        </w:rPr>
-        <w:t>e</w:t>
-      </w:r>
-      <w:r>
-        <w:rPr>
-          <w:rFonts w:ascii="Aptos" w:hAnsi="Aptos"/>
-        </w:rPr>
-        <w:t xml:space="preserve"> th</w:t>
-      </w:r>
-      <w:r>
-        <w:rPr>
-          <w:rFonts w:ascii="Aptos" w:hAnsi="Aptos"/>
-        </w:rPr>
-        <w:t>is</w:t>
-      </w:r>
-      <w:r>
-        <w:rPr>
-          <w:rFonts w:ascii="Aptos" w:hAnsi="Aptos"/>
-        </w:rPr>
-        <w:t xml:space="preserve"> desic</w:t>
-      </w:r>
-      <w:r>
-        <w:rPr>
-          <w:rFonts w:ascii="Aptos" w:hAnsi="Aptos"/>
-        </w:rPr>
-        <w:t>c</w:t>
-      </w:r>
-      <w:r>
-        <w:rPr>
-          <w:rFonts w:ascii="Aptos" w:hAnsi="Aptos"/>
-        </w:rPr>
-        <w:t>ation hypothesis</w:t>
-      </w:r>
-      <w:r>
-        <w:rPr>
-          <w:rFonts w:ascii="Aptos" w:hAnsi="Aptos"/>
-        </w:rPr>
-        <w:t xml:space="preserve"> by </w:t>
-      </w:r>
-      <w:r>
-        <w:rPr>
-          <w:rFonts w:ascii="Aptos" w:hAnsi="Aptos"/>
-        </w:rPr>
-        <w:t>showing that</w:t>
-      </w:r>
-      <w:r>
-        <w:rPr>
-          <w:rFonts w:ascii="Aptos" w:hAnsi="Aptos"/>
-        </w:rPr>
-        <w:t xml:space="preserve"> mass flux rather than humidity explains mesoscale</w:t>
+        <w:t>Th</w:t>
+      </w:r>
+      <w:r>
+        <w:rPr>
+          <w:rFonts w:ascii="Aptos" w:hAnsi="Aptos"/>
+        </w:rPr>
+        <w:t xml:space="preserve">e </w:t>
+      </w:r>
+      <w:r>
+        <w:rPr>
+          <w:rFonts w:ascii="Aptos" w:hAnsi="Aptos"/>
+        </w:rPr>
+        <w:t xml:space="preserve">moisture balance predicts clouds decrease </w:t>
+      </w:r>
+      <w:r>
+        <w:rPr>
+          <w:rFonts w:ascii="Aptos" w:hAnsi="Aptos"/>
+        </w:rPr>
+        <w:t xml:space="preserve">with warming in </w:t>
+      </w:r>
+      <w:r>
+        <w:rPr>
+          <w:rFonts w:ascii="Aptos" w:hAnsi="Aptos"/>
+        </w:rPr>
+        <w:t>proportion</w:t>
+      </w:r>
+      <w:r>
+        <w:rPr>
+          <w:rFonts w:ascii="Aptos" w:hAnsi="Aptos"/>
+        </w:rPr>
+        <w:t xml:space="preserve"> to</w:t>
+      </w:r>
+      <w:r>
+        <w:rPr>
+          <w:rFonts w:ascii="Aptos" w:hAnsi="Aptos"/>
+        </w:rPr>
+        <w:t xml:space="preserve"> the </w:t>
+      </w:r>
+      <w:proofErr w:type="gramStart"/>
+      <w:r>
+        <w:rPr>
+          <w:rFonts w:ascii="Aptos" w:hAnsi="Aptos"/>
+        </w:rPr>
+        <w:t>large scale</w:t>
+      </w:r>
+      <w:proofErr w:type="gramEnd"/>
+      <w:r>
+        <w:rPr>
+          <w:rFonts w:ascii="Aptos" w:hAnsi="Aptos"/>
+        </w:rPr>
+        <w:t xml:space="preserve"> circulation</w:t>
+      </w:r>
+      <w:r>
+        <w:rPr>
+          <w:rFonts w:ascii="Aptos" w:hAnsi="Aptos"/>
+        </w:rPr>
+        <w:t xml:space="preserve">, which in turn decreases </w:t>
+      </w:r>
+      <w:r>
+        <w:rPr>
+          <w:rFonts w:ascii="Aptos" w:hAnsi="Aptos"/>
+        </w:rPr>
+        <w:t>–</w:t>
+      </w:r>
+      <w:r>
+        <w:rPr>
+          <w:rFonts w:ascii="Aptos" w:hAnsi="Aptos"/>
+        </w:rPr>
+        <w:t>5 % K</w:t>
+      </w:r>
+      <w:r>
+        <w:rPr>
+          <w:rFonts w:ascii="Aptos" w:hAnsi="Aptos"/>
+          <w:vertAlign w:val="superscript"/>
+        </w:rPr>
+        <w:t>-1</w:t>
       </w:r>
       <w:r>
         <w:rPr>
@@ -209,133 +458,25 @@
         <w:rPr>
           <w:rFonts w:ascii="Aptos" w:hAnsi="Aptos"/>
         </w:rPr>
-        <w:t>cloud</w:t>
-      </w:r>
-      <w:r>
-        <w:rPr>
-          <w:rFonts w:ascii="Aptos" w:hAnsi="Aptos"/>
-        </w:rPr>
-        <w:t xml:space="preserve"> </w:t>
-      </w:r>
-      <w:r>
-        <w:rPr>
-          <w:rFonts w:ascii="Aptos" w:hAnsi="Aptos"/>
-        </w:rPr>
-        <w:t>area</w:t>
-      </w:r>
-      <w:r>
-        <w:rPr>
-          <w:rFonts w:ascii="Aptos" w:hAnsi="Aptos"/>
-        </w:rPr>
-        <w:t xml:space="preserve">, and </w:t>
-      </w:r>
-      <w:r>
-        <w:rPr>
-          <w:rFonts w:ascii="Aptos" w:hAnsi="Aptos"/>
-        </w:rPr>
-        <w:t>show t</w:t>
-      </w:r>
-      <w:r>
-        <w:rPr>
-          <w:rFonts w:ascii="Aptos" w:hAnsi="Aptos"/>
-        </w:rPr>
-        <w:t>hat m</w:t>
-      </w:r>
-      <w:r>
-        <w:rPr>
-          <w:rFonts w:ascii="Aptos" w:hAnsi="Aptos"/>
-        </w:rPr>
-        <w:t xml:space="preserve">odels </w:t>
-      </w:r>
-      <w:r>
-        <w:rPr>
-          <w:rFonts w:ascii="Aptos" w:hAnsi="Aptos"/>
-        </w:rPr>
-        <w:t>reproducing</w:t>
-      </w:r>
-      <w:r>
-        <w:rPr>
-          <w:rFonts w:ascii="Aptos" w:hAnsi="Aptos"/>
-        </w:rPr>
-        <w:t xml:space="preserve"> </w:t>
-      </w:r>
-      <w:r>
-        <w:rPr>
-          <w:rFonts w:ascii="Aptos" w:hAnsi="Aptos"/>
-        </w:rPr>
-        <w:t xml:space="preserve">this mesoscale </w:t>
-      </w:r>
-      <w:r>
-        <w:rPr>
-          <w:rFonts w:ascii="Aptos" w:hAnsi="Aptos"/>
-        </w:rPr>
-        <w:t xml:space="preserve">correlation have weaker </w:t>
-      </w:r>
-      <w:r>
-        <w:rPr>
-          <w:rFonts w:ascii="Aptos" w:hAnsi="Aptos"/>
-        </w:rPr>
-        <w:t xml:space="preserve">climate sensitivity. </w:t>
-      </w:r>
-      <w:r>
-        <w:rPr>
-          <w:rFonts w:ascii="Aptos" w:hAnsi="Aptos"/>
-        </w:rPr>
-        <w:t>Here</w:t>
-      </w:r>
-      <w:r>
-        <w:rPr>
-          <w:rFonts w:ascii="Aptos" w:hAnsi="Aptos"/>
-        </w:rPr>
-        <w:t xml:space="preserve"> we predict a decrease of shallow cumulus cloud fraction using a heuristic </w:t>
-      </w:r>
-      <w:r>
-        <w:rPr>
-          <w:rFonts w:ascii="Aptos" w:hAnsi="Aptos"/>
-        </w:rPr>
-        <w:t xml:space="preserve">model </w:t>
-      </w:r>
-      <w:r>
-        <w:rPr>
-          <w:rFonts w:ascii="Aptos" w:hAnsi="Aptos"/>
-        </w:rPr>
-        <w:t>of</w:t>
-      </w:r>
-      <w:r>
-        <w:rPr>
-          <w:rFonts w:ascii="Aptos" w:hAnsi="Aptos"/>
-        </w:rPr>
-        <w:t xml:space="preserve"> clouds </w:t>
-      </w:r>
-      <w:r>
-        <w:rPr>
-          <w:rFonts w:ascii="Aptos" w:hAnsi="Aptos"/>
-        </w:rPr>
-        <w:t>whose</w:t>
-      </w:r>
-      <w:r>
-        <w:rPr>
-          <w:rFonts w:ascii="Aptos" w:hAnsi="Aptos"/>
-        </w:rPr>
-        <w:t xml:space="preserve"> moisture flux balances</w:t>
-      </w:r>
-      <w:r>
-        <w:rPr>
-          <w:rFonts w:ascii="Aptos" w:hAnsi="Aptos"/>
-        </w:rPr>
-        <w:t xml:space="preserve"> </w:t>
-      </w:r>
-      <w:r>
-        <w:rPr>
-          <w:rFonts w:ascii="Aptos" w:hAnsi="Aptos"/>
-        </w:rPr>
-        <w:t>the</w:t>
-      </w:r>
-      <w:r>
-        <w:rPr>
-          <w:rFonts w:ascii="Aptos" w:hAnsi="Aptos"/>
-        </w:rPr>
-        <w:t xml:space="preserve"> drying by </w:t>
+        <w:t xml:space="preserve">surface temperature </w:t>
+      </w:r>
+      <w:r>
+        <w:rPr>
+          <w:rFonts w:ascii="Aptos" w:hAnsi="Aptos"/>
+        </w:rPr>
+        <w:t>by energetics</w:t>
+      </w:r>
+      <w:r>
+        <w:rPr>
+          <w:rFonts w:ascii="Aptos" w:hAnsi="Aptos"/>
+        </w:rPr>
+        <w:t xml:space="preserve">. </w:t>
+      </w:r>
+      <w:r>
+        <w:rPr>
+          <w:rFonts w:ascii="Aptos" w:hAnsi="Aptos"/>
+        </w:rPr>
+        <w:t xml:space="preserve">Tuned to </w:t>
       </w:r>
       <w:r>
         <w:rPr>
@@ -347,171 +488,56 @@
         <w:rPr>
           <w:rFonts w:ascii="Aptos" w:hAnsi="Aptos"/>
         </w:rPr>
-        <w:t xml:space="preserve">large-scale </w:t>
-      </w:r>
-      <w:r>
-        <w:rPr>
-          <w:rFonts w:ascii="Aptos" w:hAnsi="Aptos"/>
-        </w:rPr>
-        <w:t>tropical atmospheric overturning</w:t>
-      </w:r>
-      <w:r>
-        <w:rPr>
-          <w:rFonts w:ascii="Aptos" w:hAnsi="Aptos"/>
-        </w:rPr>
-        <w:t xml:space="preserve"> circulation</w:t>
-      </w:r>
-      <w:r>
-        <w:rPr>
-          <w:rFonts w:ascii="Aptos" w:hAnsi="Aptos"/>
-        </w:rPr>
-        <w:t xml:space="preserve">. </w:t>
-      </w:r>
-      <w:r>
-        <w:rPr>
-          <w:rFonts w:ascii="Aptos" w:hAnsi="Aptos"/>
-        </w:rPr>
-        <w:t>Th</w:t>
-      </w:r>
-      <w:r>
-        <w:rPr>
-          <w:rFonts w:ascii="Aptos" w:hAnsi="Aptos"/>
-        </w:rPr>
-        <w:t xml:space="preserve">e </w:t>
-      </w:r>
-      <w:r>
-        <w:rPr>
-          <w:rFonts w:ascii="Aptos" w:hAnsi="Aptos"/>
-        </w:rPr>
-        <w:t xml:space="preserve">moisture balance predicts clouds decrease </w:t>
-      </w:r>
-      <w:r>
-        <w:rPr>
-          <w:rFonts w:ascii="Aptos" w:hAnsi="Aptos"/>
-        </w:rPr>
-        <w:t xml:space="preserve">with warming in </w:t>
-      </w:r>
-      <w:r>
-        <w:rPr>
-          <w:rFonts w:ascii="Aptos" w:hAnsi="Aptos"/>
-        </w:rPr>
-        <w:t>proportion</w:t>
-      </w:r>
-      <w:r>
-        <w:rPr>
-          <w:rFonts w:ascii="Aptos" w:hAnsi="Aptos"/>
-        </w:rPr>
-        <w:t xml:space="preserve"> to</w:t>
-      </w:r>
-      <w:r>
-        <w:rPr>
-          <w:rFonts w:ascii="Aptos" w:hAnsi="Aptos"/>
-        </w:rPr>
-        <w:t xml:space="preserve"> the large scale circulation</w:t>
-      </w:r>
-      <w:r>
-        <w:rPr>
-          <w:rFonts w:ascii="Aptos" w:hAnsi="Aptos"/>
-        </w:rPr>
-        <w:t xml:space="preserve">, which in turn decreases </w:t>
-      </w:r>
-      <w:r>
-        <w:rPr>
-          <w:rFonts w:ascii="Aptos" w:hAnsi="Aptos"/>
-        </w:rPr>
-        <w:t>–</w:t>
-      </w:r>
-      <w:r>
-        <w:rPr>
-          <w:rFonts w:ascii="Aptos" w:hAnsi="Aptos"/>
-        </w:rPr>
-        <w:t>5 % K</w:t>
+        <w:t xml:space="preserve">observed </w:t>
+      </w:r>
+      <w:r>
+        <w:rPr>
+          <w:rFonts w:ascii="Aptos" w:hAnsi="Aptos"/>
+        </w:rPr>
+        <w:t xml:space="preserve">moisture budget and </w:t>
+      </w:r>
+      <w:r>
+        <w:rPr>
+          <w:rFonts w:ascii="Aptos" w:hAnsi="Aptos"/>
+        </w:rPr>
+        <w:t xml:space="preserve">cloud top height distribution, the cloud model independently </w:t>
+      </w:r>
+      <w:r>
+        <w:rPr>
+          <w:rFonts w:ascii="Aptos" w:hAnsi="Aptos"/>
+        </w:rPr>
+        <w:t>reproduces the mesoscale correlation of cloud fraction to cloud base mass flux found over the northeastern tropical Atlantic Ocean in EUREC4A.</w:t>
+      </w:r>
+      <w:r>
+        <w:rPr>
+          <w:rFonts w:ascii="Aptos" w:hAnsi="Aptos"/>
+        </w:rPr>
+        <w:t xml:space="preserve"> The –5 % K</w:t>
       </w:r>
       <w:r>
         <w:rPr>
           <w:rFonts w:ascii="Aptos" w:hAnsi="Aptos"/>
           <w:vertAlign w:val="superscript"/>
         </w:rPr>
-        <w:t>-1</w:t>
-      </w:r>
-      <w:r>
-        <w:rPr>
-          <w:rFonts w:ascii="Aptos" w:hAnsi="Aptos"/>
-        </w:rPr>
-        <w:t xml:space="preserve"> </w:t>
-      </w:r>
-      <w:r>
-        <w:rPr>
-          <w:rFonts w:ascii="Aptos" w:hAnsi="Aptos"/>
-        </w:rPr>
-        <w:t xml:space="preserve">surface temperature </w:t>
-      </w:r>
-      <w:r>
-        <w:rPr>
-          <w:rFonts w:ascii="Aptos" w:hAnsi="Aptos"/>
-        </w:rPr>
-        <w:t>by energetics</w:t>
-      </w:r>
-      <w:r>
-        <w:rPr>
-          <w:rFonts w:ascii="Aptos" w:hAnsi="Aptos"/>
-        </w:rPr>
-        <w:t xml:space="preserve">. </w:t>
-      </w:r>
-      <w:r>
-        <w:rPr>
-          <w:rFonts w:ascii="Aptos" w:hAnsi="Aptos"/>
-        </w:rPr>
-        <w:t xml:space="preserve">Tuned to </w:t>
-      </w:r>
-      <w:r>
-        <w:rPr>
-          <w:rFonts w:ascii="Aptos" w:hAnsi="Aptos"/>
-        </w:rPr>
-        <w:t xml:space="preserve">the </w:t>
-      </w:r>
-      <w:r>
-        <w:rPr>
-          <w:rFonts w:ascii="Aptos" w:hAnsi="Aptos"/>
-        </w:rPr>
-        <w:t xml:space="preserve">observed </w:t>
-      </w:r>
-      <w:r>
-        <w:rPr>
-          <w:rFonts w:ascii="Aptos" w:hAnsi="Aptos"/>
-        </w:rPr>
-        <w:t xml:space="preserve">moisture budget and </w:t>
-      </w:r>
-      <w:r>
-        <w:rPr>
-          <w:rFonts w:ascii="Aptos" w:hAnsi="Aptos"/>
-        </w:rPr>
-        <w:t xml:space="preserve">cloud top height distribution, the cloud model independently </w:t>
-      </w:r>
-      <w:r>
-        <w:rPr>
-          <w:rFonts w:ascii="Aptos" w:hAnsi="Aptos"/>
-        </w:rPr>
-        <w:t>reproduces the mesoscale correlation of cloud fraction to cloud base mass flux found over the northeastern tropical Atlantic Ocean in EUREC4A.</w:t>
-      </w:r>
-      <w:r>
-        <w:rPr>
-          <w:rFonts w:ascii="Aptos" w:hAnsi="Aptos"/>
-        </w:rPr>
-        <w:t xml:space="preserve"> The –5 % K</w:t>
-      </w:r>
-      <w:r>
-        <w:rPr>
-          <w:rFonts w:ascii="Aptos" w:hAnsi="Aptos"/>
-          <w:vertAlign w:val="superscript"/>
-        </w:rPr>
         <w:t>–1</w:t>
       </w:r>
       <w:r>
         <w:rPr>
           <w:rFonts w:ascii="Aptos" w:hAnsi="Aptos"/>
         </w:rPr>
-        <w:t xml:space="preserve"> reduction of cloud fraction locally decreases cloud shortwave radiative cooling by 1.6 W m</w:t>
+        <w:t xml:space="preserve"> reduction of cloud fraction decreases </w:t>
+      </w:r>
+      <w:r>
+        <w:rPr>
+          <w:rFonts w:ascii="Aptos" w:hAnsi="Aptos"/>
+        </w:rPr>
+        <w:t xml:space="preserve">local </w:t>
+      </w:r>
+      <w:r>
+        <w:rPr>
+          <w:rFonts w:ascii="Aptos" w:hAnsi="Aptos"/>
+        </w:rPr>
+        <w:t>cloud shortwave radiative cooling by 1.6 W m</w:t>
       </w:r>
       <w:r>
         <w:rPr>
@@ -532,6 +558,7 @@
         <w:pStyle w:val="Heading1"/>
       </w:pPr>
       <w:r>
+        <w:lastRenderedPageBreak/>
         <w:t>Abstract - alternate ideas</w:t>
       </w:r>
     </w:p>
@@ -578,8 +605,9 @@
           <w:szCs w:val="24"/>
           <w14:ligatures w14:val="none"/>
         </w:rPr>
-        <w:t xml:space="preserve">CO2 has been explained by shallow cumulus cloud feedback. It has been proposed that increased vertical mixing reduces cloud fraction by </w:t>
-      </w:r>
+        <w:t xml:space="preserve">CO2 has been explained by </w:t>
+      </w:r>
+      <w:proofErr w:type="gramStart"/>
       <w:r>
         <w:rPr>
           <w:rFonts w:ascii="Aptos" w:eastAsiaTheme="minorHAnsi" w:hAnsi="Aptos" w:cstheme="minorBidi"/>
@@ -589,8 +617,9 @@
           <w:szCs w:val="24"/>
           <w14:ligatures w14:val="none"/>
         </w:rPr>
-        <w:t>drying</w:t>
-      </w:r>
+        <w:t>shallow cumulus</w:t>
+      </w:r>
+      <w:proofErr w:type="gramEnd"/>
       <w:r>
         <w:rPr>
           <w:rFonts w:ascii="Aptos" w:eastAsiaTheme="minorHAnsi" w:hAnsi="Aptos" w:cstheme="minorBidi"/>
@@ -600,7 +629,7 @@
           <w:szCs w:val="24"/>
           <w14:ligatures w14:val="none"/>
         </w:rPr>
-        <w:t xml:space="preserve"> the shallow cumulus layer, yet </w:t>
+        <w:t xml:space="preserve"> cloud feedback. It has been proposed that increased vertical mixing reduces cloud fraction by </w:t>
       </w:r>
       <w:r>
         <w:rPr>
@@ -611,7 +640,7 @@
           <w:szCs w:val="24"/>
           <w14:ligatures w14:val="none"/>
         </w:rPr>
-        <w:t xml:space="preserve">observations show cloud fraction is related to cloud base mass flux rather than humidity, </w:t>
+        <w:t>drying</w:t>
       </w:r>
       <w:r>
         <w:rPr>
@@ -622,7 +651,7 @@
           <w:szCs w:val="24"/>
           <w14:ligatures w14:val="none"/>
         </w:rPr>
-        <w:t xml:space="preserve">suggesting clouds are relatively insensitive </w:t>
+        <w:t xml:space="preserve"> the shallow cumulus layer, yet </w:t>
       </w:r>
       <w:r>
         <w:rPr>
@@ -633,7 +662,7 @@
           <w:szCs w:val="24"/>
           <w14:ligatures w14:val="none"/>
         </w:rPr>
-        <w:t xml:space="preserve">to </w:t>
+        <w:t xml:space="preserve">observations show cloud fraction is related to cloud base mass flux rather than humidity, </w:t>
       </w:r>
       <w:r>
         <w:rPr>
@@ -644,7 +673,7 @@
           <w:szCs w:val="24"/>
           <w14:ligatures w14:val="none"/>
         </w:rPr>
-        <w:t>desiccation by mixing</w:t>
+        <w:t xml:space="preserve">suggesting clouds are relatively insensitive </w:t>
       </w:r>
       <w:r>
         <w:rPr>
@@ -655,7 +684,7 @@
           <w:szCs w:val="24"/>
           <w14:ligatures w14:val="none"/>
         </w:rPr>
-        <w:t xml:space="preserve">. </w:t>
+        <w:t xml:space="preserve">to </w:t>
       </w:r>
       <w:r>
         <w:rPr>
@@ -666,7 +695,7 @@
           <w:szCs w:val="24"/>
           <w14:ligatures w14:val="none"/>
         </w:rPr>
-        <w:t>Here we hypothesize that</w:t>
+        <w:t>desiccation by mixing</w:t>
       </w:r>
       <w:r>
         <w:rPr>
@@ -677,7 +706,7 @@
           <w:szCs w:val="24"/>
           <w14:ligatures w14:val="none"/>
         </w:rPr>
-        <w:t xml:space="preserve">, in a steady climate, </w:t>
+        <w:t xml:space="preserve">. </w:t>
       </w:r>
       <w:r>
         <w:rPr>
@@ -688,7 +717,7 @@
           <w:szCs w:val="24"/>
           <w14:ligatures w14:val="none"/>
         </w:rPr>
-        <w:t xml:space="preserve">the moisture flux </w:t>
+        <w:t>Here we hypothesize that</w:t>
       </w:r>
       <w:r>
         <w:rPr>
@@ -699,7 +728,7 @@
           <w:szCs w:val="24"/>
           <w14:ligatures w14:val="none"/>
         </w:rPr>
-        <w:t xml:space="preserve">by </w:t>
+        <w:t xml:space="preserve">, in a steady climate, </w:t>
       </w:r>
       <w:r>
         <w:rPr>
@@ -710,8 +739,9 @@
           <w:szCs w:val="24"/>
           <w14:ligatures w14:val="none"/>
         </w:rPr>
-        <w:t>shallow cumulus cloud</w:t>
-      </w:r>
+        <w:t xml:space="preserve">the moisture </w:t>
+      </w:r>
+      <w:proofErr w:type="gramStart"/>
       <w:r>
         <w:rPr>
           <w:rFonts w:ascii="Aptos" w:eastAsiaTheme="minorHAnsi" w:hAnsi="Aptos" w:cstheme="minorBidi"/>
@@ -721,7 +751,76 @@
           <w:szCs w:val="24"/>
           <w14:ligatures w14:val="none"/>
         </w:rPr>
-        <w:t>s balances drying by the large scale circulation.</w:t>
+        <w:t>flux</w:t>
+      </w:r>
+      <w:proofErr w:type="gramEnd"/>
+      <w:r>
+        <w:rPr>
+          <w:rFonts w:ascii="Aptos" w:eastAsiaTheme="minorHAnsi" w:hAnsi="Aptos" w:cstheme="minorBidi"/>
+          <w:color w:val="auto"/>
+          <w:kern w:val="0"/>
+          <w:sz w:val="24"/>
+          <w:szCs w:val="24"/>
+          <w14:ligatures w14:val="none"/>
+        </w:rPr>
+        <w:t xml:space="preserve"> </w:t>
+      </w:r>
+      <w:r>
+        <w:rPr>
+          <w:rFonts w:ascii="Aptos" w:eastAsiaTheme="minorHAnsi" w:hAnsi="Aptos" w:cstheme="minorBidi"/>
+          <w:color w:val="auto"/>
+          <w:kern w:val="0"/>
+          <w:sz w:val="24"/>
+          <w:szCs w:val="24"/>
+          <w14:ligatures w14:val="none"/>
+        </w:rPr>
+        <w:t xml:space="preserve">by </w:t>
+      </w:r>
+      <w:r>
+        <w:rPr>
+          <w:rFonts w:ascii="Aptos" w:eastAsiaTheme="minorHAnsi" w:hAnsi="Aptos" w:cstheme="minorBidi"/>
+          <w:color w:val="auto"/>
+          <w:kern w:val="0"/>
+          <w:sz w:val="24"/>
+          <w:szCs w:val="24"/>
+          <w14:ligatures w14:val="none"/>
+        </w:rPr>
+        <w:t>shallow cumulus cloud</w:t>
+      </w:r>
+      <w:r>
+        <w:rPr>
+          <w:rFonts w:ascii="Aptos" w:eastAsiaTheme="minorHAnsi" w:hAnsi="Aptos" w:cstheme="minorBidi"/>
+          <w:color w:val="auto"/>
+          <w:kern w:val="0"/>
+          <w:sz w:val="24"/>
+          <w:szCs w:val="24"/>
+          <w14:ligatures w14:val="none"/>
+        </w:rPr>
+        <w:t xml:space="preserve">s balances drying by the </w:t>
+      </w:r>
+      <w:proofErr w:type="gramStart"/>
+      <w:r>
+        <w:rPr>
+          <w:rFonts w:ascii="Aptos" w:eastAsiaTheme="minorHAnsi" w:hAnsi="Aptos" w:cstheme="minorBidi"/>
+          <w:color w:val="auto"/>
+          <w:kern w:val="0"/>
+          <w:sz w:val="24"/>
+          <w:szCs w:val="24"/>
+          <w14:ligatures w14:val="none"/>
+        </w:rPr>
+        <w:t>large scale</w:t>
+      </w:r>
+      <w:proofErr w:type="gramEnd"/>
+      <w:r>
+        <w:rPr>
+          <w:rFonts w:ascii="Aptos" w:eastAsiaTheme="minorHAnsi" w:hAnsi="Aptos" w:cstheme="minorBidi"/>
+          <w:color w:val="auto"/>
+          <w:kern w:val="0"/>
+          <w:sz w:val="24"/>
+          <w:szCs w:val="24"/>
+          <w14:ligatures w14:val="none"/>
+        </w:rPr>
+        <w:t xml:space="preserve"> circulation.</w:t>
       </w:r>
       <w:r>
         <w:rPr>
@@ -985,7 +1084,21 @@
         <w:rPr>
           <w:rFonts w:ascii="Aptos" w:hAnsi="Aptos"/>
         </w:rPr>
-        <w:t xml:space="preserve"> to increasing CO2</w:t>
+        <w:t xml:space="preserve"> to </w:t>
+      </w:r>
+      <w:proofErr w:type="gramStart"/>
+      <w:r>
+        <w:rPr>
+          <w:rFonts w:ascii="Aptos" w:hAnsi="Aptos"/>
+        </w:rPr>
+        <w:t>increasing</w:t>
+      </w:r>
+      <w:proofErr w:type="gramEnd"/>
+      <w:r>
+        <w:rPr>
+          <w:rFonts w:ascii="Aptos" w:hAnsi="Aptos"/>
+        </w:rPr>
+        <w:t xml:space="preserve"> CO2</w:t>
       </w:r>
       <w:r>
         <w:rPr>
@@ -1026,7 +1139,15 @@
         <w:t xml:space="preserve">y </w:t>
       </w:r>
       <w:r>
-        <w:t xml:space="preserve">low cloud feedbacks and widen the spread of climate projections. </w:t>
+        <w:t xml:space="preserve">low cloud </w:t>
+      </w:r>
+      <w:proofErr w:type="gramStart"/>
+      <w:r>
+        <w:t>feedbacks</w:t>
+      </w:r>
+      <w:proofErr w:type="gramEnd"/>
+      <w:r>
+        <w:t xml:space="preserve"> and widen the spread of climate projections. </w:t>
       </w:r>
       <w:r>
         <w:rPr>
@@ -1038,7 +1159,14 @@
         <w:rPr>
           <w:rFonts w:ascii="Aptos" w:hAnsi="Aptos"/>
         </w:rPr>
-        <w:t>ositive feedback</w:t>
+        <w:t xml:space="preserve">ositive </w:t>
+      </w:r>
+      <w:proofErr w:type="gramStart"/>
+      <w:r>
+        <w:rPr>
+          <w:rFonts w:ascii="Aptos" w:hAnsi="Aptos"/>
+        </w:rPr>
+        <w:t>feedback</w:t>
       </w:r>
       <w:r>
         <w:rPr>
@@ -1046,6 +1174,7 @@
         </w:rPr>
         <w:t>s</w:t>
       </w:r>
+      <w:proofErr w:type="gramEnd"/>
       <w:r>
         <w:rPr>
           <w:rFonts w:ascii="Aptos" w:hAnsi="Aptos"/>
@@ -1092,7 +1221,21 @@
         <w:rPr>
           <w:rFonts w:ascii="Aptos" w:hAnsi="Aptos"/>
         </w:rPr>
-        <w:t xml:space="preserve">s dominates feedbacks from changes in </w:t>
+        <w:t xml:space="preserve">s dominates </w:t>
+      </w:r>
+      <w:proofErr w:type="gramStart"/>
+      <w:r>
+        <w:rPr>
+          <w:rFonts w:ascii="Aptos" w:hAnsi="Aptos"/>
+        </w:rPr>
+        <w:t>feedbacks</w:t>
+      </w:r>
+      <w:proofErr w:type="gramEnd"/>
+      <w:r>
+        <w:rPr>
+          <w:rFonts w:ascii="Aptos" w:hAnsi="Aptos"/>
+        </w:rPr>
+        <w:t xml:space="preserve"> from changes in </w:t>
       </w:r>
       <w:r>
         <w:rPr>
@@ -1216,7 +1359,15 @@
         <w:t xml:space="preserve">and LES </w:t>
       </w:r>
       <w:r>
-        <w:t>suggest that subcloud layer turbulence moderates cloud base moisture</w:t>
+        <w:t xml:space="preserve">suggest that </w:t>
+      </w:r>
+      <w:proofErr w:type="spellStart"/>
+      <w:r>
+        <w:t>subcloud</w:t>
+      </w:r>
+      <w:proofErr w:type="spellEnd"/>
+      <w:r>
+        <w:t xml:space="preserve"> layer turbulence moderates cloud base moisture</w:t>
       </w:r>
       <w:r>
         <w:t xml:space="preserve"> and </w:t>
@@ -1237,7 +1388,11 @@
         <w:t>s</w:t>
       </w:r>
       <w:r>
-        <w:t>atellite shallow cumulus clouds have 0.5-3 km heights and weak cloud fraction at cloud base (3 % by random overlap or 8 % by maximum overlap; Fig. 1)</w:t>
+        <w:t xml:space="preserve">atellite shallow cumulus clouds have 0.5-3 km heights and weak cloud fraction at </w:t>
+      </w:r>
+      <w:r>
+        <w:lastRenderedPageBreak/>
+        <w:t>cloud base (3 % by random overlap or 8 % by maximum overlap; Fig. 1)</w:t>
       </w:r>
       <w:r>
         <w:t>. EUREC4A airborne lidar and radar cloud-base cloud fraction is only 5.4 % (BASTILIAS XXXX, Vogel et al. 2022)</w:t>
@@ -1287,13 +1442,21 @@
         <w:t xml:space="preserve"> in 4 of 5 models</w:t>
       </w:r>
       <w:r>
-        <w:t>, a</w:t>
+        <w:t xml:space="preserve">, </w:t>
+      </w:r>
+      <w:proofErr w:type="gramStart"/>
+      <w:r>
+        <w:t>a</w:t>
       </w:r>
       <w:r>
         <w:t xml:space="preserve"> </w:t>
       </w:r>
       <w:r>
-        <w:t>negative feedback (Huang et al. 2026).</w:t>
+        <w:t>negative feedback (Huang et al. 2026)</w:t>
+      </w:r>
+      <w:proofErr w:type="gramEnd"/>
+      <w:r>
+        <w:t>.</w:t>
       </w:r>
     </w:p>
     <w:p>
@@ -1367,7 +1530,21 @@
         <w:rPr>
           <w:rFonts w:ascii="Aptos" w:hAnsi="Aptos"/>
         </w:rPr>
-        <w:t xml:space="preserve">Sherwood et al. (2014) proposed that in a warmed climate, increased vertical mixing reduces cloud fraction by desiccating the shallow cumulus layer. Field observations from EUREC4A (Stevens et al. 2021; George et al. 2022) show clouds are correlated more strongly to mass flux than to relative humidity, challenging the importance of humidity and its desiccation by vertical mixing, and suggesting that vertical mixing processes are correlated with clouds (Vogel et al. 2022). </w:t>
+        <w:t xml:space="preserve">Sherwood et al. (2014) proposed that in a </w:t>
+      </w:r>
+      <w:proofErr w:type="gramStart"/>
+      <w:r>
+        <w:rPr>
+          <w:rFonts w:ascii="Aptos" w:hAnsi="Aptos"/>
+        </w:rPr>
+        <w:t>warmed</w:t>
+      </w:r>
+      <w:proofErr w:type="gramEnd"/>
+      <w:r>
+        <w:rPr>
+          <w:rFonts w:ascii="Aptos" w:hAnsi="Aptos"/>
+        </w:rPr>
+        <w:t xml:space="preserve"> climate, increased vertical mixing reduces cloud fraction by desiccating the shallow cumulus layer. Field observations from EUREC4A (Stevens et al. 2021; George et al. 2022) show clouds are correlated more strongly to mass flux than to relative humidity, challenging the importance of humidity and its desiccation by vertical mixing, and suggesting that vertical mixing processes are correlated with clouds (Vogel et al. 2022). </w:t>
       </w:r>
       <w:r>
         <w:rPr>
@@ -1460,7 +1637,28 @@
         <w:rPr>
           <w:rFonts w:ascii="Aptos" w:hAnsi="Aptos"/>
         </w:rPr>
-        <w:t>can be used to understand mean climates of the shallow cumulus regime. In a steady climate, the moisture budget over the shallow cumulus regime is balanced. A change in the drying by the large scale circulation is thus compensated by the opposite moistening by the divergence of the shallow cumulus cloud eddy flux.</w:t>
+        <w:t xml:space="preserve">can be used to understand mean climates of the shallow cumulus regime. In a steady climate, the moisture budget over the shallow cumulus regime is balanced. A change in the drying by the </w:t>
+      </w:r>
+      <w:proofErr w:type="gramStart"/>
+      <w:r>
+        <w:rPr>
+          <w:rFonts w:ascii="Aptos" w:hAnsi="Aptos"/>
+        </w:rPr>
+        <w:t>large scale</w:t>
+      </w:r>
+      <w:proofErr w:type="gramEnd"/>
+      <w:r>
+        <w:rPr>
+          <w:rFonts w:ascii="Aptos" w:hAnsi="Aptos"/>
+        </w:rPr>
+        <w:t xml:space="preserve"> circulation </w:t>
+      </w:r>
+      <w:r>
+        <w:rPr>
+          <w:rFonts w:ascii="Aptos" w:hAnsi="Aptos"/>
+        </w:rPr>
+        <w:lastRenderedPageBreak/>
+        <w:t>is thus compensated by the opposite moistening by the divergence of the shallow cumulus cloud eddy flux.</w:t>
       </w:r>
     </w:p>
     <w:p>
@@ -1472,8 +1670,13 @@
       </w:r>
     </w:p>
     <w:p>
-      <w:r>
-        <w:t>The Dynamical Inhibition of Moisture (DIM) cloud equilibrium hypothesis, predicts the direct effect of large-scale circulation on shallow cumulus clouds. For a climatological mean with a balanced moisture budge</w:t>
+      <w:proofErr w:type="gramStart"/>
+      <w:r>
+        <w:t>The Dynamical Inhibition of Moisture (DIM) cloud equilibrium hypothesis,</w:t>
+      </w:r>
+      <w:proofErr w:type="gramEnd"/>
+      <w:r>
+        <w:t xml:space="preserve"> predicts the direct effect of large-scale circulation on shallow cumulus clouds. For a climatological mean with a balanced moisture budge</w:t>
       </w:r>
       <w:r>
         <w:t>t</w:t>
@@ -1489,7 +1692,15 @@
         <w:t xml:space="preserve"> </w:t>
       </w:r>
       <w:r>
-        <w:t>the planetary albedo, with a weak positive feedback that scales with the shallow cumulus cloud fraction.</w:t>
+        <w:t xml:space="preserve">the planetary albedo, with </w:t>
+      </w:r>
+      <w:proofErr w:type="gramStart"/>
+      <w:r>
+        <w:t>a weak positive feedback</w:t>
+      </w:r>
+      <w:proofErr w:type="gramEnd"/>
+      <w:r>
+        <w:t xml:space="preserve"> that scales with the shallow cumulus cloud fraction.</w:t>
       </w:r>
     </w:p>
     <w:p>
@@ -2250,12 +2461,14 @@
         </w:rPr>
         <w:t xml:space="preserve">each </w:t>
       </w:r>
+      <w:proofErr w:type="gramStart"/>
       <w:r>
         <w:rPr>
           <w:rFonts w:eastAsiaTheme="minorEastAsia"/>
         </w:rPr>
         <w:t>terms</w:t>
       </w:r>
+      <w:proofErr w:type="gramEnd"/>
       <w:r>
         <w:rPr>
           <w:rFonts w:eastAsiaTheme="minorEastAsia"/>
@@ -2280,7 +2493,35 @@
         <w:rPr>
           <w:rFonts w:eastAsiaTheme="minorEastAsia"/>
         </w:rPr>
-        <w:t xml:space="preserve">We will show precipitation also scales with the mass flux and the humidity. </w:t>
+        <w:t xml:space="preserve">We will show precipitation </w:t>
+      </w:r>
+      <w:proofErr w:type="gramStart"/>
+      <w:r>
+        <w:rPr>
+          <w:rFonts w:eastAsiaTheme="minorEastAsia"/>
+        </w:rPr>
+        <w:t>also scales</w:t>
+      </w:r>
+      <w:proofErr w:type="gramEnd"/>
+      <w:r>
+        <w:rPr>
+          <w:rFonts w:eastAsiaTheme="minorEastAsia"/>
+        </w:rPr>
+        <w:t xml:space="preserve"> with the mass flux and </w:t>
+      </w:r>
+      <w:proofErr w:type="gramStart"/>
+      <w:r>
+        <w:rPr>
+          <w:rFonts w:eastAsiaTheme="minorEastAsia"/>
+        </w:rPr>
+        <w:t>the humidity</w:t>
+      </w:r>
+      <w:proofErr w:type="gramEnd"/>
+      <w:r>
+        <w:rPr>
+          <w:rFonts w:eastAsiaTheme="minorEastAsia"/>
+        </w:rPr>
+        <w:t xml:space="preserve">. </w:t>
       </w:r>
       <w:r>
         <w:rPr>
@@ -2347,13 +2588,29 @@
           <w:rFonts w:eastAsiaTheme="minorEastAsia"/>
           <w:color w:val="4EA72E" w:themeColor="accent6"/>
         </w:rPr>
-        <w:t xml:space="preserve"> in Fig. CFMWa.</w:t>
-      </w:r>
+        <w:t xml:space="preserve"> in Fig. </w:t>
+      </w:r>
+      <w:proofErr w:type="spellStart"/>
       <w:r>
         <w:rPr>
           <w:rFonts w:eastAsiaTheme="minorEastAsia"/>
           <w:color w:val="4EA72E" w:themeColor="accent6"/>
         </w:rPr>
+        <w:t>CFMWa</w:t>
+      </w:r>
+      <w:proofErr w:type="spellEnd"/>
+      <w:r>
+        <w:rPr>
+          <w:rFonts w:eastAsiaTheme="minorEastAsia"/>
+          <w:color w:val="4EA72E" w:themeColor="accent6"/>
+        </w:rPr>
+        <w:t>.</w:t>
+      </w:r>
+      <w:r>
+        <w:rPr>
+          <w:rFonts w:eastAsiaTheme="minorEastAsia"/>
+          <w:color w:val="4EA72E" w:themeColor="accent6"/>
+        </w:rPr>
         <w:t>]</w:t>
       </w:r>
       <w:r>
@@ -2391,7 +2648,21 @@
         <w:rPr>
           <w:rFonts w:eastAsiaTheme="minorEastAsia"/>
         </w:rPr>
-        <w:t xml:space="preserve">the effect of large scale circulation </w:t>
+        <w:t xml:space="preserve">the effect of </w:t>
+      </w:r>
+      <w:proofErr w:type="gramStart"/>
+      <w:r>
+        <w:rPr>
+          <w:rFonts w:eastAsiaTheme="minorEastAsia"/>
+        </w:rPr>
+        <w:t>large scale</w:t>
+      </w:r>
+      <w:proofErr w:type="gramEnd"/>
+      <w:r>
+        <w:rPr>
+          <w:rFonts w:eastAsiaTheme="minorEastAsia"/>
+        </w:rPr>
+        <w:t xml:space="preserve"> circulation </w:t>
       </w:r>
       <m:oMath>
         <m:r>
@@ -2450,13 +2721,27 @@
         <w:rPr>
           <w:rFonts w:eastAsiaTheme="minorEastAsia"/>
         </w:rPr>
-        <w:t xml:space="preserve"> on the </w:t>
-      </w:r>
-      <w:r>
-        <w:rPr>
-          <w:rFonts w:eastAsiaTheme="minorEastAsia"/>
-        </w:rPr>
-        <w:t>cloud mass and</w:t>
+        <w:t xml:space="preserve"> on </w:t>
+      </w:r>
+      <w:proofErr w:type="gramStart"/>
+      <w:r>
+        <w:rPr>
+          <w:rFonts w:eastAsiaTheme="minorEastAsia"/>
+        </w:rPr>
+        <w:t xml:space="preserve">the </w:t>
+      </w:r>
+      <w:r>
+        <w:rPr>
+          <w:rFonts w:eastAsiaTheme="minorEastAsia"/>
+        </w:rPr>
+        <w:t>cloud</w:t>
+      </w:r>
+      <w:proofErr w:type="gramEnd"/>
+      <w:r>
+        <w:rPr>
+          <w:rFonts w:eastAsiaTheme="minorEastAsia"/>
+        </w:rPr>
+        <w:t xml:space="preserve"> mass and</w:t>
       </w:r>
       <w:r>
         <w:rPr>
@@ -2666,7 +2951,15 @@
           <w:rFonts w:eastAsiaTheme="minorEastAsia"/>
           <w:color w:val="4EA72E" w:themeColor="accent6"/>
         </w:rPr>
-        <w:t>COSP REF XXXX)</w:t>
+        <w:t xml:space="preserve">COSP REF </w:t>
+      </w:r>
+      <w:r>
+        <w:rPr>
+          <w:rFonts w:eastAsiaTheme="minorEastAsia"/>
+          <w:color w:val="4EA72E" w:themeColor="accent6"/>
+        </w:rPr>
+        <w:lastRenderedPageBreak/>
+        <w:t>XXXX)</w:t>
       </w:r>
       <w:r>
         <w:rPr>
@@ -3320,7 +3613,21 @@
         <w:rPr>
           <w:rFonts w:eastAsiaTheme="minorEastAsia"/>
         </w:rPr>
-        <w:t xml:space="preserve">The DIM hypothesis predicts the change in area of low clouds responsible for the moisture flux, but does not account for secondary desiccation of the optically thick stratocumulus clouds at cloud base in most climate models. </w:t>
+        <w:t xml:space="preserve">The DIM hypothesis predicts the change in area of low clouds responsible for the moisture </w:t>
+      </w:r>
+      <w:proofErr w:type="gramStart"/>
+      <w:r>
+        <w:rPr>
+          <w:rFonts w:eastAsiaTheme="minorEastAsia"/>
+        </w:rPr>
+        <w:t>flux, but</w:t>
+      </w:r>
+      <w:proofErr w:type="gramEnd"/>
+      <w:r>
+        <w:rPr>
+          <w:rFonts w:eastAsiaTheme="minorEastAsia"/>
+        </w:rPr>
+        <w:t xml:space="preserve"> does not account for secondary desiccation of the optically thick stratocumulus clouds at cloud base in most climate models. </w:t>
       </w:r>
       <w:r>
         <w:rPr>
@@ -3759,7 +4066,14 @@
         <w:rPr>
           <w:rFonts w:eastAsiaTheme="minorEastAsia"/>
         </w:rPr>
-        <w:t xml:space="preserve"> many global constraints</w:t>
+        <w:t xml:space="preserve"> many global </w:t>
+      </w:r>
+      <w:proofErr w:type="gramStart"/>
+      <w:r>
+        <w:rPr>
+          <w:rFonts w:eastAsiaTheme="minorEastAsia"/>
+        </w:rPr>
+        <w:t>constraints</w:t>
       </w:r>
       <w:r>
         <w:rPr>
@@ -3771,7 +4085,14 @@
         <w:rPr>
           <w:rFonts w:eastAsiaTheme="minorEastAsia"/>
         </w:rPr>
-        <w:t xml:space="preserve">but </w:t>
+        <w:t>but</w:t>
+      </w:r>
+      <w:proofErr w:type="gramEnd"/>
+      <w:r>
+        <w:rPr>
+          <w:rFonts w:eastAsiaTheme="minorEastAsia"/>
+        </w:rPr>
+        <w:t xml:space="preserve"> </w:t>
       </w:r>
       <w:r>
         <w:rPr>
@@ -3857,7 +4178,23 @@
           <w:rFonts w:eastAsiaTheme="minorEastAsia"/>
           <w:iCs/>
         </w:rPr>
-        <w:t xml:space="preserve">determines a profile of </w:t>
+        <w:t xml:space="preserve">determines </w:t>
+      </w:r>
+      <w:proofErr w:type="gramStart"/>
+      <w:r>
+        <w:rPr>
+          <w:rFonts w:eastAsiaTheme="minorEastAsia"/>
+          <w:iCs/>
+        </w:rPr>
+        <w:t>a profile</w:t>
+      </w:r>
+      <w:proofErr w:type="gramEnd"/>
+      <w:r>
+        <w:rPr>
+          <w:rFonts w:eastAsiaTheme="minorEastAsia"/>
+          <w:iCs/>
+        </w:rPr>
+        <w:t xml:space="preserve"> of </w:t>
       </w:r>
       <w:r>
         <w:rPr>
@@ -4251,13 +4588,21 @@
           <w:rFonts w:eastAsiaTheme="minorEastAsia"/>
           <w:iCs/>
         </w:rPr>
-        <w:t xml:space="preserve"> cloud fraction observed in EUREC4A</w:t>
-      </w:r>
+        <w:t xml:space="preserve"> cloud fraction observed in </w:t>
+      </w:r>
+      <w:proofErr w:type="gramStart"/>
       <w:r>
         <w:rPr>
           <w:rFonts w:eastAsiaTheme="minorEastAsia"/>
           <w:iCs/>
         </w:rPr>
+        <w:t>EUREC4A</w:t>
+      </w:r>
+      <w:r>
+        <w:rPr>
+          <w:rFonts w:eastAsiaTheme="minorEastAsia"/>
+          <w:iCs/>
+        </w:rPr>
         <w:t>,</w:t>
       </w:r>
       <w:r>
@@ -4267,6 +4612,7 @@
         </w:rPr>
         <w:t xml:space="preserve"> and</w:t>
       </w:r>
+      <w:proofErr w:type="gramEnd"/>
       <w:r>
         <w:rPr>
           <w:rFonts w:eastAsiaTheme="minorEastAsia"/>
@@ -4370,7 +4716,15 @@
           <w:rFonts w:eastAsiaTheme="minorEastAsia"/>
           <w:iCs/>
         </w:rPr>
-        <w:t xml:space="preserve">the mean shallow cumulus mass flux and cloud fraction decreases in proportion to the reduction of the mean tropical circulation </w:t>
+        <w:t xml:space="preserve">the mean </w:t>
+      </w:r>
+      <w:r>
+        <w:rPr>
+          <w:rFonts w:eastAsiaTheme="minorEastAsia"/>
+          <w:iCs/>
+        </w:rPr>
+        <w:lastRenderedPageBreak/>
+        <w:t xml:space="preserve">shallow cumulus mass flux and cloud fraction decreases in proportion to the reduction of the mean tropical circulation </w:t>
       </w:r>
       <w:r>
         <w:rPr>
@@ -4447,7 +4801,23 @@
           <w:rFonts w:eastAsiaTheme="minorEastAsia"/>
           <w:iCs/>
         </w:rPr>
-        <w:t xml:space="preserve"> cloud top height distribution to change to match the large scale drying term in a changed climate.</w:t>
+        <w:t xml:space="preserve"> cloud top height distribution to change to match the </w:t>
+      </w:r>
+      <w:proofErr w:type="gramStart"/>
+      <w:r>
+        <w:rPr>
+          <w:rFonts w:eastAsiaTheme="minorEastAsia"/>
+          <w:iCs/>
+        </w:rPr>
+        <w:t>large scale</w:t>
+      </w:r>
+      <w:proofErr w:type="gramEnd"/>
+      <w:r>
+        <w:rPr>
+          <w:rFonts w:eastAsiaTheme="minorEastAsia"/>
+          <w:iCs/>
+        </w:rPr>
+        <w:t xml:space="preserve"> drying term in a changed climate.</w:t>
       </w:r>
       <w:r>
         <w:rPr>
@@ -4675,7 +5045,21 @@
         <w:rPr>
           <w:rFonts w:ascii="Aptos" w:hAnsi="Aptos"/>
         </w:rPr>
-        <w:t xml:space="preserve">, leaving a proportionality between the large scale </w:t>
+        <w:t xml:space="preserve">, leaving a proportionality between the </w:t>
+      </w:r>
+      <w:proofErr w:type="gramStart"/>
+      <w:r>
+        <w:rPr>
+          <w:rFonts w:ascii="Aptos" w:hAnsi="Aptos"/>
+        </w:rPr>
+        <w:t>large scale</w:t>
+      </w:r>
+      <w:proofErr w:type="gramEnd"/>
+      <w:r>
+        <w:rPr>
+          <w:rFonts w:ascii="Aptos" w:hAnsi="Aptos"/>
+        </w:rPr>
+        <w:t xml:space="preserve"> </w:t>
       </w:r>
       <w:r>
         <w:rPr>
@@ -4992,8 +5376,13 @@
       <w:r>
         <w:t xml:space="preserve">he distribution of entrainment rates </w:t>
       </w:r>
-      <w:r>
-        <w:t xml:space="preserve">are set </w:t>
+      <w:proofErr w:type="gramStart"/>
+      <w:r>
+        <w:t>are</w:t>
+      </w:r>
+      <w:proofErr w:type="gramEnd"/>
+      <w:r>
+        <w:t xml:space="preserve"> set </w:t>
       </w:r>
       <w:r>
         <w:t>to match the cloud top</w:t>
@@ -5035,7 +5424,21 @@
         <w:rPr>
           <w:rFonts w:ascii="Aptos" w:hAnsi="Aptos"/>
         </w:rPr>
-        <w:t>balances the condensation heating. Total water in excess of the saturation specific humidity condenses as cloud liquid.</w:t>
+        <w:t xml:space="preserve">balances the condensation heating. Total water </w:t>
+      </w:r>
+      <w:proofErr w:type="gramStart"/>
+      <w:r>
+        <w:rPr>
+          <w:rFonts w:ascii="Aptos" w:hAnsi="Aptos"/>
+        </w:rPr>
+        <w:t>in excess of</w:t>
+      </w:r>
+      <w:proofErr w:type="gramEnd"/>
+      <w:r>
+        <w:rPr>
+          <w:rFonts w:ascii="Aptos" w:hAnsi="Aptos"/>
+        </w:rPr>
+        <w:t xml:space="preserve"> the saturation specific humidity condenses as cloud liquid.</w:t>
       </w:r>
       <w:bookmarkEnd w:id="0"/>
       <w:bookmarkEnd w:id="2"/>
@@ -5119,7 +5522,15 @@
         <w:t>2</w:t>
       </w:r>
       <w:r>
-        <w:t xml:space="preserve"> GOES satellite reflectance scenes. The mean mass flux binned as a function of scene mean reflectance is shown in Fig. REFLMASSFL. The resulting slope 2.4 % (mm s</w:t>
+        <w:t xml:space="preserve"> GOES satellite reflectance scenes. The mean mass flux binned as a function of </w:t>
+      </w:r>
+      <w:proofErr w:type="gramStart"/>
+      <w:r>
+        <w:t>scene mean</w:t>
+      </w:r>
+      <w:proofErr w:type="gramEnd"/>
+      <w:r>
+        <w:t xml:space="preserve"> reflectance is shown in Fig. REFLMASSFL. The resulting slope 2.4 % (mm s</w:t>
       </w:r>
       <w:r>
         <w:rPr>
@@ -5188,6 +5599,7 @@
           <w:rFonts w:ascii="Times New Roman" w:eastAsiaTheme="minorEastAsia" w:hAnsi="Times New Roman" w:cs="Times New Roman"/>
           <w:noProof/>
         </w:rPr>
+        <w:lastRenderedPageBreak/>
         <w:drawing>
           <wp:inline distT="0" distB="0" distL="0" distR="0" wp14:anchorId="22222331" wp14:editId="12ACCFB1">
             <wp:extent cx="3155950" cy="2344420"/>
@@ -5236,7 +5648,21 @@
         <w:rPr>
           <w:rFonts w:ascii="Aptos Narrow" w:eastAsiaTheme="minorEastAsia" w:hAnsi="Aptos Narrow" w:cs="Times New Roman"/>
         </w:rPr>
-        <w:t xml:space="preserve">Figure REFLMASSFL. Modeled mean cloud base (700 m) mass flux for all scenes in each reflectance bin (blue points and whiskers). Black line shows a slope of </w:t>
+        <w:t xml:space="preserve">Figure REFLMASSFL. Modeled </w:t>
+      </w:r>
+      <w:proofErr w:type="gramStart"/>
+      <w:r>
+        <w:rPr>
+          <w:rFonts w:ascii="Aptos Narrow" w:eastAsiaTheme="minorEastAsia" w:hAnsi="Aptos Narrow" w:cs="Times New Roman"/>
+        </w:rPr>
+        <w:t>mean</w:t>
+      </w:r>
+      <w:proofErr w:type="gramEnd"/>
+      <w:r>
+        <w:rPr>
+          <w:rFonts w:ascii="Aptos Narrow" w:eastAsiaTheme="minorEastAsia" w:hAnsi="Aptos Narrow" w:cs="Times New Roman"/>
+        </w:rPr>
+        <w:t xml:space="preserve"> cloud base (700 m) mass flux for all scenes in each reflectance bin (blue points and whiskers). Black line shows a slope of </w:t>
       </w:r>
       <w:r>
         <w:rPr>
@@ -5327,7 +5753,15 @@
         </w:rPr>
       </w:pPr>
       <w:r>
-        <w:t xml:space="preserve">We use the proportionality between cloud mass flux and reflectance to scale the response of shallow cumulus clouds to changes in the large scale circulation. </w:t>
+        <w:t xml:space="preserve">We use the proportionality between cloud mass flux and reflectance to scale the response of shallow cumulus clouds to changes in the </w:t>
+      </w:r>
+      <w:proofErr w:type="gramStart"/>
+      <w:r>
+        <w:t>large scale</w:t>
+      </w:r>
+      <w:proofErr w:type="gramEnd"/>
+      <w:r>
+        <w:t xml:space="preserve"> circulation. </w:t>
       </w:r>
       <w:r>
         <w:rPr>
@@ -5425,7 +5859,21 @@
         <w:rPr>
           <w:rFonts w:ascii="Aptos" w:hAnsi="Aptos"/>
         </w:rPr>
-        <w:t xml:space="preserve">and precipitation increases </w:t>
+        <w:t xml:space="preserve">and precipitation </w:t>
+      </w:r>
+      <w:proofErr w:type="gramStart"/>
+      <w:r>
+        <w:rPr>
+          <w:rFonts w:ascii="Aptos" w:hAnsi="Aptos"/>
+        </w:rPr>
+        <w:t>increases</w:t>
+      </w:r>
+      <w:proofErr w:type="gramEnd"/>
+      <w:r>
+        <w:rPr>
+          <w:rFonts w:ascii="Aptos" w:hAnsi="Aptos"/>
+        </w:rPr>
+        <w:t xml:space="preserve"> </w:t>
       </w:r>
       <w:r>
         <w:rPr>
@@ -5609,6 +6057,7 @@
           <w:noProof/>
           <w14:ligatures w14:val="standardContextual"/>
         </w:rPr>
+        <w:lastRenderedPageBreak/>
         <mc:AlternateContent>
           <mc:Choice Requires="wps">
             <w:drawing>
@@ -5668,7 +6117,7 @@
           </mc:Choice>
           <mc:Fallback>
             <w:pict>
-              <v:line w14:anchorId="7D215574" id="Straight Connector 5" o:spid="_x0000_s1026" style="position:absolute;z-index:251661312;visibility:visible;mso-wrap-style:square;mso-width-percent:0;mso-height-percent:0;mso-wrap-distance-left:9pt;mso-wrap-distance-top:0;mso-wrap-distance-right:9pt;mso-wrap-distance-bottom:0;mso-position-horizontal:absolute;mso-position-horizontal-relative:text;mso-position-vertical:absolute;mso-position-vertical-relative:text;mso-width-percent:0;mso-height-percent:0;mso-width-relative:margin;mso-height-relative:margin" from="17.55pt,114.45pt" to="216.2pt,186.45pt" o:gfxdata="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" strokecolor="#156082 [3204]" strokeweight="1pt">
+              <v:line w14:anchorId="7D215574" id="Straight Connector 5" o:spid="_x0000_s1026" style="position:absolute;z-index:251661312;visibility:visible;mso-wrap-style:square;mso-width-percent:0;mso-height-percent:0;mso-wrap-distance-left:9pt;mso-wrap-distance-top:0;mso-wrap-distance-right:9pt;mso-wrap-distance-bottom:0;mso-position-horizontal:absolute;mso-position-horizontal-relative:text;mso-position-vertical:absolute;mso-position-vertical-relative:text;mso-width-percent:0;mso-height-percent:0;mso-width-relative:margin;mso-height-relative:margin" from="17.55pt,114.45pt" to="216.2pt,186.45pt" o:gfxdata="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" strokecolor="#156082 [3204]" strokeweight="1pt">
                 <v:stroke joinstyle="miter"/>
               </v:line>
             </w:pict>
@@ -5742,7 +6191,7 @@
           </mc:Choice>
           <mc:Fallback>
             <w:pict>
-              <v:line w14:anchorId="34F08D81" id="Straight Connector 5" o:spid="_x0000_s1026" style="position:absolute;z-index:251660288;visibility:visible;mso-wrap-style:square;mso-width-percent:0;mso-height-percent:0;mso-wrap-distance-left:9pt;mso-wrap-distance-top:0;mso-wrap-distance-right:9pt;mso-wrap-distance-bottom:0;mso-position-horizontal:absolute;mso-position-horizontal-relative:text;mso-position-vertical:absolute;mso-position-vertical-relative:text;mso-width-percent:0;mso-height-percent:0;mso-width-relative:margin;mso-height-relative:margin" from="18.35pt,65.8pt" to="217pt,137.8pt" o:gfxdata="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" strokecolor="#156082 [3204]" strokeweight="1pt">
+              <v:line w14:anchorId="34F08D81" id="Straight Connector 5" o:spid="_x0000_s1026" style="position:absolute;z-index:251660288;visibility:visible;mso-wrap-style:square;mso-width-percent:0;mso-height-percent:0;mso-wrap-distance-left:9pt;mso-wrap-distance-top:0;mso-wrap-distance-right:9pt;mso-wrap-distance-bottom:0;mso-position-horizontal:absolute;mso-position-horizontal-relative:text;mso-position-vertical:absolute;mso-position-vertical-relative:text;mso-width-percent:0;mso-height-percent:0;mso-width-relative:margin;mso-height-relative:margin" from="18.35pt,65.8pt" to="217pt,137.8pt" o:gfxdata="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" strokecolor="#156082 [3204]" strokeweight="1pt">
                 <v:stroke dashstyle="dash" joinstyle="miter"/>
               </v:line>
             </w:pict>
@@ -5814,7 +6263,7 @@
           </mc:Choice>
           <mc:Fallback>
             <w:pict>
-              <v:line w14:anchorId="4393F408" id="Straight Connector 5" o:spid="_x0000_s1026" style="position:absolute;z-index:251659264;visibility:visible;mso-wrap-style:square;mso-width-percent:0;mso-height-percent:0;mso-wrap-distance-left:9pt;mso-wrap-distance-top:0;mso-wrap-distance-right:9pt;mso-wrap-distance-bottom:0;mso-position-horizontal:absolute;mso-position-horizontal-relative:text;mso-position-vertical:absolute;mso-position-vertical-relative:text;mso-width-percent:0;mso-height-percent:0;mso-width-relative:margin;mso-height-relative:margin" from="18.35pt,114.6pt" to="217pt,186.6pt" o:gfxdata="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" strokecolor="#156082 [3204]" strokeweight="1pt">
+              <v:line w14:anchorId="4393F408" id="Straight Connector 5" o:spid="_x0000_s1026" style="position:absolute;z-index:251659264;visibility:visible;mso-wrap-style:square;mso-width-percent:0;mso-height-percent:0;mso-wrap-distance-left:9pt;mso-wrap-distance-top:0;mso-wrap-distance-right:9pt;mso-wrap-distance-bottom:0;mso-position-horizontal:absolute;mso-position-horizontal-relative:text;mso-position-vertical:absolute;mso-position-vertical-relative:text;mso-width-percent:0;mso-height-percent:0;mso-width-relative:margin;mso-height-relative:margin" from="18.35pt,114.6pt" to="217pt,186.6pt" o:gfxdata="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" strokecolor="#156082 [3204]" strokeweight="1pt">
                 <v:stroke joinstyle="miter"/>
               </v:line>
             </w:pict>
@@ -5957,7 +6406,21 @@
         <w:rPr>
           <w:rFonts w:ascii="Aptos Narrow" w:eastAsiaTheme="minorEastAsia" w:hAnsi="Aptos Narrow" w:cs="Times New Roman"/>
         </w:rPr>
-        <w:t xml:space="preserve"> hPa day</w:t>
+        <w:t xml:space="preserve"> </w:t>
+      </w:r>
+      <w:proofErr w:type="spellStart"/>
+      <w:r>
+        <w:rPr>
+          <w:rFonts w:ascii="Aptos Narrow" w:eastAsiaTheme="minorEastAsia" w:hAnsi="Aptos Narrow" w:cs="Times New Roman"/>
+        </w:rPr>
+        <w:t>hPa</w:t>
+      </w:r>
+      <w:proofErr w:type="spellEnd"/>
+      <w:r>
+        <w:rPr>
+          <w:rFonts w:ascii="Aptos Narrow" w:eastAsiaTheme="minorEastAsia" w:hAnsi="Aptos Narrow" w:cs="Times New Roman"/>
+        </w:rPr>
+        <w:t xml:space="preserve"> day</w:t>
       </w:r>
       <w:r>
         <w:rPr>
@@ -5994,8 +6457,16 @@
         <w:rPr>
           <w:rFonts w:ascii="Aptos Narrow" w:eastAsiaTheme="minorEastAsia" w:hAnsi="Aptos Narrow" w:cs="Times New Roman"/>
         </w:rPr>
-        <w:t xml:space="preserve"> hPa</w:t>
-      </w:r>
+        <w:t xml:space="preserve"> </w:t>
+      </w:r>
+      <w:proofErr w:type="spellStart"/>
+      <w:r>
+        <w:rPr>
+          <w:rFonts w:ascii="Aptos Narrow" w:eastAsiaTheme="minorEastAsia" w:hAnsi="Aptos Narrow" w:cs="Times New Roman"/>
+        </w:rPr>
+        <w:t>hPa</w:t>
+      </w:r>
+      <w:proofErr w:type="spellEnd"/>
       <w:r>
         <w:rPr>
           <w:rFonts w:ascii="Aptos Narrow" w:eastAsiaTheme="minorEastAsia" w:hAnsi="Aptos Narrow" w:cs="Times New Roman"/>
@@ -6074,7 +6545,47 @@
           <w:sz w:val="20"/>
           <w:szCs w:val="20"/>
         </w:rPr>
-        <w:t>/Users/deszoeks/Projects/ATOMIC/cmip6/src/axes_5.pdf</w:t>
+        <w:t>/Users/</w:t>
+      </w:r>
+      <w:proofErr w:type="spellStart"/>
+      <w:r>
+        <w:rPr>
+          <w:rFonts w:ascii="Menlo" w:hAnsi="Menlo" w:cs="Menlo"/>
+          <w:color w:val="3B2322"/>
+          <w:sz w:val="20"/>
+          <w:szCs w:val="20"/>
+        </w:rPr>
+        <w:t>deszoeks</w:t>
+      </w:r>
+      <w:proofErr w:type="spellEnd"/>
+      <w:r>
+        <w:rPr>
+          <w:rFonts w:ascii="Menlo" w:hAnsi="Menlo" w:cs="Menlo"/>
+          <w:color w:val="3B2322"/>
+          <w:sz w:val="20"/>
+          <w:szCs w:val="20"/>
+        </w:rPr>
+        <w:t>/Projects/ATOMIC/cmip6/</w:t>
+      </w:r>
+      <w:proofErr w:type="spellStart"/>
+      <w:r>
+        <w:rPr>
+          <w:rFonts w:ascii="Menlo" w:hAnsi="Menlo" w:cs="Menlo"/>
+          <w:color w:val="3B2322"/>
+          <w:sz w:val="20"/>
+          <w:szCs w:val="20"/>
+        </w:rPr>
+        <w:t>src</w:t>
+      </w:r>
+      <w:proofErr w:type="spellEnd"/>
+      <w:r>
+        <w:rPr>
+          <w:rFonts w:ascii="Menlo" w:hAnsi="Menlo" w:cs="Menlo"/>
+          <w:color w:val="3B2322"/>
+          <w:sz w:val="20"/>
+          <w:szCs w:val="20"/>
+        </w:rPr>
+        <w:t>/axes_5.pdf</w:t>
       </w:r>
     </w:p>
     <w:p>
@@ -6083,7 +6594,15 @@
       </w:pPr>
       <w:bookmarkStart w:id="3" w:name="cloud-base-clouds"/>
       <w:r>
-        <w:t>Cloud-base clouds</w:t>
+        <w:t>Cloud-</w:t>
+      </w:r>
+      <w:proofErr w:type="gramStart"/>
+      <w:r>
+        <w:t>base</w:t>
+      </w:r>
+      <w:proofErr w:type="gramEnd"/>
+      <w:r>
+        <w:t xml:space="preserve"> clouds</w:t>
       </w:r>
     </w:p>
     <w:p>
@@ -6097,7 +6616,35 @@
         <w:rPr>
           <w:rFonts w:ascii="Aptos" w:hAnsi="Aptos"/>
         </w:rPr>
-        <w:t>While shallow cumulus decrease with reduced large-scale overturning, local scaling of the moist turbulent subcloud boundary layer sugges</w:t>
+        <w:t xml:space="preserve">While shallow cumulus </w:t>
+      </w:r>
+      <w:proofErr w:type="gramStart"/>
+      <w:r>
+        <w:rPr>
+          <w:rFonts w:ascii="Aptos" w:hAnsi="Aptos"/>
+        </w:rPr>
+        <w:t>decrease</w:t>
+      </w:r>
+      <w:proofErr w:type="gramEnd"/>
+      <w:r>
+        <w:rPr>
+          <w:rFonts w:ascii="Aptos" w:hAnsi="Aptos"/>
+        </w:rPr>
+        <w:t xml:space="preserve"> with reduced large-scale overturning, local scaling of the moist turbulent </w:t>
+      </w:r>
+      <w:proofErr w:type="spellStart"/>
+      <w:r>
+        <w:rPr>
+          <w:rFonts w:ascii="Aptos" w:hAnsi="Aptos"/>
+        </w:rPr>
+        <w:t>subcloud</w:t>
+      </w:r>
+      <w:proofErr w:type="spellEnd"/>
+      <w:r>
+        <w:rPr>
+          <w:rFonts w:ascii="Aptos" w:hAnsi="Aptos"/>
+        </w:rPr>
+        <w:t xml:space="preserve"> boundary layer sugges</w:t>
       </w:r>
       <w:r>
         <w:rPr>
@@ -6109,7 +6656,21 @@
         <w:rPr>
           <w:rFonts w:ascii="Aptos" w:hAnsi="Aptos"/>
         </w:rPr>
-        <w:t xml:space="preserve"> that cloud base clouds increase by about the same amount. The net cloud radiative effect depends on the relative amount of shallow cumulus vs. cloud-base clouds.</w:t>
+        <w:t xml:space="preserve"> that cloud base clouds increase by about the same amount. The net cloud radiative effect depends on the relative amount of shallow cumulus vs. cloud-</w:t>
+      </w:r>
+      <w:proofErr w:type="gramStart"/>
+      <w:r>
+        <w:rPr>
+          <w:rFonts w:ascii="Aptos" w:hAnsi="Aptos"/>
+        </w:rPr>
+        <w:t>base</w:t>
+      </w:r>
+      <w:proofErr w:type="gramEnd"/>
+      <w:r>
+        <w:rPr>
+          <w:rFonts w:ascii="Aptos" w:hAnsi="Aptos"/>
+        </w:rPr>
+        <w:t xml:space="preserve"> clouds.</w:t>
       </w:r>
     </w:p>
     <w:p>
@@ -6209,7 +6770,21 @@
         <w:rPr>
           <w:rFonts w:ascii="Aptos" w:hAnsi="Aptos"/>
         </w:rPr>
-        <w:t xml:space="preserve"> are not representative of cloud-base clouds</w:t>
+        <w:t xml:space="preserve"> are not representative of cloud-</w:t>
+      </w:r>
+      <w:proofErr w:type="gramStart"/>
+      <w:r>
+        <w:rPr>
+          <w:rFonts w:ascii="Aptos" w:hAnsi="Aptos"/>
+        </w:rPr>
+        <w:t>base</w:t>
+      </w:r>
+      <w:proofErr w:type="gramEnd"/>
+      <w:r>
+        <w:rPr>
+          <w:rFonts w:ascii="Aptos" w:hAnsi="Aptos"/>
+        </w:rPr>
+        <w:t xml:space="preserve"> clouds</w:t>
       </w:r>
       <w:r>
         <w:rPr>
@@ -6239,7 +6814,21 @@
         <w:rPr>
           <w:rFonts w:ascii="Aptos" w:hAnsi="Aptos"/>
         </w:rPr>
-        <w:t>condenses from turbulent subcloud thermals</w:t>
+        <w:t xml:space="preserve">condenses from turbulent </w:t>
+      </w:r>
+      <w:proofErr w:type="spellStart"/>
+      <w:r>
+        <w:rPr>
+          <w:rFonts w:ascii="Aptos" w:hAnsi="Aptos"/>
+        </w:rPr>
+        <w:t>subcloud</w:t>
+      </w:r>
+      <w:proofErr w:type="spellEnd"/>
+      <w:r>
+        <w:rPr>
+          <w:rFonts w:ascii="Aptos" w:hAnsi="Aptos"/>
+        </w:rPr>
+        <w:t xml:space="preserve"> thermals</w:t>
       </w:r>
       <w:r>
         <w:rPr>
@@ -6281,7 +6870,21 @@
         <w:rPr>
           <w:rFonts w:ascii="Aptos" w:hAnsi="Aptos"/>
         </w:rPr>
-        <w:t>(Sommeria and Deardorff, 1977; Mellor 1977). For a normal distribution of relative humidity, the cloud fraction is</w:t>
+        <w:t>(</w:t>
+      </w:r>
+      <w:proofErr w:type="spellStart"/>
+      <w:r>
+        <w:rPr>
+          <w:rFonts w:ascii="Aptos" w:hAnsi="Aptos"/>
+        </w:rPr>
+        <w:t>Sommeria</w:t>
+      </w:r>
+      <w:proofErr w:type="spellEnd"/>
+      <w:r>
+        <w:rPr>
+          <w:rFonts w:ascii="Aptos" w:hAnsi="Aptos"/>
+        </w:rPr>
+        <w:t xml:space="preserve"> and Deardorff, 1977; Mellor 1977). For a normal distribution of relative humidity, the cloud fraction is</w:t>
       </w:r>
       <w:r>
         <w:rPr>
@@ -6506,6 +7109,7 @@
         <w:rPr>
           <w:rFonts w:ascii="Aptos" w:hAnsi="Aptos"/>
         </w:rPr>
+        <w:lastRenderedPageBreak/>
         <w:t xml:space="preserve">The mean </w:t>
       </w:r>
       <w:r>
@@ -10160,7 +10764,21 @@
         <w:rPr>
           <w:rFonts w:ascii="Aptos" w:hAnsi="Aptos"/>
         </w:rPr>
-        <w:t>Figure MODISISCCP shows ISCCP-H cloud top height and optical thickness cloud fraction histograms observed from the 1-km pixel MODIS observations in the Northern Atlantic shallow cumulus region (80-20°W, 15-35°N) for January-February of 2019-2021. These high-resolution observations avoid partially cloudy pixels and are designed to be compared to COSP satellite simulators in climate models. Most (29.1%) of the clouds are below 800 hPa with cloud optical thickness between 1.3-9.4.</w:t>
+        <w:t xml:space="preserve">Figure MODISISCCP shows ISCCP-H cloud top height and optical thickness cloud fraction histograms observed from the 1-km pixel MODIS observations in the Northern Atlantic shallow cumulus region (80-20°W, 15-35°N) for January-February of 2019-2021. These high-resolution observations avoid partially cloudy pixels and are designed to be compared to COSP satellite simulators in climate models. Most (29.1%) of the clouds are below 800 </w:t>
+      </w:r>
+      <w:proofErr w:type="spellStart"/>
+      <w:r>
+        <w:rPr>
+          <w:rFonts w:ascii="Aptos" w:hAnsi="Aptos"/>
+        </w:rPr>
+        <w:t>hPa</w:t>
+      </w:r>
+      <w:proofErr w:type="spellEnd"/>
+      <w:r>
+        <w:rPr>
+          <w:rFonts w:ascii="Aptos" w:hAnsi="Aptos"/>
+        </w:rPr>
+        <w:t xml:space="preserve"> with cloud optical thickness between 1.3-9.4.</w:t>
       </w:r>
     </w:p>
     <w:p>
@@ -10174,7 +10792,15 @@
         <w:t>2</w:t>
       </w:r>
       <w:r>
-        <w:t xml:space="preserve"> regions, assuming updraft cores are cloudy with saturated specific humidity. The horizontal-time ensemble mean trade cumulus water (vapor + liquid) flux due to updrafts and precipitation balances mean subsidence. Cloud mass flux is initialized at cloud base to match the mean observed surface evaporation minus precipitation. </w:t>
+        <w:t xml:space="preserve"> regions, assuming updraft cores are cloudy with saturated specific humidity. The horizontal-time ensemble </w:t>
+      </w:r>
+      <w:proofErr w:type="gramStart"/>
+      <w:r>
+        <w:t>mean</w:t>
+      </w:r>
+      <w:proofErr w:type="gramEnd"/>
+      <w:r>
+        <w:t xml:space="preserve"> trade cumulus water (vapor + liquid) flux due to updrafts and precipitation balances mean subsidence. Cloud mass flux is initialized at cloud base to match the mean observed surface evaporation minus precipitation. </w:t>
       </w:r>
     </w:p>
     <w:p>
@@ -10443,6 +11069,7 @@
         <w:rPr>
           <w:noProof/>
         </w:rPr>
+        <w:lastRenderedPageBreak/>
         <w:drawing>
           <wp:inline distT="0" distB="0" distL="0" distR="0" wp14:anchorId="70CAFD0C" wp14:editId="365AA6F4">
             <wp:extent cx="5003800" cy="3759200"/>
@@ -10509,7 +11136,15 @@
         </w:rPr>
       </w:pPr>
       <w:r>
-        <w:t xml:space="preserve">The all-sky mean large scale eddy flux </w:t>
+        <w:t xml:space="preserve">The all-sky </w:t>
+      </w:r>
+      <w:proofErr w:type="gramStart"/>
+      <w:r>
+        <w:t>mean</w:t>
+      </w:r>
+      <w:proofErr w:type="gramEnd"/>
+      <w:r>
+        <w:t xml:space="preserve"> large scale eddy flux </w:t>
       </w:r>
       <m:oMath>
         <m:r>
@@ -10865,7 +11500,21 @@
         <w:rPr>
           <w:rFonts w:eastAsiaTheme="minorEastAsia"/>
         </w:rPr>
-        <w:t>is an underconstrained problem</w:t>
+        <w:t xml:space="preserve">is an </w:t>
+      </w:r>
+      <w:proofErr w:type="spellStart"/>
+      <w:r>
+        <w:rPr>
+          <w:rFonts w:eastAsiaTheme="minorEastAsia"/>
+        </w:rPr>
+        <w:t>underconstrained</w:t>
+      </w:r>
+      <w:proofErr w:type="spellEnd"/>
+      <w:r>
+        <w:rPr>
+          <w:rFonts w:eastAsiaTheme="minorEastAsia"/>
+        </w:rPr>
+        <w:t xml:space="preserve"> problem</w:t>
       </w:r>
       <w:r>
         <w:rPr>
@@ -10911,7 +11560,21 @@
         <w:rPr>
           <w:rFonts w:eastAsiaTheme="minorEastAsia"/>
         </w:rPr>
-        <w:t xml:space="preserve">The all-sky mean flux profile </w:t>
+        <w:t xml:space="preserve">The all-sky </w:t>
+      </w:r>
+      <w:proofErr w:type="gramStart"/>
+      <w:r>
+        <w:rPr>
+          <w:rFonts w:eastAsiaTheme="minorEastAsia"/>
+        </w:rPr>
+        <w:t>mean</w:t>
+      </w:r>
+      <w:proofErr w:type="gramEnd"/>
+      <w:r>
+        <w:rPr>
+          <w:rFonts w:eastAsiaTheme="minorEastAsia"/>
+        </w:rPr>
+        <w:t xml:space="preserve"> flux profile </w:t>
       </w:r>
       <m:oMath>
         <m:r>
@@ -11347,6 +12010,7 @@
         </w:rPr>
         <w:t xml:space="preserve"> to each height category. </w:t>
       </w:r>
+      <w:proofErr w:type="gramStart"/>
       <w:r>
         <w:rPr>
           <w:rFonts w:eastAsiaTheme="minorEastAsia"/>
@@ -11357,7 +12021,14 @@
         <w:rPr>
           <w:rFonts w:eastAsiaTheme="minorEastAsia"/>
         </w:rPr>
-        <w:t xml:space="preserve"> cloud top height </w:t>
+        <w:t xml:space="preserve"> cloud</w:t>
+      </w:r>
+      <w:proofErr w:type="gramEnd"/>
+      <w:r>
+        <w:rPr>
+          <w:rFonts w:eastAsiaTheme="minorEastAsia"/>
+        </w:rPr>
+        <w:t xml:space="preserve"> top height </w:t>
       </w:r>
       <m:oMath>
         <m:sSub>
@@ -11406,6 +12077,7 @@
           <w:rFonts w:ascii="Times New Roman" w:hAnsi="Times New Roman" w:cs="Times New Roman"/>
           <w:noProof/>
         </w:rPr>
+        <w:lastRenderedPageBreak/>
         <w:drawing>
           <wp:inline distT="0" distB="0" distL="0" distR="0" wp14:anchorId="16AEB97E" wp14:editId="480EE214">
             <wp:extent cx="3619500" cy="2908300"/>
@@ -11580,12 +12252,14 @@
       <w:r>
         <w:t xml:space="preserve"> </w:t>
       </w:r>
+      <w:proofErr w:type="spellStart"/>
       <w:r>
         <w:rPr>
           <w:rFonts w:ascii="ComicShannsMono Nerd Font" w:hAnsi="ComicShannsMono Nerd Font"/>
         </w:rPr>
         <w:t>amip</w:t>
       </w:r>
+      <w:proofErr w:type="spellEnd"/>
       <w:r>
         <w:t xml:space="preserve"> (historical) and </w:t>
       </w:r>
@@ -11619,12 +12293,14 @@
       <w:r>
         <w:t xml:space="preserve"> and </w:t>
       </w:r>
+      <w:proofErr w:type="spellStart"/>
       <w:r>
         <w:rPr>
           <w:rFonts w:ascii="ComicShannsMono Nerd Font" w:hAnsi="ComicShannsMono Nerd Font"/>
         </w:rPr>
         <w:t>amip</w:t>
       </w:r>
+      <w:proofErr w:type="spellEnd"/>
       <w:r>
         <w:t xml:space="preserve"> during</w:t>
       </w:r>
@@ -12791,7 +13467,21 @@
         <w:rPr>
           <w:rFonts w:ascii="Aptos" w:eastAsiaTheme="minorEastAsia" w:hAnsi="Aptos" w:cs="Times New Roman"/>
         </w:rPr>
-        <w:t xml:space="preserve"> The dependence on this condensation rate is eliminated in the total cloud water balance equation. Summing the liquid and vapor, and taking the Eulerian total specific humidity </w:t>
+        <w:t xml:space="preserve"> The dependence on this condensation rate is eliminated in the total cloud water balance equation. Summing the liquid and </w:t>
+      </w:r>
+      <w:proofErr w:type="gramStart"/>
+      <w:r>
+        <w:rPr>
+          <w:rFonts w:ascii="Aptos" w:eastAsiaTheme="minorEastAsia" w:hAnsi="Aptos" w:cs="Times New Roman"/>
+        </w:rPr>
+        <w:t>vapor, and</w:t>
+      </w:r>
+      <w:proofErr w:type="gramEnd"/>
+      <w:r>
+        <w:rPr>
+          <w:rFonts w:ascii="Aptos" w:eastAsiaTheme="minorEastAsia" w:hAnsi="Aptos" w:cs="Times New Roman"/>
+        </w:rPr>
+        <w:t xml:space="preserve"> taking the Eulerian total specific humidity </w:t>
       </w:r>
       <m:oMath>
         <m:sSub>
@@ -13719,11 +14409,19 @@
         </w:rPr>
         <w:t>relax</w:t>
       </w:r>
+      <w:proofErr w:type="spellStart"/>
       <w:r>
         <w:rPr>
           <w:rFonts w:ascii="Aptos" w:eastAsiaTheme="minorEastAsia" w:hAnsi="Aptos" w:cs="Times New Roman"/>
         </w:rPr>
-        <w:t xml:space="preserve">ing </w:t>
+        <w:t>ing</w:t>
+      </w:r>
+      <w:proofErr w:type="spellEnd"/>
+      <w:r>
+        <w:rPr>
+          <w:rFonts w:ascii="Aptos" w:eastAsiaTheme="minorEastAsia" w:hAnsi="Aptos" w:cs="Times New Roman"/>
+        </w:rPr>
+        <w:t xml:space="preserve"> </w:t>
       </w:r>
       <m:oMath>
         <m:sSub>
@@ -14013,7 +14711,21 @@
         <w:rPr>
           <w:rFonts w:ascii="Aptos" w:eastAsiaTheme="minorEastAsia" w:hAnsi="Aptos" w:cs="Times New Roman"/>
         </w:rPr>
-        <w:t xml:space="preserve">[q and cloud top where q=qs depends only on the sounding and cloud base initial condition, so it can be computed from the sounding, without the flux condition. </w:t>
+        <w:t>[q and cloud top where q=</w:t>
+      </w:r>
+      <w:proofErr w:type="spellStart"/>
+      <w:r>
+        <w:rPr>
+          <w:rFonts w:ascii="Aptos" w:eastAsiaTheme="minorEastAsia" w:hAnsi="Aptos" w:cs="Times New Roman"/>
+        </w:rPr>
+        <w:t>qs</w:t>
+      </w:r>
+      <w:proofErr w:type="spellEnd"/>
+      <w:r>
+        <w:rPr>
+          <w:rFonts w:ascii="Aptos" w:eastAsiaTheme="minorEastAsia" w:hAnsi="Aptos" w:cs="Times New Roman"/>
+        </w:rPr>
+        <w:t xml:space="preserve"> depends only on the sounding and cloud base initial condition, so it can be computed from the sounding, without the flux condition. </w:t>
       </w:r>
       <w:r>
         <w:rPr>
@@ -14057,7 +14769,14 @@
         <w:rPr>
           <w:rFonts w:ascii="Aptos" w:eastAsiaTheme="minorEastAsia" w:hAnsi="Aptos" w:cs="Times New Roman"/>
         </w:rPr>
-        <w:t xml:space="preserve"> is a key parameter, which determines the cloud water, water flux, and cloud top height. Cloud liquid and water vapor profiles are computed for a handful of total sink rates in Fig. MOISTURECLOUDS.</w:t>
+        <w:t xml:space="preserve"> is a key parameter, which determines the cloud water, water flux, </w:t>
+      </w:r>
+      <w:r>
+        <w:rPr>
+          <w:rFonts w:ascii="Aptos" w:eastAsiaTheme="minorEastAsia" w:hAnsi="Aptos" w:cs="Times New Roman"/>
+        </w:rPr>
+        <w:lastRenderedPageBreak/>
+        <w:t>and cloud top height. Cloud liquid and water vapor profiles are computed for a handful of total sink rates in Fig. MOISTURECLOUDS.</w:t>
       </w:r>
     </w:p>
     <w:p>
@@ -14680,6 +15399,7 @@
             <w:rPr>
               <w:rFonts w:ascii="Cambria Math" w:hAnsi="Cambria Math"/>
             </w:rPr>
+            <w:lastRenderedPageBreak/>
             <m:t>-</m:t>
           </m:r>
           <m:f>
@@ -15013,7 +15733,21 @@
         <w:rPr>
           <w:rFonts w:ascii="Aptos" w:eastAsiaTheme="minorEastAsia" w:hAnsi="Aptos" w:cs="Times New Roman"/>
         </w:rPr>
-        <w:t xml:space="preserve"> is found by numerically integrating the precipitation. The precipitation sink,</w:t>
+        <w:t xml:space="preserve"> is found by numerically integrating the precipitation. The precipitation </w:t>
+      </w:r>
+      <w:proofErr w:type="gramStart"/>
+      <w:r>
+        <w:rPr>
+          <w:rFonts w:ascii="Aptos" w:eastAsiaTheme="minorEastAsia" w:hAnsi="Aptos" w:cs="Times New Roman"/>
+        </w:rPr>
+        <w:t>sink</w:t>
+      </w:r>
+      <w:proofErr w:type="gramEnd"/>
+      <w:r>
+        <w:rPr>
+          <w:rFonts w:ascii="Aptos" w:eastAsiaTheme="minorEastAsia" w:hAnsi="Aptos" w:cs="Times New Roman"/>
+        </w:rPr>
+        <w:t>,</w:t>
       </w:r>
       <w:r>
         <w:rPr>
@@ -16058,6 +16792,7 @@
           <w:noProof/>
           <w:color w:val="323130"/>
         </w:rPr>
+        <w:lastRenderedPageBreak/>
         <w:drawing>
           <wp:inline distT="0" distB="0" distL="0" distR="0" wp14:anchorId="32923E84" wp14:editId="2F75288B">
             <wp:extent cx="2198092" cy="3937924"/>
@@ -16130,16 +16865,24 @@
         </w:rPr>
         <w:t xml:space="preserve">parameter </w:t>
       </w:r>
+      <w:proofErr w:type="gramStart"/>
       <w:r>
         <w:rPr>
           <w:rFonts w:ascii="Aptos" w:eastAsiaTheme="minorEastAsia" w:hAnsi="Aptos" w:cs="Times New Roman"/>
         </w:rPr>
-        <w:t xml:space="preserve">is shown </w:t>
-      </w:r>
+        <w:t>is</w:t>
+      </w:r>
+      <w:proofErr w:type="gramEnd"/>
       <w:r>
         <w:rPr>
           <w:rFonts w:ascii="Aptos" w:eastAsiaTheme="minorEastAsia" w:hAnsi="Aptos" w:cs="Times New Roman"/>
         </w:rPr>
+        <w:t xml:space="preserve"> shown </w:t>
+      </w:r>
+      <w:r>
+        <w:rPr>
+          <w:rFonts w:ascii="Aptos" w:eastAsiaTheme="minorEastAsia" w:hAnsi="Aptos" w:cs="Times New Roman"/>
+        </w:rPr>
         <w:t xml:space="preserve">for </w:t>
       </w:r>
       <w:r>
@@ -16152,7 +16895,21 @@
         <w:rPr>
           <w:rFonts w:ascii="Aptos" w:eastAsiaTheme="minorEastAsia" w:hAnsi="Aptos" w:cs="Times New Roman"/>
         </w:rPr>
-        <w:t>in Fig. WPROF. This is used to compute (c) cloud-mean vertical velocity</w:t>
+        <w:t>in Fig. WPROF. This is used to compute (c) cloud-</w:t>
+      </w:r>
+      <w:proofErr w:type="gramStart"/>
+      <w:r>
+        <w:rPr>
+          <w:rFonts w:ascii="Aptos" w:eastAsiaTheme="minorEastAsia" w:hAnsi="Aptos" w:cs="Times New Roman"/>
+        </w:rPr>
+        <w:t>mean</w:t>
+      </w:r>
+      <w:proofErr w:type="gramEnd"/>
+      <w:r>
+        <w:rPr>
+          <w:rFonts w:ascii="Aptos" w:eastAsiaTheme="minorEastAsia" w:hAnsi="Aptos" w:cs="Times New Roman"/>
+        </w:rPr>
+        <w:t xml:space="preserve"> vertical velocity</w:t>
       </w:r>
       <w:r>
         <w:rPr>
@@ -16287,6 +17044,7 @@
           <w:rFonts w:ascii="Times New Roman" w:eastAsiaTheme="minorEastAsia" w:hAnsi="Times New Roman" w:cs="Times New Roman"/>
           <w:noProof/>
         </w:rPr>
+        <w:lastRenderedPageBreak/>
         <w:drawing>
           <wp:inline distT="0" distB="0" distL="0" distR="0" wp14:anchorId="009257D1" wp14:editId="093FA7AC">
             <wp:extent cx="2870200" cy="4356100"/>
@@ -16498,6 +17256,7 @@
           <w:rFonts w:ascii="Aptos Narrow" w:eastAsiaTheme="minorEastAsia" w:hAnsi="Aptos Narrow" w:cs="Times New Roman"/>
           <w:noProof/>
         </w:rPr>
+        <w:lastRenderedPageBreak/>
         <w:drawing>
           <wp:inline distT="0" distB="0" distL="0" distR="0" wp14:anchorId="6A10348B" wp14:editId="0ABCB3A5">
             <wp:extent cx="3759200" cy="2971800"/>
@@ -17778,7 +18537,43 @@
         <w:pStyle w:val="BodyText"/>
       </w:pPr>
       <w:r>
-        <w:t>[[For discussion on the compensation between cumulus and stratocumulus clouds: Myers and Norris (2014) show, all else being equal, subsidence reduces stratocumulus clouds. Cloud properties and within-regime feedbacks are similar between shallow cumulus and optically thicker stratocumulus clouds (Tselioudis et al., 2021; Zelinka et al. 2025), suggesting temperature-induced changes result in compensation between stratocumulus and shallow cumulus cloud types. Sherwood’s (2014) desiccation hypothesis describes a version of this competition, whereby shallow cumulus convection dries lower levels near cloud base that support stratocumulus clouds. Based on their similar behavior and feedbacks (Zelinka et al. 2025) we suggest considering the stratocumulus and shallow cumulus as a continuum. Regardless, here shallow cumulus clouds are nearly ubiquitous, to the exclusion of stratocumulus clouds, over the northern tropical Atlantic in January-February.]]</w:t>
+        <w:t xml:space="preserve">[[For discussion on the compensation between cumulus and stratocumulus clouds: Myers and Norris (2014) show, all else being equal, subsidence reduces stratocumulus clouds. Cloud properties and within-regime </w:t>
+      </w:r>
+      <w:proofErr w:type="gramStart"/>
+      <w:r>
+        <w:t>feedbacks</w:t>
+      </w:r>
+      <w:proofErr w:type="gramEnd"/>
+      <w:r>
+        <w:t xml:space="preserve"> are similar between shallow cumulus and optically thicker stratocumulus clouds (</w:t>
+      </w:r>
+      <w:proofErr w:type="spellStart"/>
+      <w:r>
+        <w:t>Tselioudis</w:t>
+      </w:r>
+      <w:proofErr w:type="spellEnd"/>
+      <w:r>
+        <w:t xml:space="preserve"> et al., 2021; Zelinka et al. 2025), suggesting temperature-induced changes result in compensation between stratocumulus and shallow cumulus cloud types. Sherwood’s (2014) desiccation hypothesis describes a version of this </w:t>
+      </w:r>
+      <w:proofErr w:type="gramStart"/>
+      <w:r>
+        <w:t>competition,</w:t>
+      </w:r>
+      <w:proofErr w:type="gramEnd"/>
+      <w:r>
+        <w:t xml:space="preserve"> whereby shallow cumulus convection dries lower levels near </w:t>
+      </w:r>
+      <w:r>
+        <w:lastRenderedPageBreak/>
+        <w:t xml:space="preserve">cloud base that support stratocumulus clouds. Based on their similar behavior and </w:t>
+      </w:r>
+      <w:proofErr w:type="gramStart"/>
+      <w:r>
+        <w:t>feedbacks</w:t>
+      </w:r>
+      <w:proofErr w:type="gramEnd"/>
+      <w:r>
+        <w:t xml:space="preserve"> (Zelinka et al. 2025) we suggest considering the stratocumulus and shallow cumulus as a continuum. Regardless, here shallow cumulus clouds are nearly ubiquitous, to the exclusion of stratocumulus clouds, over the northern tropical Atlantic in January-February.]]</w:t>
       </w:r>
     </w:p>
     <w:p>
@@ -17856,6 +18651,7 @@
         <w:rPr>
           <w:noProof/>
         </w:rPr>
+        <w:lastRenderedPageBreak/>
         <w:drawing>
           <wp:inline distT="0" distB="0" distL="0" distR="0" wp14:anchorId="23630D15" wp14:editId="29F9A570">
             <wp:extent cx="4572000" cy="5486400"/>
@@ -17907,7 +18703,25 @@
           <w:kern w:val="0"/>
           <w14:ligatures w14:val="none"/>
         </w:rPr>
-        <w:t>Figure GOESISCCP. GOES-16 (a) cloud fraction by cloud type for 12.5-16 °N, 60-49 °W, 2020 Jan 15- February 28. (b) Shortwave cloud radiative effect (CRE) for each cloud top pressure and optical depth. The total cloud radiative effect for clouds below 680 hPa is 32 W m</w:t>
+        <w:t xml:space="preserve">Figure GOESISCCP. GOES-16 (a) cloud fraction by cloud type for 12.5-16 °N, 60-49 °W, 2020 Jan 15- February 28. (b) Shortwave cloud radiative effect (CRE) for each cloud top pressure and optical depth. The total cloud radiative effect for clouds below 680 </w:t>
+      </w:r>
+      <w:proofErr w:type="spellStart"/>
+      <w:r>
+        <w:rPr>
+          <w:rFonts w:ascii="Aptos Narrow" w:eastAsiaTheme="minorEastAsia" w:hAnsi="Aptos Narrow" w:cs="Times New Roman"/>
+          <w:kern w:val="0"/>
+          <w14:ligatures w14:val="none"/>
+        </w:rPr>
+        <w:t>hPa</w:t>
+      </w:r>
+      <w:proofErr w:type="spellEnd"/>
+      <w:r>
+        <w:rPr>
+          <w:rFonts w:ascii="Aptos Narrow" w:eastAsiaTheme="minorEastAsia" w:hAnsi="Aptos Narrow" w:cs="Times New Roman"/>
+          <w:kern w:val="0"/>
+          <w14:ligatures w14:val="none"/>
+        </w:rPr>
+        <w:t xml:space="preserve"> is 32 W m</w:t>
       </w:r>
       <w:r>
         <w:rPr>
@@ -18210,7 +19024,14 @@
         <w:rPr>
           <w:rFonts w:ascii="Aptos" w:eastAsiaTheme="minorEastAsia" w:hAnsi="Aptos" w:cs="Calibri"/>
         </w:rPr>
-        <w:t xml:space="preserve">including the effect of the modeled water vapor and liquid water on density) of the entraining updraft parcel. The cloud height </w:t>
+        <w:t xml:space="preserve">including the effect of the modeled water vapor and liquid water on density) of the entraining updraft </w:t>
+      </w:r>
+      <w:r>
+        <w:rPr>
+          <w:rFonts w:ascii="Aptos" w:eastAsiaTheme="minorEastAsia" w:hAnsi="Aptos" w:cs="Calibri"/>
+        </w:rPr>
+        <w:lastRenderedPageBreak/>
+        <w:t xml:space="preserve">parcel. The cloud height </w:t>
       </w:r>
       <m:oMath>
         <m:sSub>
@@ -18443,7 +19264,7 @@
 </file>
 
 <file path=word/numbering.xml><?xml version="1.0" encoding="utf-8"?>
-<w:numbering xmlns:wpc="http://schemas.microsoft.com/office/word/2010/wordprocessingCanvas" xmlns:cx="http://schemas.microsoft.com/office/drawing/2014/chartex" xmlns:cx1="http://schemas.microsoft.com/office/drawing/2015/9/8/chartex" xmlns:cx2="http://schemas.microsoft.com/office/drawing/2015/10/21/chartex" xmlns:cx3="http://schemas.microsoft.com/office/drawing/2016/5/9/chartex" xmlns:cx4="http://schemas.microsoft.com/office/drawing/2016/5/10/chartex" xmlns:cx5="http://schemas.microsoft.com/office/drawing/2016/5/11/chartex" xmlns:cx6="http://schemas.microsoft.com/office/drawing/2016/5/12/chartex" xmlns:cx7="http://schemas.microsoft.com/office/drawing/2016/5/13/chartex" xmlns:cx8="http://schemas.microsoft.com/office/drawing/2016/5/14/chartex" xmlns:mc="http://schemas.openxmlformats.org/markup-compatibility/2006" xmlns:m="http://schemas.openxmlformats.org/officeDocument/2006/math" xmlns:aink="http://schemas.microsoft.com/office/drawing/2016/ink" xmlns:am3d="http://schemas.microsoft.com/office/drawing/2017/model3d" xmlns:oel="http://schemas.microsoft.com/office/2019/extlst" xmlns:r="http://schemas.openxmlformats.org/officeDocument/2006/relationships" xmlns:wp14="http://schemas.microsoft.com/office/word/2010/wordprocessingDrawing" xmlns:wp="http://schemas.openxmlformats.org/drawingml/2006/wordprocessingDrawing" xmlns:wpg="http://schemas.microsoft.com/office/word/2010/wordprocessingGroup" xmlns:wpi="http://schemas.microsoft.com/office/word/2010/wordprocessingInk" xmlns:wps="http://schemas.microsoft.com/office/word/2010/wordprocessingShape" xmlns:o="urn:schemas-microsoft-com:office:office" xmlns:v="urn:schemas-microsoft-com:vml" xmlns:w10="urn:schemas-microsoft-com:office:word" xmlns:w="http://schemas.openxmlformats.org/wordprocessingml/2006/main" xmlns:w14="http://schemas.microsoft.com/office/word/2010/wordml" xmlns:w15="http://schemas.microsoft.com/office/word/2012/wordml" xmlns:w16cex="http://schemas.microsoft.com/office/word/2018/wordml/cex" xmlns:w16cid="http://schemas.microsoft.com/office/word/2016/wordml/cid" xmlns:w16="http://schemas.microsoft.com/office/word/2018/wordml" xmlns:w16sdtdh="http://schemas.microsoft.com/office/word/2020/wordml/sdtdatahash" xmlns:w16sdtfl="http://schemas.microsoft.com/office/word/2024/wordml/sdtformatlock" xmlns:w16se="http://schemas.microsoft.com/office/word/2015/wordml/symex" xmlns:w16du="http://schemas.microsoft.com/office/word/2023/wordml/word16du" xmlns:wne="http://schemas.microsoft.com/office/word/2006/wordml" mc:Ignorable="w14 w15 w16se w16cid w16 w16cex w16sdtdh w16sdtfl w16du wp14">
+<w:numbering xmlns:wpc="http://schemas.microsoft.com/office/word/2010/wordprocessingCanvas" xmlns:cx="http://schemas.microsoft.com/office/drawing/2014/chartex" xmlns:cx1="http://schemas.microsoft.com/office/drawing/2015/9/8/chartex" xmlns:cx2="http://schemas.microsoft.com/office/drawing/2015/10/21/chartex" xmlns:cx3="http://schemas.microsoft.com/office/drawing/2016/5/9/chartex" xmlns:cx4="http://schemas.microsoft.com/office/drawing/2016/5/10/chartex" xmlns:cx5="http://schemas.microsoft.com/office/drawing/2016/5/11/chartex" xmlns:cx6="http://schemas.microsoft.com/office/drawing/2016/5/12/chartex" xmlns:cx7="http://schemas.microsoft.com/office/drawing/2016/5/13/chartex" xmlns:cx8="http://schemas.microsoft.com/office/drawing/2016/5/14/chartex" xmlns:mc="http://schemas.openxmlformats.org/markup-compatibility/2006" xmlns:aink="http://schemas.microsoft.com/office/drawing/2016/ink" xmlns:am3d="http://schemas.microsoft.com/office/drawing/2017/model3d" xmlns:o="urn:schemas-microsoft-com:office:office" xmlns:oel="http://schemas.microsoft.com/office/2019/extlst" xmlns:r="http://schemas.openxmlformats.org/officeDocument/2006/relationships" xmlns:m="http://schemas.openxmlformats.org/officeDocument/2006/math" xmlns:v="urn:schemas-microsoft-com:vml" xmlns:wp14="http://schemas.microsoft.com/office/word/2010/wordprocessingDrawing" xmlns:wp="http://schemas.openxmlformats.org/drawingml/2006/wordprocessingDrawing" xmlns:w10="urn:schemas-microsoft-com:office:word" xmlns:w="http://schemas.openxmlformats.org/wordprocessingml/2006/main" xmlns:w14="http://schemas.microsoft.com/office/word/2010/wordml" xmlns:w15="http://schemas.microsoft.com/office/word/2012/wordml" xmlns:w16cex="http://schemas.microsoft.com/office/word/2018/wordml/cex" xmlns:w16cid="http://schemas.microsoft.com/office/word/2016/wordml/cid" xmlns:w16="http://schemas.microsoft.com/office/word/2018/wordml" xmlns:w16du="http://schemas.microsoft.com/office/word/2023/wordml/word16du" xmlns:w16sdtdh="http://schemas.microsoft.com/office/word/2020/wordml/sdtdatahash" xmlns:w16sdtfl="http://schemas.microsoft.com/office/word/2024/wordml/sdtformatlock" xmlns:w16se="http://schemas.microsoft.com/office/word/2015/wordml/symex" xmlns:wpg="http://schemas.microsoft.com/office/word/2010/wordprocessingGroup" xmlns:wpi="http://schemas.microsoft.com/office/word/2010/wordprocessingInk" xmlns:wne="http://schemas.microsoft.com/office/word/2006/wordml" xmlns:wps="http://schemas.microsoft.com/office/word/2010/wordprocessingShape" mc:Ignorable="w14 w15 w16se w16cid w16 w16cex w16sdtdh w16sdtfl w16du wp14">
   <w:abstractNum w:abstractNumId="0" w15:restartNumberingAfterBreak="0">
     <w:nsid w:val="018F7683"/>
     <w:multiLevelType w:val="hybridMultilevel"/>
@@ -18724,7 +19545,7 @@
 </file>
 
 <file path=word/styles.xml><?xml version="1.0" encoding="utf-8"?>
-<w:styles xmlns:mc="http://schemas.openxmlformats.org/markup-compatibility/2006" xmlns:r="http://schemas.openxmlformats.org/officeDocument/2006/relationships" xmlns:w="http://schemas.openxmlformats.org/wordprocessingml/2006/main" xmlns:w14="http://schemas.microsoft.com/office/word/2010/wordml" xmlns:w15="http://schemas.microsoft.com/office/word/2012/wordml" xmlns:w16cex="http://schemas.microsoft.com/office/word/2018/wordml/cex" xmlns:w16cid="http://schemas.microsoft.com/office/word/2016/wordml/cid" xmlns:w16="http://schemas.microsoft.com/office/word/2018/wordml" xmlns:w16sdtdh="http://schemas.microsoft.com/office/word/2020/wordml/sdtdatahash" xmlns:w16sdtfl="http://schemas.microsoft.com/office/word/2024/wordml/sdtformatlock" xmlns:w16se="http://schemas.microsoft.com/office/word/2015/wordml/symex" xmlns:w16du="http://schemas.microsoft.com/office/word/2023/wordml/word16du" mc:Ignorable="w14 w15 w16se w16cid w16 w16cex w16sdtdh w16sdtfl w16du">
+<w:styles xmlns:mc="http://schemas.openxmlformats.org/markup-compatibility/2006" xmlns:r="http://schemas.openxmlformats.org/officeDocument/2006/relationships" xmlns:w="http://schemas.openxmlformats.org/wordprocessingml/2006/main" xmlns:w14="http://schemas.microsoft.com/office/word/2010/wordml" xmlns:w15="http://schemas.microsoft.com/office/word/2012/wordml" xmlns:w16cex="http://schemas.microsoft.com/office/word/2018/wordml/cex" xmlns:w16cid="http://schemas.microsoft.com/office/word/2016/wordml/cid" xmlns:w16="http://schemas.microsoft.com/office/word/2018/wordml" xmlns:w16du="http://schemas.microsoft.com/office/word/2023/wordml/word16du" xmlns:w16sdtdh="http://schemas.microsoft.com/office/word/2020/wordml/sdtdatahash" xmlns:w16sdtfl="http://schemas.microsoft.com/office/word/2024/wordml/sdtformatlock" xmlns:w16se="http://schemas.microsoft.com/office/word/2015/wordml/symex" mc:Ignorable="w14 w15 w16se w16cid w16 w16cex w16sdtdh w16sdtfl w16du">
   <w:docDefaults>
     <w:rPrDefault>
       <w:rPr>

--- a/doc/DiM_ms20260511.docx
+++ b/doc/DiM_ms20260511.docx
@@ -179,19 +179,7 @@
         <w:rPr>
           <w:rFonts w:ascii="Aptos" w:hAnsi="Aptos"/>
         </w:rPr>
-        <w:t xml:space="preserve">, </w:t>
-      </w:r>
-      <w:r>
-        <w:rPr>
-          <w:rFonts w:ascii="Aptos" w:hAnsi="Aptos"/>
-        </w:rPr>
-        <w:t>rather than humidity</w:t>
-      </w:r>
-      <w:r>
-        <w:rPr>
-          <w:rFonts w:ascii="Aptos" w:hAnsi="Aptos"/>
-        </w:rPr>
-        <w:t>, mesoscale</w:t>
+        <w:t>, rather than humidity, mesoscale</w:t>
       </w:r>
       <w:r>
         <w:rPr>
@@ -552,6 +540,341 @@
         </w:rPr>
         <w:t>.</w:t>
       </w:r>
+    </w:p>
+    <w:p>
+      <w:pPr>
+        <w:pStyle w:val="BodyText"/>
+      </w:pPr>
+    </w:p>
+    <w:p>
+      <w:pPr>
+        <w:pStyle w:val="BodyText"/>
+      </w:pPr>
+      <w:r>
+        <w:t>Model results</w:t>
+      </w:r>
+    </w:p>
+    <w:p>
+      <w:pPr>
+        <w:pStyle w:val="BodyText"/>
+      </w:pPr>
+      <w:r>
+        <w:t>Table 1. C</w:t>
+      </w:r>
+      <w:r>
+        <w:t xml:space="preserve">loud </w:t>
+      </w:r>
+      <w:proofErr w:type="gramStart"/>
+      <w:r>
+        <w:t>fraction</w:t>
+      </w:r>
+      <w:proofErr w:type="gramEnd"/>
+      <w:r>
+        <w:t xml:space="preserve"> change </w:t>
+      </w:r>
+      <w:proofErr w:type="gramStart"/>
+      <w:r>
+        <w:t>relative</w:t>
+      </w:r>
+      <w:proofErr w:type="gramEnd"/>
+      <w:r>
+        <w:t xml:space="preserve"> to the control simulation (</w:t>
+      </w:r>
+      <w:r>
+        <w:t>%</w:t>
+      </w:r>
+      <w:r>
+        <w:t>).</w:t>
+      </w:r>
+    </w:p>
+    <w:tbl>
+      <w:tblPr>
+        <w:tblW w:w="0" w:type="auto"/>
+        <w:tblCellSpacing w:w="15" w:type="dxa"/>
+        <w:tblCellMar>
+          <w:top w:w="15" w:type="dxa"/>
+          <w:left w:w="15" w:type="dxa"/>
+          <w:bottom w:w="15" w:type="dxa"/>
+          <w:right w:w="15" w:type="dxa"/>
+        </w:tblCellMar>
+        <w:tblLook w:val="04A0" w:firstRow="1" w:lastRow="0" w:firstColumn="1" w:lastColumn="0" w:noHBand="0" w:noVBand="1"/>
+      </w:tblPr>
+      <w:tblGrid>
+        <w:gridCol w:w="3295"/>
+        <w:gridCol w:w="1035"/>
+      </w:tblGrid>
+      <w:tr>
+        <w:trPr>
+          <w:tblCellSpacing w:w="15" w:type="dxa"/>
+        </w:trPr>
+        <w:tc>
+          <w:tcPr>
+            <w:tcW w:w="3250" w:type="dxa"/>
+            <w:tcBorders>
+              <w:bottom w:val="single" w:sz="4" w:space="0" w:color="DCDFE5"/>
+            </w:tcBorders>
+            <w:hideMark/>
+          </w:tcPr>
+          <w:p>
+            <w:pPr>
+              <w:pStyle w:val="BodyText"/>
+              <w:spacing w:before="0" w:after="0"/>
+              <w:rPr>
+                <w:b/>
+                <w:bCs/>
+              </w:rPr>
+            </w:pPr>
+            <w:r>
+              <w:rPr>
+                <w:b/>
+                <w:bCs/>
+              </w:rPr>
+              <w:t>experiment</w:t>
+            </w:r>
+          </w:p>
+        </w:tc>
+        <w:tc>
+          <w:tcPr>
+            <w:tcW w:w="990" w:type="dxa"/>
+            <w:tcBorders>
+              <w:bottom w:val="single" w:sz="4" w:space="0" w:color="DCDFE5"/>
+            </w:tcBorders>
+            <w:hideMark/>
+          </w:tcPr>
+          <w:p>
+            <w:pPr>
+              <w:pStyle w:val="BodyText"/>
+              <w:spacing w:before="0" w:after="0"/>
+              <w:rPr>
+                <w:b/>
+                <w:bCs/>
+              </w:rPr>
+            </w:pPr>
+            <m:oMath>
+              <m:r>
+                <m:rPr>
+                  <m:sty m:val="bi"/>
+                </m:rPr>
+                <w:rPr>
+                  <w:rFonts w:ascii="Cambria Math" w:hAnsi="Cambria Math"/>
+                </w:rPr>
+                <m:t>d</m:t>
+              </m:r>
+              <m:r>
+                <m:rPr>
+                  <m:sty m:val="b"/>
+                </m:rPr>
+                <w:rPr>
+                  <w:rFonts w:ascii="Cambria Math" w:hAnsi="Cambria Math"/>
+                </w:rPr>
+                <m:t>ln</m:t>
+              </m:r>
+              <m:r>
+                <m:rPr>
+                  <m:sty m:val="bi"/>
+                </m:rPr>
+                <w:rPr>
+                  <w:rFonts w:ascii="Cambria Math" w:hAnsi="Cambria Math"/>
+                </w:rPr>
+                <m:t>a</m:t>
+              </m:r>
+            </m:oMath>
+            <w:r>
+              <w:rPr>
+                <w:b/>
+                <w:bCs/>
+              </w:rPr>
+              <w:t xml:space="preserve"> (%)</w:t>
+            </w:r>
+          </w:p>
+        </w:tc>
+      </w:tr>
+      <w:tr>
+        <w:trPr>
+          <w:tblCellSpacing w:w="15" w:type="dxa"/>
+        </w:trPr>
+        <w:tc>
+          <w:tcPr>
+            <w:tcW w:w="3250" w:type="dxa"/>
+            <w:hideMark/>
+          </w:tcPr>
+          <w:p>
+            <w:pPr>
+              <w:pStyle w:val="BodyText"/>
+              <w:spacing w:before="0" w:after="0"/>
+            </w:pPr>
+            <w:r>
+              <w:t>subsidence-5%</w:t>
+            </w:r>
+          </w:p>
+        </w:tc>
+        <w:tc>
+          <w:tcPr>
+            <w:tcW w:w="990" w:type="dxa"/>
+            <w:hideMark/>
+          </w:tcPr>
+          <w:p>
+            <w:pPr>
+              <w:pStyle w:val="BodyText"/>
+              <w:spacing w:before="0" w:after="0"/>
+            </w:pPr>
+            <w:r>
+              <w:t>-5.13</w:t>
+            </w:r>
+          </w:p>
+        </w:tc>
+      </w:tr>
+      <w:tr>
+        <w:trPr>
+          <w:tblCellSpacing w:w="15" w:type="dxa"/>
+        </w:trPr>
+        <w:tc>
+          <w:tcPr>
+            <w:tcW w:w="3250" w:type="dxa"/>
+            <w:hideMark/>
+          </w:tcPr>
+          <w:p>
+            <w:pPr>
+              <w:pStyle w:val="BodyText"/>
+              <w:spacing w:before="0" w:after="0"/>
+            </w:pPr>
+            <w:r>
+              <w:t>q&amp;qs+7%</w:t>
+            </w:r>
+          </w:p>
+        </w:tc>
+        <w:tc>
+          <w:tcPr>
+            <w:tcW w:w="990" w:type="dxa"/>
+            <w:hideMark/>
+          </w:tcPr>
+          <w:p>
+            <w:pPr>
+              <w:pStyle w:val="BodyText"/>
+              <w:spacing w:before="0" w:after="0"/>
+            </w:pPr>
+            <w:r>
+              <w:t>-7.86</w:t>
+            </w:r>
+          </w:p>
+        </w:tc>
+      </w:tr>
+      <w:tr>
+        <w:trPr>
+          <w:tblCellSpacing w:w="15" w:type="dxa"/>
+        </w:trPr>
+        <w:tc>
+          <w:tcPr>
+            <w:tcW w:w="3250" w:type="dxa"/>
+            <w:hideMark/>
+          </w:tcPr>
+          <w:p>
+            <w:pPr>
+              <w:pStyle w:val="BodyText"/>
+              <w:spacing w:before="0" w:after="0"/>
+            </w:pPr>
+            <w:r>
+              <w:t>Ecb+2%</w:t>
+            </w:r>
+          </w:p>
+        </w:tc>
+        <w:tc>
+          <w:tcPr>
+            <w:tcW w:w="990" w:type="dxa"/>
+            <w:hideMark/>
+          </w:tcPr>
+          <w:p>
+            <w:pPr>
+              <w:pStyle w:val="BodyText"/>
+              <w:spacing w:before="0" w:after="0"/>
+            </w:pPr>
+            <w:r>
+              <w:t>-7.86</w:t>
+            </w:r>
+          </w:p>
+        </w:tc>
+      </w:tr>
+      <w:tr>
+        <w:trPr>
+          <w:tblCellSpacing w:w="15" w:type="dxa"/>
+        </w:trPr>
+        <w:tc>
+          <w:tcPr>
+            <w:tcW w:w="3250" w:type="dxa"/>
+            <w:hideMark/>
+          </w:tcPr>
+          <w:p>
+            <w:pPr>
+              <w:pStyle w:val="BodyText"/>
+              <w:spacing w:before="0" w:after="0"/>
+            </w:pPr>
+            <w:r>
+              <w:t>lclRH+0.00875</w:t>
+            </w:r>
+          </w:p>
+        </w:tc>
+        <w:tc>
+          <w:tcPr>
+            <w:tcW w:w="990" w:type="dxa"/>
+            <w:hideMark/>
+          </w:tcPr>
+          <w:p>
+            <w:pPr>
+              <w:pStyle w:val="BodyText"/>
+              <w:spacing w:before="0" w:after="0"/>
+            </w:pPr>
+            <w:r>
+              <w:t>-5.14</w:t>
+            </w:r>
+          </w:p>
+        </w:tc>
+      </w:tr>
+      <w:tr>
+        <w:trPr>
+          <w:tblCellSpacing w:w="15" w:type="dxa"/>
+        </w:trPr>
+        <w:tc>
+          <w:tcPr>
+            <w:tcW w:w="3250" w:type="dxa"/>
+            <w:tcBorders>
+              <w:bottom w:val="nil"/>
+            </w:tcBorders>
+            <w:hideMark/>
+          </w:tcPr>
+          <w:p>
+            <w:pPr>
+              <w:pStyle w:val="BodyText"/>
+              <w:spacing w:before="0" w:after="0"/>
+            </w:pPr>
+            <w:r>
+              <w:t>lclRH+0.0175</w:t>
+            </w:r>
+          </w:p>
+        </w:tc>
+        <w:tc>
+          <w:tcPr>
+            <w:tcW w:w="990" w:type="dxa"/>
+            <w:tcBorders>
+              <w:bottom w:val="nil"/>
+            </w:tcBorders>
+            <w:hideMark/>
+          </w:tcPr>
+          <w:p>
+            <w:pPr>
+              <w:pStyle w:val="BodyText"/>
+              <w:spacing w:before="0" w:after="0"/>
+            </w:pPr>
+            <w:r>
+              <w:t>-2.27</w:t>
+            </w:r>
+          </w:p>
+        </w:tc>
+      </w:tr>
+    </w:tbl>
+    <w:p>
+      <w:pPr>
+        <w:pStyle w:val="BodyText"/>
+      </w:pPr>
     </w:p>
     <w:p>
       <w:pPr>
@@ -20145,7 +20468,6 @@
   <w:style w:type="character" w:default="1" w:styleId="DefaultParagraphFont">
     <w:name w:val="Default Paragraph Font"/>
     <w:uiPriority w:val="1"/>
-    <w:semiHidden/>
     <w:unhideWhenUsed/>
   </w:style>
   <w:style w:type="table" w:default="1" w:styleId="TableNormal">
@@ -20527,6 +20849,25 @@
       <w14:ligatures w14:val="none"/>
     </w:rPr>
   </w:style>
+  <w:style w:type="table" w:styleId="TableGrid">
+    <w:name w:val="Table Grid"/>
+    <w:basedOn w:val="TableNormal"/>
+    <w:uiPriority w:val="39"/>
+    <w:rsid w:val="0055084D"/>
+    <w:pPr>
+      <w:spacing w:after="0" w:line="240" w:lineRule="auto"/>
+    </w:pPr>
+    <w:tblPr>
+      <w:tblBorders>
+        <w:top w:val="single" w:sz="4" w:space="0" w:color="auto"/>
+        <w:left w:val="single" w:sz="4" w:space="0" w:color="auto"/>
+        <w:bottom w:val="single" w:sz="4" w:space="0" w:color="auto"/>
+        <w:right w:val="single" w:sz="4" w:space="0" w:color="auto"/>
+        <w:insideH w:val="single" w:sz="4" w:space="0" w:color="auto"/>
+        <w:insideV w:val="single" w:sz="4" w:space="0" w:color="auto"/>
+      </w:tblBorders>
+    </w:tblPr>
+  </w:style>
 </w:styles>
 </file>
 

--- a/doc/DiM_ms20260511.docx
+++ b/doc/DiM_ms20260511.docx
@@ -74,7 +74,7 @@
         <w:rPr>
           <w:rFonts w:ascii="Aptos" w:hAnsi="Aptos"/>
         </w:rPr>
-        <w:t xml:space="preserve">various </w:t>
+        <w:t xml:space="preserve">the spread in </w:t>
       </w:r>
       <w:r>
         <w:rPr>
@@ -155,7 +155,7 @@
         <w:rPr>
           <w:rFonts w:ascii="Aptos" w:hAnsi="Aptos"/>
         </w:rPr>
-        <w:t xml:space="preserve">reduce the shallow cumulus </w:t>
+        <w:t xml:space="preserve">reduce shallow cumulus </w:t>
       </w:r>
       <w:r>
         <w:rPr>
@@ -197,7 +197,13 @@
         <w:rPr>
           <w:rFonts w:ascii="Aptos" w:hAnsi="Aptos"/>
         </w:rPr>
-        <w:t>explain cloud</w:t>
+        <w:t>explain</w:t>
+      </w:r>
+      <w:r>
+        <w:rPr>
+          <w:rFonts w:ascii="Aptos" w:hAnsi="Aptos"/>
+        </w:rPr>
+        <w:t xml:space="preserve"> cloud</w:t>
       </w:r>
       <w:r>
         <w:rPr>
@@ -215,31 +221,19 @@
         <w:rPr>
           <w:rFonts w:ascii="Aptos" w:hAnsi="Aptos"/>
         </w:rPr>
-        <w:t>. M</w:t>
-      </w:r>
-      <w:r>
-        <w:rPr>
-          <w:rFonts w:ascii="Aptos" w:hAnsi="Aptos"/>
-        </w:rPr>
-        <w:t xml:space="preserve">odels </w:t>
-      </w:r>
-      <w:r>
-        <w:rPr>
-          <w:rFonts w:ascii="Aptos" w:hAnsi="Aptos"/>
-        </w:rPr>
-        <w:t xml:space="preserve">that </w:t>
-      </w:r>
-      <w:r>
-        <w:rPr>
-          <w:rFonts w:ascii="Aptos" w:hAnsi="Aptos"/>
-        </w:rPr>
-        <w:t>reproduc</w:t>
-      </w:r>
-      <w:r>
-        <w:rPr>
-          <w:rFonts w:ascii="Aptos" w:hAnsi="Aptos"/>
-        </w:rPr>
-        <w:t>e</w:t>
+        <w:t>.</w:t>
+      </w:r>
+      <w:r>
+        <w:rPr>
+          <w:rFonts w:ascii="Aptos" w:hAnsi="Aptos"/>
+        </w:rPr>
+        <w:t xml:space="preserve"> Here, we extend that result to climate change</w:t>
+      </w:r>
+      <w:r>
+        <w:rPr>
+          <w:rFonts w:ascii="Aptos" w:hAnsi="Aptos"/>
+        </w:rPr>
+        <w:t>. A</w:t>
       </w:r>
       <w:r>
         <w:rPr>
@@ -251,31 +245,7 @@
         <w:rPr>
           <w:rFonts w:ascii="Aptos" w:hAnsi="Aptos"/>
         </w:rPr>
-        <w:t xml:space="preserve">this mesoscale </w:t>
-      </w:r>
-      <w:r>
-        <w:rPr>
-          <w:rFonts w:ascii="Aptos" w:hAnsi="Aptos"/>
-        </w:rPr>
-        <w:t xml:space="preserve">correlation have weaker </w:t>
-      </w:r>
-      <w:r>
-        <w:rPr>
-          <w:rFonts w:ascii="Aptos" w:hAnsi="Aptos"/>
-        </w:rPr>
-        <w:t xml:space="preserve">climate sensitivity. </w:t>
-      </w:r>
-      <w:r>
-        <w:rPr>
-          <w:rFonts w:ascii="Aptos" w:hAnsi="Aptos"/>
-        </w:rPr>
-        <w:t>Here</w:t>
-      </w:r>
-      <w:r>
-        <w:rPr>
-          <w:rFonts w:ascii="Aptos" w:hAnsi="Aptos"/>
-        </w:rPr>
-        <w:t xml:space="preserve"> we predict a decrease of shallow cumulus cloud fraction using a heuristic </w:t>
+        <w:t xml:space="preserve">moisture balance </w:t>
       </w:r>
       <w:r>
         <w:rPr>
@@ -287,19 +257,92 @@
         <w:rPr>
           <w:rFonts w:ascii="Aptos" w:hAnsi="Aptos"/>
         </w:rPr>
-        <w:t>of</w:t>
-      </w:r>
-      <w:r>
-        <w:rPr>
-          <w:rFonts w:ascii="Aptos" w:hAnsi="Aptos"/>
-        </w:rPr>
-        <w:t xml:space="preserve"> clouds </w:t>
-      </w:r>
-      <w:r>
-        <w:rPr>
-          <w:rFonts w:ascii="Aptos" w:hAnsi="Aptos"/>
-        </w:rPr>
-        <w:t>whose</w:t>
+        <w:t>of the lower troposphere</w:t>
+      </w:r>
+      <w:r>
+        <w:rPr>
+          <w:rFonts w:ascii="Aptos" w:hAnsi="Aptos"/>
+        </w:rPr>
+        <w:t xml:space="preserve"> </w:t>
+      </w:r>
+      <w:r>
+        <w:rPr>
+          <w:rFonts w:ascii="Aptos" w:hAnsi="Aptos"/>
+        </w:rPr>
+        <w:t>predict</w:t>
+      </w:r>
+      <w:r>
+        <w:rPr>
+          <w:rFonts w:ascii="Aptos" w:hAnsi="Aptos"/>
+        </w:rPr>
+        <w:t>s</w:t>
+      </w:r>
+      <w:r>
+        <w:rPr>
+          <w:rFonts w:ascii="Aptos" w:hAnsi="Aptos"/>
+        </w:rPr>
+        <w:t xml:space="preserve"> a </w:t>
+      </w:r>
+      <w:r>
+        <w:rPr>
+          <w:rFonts w:ascii="Aptos" w:hAnsi="Aptos"/>
+        </w:rPr>
+        <w:t>5-7% K</w:t>
+      </w:r>
+      <w:r>
+        <w:rPr>
+          <w:rFonts w:ascii="Aptos" w:hAnsi="Aptos"/>
+          <w:vertAlign w:val="superscript"/>
+        </w:rPr>
+        <w:t>-1</w:t>
+      </w:r>
+      <w:r>
+        <w:rPr>
+          <w:rFonts w:ascii="Aptos" w:hAnsi="Aptos"/>
+        </w:rPr>
+        <w:t xml:space="preserve"> </w:t>
+      </w:r>
+      <w:r>
+        <w:rPr>
+          <w:rFonts w:ascii="Aptos" w:hAnsi="Aptos"/>
+        </w:rPr>
+        <w:t xml:space="preserve">decrease of shallow cumulus </w:t>
+      </w:r>
+      <w:r>
+        <w:rPr>
+          <w:rFonts w:ascii="Aptos" w:hAnsi="Aptos"/>
+        </w:rPr>
+        <w:t xml:space="preserve">mass flux and thus </w:t>
+      </w:r>
+      <w:r>
+        <w:rPr>
+          <w:rFonts w:ascii="Aptos" w:hAnsi="Aptos"/>
+        </w:rPr>
+        <w:t>cloud fraction</w:t>
+      </w:r>
+      <w:r>
+        <w:rPr>
+          <w:rFonts w:ascii="Aptos" w:hAnsi="Aptos"/>
+        </w:rPr>
+        <w:t>.</w:t>
+      </w:r>
+      <w:r>
+        <w:rPr>
+          <w:rFonts w:ascii="Aptos" w:hAnsi="Aptos"/>
+        </w:rPr>
+        <w:t xml:space="preserve"> The r</w:t>
+      </w:r>
+      <w:r>
+        <w:rPr>
+          <w:rFonts w:ascii="Aptos" w:hAnsi="Aptos"/>
+        </w:rPr>
+        <w:t xml:space="preserve">educed </w:t>
+      </w:r>
+      <w:r>
+        <w:rPr>
+          <w:rFonts w:ascii="Aptos" w:hAnsi="Aptos"/>
+        </w:rPr>
+        <w:t>cloud</w:t>
       </w:r>
       <w:r>
         <w:rPr>
@@ -317,13 +360,13 @@
         <w:rPr>
           <w:rFonts w:ascii="Aptos" w:hAnsi="Aptos"/>
         </w:rPr>
-        <w:t>the</w:t>
-      </w:r>
-      <w:r>
-        <w:rPr>
-          <w:rFonts w:ascii="Aptos" w:hAnsi="Aptos"/>
-        </w:rPr>
-        <w:t xml:space="preserve"> drying by </w:t>
+        <w:t xml:space="preserve">reduced </w:t>
+      </w:r>
+      <w:r>
+        <w:rPr>
+          <w:rFonts w:ascii="Aptos" w:hAnsi="Aptos"/>
+        </w:rPr>
+        <w:t xml:space="preserve">drying by </w:t>
       </w:r>
       <w:r>
         <w:rPr>
@@ -353,81 +396,31 @@
         <w:rPr>
           <w:rFonts w:ascii="Aptos" w:hAnsi="Aptos"/>
         </w:rPr>
-        <w:t xml:space="preserve">. </w:t>
-      </w:r>
-      <w:r>
-        <w:rPr>
-          <w:rFonts w:ascii="Aptos" w:hAnsi="Aptos"/>
-        </w:rPr>
-        <w:t>Th</w:t>
-      </w:r>
-      <w:r>
-        <w:rPr>
-          <w:rFonts w:ascii="Aptos" w:hAnsi="Aptos"/>
-        </w:rPr>
-        <w:t xml:space="preserve">e </w:t>
-      </w:r>
-      <w:r>
-        <w:rPr>
-          <w:rFonts w:ascii="Aptos" w:hAnsi="Aptos"/>
-        </w:rPr>
-        <w:t xml:space="preserve">moisture balance predicts clouds decrease </w:t>
-      </w:r>
-      <w:r>
-        <w:rPr>
-          <w:rFonts w:ascii="Aptos" w:hAnsi="Aptos"/>
-        </w:rPr>
-        <w:t xml:space="preserve">with warming in </w:t>
-      </w:r>
-      <w:r>
-        <w:rPr>
-          <w:rFonts w:ascii="Aptos" w:hAnsi="Aptos"/>
-        </w:rPr>
-        <w:t>proportion</w:t>
-      </w:r>
-      <w:r>
-        <w:rPr>
-          <w:rFonts w:ascii="Aptos" w:hAnsi="Aptos"/>
-        </w:rPr>
-        <w:t xml:space="preserve"> to</w:t>
-      </w:r>
-      <w:r>
-        <w:rPr>
-          <w:rFonts w:ascii="Aptos" w:hAnsi="Aptos"/>
-        </w:rPr>
-        <w:t xml:space="preserve"> the </w:t>
-      </w:r>
-      <w:proofErr w:type="gramStart"/>
-      <w:r>
-        <w:rPr>
-          <w:rFonts w:ascii="Aptos" w:hAnsi="Aptos"/>
-        </w:rPr>
-        <w:t>large scale</w:t>
-      </w:r>
-      <w:proofErr w:type="gramEnd"/>
-      <w:r>
-        <w:rPr>
-          <w:rFonts w:ascii="Aptos" w:hAnsi="Aptos"/>
-        </w:rPr>
-        <w:t xml:space="preserve"> circulation</w:t>
-      </w:r>
-      <w:r>
-        <w:rPr>
-          <w:rFonts w:ascii="Aptos" w:hAnsi="Aptos"/>
-        </w:rPr>
-        <w:t xml:space="preserve">, which in turn decreases </w:t>
-      </w:r>
-      <w:r>
-        <w:rPr>
-          <w:rFonts w:ascii="Aptos" w:hAnsi="Aptos"/>
-        </w:rPr>
-        <w:t>–</w:t>
-      </w:r>
-      <w:r>
-        <w:rPr>
-          <w:rFonts w:ascii="Aptos" w:hAnsi="Aptos"/>
-        </w:rPr>
-        <w:t>5 % K</w:t>
+        <w:t>,</w:t>
+      </w:r>
+      <w:r>
+        <w:rPr>
+          <w:rFonts w:ascii="Aptos" w:hAnsi="Aptos"/>
+        </w:rPr>
+        <w:t xml:space="preserve"> which </w:t>
+      </w:r>
+      <w:r>
+        <w:rPr>
+          <w:rFonts w:ascii="Aptos" w:hAnsi="Aptos"/>
+        </w:rPr>
+        <w:t xml:space="preserve">has been shown to </w:t>
+      </w:r>
+      <w:r>
+        <w:rPr>
+          <w:rFonts w:ascii="Aptos" w:hAnsi="Aptos"/>
+        </w:rPr>
+        <w:t xml:space="preserve">decrease </w:t>
+      </w:r>
+      <w:r>
+        <w:rPr>
+          <w:rFonts w:ascii="Aptos" w:hAnsi="Aptos"/>
+        </w:rPr>
+        <w:t>–5 % K</w:t>
       </w:r>
       <w:r>
         <w:rPr>
@@ -439,6 +432,7 @@
       <w:r>
         <w:rPr>
           <w:rFonts w:ascii="Aptos" w:hAnsi="Aptos"/>
+          <w:vertAlign w:val="superscript"/>
         </w:rPr>
         <w:t xml:space="preserve"> </w:t>
       </w:r>
@@ -446,61 +440,31 @@
         <w:rPr>
           <w:rFonts w:ascii="Aptos" w:hAnsi="Aptos"/>
         </w:rPr>
-        <w:t xml:space="preserve">surface temperature </w:t>
-      </w:r>
-      <w:r>
-        <w:rPr>
-          <w:rFonts w:ascii="Aptos" w:hAnsi="Aptos"/>
-        </w:rPr>
         <w:t>by energetics</w:t>
       </w:r>
       <w:r>
         <w:rPr>
           <w:rFonts w:ascii="Aptos" w:hAnsi="Aptos"/>
         </w:rPr>
-        <w:t xml:space="preserve">. </w:t>
-      </w:r>
-      <w:r>
-        <w:rPr>
-          <w:rFonts w:ascii="Aptos" w:hAnsi="Aptos"/>
-        </w:rPr>
-        <w:t xml:space="preserve">Tuned to </w:t>
-      </w:r>
-      <w:r>
-        <w:rPr>
-          <w:rFonts w:ascii="Aptos" w:hAnsi="Aptos"/>
-        </w:rPr>
-        <w:t xml:space="preserve">the </w:t>
-      </w:r>
-      <w:r>
-        <w:rPr>
-          <w:rFonts w:ascii="Aptos" w:hAnsi="Aptos"/>
-        </w:rPr>
-        <w:t xml:space="preserve">observed </w:t>
-      </w:r>
-      <w:r>
-        <w:rPr>
-          <w:rFonts w:ascii="Aptos" w:hAnsi="Aptos"/>
-        </w:rPr>
-        <w:t xml:space="preserve">moisture budget and </w:t>
-      </w:r>
-      <w:r>
-        <w:rPr>
-          <w:rFonts w:ascii="Aptos" w:hAnsi="Aptos"/>
-        </w:rPr>
-        <w:t xml:space="preserve">cloud top height distribution, the cloud model independently </w:t>
-      </w:r>
-      <w:r>
-        <w:rPr>
-          <w:rFonts w:ascii="Aptos" w:hAnsi="Aptos"/>
-        </w:rPr>
-        <w:t>reproduces the mesoscale correlation of cloud fraction to cloud base mass flux found over the northeastern tropical Atlantic Ocean in EUREC4A.</w:t>
-      </w:r>
-      <w:r>
-        <w:rPr>
-          <w:rFonts w:ascii="Aptos" w:hAnsi="Aptos"/>
-        </w:rPr>
-        <w:t xml:space="preserve"> The –5 % K</w:t>
+        <w:t>.</w:t>
+      </w:r>
+      <w:r>
+        <w:rPr>
+          <w:rFonts w:ascii="Aptos" w:hAnsi="Aptos"/>
+        </w:rPr>
+        <w:t xml:space="preserve"> </w:t>
+      </w:r>
+      <w:r>
+        <w:rPr>
+          <w:rFonts w:ascii="Aptos" w:hAnsi="Aptos"/>
+        </w:rPr>
+        <w:t xml:space="preserve">A </w:t>
+      </w:r>
+      <w:r>
+        <w:rPr>
+          <w:rFonts w:ascii="Aptos" w:hAnsi="Aptos"/>
+        </w:rPr>
+        <w:t>–5 % K</w:t>
       </w:r>
       <w:r>
         <w:rPr>
@@ -513,7 +477,31 @@
         <w:rPr>
           <w:rFonts w:ascii="Aptos" w:hAnsi="Aptos"/>
         </w:rPr>
-        <w:t xml:space="preserve"> reduction of cloud fraction decreases </w:t>
+        <w:t xml:space="preserve"> reduction of </w:t>
+      </w:r>
+      <w:r>
+        <w:rPr>
+          <w:rFonts w:ascii="Aptos" w:hAnsi="Aptos"/>
+        </w:rPr>
+        <w:t>shallow cum</w:t>
+      </w:r>
+      <w:r>
+        <w:rPr>
+          <w:rFonts w:ascii="Aptos" w:hAnsi="Aptos"/>
+        </w:rPr>
+        <w:t>u</w:t>
+      </w:r>
+      <w:r>
+        <w:rPr>
+          <w:rFonts w:ascii="Aptos" w:hAnsi="Aptos"/>
+        </w:rPr>
+        <w:t xml:space="preserve">lus </w:t>
+      </w:r>
+      <w:r>
+        <w:rPr>
+          <w:rFonts w:ascii="Aptos" w:hAnsi="Aptos"/>
+        </w:rPr>
+        <w:t xml:space="preserve">cloud fraction decreases </w:t>
       </w:r>
       <w:r>
         <w:rPr>
@@ -545,827 +533,6 @@
       <w:pPr>
         <w:pStyle w:val="BodyText"/>
       </w:pPr>
-    </w:p>
-    <w:p>
-      <w:pPr>
-        <w:pStyle w:val="BodyText"/>
-      </w:pPr>
-      <w:r>
-        <w:t>Model results</w:t>
-      </w:r>
-    </w:p>
-    <w:p>
-      <w:pPr>
-        <w:pStyle w:val="BodyText"/>
-      </w:pPr>
-      <w:r>
-        <w:t>Table 1. C</w:t>
-      </w:r>
-      <w:r>
-        <w:t xml:space="preserve">loud </w:t>
-      </w:r>
-      <w:proofErr w:type="gramStart"/>
-      <w:r>
-        <w:t>fraction</w:t>
-      </w:r>
-      <w:proofErr w:type="gramEnd"/>
-      <w:r>
-        <w:t xml:space="preserve"> change </w:t>
-      </w:r>
-      <w:proofErr w:type="gramStart"/>
-      <w:r>
-        <w:t>relative</w:t>
-      </w:r>
-      <w:proofErr w:type="gramEnd"/>
-      <w:r>
-        <w:t xml:space="preserve"> to the control simulation (</w:t>
-      </w:r>
-      <w:r>
-        <w:t>%</w:t>
-      </w:r>
-      <w:r>
-        <w:t>).</w:t>
-      </w:r>
-    </w:p>
-    <w:tbl>
-      <w:tblPr>
-        <w:tblW w:w="0" w:type="auto"/>
-        <w:tblCellSpacing w:w="15" w:type="dxa"/>
-        <w:tblCellMar>
-          <w:top w:w="15" w:type="dxa"/>
-          <w:left w:w="15" w:type="dxa"/>
-          <w:bottom w:w="15" w:type="dxa"/>
-          <w:right w:w="15" w:type="dxa"/>
-        </w:tblCellMar>
-        <w:tblLook w:val="04A0" w:firstRow="1" w:lastRow="0" w:firstColumn="1" w:lastColumn="0" w:noHBand="0" w:noVBand="1"/>
-      </w:tblPr>
-      <w:tblGrid>
-        <w:gridCol w:w="3295"/>
-        <w:gridCol w:w="1035"/>
-      </w:tblGrid>
-      <w:tr>
-        <w:trPr>
-          <w:tblCellSpacing w:w="15" w:type="dxa"/>
-        </w:trPr>
-        <w:tc>
-          <w:tcPr>
-            <w:tcW w:w="3250" w:type="dxa"/>
-            <w:tcBorders>
-              <w:bottom w:val="single" w:sz="4" w:space="0" w:color="DCDFE5"/>
-            </w:tcBorders>
-            <w:hideMark/>
-          </w:tcPr>
-          <w:p>
-            <w:pPr>
-              <w:pStyle w:val="BodyText"/>
-              <w:spacing w:before="0" w:after="0"/>
-              <w:rPr>
-                <w:b/>
-                <w:bCs/>
-              </w:rPr>
-            </w:pPr>
-            <w:r>
-              <w:rPr>
-                <w:b/>
-                <w:bCs/>
-              </w:rPr>
-              <w:t>experiment</w:t>
-            </w:r>
-          </w:p>
-        </w:tc>
-        <w:tc>
-          <w:tcPr>
-            <w:tcW w:w="990" w:type="dxa"/>
-            <w:tcBorders>
-              <w:bottom w:val="single" w:sz="4" w:space="0" w:color="DCDFE5"/>
-            </w:tcBorders>
-            <w:hideMark/>
-          </w:tcPr>
-          <w:p>
-            <w:pPr>
-              <w:pStyle w:val="BodyText"/>
-              <w:spacing w:before="0" w:after="0"/>
-              <w:rPr>
-                <w:b/>
-                <w:bCs/>
-              </w:rPr>
-            </w:pPr>
-            <m:oMath>
-              <m:r>
-                <m:rPr>
-                  <m:sty m:val="bi"/>
-                </m:rPr>
-                <w:rPr>
-                  <w:rFonts w:ascii="Cambria Math" w:hAnsi="Cambria Math"/>
-                </w:rPr>
-                <m:t>d</m:t>
-              </m:r>
-              <m:r>
-                <m:rPr>
-                  <m:sty m:val="b"/>
-                </m:rPr>
-                <w:rPr>
-                  <w:rFonts w:ascii="Cambria Math" w:hAnsi="Cambria Math"/>
-                </w:rPr>
-                <m:t>ln</m:t>
-              </m:r>
-              <m:r>
-                <m:rPr>
-                  <m:sty m:val="bi"/>
-                </m:rPr>
-                <w:rPr>
-                  <w:rFonts w:ascii="Cambria Math" w:hAnsi="Cambria Math"/>
-                </w:rPr>
-                <m:t>a</m:t>
-              </m:r>
-            </m:oMath>
-            <w:r>
-              <w:rPr>
-                <w:b/>
-                <w:bCs/>
-              </w:rPr>
-              <w:t xml:space="preserve"> (%)</w:t>
-            </w:r>
-          </w:p>
-        </w:tc>
-      </w:tr>
-      <w:tr>
-        <w:trPr>
-          <w:tblCellSpacing w:w="15" w:type="dxa"/>
-        </w:trPr>
-        <w:tc>
-          <w:tcPr>
-            <w:tcW w:w="3250" w:type="dxa"/>
-            <w:hideMark/>
-          </w:tcPr>
-          <w:p>
-            <w:pPr>
-              <w:pStyle w:val="BodyText"/>
-              <w:spacing w:before="0" w:after="0"/>
-            </w:pPr>
-            <w:r>
-              <w:t>subsidence-5%</w:t>
-            </w:r>
-          </w:p>
-        </w:tc>
-        <w:tc>
-          <w:tcPr>
-            <w:tcW w:w="990" w:type="dxa"/>
-            <w:hideMark/>
-          </w:tcPr>
-          <w:p>
-            <w:pPr>
-              <w:pStyle w:val="BodyText"/>
-              <w:spacing w:before="0" w:after="0"/>
-            </w:pPr>
-            <w:r>
-              <w:t>-5.13</w:t>
-            </w:r>
-          </w:p>
-        </w:tc>
-      </w:tr>
-      <w:tr>
-        <w:trPr>
-          <w:tblCellSpacing w:w="15" w:type="dxa"/>
-        </w:trPr>
-        <w:tc>
-          <w:tcPr>
-            <w:tcW w:w="3250" w:type="dxa"/>
-            <w:hideMark/>
-          </w:tcPr>
-          <w:p>
-            <w:pPr>
-              <w:pStyle w:val="BodyText"/>
-              <w:spacing w:before="0" w:after="0"/>
-            </w:pPr>
-            <w:r>
-              <w:t>q&amp;qs+7%</w:t>
-            </w:r>
-          </w:p>
-        </w:tc>
-        <w:tc>
-          <w:tcPr>
-            <w:tcW w:w="990" w:type="dxa"/>
-            <w:hideMark/>
-          </w:tcPr>
-          <w:p>
-            <w:pPr>
-              <w:pStyle w:val="BodyText"/>
-              <w:spacing w:before="0" w:after="0"/>
-            </w:pPr>
-            <w:r>
-              <w:t>-7.86</w:t>
-            </w:r>
-          </w:p>
-        </w:tc>
-      </w:tr>
-      <w:tr>
-        <w:trPr>
-          <w:tblCellSpacing w:w="15" w:type="dxa"/>
-        </w:trPr>
-        <w:tc>
-          <w:tcPr>
-            <w:tcW w:w="3250" w:type="dxa"/>
-            <w:hideMark/>
-          </w:tcPr>
-          <w:p>
-            <w:pPr>
-              <w:pStyle w:val="BodyText"/>
-              <w:spacing w:before="0" w:after="0"/>
-            </w:pPr>
-            <w:r>
-              <w:t>Ecb+2%</w:t>
-            </w:r>
-          </w:p>
-        </w:tc>
-        <w:tc>
-          <w:tcPr>
-            <w:tcW w:w="990" w:type="dxa"/>
-            <w:hideMark/>
-          </w:tcPr>
-          <w:p>
-            <w:pPr>
-              <w:pStyle w:val="BodyText"/>
-              <w:spacing w:before="0" w:after="0"/>
-            </w:pPr>
-            <w:r>
-              <w:t>-7.86</w:t>
-            </w:r>
-          </w:p>
-        </w:tc>
-      </w:tr>
-      <w:tr>
-        <w:trPr>
-          <w:tblCellSpacing w:w="15" w:type="dxa"/>
-        </w:trPr>
-        <w:tc>
-          <w:tcPr>
-            <w:tcW w:w="3250" w:type="dxa"/>
-            <w:hideMark/>
-          </w:tcPr>
-          <w:p>
-            <w:pPr>
-              <w:pStyle w:val="BodyText"/>
-              <w:spacing w:before="0" w:after="0"/>
-            </w:pPr>
-            <w:r>
-              <w:t>lclRH+0.00875</w:t>
-            </w:r>
-          </w:p>
-        </w:tc>
-        <w:tc>
-          <w:tcPr>
-            <w:tcW w:w="990" w:type="dxa"/>
-            <w:hideMark/>
-          </w:tcPr>
-          <w:p>
-            <w:pPr>
-              <w:pStyle w:val="BodyText"/>
-              <w:spacing w:before="0" w:after="0"/>
-            </w:pPr>
-            <w:r>
-              <w:t>-5.14</w:t>
-            </w:r>
-          </w:p>
-        </w:tc>
-      </w:tr>
-      <w:tr>
-        <w:trPr>
-          <w:tblCellSpacing w:w="15" w:type="dxa"/>
-        </w:trPr>
-        <w:tc>
-          <w:tcPr>
-            <w:tcW w:w="3250" w:type="dxa"/>
-            <w:tcBorders>
-              <w:bottom w:val="nil"/>
-            </w:tcBorders>
-            <w:hideMark/>
-          </w:tcPr>
-          <w:p>
-            <w:pPr>
-              <w:pStyle w:val="BodyText"/>
-              <w:spacing w:before="0" w:after="0"/>
-            </w:pPr>
-            <w:r>
-              <w:t>lclRH+0.0175</w:t>
-            </w:r>
-          </w:p>
-        </w:tc>
-        <w:tc>
-          <w:tcPr>
-            <w:tcW w:w="990" w:type="dxa"/>
-            <w:tcBorders>
-              <w:bottom w:val="nil"/>
-            </w:tcBorders>
-            <w:hideMark/>
-          </w:tcPr>
-          <w:p>
-            <w:pPr>
-              <w:pStyle w:val="BodyText"/>
-              <w:spacing w:before="0" w:after="0"/>
-            </w:pPr>
-            <w:r>
-              <w:t>-2.27</w:t>
-            </w:r>
-          </w:p>
-        </w:tc>
-      </w:tr>
-    </w:tbl>
-    <w:p>
-      <w:pPr>
-        <w:pStyle w:val="BodyText"/>
-      </w:pPr>
-    </w:p>
-    <w:p>
-      <w:pPr>
-        <w:pStyle w:val="Heading1"/>
-      </w:pPr>
-      <w:r>
-        <w:lastRenderedPageBreak/>
-        <w:t>Abstract - alternate ideas</w:t>
-      </w:r>
-    </w:p>
-    <w:p>
-      <w:pPr>
-        <w:pStyle w:val="Heading2"/>
-        <w:rPr>
-          <w:rFonts w:ascii="Aptos" w:eastAsiaTheme="minorHAnsi" w:hAnsi="Aptos" w:cstheme="minorBidi"/>
-          <w:color w:val="EE0000"/>
-          <w:kern w:val="0"/>
-          <w:sz w:val="24"/>
-          <w:szCs w:val="24"/>
-          <w14:ligatures w14:val="none"/>
-        </w:rPr>
-      </w:pPr>
-      <w:r>
-        <w:rPr>
-          <w:rFonts w:ascii="Aptos" w:eastAsiaTheme="minorHAnsi" w:hAnsi="Aptos" w:cstheme="minorBidi"/>
-          <w:color w:val="auto"/>
-          <w:kern w:val="0"/>
-          <w:sz w:val="24"/>
-          <w:szCs w:val="24"/>
-          <w14:ligatures w14:val="none"/>
-        </w:rPr>
-        <w:t xml:space="preserve">Sensitivity of climate models to </w:t>
-      </w:r>
-      <w:r>
-        <w:rPr>
-          <w:rFonts w:ascii="Aptos" w:eastAsiaTheme="minorHAnsi" w:hAnsi="Aptos" w:cstheme="minorBidi"/>
-          <w:color w:val="auto"/>
-          <w:kern w:val="0"/>
-          <w:sz w:val="24"/>
-          <w:szCs w:val="24"/>
-          <w14:ligatures w14:val="none"/>
-        </w:rPr>
-        <w:t xml:space="preserve">atmospheric </w:t>
-      </w:r>
-      <w:r>
-        <w:rPr>
-          <w:rFonts w:ascii="Aptos" w:eastAsiaTheme="minorHAnsi" w:hAnsi="Aptos" w:cstheme="minorBidi"/>
-          <w:color w:val="auto"/>
-          <w:kern w:val="0"/>
-          <w:sz w:val="24"/>
-          <w:szCs w:val="24"/>
-          <w14:ligatures w14:val="none"/>
-        </w:rPr>
-        <w:t xml:space="preserve">CO2 has been explained by </w:t>
-      </w:r>
-      <w:proofErr w:type="gramStart"/>
-      <w:r>
-        <w:rPr>
-          <w:rFonts w:ascii="Aptos" w:eastAsiaTheme="minorHAnsi" w:hAnsi="Aptos" w:cstheme="minorBidi"/>
-          <w:color w:val="auto"/>
-          <w:kern w:val="0"/>
-          <w:sz w:val="24"/>
-          <w:szCs w:val="24"/>
-          <w14:ligatures w14:val="none"/>
-        </w:rPr>
-        <w:t>shallow cumulus</w:t>
-      </w:r>
-      <w:proofErr w:type="gramEnd"/>
-      <w:r>
-        <w:rPr>
-          <w:rFonts w:ascii="Aptos" w:eastAsiaTheme="minorHAnsi" w:hAnsi="Aptos" w:cstheme="minorBidi"/>
-          <w:color w:val="auto"/>
-          <w:kern w:val="0"/>
-          <w:sz w:val="24"/>
-          <w:szCs w:val="24"/>
-          <w14:ligatures w14:val="none"/>
-        </w:rPr>
-        <w:t xml:space="preserve"> cloud feedback. It has been proposed that increased vertical mixing reduces cloud fraction by </w:t>
-      </w:r>
-      <w:r>
-        <w:rPr>
-          <w:rFonts w:ascii="Aptos" w:eastAsiaTheme="minorHAnsi" w:hAnsi="Aptos" w:cstheme="minorBidi"/>
-          <w:color w:val="auto"/>
-          <w:kern w:val="0"/>
-          <w:sz w:val="24"/>
-          <w:szCs w:val="24"/>
-          <w14:ligatures w14:val="none"/>
-        </w:rPr>
-        <w:t>drying</w:t>
-      </w:r>
-      <w:r>
-        <w:rPr>
-          <w:rFonts w:ascii="Aptos" w:eastAsiaTheme="minorHAnsi" w:hAnsi="Aptos" w:cstheme="minorBidi"/>
-          <w:color w:val="auto"/>
-          <w:kern w:val="0"/>
-          <w:sz w:val="24"/>
-          <w:szCs w:val="24"/>
-          <w14:ligatures w14:val="none"/>
-        </w:rPr>
-        <w:t xml:space="preserve"> the shallow cumulus layer, yet </w:t>
-      </w:r>
-      <w:r>
-        <w:rPr>
-          <w:rFonts w:ascii="Aptos" w:eastAsiaTheme="minorHAnsi" w:hAnsi="Aptos" w:cstheme="minorBidi"/>
-          <w:color w:val="auto"/>
-          <w:kern w:val="0"/>
-          <w:sz w:val="24"/>
-          <w:szCs w:val="24"/>
-          <w14:ligatures w14:val="none"/>
-        </w:rPr>
-        <w:t xml:space="preserve">observations show cloud fraction is related to cloud base mass flux rather than humidity, </w:t>
-      </w:r>
-      <w:r>
-        <w:rPr>
-          <w:rFonts w:ascii="Aptos" w:eastAsiaTheme="minorHAnsi" w:hAnsi="Aptos" w:cstheme="minorBidi"/>
-          <w:color w:val="auto"/>
-          <w:kern w:val="0"/>
-          <w:sz w:val="24"/>
-          <w:szCs w:val="24"/>
-          <w14:ligatures w14:val="none"/>
-        </w:rPr>
-        <w:t xml:space="preserve">suggesting clouds are relatively insensitive </w:t>
-      </w:r>
-      <w:r>
-        <w:rPr>
-          <w:rFonts w:ascii="Aptos" w:eastAsiaTheme="minorHAnsi" w:hAnsi="Aptos" w:cstheme="minorBidi"/>
-          <w:color w:val="auto"/>
-          <w:kern w:val="0"/>
-          <w:sz w:val="24"/>
-          <w:szCs w:val="24"/>
-          <w14:ligatures w14:val="none"/>
-        </w:rPr>
-        <w:t xml:space="preserve">to </w:t>
-      </w:r>
-      <w:r>
-        <w:rPr>
-          <w:rFonts w:ascii="Aptos" w:eastAsiaTheme="minorHAnsi" w:hAnsi="Aptos" w:cstheme="minorBidi"/>
-          <w:color w:val="auto"/>
-          <w:kern w:val="0"/>
-          <w:sz w:val="24"/>
-          <w:szCs w:val="24"/>
-          <w14:ligatures w14:val="none"/>
-        </w:rPr>
-        <w:t>desiccation by mixing</w:t>
-      </w:r>
-      <w:r>
-        <w:rPr>
-          <w:rFonts w:ascii="Aptos" w:eastAsiaTheme="minorHAnsi" w:hAnsi="Aptos" w:cstheme="minorBidi"/>
-          <w:color w:val="auto"/>
-          <w:kern w:val="0"/>
-          <w:sz w:val="24"/>
-          <w:szCs w:val="24"/>
-          <w14:ligatures w14:val="none"/>
-        </w:rPr>
-        <w:t xml:space="preserve">. </w:t>
-      </w:r>
-      <w:r>
-        <w:rPr>
-          <w:rFonts w:ascii="Aptos" w:eastAsiaTheme="minorHAnsi" w:hAnsi="Aptos" w:cstheme="minorBidi"/>
-          <w:color w:val="auto"/>
-          <w:kern w:val="0"/>
-          <w:sz w:val="24"/>
-          <w:szCs w:val="24"/>
-          <w14:ligatures w14:val="none"/>
-        </w:rPr>
-        <w:t>Here we hypothesize that</w:t>
-      </w:r>
-      <w:r>
-        <w:rPr>
-          <w:rFonts w:ascii="Aptos" w:eastAsiaTheme="minorHAnsi" w:hAnsi="Aptos" w:cstheme="minorBidi"/>
-          <w:color w:val="auto"/>
-          <w:kern w:val="0"/>
-          <w:sz w:val="24"/>
-          <w:szCs w:val="24"/>
-          <w14:ligatures w14:val="none"/>
-        </w:rPr>
-        <w:t xml:space="preserve">, in a steady climate, </w:t>
-      </w:r>
-      <w:r>
-        <w:rPr>
-          <w:rFonts w:ascii="Aptos" w:eastAsiaTheme="minorHAnsi" w:hAnsi="Aptos" w:cstheme="minorBidi"/>
-          <w:color w:val="auto"/>
-          <w:kern w:val="0"/>
-          <w:sz w:val="24"/>
-          <w:szCs w:val="24"/>
-          <w14:ligatures w14:val="none"/>
-        </w:rPr>
-        <w:t xml:space="preserve">the moisture </w:t>
-      </w:r>
-      <w:proofErr w:type="gramStart"/>
-      <w:r>
-        <w:rPr>
-          <w:rFonts w:ascii="Aptos" w:eastAsiaTheme="minorHAnsi" w:hAnsi="Aptos" w:cstheme="minorBidi"/>
-          <w:color w:val="auto"/>
-          <w:kern w:val="0"/>
-          <w:sz w:val="24"/>
-          <w:szCs w:val="24"/>
-          <w14:ligatures w14:val="none"/>
-        </w:rPr>
-        <w:t>flux</w:t>
-      </w:r>
-      <w:proofErr w:type="gramEnd"/>
-      <w:r>
-        <w:rPr>
-          <w:rFonts w:ascii="Aptos" w:eastAsiaTheme="minorHAnsi" w:hAnsi="Aptos" w:cstheme="minorBidi"/>
-          <w:color w:val="auto"/>
-          <w:kern w:val="0"/>
-          <w:sz w:val="24"/>
-          <w:szCs w:val="24"/>
-          <w14:ligatures w14:val="none"/>
-        </w:rPr>
-        <w:t xml:space="preserve"> </w:t>
-      </w:r>
-      <w:r>
-        <w:rPr>
-          <w:rFonts w:ascii="Aptos" w:eastAsiaTheme="minorHAnsi" w:hAnsi="Aptos" w:cstheme="minorBidi"/>
-          <w:color w:val="auto"/>
-          <w:kern w:val="0"/>
-          <w:sz w:val="24"/>
-          <w:szCs w:val="24"/>
-          <w14:ligatures w14:val="none"/>
-        </w:rPr>
-        <w:t xml:space="preserve">by </w:t>
-      </w:r>
-      <w:r>
-        <w:rPr>
-          <w:rFonts w:ascii="Aptos" w:eastAsiaTheme="minorHAnsi" w:hAnsi="Aptos" w:cstheme="minorBidi"/>
-          <w:color w:val="auto"/>
-          <w:kern w:val="0"/>
-          <w:sz w:val="24"/>
-          <w:szCs w:val="24"/>
-          <w14:ligatures w14:val="none"/>
-        </w:rPr>
-        <w:t>shallow cumulus cloud</w:t>
-      </w:r>
-      <w:r>
-        <w:rPr>
-          <w:rFonts w:ascii="Aptos" w:eastAsiaTheme="minorHAnsi" w:hAnsi="Aptos" w:cstheme="minorBidi"/>
-          <w:color w:val="auto"/>
-          <w:kern w:val="0"/>
-          <w:sz w:val="24"/>
-          <w:szCs w:val="24"/>
-          <w14:ligatures w14:val="none"/>
-        </w:rPr>
-        <w:t xml:space="preserve">s balances drying by the </w:t>
-      </w:r>
-      <w:proofErr w:type="gramStart"/>
-      <w:r>
-        <w:rPr>
-          <w:rFonts w:ascii="Aptos" w:eastAsiaTheme="minorHAnsi" w:hAnsi="Aptos" w:cstheme="minorBidi"/>
-          <w:color w:val="auto"/>
-          <w:kern w:val="0"/>
-          <w:sz w:val="24"/>
-          <w:szCs w:val="24"/>
-          <w14:ligatures w14:val="none"/>
-        </w:rPr>
-        <w:t>large scale</w:t>
-      </w:r>
-      <w:proofErr w:type="gramEnd"/>
-      <w:r>
-        <w:rPr>
-          <w:rFonts w:ascii="Aptos" w:eastAsiaTheme="minorHAnsi" w:hAnsi="Aptos" w:cstheme="minorBidi"/>
-          <w:color w:val="auto"/>
-          <w:kern w:val="0"/>
-          <w:sz w:val="24"/>
-          <w:szCs w:val="24"/>
-          <w14:ligatures w14:val="none"/>
-        </w:rPr>
-        <w:t xml:space="preserve"> circulation.</w:t>
-      </w:r>
-      <w:r>
-        <w:rPr>
-          <w:rFonts w:ascii="Aptos" w:eastAsiaTheme="minorHAnsi" w:hAnsi="Aptos" w:cstheme="minorBidi"/>
-          <w:color w:val="auto"/>
-          <w:kern w:val="0"/>
-          <w:sz w:val="24"/>
-          <w:szCs w:val="24"/>
-          <w14:ligatures w14:val="none"/>
-        </w:rPr>
-        <w:t xml:space="preserve"> </w:t>
-      </w:r>
-      <w:r>
-        <w:rPr>
-          <w:rFonts w:ascii="Aptos" w:eastAsiaTheme="minorHAnsi" w:hAnsi="Aptos" w:cstheme="minorBidi"/>
-          <w:color w:val="000000" w:themeColor="text1"/>
-          <w:kern w:val="0"/>
-          <w:sz w:val="24"/>
-          <w:szCs w:val="24"/>
-          <w14:ligatures w14:val="none"/>
-        </w:rPr>
-        <w:t>From this model,</w:t>
-      </w:r>
-      <w:r>
-        <w:rPr>
-          <w:rFonts w:ascii="Aptos" w:eastAsiaTheme="minorHAnsi" w:hAnsi="Aptos" w:cstheme="minorBidi"/>
-          <w:color w:val="000000" w:themeColor="text1"/>
-          <w:kern w:val="0"/>
-          <w:sz w:val="24"/>
-          <w:szCs w:val="24"/>
-          <w14:ligatures w14:val="none"/>
-        </w:rPr>
-        <w:t xml:space="preserve"> </w:t>
-      </w:r>
-      <w:r>
-        <w:rPr>
-          <w:rFonts w:ascii="Aptos" w:eastAsiaTheme="minorHAnsi" w:hAnsi="Aptos" w:cstheme="minorBidi"/>
-          <w:color w:val="000000" w:themeColor="text1"/>
-          <w:kern w:val="0"/>
-          <w:sz w:val="24"/>
-          <w:szCs w:val="24"/>
-          <w14:ligatures w14:val="none"/>
-        </w:rPr>
-        <w:t xml:space="preserve">shallow cumulus cloud </w:t>
-      </w:r>
-      <w:r>
-        <w:rPr>
-          <w:rFonts w:ascii="Aptos" w:eastAsiaTheme="minorHAnsi" w:hAnsi="Aptos" w:cstheme="minorBidi"/>
-          <w:color w:val="000000" w:themeColor="text1"/>
-          <w:kern w:val="0"/>
-          <w:sz w:val="24"/>
-          <w:szCs w:val="24"/>
-          <w14:ligatures w14:val="none"/>
-        </w:rPr>
-        <w:t xml:space="preserve">fraction </w:t>
-      </w:r>
-      <w:r>
-        <w:rPr>
-          <w:rFonts w:ascii="Aptos" w:eastAsiaTheme="minorHAnsi" w:hAnsi="Aptos" w:cstheme="minorBidi"/>
-          <w:color w:val="000000" w:themeColor="text1"/>
-          <w:kern w:val="0"/>
-          <w:sz w:val="24"/>
-          <w:szCs w:val="24"/>
-          <w14:ligatures w14:val="none"/>
-        </w:rPr>
-        <w:t xml:space="preserve">decreases in </w:t>
-      </w:r>
-      <w:r>
-        <w:rPr>
-          <w:rFonts w:ascii="Aptos" w:eastAsiaTheme="minorHAnsi" w:hAnsi="Aptos" w:cstheme="minorBidi"/>
-          <w:color w:val="000000" w:themeColor="text1"/>
-          <w:kern w:val="0"/>
-          <w:sz w:val="24"/>
-          <w:szCs w:val="24"/>
-          <w14:ligatures w14:val="none"/>
-        </w:rPr>
-        <w:t>proportion to the reduction of</w:t>
-      </w:r>
-      <w:r>
-        <w:rPr>
-          <w:rFonts w:ascii="Aptos" w:eastAsiaTheme="minorHAnsi" w:hAnsi="Aptos" w:cstheme="minorBidi"/>
-          <w:color w:val="000000" w:themeColor="text1"/>
-          <w:kern w:val="0"/>
-          <w:sz w:val="24"/>
-          <w:szCs w:val="24"/>
-          <w14:ligatures w14:val="none"/>
-        </w:rPr>
-        <w:t xml:space="preserve"> their </w:t>
-      </w:r>
-      <w:r>
-        <w:rPr>
-          <w:rFonts w:ascii="Aptos" w:eastAsiaTheme="minorHAnsi" w:hAnsi="Aptos" w:cstheme="minorBidi"/>
-          <w:color w:val="000000" w:themeColor="text1"/>
-          <w:kern w:val="0"/>
-          <w:sz w:val="24"/>
-          <w:szCs w:val="24"/>
-          <w14:ligatures w14:val="none"/>
-        </w:rPr>
-        <w:t>mass flux</w:t>
-      </w:r>
-      <w:r>
-        <w:rPr>
-          <w:rFonts w:ascii="Aptos" w:eastAsiaTheme="minorHAnsi" w:hAnsi="Aptos" w:cstheme="minorBidi"/>
-          <w:color w:val="000000" w:themeColor="text1"/>
-          <w:kern w:val="0"/>
-          <w:sz w:val="24"/>
-          <w:szCs w:val="24"/>
-          <w14:ligatures w14:val="none"/>
-        </w:rPr>
-        <w:t xml:space="preserve"> </w:t>
-      </w:r>
-      <w:r>
-        <w:rPr>
-          <w:rFonts w:ascii="Aptos" w:eastAsiaTheme="minorHAnsi" w:hAnsi="Aptos" w:cstheme="minorBidi"/>
-          <w:color w:val="000000" w:themeColor="text1"/>
-          <w:kern w:val="0"/>
-          <w:sz w:val="24"/>
-          <w:szCs w:val="24"/>
-          <w14:ligatures w14:val="none"/>
-        </w:rPr>
-        <w:t xml:space="preserve">and </w:t>
-      </w:r>
-      <w:r>
-        <w:rPr>
-          <w:rFonts w:ascii="Aptos" w:eastAsiaTheme="minorHAnsi" w:hAnsi="Aptos" w:cstheme="minorBidi"/>
-          <w:color w:val="000000" w:themeColor="text1"/>
-          <w:kern w:val="0"/>
-          <w:sz w:val="24"/>
-          <w:szCs w:val="24"/>
-          <w14:ligatures w14:val="none"/>
-        </w:rPr>
-        <w:t>the</w:t>
-      </w:r>
-      <w:r>
-        <w:rPr>
-          <w:rFonts w:ascii="Aptos" w:eastAsiaTheme="minorHAnsi" w:hAnsi="Aptos" w:cstheme="minorBidi"/>
-          <w:color w:val="000000" w:themeColor="text1"/>
-          <w:kern w:val="0"/>
-          <w:sz w:val="24"/>
-          <w:szCs w:val="24"/>
-          <w14:ligatures w14:val="none"/>
-        </w:rPr>
-        <w:t xml:space="preserve"> (–5 % K</w:t>
-      </w:r>
-      <w:r>
-        <w:rPr>
-          <w:rFonts w:ascii="Aptos" w:eastAsiaTheme="minorHAnsi" w:hAnsi="Aptos" w:cstheme="minorBidi"/>
-          <w:color w:val="000000" w:themeColor="text1"/>
-          <w:kern w:val="0"/>
-          <w:sz w:val="24"/>
-          <w:szCs w:val="24"/>
-          <w:vertAlign w:val="superscript"/>
-          <w14:ligatures w14:val="none"/>
-        </w:rPr>
-        <w:t>–1</w:t>
-      </w:r>
-      <w:r>
-        <w:rPr>
-          <w:rFonts w:ascii="Aptos" w:eastAsiaTheme="minorHAnsi" w:hAnsi="Aptos" w:cstheme="minorBidi"/>
-          <w:color w:val="000000" w:themeColor="text1"/>
-          <w:kern w:val="0"/>
-          <w:sz w:val="24"/>
-          <w:szCs w:val="24"/>
-          <w14:ligatures w14:val="none"/>
-        </w:rPr>
-        <w:t>) reduction of their</w:t>
-      </w:r>
-      <w:r>
-        <w:rPr>
-          <w:rFonts w:ascii="Aptos" w:eastAsiaTheme="minorHAnsi" w:hAnsi="Aptos" w:cstheme="minorBidi"/>
-          <w:color w:val="000000" w:themeColor="text1"/>
-          <w:kern w:val="0"/>
-          <w:sz w:val="24"/>
-          <w:szCs w:val="24"/>
-          <w14:ligatures w14:val="none"/>
-        </w:rPr>
-        <w:t xml:space="preserve"> large-scale circulation.</w:t>
-      </w:r>
-      <w:r>
-        <w:rPr>
-          <w:rFonts w:ascii="Aptos" w:eastAsiaTheme="minorHAnsi" w:hAnsi="Aptos" w:cstheme="minorBidi"/>
-          <w:color w:val="EE0000"/>
-          <w:kern w:val="0"/>
-          <w:sz w:val="24"/>
-          <w:szCs w:val="24"/>
-          <w14:ligatures w14:val="none"/>
-        </w:rPr>
-        <w:t xml:space="preserve"> </w:t>
-      </w:r>
-      <w:r>
-        <w:rPr>
-          <w:rFonts w:ascii="Aptos" w:eastAsiaTheme="minorHAnsi" w:hAnsi="Aptos" w:cstheme="minorBidi"/>
-          <w:color w:val="215E99" w:themeColor="text2" w:themeTint="BF"/>
-          <w:kern w:val="0"/>
-          <w:sz w:val="24"/>
-          <w:szCs w:val="24"/>
-          <w14:ligatures w14:val="none"/>
-        </w:rPr>
-        <w:t xml:space="preserve">Humidity changes increase both large-scale drying and cloud moisture flux, with cancelling effects on cloud fraction. </w:t>
-      </w:r>
-      <w:r>
-        <w:rPr>
-          <w:rFonts w:ascii="Aptos" w:eastAsiaTheme="minorHAnsi" w:hAnsi="Aptos" w:cstheme="minorBidi"/>
-          <w:color w:val="EE0000"/>
-          <w:kern w:val="0"/>
-          <w:sz w:val="24"/>
-          <w:szCs w:val="24"/>
-          <w14:ligatures w14:val="none"/>
-        </w:rPr>
-        <w:t>Local differences in shallow cloud feedback among different climates can be explained by differences in their Hadley circulation and differences in changes of the ratio of cloud albedo to cloud mass flux.</w:t>
-      </w:r>
-      <w:r>
-        <w:rPr>
-          <w:rFonts w:ascii="Aptos" w:eastAsiaTheme="minorHAnsi" w:hAnsi="Aptos" w:cstheme="minorBidi"/>
-          <w:color w:val="EE0000"/>
-          <w:kern w:val="0"/>
-          <w:sz w:val="24"/>
-          <w:szCs w:val="24"/>
-          <w14:ligatures w14:val="none"/>
-        </w:rPr>
-        <w:t xml:space="preserve"> </w:t>
-      </w:r>
     </w:p>
     <w:p>
       <w:pPr>
@@ -1658,6 +825,7 @@
         <w:spacing w:line="276" w:lineRule="auto"/>
       </w:pPr>
       <w:r>
+        <w:lastRenderedPageBreak/>
         <w:t>T</w:t>
       </w:r>
       <w:r>
@@ -1711,11 +879,7 @@
         <w:t>s</w:t>
       </w:r>
       <w:r>
-        <w:t xml:space="preserve">atellite shallow cumulus clouds have 0.5-3 km heights and weak cloud fraction at </w:t>
-      </w:r>
-      <w:r>
-        <w:lastRenderedPageBreak/>
-        <w:t>cloud base (3 % by random overlap or 8 % by maximum overlap; Fig. 1)</w:t>
+        <w:t>atellite shallow cumulus clouds have 0.5-3 km heights and weak cloud fraction at cloud base (3 % by random overlap or 8 % by maximum overlap; Fig. 1)</w:t>
       </w:r>
       <w:r>
         <w:t>. EUREC4A airborne lidar and radar cloud-base cloud fraction is only 5.4 % (BASTILIAS XXXX, Vogel et al. 2022)</w:t>
@@ -1879,7 +1043,14 @@
         <w:rPr>
           <w:rFonts w:ascii="Aptos" w:hAnsi="Aptos"/>
         </w:rPr>
-        <w:t xml:space="preserve">limate models that reproduce the observed mesoscale correlation of cloud fraction to cloud-base mass flux have weaker </w:t>
+        <w:t xml:space="preserve">limate models that reproduce the observed </w:t>
+      </w:r>
+      <w:r>
+        <w:rPr>
+          <w:rFonts w:ascii="Aptos" w:hAnsi="Aptos"/>
+        </w:rPr>
+        <w:lastRenderedPageBreak/>
+        <w:t xml:space="preserve">mesoscale correlation of cloud fraction to cloud-base mass flux have weaker </w:t>
       </w:r>
       <w:r>
         <w:rPr>
@@ -1974,14 +1145,7 @@
         <w:rPr>
           <w:rFonts w:ascii="Aptos" w:hAnsi="Aptos"/>
         </w:rPr>
-        <w:t xml:space="preserve"> circulation </w:t>
-      </w:r>
-      <w:r>
-        <w:rPr>
-          <w:rFonts w:ascii="Aptos" w:hAnsi="Aptos"/>
-        </w:rPr>
-        <w:lastRenderedPageBreak/>
-        <w:t>is thus compensated by the opposite moistening by the divergence of the shallow cumulus cloud eddy flux.</w:t>
+        <w:t xml:space="preserve"> circulation is thus compensated by the opposite moistening by the divergence of the shallow cumulus cloud eddy flux.</w:t>
       </w:r>
     </w:p>
     <w:p>
@@ -3274,15 +2438,7 @@
           <w:rFonts w:eastAsiaTheme="minorEastAsia"/>
           <w:color w:val="4EA72E" w:themeColor="accent6"/>
         </w:rPr>
-        <w:t xml:space="preserve">COSP REF </w:t>
-      </w:r>
-      <w:r>
-        <w:rPr>
-          <w:rFonts w:eastAsiaTheme="minorEastAsia"/>
-          <w:color w:val="4EA72E" w:themeColor="accent6"/>
-        </w:rPr>
-        <w:lastRenderedPageBreak/>
-        <w:t>XXXX)</w:t>
+        <w:t>COSP REF XXXX)</w:t>
       </w:r>
       <w:r>
         <w:rPr>
@@ -4771,6 +3927,7 @@
           <w:rFonts w:eastAsiaTheme="minorEastAsia"/>
           <w:iCs/>
         </w:rPr>
+        <w:lastRenderedPageBreak/>
         <w:t>The</w:t>
       </w:r>
       <w:r>
@@ -5039,15 +4196,7 @@
           <w:rFonts w:eastAsiaTheme="minorEastAsia"/>
           <w:iCs/>
         </w:rPr>
-        <w:t xml:space="preserve">the mean </w:t>
-      </w:r>
-      <w:r>
-        <w:rPr>
-          <w:rFonts w:eastAsiaTheme="minorEastAsia"/>
-          <w:iCs/>
-        </w:rPr>
-        <w:lastRenderedPageBreak/>
-        <w:t xml:space="preserve">shallow cumulus mass flux and cloud fraction decreases in proportion to the reduction of the mean tropical circulation </w:t>
+        <w:t xml:space="preserve">the mean shallow cumulus mass flux and cloud fraction decreases in proportion to the reduction of the mean tropical circulation </w:t>
       </w:r>
       <w:r>
         <w:rPr>
@@ -5735,19 +4884,13 @@
         <w:rPr>
           <w:rFonts w:ascii="Aptos" w:hAnsi="Aptos"/>
         </w:rPr>
-        <w:t xml:space="preserve">Plumes have temperature equal to their environment, in the approximation that expansion </w:t>
-      </w:r>
-      <w:r>
-        <w:rPr>
-          <w:rFonts w:ascii="Aptos" w:hAnsi="Aptos"/>
-        </w:rPr>
-        <w:t xml:space="preserve">cooling </w:t>
-      </w:r>
-      <w:r>
-        <w:rPr>
-          <w:rFonts w:ascii="Aptos" w:hAnsi="Aptos"/>
-        </w:rPr>
-        <w:t xml:space="preserve">balances the condensation heating. Total water </w:t>
+        <w:t>Updraft</w:t>
+      </w:r>
+      <w:r>
+        <w:rPr>
+          <w:rFonts w:ascii="Aptos" w:hAnsi="Aptos"/>
+        </w:rPr>
+        <w:t xml:space="preserve"> water </w:t>
       </w:r>
       <w:proofErr w:type="gramStart"/>
       <w:r>
@@ -6913,19 +6056,21 @@
     </w:p>
     <w:p>
       <w:pPr>
+        <w:pStyle w:val="BodyText"/>
+        <w:rPr>
+          <w:rFonts w:ascii="Menlo" w:hAnsi="Menlo" w:cs="Menlo"/>
+          <w:color w:val="3B2322"/>
+          <w:sz w:val="20"/>
+          <w:szCs w:val="20"/>
+        </w:rPr>
+      </w:pPr>
+    </w:p>
+    <w:p>
+      <w:pPr>
         <w:pStyle w:val="Heading2"/>
       </w:pPr>
-      <w:bookmarkStart w:id="3" w:name="cloud-base-clouds"/>
-      <w:r>
-        <w:t>Cloud-</w:t>
-      </w:r>
-      <w:proofErr w:type="gramStart"/>
-      <w:r>
-        <w:t>base</w:t>
-      </w:r>
-      <w:proofErr w:type="gramEnd"/>
-      <w:r>
-        <w:t xml:space="preserve"> clouds</w:t>
+      <w:r>
+        <w:t>Model results</w:t>
       </w:r>
     </w:p>
     <w:p>
@@ -6939,61 +6084,105 @@
         <w:rPr>
           <w:rFonts w:ascii="Aptos" w:hAnsi="Aptos"/>
         </w:rPr>
-        <w:t xml:space="preserve">While shallow cumulus </w:t>
+        <w:t xml:space="preserve">A series of experiments predict the mass and moisture flux for </w:t>
+      </w:r>
+      <w:r>
+        <w:rPr>
+          <w:rFonts w:ascii="Aptos" w:hAnsi="Aptos"/>
+        </w:rPr>
+        <w:t xml:space="preserve">cloud </w:t>
+      </w:r>
+      <w:r>
+        <w:rPr>
+          <w:rFonts w:ascii="Aptos" w:hAnsi="Aptos"/>
+        </w:rPr>
+        <w:t xml:space="preserve">updrafts </w:t>
+      </w:r>
+      <w:r>
+        <w:rPr>
+          <w:rFonts w:ascii="Aptos" w:hAnsi="Aptos"/>
+        </w:rPr>
+        <w:t xml:space="preserve">with </w:t>
+      </w:r>
+      <w:r>
+        <w:rPr>
+          <w:rFonts w:ascii="Aptos" w:hAnsi="Aptos"/>
+        </w:rPr>
+        <w:t xml:space="preserve">perturbed atmospheric soundings and </w:t>
       </w:r>
       <w:proofErr w:type="gramStart"/>
       <w:r>
         <w:rPr>
           <w:rFonts w:ascii="Aptos" w:hAnsi="Aptos"/>
         </w:rPr>
-        <w:t>decrease</w:t>
+        <w:t>large scale</w:t>
       </w:r>
       <w:proofErr w:type="gramEnd"/>
       <w:r>
         <w:rPr>
           <w:rFonts w:ascii="Aptos" w:hAnsi="Aptos"/>
         </w:rPr>
-        <w:t xml:space="preserve"> with reduced large-scale overturning, local scaling of the moist turbulent </w:t>
-      </w:r>
-      <w:proofErr w:type="spellStart"/>
-      <w:r>
-        <w:rPr>
-          <w:rFonts w:ascii="Aptos" w:hAnsi="Aptos"/>
-        </w:rPr>
-        <w:t>subcloud</w:t>
-      </w:r>
-      <w:proofErr w:type="spellEnd"/>
-      <w:r>
-        <w:rPr>
-          <w:rFonts w:ascii="Aptos" w:hAnsi="Aptos"/>
-        </w:rPr>
-        <w:t xml:space="preserve"> boundary layer sugges</w:t>
-      </w:r>
-      <w:r>
-        <w:rPr>
-          <w:rFonts w:ascii="Aptos" w:hAnsi="Aptos"/>
-        </w:rPr>
-        <w:t>ts</w:t>
-      </w:r>
-      <w:r>
-        <w:rPr>
-          <w:rFonts w:ascii="Aptos" w:hAnsi="Aptos"/>
-        </w:rPr>
-        <w:t xml:space="preserve"> that cloud base clouds increase by about the same amount. The net cloud radiative effect depends on the relative amount of shallow cumulus vs. cloud-</w:t>
-      </w:r>
-      <w:proofErr w:type="gramStart"/>
-      <w:r>
-        <w:rPr>
-          <w:rFonts w:ascii="Aptos" w:hAnsi="Aptos"/>
-        </w:rPr>
-        <w:t>base</w:t>
-      </w:r>
-      <w:proofErr w:type="gramEnd"/>
-      <w:r>
-        <w:rPr>
-          <w:rFonts w:ascii="Aptos" w:hAnsi="Aptos"/>
-        </w:rPr>
-        <w:t xml:space="preserve"> clouds.</w:t>
+        <w:t xml:space="preserve"> moisture flux</w:t>
+      </w:r>
+      <w:r>
+        <w:rPr>
+          <w:rFonts w:ascii="Aptos" w:hAnsi="Aptos"/>
+        </w:rPr>
+        <w:t>, nominally corresponding to a 1 K of surface temperature warming</w:t>
+      </w:r>
+      <w:r>
+        <w:rPr>
+          <w:rFonts w:ascii="Aptos" w:hAnsi="Aptos"/>
+        </w:rPr>
+        <w:t xml:space="preserve">. </w:t>
+      </w:r>
+      <w:r>
+        <w:rPr>
+          <w:rFonts w:ascii="Aptos" w:hAnsi="Aptos"/>
+        </w:rPr>
+        <w:t xml:space="preserve">Each experiment has </w:t>
+      </w:r>
+      <w:r>
+        <w:rPr>
+          <w:rFonts w:ascii="Aptos" w:hAnsi="Aptos"/>
+        </w:rPr>
+        <w:t xml:space="preserve">updrafts with </w:t>
+      </w:r>
+      <w:r>
+        <w:rPr>
+          <w:rFonts w:ascii="Aptos" w:hAnsi="Aptos"/>
+        </w:rPr>
+        <w:t>the same set of total sink rates as the control simulation. The cloud top height distribution</w:t>
+      </w:r>
+      <w:r>
+        <w:rPr>
+          <w:rFonts w:ascii="Aptos" w:hAnsi="Aptos"/>
+        </w:rPr>
+        <w:t xml:space="preserve"> from the</w:t>
+      </w:r>
+      <w:r>
+        <w:rPr>
+          <w:rFonts w:ascii="Aptos" w:hAnsi="Aptos"/>
+        </w:rPr>
+        <w:t xml:space="preserve"> control simulation </w:t>
+      </w:r>
+      <w:r>
+        <w:rPr>
+          <w:rFonts w:ascii="Aptos" w:hAnsi="Aptos"/>
+        </w:rPr>
+        <w:t>sets the</w:t>
+      </w:r>
+      <w:r>
+        <w:rPr>
+          <w:rFonts w:ascii="Aptos" w:hAnsi="Aptos"/>
+        </w:rPr>
+        <w:t xml:space="preserve"> </w:t>
+      </w:r>
+      <w:r>
+        <w:rPr>
+          <w:rFonts w:ascii="Aptos" w:hAnsi="Aptos"/>
+        </w:rPr>
+        <w:t xml:space="preserve">distribution of sink rates for all these experiments. The cloud top height is solved for each cloud in each experiment, the cloud flux </w:t>
       </w:r>
     </w:p>
     <w:p>
@@ -7007,61 +6196,291 @@
         <w:rPr>
           <w:rFonts w:ascii="Aptos" w:hAnsi="Aptos"/>
         </w:rPr>
-        <w:t>T</w:t>
-      </w:r>
-      <w:r>
-        <w:rPr>
-          <w:rFonts w:ascii="Aptos" w:hAnsi="Aptos"/>
-        </w:rPr>
-        <w:t xml:space="preserve">he cloud top height distribution in GOES observations is uniform with no maximum near cloud base. In </w:t>
-      </w:r>
-      <w:r>
-        <w:rPr>
-          <w:rFonts w:ascii="Aptos" w:hAnsi="Aptos"/>
-        </w:rPr>
-        <w:t>some observations and large-eddy simulation (LES) models</w:t>
-      </w:r>
-      <w:r>
-        <w:rPr>
-          <w:rFonts w:ascii="Aptos" w:hAnsi="Aptos"/>
-        </w:rPr>
-        <w:t xml:space="preserve">, however, </w:t>
-      </w:r>
-      <w:r>
-        <w:rPr>
-          <w:rFonts w:ascii="Aptos" w:hAnsi="Aptos"/>
-        </w:rPr>
-        <w:t>a</w:t>
-      </w:r>
-      <w:r>
-        <w:rPr>
-          <w:rFonts w:ascii="Aptos" w:hAnsi="Aptos"/>
-        </w:rPr>
-        <w:t xml:space="preserve"> cloud fraction </w:t>
-      </w:r>
-      <w:r>
-        <w:rPr>
-          <w:rFonts w:ascii="Aptos" w:hAnsi="Aptos"/>
-        </w:rPr>
-        <w:t xml:space="preserve">maximum of </w:t>
-      </w:r>
-      <w:r>
-        <w:rPr>
-          <w:rFonts w:ascii="Aptos" w:hAnsi="Aptos"/>
-        </w:rPr>
-        <w:t xml:space="preserve">about 5 % </w:t>
-      </w:r>
-      <w:r>
-        <w:rPr>
-          <w:rFonts w:ascii="Aptos" w:hAnsi="Aptos"/>
-        </w:rPr>
-        <w:t xml:space="preserve">is found </w:t>
-      </w:r>
-      <w:r>
-        <w:rPr>
-          <w:rFonts w:ascii="Aptos" w:hAnsi="Aptos"/>
-        </w:rPr>
-        <w:t xml:space="preserve">at cloud base (Bretherton et al. XXXX, Blossey et al. XXXX, Vogel et al. 2022). </w:t>
+        <w:t xml:space="preserve">The first experiment, </w:t>
+      </w:r>
+      <w:r>
+        <w:rPr>
+          <w:rFonts w:ascii="Aptos" w:hAnsi="Aptos"/>
+        </w:rPr>
+        <w:t>subsidence</w:t>
+      </w:r>
+      <w:r>
+        <w:rPr>
+          <w:rFonts w:ascii="Aptos" w:hAnsi="Aptos"/>
+        </w:rPr>
+        <w:t xml:space="preserve">-5%, decreases the large-scale subsidence by -5%, corresponding to large-scale moisture flux increasing +2% in radiative-convective equilibrium under +1 K warming. Because the saturation vapor pressure </w:t>
+      </w:r>
+      <m:oMath>
+        <m:r>
+          <w:rPr>
+            <w:rFonts w:ascii="Cambria Math" w:hAnsi="Cambria Math"/>
+          </w:rPr>
+          <m:t>d</m:t>
+        </m:r>
+        <m:func>
+          <m:funcPr>
+            <m:ctrlPr>
+              <w:rPr>
+                <w:rFonts w:ascii="Cambria Math" w:hAnsi="Cambria Math"/>
+                <w:i/>
+              </w:rPr>
+            </m:ctrlPr>
+          </m:funcPr>
+          <m:fName>
+            <m:r>
+              <m:rPr>
+                <m:sty m:val="p"/>
+              </m:rPr>
+              <w:rPr>
+                <w:rFonts w:ascii="Cambria Math" w:hAnsi="Cambria Math"/>
+              </w:rPr>
+              <m:t>ln</m:t>
+            </m:r>
+          </m:fName>
+          <m:e>
+            <m:r>
+              <w:rPr>
+                <w:rFonts w:ascii="Cambria Math" w:hAnsi="Cambria Math"/>
+              </w:rPr>
+              <m:t>q</m:t>
+            </m:r>
+          </m:e>
+        </m:func>
+        <m:r>
+          <w:rPr>
+            <w:rFonts w:ascii="Cambria Math" w:hAnsi="Cambria Math"/>
+          </w:rPr>
+          <m:t>/dT</m:t>
+        </m:r>
+      </m:oMath>
+      <w:r>
+        <w:rPr>
+          <w:rFonts w:ascii="Aptos" w:hAnsi="Aptos"/>
+        </w:rPr>
+        <w:t xml:space="preserve"> </w:t>
+      </w:r>
+      <w:r>
+        <w:rPr>
+          <w:rFonts w:ascii="Aptos" w:hAnsi="Aptos"/>
+        </w:rPr>
+        <w:t>=</w:t>
+      </w:r>
+      <w:r>
+        <w:rPr>
+          <w:rFonts w:ascii="Aptos" w:hAnsi="Aptos"/>
+        </w:rPr>
+        <w:t xml:space="preserve"> +7% K</w:t>
+      </w:r>
+      <w:r>
+        <w:rPr>
+          <w:rFonts w:ascii="Aptos" w:hAnsi="Aptos"/>
+          <w:vertAlign w:val="superscript"/>
+        </w:rPr>
+        <w:t>-1</w:t>
+      </w:r>
+      <w:r>
+        <w:rPr>
+          <w:rFonts w:ascii="Aptos" w:hAnsi="Aptos"/>
+        </w:rPr>
+        <w:t xml:space="preserve">, subsidence decreases by </w:t>
+      </w:r>
+      <m:oMath>
+        <m:r>
+          <w:rPr>
+            <w:rFonts w:ascii="Cambria Math" w:hAnsi="Cambria Math"/>
+          </w:rPr>
+          <m:t>d</m:t>
+        </m:r>
+        <m:func>
+          <m:funcPr>
+            <m:ctrlPr>
+              <w:rPr>
+                <w:rFonts w:ascii="Cambria Math" w:hAnsi="Cambria Math"/>
+                <w:i/>
+              </w:rPr>
+            </m:ctrlPr>
+          </m:funcPr>
+          <m:fName>
+            <m:r>
+              <m:rPr>
+                <m:sty m:val="p"/>
+              </m:rPr>
+              <w:rPr>
+                <w:rFonts w:ascii="Cambria Math" w:hAnsi="Cambria Math"/>
+              </w:rPr>
+              <m:t>ln</m:t>
+            </m:r>
+          </m:fName>
+          <m:e>
+            <m:r>
+              <w:rPr>
+                <w:rFonts w:ascii="Cambria Math" w:hAnsi="Cambria Math"/>
+              </w:rPr>
+              <m:t>W</m:t>
+            </m:r>
+          </m:e>
+        </m:func>
+        <m:r>
+          <w:rPr>
+            <w:rFonts w:ascii="Cambria Math" w:hAnsi="Cambria Math"/>
+          </w:rPr>
+          <m:t>/dT</m:t>
+        </m:r>
+      </m:oMath>
+      <w:r>
+        <w:rPr>
+          <w:rFonts w:ascii="Aptos" w:eastAsiaTheme="minorEastAsia" w:hAnsi="Aptos"/>
+        </w:rPr>
+        <w:t xml:space="preserve"> = -</w:t>
+      </w:r>
+      <w:r>
+        <w:rPr>
+          <w:rFonts w:ascii="Aptos" w:hAnsi="Aptos"/>
+        </w:rPr>
+        <w:t>5% K</w:t>
+      </w:r>
+      <w:r>
+        <w:rPr>
+          <w:rFonts w:ascii="Aptos" w:hAnsi="Aptos"/>
+          <w:vertAlign w:val="superscript"/>
+        </w:rPr>
+        <w:t>-1</w:t>
+      </w:r>
+      <w:r>
+        <w:rPr>
+          <w:rFonts w:ascii="Aptos" w:hAnsi="Aptos"/>
+        </w:rPr>
+        <w:t>.</w:t>
+      </w:r>
+      <w:r>
+        <w:rPr>
+          <w:rFonts w:ascii="Aptos" w:hAnsi="Aptos"/>
+        </w:rPr>
+        <w:t xml:space="preserve"> In the second experiment, q&amp;qs+7%, specific humidity and saturation specific humidity increase +7% (</w:t>
+      </w:r>
+      <m:oMath>
+        <m:r>
+          <w:rPr>
+            <w:rFonts w:ascii="Cambria Math" w:hAnsi="Cambria Math"/>
+          </w:rPr>
+          <m:t>d</m:t>
+        </m:r>
+        <m:func>
+          <m:funcPr>
+            <m:ctrlPr>
+              <w:rPr>
+                <w:rFonts w:ascii="Cambria Math" w:hAnsi="Cambria Math"/>
+                <w:i/>
+              </w:rPr>
+            </m:ctrlPr>
+          </m:funcPr>
+          <m:fName>
+            <m:r>
+              <m:rPr>
+                <m:sty m:val="p"/>
+              </m:rPr>
+              <w:rPr>
+                <w:rFonts w:ascii="Cambria Math" w:hAnsi="Cambria Math"/>
+              </w:rPr>
+              <m:t>ln</m:t>
+            </m:r>
+          </m:fName>
+          <m:e>
+            <m:r>
+              <w:rPr>
+                <w:rFonts w:ascii="Cambria Math" w:hAnsi="Cambria Math"/>
+              </w:rPr>
+              <m:t>q</m:t>
+            </m:r>
+          </m:e>
+        </m:func>
+        <m:r>
+          <w:rPr>
+            <w:rFonts w:ascii="Cambria Math" w:hAnsi="Cambria Math"/>
+          </w:rPr>
+          <m:t>/dT</m:t>
+        </m:r>
+      </m:oMath>
+      <w:r>
+        <w:rPr>
+          <w:rFonts w:ascii="Aptos" w:hAnsi="Aptos"/>
+        </w:rPr>
+        <w:t xml:space="preserve"> </w:t>
+      </w:r>
+      <w:r>
+        <w:rPr>
+          <w:rFonts w:ascii="Aptos" w:hAnsi="Aptos"/>
+        </w:rPr>
+        <w:t xml:space="preserve">= </w:t>
+      </w:r>
+      <w:r>
+        <w:rPr>
+          <w:rFonts w:ascii="Aptos" w:hAnsi="Aptos"/>
+        </w:rPr>
+        <w:t>+7% K</w:t>
+      </w:r>
+      <w:r>
+        <w:rPr>
+          <w:rFonts w:ascii="Aptos" w:hAnsi="Aptos"/>
+          <w:vertAlign w:val="superscript"/>
+        </w:rPr>
+        <w:t>-1</w:t>
+      </w:r>
+      <w:r>
+        <w:rPr>
+          <w:rFonts w:ascii="Aptos" w:hAnsi="Aptos"/>
+        </w:rPr>
+        <w:t>),</w:t>
+      </w:r>
+      <w:r>
+        <w:rPr>
+          <w:rFonts w:ascii="Aptos" w:hAnsi="Aptos"/>
+        </w:rPr>
+        <w:t xml:space="preserve"> keeping the relative humidity </w:t>
+      </w:r>
+      <w:r>
+        <w:rPr>
+          <w:rFonts w:ascii="Aptos" w:hAnsi="Aptos"/>
+        </w:rPr>
+        <w:t>constant</w:t>
+      </w:r>
+      <w:r>
+        <w:rPr>
+          <w:rFonts w:ascii="Aptos" w:hAnsi="Aptos"/>
+        </w:rPr>
+        <w:t>.</w:t>
+      </w:r>
+      <w:r>
+        <w:rPr>
+          <w:rFonts w:ascii="Aptos" w:hAnsi="Aptos"/>
+        </w:rPr>
+        <w:t xml:space="preserve"> Third, in </w:t>
+      </w:r>
+      <w:r>
+        <w:t>Ecb+2%</w:t>
+      </w:r>
+      <w:r>
+        <w:t xml:space="preserve">, </w:t>
+      </w:r>
+      <w:r>
+        <w:rPr>
+          <w:rFonts w:ascii="Aptos" w:hAnsi="Aptos"/>
+        </w:rPr>
+        <w:t>we increase the cloud-</w:t>
+      </w:r>
+      <w:proofErr w:type="gramStart"/>
+      <w:r>
+        <w:rPr>
+          <w:rFonts w:ascii="Aptos" w:hAnsi="Aptos"/>
+        </w:rPr>
+        <w:t>base</w:t>
+      </w:r>
+      <w:proofErr w:type="gramEnd"/>
+      <w:r>
+        <w:rPr>
+          <w:rFonts w:ascii="Aptos" w:hAnsi="Aptos"/>
+        </w:rPr>
+        <w:t xml:space="preserve"> moisture flux +2% in proportion to the increase in precipitation [this has no effect on the mass flux and clouds].</w:t>
       </w:r>
     </w:p>
     <w:p>
@@ -7075,40 +6494,922 @@
         <w:rPr>
           <w:rFonts w:ascii="Aptos" w:hAnsi="Aptos"/>
         </w:rPr>
-        <w:t>The c</w:t>
-      </w:r>
-      <w:r>
-        <w:rPr>
-          <w:rFonts w:ascii="Aptos" w:hAnsi="Aptos"/>
-        </w:rPr>
-        <w:t>oherent cloudy updraft plumes</w:t>
-      </w:r>
-      <w:r>
-        <w:rPr>
-          <w:rFonts w:ascii="Aptos" w:hAnsi="Aptos"/>
-        </w:rPr>
-        <w:t xml:space="preserve"> of our mass flux model</w:t>
-      </w:r>
-      <w:r>
-        <w:rPr>
-          <w:rFonts w:ascii="Aptos" w:hAnsi="Aptos"/>
-        </w:rPr>
-        <w:t xml:space="preserve"> are not representative of cloud-</w:t>
+        <w:lastRenderedPageBreak/>
+        <w:t xml:space="preserve">Two additional experiments determine the sensitivity to increasing the relative humidity. </w:t>
+      </w:r>
+      <w:r>
+        <w:rPr>
+          <w:rFonts w:ascii="Aptos" w:hAnsi="Aptos"/>
+        </w:rPr>
+        <w:t xml:space="preserve">If wind speed and the vapor transfer coefficient stay the same and </w:t>
+      </w:r>
+      <m:oMath>
+        <m:sSub>
+          <m:sSubPr>
+            <m:ctrlPr>
+              <w:rPr>
+                <w:rFonts w:ascii="Cambria Math" w:hAnsi="Cambria Math"/>
+              </w:rPr>
+            </m:ctrlPr>
+          </m:sSubPr>
+          <m:e>
+            <m:r>
+              <w:rPr>
+                <w:rFonts w:ascii="Cambria Math" w:hAnsi="Cambria Math"/>
+              </w:rPr>
+              <m:t>q</m:t>
+            </m:r>
+          </m:e>
+          <m:sub>
+            <m:r>
+              <w:rPr>
+                <w:rFonts w:ascii="Cambria Math" w:hAnsi="Cambria Math"/>
+              </w:rPr>
+              <m:t>s</m:t>
+            </m:r>
+          </m:sub>
+        </m:sSub>
+      </m:oMath>
+      <w:r>
+        <w:rPr>
+          <w:rFonts w:ascii="Aptos" w:hAnsi="Aptos"/>
+        </w:rPr>
+        <w:t xml:space="preserve"> increases by +7 % K</w:t>
+      </w:r>
+      <w:r>
+        <w:rPr>
+          <w:rFonts w:ascii="Aptos" w:hAnsi="Aptos"/>
+          <w:vertAlign w:val="superscript"/>
+        </w:rPr>
+        <w:t>–1</w:t>
+      </w:r>
+      <w:r>
+        <w:rPr>
+          <w:rFonts w:ascii="Aptos" w:hAnsi="Aptos"/>
+        </w:rPr>
+        <w:t xml:space="preserve">, the sensitivity of the surface evaporation flux </w:t>
+      </w:r>
+      <m:oMath>
+        <m:sSub>
+          <m:sSubPr>
+            <m:ctrlPr>
+              <w:rPr>
+                <w:rFonts w:ascii="Cambria Math" w:hAnsi="Cambria Math"/>
+              </w:rPr>
+            </m:ctrlPr>
+          </m:sSubPr>
+          <m:e>
+            <m:r>
+              <w:rPr>
+                <w:rFonts w:ascii="Cambria Math" w:hAnsi="Cambria Math"/>
+              </w:rPr>
+              <m:t>E</m:t>
+            </m:r>
+          </m:e>
+          <m:sub>
+            <m:r>
+              <m:rPr>
+                <m:sty m:val="p"/>
+              </m:rPr>
+              <w:rPr>
+                <w:rFonts w:ascii="Cambria Math" w:hAnsi="Cambria Math"/>
+              </w:rPr>
+              <m:t>0</m:t>
+            </m:r>
+          </m:sub>
+        </m:sSub>
+        <m:r>
+          <m:rPr>
+            <m:sty m:val="p"/>
+          </m:rPr>
+          <w:rPr>
+            <w:rFonts w:ascii="Cambria Math" w:hAnsi="Cambria Math"/>
+          </w:rPr>
+          <m:t>=</m:t>
+        </m:r>
+        <m:r>
+          <w:rPr>
+            <w:rFonts w:ascii="Cambria Math" w:hAnsi="Cambria Math"/>
+          </w:rPr>
+          <m:t>ρL</m:t>
+        </m:r>
+        <m:sSub>
+          <m:sSubPr>
+            <m:ctrlPr>
+              <w:rPr>
+                <w:rFonts w:ascii="Cambria Math" w:hAnsi="Cambria Math"/>
+              </w:rPr>
+            </m:ctrlPr>
+          </m:sSubPr>
+          <m:e>
+            <m:r>
+              <w:rPr>
+                <w:rFonts w:ascii="Cambria Math" w:hAnsi="Cambria Math"/>
+              </w:rPr>
+              <m:t>C</m:t>
+            </m:r>
+          </m:e>
+          <m:sub>
+            <m:r>
+              <w:rPr>
+                <w:rFonts w:ascii="Cambria Math" w:hAnsi="Cambria Math"/>
+              </w:rPr>
+              <m:t>E</m:t>
+            </m:r>
+          </m:sub>
+        </m:sSub>
+        <m:r>
+          <w:rPr>
+            <w:rFonts w:ascii="Cambria Math" w:hAnsi="Cambria Math"/>
+          </w:rPr>
+          <m:t>U</m:t>
+        </m:r>
+        <m:sSub>
+          <m:sSubPr>
+            <m:ctrlPr>
+              <w:rPr>
+                <w:rFonts w:ascii="Cambria Math" w:hAnsi="Cambria Math"/>
+              </w:rPr>
+            </m:ctrlPr>
+          </m:sSubPr>
+          <m:e>
+            <m:r>
+              <w:rPr>
+                <w:rFonts w:ascii="Cambria Math" w:hAnsi="Cambria Math"/>
+              </w:rPr>
+              <m:t>q</m:t>
+            </m:r>
+          </m:e>
+          <m:sub>
+            <m:r>
+              <w:rPr>
+                <w:rFonts w:ascii="Cambria Math" w:hAnsi="Cambria Math"/>
+              </w:rPr>
+              <m:t>s</m:t>
+            </m:r>
+          </m:sub>
+        </m:sSub>
+        <m:r>
+          <m:rPr>
+            <m:sty m:val="p"/>
+          </m:rPr>
+          <w:rPr>
+            <w:rFonts w:ascii="Cambria Math" w:hAnsi="Cambria Math"/>
+          </w:rPr>
+          <m:t>(1-RH)</m:t>
+        </m:r>
+      </m:oMath>
+      <w:r>
+        <w:rPr>
+          <w:rFonts w:ascii="Aptos" w:hAnsi="Aptos"/>
+        </w:rPr>
+        <w:t xml:space="preserve"> is limited to </w:t>
+      </w:r>
+      <m:oMath>
+        <m:r>
+          <w:rPr>
+            <w:rFonts w:ascii="Cambria Math" w:hAnsi="Cambria Math"/>
+          </w:rPr>
+          <m:t>d</m:t>
+        </m:r>
+        <m:func>
+          <m:funcPr>
+            <m:ctrlPr>
+              <w:rPr>
+                <w:rFonts w:ascii="Cambria Math" w:hAnsi="Cambria Math"/>
+                <w:i/>
+              </w:rPr>
+            </m:ctrlPr>
+          </m:funcPr>
+          <m:fName>
+            <m:r>
+              <m:rPr>
+                <m:sty m:val="p"/>
+              </m:rPr>
+              <w:rPr>
+                <w:rFonts w:ascii="Cambria Math" w:hAnsi="Cambria Math"/>
+              </w:rPr>
+              <m:t>ln</m:t>
+            </m:r>
+          </m:fName>
+          <m:e>
+            <m:sSub>
+              <m:sSubPr>
+                <m:ctrlPr>
+                  <w:rPr>
+                    <w:rFonts w:ascii="Cambria Math" w:hAnsi="Cambria Math"/>
+                    <w:i/>
+                  </w:rPr>
+                </m:ctrlPr>
+              </m:sSubPr>
+              <m:e>
+                <m:r>
+                  <w:rPr>
+                    <w:rFonts w:ascii="Cambria Math" w:hAnsi="Cambria Math"/>
+                  </w:rPr>
+                  <m:t>E</m:t>
+                </m:r>
+              </m:e>
+              <m:sub>
+                <m:r>
+                  <w:rPr>
+                    <w:rFonts w:ascii="Cambria Math" w:hAnsi="Cambria Math"/>
+                  </w:rPr>
+                  <m:t>0</m:t>
+                </m:r>
+              </m:sub>
+            </m:sSub>
+          </m:e>
+        </m:func>
+        <m:r>
+          <w:rPr>
+            <w:rFonts w:ascii="Cambria Math" w:hAnsi="Cambria Math"/>
+          </w:rPr>
+          <m:t>/dT=</m:t>
+        </m:r>
+      </m:oMath>
+      <w:r>
+        <w:rPr>
+          <w:rFonts w:ascii="Aptos" w:eastAsiaTheme="minorEastAsia" w:hAnsi="Aptos"/>
+        </w:rPr>
+        <w:t xml:space="preserve"> </w:t>
+      </w:r>
+      <w:r>
+        <w:rPr>
+          <w:rFonts w:ascii="Aptos" w:hAnsi="Aptos"/>
+        </w:rPr>
+        <w:t>+2 % K</w:t>
+      </w:r>
+      <w:r>
+        <w:rPr>
+          <w:rFonts w:ascii="Aptos" w:hAnsi="Aptos"/>
+          <w:vertAlign w:val="superscript"/>
+        </w:rPr>
+        <w:t>–1</w:t>
+      </w:r>
+      <w:r>
+        <w:rPr>
+          <w:rFonts w:ascii="Aptos" w:hAnsi="Aptos"/>
+        </w:rPr>
+        <w:t xml:space="preserve"> by</w:t>
+      </w:r>
+      <w:r>
+        <w:rPr>
+          <w:rFonts w:ascii="Aptos" w:hAnsi="Aptos"/>
+        </w:rPr>
+        <w:t xml:space="preserve"> quenching the surface relative saturation deficit </w:t>
+      </w:r>
+      <m:oMath>
+        <m:r>
+          <m:rPr>
+            <m:sty m:val="p"/>
+          </m:rPr>
+          <w:rPr>
+            <w:rFonts w:ascii="Cambria Math" w:hAnsi="Cambria Math"/>
+          </w:rPr>
+          <m:t>1-RH</m:t>
+        </m:r>
+      </m:oMath>
+      <w:r>
+        <w:rPr>
+          <w:rFonts w:ascii="Aptos" w:hAnsi="Aptos"/>
+        </w:rPr>
+        <w:t xml:space="preserve"> by –5 % K</w:t>
+      </w:r>
+      <w:r>
+        <w:rPr>
+          <w:rFonts w:ascii="Aptos" w:hAnsi="Aptos"/>
+          <w:vertAlign w:val="superscript"/>
+        </w:rPr>
+        <w:t>–1</w:t>
+      </w:r>
+      <w:r>
+        <w:rPr>
+          <w:rFonts w:ascii="Aptos" w:hAnsi="Aptos"/>
+        </w:rPr>
+        <w:t>. Taking the mean surface relative humidity at which vapor evaporates in the tropical circulation to be RH = 0.73, the relative saturation deficit 1-RH = 0.27 decreases by –5 % K</w:t>
+      </w:r>
+      <w:r>
+        <w:rPr>
+          <w:rFonts w:ascii="Aptos" w:hAnsi="Aptos"/>
+          <w:vertAlign w:val="superscript"/>
+        </w:rPr>
+        <w:t>–1</w:t>
+      </w:r>
+      <w:r>
+        <w:rPr>
+          <w:rFonts w:ascii="Aptos" w:hAnsi="Aptos"/>
+        </w:rPr>
+        <w:t xml:space="preserve"> to 1–RH = 0.26, an absolute increase of RH of about +0.01</w:t>
+      </w:r>
+      <w:r>
+        <w:rPr>
+          <w:rFonts w:ascii="Aptos" w:hAnsi="Aptos"/>
+        </w:rPr>
+        <w:t>8</w:t>
+      </w:r>
+      <w:r>
+        <w:rPr>
+          <w:rFonts w:ascii="Aptos" w:hAnsi="Aptos"/>
+        </w:rPr>
+        <w:t xml:space="preserve"> K</w:t>
+      </w:r>
+      <w:r>
+        <w:rPr>
+          <w:rFonts w:ascii="Aptos" w:hAnsi="Aptos"/>
+          <w:vertAlign w:val="superscript"/>
+        </w:rPr>
+        <w:t>–1</w:t>
+      </w:r>
+      <w:r>
+        <w:rPr>
+          <w:rFonts w:ascii="Aptos" w:hAnsi="Aptos"/>
+        </w:rPr>
+        <w:t>.</w:t>
+      </w:r>
+    </w:p>
+    <w:p>
+      <w:pPr>
+        <w:pStyle w:val="BodyText"/>
+        <w:rPr>
+          <w:rFonts w:ascii="Aptos" w:hAnsi="Aptos"/>
+        </w:rPr>
+      </w:pPr>
+    </w:p>
+    <w:p>
+      <w:pPr>
+        <w:pStyle w:val="BodyText"/>
+      </w:pPr>
+      <w:r>
+        <w:t>Table 1. C</w:t>
+      </w:r>
+      <w:r>
+        <w:t xml:space="preserve">loud </w:t>
       </w:r>
       <w:proofErr w:type="gramStart"/>
       <w:r>
-        <w:rPr>
-          <w:rFonts w:ascii="Aptos" w:hAnsi="Aptos"/>
-        </w:rPr>
+        <w:t>fraction</w:t>
+      </w:r>
+      <w:proofErr w:type="gramEnd"/>
+      <w:r>
+        <w:t xml:space="preserve"> change </w:t>
+      </w:r>
+      <w:proofErr w:type="gramStart"/>
+      <w:r>
+        <w:t>relative</w:t>
+      </w:r>
+      <w:proofErr w:type="gramEnd"/>
+      <w:r>
+        <w:t xml:space="preserve"> to the control simulation (</w:t>
+      </w:r>
+      <w:r>
+        <w:t>%</w:t>
+      </w:r>
+      <w:r>
+        <w:t>).</w:t>
+      </w:r>
+    </w:p>
+    <w:tbl>
+      <w:tblPr>
+        <w:tblW w:w="0" w:type="auto"/>
+        <w:tblCellSpacing w:w="15" w:type="dxa"/>
+        <w:tblCellMar>
+          <w:top w:w="15" w:type="dxa"/>
+          <w:left w:w="15" w:type="dxa"/>
+          <w:bottom w:w="15" w:type="dxa"/>
+          <w:right w:w="15" w:type="dxa"/>
+        </w:tblCellMar>
+        <w:tblLook w:val="04A0" w:firstRow="1" w:lastRow="0" w:firstColumn="1" w:lastColumn="0" w:noHBand="0" w:noVBand="1"/>
+      </w:tblPr>
+      <w:tblGrid>
+        <w:gridCol w:w="3295"/>
+        <w:gridCol w:w="1035"/>
+      </w:tblGrid>
+      <w:tr>
+        <w:trPr>
+          <w:tblCellSpacing w:w="15" w:type="dxa"/>
+        </w:trPr>
+        <w:tc>
+          <w:tcPr>
+            <w:tcW w:w="3250" w:type="dxa"/>
+            <w:tcBorders>
+              <w:bottom w:val="single" w:sz="4" w:space="0" w:color="DCDFE5"/>
+            </w:tcBorders>
+            <w:hideMark/>
+          </w:tcPr>
+          <w:p>
+            <w:pPr>
+              <w:pStyle w:val="BodyText"/>
+              <w:spacing w:before="0" w:after="0"/>
+              <w:rPr>
+                <w:b/>
+                <w:bCs/>
+              </w:rPr>
+            </w:pPr>
+            <w:r>
+              <w:rPr>
+                <w:b/>
+                <w:bCs/>
+              </w:rPr>
+              <w:t>experiment</w:t>
+            </w:r>
+          </w:p>
+        </w:tc>
+        <w:tc>
+          <w:tcPr>
+            <w:tcW w:w="990" w:type="dxa"/>
+            <w:tcBorders>
+              <w:bottom w:val="single" w:sz="4" w:space="0" w:color="DCDFE5"/>
+            </w:tcBorders>
+            <w:hideMark/>
+          </w:tcPr>
+          <w:p>
+            <w:pPr>
+              <w:pStyle w:val="BodyText"/>
+              <w:spacing w:before="0" w:after="0"/>
+              <w:rPr>
+                <w:b/>
+                <w:bCs/>
+              </w:rPr>
+            </w:pPr>
+            <m:oMath>
+              <m:r>
+                <m:rPr>
+                  <m:sty m:val="bi"/>
+                </m:rPr>
+                <w:rPr>
+                  <w:rFonts w:ascii="Cambria Math" w:hAnsi="Cambria Math"/>
+                </w:rPr>
+                <m:t>d</m:t>
+              </m:r>
+              <m:r>
+                <m:rPr>
+                  <m:sty m:val="b"/>
+                </m:rPr>
+                <w:rPr>
+                  <w:rFonts w:ascii="Cambria Math" w:hAnsi="Cambria Math"/>
+                </w:rPr>
+                <m:t>ln</m:t>
+              </m:r>
+              <m:r>
+                <m:rPr>
+                  <m:sty m:val="bi"/>
+                </m:rPr>
+                <w:rPr>
+                  <w:rFonts w:ascii="Cambria Math" w:hAnsi="Cambria Math"/>
+                </w:rPr>
+                <m:t>a</m:t>
+              </m:r>
+            </m:oMath>
+            <w:r>
+              <w:rPr>
+                <w:b/>
+                <w:bCs/>
+              </w:rPr>
+              <w:t xml:space="preserve"> (%)</w:t>
+            </w:r>
+          </w:p>
+        </w:tc>
+      </w:tr>
+      <w:tr>
+        <w:trPr>
+          <w:tblCellSpacing w:w="15" w:type="dxa"/>
+        </w:trPr>
+        <w:tc>
+          <w:tcPr>
+            <w:tcW w:w="3250" w:type="dxa"/>
+            <w:hideMark/>
+          </w:tcPr>
+          <w:p>
+            <w:pPr>
+              <w:pStyle w:val="BodyText"/>
+              <w:spacing w:before="0" w:after="0"/>
+            </w:pPr>
+            <w:r>
+              <w:t>subsidence-5%</w:t>
+            </w:r>
+          </w:p>
+        </w:tc>
+        <w:tc>
+          <w:tcPr>
+            <w:tcW w:w="990" w:type="dxa"/>
+            <w:hideMark/>
+          </w:tcPr>
+          <w:p>
+            <w:pPr>
+              <w:pStyle w:val="BodyText"/>
+              <w:spacing w:before="0" w:after="0"/>
+            </w:pPr>
+            <w:r>
+              <w:t>-5.13</w:t>
+            </w:r>
+          </w:p>
+        </w:tc>
+      </w:tr>
+      <w:tr>
+        <w:trPr>
+          <w:tblCellSpacing w:w="15" w:type="dxa"/>
+        </w:trPr>
+        <w:tc>
+          <w:tcPr>
+            <w:tcW w:w="3250" w:type="dxa"/>
+            <w:hideMark/>
+          </w:tcPr>
+          <w:p>
+            <w:pPr>
+              <w:pStyle w:val="BodyText"/>
+              <w:spacing w:before="0" w:after="0"/>
+            </w:pPr>
+            <w:r>
+              <w:t>Ecb+2%</w:t>
+            </w:r>
+          </w:p>
+        </w:tc>
+        <w:tc>
+          <w:tcPr>
+            <w:tcW w:w="990" w:type="dxa"/>
+            <w:hideMark/>
+          </w:tcPr>
+          <w:p>
+            <w:pPr>
+              <w:pStyle w:val="BodyText"/>
+              <w:spacing w:before="0" w:after="0"/>
+            </w:pPr>
+            <w:r>
+              <w:t>-</w:t>
+            </w:r>
+            <w:r>
+              <w:t>5.13</w:t>
+            </w:r>
+          </w:p>
+        </w:tc>
+      </w:tr>
+      <w:tr>
+        <w:trPr>
+          <w:tblCellSpacing w:w="15" w:type="dxa"/>
+        </w:trPr>
+        <w:tc>
+          <w:tcPr>
+            <w:tcW w:w="3250" w:type="dxa"/>
+            <w:hideMark/>
+          </w:tcPr>
+          <w:p>
+            <w:pPr>
+              <w:pStyle w:val="BodyText"/>
+              <w:spacing w:before="0" w:after="0"/>
+            </w:pPr>
+            <w:r>
+              <w:t>q&amp;qs+7%</w:t>
+            </w:r>
+          </w:p>
+        </w:tc>
+        <w:tc>
+          <w:tcPr>
+            <w:tcW w:w="990" w:type="dxa"/>
+            <w:hideMark/>
+          </w:tcPr>
+          <w:p>
+            <w:pPr>
+              <w:pStyle w:val="BodyText"/>
+              <w:spacing w:before="0" w:after="0"/>
+            </w:pPr>
+            <w:r>
+              <w:t>-7.86</w:t>
+            </w:r>
+          </w:p>
+        </w:tc>
+      </w:tr>
+      <w:tr>
+        <w:trPr>
+          <w:tblCellSpacing w:w="15" w:type="dxa"/>
+        </w:trPr>
+        <w:tc>
+          <w:tcPr>
+            <w:tcW w:w="3250" w:type="dxa"/>
+            <w:hideMark/>
+          </w:tcPr>
+          <w:p>
+            <w:pPr>
+              <w:pStyle w:val="BodyText"/>
+              <w:spacing w:before="0" w:after="0"/>
+            </w:pPr>
+            <w:r>
+              <w:t>lclRH+0.00</w:t>
+            </w:r>
+            <w:r>
+              <w:t>3</w:t>
+            </w:r>
+          </w:p>
+        </w:tc>
+        <w:tc>
+          <w:tcPr>
+            <w:tcW w:w="990" w:type="dxa"/>
+            <w:hideMark/>
+          </w:tcPr>
+          <w:p>
+            <w:pPr>
+              <w:pStyle w:val="BodyText"/>
+              <w:spacing w:before="0" w:after="0"/>
+            </w:pPr>
+            <w:r>
+              <w:t>-5.14</w:t>
+            </w:r>
+          </w:p>
+        </w:tc>
+      </w:tr>
+      <w:tr>
+        <w:trPr>
+          <w:trHeight w:val="21"/>
+          <w:tblCellSpacing w:w="15" w:type="dxa"/>
+        </w:trPr>
+        <w:tc>
+          <w:tcPr>
+            <w:tcW w:w="3250" w:type="dxa"/>
+            <w:tcBorders>
+              <w:bottom w:val="nil"/>
+            </w:tcBorders>
+            <w:hideMark/>
+          </w:tcPr>
+          <w:p>
+            <w:pPr>
+              <w:pStyle w:val="BodyText"/>
+              <w:spacing w:before="0" w:after="0"/>
+            </w:pPr>
+            <w:r>
+              <w:t>lclRH+0.0</w:t>
+            </w:r>
+            <w:r>
+              <w:t>06</w:t>
+            </w:r>
+          </w:p>
+        </w:tc>
+        <w:tc>
+          <w:tcPr>
+            <w:tcW w:w="990" w:type="dxa"/>
+            <w:tcBorders>
+              <w:bottom w:val="nil"/>
+            </w:tcBorders>
+            <w:hideMark/>
+          </w:tcPr>
+          <w:p>
+            <w:pPr>
+              <w:pStyle w:val="BodyText"/>
+              <w:spacing w:before="0" w:after="0"/>
+            </w:pPr>
+            <w:r>
+              <w:t>-2.27</w:t>
+            </w:r>
+          </w:p>
+        </w:tc>
+      </w:tr>
+    </w:tbl>
+    <w:p>
+      <w:pPr>
+        <w:pStyle w:val="BodyText"/>
+        <w:rPr>
+          <w:rFonts w:ascii="Aptos" w:hAnsi="Aptos"/>
+        </w:rPr>
+      </w:pPr>
+    </w:p>
+    <w:p>
+      <w:pPr>
+        <w:pStyle w:val="FirstParagraph"/>
+      </w:pPr>
+      <w:r>
+        <w:t xml:space="preserve">Relative humidity (RH) increases clouds, but absolute humidity decreases them. A 0.00875 increase of RH at cloud base increases clouds </w:t>
+      </w:r>
+      <w:proofErr w:type="gramStart"/>
+      <w:r>
+        <w:t>2.7% [???</w:t>
+      </w:r>
+      <w:proofErr w:type="gramEnd"/>
+      <w:r>
+        <w:t>by increasing which clouds?</w:t>
+      </w:r>
+      <w:proofErr w:type="gramStart"/>
+      <w:r>
+        <w:t>??]</w:t>
+      </w:r>
+      <w:proofErr w:type="gramEnd"/>
+      <w:r>
+        <w:t xml:space="preserve">, compensating the 5% reduction of cloud fraction associated with their moisture flux. Increasing absolute (specific) humidity, as due to saturation vapor pressure, increases the cloud moisture flux </w:t>
+      </w:r>
+      <m:oMath>
+        <m:r>
+          <w:rPr>
+            <w:rFonts w:ascii="Cambria Math" w:hAnsi="Cambria Math"/>
+          </w:rPr>
+          <m:t>M</m:t>
+        </m:r>
+        <m:r>
+          <m:rPr>
+            <m:sty m:val="p"/>
+          </m:rPr>
+          <w:rPr>
+            <w:rFonts w:ascii="Cambria Math" w:hAnsi="Cambria Math"/>
+          </w:rPr>
+          <m:t>Δ</m:t>
+        </m:r>
+        <m:r>
+          <w:rPr>
+            <w:rFonts w:ascii="Cambria Math" w:hAnsi="Cambria Math"/>
+          </w:rPr>
+          <m:t>q</m:t>
+        </m:r>
+      </m:oMath>
+      <w:r>
+        <w:t>, so that the mass flux and cloud amount decreases for the same moisture flux required to balance the moisture budget.</w:t>
+      </w:r>
+    </w:p>
+    <w:p>
+      <w:pPr>
+        <w:pStyle w:val="BodyText"/>
+        <w:rPr>
+          <w:rFonts w:ascii="Menlo" w:hAnsi="Menlo" w:cs="Menlo"/>
+          <w:color w:val="3B2322"/>
+          <w:sz w:val="20"/>
+          <w:szCs w:val="20"/>
+        </w:rPr>
+      </w:pPr>
+    </w:p>
+    <w:p>
+      <w:pPr>
+        <w:pStyle w:val="Heading2"/>
+      </w:pPr>
+      <w:bookmarkStart w:id="3" w:name="cloud-base-clouds"/>
+      <w:r>
+        <w:t>Cloud-</w:t>
+      </w:r>
+      <w:proofErr w:type="gramStart"/>
+      <w:r>
         <w:t>base</w:t>
       </w:r>
       <w:proofErr w:type="gramEnd"/>
       <w:r>
-        <w:rPr>
-          <w:rFonts w:ascii="Aptos" w:hAnsi="Aptos"/>
-        </w:rPr>
         <w:t xml:space="preserve"> clouds</w:t>
       </w:r>
+    </w:p>
+    <w:p>
+      <w:pPr>
+        <w:pStyle w:val="BodyText"/>
+        <w:rPr>
+          <w:rFonts w:ascii="Aptos" w:hAnsi="Aptos"/>
+        </w:rPr>
+      </w:pPr>
+      <w:r>
+        <w:rPr>
+          <w:rFonts w:ascii="Aptos" w:hAnsi="Aptos"/>
+        </w:rPr>
+        <w:t xml:space="preserve">While shallow cumulus </w:t>
+      </w:r>
+      <w:proofErr w:type="gramStart"/>
+      <w:r>
+        <w:rPr>
+          <w:rFonts w:ascii="Aptos" w:hAnsi="Aptos"/>
+        </w:rPr>
+        <w:t>decrease</w:t>
+      </w:r>
+      <w:proofErr w:type="gramEnd"/>
+      <w:r>
+        <w:rPr>
+          <w:rFonts w:ascii="Aptos" w:hAnsi="Aptos"/>
+        </w:rPr>
+        <w:t xml:space="preserve"> with reduced large-scale overturning, local scaling of the moist turbulent </w:t>
+      </w:r>
+      <w:proofErr w:type="spellStart"/>
+      <w:r>
+        <w:rPr>
+          <w:rFonts w:ascii="Aptos" w:hAnsi="Aptos"/>
+        </w:rPr>
+        <w:t>subcloud</w:t>
+      </w:r>
+      <w:proofErr w:type="spellEnd"/>
+      <w:r>
+        <w:rPr>
+          <w:rFonts w:ascii="Aptos" w:hAnsi="Aptos"/>
+        </w:rPr>
+        <w:t xml:space="preserve"> boundary layer sugges</w:t>
+      </w:r>
+      <w:r>
+        <w:rPr>
+          <w:rFonts w:ascii="Aptos" w:hAnsi="Aptos"/>
+        </w:rPr>
+        <w:t>ts</w:t>
+      </w:r>
+      <w:r>
+        <w:rPr>
+          <w:rFonts w:ascii="Aptos" w:hAnsi="Aptos"/>
+        </w:rPr>
+        <w:t xml:space="preserve"> that cloud base clouds increase by about the same amount. The net cloud radiative effect depends on the relative amount of shallow cumulus vs. cloud-</w:t>
+      </w:r>
+      <w:proofErr w:type="gramStart"/>
+      <w:r>
+        <w:rPr>
+          <w:rFonts w:ascii="Aptos" w:hAnsi="Aptos"/>
+        </w:rPr>
+        <w:t>base</w:t>
+      </w:r>
+      <w:proofErr w:type="gramEnd"/>
+      <w:r>
+        <w:rPr>
+          <w:rFonts w:ascii="Aptos" w:hAnsi="Aptos"/>
+        </w:rPr>
+        <w:t xml:space="preserve"> clouds.</w:t>
+      </w:r>
+    </w:p>
+    <w:p>
+      <w:pPr>
+        <w:pStyle w:val="BodyText"/>
+        <w:rPr>
+          <w:rFonts w:ascii="Aptos" w:hAnsi="Aptos"/>
+        </w:rPr>
+      </w:pPr>
+      <w:r>
+        <w:rPr>
+          <w:rFonts w:ascii="Aptos" w:hAnsi="Aptos"/>
+        </w:rPr>
+        <w:t xml:space="preserve">In </w:t>
+      </w:r>
+      <w:r>
+        <w:rPr>
+          <w:rFonts w:ascii="Aptos" w:hAnsi="Aptos"/>
+        </w:rPr>
+        <w:t>some observations and large-eddy simulation (LES) models</w:t>
+      </w:r>
+      <w:r>
+        <w:rPr>
+          <w:rFonts w:ascii="Aptos" w:hAnsi="Aptos"/>
+        </w:rPr>
+        <w:t xml:space="preserve">, however, </w:t>
+      </w:r>
+      <w:r>
+        <w:rPr>
+          <w:rFonts w:ascii="Aptos" w:hAnsi="Aptos"/>
+        </w:rPr>
+        <w:t>a</w:t>
+      </w:r>
+      <w:r>
+        <w:rPr>
+          <w:rFonts w:ascii="Aptos" w:hAnsi="Aptos"/>
+        </w:rPr>
+        <w:t xml:space="preserve"> cloud fraction </w:t>
+      </w:r>
+      <w:r>
+        <w:rPr>
+          <w:rFonts w:ascii="Aptos" w:hAnsi="Aptos"/>
+        </w:rPr>
+        <w:t xml:space="preserve">maximum of </w:t>
+      </w:r>
+      <w:r>
+        <w:rPr>
+          <w:rFonts w:ascii="Aptos" w:hAnsi="Aptos"/>
+        </w:rPr>
+        <w:t xml:space="preserve">about 5 % </w:t>
+      </w:r>
+      <w:r>
+        <w:rPr>
+          <w:rFonts w:ascii="Aptos" w:hAnsi="Aptos"/>
+        </w:rPr>
+        <w:t xml:space="preserve">is found </w:t>
+      </w:r>
+      <w:r>
+        <w:rPr>
+          <w:rFonts w:ascii="Aptos" w:hAnsi="Aptos"/>
+        </w:rPr>
+        <w:t xml:space="preserve">at cloud base (Bretherton et al. XXXX, Blossey et al. XXXX, Vogel et al. 2022). </w:t>
+      </w:r>
+      <w:r>
+        <w:rPr>
+          <w:rFonts w:ascii="Aptos" w:hAnsi="Aptos"/>
+        </w:rPr>
+        <w:t>T</w:t>
+      </w:r>
+      <w:r>
+        <w:rPr>
+          <w:rFonts w:ascii="Aptos" w:hAnsi="Aptos"/>
+        </w:rPr>
+        <w:t>he cloud top height distribution in GOES observations is uniform with no maximum near cloud base.</w:t>
+      </w:r>
+    </w:p>
+    <w:p>
+      <w:pPr>
+        <w:pStyle w:val="BodyText"/>
+        <w:rPr>
+          <w:rFonts w:ascii="Aptos" w:hAnsi="Aptos"/>
+        </w:rPr>
+      </w:pPr>
+      <w:r>
+        <w:rPr>
+          <w:rFonts w:ascii="Aptos" w:hAnsi="Aptos"/>
+        </w:rPr>
+        <w:t>C</w:t>
+      </w:r>
+      <w:r>
+        <w:rPr>
+          <w:rFonts w:ascii="Aptos" w:hAnsi="Aptos"/>
+        </w:rPr>
+        <w:t>loud-base clouds</w:t>
+      </w:r>
       <w:r>
         <w:rPr>
           <w:rFonts w:ascii="Aptos" w:hAnsi="Aptos"/>
@@ -7152,6 +7453,12 @@
           <w:rFonts w:ascii="Aptos" w:hAnsi="Aptos"/>
         </w:rPr>
         <w:t xml:space="preserve"> thermals</w:t>
+      </w:r>
+      <w:r>
+        <w:rPr>
+          <w:rFonts w:ascii="Aptos" w:hAnsi="Aptos"/>
+        </w:rPr>
+        <w:t>, are not well represented by mass flux model for moist updraft plumes</w:t>
       </w:r>
       <w:r>
         <w:rPr>
@@ -7312,7 +7619,7 @@
         <w:rPr>
           <w:rFonts w:ascii="Aptos" w:hAnsi="Aptos"/>
         </w:rPr>
-        <w:t xml:space="preserve">with the argument </w:t>
+        <w:t xml:space="preserve">with </w:t>
       </w:r>
       <m:oMath>
         <m:r>
@@ -7400,7 +7707,25 @@
         <w:rPr>
           <w:rFonts w:ascii="Aptos" w:hAnsi="Aptos"/>
         </w:rPr>
-        <w:t xml:space="preserve">, which measures the mean saturation deficit at cloud base relative to the </w:t>
+        <w:t xml:space="preserve"> m</w:t>
+      </w:r>
+      <w:r>
+        <w:rPr>
+          <w:rFonts w:ascii="Aptos" w:hAnsi="Aptos"/>
+        </w:rPr>
+        <w:t>easur</w:t>
+      </w:r>
+      <w:r>
+        <w:rPr>
+          <w:rFonts w:ascii="Aptos" w:hAnsi="Aptos"/>
+        </w:rPr>
+        <w:t>ing</w:t>
+      </w:r>
+      <w:r>
+        <w:rPr>
+          <w:rFonts w:ascii="Aptos" w:hAnsi="Aptos"/>
+        </w:rPr>
+        <w:t xml:space="preserve"> the mean saturation deficit at cloud base relative to the </w:t>
       </w:r>
       <w:r>
         <w:rPr>
@@ -7432,7 +7757,6 @@
         <w:rPr>
           <w:rFonts w:ascii="Aptos" w:hAnsi="Aptos"/>
         </w:rPr>
-        <w:lastRenderedPageBreak/>
         <w:t xml:space="preserve">The mean </w:t>
       </w:r>
       <w:r>
@@ -7625,14 +7949,13 @@
             <m:ctrlPr>
               <w:rPr>
                 <w:rFonts w:ascii="Cambria Math" w:hAnsi="Cambria Math"/>
+                <w:i/>
+                <w:iCs/>
               </w:rPr>
             </m:ctrlPr>
           </m:sSubPr>
           <m:e>
             <m:r>
-              <m:rPr>
-                <m:sty m:val="p"/>
-              </m:rPr>
               <w:rPr>
                 <w:rFonts w:ascii="Cambria Math" w:hAnsi="Cambria Math"/>
               </w:rPr>
@@ -7641,9 +7964,6 @@
           </m:e>
           <m:sub>
             <m:r>
-              <m:rPr>
-                <m:sty m:val="p"/>
-              </m:rPr>
               <w:rPr>
                 <w:rFonts w:ascii="Cambria Math" w:hAnsi="Cambria Math"/>
               </w:rPr>
@@ -7853,7 +8173,13 @@
         <w:rPr>
           <w:rFonts w:ascii="Aptos" w:hAnsi="Aptos"/>
         </w:rPr>
-        <w:t>) is parameterized</w:t>
+        <w:t xml:space="preserve">) is </w:t>
+      </w:r>
+      <w:r>
+        <w:rPr>
+          <w:rFonts w:ascii="Aptos" w:hAnsi="Aptos"/>
+        </w:rPr>
+        <w:t>parameterized as a function of the turbulence,</w:t>
       </w:r>
       <w:r>
         <w:rPr>
@@ -8050,7 +8376,55 @@
         <w:rPr>
           <w:rFonts w:ascii="Aptos" w:hAnsi="Aptos"/>
         </w:rPr>
-        <w:t xml:space="preserve">where </w:t>
+        <w:t>where</w:t>
+      </w:r>
+      <w:r>
+        <w:rPr>
+          <w:rFonts w:ascii="Aptos" w:hAnsi="Aptos"/>
+        </w:rPr>
+        <w:t xml:space="preserve"> </w:t>
+      </w:r>
+      <m:oMath>
+        <m:sSub>
+          <m:sSubPr>
+            <m:ctrlPr>
+              <w:rPr>
+                <w:rFonts w:ascii="Cambria Math" w:hAnsi="Cambria Math"/>
+              </w:rPr>
+            </m:ctrlPr>
+          </m:sSubPr>
+          <m:e>
+            <m:r>
+              <w:rPr>
+                <w:rFonts w:ascii="Cambria Math" w:hAnsi="Cambria Math"/>
+              </w:rPr>
+              <m:t>k</m:t>
+            </m:r>
+          </m:e>
+          <m:sub>
+            <m:r>
+              <m:rPr>
+                <m:sty m:val="p"/>
+              </m:rPr>
+              <w:rPr>
+                <w:rFonts w:ascii="Cambria Math" w:hAnsi="Cambria Math"/>
+              </w:rPr>
+              <m:t>1</m:t>
+            </m:r>
+          </m:sub>
+        </m:sSub>
+      </m:oMath>
+      <w:r>
+        <w:rPr>
+          <w:rFonts w:ascii="Aptos" w:eastAsiaTheme="minorEastAsia" w:hAnsi="Aptos"/>
+        </w:rPr>
+        <w:t xml:space="preserve"> is a constant and</w:t>
+      </w:r>
+      <w:r>
+        <w:rPr>
+          <w:rFonts w:ascii="Aptos" w:hAnsi="Aptos"/>
+        </w:rPr>
+        <w:t xml:space="preserve"> </w:t>
       </w:r>
       <m:oMath>
         <m:sSup>
@@ -8149,7 +8523,7 @@
         <w:rPr>
           <w:rFonts w:ascii="Aptos" w:hAnsi="Aptos"/>
         </w:rPr>
-        <w:t xml:space="preserve"> is the friction velocity. The humidity variance resulting from the production-dissipation balance,</w:t>
+        <w:t xml:space="preserve"> is the friction velocity. The humidity variance </w:t>
       </w:r>
       <w:r>
         <w:rPr>
@@ -8419,6 +8793,18 @@
         <w:rPr>
           <w:rFonts w:ascii="Aptos" w:hAnsi="Aptos"/>
         </w:rPr>
+        <w:t>from the production-dissipation balance,</w:t>
+      </w:r>
+      <w:r>
+        <w:rPr>
+          <w:rFonts w:ascii="Aptos" w:hAnsi="Aptos"/>
+        </w:rPr>
+        <w:t xml:space="preserve"> </w:t>
+      </w:r>
+      <w:r>
+        <w:rPr>
+          <w:rFonts w:ascii="Aptos" w:hAnsi="Aptos"/>
+        </w:rPr>
         <w:t xml:space="preserve">depends on the surface to cloud base humidity difference </w:t>
       </w:r>
       <m:oMath>
@@ -8832,6 +9218,68 @@
               </m:ctrlPr>
             </m:sSupPr>
             <m:e>
+              <m:r>
+                <w:rPr>
+                  <w:rFonts w:ascii="Cambria Math" w:hAnsi="Cambria Math"/>
+                </w:rPr>
+                <m:t>[</m:t>
+              </m:r>
+              <m:sSup>
+                <m:sSupPr>
+                  <m:ctrlPr>
+                    <w:rPr>
+                      <w:rFonts w:ascii="Cambria Math" w:hAnsi="Cambria Math"/>
+                    </w:rPr>
+                  </m:ctrlPr>
+                </m:sSupPr>
+                <m:e>
+                  <m:r>
+                    <w:rPr>
+                      <w:rFonts w:ascii="Cambria Math" w:hAnsi="Cambria Math"/>
+                    </w:rPr>
+                    <m:t>u</m:t>
+                  </m:r>
+                </m:e>
+                <m:sup>
+                  <m:r>
+                    <m:rPr>
+                      <m:sty m:val="p"/>
+                    </m:rPr>
+                    <w:rPr>
+                      <w:rFonts w:ascii="Cambria Math" w:hAnsi="Cambria Math"/>
+                    </w:rPr>
+                    <m:t>*</m:t>
+                  </m:r>
+                </m:sup>
+              </m:sSup>
+              <m:sSup>
+                <m:sSupPr>
+                  <m:ctrlPr>
+                    <w:rPr>
+                      <w:rFonts w:ascii="Cambria Math" w:hAnsi="Cambria Math"/>
+                    </w:rPr>
+                  </m:ctrlPr>
+                </m:sSupPr>
+                <m:e>
+                  <m:r>
+                    <w:rPr>
+                      <w:rFonts w:ascii="Cambria Math" w:hAnsi="Cambria Math"/>
+                    </w:rPr>
+                    <m:t>q</m:t>
+                  </m:r>
+                </m:e>
+                <m:sup>
+                  <m:r>
+                    <m:rPr>
+                      <m:sty m:val="p"/>
+                    </m:rPr>
+                    <w:rPr>
+                      <w:rFonts w:ascii="Cambria Math" w:hAnsi="Cambria Math"/>
+                    </w:rPr>
+                    <m:t>*</m:t>
+                  </m:r>
+                </m:sup>
+              </m:sSup>
               <m:d>
                 <m:dPr>
                   <m:ctrlPr>
@@ -8841,42 +9289,14 @@
                   </m:ctrlPr>
                 </m:dPr>
                 <m:e>
-                  <m:sSup>
-                    <m:sSupPr>
+                  <m:sSub>
+                    <m:sSubPr>
                       <m:ctrlPr>
                         <w:rPr>
                           <w:rFonts w:ascii="Cambria Math" w:hAnsi="Cambria Math"/>
                         </w:rPr>
                       </m:ctrlPr>
-                    </m:sSupPr>
-                    <m:e>
-                      <m:r>
-                        <w:rPr>
-                          <w:rFonts w:ascii="Cambria Math" w:hAnsi="Cambria Math"/>
-                        </w:rPr>
-                        <m:t>u</m:t>
-                      </m:r>
-                    </m:e>
-                    <m:sup>
-                      <m:r>
-                        <m:rPr>
-                          <m:sty m:val="p"/>
-                        </m:rPr>
-                        <w:rPr>
-                          <w:rFonts w:ascii="Cambria Math" w:hAnsi="Cambria Math"/>
-                        </w:rPr>
-                        <m:t>*</m:t>
-                      </m:r>
-                    </m:sup>
-                  </m:sSup>
-                  <m:sSup>
-                    <m:sSupPr>
-                      <m:ctrlPr>
-                        <w:rPr>
-                          <w:rFonts w:ascii="Cambria Math" w:hAnsi="Cambria Math"/>
-                        </w:rPr>
-                      </m:ctrlPr>
-                    </m:sSupPr>
+                    </m:sSubPr>
                     <m:e>
                       <m:r>
                         <w:rPr>
@@ -8885,7 +9305,7 @@
                         <m:t>q</m:t>
                       </m:r>
                     </m:e>
-                    <m:sup>
+                    <m:sub>
                       <m:r>
                         <m:rPr>
                           <m:sty m:val="p"/>
@@ -8893,83 +9313,10 @@
                         <w:rPr>
                           <w:rFonts w:ascii="Cambria Math" w:hAnsi="Cambria Math"/>
                         </w:rPr>
-                        <m:t>*</m:t>
+                        <m:t>0</m:t>
                       </m:r>
-                    </m:sup>
-                  </m:sSup>
-                  <m:d>
-                    <m:dPr>
-                      <m:ctrlPr>
-                        <w:rPr>
-                          <w:rFonts w:ascii="Cambria Math" w:hAnsi="Cambria Math"/>
-                        </w:rPr>
-                      </m:ctrlPr>
-                    </m:dPr>
-                    <m:e>
-                      <m:sSub>
-                        <m:sSubPr>
-                          <m:ctrlPr>
-                            <w:rPr>
-                              <w:rFonts w:ascii="Cambria Math" w:hAnsi="Cambria Math"/>
-                            </w:rPr>
-                          </m:ctrlPr>
-                        </m:sSubPr>
-                        <m:e>
-                          <m:r>
-                            <w:rPr>
-                              <w:rFonts w:ascii="Cambria Math" w:hAnsi="Cambria Math"/>
-                            </w:rPr>
-                            <m:t>q</m:t>
-                          </m:r>
-                        </m:e>
-                        <m:sub>
-                          <m:r>
-                            <m:rPr>
-                              <m:sty m:val="p"/>
-                            </m:rPr>
-                            <w:rPr>
-                              <w:rFonts w:ascii="Cambria Math" w:hAnsi="Cambria Math"/>
-                            </w:rPr>
-                            <m:t>0</m:t>
-                          </m:r>
-                        </m:sub>
-                      </m:sSub>
-                      <m:r>
-                        <m:rPr>
-                          <m:sty m:val="p"/>
-                        </m:rPr>
-                        <w:rPr>
-                          <w:rFonts w:ascii="Cambria Math" w:hAnsi="Cambria Math"/>
-                        </w:rPr>
-                        <m:t>-</m:t>
-                      </m:r>
-                      <m:sSub>
-                        <m:sSubPr>
-                          <m:ctrlPr>
-                            <w:rPr>
-                              <w:rFonts w:ascii="Cambria Math" w:hAnsi="Cambria Math"/>
-                            </w:rPr>
-                          </m:ctrlPr>
-                        </m:sSubPr>
-                        <m:e>
-                          <m:r>
-                            <w:rPr>
-                              <w:rFonts w:ascii="Cambria Math" w:hAnsi="Cambria Math"/>
-                            </w:rPr>
-                            <m:t>q</m:t>
-                          </m:r>
-                        </m:e>
-                        <m:sub>
-                          <m:r>
-                            <w:rPr>
-                              <w:rFonts w:ascii="Cambria Math" w:hAnsi="Cambria Math"/>
-                            </w:rPr>
-                            <m:t>CB</m:t>
-                          </m:r>
-                        </m:sub>
-                      </m:sSub>
-                    </m:e>
-                  </m:d>
+                    </m:sub>
+                  </m:sSub>
                   <m:r>
                     <m:rPr>
                       <m:sty m:val="p"/>
@@ -8977,123 +9324,16 @@
                     <w:rPr>
                       <w:rFonts w:ascii="Cambria Math" w:hAnsi="Cambria Math"/>
                     </w:rPr>
-                    <m:t>/(</m:t>
+                    <m:t>-</m:t>
                   </m:r>
-                  <m:sSup>
-                    <m:sSupPr>
+                  <m:sSub>
+                    <m:sSubPr>
                       <m:ctrlPr>
                         <w:rPr>
                           <w:rFonts w:ascii="Cambria Math" w:hAnsi="Cambria Math"/>
                         </w:rPr>
                       </m:ctrlPr>
-                    </m:sSupPr>
-                    <m:e>
-                      <m:sSub>
-                        <m:sSubPr>
-                          <m:ctrlPr>
-                            <w:rPr>
-                              <w:rFonts w:ascii="Cambria Math" w:hAnsi="Cambria Math"/>
-                            </w:rPr>
-                          </m:ctrlPr>
-                        </m:sSubPr>
-                        <m:e>
-                          <m:r>
-                            <w:rPr>
-                              <w:rFonts w:ascii="Cambria Math" w:hAnsi="Cambria Math"/>
-                            </w:rPr>
-                            <m:t>k</m:t>
-                          </m:r>
-                        </m:e>
-                        <m:sub>
-                          <m:r>
-                            <m:rPr>
-                              <m:sty m:val="p"/>
-                            </m:rPr>
-                            <w:rPr>
-                              <w:rFonts w:ascii="Cambria Math" w:hAnsi="Cambria Math"/>
-                            </w:rPr>
-                            <m:t>1</m:t>
-                          </m:r>
-                        </m:sub>
-                      </m:sSub>
-                      <m:r>
-                        <w:rPr>
-                          <w:rFonts w:ascii="Cambria Math" w:hAnsi="Cambria Math"/>
-                        </w:rPr>
-                        <m:t>u</m:t>
-                      </m:r>
-                    </m:e>
-                    <m:sup>
-                      <m:r>
-                        <m:rPr>
-                          <m:sty m:val="p"/>
-                        </m:rPr>
-                        <w:rPr>
-                          <w:rFonts w:ascii="Cambria Math" w:hAnsi="Cambria Math"/>
-                        </w:rPr>
-                        <m:t>*</m:t>
-                      </m:r>
-                    </m:sup>
-                  </m:sSup>
-                  <m:r>
-                    <m:rPr>
-                      <m:sty m:val="p"/>
-                    </m:rPr>
-                    <w:rPr>
-                      <w:rFonts w:ascii="Cambria Math" w:hAnsi="Cambria Math"/>
-                    </w:rPr>
-                    <m:t>)</m:t>
-                  </m:r>
-                </m:e>
-              </m:d>
-            </m:e>
-            <m:sup>
-              <m:r>
-                <m:rPr>
-                  <m:sty m:val="p"/>
-                </m:rPr>
-                <w:rPr>
-                  <w:rFonts w:ascii="Cambria Math" w:hAnsi="Cambria Math"/>
-                </w:rPr>
-                <m:t>1/2</m:t>
-              </m:r>
-            </m:sup>
-          </m:sSup>
-          <m:r>
-            <m:rPr>
-              <m:sty m:val="p"/>
-            </m:rPr>
-            <w:rPr>
-              <w:rFonts w:ascii="Cambria Math" w:hAnsi="Cambria Math"/>
-            </w:rPr>
-            <m:t>=</m:t>
-          </m:r>
-          <m:sSup>
-            <m:sSupPr>
-              <m:ctrlPr>
-                <w:rPr>
-                  <w:rFonts w:ascii="Cambria Math" w:hAnsi="Cambria Math"/>
-                </w:rPr>
-              </m:ctrlPr>
-            </m:sSupPr>
-            <m:e>
-              <m:d>
-                <m:dPr>
-                  <m:ctrlPr>
-                    <w:rPr>
-                      <w:rFonts w:ascii="Cambria Math" w:hAnsi="Cambria Math"/>
-                    </w:rPr>
-                  </m:ctrlPr>
-                </m:dPr>
-                <m:e>
-                  <m:sSup>
-                    <m:sSupPr>
-                      <m:ctrlPr>
-                        <w:rPr>
-                          <w:rFonts w:ascii="Cambria Math" w:hAnsi="Cambria Math"/>
-                        </w:rPr>
-                      </m:ctrlPr>
-                    </m:sSupPr>
+                    </m:sSubPr>
                     <m:e>
                       <m:r>
                         <w:rPr>
@@ -9102,100 +9342,35 @@
                         <m:t>q</m:t>
                       </m:r>
                     </m:e>
-                    <m:sup>
+                    <m:sub>
                       <m:r>
-                        <m:rPr>
-                          <m:sty m:val="p"/>
-                        </m:rPr>
                         <w:rPr>
                           <w:rFonts w:ascii="Cambria Math" w:hAnsi="Cambria Math"/>
                         </w:rPr>
-                        <m:t>*</m:t>
+                        <m:t>CB</m:t>
                       </m:r>
-                    </m:sup>
-                  </m:sSup>
-                  <m:d>
-                    <m:dPr>
-                      <m:ctrlPr>
-                        <w:rPr>
-                          <w:rFonts w:ascii="Cambria Math" w:hAnsi="Cambria Math"/>
-                        </w:rPr>
-                      </m:ctrlPr>
-                    </m:dPr>
-                    <m:e>
-                      <m:sSub>
-                        <m:sSubPr>
-                          <m:ctrlPr>
-                            <w:rPr>
-                              <w:rFonts w:ascii="Cambria Math" w:hAnsi="Cambria Math"/>
-                            </w:rPr>
-                          </m:ctrlPr>
-                        </m:sSubPr>
-                        <m:e>
-                          <m:r>
-                            <w:rPr>
-                              <w:rFonts w:ascii="Cambria Math" w:hAnsi="Cambria Math"/>
-                            </w:rPr>
-                            <m:t>q</m:t>
-                          </m:r>
-                        </m:e>
-                        <m:sub>
-                          <m:r>
-                            <m:rPr>
-                              <m:sty m:val="p"/>
-                            </m:rPr>
-                            <w:rPr>
-                              <w:rFonts w:ascii="Cambria Math" w:hAnsi="Cambria Math"/>
-                            </w:rPr>
-                            <m:t>0</m:t>
-                          </m:r>
-                        </m:sub>
-                      </m:sSub>
-                      <m:r>
-                        <m:rPr>
-                          <m:sty m:val="p"/>
-                        </m:rPr>
-                        <w:rPr>
-                          <w:rFonts w:ascii="Cambria Math" w:hAnsi="Cambria Math"/>
-                        </w:rPr>
-                        <m:t>-</m:t>
-                      </m:r>
-                      <m:sSub>
-                        <m:sSubPr>
-                          <m:ctrlPr>
-                            <w:rPr>
-                              <w:rFonts w:ascii="Cambria Math" w:hAnsi="Cambria Math"/>
-                            </w:rPr>
-                          </m:ctrlPr>
-                        </m:sSubPr>
-                        <m:e>
-                          <m:r>
-                            <w:rPr>
-                              <w:rFonts w:ascii="Cambria Math" w:hAnsi="Cambria Math"/>
-                            </w:rPr>
-                            <m:t>q</m:t>
-                          </m:r>
-                        </m:e>
-                        <m:sub>
-                          <m:r>
-                            <w:rPr>
-                              <w:rFonts w:ascii="Cambria Math" w:hAnsi="Cambria Math"/>
-                            </w:rPr>
-                            <m:t>CB</m:t>
-                          </m:r>
-                        </m:sub>
-                      </m:sSub>
-                    </m:e>
-                  </m:d>
-                  <m:r>
-                    <m:rPr>
-                      <m:sty m:val="p"/>
-                    </m:rPr>
+                    </m:sub>
+                  </m:sSub>
+                </m:e>
+              </m:d>
+              <m:r>
+                <m:rPr>
+                  <m:sty m:val="p"/>
+                </m:rPr>
+                <w:rPr>
+                  <w:rFonts w:ascii="Cambria Math" w:hAnsi="Cambria Math"/>
+                </w:rPr>
+                <m:t>/(</m:t>
+              </m:r>
+              <m:sSup>
+                <m:sSupPr>
+                  <m:ctrlPr>
                     <w:rPr>
                       <w:rFonts w:ascii="Cambria Math" w:hAnsi="Cambria Math"/>
                     </w:rPr>
-                    <m:t>/</m:t>
-                  </m:r>
+                  </m:ctrlPr>
+                </m:sSupPr>
+                <m:e>
                   <m:sSub>
                     <m:sSubPr>
                       <m:ctrlPr>
@@ -9224,8 +9399,218 @@
                       </m:r>
                     </m:sub>
                   </m:sSub>
+                  <m:r>
+                    <w:rPr>
+                      <w:rFonts w:ascii="Cambria Math" w:hAnsi="Cambria Math"/>
+                    </w:rPr>
+                    <m:t>u</m:t>
+                  </m:r>
+                </m:e>
+                <m:sup>
+                  <m:r>
+                    <m:rPr>
+                      <m:sty m:val="p"/>
+                    </m:rPr>
+                    <w:rPr>
+                      <w:rFonts w:ascii="Cambria Math" w:hAnsi="Cambria Math"/>
+                    </w:rPr>
+                    <m:t>*</m:t>
+                  </m:r>
+                </m:sup>
+              </m:sSup>
+              <m:r>
+                <m:rPr>
+                  <m:sty m:val="p"/>
+                </m:rPr>
+                <w:rPr>
+                  <w:rFonts w:ascii="Cambria Math" w:hAnsi="Cambria Math"/>
+                </w:rPr>
+                <m:t>)</m:t>
+              </m:r>
+              <m:r>
+                <w:rPr>
+                  <w:rFonts w:ascii="Cambria Math" w:hAnsi="Cambria Math"/>
+                </w:rPr>
+                <m:t>]</m:t>
+              </m:r>
+            </m:e>
+            <m:sup>
+              <m:r>
+                <w:rPr>
+                  <w:rFonts w:ascii="Cambria Math" w:hAnsi="Cambria Math"/>
+                </w:rPr>
+                <m:t>1/2</m:t>
+              </m:r>
+            </m:sup>
+          </m:sSup>
+          <m:r>
+            <m:rPr>
+              <m:sty m:val="p"/>
+            </m:rPr>
+            <w:rPr>
+              <w:rFonts w:ascii="Cambria Math" w:hAnsi="Cambria Math"/>
+            </w:rPr>
+            <m:t>=</m:t>
+          </m:r>
+          <m:sSup>
+            <m:sSupPr>
+              <m:ctrlPr>
+                <w:rPr>
+                  <w:rFonts w:ascii="Cambria Math" w:hAnsi="Cambria Math"/>
+                </w:rPr>
+              </m:ctrlPr>
+            </m:sSupPr>
+            <m:e>
+              <m:r>
+                <w:rPr>
+                  <w:rFonts w:ascii="Cambria Math" w:hAnsi="Cambria Math"/>
+                </w:rPr>
+                <m:t>[</m:t>
+              </m:r>
+              <m:sSup>
+                <m:sSupPr>
+                  <m:ctrlPr>
+                    <w:rPr>
+                      <w:rFonts w:ascii="Cambria Math" w:hAnsi="Cambria Math"/>
+                    </w:rPr>
+                  </m:ctrlPr>
+                </m:sSupPr>
+                <m:e>
+                  <m:r>
+                    <w:rPr>
+                      <w:rFonts w:ascii="Cambria Math" w:hAnsi="Cambria Math"/>
+                    </w:rPr>
+                    <m:t>q</m:t>
+                  </m:r>
+                </m:e>
+                <m:sup>
+                  <m:r>
+                    <m:rPr>
+                      <m:sty m:val="p"/>
+                    </m:rPr>
+                    <w:rPr>
+                      <w:rFonts w:ascii="Cambria Math" w:hAnsi="Cambria Math"/>
+                    </w:rPr>
+                    <m:t>*</m:t>
+                  </m:r>
+                </m:sup>
+              </m:sSup>
+              <m:d>
+                <m:dPr>
+                  <m:ctrlPr>
+                    <w:rPr>
+                      <w:rFonts w:ascii="Cambria Math" w:hAnsi="Cambria Math"/>
+                    </w:rPr>
+                  </m:ctrlPr>
+                </m:dPr>
+                <m:e>
+                  <m:sSub>
+                    <m:sSubPr>
+                      <m:ctrlPr>
+                        <w:rPr>
+                          <w:rFonts w:ascii="Cambria Math" w:hAnsi="Cambria Math"/>
+                        </w:rPr>
+                      </m:ctrlPr>
+                    </m:sSubPr>
+                    <m:e>
+                      <m:r>
+                        <w:rPr>
+                          <w:rFonts w:ascii="Cambria Math" w:hAnsi="Cambria Math"/>
+                        </w:rPr>
+                        <m:t>q</m:t>
+                      </m:r>
+                    </m:e>
+                    <m:sub>
+                      <m:r>
+                        <m:rPr>
+                          <m:sty m:val="p"/>
+                        </m:rPr>
+                        <w:rPr>
+                          <w:rFonts w:ascii="Cambria Math" w:hAnsi="Cambria Math"/>
+                        </w:rPr>
+                        <m:t>0</m:t>
+                      </m:r>
+                    </m:sub>
+                  </m:sSub>
+                  <m:r>
+                    <m:rPr>
+                      <m:sty m:val="p"/>
+                    </m:rPr>
+                    <w:rPr>
+                      <w:rFonts w:ascii="Cambria Math" w:hAnsi="Cambria Math"/>
+                    </w:rPr>
+                    <m:t>-</m:t>
+                  </m:r>
+                  <m:sSub>
+                    <m:sSubPr>
+                      <m:ctrlPr>
+                        <w:rPr>
+                          <w:rFonts w:ascii="Cambria Math" w:hAnsi="Cambria Math"/>
+                        </w:rPr>
+                      </m:ctrlPr>
+                    </m:sSubPr>
+                    <m:e>
+                      <m:r>
+                        <w:rPr>
+                          <w:rFonts w:ascii="Cambria Math" w:hAnsi="Cambria Math"/>
+                        </w:rPr>
+                        <m:t>q</m:t>
+                      </m:r>
+                    </m:e>
+                    <m:sub>
+                      <m:r>
+                        <w:rPr>
+                          <w:rFonts w:ascii="Cambria Math" w:hAnsi="Cambria Math"/>
+                        </w:rPr>
+                        <m:t>CB</m:t>
+                      </m:r>
+                    </m:sub>
+                  </m:sSub>
                 </m:e>
               </m:d>
+              <m:r>
+                <m:rPr>
+                  <m:sty m:val="p"/>
+                </m:rPr>
+                <w:rPr>
+                  <w:rFonts w:ascii="Cambria Math" w:hAnsi="Cambria Math"/>
+                </w:rPr>
+                <m:t>/</m:t>
+              </m:r>
+              <m:sSub>
+                <m:sSubPr>
+                  <m:ctrlPr>
+                    <w:rPr>
+                      <w:rFonts w:ascii="Cambria Math" w:hAnsi="Cambria Math"/>
+                    </w:rPr>
+                  </m:ctrlPr>
+                </m:sSubPr>
+                <m:e>
+                  <m:r>
+                    <w:rPr>
+                      <w:rFonts w:ascii="Cambria Math" w:hAnsi="Cambria Math"/>
+                    </w:rPr>
+                    <m:t>k</m:t>
+                  </m:r>
+                </m:e>
+                <m:sub>
+                  <m:r>
+                    <m:rPr>
+                      <m:sty m:val="p"/>
+                    </m:rPr>
+                    <w:rPr>
+                      <w:rFonts w:ascii="Cambria Math" w:hAnsi="Cambria Math"/>
+                    </w:rPr>
+                    <m:t>1</m:t>
+                  </m:r>
+                </m:sub>
+              </m:sSub>
+              <m:r>
+                <w:rPr>
+                  <w:rFonts w:ascii="Cambria Math" w:hAnsi="Cambria Math"/>
+                </w:rPr>
+                <m:t>]</m:t>
+              </m:r>
             </m:e>
             <m:sup>
               <m:r>
@@ -9571,52 +9956,21 @@
         <w:rPr>
           <w:rFonts w:ascii="Aptos" w:hAnsi="Aptos"/>
         </w:rPr>
-        <w:t xml:space="preserve">scales with the flux humidity scale </w:t>
-      </w:r>
-      <m:oMath>
-        <m:sSup>
-          <m:sSupPr>
-            <m:ctrlPr>
-              <w:rPr>
-                <w:rFonts w:ascii="Cambria Math" w:hAnsi="Cambria Math"/>
-              </w:rPr>
-            </m:ctrlPr>
-          </m:sSupPr>
-          <m:e>
-            <m:r>
-              <w:rPr>
-                <w:rFonts w:ascii="Cambria Math" w:hAnsi="Cambria Math"/>
-              </w:rPr>
-              <m:t>q</m:t>
-            </m:r>
-          </m:e>
-          <m:sup>
-            <m:r>
-              <m:rPr>
-                <m:sty m:val="p"/>
-              </m:rPr>
-              <w:rPr>
-                <w:rFonts w:ascii="Cambria Math" w:hAnsi="Cambria Math"/>
-              </w:rPr>
-              <m:t>*</m:t>
-            </m:r>
-          </m:sup>
-        </m:sSup>
-      </m:oMath>
-      <w:r>
-        <w:rPr>
-          <w:rFonts w:ascii="Aptos" w:hAnsi="Aptos"/>
-        </w:rPr>
-        <w:t>, the subcloud mean humidity difference, and the saturation specific humidity.</w:t>
-      </w:r>
-    </w:p>
-    <w:p>
-      <w:pPr>
-        <w:pStyle w:val="Heading30"/>
-      </w:pPr>
-      <w:bookmarkStart w:id="4" w:name="scaling-subcloud-humidity-with-warming"/>
-      <w:r>
-        <w:t>Scaling with warming</w:t>
+        <w:t xml:space="preserve">scales with the humidity scale, the </w:t>
+      </w:r>
+      <w:proofErr w:type="spellStart"/>
+      <w:r>
+        <w:rPr>
+          <w:rFonts w:ascii="Aptos" w:hAnsi="Aptos"/>
+        </w:rPr>
+        <w:t>subcloud</w:t>
+      </w:r>
+      <w:proofErr w:type="spellEnd"/>
+      <w:r>
+        <w:rPr>
+          <w:rFonts w:ascii="Aptos" w:hAnsi="Aptos"/>
+        </w:rPr>
+        <w:t xml:space="preserve"> mean humidity difference, and the saturation specific humidity.</w:t>
       </w:r>
     </w:p>
     <w:p>
@@ -9626,249 +9980,7 @@
           <w:rFonts w:ascii="Aptos" w:hAnsi="Aptos"/>
         </w:rPr>
       </w:pPr>
-      <w:r>
-        <w:rPr>
-          <w:rFonts w:ascii="Aptos" w:hAnsi="Aptos"/>
-        </w:rPr>
-        <w:t xml:space="preserve">If wind speed and the vapor transfer coefficient stay the same and </w:t>
-      </w:r>
-      <m:oMath>
-        <m:sSub>
-          <m:sSubPr>
-            <m:ctrlPr>
-              <w:rPr>
-                <w:rFonts w:ascii="Cambria Math" w:hAnsi="Cambria Math"/>
-              </w:rPr>
-            </m:ctrlPr>
-          </m:sSubPr>
-          <m:e>
-            <m:r>
-              <w:rPr>
-                <w:rFonts w:ascii="Cambria Math" w:hAnsi="Cambria Math"/>
-              </w:rPr>
-              <m:t>q</m:t>
-            </m:r>
-          </m:e>
-          <m:sub>
-            <m:r>
-              <w:rPr>
-                <w:rFonts w:ascii="Cambria Math" w:hAnsi="Cambria Math"/>
-              </w:rPr>
-              <m:t>s</m:t>
-            </m:r>
-          </m:sub>
-        </m:sSub>
-      </m:oMath>
-      <w:r>
-        <w:rPr>
-          <w:rFonts w:ascii="Aptos" w:hAnsi="Aptos"/>
-        </w:rPr>
-        <w:t xml:space="preserve"> increases by +7 % K</w:t>
-      </w:r>
-      <w:r>
-        <w:rPr>
-          <w:rFonts w:ascii="Aptos" w:hAnsi="Aptos"/>
-          <w:vertAlign w:val="superscript"/>
-        </w:rPr>
-        <w:t>–1</w:t>
-      </w:r>
-      <w:r>
-        <w:rPr>
-          <w:rFonts w:ascii="Aptos" w:hAnsi="Aptos"/>
-        </w:rPr>
-        <w:t xml:space="preserve">, the sensitivity of the surface evaporation flux </w:t>
-      </w:r>
-      <m:oMath>
-        <m:sSub>
-          <m:sSubPr>
-            <m:ctrlPr>
-              <w:rPr>
-                <w:rFonts w:ascii="Cambria Math" w:hAnsi="Cambria Math"/>
-              </w:rPr>
-            </m:ctrlPr>
-          </m:sSubPr>
-          <m:e>
-            <m:r>
-              <w:rPr>
-                <w:rFonts w:ascii="Cambria Math" w:hAnsi="Cambria Math"/>
-              </w:rPr>
-              <m:t>E</m:t>
-            </m:r>
-          </m:e>
-          <m:sub>
-            <m:r>
-              <m:rPr>
-                <m:sty m:val="p"/>
-              </m:rPr>
-              <w:rPr>
-                <w:rFonts w:ascii="Cambria Math" w:hAnsi="Cambria Math"/>
-              </w:rPr>
-              <m:t>0</m:t>
-            </m:r>
-          </m:sub>
-        </m:sSub>
-        <m:r>
-          <m:rPr>
-            <m:sty m:val="p"/>
-          </m:rPr>
-          <w:rPr>
-            <w:rFonts w:ascii="Cambria Math" w:hAnsi="Cambria Math"/>
-          </w:rPr>
-          <m:t>=</m:t>
-        </m:r>
-        <m:r>
-          <w:rPr>
-            <w:rFonts w:ascii="Cambria Math" w:hAnsi="Cambria Math"/>
-          </w:rPr>
-          <m:t>ρL</m:t>
-        </m:r>
-        <m:sSub>
-          <m:sSubPr>
-            <m:ctrlPr>
-              <w:rPr>
-                <w:rFonts w:ascii="Cambria Math" w:hAnsi="Cambria Math"/>
-              </w:rPr>
-            </m:ctrlPr>
-          </m:sSubPr>
-          <m:e>
-            <m:r>
-              <w:rPr>
-                <w:rFonts w:ascii="Cambria Math" w:hAnsi="Cambria Math"/>
-              </w:rPr>
-              <m:t>C</m:t>
-            </m:r>
-          </m:e>
-          <m:sub>
-            <m:r>
-              <w:rPr>
-                <w:rFonts w:ascii="Cambria Math" w:hAnsi="Cambria Math"/>
-              </w:rPr>
-              <m:t>E</m:t>
-            </m:r>
-          </m:sub>
-        </m:sSub>
-        <m:r>
-          <w:rPr>
-            <w:rFonts w:ascii="Cambria Math" w:hAnsi="Cambria Math"/>
-          </w:rPr>
-          <m:t>U</m:t>
-        </m:r>
-        <m:sSub>
-          <m:sSubPr>
-            <m:ctrlPr>
-              <w:rPr>
-                <w:rFonts w:ascii="Cambria Math" w:hAnsi="Cambria Math"/>
-              </w:rPr>
-            </m:ctrlPr>
-          </m:sSubPr>
-          <m:e>
-            <m:r>
-              <w:rPr>
-                <w:rFonts w:ascii="Cambria Math" w:hAnsi="Cambria Math"/>
-              </w:rPr>
-              <m:t>q</m:t>
-            </m:r>
-          </m:e>
-          <m:sub>
-            <m:r>
-              <w:rPr>
-                <w:rFonts w:ascii="Cambria Math" w:hAnsi="Cambria Math"/>
-              </w:rPr>
-              <m:t>s</m:t>
-            </m:r>
-          </m:sub>
-        </m:sSub>
-        <m:r>
-          <m:rPr>
-            <m:sty m:val="p"/>
-          </m:rPr>
-          <w:rPr>
-            <w:rFonts w:ascii="Cambria Math" w:hAnsi="Cambria Math"/>
-          </w:rPr>
-          <m:t>(1-RH)</m:t>
-        </m:r>
-      </m:oMath>
-      <w:r>
-        <w:rPr>
-          <w:rFonts w:ascii="Aptos" w:hAnsi="Aptos"/>
-        </w:rPr>
-        <w:t xml:space="preserve"> is limited to +2 % K</w:t>
-      </w:r>
-      <w:r>
-        <w:rPr>
-          <w:rFonts w:ascii="Aptos" w:hAnsi="Aptos"/>
-          <w:vertAlign w:val="superscript"/>
-        </w:rPr>
-        <w:t>–1</w:t>
-      </w:r>
-      <w:r>
-        <w:rPr>
-          <w:rFonts w:ascii="Aptos" w:hAnsi="Aptos"/>
-        </w:rPr>
-        <w:t>. This is achieved by</w:t>
-      </w:r>
-      <w:r>
-        <w:rPr>
-          <w:rFonts w:ascii="Aptos" w:hAnsi="Aptos"/>
-        </w:rPr>
-        <w:t xml:space="preserve"> quenching the surface relative saturation deficit </w:t>
-      </w:r>
-      <m:oMath>
-        <m:r>
-          <m:rPr>
-            <m:sty m:val="p"/>
-          </m:rPr>
-          <w:rPr>
-            <w:rFonts w:ascii="Cambria Math" w:hAnsi="Cambria Math"/>
-          </w:rPr>
-          <m:t>1-RH</m:t>
-        </m:r>
-      </m:oMath>
-      <w:r>
-        <w:rPr>
-          <w:rFonts w:ascii="Aptos" w:hAnsi="Aptos"/>
-        </w:rPr>
-        <w:t xml:space="preserve"> by –5 % K</w:t>
-      </w:r>
-      <w:r>
-        <w:rPr>
-          <w:rFonts w:ascii="Aptos" w:hAnsi="Aptos"/>
-          <w:vertAlign w:val="superscript"/>
-        </w:rPr>
-        <w:t>–1</w:t>
-      </w:r>
-      <w:r>
-        <w:rPr>
-          <w:rFonts w:ascii="Aptos" w:hAnsi="Aptos"/>
-        </w:rPr>
-        <w:t>. Taking the mean surface relative humidity at which vapor evaporates in the tropical circulation to be RH = 0.73, the relative saturation deficit 1-RH = 0.27 decreases by –5 % K</w:t>
-      </w:r>
-      <w:r>
-        <w:rPr>
-          <w:rFonts w:ascii="Aptos" w:hAnsi="Aptos"/>
-          <w:vertAlign w:val="superscript"/>
-        </w:rPr>
-        <w:t>–1</w:t>
-      </w:r>
-      <w:r>
-        <w:rPr>
-          <w:rFonts w:ascii="Aptos" w:hAnsi="Aptos"/>
-        </w:rPr>
-        <w:t xml:space="preserve"> to 1–RH = 0.26, an absolute increase of RH of about +0.01 K</w:t>
-      </w:r>
-      <w:r>
-        <w:rPr>
-          <w:rFonts w:ascii="Aptos" w:hAnsi="Aptos"/>
-          <w:vertAlign w:val="superscript"/>
-        </w:rPr>
-        <w:t>–1</w:t>
-      </w:r>
-      <w:r>
-        <w:rPr>
-          <w:rFonts w:ascii="Aptos" w:hAnsi="Aptos"/>
-        </w:rPr>
-        <w:t>.</w:t>
-      </w:r>
+      <w:bookmarkStart w:id="4" w:name="scaling-subcloud-humidity-with-warming"/>
     </w:p>
     <w:p>
       <w:pPr>
@@ -10674,7 +10786,7 @@
         <w:rPr>
           <w:rFonts w:ascii="Aptos" w:hAnsi="Aptos"/>
         </w:rPr>
-        <w:t xml:space="preserve">31 % </w:t>
+        <w:t xml:space="preserve">31% </w:t>
       </w:r>
       <w:r>
         <w:rPr>
@@ -10686,7 +10798,13 @@
         <w:rPr>
           <w:rFonts w:ascii="Aptos" w:hAnsi="Aptos"/>
         </w:rPr>
-        <w:t>(from BASTALIAS, Bony et al., 2022; Vogel et al., 2022). This is near</w:t>
+        <w:t xml:space="preserve">(from BASTALIAS, Bony et al., 2022; Vogel et al., 2022). This is </w:t>
+      </w:r>
+      <w:r>
+        <w:rPr>
+          <w:rFonts w:ascii="Aptos" w:hAnsi="Aptos"/>
+        </w:rPr>
+        <w:t>indistinguishable from</w:t>
       </w:r>
       <w:r>
         <w:rPr>
@@ -10893,7 +11011,19 @@
         <w:rPr>
           <w:rFonts w:ascii="Aptos" w:hAnsi="Aptos"/>
         </w:rPr>
-        <w:t xml:space="preserve"> by 0.975 K</w:t>
+        <w:t xml:space="preserve"> by </w:t>
+      </w:r>
+      <w:r>
+        <w:rPr>
+          <w:rFonts w:ascii="Aptos" w:hAnsi="Aptos"/>
+        </w:rPr>
+        <w:t xml:space="preserve">1 - 0.025 = </w:t>
+      </w:r>
+      <w:r>
+        <w:rPr>
+          <w:rFonts w:ascii="Aptos" w:hAnsi="Aptos"/>
+        </w:rPr>
+        <w:t>0.975 K</w:t>
       </w:r>
       <w:r>
         <w:rPr>
